--- a/Документы_системы/Система_Прачары.docx
+++ b/Документы_системы/Система_Прачары.docx
@@ -87,7 +87,7 @@
           <w:b/>
           <w:sz w:val="22"/>
         </w:rPr>
-        <w:t>Начать работу</w:t>
+        <w:t>Система Прачары</w:t>
       </w:r>
     </w:p>
     <w:p>
@@ -100,7 +100,7 @@
           <w:rFonts w:ascii="Arial" w:hAnsi="Arial" w:eastAsia="Arial" w:cs="Arial"/>
           <w:sz w:val="20"/>
         </w:rPr>
-        <w:t>Обзор</w:t>
+        <w:t>Реклама</w:t>
       </w:r>
     </w:p>
     <w:p>
@@ -113,7 +113,7 @@
           <w:rFonts w:ascii="Arial" w:hAnsi="Arial" w:eastAsia="Arial" w:cs="Arial"/>
           <w:sz w:val="20"/>
         </w:rPr>
-        <w:t>Секретарь Прачары</w:t>
+        <w:t>Программы</w:t>
       </w:r>
     </w:p>
     <w:p>
@@ -126,7 +126,7 @@
           <w:rFonts w:ascii="Arial" w:hAnsi="Arial" w:eastAsia="Arial" w:cs="Arial"/>
           <w:sz w:val="20"/>
         </w:rPr>
-        <w:t>Заботник</w:t>
+        <w:t>Забота</w:t>
       </w:r>
     </w:p>
     <w:p>
@@ -139,7 +139,7 @@
           <w:rFonts w:ascii="Arial" w:hAnsi="Arial" w:eastAsia="Arial" w:cs="Arial"/>
           <w:sz w:val="20"/>
         </w:rPr>
-        <w:t>Контент</w:t>
+        <w:t>Секретарь Прачары</w:t>
       </w:r>
     </w:p>
     <w:p>
@@ -152,7 +152,7 @@
           <w:rFonts w:ascii="Arial" w:hAnsi="Arial" w:eastAsia="Arial" w:cs="Arial"/>
           <w:sz w:val="20"/>
         </w:rPr>
-        <w:t>Программы</w:t>
+        <w:t>Первые шаги</w:t>
       </w:r>
     </w:p>
     <w:p>
@@ -165,7 +165,20 @@
           <w:rFonts w:ascii="Arial" w:hAnsi="Arial" w:eastAsia="Arial" w:cs="Arial"/>
           <w:sz w:val="20"/>
         </w:rPr>
-        <w:t>Первые шаги</w:t>
+        <w:t>Найти материал</w:t>
+      </w:r>
+    </w:p>
+    <w:p>
+      <w:pPr>
+        <w:spacing w:after="60"/>
+      </w:pPr>
+      <w:r>
+        <w:rPr>
+          <w:rFonts w:ascii="Arial" w:hAnsi="Arial" w:eastAsia="Arial" w:cs="Arial"/>
+          <w:b/>
+          <w:sz w:val="22"/>
+        </w:rPr>
+        <w:t>Архитектура</w:t>
       </w:r>
     </w:p>
     <w:p>
@@ -178,7 +191,33 @@
           <w:rFonts w:ascii="Arial" w:hAnsi="Arial" w:eastAsia="Arial" w:cs="Arial"/>
           <w:sz w:val="20"/>
         </w:rPr>
-        <w:t>Найти материал</w:t>
+        <w:t>Организационная структура</w:t>
+      </w:r>
+    </w:p>
+    <w:p>
+      <w:pPr>
+        <w:spacing w:after="40"/>
+        <w:ind w:left="369"/>
+      </w:pPr>
+      <w:r>
+        <w:rPr>
+          <w:rFonts w:ascii="Arial" w:hAnsi="Arial" w:eastAsia="Arial" w:cs="Arial"/>
+          <w:sz w:val="20"/>
+        </w:rPr>
+        <w:t>Три блока Прачары</w:t>
+      </w:r>
+    </w:p>
+    <w:p>
+      <w:pPr>
+        <w:spacing w:after="40"/>
+        <w:ind w:left="369"/>
+      </w:pPr>
+      <w:r>
+        <w:rPr>
+          <w:rFonts w:ascii="Arial" w:hAnsi="Arial" w:eastAsia="Arial" w:cs="Arial"/>
+          <w:sz w:val="20"/>
+        </w:rPr>
+        <w:t>Путь человека</w:t>
       </w:r>
     </w:p>
     <w:p>
@@ -191,7 +230,7 @@
           <w:b/>
           <w:sz w:val="22"/>
         </w:rPr>
-        <w:t>Архитектура</w:t>
+        <w:t>Центр Прачары</w:t>
       </w:r>
     </w:p>
     <w:p>
@@ -204,7 +243,7 @@
           <w:rFonts w:ascii="Arial" w:hAnsi="Arial" w:eastAsia="Arial" w:cs="Arial"/>
           <w:sz w:val="20"/>
         </w:rPr>
-        <w:t>Организационная структура</w:t>
+        <w:t>Направления Центра</w:t>
       </w:r>
     </w:p>
     <w:p>
@@ -217,7 +256,20 @@
           <w:rFonts w:ascii="Arial" w:hAnsi="Arial" w:eastAsia="Arial" w:cs="Arial"/>
           <w:sz w:val="20"/>
         </w:rPr>
-        <w:t>Три блока Прачары</w:t>
+        <w:t>Цикл развития системы</w:t>
+      </w:r>
+    </w:p>
+    <w:p>
+      <w:pPr>
+        <w:spacing w:after="60"/>
+      </w:pPr>
+      <w:r>
+        <w:rPr>
+          <w:rFonts w:ascii="Arial" w:hAnsi="Arial" w:eastAsia="Arial" w:cs="Arial"/>
+          <w:b/>
+          <w:sz w:val="22"/>
+        </w:rPr>
+        <w:t>Юнит</w:t>
       </w:r>
     </w:p>
     <w:p>
@@ -230,7 +282,59 @@
           <w:rFonts w:ascii="Arial" w:hAnsi="Arial" w:eastAsia="Arial" w:cs="Arial"/>
           <w:sz w:val="20"/>
         </w:rPr>
-        <w:t>Путь человека</w:t>
+        <w:t>Профиль развития</w:t>
+      </w:r>
+    </w:p>
+    <w:p>
+      <w:pPr>
+        <w:spacing w:after="40"/>
+        <w:ind w:left="369"/>
+      </w:pPr>
+      <w:r>
+        <w:rPr>
+          <w:rFonts w:ascii="Arial" w:hAnsi="Arial" w:eastAsia="Arial" w:cs="Arial"/>
+          <w:sz w:val="20"/>
+        </w:rPr>
+        <w:t>Карта задач</w:t>
+      </w:r>
+    </w:p>
+    <w:p>
+      <w:pPr>
+        <w:spacing w:after="40"/>
+        <w:ind w:left="369"/>
+      </w:pPr>
+      <w:r>
+        <w:rPr>
+          <w:rFonts w:ascii="Arial" w:hAnsi="Arial" w:eastAsia="Arial" w:cs="Arial"/>
+          <w:sz w:val="20"/>
+        </w:rPr>
+        <w:t>Управление</w:t>
+      </w:r>
+    </w:p>
+    <w:p>
+      <w:pPr>
+        <w:spacing w:after="40"/>
+        <w:ind w:left="369"/>
+      </w:pPr>
+      <w:r>
+        <w:rPr>
+          <w:rFonts w:ascii="Arial" w:hAnsi="Arial" w:eastAsia="Arial" w:cs="Arial"/>
+          <w:sz w:val="20"/>
+        </w:rPr>
+        <w:t>Инфраструктура</w:t>
+      </w:r>
+    </w:p>
+    <w:p>
+      <w:pPr>
+        <w:spacing w:after="40"/>
+        <w:ind w:left="369"/>
+      </w:pPr>
+      <w:r>
+        <w:rPr>
+          <w:rFonts w:ascii="Arial" w:hAnsi="Arial" w:eastAsia="Arial" w:cs="Arial"/>
+          <w:sz w:val="20"/>
+        </w:rPr>
+        <w:t>Формирование команды</w:t>
       </w:r>
     </w:p>
     <w:p>
@@ -243,7 +347,7 @@
           <w:b/>
           <w:sz w:val="22"/>
         </w:rPr>
-        <w:t>Центр Прачары</w:t>
+        <w:t>Роли</w:t>
       </w:r>
     </w:p>
     <w:p>
@@ -256,7 +360,7 @@
           <w:rFonts w:ascii="Arial" w:hAnsi="Arial" w:eastAsia="Arial" w:cs="Arial"/>
           <w:sz w:val="20"/>
         </w:rPr>
-        <w:t>Направления Центра</w:t>
+        <w:t>Секретарь</w:t>
       </w:r>
     </w:p>
     <w:p>
@@ -269,7 +373,20 @@
           <w:rFonts w:ascii="Arial" w:hAnsi="Arial" w:eastAsia="Arial" w:cs="Arial"/>
           <w:sz w:val="20"/>
         </w:rPr>
-        <w:t>Цикл развития системы</w:t>
+        <w:t>Заботник</w:t>
+      </w:r>
+    </w:p>
+    <w:p>
+      <w:pPr>
+        <w:spacing w:after="40"/>
+        <w:ind w:left="369"/>
+      </w:pPr>
+      <w:r>
+        <w:rPr>
+          <w:rFonts w:ascii="Arial" w:hAnsi="Arial" w:eastAsia="Arial" w:cs="Arial"/>
+          <w:sz w:val="20"/>
+        </w:rPr>
+        <w:t>Контент-мейкер</w:t>
       </w:r>
     </w:p>
     <w:p>
@@ -282,7 +399,7 @@
           <w:b/>
           <w:sz w:val="22"/>
         </w:rPr>
-        <w:t>Юнит</w:t>
+        <w:t>Привлечение</w:t>
       </w:r>
     </w:p>
     <w:p>
@@ -295,7 +412,7 @@
           <w:rFonts w:ascii="Arial" w:hAnsi="Arial" w:eastAsia="Arial" w:cs="Arial"/>
           <w:sz w:val="20"/>
         </w:rPr>
-        <w:t>Профиль развития</w:t>
+        <w:t>Система привлечения</w:t>
       </w:r>
     </w:p>
     <w:p>
@@ -308,7 +425,33 @@
           <w:rFonts w:ascii="Arial" w:hAnsi="Arial" w:eastAsia="Arial" w:cs="Arial"/>
           <w:sz w:val="20"/>
         </w:rPr>
-        <w:t>Карта задач</w:t>
+        <w:t>Правила общения с аудиторией</w:t>
+      </w:r>
+    </w:p>
+    <w:p>
+      <w:pPr>
+        <w:spacing w:after="60"/>
+      </w:pPr>
+      <w:r>
+        <w:rPr>
+          <w:rFonts w:ascii="Arial" w:hAnsi="Arial" w:eastAsia="Arial" w:cs="Arial"/>
+          <w:b/>
+          <w:sz w:val="22"/>
+        </w:rPr>
+        <w:t>Первый опыт</w:t>
+      </w:r>
+    </w:p>
+    <w:p>
+      <w:pPr>
+        <w:spacing w:after="60"/>
+      </w:pPr>
+      <w:r>
+        <w:rPr>
+          <w:rFonts w:ascii="Arial" w:hAnsi="Arial" w:eastAsia="Arial" w:cs="Arial"/>
+          <w:b/>
+          <w:sz w:val="22"/>
+        </w:rPr>
+        <w:t>Забота</w:t>
       </w:r>
     </w:p>
     <w:p>
@@ -321,7 +464,7 @@
           <w:rFonts w:ascii="Arial" w:hAnsi="Arial" w:eastAsia="Arial" w:cs="Arial"/>
           <w:sz w:val="20"/>
         </w:rPr>
-        <w:t>Управление</w:t>
+        <w:t>Система заботы</w:t>
       </w:r>
     </w:p>
     <w:p>
@@ -334,7 +477,20 @@
           <w:rFonts w:ascii="Arial" w:hAnsi="Arial" w:eastAsia="Arial" w:cs="Arial"/>
           <w:sz w:val="20"/>
         </w:rPr>
-        <w:t>Инфраструктура</w:t>
+        <w:t>Чек-лист новичка</w:t>
+      </w:r>
+    </w:p>
+    <w:p>
+      <w:pPr>
+        <w:spacing w:after="60"/>
+      </w:pPr>
+      <w:r>
+        <w:rPr>
+          <w:rFonts w:ascii="Arial" w:hAnsi="Arial" w:eastAsia="Arial" w:cs="Arial"/>
+          <w:b/>
+          <w:sz w:val="22"/>
+        </w:rPr>
+        <w:t>Программы</w:t>
       </w:r>
     </w:p>
     <w:p>
@@ -347,7 +503,20 @@
           <w:rFonts w:ascii="Arial" w:hAnsi="Arial" w:eastAsia="Arial" w:cs="Arial"/>
           <w:sz w:val="20"/>
         </w:rPr>
-        <w:t>Формирование команды</w:t>
+        <w:t>Каталог программ</w:t>
+      </w:r>
+    </w:p>
+    <w:p>
+      <w:pPr>
+        <w:spacing w:after="40"/>
+        <w:ind w:left="369"/>
+      </w:pPr>
+      <w:r>
+        <w:rPr>
+          <w:rFonts w:ascii="Arial" w:hAnsi="Arial" w:eastAsia="Arial" w:cs="Arial"/>
+          <w:sz w:val="20"/>
+        </w:rPr>
+        <w:t>Стандарт коллективной практики</w:t>
       </w:r>
     </w:p>
     <w:p>
@@ -360,7 +529,33 @@
           <w:b/>
           <w:sz w:val="22"/>
         </w:rPr>
-        <w:t>Роли</w:t>
+        <w:t>Обучение прачарщиков</w:t>
+      </w:r>
+    </w:p>
+    <w:p>
+      <w:pPr>
+        <w:spacing w:after="60"/>
+      </w:pPr>
+      <w:r>
+        <w:rPr>
+          <w:rFonts w:ascii="Arial" w:hAnsi="Arial" w:eastAsia="Arial" w:cs="Arial"/>
+          <w:b/>
+          <w:sz w:val="22"/>
+        </w:rPr>
+        <w:t>Метрики</w:t>
+      </w:r>
+    </w:p>
+    <w:p>
+      <w:pPr>
+        <w:spacing w:after="60"/>
+      </w:pPr>
+      <w:r>
+        <w:rPr>
+          <w:rFonts w:ascii="Arial" w:hAnsi="Arial" w:eastAsia="Arial" w:cs="Arial"/>
+          <w:b/>
+          <w:sz w:val="22"/>
+        </w:rPr>
+        <w:t>База знаний</w:t>
       </w:r>
     </w:p>
     <w:p>
@@ -373,7 +568,7 @@
           <w:rFonts w:ascii="Arial" w:hAnsi="Arial" w:eastAsia="Arial" w:cs="Arial"/>
           <w:sz w:val="20"/>
         </w:rPr>
-        <w:t>Секретарь</w:t>
+        <w:t>Обзор системы</w:t>
       </w:r>
     </w:p>
     <w:p>
@@ -386,7 +581,7 @@
           <w:rFonts w:ascii="Arial" w:hAnsi="Arial" w:eastAsia="Arial" w:cs="Arial"/>
           <w:sz w:val="20"/>
         </w:rPr>
-        <w:t>Заботник</w:t>
+        <w:t>Структура базы</w:t>
       </w:r>
     </w:p>
     <w:p>
@@ -399,20 +594,7 @@
           <w:rFonts w:ascii="Arial" w:hAnsi="Arial" w:eastAsia="Arial" w:cs="Arial"/>
           <w:sz w:val="20"/>
         </w:rPr>
-        <w:t>Контент-мейкер</w:t>
-      </w:r>
-    </w:p>
-    <w:p>
-      <w:pPr>
-        <w:spacing w:after="60"/>
-      </w:pPr>
-      <w:r>
-        <w:rPr>
-          <w:rFonts w:ascii="Arial" w:hAnsi="Arial" w:eastAsia="Arial" w:cs="Arial"/>
-          <w:b/>
-          <w:sz w:val="22"/>
-        </w:rPr>
-        <w:t>Привлечение</w:t>
+        <w:t>Источники</w:t>
       </w:r>
     </w:p>
     <w:p>
@@ -425,7 +607,7 @@
           <w:rFonts w:ascii="Arial" w:hAnsi="Arial" w:eastAsia="Arial" w:cs="Arial"/>
           <w:sz w:val="20"/>
         </w:rPr>
-        <w:t>Система привлечения</w:t>
+        <w:t>Бэклог</w:t>
       </w:r>
     </w:p>
     <w:p>
@@ -438,33 +620,7 @@
           <w:rFonts w:ascii="Arial" w:hAnsi="Arial" w:eastAsia="Arial" w:cs="Arial"/>
           <w:sz w:val="20"/>
         </w:rPr>
-        <w:t>Правила общения с аудиторией</w:t>
-      </w:r>
-    </w:p>
-    <w:p>
-      <w:pPr>
-        <w:spacing w:after="60"/>
-      </w:pPr>
-      <w:r>
-        <w:rPr>
-          <w:rFonts w:ascii="Arial" w:hAnsi="Arial" w:eastAsia="Arial" w:cs="Arial"/>
-          <w:b/>
-          <w:sz w:val="22"/>
-        </w:rPr>
-        <w:t>Первый опыт</w:t>
-      </w:r>
-    </w:p>
-    <w:p>
-      <w:pPr>
-        <w:spacing w:after="60"/>
-      </w:pPr>
-      <w:r>
-        <w:rPr>
-          <w:rFonts w:ascii="Arial" w:hAnsi="Arial" w:eastAsia="Arial" w:cs="Arial"/>
-          <w:b/>
-          <w:sz w:val="22"/>
-        </w:rPr>
-        <w:t>Забота</w:t>
+        <w:t>Шаблон решения</w:t>
       </w:r>
     </w:p>
     <w:p>
@@ -477,7 +633,7 @@
           <w:rFonts w:ascii="Arial" w:hAnsi="Arial" w:eastAsia="Arial" w:cs="Arial"/>
           <w:sz w:val="20"/>
         </w:rPr>
-        <w:t>Система заботы</w:t>
+        <w:t>Оформление материалов</w:t>
       </w:r>
     </w:p>
     <w:p>
@@ -490,20 +646,7 @@
           <w:rFonts w:ascii="Arial" w:hAnsi="Arial" w:eastAsia="Arial" w:cs="Arial"/>
           <w:sz w:val="20"/>
         </w:rPr>
-        <w:t>Чек-лист новичка</w:t>
-      </w:r>
-    </w:p>
-    <w:p>
-      <w:pPr>
-        <w:spacing w:after="60"/>
-      </w:pPr>
-      <w:r>
-        <w:rPr>
-          <w:rFonts w:ascii="Arial" w:hAnsi="Arial" w:eastAsia="Arial" w:cs="Arial"/>
-          <w:b/>
-          <w:sz w:val="22"/>
-        </w:rPr>
-        <w:t>Программы</w:t>
+        <w:t>План развития сайта</w:t>
       </w:r>
     </w:p>
     <w:p>
@@ -516,150 +659,7 @@
           <w:rFonts w:ascii="Arial" w:hAnsi="Arial" w:eastAsia="Arial" w:cs="Arial"/>
           <w:sz w:val="20"/>
         </w:rPr>
-        <w:t>Каталог программ</w:t>
-      </w:r>
-    </w:p>
-    <w:p>
-      <w:pPr>
-        <w:spacing w:after="40"/>
-        <w:ind w:left="369"/>
-      </w:pPr>
-      <w:r>
-        <w:rPr>
-          <w:rFonts w:ascii="Arial" w:hAnsi="Arial" w:eastAsia="Arial" w:cs="Arial"/>
-          <w:sz w:val="20"/>
-        </w:rPr>
-        <w:t>Стандарт коллективной практики</w:t>
-      </w:r>
-    </w:p>
-    <w:p>
-      <w:pPr>
-        <w:spacing w:after="60"/>
-      </w:pPr>
-      <w:r>
-        <w:rPr>
-          <w:rFonts w:ascii="Arial" w:hAnsi="Arial" w:eastAsia="Arial" w:cs="Arial"/>
-          <w:b/>
-          <w:sz w:val="22"/>
-        </w:rPr>
-        <w:t>Обучение прачарщиков</w:t>
-      </w:r>
-    </w:p>
-    <w:p>
-      <w:pPr>
-        <w:spacing w:after="60"/>
-      </w:pPr>
-      <w:r>
-        <w:rPr>
-          <w:rFonts w:ascii="Arial" w:hAnsi="Arial" w:eastAsia="Arial" w:cs="Arial"/>
-          <w:b/>
-          <w:sz w:val="22"/>
-        </w:rPr>
-        <w:t>Метрики</w:t>
-      </w:r>
-    </w:p>
-    <w:p>
-      <w:pPr>
-        <w:spacing w:after="60"/>
-      </w:pPr>
-      <w:r>
-        <w:rPr>
-          <w:rFonts w:ascii="Arial" w:hAnsi="Arial" w:eastAsia="Arial" w:cs="Arial"/>
-          <w:b/>
-          <w:sz w:val="22"/>
-        </w:rPr>
-        <w:t>База знаний</w:t>
-      </w:r>
-    </w:p>
-    <w:p>
-      <w:pPr>
-        <w:spacing w:after="40"/>
-        <w:ind w:left="369"/>
-      </w:pPr>
-      <w:r>
-        <w:rPr>
-          <w:rFonts w:ascii="Arial" w:hAnsi="Arial" w:eastAsia="Arial" w:cs="Arial"/>
-          <w:sz w:val="20"/>
-        </w:rPr>
-        <w:t>Обзор системы</w:t>
-      </w:r>
-    </w:p>
-    <w:p>
-      <w:pPr>
-        <w:spacing w:after="40"/>
-        <w:ind w:left="369"/>
-      </w:pPr>
-      <w:r>
-        <w:rPr>
-          <w:rFonts w:ascii="Arial" w:hAnsi="Arial" w:eastAsia="Arial" w:cs="Arial"/>
-          <w:sz w:val="20"/>
-        </w:rPr>
-        <w:t>Структура базы</w:t>
-      </w:r>
-    </w:p>
-    <w:p>
-      <w:pPr>
-        <w:spacing w:after="40"/>
-        <w:ind w:left="369"/>
-      </w:pPr>
-      <w:r>
-        <w:rPr>
-          <w:rFonts w:ascii="Arial" w:hAnsi="Arial" w:eastAsia="Arial" w:cs="Arial"/>
-          <w:sz w:val="20"/>
-        </w:rPr>
-        <w:t>Источники</w:t>
-      </w:r>
-    </w:p>
-    <w:p>
-      <w:pPr>
-        <w:spacing w:after="40"/>
-        <w:ind w:left="369"/>
-      </w:pPr>
-      <w:r>
-        <w:rPr>
-          <w:rFonts w:ascii="Arial" w:hAnsi="Arial" w:eastAsia="Arial" w:cs="Arial"/>
-          <w:sz w:val="20"/>
-        </w:rPr>
-        <w:t>Бэклог</w:t>
-      </w:r>
-    </w:p>
-    <w:p>
-      <w:pPr>
-        <w:spacing w:after="40"/>
-        <w:ind w:left="369"/>
-      </w:pPr>
-      <w:r>
-        <w:rPr>
-          <w:rFonts w:ascii="Arial" w:hAnsi="Arial" w:eastAsia="Arial" w:cs="Arial"/>
-          <w:sz w:val="20"/>
-        </w:rPr>
-        <w:t>Шаблон решения</w:t>
-      </w:r>
-    </w:p>
-    <w:p>
-      <w:pPr>
-        <w:spacing w:after="40"/>
-        <w:ind w:left="369"/>
-      </w:pPr>
-      <w:r>
-        <w:rPr>
-          <w:rFonts w:ascii="Arial" w:hAnsi="Arial" w:eastAsia="Arial" w:cs="Arial"/>
-          <w:sz w:val="20"/>
-        </w:rPr>
-        <w:t>Оформление материалов</w:t>
-      </w:r>
-    </w:p>
-    <w:p>
-      <w:pPr>
-        <w:spacing w:after="40"/>
-        <w:ind w:left="369"/>
-      </w:pPr>
-      <w:r>
-        <w:rPr>
-          <w:rFonts w:ascii="Arial" w:hAnsi="Arial" w:eastAsia="Arial" w:cs="Arial"/>
-          <w:sz w:val="20"/>
-        </w:rPr>
-        <w:t>План развития сайта</w:t>
+        <w:t>Архитектура интерактивной методички</w:t>
       </w:r>
     </w:p>
     <w:p>
@@ -668,7 +668,7 @@
         <w:pageBreakBefore/>
       </w:pPr>
       <w:r>
-        <w:t>Начать работу</w:t>
+        <w:t>Система Прачары</w:t>
       </w:r>
     </w:p>
     <w:p>
@@ -676,17 +676,51 @@
         <w:pStyle w:val="Heading2"/>
       </w:pPr>
       <w:r>
-        <w:t>Обзор</w:t>
-      </w:r>
-    </w:p>
-    <w:p>
-      <w:r>
-        <w:rPr>
-          <w:rFonts w:ascii="Arial" w:hAnsi="Arial" w:eastAsia="Arial" w:cs="Arial"/>
-          <w:b w:val="0"/>
-          <w:i w:val="0"/>
-        </w:rPr>
-        <w:t>Выберите свою задачу. Маршруты ниже помогают быстро войти в работу и ведут к основным документам базы.</w:t>
+        <w:t>Реклама</w:t>
+      </w:r>
+    </w:p>
+    <w:p>
+      <w:pPr>
+        <w:pStyle w:val="Heading3"/>
+      </w:pPr>
+      <w:r>
+        <w:t>Идея</w:t>
+      </w:r>
+    </w:p>
+    <w:p>
+      <w:r>
+        <w:rPr>
+          <w:rFonts w:ascii="Arial" w:hAnsi="Arial" w:eastAsia="Arial" w:cs="Arial"/>
+          <w:b w:val="0"/>
+          <w:i w:val="0"/>
+        </w:rPr>
+        <w:t>Создавать условия, при которых новые люди узнают о практике, заинтересовываются и совершают следующий шаг: пишут, регистрируются или приходят на программу.</w:t>
+      </w:r>
+    </w:p>
+    <w:p>
+      <w:pPr>
+        <w:pStyle w:val="Heading3"/>
+      </w:pPr>
+      <w:r>
+        <w:t>Конечный результат</w:t>
+      </w:r>
+    </w:p>
+    <w:p>
+      <w:r>
+        <w:rPr>
+          <w:rFonts w:ascii="Arial" w:hAnsi="Arial" w:eastAsia="Arial" w:cs="Arial"/>
+          <w:b/>
+          <w:i w:val="0"/>
+        </w:rPr>
+        <w:t>Человек увидел → понял предложение → заинтересовался → связался или пришёл.</w:t>
+      </w:r>
+    </w:p>
+    <w:p>
+      <w:pPr>
+        <w:pStyle w:val="Heading3"/>
+      </w:pPr>
+      <w:r>
+        <w:t>Основные области работы</w:t>
       </w:r>
     </w:p>
     <w:p>
@@ -701,29 +735,38 @@
         </w:rPr>
         <w:t xml:space="preserve">• </w:t>
       </w:r>
+      <w:r>
+        <w:rPr>
+          <w:rFonts w:ascii="Arial" w:hAnsi="Arial" w:eastAsia="Arial" w:cs="Arial"/>
+          <w:b/>
+          <w:i w:val="0"/>
+        </w:rPr>
+        <w:t>Упаковка</w:t>
+      </w:r>
+    </w:p>
+    <w:p>
+      <w:r>
+        <w:rPr>
+          <w:rFonts w:ascii="Arial" w:hAnsi="Arial" w:eastAsia="Arial" w:cs="Arial"/>
+          <w:b w:val="0"/>
+          <w:i w:val="0"/>
+        </w:rPr>
+        <w:t>Сообщество, профиль, описание, закреплённые публикации, ссылки и понятное позиционирование.</w:t>
+      </w:r>
+    </w:p>
+    <w:p>
       <w:hyperlink r:id="rId11">
         <w:r>
           <w:rPr>
             <w:color w:val="1F5E4A"/>
             <w:u w:val="single"/>
-            <w:b/>
             <w:rFonts w:ascii="Arial" w:hAnsi="Arial" w:eastAsia="Arial" w:cs="Arial"/>
           </w:rPr>
-          <w:t>Я секретарь Прачары</w:t>
+          <w:t>Открыть базовый минимум</w:t>
         </w:r>
       </w:hyperlink>
     </w:p>
     <w:p>
-      <w:r>
-        <w:rPr>
-          <w:rFonts w:ascii="Arial" w:hAnsi="Arial" w:eastAsia="Arial" w:cs="Arial"/>
-          <w:b w:val="0"/>
-          <w:i w:val="0"/>
-        </w:rPr>
-        <w:t>Собрать картину работы юнита и организовать команду.</w:t>
-      </w:r>
-    </w:p>
-    <w:p>
       <w:pPr>
         <w:pStyle w:val="BulletText"/>
       </w:pPr>
@@ -735,29 +778,38 @@
         </w:rPr>
         <w:t xml:space="preserve">• </w:t>
       </w:r>
+      <w:r>
+        <w:rPr>
+          <w:rFonts w:ascii="Arial" w:hAnsi="Arial" w:eastAsia="Arial" w:cs="Arial"/>
+          <w:b/>
+          <w:i w:val="0"/>
+        </w:rPr>
+        <w:t>Контент</w:t>
+      </w:r>
+    </w:p>
+    <w:p>
+      <w:r>
+        <w:rPr>
+          <w:rFonts w:ascii="Arial" w:hAnsi="Arial" w:eastAsia="Arial" w:cs="Arial"/>
+          <w:b w:val="0"/>
+          <w:i w:val="0"/>
+        </w:rPr>
+        <w:t>Посты, видео, истории, статьи, анонсы, отзывы и материалы после мероприятий.</w:t>
+      </w:r>
+    </w:p>
+    <w:p>
       <w:hyperlink r:id="rId12">
         <w:r>
           <w:rPr>
             <w:color w:val="1F5E4A"/>
             <w:u w:val="single"/>
-            <w:b/>
             <w:rFonts w:ascii="Arial" w:hAnsi="Arial" w:eastAsia="Arial" w:cs="Arial"/>
           </w:rPr>
-          <w:t>Я заботник</w:t>
+          <w:t>Перейти к анонсу</w:t>
         </w:r>
       </w:hyperlink>
     </w:p>
     <w:p>
-      <w:r>
-        <w:rPr>
-          <w:rFonts w:ascii="Arial" w:hAnsi="Arial" w:eastAsia="Arial" w:cs="Arial"/>
-          <w:b w:val="0"/>
-          <w:i w:val="0"/>
-        </w:rPr>
-        <w:t>Встретить человека и помочь ему сделать следующий шаг.</w:t>
-      </w:r>
-    </w:p>
-    <w:p>
       <w:pPr>
         <w:pStyle w:val="BulletText"/>
       </w:pPr>
@@ -769,29 +821,69 @@
         </w:rPr>
         <w:t xml:space="preserve">• </w:t>
       </w:r>
+      <w:r>
+        <w:rPr>
+          <w:rFonts w:ascii="Arial" w:hAnsi="Arial" w:eastAsia="Arial" w:cs="Arial"/>
+          <w:b/>
+          <w:i w:val="0"/>
+        </w:rPr>
+        <w:t>Социальные сети</w:t>
+      </w:r>
+    </w:p>
+    <w:p>
+      <w:r>
+        <w:rPr>
+          <w:rFonts w:ascii="Arial" w:hAnsi="Arial" w:eastAsia="Arial" w:cs="Arial"/>
+          <w:b w:val="0"/>
+          <w:i w:val="0"/>
+        </w:rPr>
+        <w:t>VK, Telegram, YouTube и другие площадки. Выбирайте каналы, которые команда может поддерживать.</w:t>
+      </w:r>
+    </w:p>
+    <w:p>
+      <w:pPr>
+        <w:pStyle w:val="BulletText"/>
+      </w:pPr>
+      <w:r>
+        <w:rPr>
+          <w:rFonts w:ascii="Arial" w:hAnsi="Arial" w:eastAsia="Arial" w:cs="Arial"/>
+          <w:b w:val="0"/>
+          <w:i w:val="0"/>
+        </w:rPr>
+        <w:t xml:space="preserve">• </w:t>
+      </w:r>
+      <w:r>
+        <w:rPr>
+          <w:rFonts w:ascii="Arial" w:hAnsi="Arial" w:eastAsia="Arial" w:cs="Arial"/>
+          <w:b/>
+          <w:i w:val="0"/>
+        </w:rPr>
+        <w:t>Объявления</w:t>
+      </w:r>
+    </w:p>
+    <w:p>
+      <w:r>
+        <w:rPr>
+          <w:rFonts w:ascii="Arial" w:hAnsi="Arial" w:eastAsia="Arial" w:cs="Arial"/>
+          <w:b w:val="0"/>
+          <w:i w:val="0"/>
+        </w:rPr>
+        <w:t>Avito, городские сообщества, тематические группы и бесплатные площадки.</w:t>
+      </w:r>
+    </w:p>
+    <w:p>
       <w:hyperlink r:id="rId13">
         <w:r>
           <w:rPr>
             <w:color w:val="1F5E4A"/>
             <w:u w:val="single"/>
-            <w:b/>
             <w:rFonts w:ascii="Arial" w:hAnsi="Arial" w:eastAsia="Arial" w:cs="Arial"/>
           </w:rPr>
-          <w:t>Я отвечаю за контент</w:t>
+          <w:t>Готовый шаблон Avito</w:t>
         </w:r>
       </w:hyperlink>
     </w:p>
     <w:p>
-      <w:r>
-        <w:rPr>
-          <w:rFonts w:ascii="Arial" w:hAnsi="Arial" w:eastAsia="Arial" w:cs="Arial"/>
-          <w:b w:val="0"/>
-          <w:i w:val="0"/>
-        </w:rPr>
-        <w:t>Показать практику, события и понятный способ прийти.</w:t>
-      </w:r>
-    </w:p>
-    <w:p>
       <w:pPr>
         <w:pStyle w:val="BulletText"/>
       </w:pPr>
@@ -803,26 +895,502 @@
         </w:rPr>
         <w:t xml:space="preserve">• </w:t>
       </w:r>
+      <w:r>
+        <w:rPr>
+          <w:rFonts w:ascii="Arial" w:hAnsi="Arial" w:eastAsia="Arial" w:cs="Arial"/>
+          <w:b/>
+          <w:i w:val="0"/>
+        </w:rPr>
+        <w:t>Платная реклама</w:t>
+      </w:r>
+    </w:p>
+    <w:p>
+      <w:r>
+        <w:rPr>
+          <w:rFonts w:ascii="Arial" w:hAnsi="Arial" w:eastAsia="Arial" w:cs="Arial"/>
+          <w:b w:val="0"/>
+          <w:i w:val="0"/>
+        </w:rPr>
+        <w:t xml:space="preserve">Кампании, креативы, аудитории, тесты связок и аналитика. </w:t>
+      </w:r>
+      <w:r>
+        <w:rPr>
+          <w:rFonts w:ascii="Arial" w:hAnsi="Arial" w:eastAsia="Arial" w:cs="Arial"/>
+          <w:b/>
+          <w:i w:val="0"/>
+        </w:rPr>
+        <w:t>Черновик для наполнения.</w:t>
+      </w:r>
+    </w:p>
+    <w:p>
+      <w:pPr>
+        <w:pStyle w:val="BulletText"/>
+      </w:pPr>
+      <w:r>
+        <w:rPr>
+          <w:rFonts w:ascii="Arial" w:hAnsi="Arial" w:eastAsia="Arial" w:cs="Arial"/>
+          <w:b w:val="0"/>
+          <w:i w:val="0"/>
+        </w:rPr>
+        <w:t xml:space="preserve">• </w:t>
+      </w:r>
+      <w:r>
+        <w:rPr>
+          <w:rFonts w:ascii="Arial" w:hAnsi="Arial" w:eastAsia="Arial" w:cs="Arial"/>
+          <w:b/>
+          <w:i w:val="0"/>
+        </w:rPr>
+        <w:t>Партнёрства</w:t>
+      </w:r>
+    </w:p>
+    <w:p>
+      <w:r>
+        <w:rPr>
+          <w:rFonts w:ascii="Arial" w:hAnsi="Arial" w:eastAsia="Arial" w:cs="Arial"/>
+          <w:b w:val="0"/>
+          <w:i w:val="0"/>
+        </w:rPr>
+        <w:t>Йога-студии, пространства, преподаватели, блогеры и совместные проекты.</w:t>
+      </w:r>
+    </w:p>
+    <w:p>
+      <w:pPr>
+        <w:pStyle w:val="BulletText"/>
+      </w:pPr>
+      <w:r>
+        <w:rPr>
+          <w:rFonts w:ascii="Arial" w:hAnsi="Arial" w:eastAsia="Arial" w:cs="Arial"/>
+          <w:b w:val="0"/>
+          <w:i w:val="0"/>
+        </w:rPr>
+        <w:t xml:space="preserve">• </w:t>
+      </w:r>
+      <w:r>
+        <w:rPr>
+          <w:rFonts w:ascii="Arial" w:hAnsi="Arial" w:eastAsia="Arial" w:cs="Arial"/>
+          <w:b/>
+          <w:i w:val="0"/>
+        </w:rPr>
+        <w:t>Офлайн-привлечение</w:t>
+      </w:r>
+    </w:p>
+    <w:p>
+      <w:r>
+        <w:rPr>
+          <w:rFonts w:ascii="Arial" w:hAnsi="Arial" w:eastAsia="Arial" w:cs="Arial"/>
+          <w:b w:val="0"/>
+          <w:i w:val="0"/>
+        </w:rPr>
+        <w:t>Афиши, листовки, знакомства, приглашения и локальные активности.</w:t>
+      </w:r>
+    </w:p>
+    <w:p>
+      <w:pPr>
+        <w:pStyle w:val="BulletText"/>
+      </w:pPr>
+      <w:r>
+        <w:rPr>
+          <w:rFonts w:ascii="Arial" w:hAnsi="Arial" w:eastAsia="Arial" w:cs="Arial"/>
+          <w:b w:val="0"/>
+          <w:i w:val="0"/>
+        </w:rPr>
+        <w:t xml:space="preserve">• </w:t>
+      </w:r>
+      <w:r>
+        <w:rPr>
+          <w:rFonts w:ascii="Arial" w:hAnsi="Arial" w:eastAsia="Arial" w:cs="Arial"/>
+          <w:b/>
+          <w:i w:val="0"/>
+        </w:rPr>
+        <w:t>Рекомендации</w:t>
+      </w:r>
+    </w:p>
+    <w:p>
+      <w:r>
+        <w:rPr>
+          <w:rFonts w:ascii="Arial" w:hAnsi="Arial" w:eastAsia="Arial" w:cs="Arial"/>
+          <w:b w:val="0"/>
+          <w:i w:val="0"/>
+        </w:rPr>
+        <w:t>Приглашения друзей и рекомендации участников после мероприятий.</w:t>
+      </w:r>
+    </w:p>
+    <w:p>
+      <w:pPr>
+        <w:pStyle w:val="BulletText"/>
+      </w:pPr>
+      <w:r>
+        <w:rPr>
+          <w:rFonts w:ascii="Arial" w:hAnsi="Arial" w:eastAsia="Arial" w:cs="Arial"/>
+          <w:b w:val="0"/>
+          <w:i w:val="0"/>
+        </w:rPr>
+        <w:t xml:space="preserve">• </w:t>
+      </w:r>
+      <w:r>
+        <w:rPr>
+          <w:rFonts w:ascii="Arial" w:hAnsi="Arial" w:eastAsia="Arial" w:cs="Arial"/>
+          <w:b/>
+          <w:i w:val="0"/>
+        </w:rPr>
+        <w:t>Аналитика</w:t>
+      </w:r>
+    </w:p>
+    <w:p>
+      <w:r>
+        <w:rPr>
+          <w:rFonts w:ascii="Arial" w:hAnsi="Arial" w:eastAsia="Arial" w:cs="Arial"/>
+          <w:b w:val="0"/>
+          <w:i w:val="0"/>
+        </w:rPr>
+        <w:t>Обращения, источники, стоимость привлечения и конверсия в посещение.</w:t>
+      </w:r>
+    </w:p>
+    <w:p>
       <w:hyperlink r:id="rId14">
         <w:r>
           <w:rPr>
             <w:color w:val="1F5E4A"/>
             <w:u w:val="single"/>
-            <w:b/>
             <w:rFonts w:ascii="Arial" w:hAnsi="Arial" w:eastAsia="Arial" w:cs="Arial"/>
           </w:rPr>
-          <w:t>Я провожу программы</w:t>
+          <w:t>Открыть показатели</w:t>
         </w:r>
       </w:hyperlink>
     </w:p>
     <w:p>
-      <w:r>
-        <w:rPr>
-          <w:rFonts w:ascii="Arial" w:hAnsi="Arial" w:eastAsia="Arial" w:cs="Arial"/>
-          <w:b w:val="0"/>
-          <w:i w:val="0"/>
-        </w:rPr>
-        <w:t>Подготовить встречу и продолжение после неё.</w:t>
+      <w:pPr>
+        <w:pStyle w:val="Heading3"/>
+      </w:pPr>
+      <w:r>
+        <w:t>Анонс мероприятия</w:t>
+      </w:r>
+    </w:p>
+    <w:p>
+      <w:pPr>
+        <w:pStyle w:val="Heading4"/>
+      </w:pPr>
+      <w:r>
+        <w:t>Результат</w:t>
+      </w:r>
+    </w:p>
+    <w:p>
+      <w:r>
+        <w:rPr>
+          <w:rFonts w:ascii="Arial" w:hAnsi="Arial" w:eastAsia="Arial" w:cs="Arial"/>
+          <w:b w:val="0"/>
+          <w:i w:val="0"/>
+        </w:rPr>
+        <w:t>Человек за несколько секунд понимает, что произойдёт, для кого встреча, где и когда она проходит и как записаться.</w:t>
+      </w:r>
+    </w:p>
+    <w:p>
+      <w:pPr>
+        <w:pStyle w:val="Heading4"/>
+      </w:pPr>
+      <w:r>
+        <w:t>Действия</w:t>
+      </w:r>
+    </w:p>
+    <w:p>
+      <w:pPr>
+        <w:pStyle w:val="BulletText"/>
+      </w:pPr>
+      <w:r>
+        <w:rPr>
+          <w:rFonts w:ascii="Arial" w:hAnsi="Arial" w:eastAsia="Arial" w:cs="Arial"/>
+          <w:b w:val="0"/>
+          <w:i w:val="0"/>
+        </w:rPr>
+        <w:t>1. Уточнить цель, аудиторию, дату, место и способ связи.</w:t>
+      </w:r>
+    </w:p>
+    <w:p>
+      <w:pPr>
+        <w:pStyle w:val="BulletText"/>
+      </w:pPr>
+      <w:r>
+        <w:rPr>
+          <w:rFonts w:ascii="Arial" w:hAnsi="Arial" w:eastAsia="Arial" w:cs="Arial"/>
+          <w:b w:val="0"/>
+          <w:i w:val="0"/>
+        </w:rPr>
+        <w:t>2. Сформулировать один главный смысл встречи.</w:t>
+      </w:r>
+    </w:p>
+    <w:p>
+      <w:pPr>
+        <w:pStyle w:val="BulletText"/>
+      </w:pPr>
+      <w:r>
+        <w:rPr>
+          <w:rFonts w:ascii="Arial" w:hAnsi="Arial" w:eastAsia="Arial" w:cs="Arial"/>
+          <w:b w:val="0"/>
+          <w:i w:val="0"/>
+        </w:rPr>
+        <w:t>3. Подготовить текст анонса и афишу.</w:t>
+      </w:r>
+    </w:p>
+    <w:p>
+      <w:pPr>
+        <w:pStyle w:val="BulletText"/>
+      </w:pPr>
+      <w:r>
+        <w:rPr>
+          <w:rFonts w:ascii="Arial" w:hAnsi="Arial" w:eastAsia="Arial" w:cs="Arial"/>
+          <w:b w:val="0"/>
+          <w:i w:val="0"/>
+        </w:rPr>
+        <w:t>4. Проверить информацию с ответственным за программу.</w:t>
+      </w:r>
+    </w:p>
+    <w:p>
+      <w:pPr>
+        <w:pStyle w:val="BulletText"/>
+      </w:pPr>
+      <w:r>
+        <w:rPr>
+          <w:rFonts w:ascii="Arial" w:hAnsi="Arial" w:eastAsia="Arial" w:cs="Arial"/>
+          <w:b w:val="0"/>
+          <w:i w:val="0"/>
+        </w:rPr>
+        <w:t>5. Опубликовать и передать отклики заботнику.</w:t>
+      </w:r>
+    </w:p>
+    <w:p>
+      <w:pPr>
+        <w:pStyle w:val="Heading4"/>
+      </w:pPr>
+      <w:r>
+        <w:t>Афиша</w:t>
+      </w:r>
+    </w:p>
+    <w:p>
+      <w:pPr>
+        <w:spacing w:before="120" w:after="60"/>
+      </w:pPr>
+      <w:r>
+        <w:rPr>
+          <w:rFonts w:ascii="Arial" w:hAnsi="Arial" w:eastAsia="Arial" w:cs="Arial"/>
+          <w:b/>
+        </w:rPr>
+        <w:t>Как сделать афишу</w:t>
+      </w:r>
+    </w:p>
+    <w:p>
+      <w:pPr>
+        <w:pStyle w:val="BulletText"/>
+      </w:pPr>
+      <w:r>
+        <w:rPr>
+          <w:rFonts w:ascii="Arial" w:hAnsi="Arial" w:eastAsia="Arial" w:cs="Arial"/>
+          <w:b w:val="0"/>
+          <w:i w:val="0"/>
+        </w:rPr>
+        <w:t>1. Выберите один живой образ или спокойный однотонный фон.</w:t>
+      </w:r>
+    </w:p>
+    <w:p>
+      <w:pPr>
+        <w:pStyle w:val="BulletText"/>
+      </w:pPr>
+      <w:r>
+        <w:rPr>
+          <w:rFonts w:ascii="Arial" w:hAnsi="Arial" w:eastAsia="Arial" w:cs="Arial"/>
+          <w:b w:val="0"/>
+          <w:i w:val="0"/>
+        </w:rPr>
+        <w:t>2. Оставьте один главный заголовок без длинного описания.</w:t>
+      </w:r>
+    </w:p>
+    <w:p>
+      <w:pPr>
+        <w:pStyle w:val="BulletText"/>
+      </w:pPr>
+      <w:r>
+        <w:rPr>
+          <w:rFonts w:ascii="Arial" w:hAnsi="Arial" w:eastAsia="Arial" w:cs="Arial"/>
+          <w:b w:val="0"/>
+          <w:i w:val="0"/>
+        </w:rPr>
+        <w:t>3. Крупно укажите дату и время.</w:t>
+      </w:r>
+    </w:p>
+    <w:p>
+      <w:pPr>
+        <w:pStyle w:val="BulletText"/>
+      </w:pPr>
+      <w:r>
+        <w:rPr>
+          <w:rFonts w:ascii="Arial" w:hAnsi="Arial" w:eastAsia="Arial" w:cs="Arial"/>
+          <w:b w:val="0"/>
+          <w:i w:val="0"/>
+        </w:rPr>
+        <w:t>4. Добавьте город или адрес и короткий способ записи.</w:t>
+      </w:r>
+    </w:p>
+    <w:p>
+      <w:pPr>
+        <w:pStyle w:val="BulletText"/>
+      </w:pPr>
+      <w:r>
+        <w:rPr>
+          <w:rFonts w:ascii="Arial" w:hAnsi="Arial" w:eastAsia="Arial" w:cs="Arial"/>
+          <w:b w:val="0"/>
+          <w:i w:val="0"/>
+        </w:rPr>
+        <w:t>5. Проверьте читаемость на экране телефона.</w:t>
+      </w:r>
+    </w:p>
+    <w:p>
+      <w:pPr>
+        <w:pStyle w:val="BulletText"/>
+      </w:pPr>
+      <w:r>
+        <w:rPr>
+          <w:rFonts w:ascii="Arial" w:hAnsi="Arial" w:eastAsia="Arial" w:cs="Arial"/>
+          <w:b w:val="0"/>
+          <w:i w:val="0"/>
+        </w:rPr>
+        <w:t>6. Не обещайте духовных, медицинских или гарантированных результатов.</w:t>
+      </w:r>
+    </w:p>
+    <w:p>
+      <w:pPr>
+        <w:spacing w:before="120" w:after="60"/>
+      </w:pPr>
+      <w:r>
+        <w:rPr>
+          <w:rFonts w:ascii="Arial" w:hAnsi="Arial" w:eastAsia="Arial" w:cs="Arial"/>
+          <w:b/>
+        </w:rPr>
+        <w:t>Минимальный состав афиши</w:t>
+      </w:r>
+    </w:p>
+    <w:p>
+      <w:pPr>
+        <w:pStyle w:val="BulletText"/>
+      </w:pPr>
+      <w:r>
+        <w:rPr>
+          <w:rFonts w:ascii="Arial" w:hAnsi="Arial" w:eastAsia="Arial" w:cs="Arial"/>
+          <w:b w:val="0"/>
+          <w:i w:val="0"/>
+        </w:rPr>
+        <w:t>• название встречи;</w:t>
+      </w:r>
+    </w:p>
+    <w:p>
+      <w:pPr>
+        <w:pStyle w:val="BulletText"/>
+      </w:pPr>
+      <w:r>
+        <w:rPr>
+          <w:rFonts w:ascii="Arial" w:hAnsi="Arial" w:eastAsia="Arial" w:cs="Arial"/>
+          <w:b w:val="0"/>
+          <w:i w:val="0"/>
+        </w:rPr>
+        <w:t>• дата и время;</w:t>
+      </w:r>
+    </w:p>
+    <w:p>
+      <w:pPr>
+        <w:pStyle w:val="BulletText"/>
+      </w:pPr>
+      <w:r>
+        <w:rPr>
+          <w:rFonts w:ascii="Arial" w:hAnsi="Arial" w:eastAsia="Arial" w:cs="Arial"/>
+          <w:b w:val="0"/>
+          <w:i w:val="0"/>
+        </w:rPr>
+        <w:t>• город или место;</w:t>
+      </w:r>
+    </w:p>
+    <w:p>
+      <w:pPr>
+        <w:pStyle w:val="BulletText"/>
+      </w:pPr>
+      <w:r>
+        <w:rPr>
+          <w:rFonts w:ascii="Arial" w:hAnsi="Arial" w:eastAsia="Arial" w:cs="Arial"/>
+          <w:b w:val="0"/>
+          <w:i w:val="0"/>
+        </w:rPr>
+        <w:t>• формат в одной строке;</w:t>
+      </w:r>
+    </w:p>
+    <w:p>
+      <w:pPr>
+        <w:pStyle w:val="BulletText"/>
+      </w:pPr>
+      <w:r>
+        <w:rPr>
+          <w:rFonts w:ascii="Arial" w:hAnsi="Arial" w:eastAsia="Arial" w:cs="Arial"/>
+          <w:b w:val="0"/>
+          <w:i w:val="0"/>
+        </w:rPr>
+        <w:t>• способ записаться;</w:t>
+      </w:r>
+    </w:p>
+    <w:p>
+      <w:pPr>
+        <w:pStyle w:val="BulletText"/>
+      </w:pPr>
+      <w:r>
+        <w:rPr>
+          <w:rFonts w:ascii="Arial" w:hAnsi="Arial" w:eastAsia="Arial" w:cs="Arial"/>
+          <w:b w:val="0"/>
+          <w:i w:val="0"/>
+        </w:rPr>
+        <w:t>• название сообщества.</w:t>
+      </w:r>
+    </w:p>
+    <w:p>
+      <w:pPr>
+        <w:spacing w:before="120" w:after="60"/>
+      </w:pPr>
+      <w:r>
+        <w:rPr>
+          <w:rFonts w:ascii="Arial" w:hAnsi="Arial" w:eastAsia="Arial" w:cs="Arial"/>
+          <w:b/>
+        </w:rPr>
+        <w:t>Промпт для подготовки текста афиши</w:t>
+      </w:r>
+    </w:p>
+    <w:p>
+      <w:r>
+        <w:rPr>
+          <w:rFonts w:ascii="Arial" w:hAnsi="Arial" w:eastAsia="Arial" w:cs="Arial"/>
+          <w:b w:val="0"/>
+          <w:i w:val="0"/>
+        </w:rPr>
+        <w:t>Подготовь короткий текст для афиши встречи «[НАЗВАНИЕ]» в городе [ГОРОД]. Аудитория: [ДЛЯ КОГО]. Дата и время: [ДАТА]. Место: [МЕСТО]. Главная польза без обещания гарантированного результата: [ПОЛЬЗА]. Дай один заголовок до 7 слов и информационный блок до 35 слов.</w:t>
+      </w:r>
+    </w:p>
+    <w:p>
+      <w:pPr>
+        <w:pStyle w:val="Heading4"/>
+      </w:pPr>
+      <w:r>
+        <w:t>Что сделать сейчас</w:t>
+      </w:r>
+    </w:p>
+    <w:p>
+      <w:r>
+        <w:rPr>
+          <w:rFonts w:ascii="Arial" w:hAnsi="Arial" w:eastAsia="Arial" w:cs="Arial"/>
+          <w:b w:val="0"/>
+          <w:i w:val="0"/>
+        </w:rPr>
+        <w:t>Возьмите ближайшую программу, заполните шесть обязательных полей афиши и покажите черновик ответственному за программу.</w:t>
+      </w:r>
+    </w:p>
+    <w:p>
+      <w:pPr>
+        <w:pStyle w:val="Heading3"/>
+      </w:pPr>
+      <w:r>
+        <w:t>Связанные материалы</w:t>
       </w:r>
     </w:p>
     <w:p>
@@ -842,22 +1410,11 @@
           <w:rPr>
             <w:color w:val="1F5E4A"/>
             <w:u w:val="single"/>
-            <w:b/>
             <w:rFonts w:ascii="Arial" w:hAnsi="Arial" w:eastAsia="Arial" w:cs="Arial"/>
           </w:rPr>
-          <w:t>Я только начинаю</w:t>
+          <w:t>Полная система привлечения</w:t>
         </w:r>
       </w:hyperlink>
-    </w:p>
-    <w:p>
-      <w:r>
-        <w:rPr>
-          <w:rFonts w:ascii="Arial" w:hAnsi="Arial" w:eastAsia="Arial" w:cs="Arial"/>
-          <w:b w:val="0"/>
-          <w:i w:val="0"/>
-        </w:rPr>
-        <w:t>Понять устройство системы и найти посильную задачу.</w:t>
-      </w:r>
     </w:p>
     <w:p>
       <w:pPr>
@@ -876,31 +1433,23 @@
           <w:rPr>
             <w:color w:val="1F5E4A"/>
             <w:u w:val="single"/>
-            <w:b/>
             <w:rFonts w:ascii="Arial" w:hAnsi="Arial" w:eastAsia="Arial" w:cs="Arial"/>
           </w:rPr>
-          <w:t>Мне нужен материал</w:t>
+          <w:t>Правила общения с аудиторией</w:t>
         </w:r>
       </w:hyperlink>
     </w:p>
     <w:p>
-      <w:r>
-        <w:rPr>
-          <w:rFonts w:ascii="Arial" w:hAnsi="Arial" w:eastAsia="Arial" w:cs="Arial"/>
-          <w:b w:val="0"/>
-          <w:i w:val="0"/>
-        </w:rPr>
-        <w:t>Найти документ по роли, этапу или рабочему вопросу.</w:t>
-      </w:r>
-    </w:p>
-    <w:p>
-      <w:r>
-        <w:rPr>
-          <w:rFonts w:ascii="Arial" w:hAnsi="Arial" w:eastAsia="Arial" w:cs="Arial"/>
-          <w:b w:val="0"/>
-          <w:i w:val="0"/>
-        </w:rPr>
-        <w:t xml:space="preserve">Если ваша задача охватывает несколько направлений, начните с </w:t>
+      <w:pPr>
+        <w:pStyle w:val="BulletText"/>
+      </w:pPr>
+      <w:r>
+        <w:rPr>
+          <w:rFonts w:ascii="Arial" w:hAnsi="Arial" w:eastAsia="Arial" w:cs="Arial"/>
+          <w:b w:val="0"/>
+          <w:i w:val="0"/>
+        </w:rPr>
+        <w:t xml:space="preserve">• </w:t>
       </w:r>
       <w:hyperlink r:id="rId17">
         <w:r>
@@ -909,23 +1458,27 @@
             <w:u w:val="single"/>
             <w:rFonts w:ascii="Arial" w:hAnsi="Arial" w:eastAsia="Arial" w:cs="Arial"/>
           </w:rPr>
-          <w:t>карты задач юнита</w:t>
+          <w:t>Каталог программ</w:t>
         </w:r>
       </w:hyperlink>
-      <w:r>
-        <w:rPr>
-          <w:rFonts w:ascii="Arial" w:hAnsi="Arial" w:eastAsia="Arial" w:cs="Arial"/>
-          <w:b w:val="0"/>
-          <w:i w:val="0"/>
-        </w:rPr>
-        <w:t>.</w:t>
-      </w:r>
+    </w:p>
+    <w:p>
+      <w:hyperlink r:id="rId18">
+        <w:r>
+          <w:rPr>
+            <w:color w:val="1F5E4A"/>
+            <w:u w:val="single"/>
+            <w:rFonts w:ascii="Arial" w:hAnsi="Arial" w:eastAsia="Arial" w:cs="Arial"/>
+          </w:rPr>
+          <w:t>← Вернуться на главную</w:t>
+        </w:r>
+      </w:hyperlink>
     </w:p>
     <w:p>
       <w:pPr>
         <w:spacing w:before="120"/>
       </w:pPr>
-      <w:hyperlink r:id="rId18">
+      <w:hyperlink r:id="rId19">
         <w:r>
           <w:rPr>
             <w:color w:val="1F5E4A"/>
@@ -941,17 +1494,7 @@
         <w:pStyle w:val="Heading2"/>
       </w:pPr>
       <w:r>
-        <w:t>Секретарь Прачары</w:t>
-      </w:r>
-    </w:p>
-    <w:p>
-      <w:r>
-        <w:rPr>
-          <w:rFonts w:ascii="Arial" w:hAnsi="Arial" w:eastAsia="Arial" w:cs="Arial"/>
-          <w:b w:val="0"/>
-          <w:i w:val="0"/>
-        </w:rPr>
-        <w:t>Ваша задача — видеть работу Прачары в юните целиком: что уже действует, где есть пробелы, кто может взять функцию и какой результат нужен.</w:t>
+        <w:t>Программы</w:t>
       </w:r>
     </w:p>
     <w:p>
@@ -959,7 +1502,43 @@
         <w:pStyle w:val="Heading3"/>
       </w:pPr>
       <w:r>
-        <w:t>С чего начать</w:t>
+        <w:t>Идея</w:t>
+      </w:r>
+    </w:p>
+    <w:p>
+      <w:r>
+        <w:rPr>
+          <w:rFonts w:ascii="Arial" w:hAnsi="Arial" w:eastAsia="Arial" w:cs="Arial"/>
+          <w:b w:val="0"/>
+          <w:i w:val="0"/>
+        </w:rPr>
+        <w:t>Создать для человека сильный, понятный и живой первый опыт практики и общения, после которого ему хочется продолжить.</w:t>
+      </w:r>
+    </w:p>
+    <w:p>
+      <w:pPr>
+        <w:pStyle w:val="Heading3"/>
+      </w:pPr>
+      <w:r>
+        <w:t>Конечный результат</w:t>
+      </w:r>
+    </w:p>
+    <w:p>
+      <w:r>
+        <w:rPr>
+          <w:rFonts w:ascii="Arial" w:hAnsi="Arial" w:eastAsia="Arial" w:cs="Arial"/>
+          <w:b/>
+          <w:i w:val="0"/>
+        </w:rPr>
+        <w:t>Человек получил практический опыт, понял формат, почувствовал атмосферу и знает следующий шаг.</w:t>
+      </w:r>
+    </w:p>
+    <w:p>
+      <w:pPr>
+        <w:pStyle w:val="Heading3"/>
+      </w:pPr>
+      <w:r>
+        <w:t>Основные области работы</w:t>
       </w:r>
     </w:p>
     <w:p>
@@ -972,26 +1551,38 @@
           <w:b w:val="0"/>
           <w:i w:val="0"/>
         </w:rPr>
-        <w:t xml:space="preserve">1. Прочитайте </w:t>
-      </w:r>
-      <w:hyperlink r:id="rId19">
+        <w:t xml:space="preserve">• </w:t>
+      </w:r>
+      <w:r>
+        <w:rPr>
+          <w:rFonts w:ascii="Arial" w:hAnsi="Arial" w:eastAsia="Arial" w:cs="Arial"/>
+          <w:b/>
+          <w:i w:val="0"/>
+        </w:rPr>
+        <w:t>Виды программ</w:t>
+      </w:r>
+    </w:p>
+    <w:p>
+      <w:r>
+        <w:rPr>
+          <w:rFonts w:ascii="Arial" w:hAnsi="Arial" w:eastAsia="Arial" w:cs="Arial"/>
+          <w:b w:val="0"/>
+          <w:i w:val="0"/>
+        </w:rPr>
+        <w:t>Каталог форматов, который можно дополнять без перестройки системы.</w:t>
+      </w:r>
+    </w:p>
+    <w:p>
+      <w:hyperlink r:id="rId20">
         <w:r>
           <w:rPr>
             <w:color w:val="1F5E4A"/>
             <w:u w:val="single"/>
             <w:rFonts w:ascii="Arial" w:hAnsi="Arial" w:eastAsia="Arial" w:cs="Arial"/>
           </w:rPr>
-          <w:t>описание роли секретаря</w:t>
+          <w:t>Посмотреть форматы</w:t>
         </w:r>
       </w:hyperlink>
-      <w:r>
-        <w:rPr>
-          <w:rFonts w:ascii="Arial" w:hAnsi="Arial" w:eastAsia="Arial" w:cs="Arial"/>
-          <w:b w:val="0"/>
-          <w:i w:val="0"/>
-        </w:rPr>
-        <w:t>.</w:t>
-      </w:r>
     </w:p>
     <w:p>
       <w:pPr>
@@ -1003,8 +1594,242 @@
           <w:b w:val="0"/>
           <w:i w:val="0"/>
         </w:rPr>
-        <w:t xml:space="preserve">2. Сверьте реальную ситуацию с </w:t>
-      </w:r>
+        <w:t xml:space="preserve">• </w:t>
+      </w:r>
+      <w:r>
+        <w:rPr>
+          <w:rFonts w:ascii="Arial" w:hAnsi="Arial" w:eastAsia="Arial" w:cs="Arial"/>
+          <w:b/>
+          <w:i w:val="0"/>
+        </w:rPr>
+        <w:t>Подготовка программы</w:t>
+      </w:r>
+    </w:p>
+    <w:p>
+      <w:r>
+        <w:rPr>
+          <w:rFonts w:ascii="Arial" w:hAnsi="Arial" w:eastAsia="Arial" w:cs="Arial"/>
+          <w:b w:val="0"/>
+          <w:i w:val="0"/>
+        </w:rPr>
+        <w:t>Цель, аудитория, место, время, ведущие, материалы, оборудование и обязанности.</w:t>
+      </w:r>
+    </w:p>
+    <w:p>
+      <w:pPr>
+        <w:pStyle w:val="BulletText"/>
+      </w:pPr>
+      <w:r>
+        <w:rPr>
+          <w:rFonts w:ascii="Arial" w:hAnsi="Arial" w:eastAsia="Arial" w:cs="Arial"/>
+          <w:b w:val="0"/>
+          <w:i w:val="0"/>
+        </w:rPr>
+        <w:t xml:space="preserve">• </w:t>
+      </w:r>
+      <w:r>
+        <w:rPr>
+          <w:rFonts w:ascii="Arial" w:hAnsi="Arial" w:eastAsia="Arial" w:cs="Arial"/>
+          <w:b/>
+          <w:i w:val="0"/>
+        </w:rPr>
+        <w:t>До мероприятия</w:t>
+      </w:r>
+    </w:p>
+    <w:p>
+      <w:r>
+        <w:rPr>
+          <w:rFonts w:ascii="Arial" w:hAnsi="Arial" w:eastAsia="Arial" w:cs="Arial"/>
+          <w:b w:val="0"/>
+          <w:i w:val="0"/>
+        </w:rPr>
+        <w:t>Приглашения, подтверждения, пространство, связь с новичками и встреча гостей.</w:t>
+      </w:r>
+    </w:p>
+    <w:p>
+      <w:pPr>
+        <w:pStyle w:val="BulletText"/>
+      </w:pPr>
+      <w:r>
+        <w:rPr>
+          <w:rFonts w:ascii="Arial" w:hAnsi="Arial" w:eastAsia="Arial" w:cs="Arial"/>
+          <w:b w:val="0"/>
+          <w:i w:val="0"/>
+        </w:rPr>
+        <w:t xml:space="preserve">• </w:t>
+      </w:r>
+      <w:r>
+        <w:rPr>
+          <w:rFonts w:ascii="Arial" w:hAnsi="Arial" w:eastAsia="Arial" w:cs="Arial"/>
+          <w:b/>
+          <w:i w:val="0"/>
+        </w:rPr>
+        <w:t>Проведение</w:t>
+      </w:r>
+    </w:p>
+    <w:p>
+      <w:r>
+        <w:rPr>
+          <w:rFonts w:ascii="Arial" w:hAnsi="Arial" w:eastAsia="Arial" w:cs="Arial"/>
+          <w:b w:val="0"/>
+          <w:i w:val="0"/>
+        </w:rPr>
+        <w:t>Знакомство, атмосфера, объяснение, практика, вопросы, общение и завершение.</w:t>
+      </w:r>
+    </w:p>
+    <w:p>
+      <w:pPr>
+        <w:pStyle w:val="BulletText"/>
+      </w:pPr>
+      <w:r>
+        <w:rPr>
+          <w:rFonts w:ascii="Arial" w:hAnsi="Arial" w:eastAsia="Arial" w:cs="Arial"/>
+          <w:b w:val="0"/>
+          <w:i w:val="0"/>
+        </w:rPr>
+        <w:t xml:space="preserve">• </w:t>
+      </w:r>
+      <w:r>
+        <w:rPr>
+          <w:rFonts w:ascii="Arial" w:hAnsi="Arial" w:eastAsia="Arial" w:cs="Arial"/>
+          <w:b/>
+          <w:i w:val="0"/>
+        </w:rPr>
+        <w:t>Первый опыт новичка</w:t>
+      </w:r>
+    </w:p>
+    <w:p>
+      <w:r>
+        <w:rPr>
+          <w:rFonts w:ascii="Arial" w:hAnsi="Arial" w:eastAsia="Arial" w:cs="Arial"/>
+          <w:b w:val="0"/>
+          <w:i w:val="0"/>
+        </w:rPr>
+        <w:t>Пришёл → встретили → познакомились → объяснили → практика → обратная связь → следующий шаг.</w:t>
+      </w:r>
+    </w:p>
+    <w:p>
+      <w:hyperlink r:id="rId21">
+        <w:r>
+          <w:rPr>
+            <w:color w:val="1F5E4A"/>
+            <w:u w:val="single"/>
+            <w:rFonts w:ascii="Arial" w:hAnsi="Arial" w:eastAsia="Arial" w:cs="Arial"/>
+          </w:rPr>
+          <w:t>Открыть путь новичка</w:t>
+        </w:r>
+      </w:hyperlink>
+    </w:p>
+    <w:p>
+      <w:pPr>
+        <w:pStyle w:val="BulletText"/>
+      </w:pPr>
+      <w:r>
+        <w:rPr>
+          <w:rFonts w:ascii="Arial" w:hAnsi="Arial" w:eastAsia="Arial" w:cs="Arial"/>
+          <w:b w:val="0"/>
+          <w:i w:val="0"/>
+        </w:rPr>
+        <w:t xml:space="preserve">• </w:t>
+      </w:r>
+      <w:r>
+        <w:rPr>
+          <w:rFonts w:ascii="Arial" w:hAnsi="Arial" w:eastAsia="Arial" w:cs="Arial"/>
+          <w:b/>
+          <w:i w:val="0"/>
+        </w:rPr>
+        <w:t>После программы</w:t>
+      </w:r>
+    </w:p>
+    <w:p>
+      <w:r>
+        <w:rPr>
+          <w:rFonts w:ascii="Arial" w:hAnsi="Arial" w:eastAsia="Arial" w:cs="Arial"/>
+          <w:b w:val="0"/>
+          <w:i w:val="0"/>
+        </w:rPr>
+        <w:t>Передача контактов заботнику, обратная связь, материалы, фотографии и разбор команды.</w:t>
+      </w:r>
+    </w:p>
+    <w:p>
+      <w:pPr>
+        <w:pStyle w:val="BulletText"/>
+      </w:pPr>
+      <w:r>
+        <w:rPr>
+          <w:rFonts w:ascii="Arial" w:hAnsi="Arial" w:eastAsia="Arial" w:cs="Arial"/>
+          <w:b w:val="0"/>
+          <w:i w:val="0"/>
+        </w:rPr>
+        <w:t xml:space="preserve">• </w:t>
+      </w:r>
+      <w:r>
+        <w:rPr>
+          <w:rFonts w:ascii="Arial" w:hAnsi="Arial" w:eastAsia="Arial" w:cs="Arial"/>
+          <w:b/>
+          <w:i w:val="0"/>
+        </w:rPr>
+        <w:t>Организация</w:t>
+      </w:r>
+    </w:p>
+    <w:p>
+      <w:r>
+        <w:rPr>
+          <w:rFonts w:ascii="Arial" w:hAnsi="Arial" w:eastAsia="Arial" w:cs="Arial"/>
+          <w:b w:val="0"/>
+          <w:i w:val="0"/>
+        </w:rPr>
+        <w:t>Помещение, оборудование, музыка, посадка, чай, атмосфера, тайминг и роли.</w:t>
+      </w:r>
+    </w:p>
+    <w:p>
+      <w:pPr>
+        <w:pStyle w:val="BulletText"/>
+      </w:pPr>
+      <w:r>
+        <w:rPr>
+          <w:rFonts w:ascii="Arial" w:hAnsi="Arial" w:eastAsia="Arial" w:cs="Arial"/>
+          <w:b w:val="0"/>
+          <w:i w:val="0"/>
+        </w:rPr>
+        <w:t xml:space="preserve">• </w:t>
+      </w:r>
+      <w:r>
+        <w:rPr>
+          <w:rFonts w:ascii="Arial" w:hAnsi="Arial" w:eastAsia="Arial" w:cs="Arial"/>
+          <w:b/>
+          <w:i w:val="0"/>
+        </w:rPr>
+        <w:t>Готовые сценарии</w:t>
+      </w:r>
+    </w:p>
+    <w:p>
+      <w:r>
+        <w:rPr>
+          <w:rFonts w:ascii="Arial" w:hAnsi="Arial" w:eastAsia="Arial" w:cs="Arial"/>
+          <w:b w:val="0"/>
+          <w:i w:val="0"/>
+        </w:rPr>
+        <w:t xml:space="preserve">Полные сценарии проведения с таймингом и материалами. </w:t>
+      </w:r>
+      <w:r>
+        <w:rPr>
+          <w:rFonts w:ascii="Arial" w:hAnsi="Arial" w:eastAsia="Arial" w:cs="Arial"/>
+          <w:b/>
+          <w:i w:val="0"/>
+        </w:rPr>
+        <w:t>Черновик для наполнения.</w:t>
+      </w:r>
+    </w:p>
+    <w:p>
+      <w:pPr>
+        <w:pStyle w:val="Heading3"/>
+      </w:pPr>
+      <w:r>
+        <w:t>Виды программ</w:t>
+      </w:r>
+    </w:p>
+    <w:p>
       <w:hyperlink r:id="rId17">
         <w:r>
           <w:rPr>
@@ -1012,16 +1837,122 @@
             <w:u w:val="single"/>
             <w:rFonts w:ascii="Arial" w:hAnsi="Arial" w:eastAsia="Arial" w:cs="Arial"/>
           </w:rPr>
-          <w:t>картой задач юнита</w:t>
+          <w:t>Открыть существующий каталог программ</w:t>
         </w:r>
       </w:hyperlink>
-      <w:r>
-        <w:rPr>
-          <w:rFonts w:ascii="Arial" w:hAnsi="Arial" w:eastAsia="Arial" w:cs="Arial"/>
-          <w:b w:val="0"/>
-          <w:i w:val="0"/>
-        </w:rPr>
-        <w:t>.</w:t>
+    </w:p>
+    <w:p>
+      <w:pPr>
+        <w:pStyle w:val="Heading3"/>
+      </w:pPr>
+      <w:r>
+        <w:t>Базовый маршрут подготовки</w:t>
+      </w:r>
+    </w:p>
+    <w:p>
+      <w:pPr>
+        <w:spacing w:before="120" w:after="60"/>
+      </w:pPr>
+      <w:r>
+        <w:rPr>
+          <w:rFonts w:ascii="Arial" w:hAnsi="Arial" w:eastAsia="Arial" w:cs="Arial"/>
+          <w:b/>
+        </w:rPr>
+        <w:t>1. Определить результат</w:t>
+      </w:r>
+    </w:p>
+    <w:p>
+      <w:r>
+        <w:rPr>
+          <w:rFonts w:ascii="Arial" w:hAnsi="Arial" w:eastAsia="Arial" w:cs="Arial"/>
+          <w:b w:val="0"/>
+          <w:i w:val="0"/>
+        </w:rPr>
+        <w:t>Сформулируйте, что человек должен понять, почувствовать или суметь сделать после встречи и какой следующий шаг ему можно предложить.</w:t>
+      </w:r>
+    </w:p>
+    <w:p>
+      <w:pPr>
+        <w:spacing w:before="120" w:after="60"/>
+      </w:pPr>
+      <w:r>
+        <w:rPr>
+          <w:rFonts w:ascii="Arial" w:hAnsi="Arial" w:eastAsia="Arial" w:cs="Arial"/>
+          <w:b/>
+        </w:rPr>
+        <w:t>2. Собрать программу</w:t>
+      </w:r>
+    </w:p>
+    <w:p>
+      <w:r>
+        <w:rPr>
+          <w:rFonts w:ascii="Arial" w:hAnsi="Arial" w:eastAsia="Arial" w:cs="Arial"/>
+          <w:b w:val="0"/>
+          <w:i w:val="0"/>
+        </w:rPr>
+        <w:t>Выберите формат, ведущих, место, время, последовательность частей и необходимые материалы.</w:t>
+      </w:r>
+    </w:p>
+    <w:p>
+      <w:pPr>
+        <w:spacing w:before="120" w:after="60"/>
+      </w:pPr>
+      <w:r>
+        <w:rPr>
+          <w:rFonts w:ascii="Arial" w:hAnsi="Arial" w:eastAsia="Arial" w:cs="Arial"/>
+          <w:b/>
+        </w:rPr>
+        <w:t>3. Распределить ответственность</w:t>
+      </w:r>
+    </w:p>
+    <w:p>
+      <w:r>
+        <w:rPr>
+          <w:rFonts w:ascii="Arial" w:hAnsi="Arial" w:eastAsia="Arial" w:cs="Arial"/>
+          <w:b w:val="0"/>
+          <w:i w:val="0"/>
+        </w:rPr>
+        <w:t>Назначьте ответственных за анонс, помещение, встречу новичков, проведение, фото, обратную связь и связь после мероприятия.</w:t>
+      </w:r>
+    </w:p>
+    <w:p>
+      <w:pPr>
+        <w:spacing w:before="120" w:after="60"/>
+      </w:pPr>
+      <w:r>
+        <w:rPr>
+          <w:rFonts w:ascii="Arial" w:hAnsi="Arial" w:eastAsia="Arial" w:cs="Arial"/>
+          <w:b/>
+        </w:rPr>
+        <w:t>4. Закрыть встречу</w:t>
+      </w:r>
+    </w:p>
+    <w:p>
+      <w:r>
+        <w:rPr>
+          <w:rFonts w:ascii="Arial" w:hAnsi="Arial" w:eastAsia="Arial" w:cs="Arial"/>
+          <w:b w:val="0"/>
+          <w:i w:val="0"/>
+        </w:rPr>
+        <w:t>Узнайте впечатления, ответьте на вопросы, предложите продолжение и передайте новый контакт в систему заботы.</w:t>
+      </w:r>
+    </w:p>
+    <w:p>
+      <w:pPr>
+        <w:pStyle w:val="Heading4"/>
+      </w:pPr>
+      <w:r>
+        <w:t>Что сделать сейчас</w:t>
+      </w:r>
+    </w:p>
+    <w:p>
+      <w:r>
+        <w:rPr>
+          <w:rFonts w:ascii="Arial" w:hAnsi="Arial" w:eastAsia="Arial" w:cs="Arial"/>
+          <w:b w:val="0"/>
+          <w:i w:val="0"/>
+        </w:rPr>
+        <w:t>Выберите ближайшую программу и зафиксируйте её цель, аудиторию и следующий шаг участника.</w:t>
       </w:r>
     </w:p>
     <w:p>
@@ -1034,34 +1965,41 @@
           <w:b w:val="0"/>
           <w:i w:val="0"/>
         </w:rPr>
-        <w:t xml:space="preserve">3. Выберите ближайший приоритет по </w:t>
-      </w:r>
-      <w:hyperlink r:id="rId20">
+        <w:t xml:space="preserve">• </w:t>
+      </w:r>
+      <w:hyperlink r:id="rId22">
         <w:r>
           <w:rPr>
             <w:color w:val="1F5E4A"/>
             <w:u w:val="single"/>
             <w:rFonts w:ascii="Arial" w:hAnsi="Arial" w:eastAsia="Arial" w:cs="Arial"/>
           </w:rPr>
-          <w:t>алгоритму управления</w:t>
+          <w:t>Стандарт коллективной практики</w:t>
         </w:r>
       </w:hyperlink>
-      <w:r>
-        <w:rPr>
-          <w:rFonts w:ascii="Arial" w:hAnsi="Arial" w:eastAsia="Arial" w:cs="Arial"/>
-          <w:b w:val="0"/>
-          <w:i w:val="0"/>
-        </w:rPr>
-        <w:t>.</w:t>
-      </w:r>
-    </w:p>
-    <w:p>
-      <w:pPr>
-        <w:pStyle w:val="Heading3"/>
-      </w:pPr>
-      <w:r>
-        <w:t>Какие документы держать рядом</w:t>
-      </w:r>
+    </w:p>
+    <w:p>
+      <w:pPr>
+        <w:pStyle w:val="BulletText"/>
+      </w:pPr>
+      <w:r>
+        <w:rPr>
+          <w:rFonts w:ascii="Arial" w:hAnsi="Arial" w:eastAsia="Arial" w:cs="Arial"/>
+          <w:b w:val="0"/>
+          <w:i w:val="0"/>
+        </w:rPr>
+        <w:t xml:space="preserve">• </w:t>
+      </w:r>
+      <w:hyperlink r:id="rId23">
+        <w:r>
+          <w:rPr>
+            <w:color w:val="1F5E4A"/>
+            <w:u w:val="single"/>
+            <w:rFonts w:ascii="Arial" w:hAnsi="Arial" w:eastAsia="Arial" w:cs="Arial"/>
+          </w:rPr>
+          <w:t>Чек-лист новичка</w:t>
+        </w:r>
+      </w:hyperlink>
     </w:p>
     <w:p>
       <w:pPr>
@@ -1082,16 +2020,87 @@
             <w:u w:val="single"/>
             <w:rFonts w:ascii="Arial" w:hAnsi="Arial" w:eastAsia="Arial" w:cs="Arial"/>
           </w:rPr>
-          <w:t>Организационная структура</w:t>
+          <w:t>Система первого опыта</w:t>
         </w:r>
       </w:hyperlink>
-      <w:r>
-        <w:rPr>
-          <w:rFonts w:ascii="Arial" w:hAnsi="Arial" w:eastAsia="Arial" w:cs="Arial"/>
-          <w:b w:val="0"/>
-          <w:i w:val="0"/>
-        </w:rPr>
-        <w:t xml:space="preserve"> — связь юнита с Центром.</w:t>
+    </w:p>
+    <w:p>
+      <w:hyperlink r:id="rId18">
+        <w:r>
+          <w:rPr>
+            <w:color w:val="1F5E4A"/>
+            <w:u w:val="single"/>
+            <w:rFonts w:ascii="Arial" w:hAnsi="Arial" w:eastAsia="Arial" w:cs="Arial"/>
+          </w:rPr>
+          <w:t>← Вернуться на главную</w:t>
+        </w:r>
+      </w:hyperlink>
+    </w:p>
+    <w:p>
+      <w:pPr>
+        <w:spacing w:before="120"/>
+      </w:pPr>
+      <w:hyperlink r:id="rId24">
+        <w:r>
+          <w:rPr>
+            <w:color w:val="1F5E4A"/>
+            <w:u w:val="single"/>
+            <w:rFonts w:ascii="Arial" w:hAnsi="Arial" w:eastAsia="Arial" w:cs="Arial"/>
+          </w:rPr>
+          <w:t>Версия страницы на сайте</w:t>
+        </w:r>
+      </w:hyperlink>
+    </w:p>
+    <w:p>
+      <w:pPr>
+        <w:pStyle w:val="Heading2"/>
+      </w:pPr>
+      <w:r>
+        <w:t>Забота</w:t>
+      </w:r>
+    </w:p>
+    <w:p>
+      <w:pPr>
+        <w:pStyle w:val="Heading3"/>
+      </w:pPr>
+      <w:r>
+        <w:t>Идея</w:t>
+      </w:r>
+    </w:p>
+    <w:p>
+      <w:r>
+        <w:rPr>
+          <w:rFonts w:ascii="Arial" w:hAnsi="Arial" w:eastAsia="Arial" w:cs="Arial"/>
+          <w:b w:val="0"/>
+          <w:i w:val="0"/>
+        </w:rPr>
+        <w:t>Помочь человеку пройти путь от первого контакта до регулярной самостоятельной практики, обучения и дальнейшего включения в сообщество.</w:t>
+      </w:r>
+    </w:p>
+    <w:p>
+      <w:pPr>
+        <w:pStyle w:val="Heading3"/>
+      </w:pPr>
+      <w:r>
+        <w:t>Конечный результат</w:t>
+      </w:r>
+    </w:p>
+    <w:p>
+      <w:r>
+        <w:rPr>
+          <w:rFonts w:ascii="Arial" w:hAnsi="Arial" w:eastAsia="Arial" w:cs="Arial"/>
+          <w:b/>
+          <w:i w:val="0"/>
+        </w:rPr>
+        <w:t>Человек получил полезный опыт, сохраняет живой контакт и понимает свой следующий шаг.</w:t>
+      </w:r>
+    </w:p>
+    <w:p>
+      <w:pPr>
+        <w:pStyle w:val="Heading3"/>
+      </w:pPr>
+      <w:r>
+        <w:t>Этапы пути</w:t>
       </w:r>
     </w:p>
     <w:p>
@@ -1106,7 +2115,878 @@
         </w:rPr>
         <w:t xml:space="preserve">• </w:t>
       </w:r>
-      <w:hyperlink r:id="rId22">
+      <w:r>
+        <w:rPr>
+          <w:rFonts w:ascii="Arial" w:hAnsi="Arial" w:eastAsia="Arial" w:cs="Arial"/>
+          <w:b/>
+          <w:i w:val="0"/>
+        </w:rPr>
+        <w:t>Первый контакт</w:t>
+      </w:r>
+    </w:p>
+    <w:p>
+      <w:r>
+        <w:rPr>
+          <w:rFonts w:ascii="Arial" w:hAnsi="Arial" w:eastAsia="Arial" w:cs="Arial"/>
+          <w:b w:val="0"/>
+          <w:i w:val="0"/>
+        </w:rPr>
+        <w:t>Ответить, понять запрос, объяснить ближайшую встречу и сохранить контакт.</w:t>
+      </w:r>
+    </w:p>
+    <w:p>
+      <w:hyperlink r:id="rId25">
+        <w:r>
+          <w:rPr>
+            <w:color w:val="1F5E4A"/>
+            <w:u w:val="single"/>
+            <w:rFonts w:ascii="Arial" w:hAnsi="Arial" w:eastAsia="Arial" w:cs="Arial"/>
+          </w:rPr>
+          <w:t>Человек написал — открыть действие</w:t>
+        </w:r>
+      </w:hyperlink>
+    </w:p>
+    <w:p>
+      <w:pPr>
+        <w:pStyle w:val="BulletText"/>
+      </w:pPr>
+      <w:r>
+        <w:rPr>
+          <w:rFonts w:ascii="Arial" w:hAnsi="Arial" w:eastAsia="Arial" w:cs="Arial"/>
+          <w:b w:val="0"/>
+          <w:i w:val="0"/>
+        </w:rPr>
+        <w:t xml:space="preserve">• </w:t>
+      </w:r>
+      <w:r>
+        <w:rPr>
+          <w:rFonts w:ascii="Arial" w:hAnsi="Arial" w:eastAsia="Arial" w:cs="Arial"/>
+          <w:b/>
+          <w:i w:val="0"/>
+        </w:rPr>
+        <w:t>До первой встречи</w:t>
+      </w:r>
+    </w:p>
+    <w:p>
+      <w:r>
+        <w:rPr>
+          <w:rFonts w:ascii="Arial" w:hAnsi="Arial" w:eastAsia="Arial" w:cs="Arial"/>
+          <w:b w:val="0"/>
+          <w:i w:val="0"/>
+        </w:rPr>
+        <w:t>Напомнить, подтвердить участие, объяснить дорогу и формат.</w:t>
+      </w:r>
+    </w:p>
+    <w:p>
+      <w:pPr>
+        <w:pStyle w:val="BulletText"/>
+      </w:pPr>
+      <w:r>
+        <w:rPr>
+          <w:rFonts w:ascii="Arial" w:hAnsi="Arial" w:eastAsia="Arial" w:cs="Arial"/>
+          <w:b w:val="0"/>
+          <w:i w:val="0"/>
+        </w:rPr>
+        <w:t xml:space="preserve">• </w:t>
+      </w:r>
+      <w:r>
+        <w:rPr>
+          <w:rFonts w:ascii="Arial" w:hAnsi="Arial" w:eastAsia="Arial" w:cs="Arial"/>
+          <w:b/>
+          <w:i w:val="0"/>
+        </w:rPr>
+        <w:t>Первая встреча</w:t>
+      </w:r>
+    </w:p>
+    <w:p>
+      <w:r>
+        <w:rPr>
+          <w:rFonts w:ascii="Arial" w:hAnsi="Arial" w:eastAsia="Arial" w:cs="Arial"/>
+          <w:b w:val="0"/>
+          <w:i w:val="0"/>
+        </w:rPr>
+        <w:t>Познакомиться, узнать источник и запрос, помочь освоиться.</w:t>
+      </w:r>
+    </w:p>
+    <w:p>
+      <w:hyperlink r:id="rId21">
+        <w:r>
+          <w:rPr>
+            <w:color w:val="1F5E4A"/>
+            <w:u w:val="single"/>
+            <w:rFonts w:ascii="Arial" w:hAnsi="Arial" w:eastAsia="Arial" w:cs="Arial"/>
+          </w:rPr>
+          <w:t>Открыть стандарт первого опыта</w:t>
+        </w:r>
+      </w:hyperlink>
+    </w:p>
+    <w:p>
+      <w:pPr>
+        <w:pStyle w:val="BulletText"/>
+      </w:pPr>
+      <w:r>
+        <w:rPr>
+          <w:rFonts w:ascii="Arial" w:hAnsi="Arial" w:eastAsia="Arial" w:cs="Arial"/>
+          <w:b w:val="0"/>
+          <w:i w:val="0"/>
+        </w:rPr>
+        <w:t xml:space="preserve">• </w:t>
+      </w:r>
+      <w:r>
+        <w:rPr>
+          <w:rFonts w:ascii="Arial" w:hAnsi="Arial" w:eastAsia="Arial" w:cs="Arial"/>
+          <w:b/>
+          <w:i w:val="0"/>
+        </w:rPr>
+        <w:t>После первой встречи</w:t>
+      </w:r>
+    </w:p>
+    <w:p>
+      <w:r>
+        <w:rPr>
+          <w:rFonts w:ascii="Arial" w:hAnsi="Arial" w:eastAsia="Arial" w:cs="Arial"/>
+          <w:b w:val="0"/>
+          <w:i w:val="0"/>
+        </w:rPr>
+        <w:t>Спросить впечатления, ответить на вопросы и предложить следующий шаг.</w:t>
+      </w:r>
+    </w:p>
+    <w:p>
+      <w:pPr>
+        <w:pStyle w:val="BulletText"/>
+      </w:pPr>
+      <w:r>
+        <w:rPr>
+          <w:rFonts w:ascii="Arial" w:hAnsi="Arial" w:eastAsia="Arial" w:cs="Arial"/>
+          <w:b w:val="0"/>
+          <w:i w:val="0"/>
+        </w:rPr>
+        <w:t xml:space="preserve">• </w:t>
+      </w:r>
+      <w:r>
+        <w:rPr>
+          <w:rFonts w:ascii="Arial" w:hAnsi="Arial" w:eastAsia="Arial" w:cs="Arial"/>
+          <w:b/>
+          <w:i w:val="0"/>
+        </w:rPr>
+        <w:t>Повторный приход</w:t>
+      </w:r>
+    </w:p>
+    <w:p>
+      <w:r>
+        <w:rPr>
+          <w:rFonts w:ascii="Arial" w:hAnsi="Arial" w:eastAsia="Arial" w:cs="Arial"/>
+          <w:b w:val="0"/>
+          <w:i w:val="0"/>
+        </w:rPr>
+        <w:t>Приглашать, поддерживать связь и знакомить с практикующими.</w:t>
+      </w:r>
+    </w:p>
+    <w:p>
+      <w:pPr>
+        <w:pStyle w:val="BulletText"/>
+      </w:pPr>
+      <w:r>
+        <w:rPr>
+          <w:rFonts w:ascii="Arial" w:hAnsi="Arial" w:eastAsia="Arial" w:cs="Arial"/>
+          <w:b w:val="0"/>
+          <w:i w:val="0"/>
+        </w:rPr>
+        <w:t xml:space="preserve">• </w:t>
+      </w:r>
+      <w:r>
+        <w:rPr>
+          <w:rFonts w:ascii="Arial" w:hAnsi="Arial" w:eastAsia="Arial" w:cs="Arial"/>
+          <w:b/>
+          <w:i w:val="0"/>
+        </w:rPr>
+        <w:t>Обучение медитации</w:t>
+      </w:r>
+    </w:p>
+    <w:p>
+      <w:r>
+        <w:rPr>
+          <w:rFonts w:ascii="Arial" w:hAnsi="Arial" w:eastAsia="Arial" w:cs="Arial"/>
+          <w:b w:val="0"/>
+          <w:i w:val="0"/>
+        </w:rPr>
+        <w:t>Предложить базовый курс, самостоятельную практику и сопровождение.</w:t>
+      </w:r>
+    </w:p>
+    <w:p>
+      <w:pPr>
+        <w:pStyle w:val="BulletText"/>
+      </w:pPr>
+      <w:r>
+        <w:rPr>
+          <w:rFonts w:ascii="Arial" w:hAnsi="Arial" w:eastAsia="Arial" w:cs="Arial"/>
+          <w:b w:val="0"/>
+          <w:i w:val="0"/>
+        </w:rPr>
+        <w:t xml:space="preserve">• </w:t>
+      </w:r>
+      <w:r>
+        <w:rPr>
+          <w:rFonts w:ascii="Arial" w:hAnsi="Arial" w:eastAsia="Arial" w:cs="Arial"/>
+          <w:b/>
+          <w:i w:val="0"/>
+        </w:rPr>
+        <w:t>Регулярная практика</w:t>
+      </w:r>
+    </w:p>
+    <w:p>
+      <w:r>
+        <w:rPr>
+          <w:rFonts w:ascii="Arial" w:hAnsi="Arial" w:eastAsia="Arial" w:cs="Arial"/>
+          <w:b w:val="0"/>
+          <w:i w:val="0"/>
+        </w:rPr>
+        <w:t>Поддержка, вопросы, материалы, программы и дальнейшие шаги.</w:t>
+      </w:r>
+    </w:p>
+    <w:p>
+      <w:pPr>
+        <w:pStyle w:val="BulletText"/>
+      </w:pPr>
+      <w:r>
+        <w:rPr>
+          <w:rFonts w:ascii="Arial" w:hAnsi="Arial" w:eastAsia="Arial" w:cs="Arial"/>
+          <w:b w:val="0"/>
+          <w:i w:val="0"/>
+        </w:rPr>
+        <w:t xml:space="preserve">• </w:t>
+      </w:r>
+      <w:r>
+        <w:rPr>
+          <w:rFonts w:ascii="Arial" w:hAnsi="Arial" w:eastAsia="Arial" w:cs="Arial"/>
+          <w:b/>
+          <w:i w:val="0"/>
+        </w:rPr>
+        <w:t>Личный урок</w:t>
+      </w:r>
+    </w:p>
+    <w:p>
+      <w:r>
+        <w:rPr>
+          <w:rFonts w:ascii="Arial" w:hAnsi="Arial" w:eastAsia="Arial" w:cs="Arial"/>
+          <w:b w:val="0"/>
+          <w:i w:val="0"/>
+        </w:rPr>
+        <w:t xml:space="preserve">Когда предлагать, как объяснять и как связать человека с преподавателем. </w:t>
+      </w:r>
+      <w:r>
+        <w:rPr>
+          <w:rFonts w:ascii="Arial" w:hAnsi="Arial" w:eastAsia="Arial" w:cs="Arial"/>
+          <w:b/>
+          <w:i w:val="0"/>
+        </w:rPr>
+        <w:t>Черновик для наполнения.</w:t>
+      </w:r>
+    </w:p>
+    <w:p>
+      <w:pPr>
+        <w:pStyle w:val="BulletText"/>
+      </w:pPr>
+      <w:r>
+        <w:rPr>
+          <w:rFonts w:ascii="Arial" w:hAnsi="Arial" w:eastAsia="Arial" w:cs="Arial"/>
+          <w:b w:val="0"/>
+          <w:i w:val="0"/>
+        </w:rPr>
+        <w:t xml:space="preserve">• </w:t>
+      </w:r>
+      <w:r>
+        <w:rPr>
+          <w:rFonts w:ascii="Arial" w:hAnsi="Arial" w:eastAsia="Arial" w:cs="Arial"/>
+          <w:b/>
+          <w:i w:val="0"/>
+        </w:rPr>
+        <w:t>Сообщество и чат</w:t>
+      </w:r>
+    </w:p>
+    <w:p>
+      <w:r>
+        <w:rPr>
+          <w:rFonts w:ascii="Arial" w:hAnsi="Arial" w:eastAsia="Arial" w:cs="Arial"/>
+          <w:b w:val="0"/>
+          <w:i w:val="0"/>
+        </w:rPr>
+        <w:t>Стабильная связь, полезные материалы, опросы и уважительное общение без спама.</w:t>
+      </w:r>
+    </w:p>
+    <w:p>
+      <w:hyperlink r:id="rId26">
+        <w:r>
+          <w:rPr>
+            <w:color w:val="1F5E4A"/>
+            <w:u w:val="single"/>
+            <w:rFonts w:ascii="Arial" w:hAnsi="Arial" w:eastAsia="Arial" w:cs="Arial"/>
+          </w:rPr>
+          <w:t>Открыть правила чата</w:t>
+        </w:r>
+      </w:hyperlink>
+    </w:p>
+    <w:p>
+      <w:pPr>
+        <w:pStyle w:val="BulletText"/>
+      </w:pPr>
+      <w:r>
+        <w:rPr>
+          <w:rFonts w:ascii="Arial" w:hAnsi="Arial" w:eastAsia="Arial" w:cs="Arial"/>
+          <w:b w:val="0"/>
+          <w:i w:val="0"/>
+        </w:rPr>
+        <w:t xml:space="preserve">• </w:t>
+      </w:r>
+      <w:r>
+        <w:rPr>
+          <w:rFonts w:ascii="Arial" w:hAnsi="Arial" w:eastAsia="Arial" w:cs="Arial"/>
+          <w:b/>
+          <w:i w:val="0"/>
+        </w:rPr>
+        <w:t>Работа с приложением</w:t>
+      </w:r>
+    </w:p>
+    <w:p>
+      <w:r>
+        <w:rPr>
+          <w:rFonts w:ascii="Arial" w:hAnsi="Arial" w:eastAsia="Arial" w:cs="Arial"/>
+          <w:b w:val="0"/>
+          <w:i w:val="0"/>
+        </w:rPr>
+        <w:t>Добавить человека, увидеть следующий шаг, оставить информацию и поддерживать базу актуальной.</w:t>
+      </w:r>
+    </w:p>
+    <w:p>
+      <w:hyperlink r:id="rId27">
+        <w:r>
+          <w:rPr>
+            <w:color w:val="1F5E4A"/>
+            <w:u w:val="single"/>
+            <w:rFonts w:ascii="Arial" w:hAnsi="Arial" w:eastAsia="Arial" w:cs="Arial"/>
+          </w:rPr>
+          <w:t>Открыть приложение</w:t>
+        </w:r>
+      </w:hyperlink>
+    </w:p>
+    <w:p>
+      <w:pPr>
+        <w:pStyle w:val="Heading3"/>
+      </w:pPr>
+      <w:r>
+        <w:t>Человек написал</w:t>
+      </w:r>
+    </w:p>
+    <w:p>
+      <w:pPr>
+        <w:pStyle w:val="Heading4"/>
+      </w:pPr>
+      <w:r>
+        <w:t>Результат</w:t>
+      </w:r>
+    </w:p>
+    <w:p>
+      <w:r>
+        <w:rPr>
+          <w:rFonts w:ascii="Arial" w:hAnsi="Arial" w:eastAsia="Arial" w:cs="Arial"/>
+          <w:b w:val="0"/>
+          <w:i w:val="0"/>
+        </w:rPr>
+        <w:t>Человек получил тёплый и понятный ответ, его запрос услышан, а ближайший подходящий шаг согласован.</w:t>
+      </w:r>
+    </w:p>
+    <w:p>
+      <w:pPr>
+        <w:pStyle w:val="Heading4"/>
+      </w:pPr>
+      <w:r>
+        <w:t>Что сделать</w:t>
+      </w:r>
+    </w:p>
+    <w:p>
+      <w:pPr>
+        <w:pStyle w:val="BulletText"/>
+      </w:pPr>
+      <w:r>
+        <w:rPr>
+          <w:rFonts w:ascii="Arial" w:hAnsi="Arial" w:eastAsia="Arial" w:cs="Arial"/>
+          <w:b w:val="0"/>
+          <w:i w:val="0"/>
+        </w:rPr>
+        <w:t>1. Ответить без долгой задержки.</w:t>
+      </w:r>
+    </w:p>
+    <w:p>
+      <w:pPr>
+        <w:pStyle w:val="BulletText"/>
+      </w:pPr>
+      <w:r>
+        <w:rPr>
+          <w:rFonts w:ascii="Arial" w:hAnsi="Arial" w:eastAsia="Arial" w:cs="Arial"/>
+          <w:b w:val="0"/>
+          <w:i w:val="0"/>
+        </w:rPr>
+        <w:t>2. Представиться и обратиться к человеку по имени, если оно известно.</w:t>
+      </w:r>
+    </w:p>
+    <w:p>
+      <w:pPr>
+        <w:pStyle w:val="BulletText"/>
+      </w:pPr>
+      <w:r>
+        <w:rPr>
+          <w:rFonts w:ascii="Arial" w:hAnsi="Arial" w:eastAsia="Arial" w:cs="Arial"/>
+          <w:b w:val="0"/>
+          <w:i w:val="0"/>
+        </w:rPr>
+        <w:t>3. Понять главный интерес или вопрос.</w:t>
+      </w:r>
+    </w:p>
+    <w:p>
+      <w:pPr>
+        <w:pStyle w:val="BulletText"/>
+      </w:pPr>
+      <w:r>
+        <w:rPr>
+          <w:rFonts w:ascii="Arial" w:hAnsi="Arial" w:eastAsia="Arial" w:cs="Arial"/>
+          <w:b w:val="0"/>
+          <w:i w:val="0"/>
+        </w:rPr>
+        <w:t>4. При необходимости задать не больше двух вопросов.</w:t>
+      </w:r>
+    </w:p>
+    <w:p>
+      <w:pPr>
+        <w:pStyle w:val="BulletText"/>
+      </w:pPr>
+      <w:r>
+        <w:rPr>
+          <w:rFonts w:ascii="Arial" w:hAnsi="Arial" w:eastAsia="Arial" w:cs="Arial"/>
+          <w:b w:val="0"/>
+          <w:i w:val="0"/>
+        </w:rPr>
+        <w:t>5. Предложить одну подходящую встречу или другой конкретный шаг.</w:t>
+      </w:r>
+    </w:p>
+    <w:p>
+      <w:pPr>
+        <w:pStyle w:val="BulletText"/>
+      </w:pPr>
+      <w:r>
+        <w:rPr>
+          <w:rFonts w:ascii="Arial" w:hAnsi="Arial" w:eastAsia="Arial" w:cs="Arial"/>
+          <w:b w:val="0"/>
+          <w:i w:val="0"/>
+        </w:rPr>
+        <w:t>6. Зафиксировать контакт в приложении учёта.</w:t>
+      </w:r>
+    </w:p>
+    <w:p>
+      <w:pPr>
+        <w:spacing w:before="120" w:after="60"/>
+      </w:pPr>
+      <w:r>
+        <w:rPr>
+          <w:rFonts w:ascii="Arial" w:hAnsi="Arial" w:eastAsia="Arial" w:cs="Arial"/>
+          <w:b/>
+        </w:rPr>
+        <w:t>Пример первого сообщения</w:t>
+      </w:r>
+    </w:p>
+    <w:p>
+      <w:r>
+        <w:rPr>
+          <w:rFonts w:ascii="Arial" w:hAnsi="Arial" w:eastAsia="Arial" w:cs="Arial"/>
+          <w:b w:val="0"/>
+          <w:i w:val="0"/>
+        </w:rPr>
+        <w:t>Здравствуйте, [ИМЯ]! Меня зовут [ИМЯ], я из сообщества медитации в [ГОРОДЕ]. Спасибо, что написали. Подскажите, пожалуйста, вы раньше пробовали медитацию и что сейчас хотели бы получить от практики? Я помогу выбрать ближайшую подходящую встречу.</w:t>
+      </w:r>
+    </w:p>
+    <w:p>
+      <w:pPr>
+        <w:spacing w:before="120" w:after="60"/>
+      </w:pPr>
+      <w:r>
+        <w:rPr>
+          <w:rFonts w:ascii="Arial" w:hAnsi="Arial" w:eastAsia="Arial" w:cs="Arial"/>
+          <w:b/>
+        </w:rPr>
+        <w:t>Если человек сразу спрашивает о встрече</w:t>
+      </w:r>
+    </w:p>
+    <w:p>
+      <w:r>
+        <w:rPr>
+          <w:rFonts w:ascii="Arial" w:hAnsi="Arial" w:eastAsia="Arial" w:cs="Arial"/>
+          <w:b w:val="0"/>
+          <w:i w:val="0"/>
+        </w:rPr>
+        <w:t>Сначала ответьте на его вопрос: дайте дату, время, место, продолжительность и условия участия. Затем коротко уточните опыт или ожидание, если это поможет встрече.</w:t>
+      </w:r>
+    </w:p>
+    <w:p>
+      <w:pPr>
+        <w:spacing w:before="120" w:after="60"/>
+      </w:pPr>
+      <w:r>
+        <w:rPr>
+          <w:rFonts w:ascii="Arial" w:hAnsi="Arial" w:eastAsia="Arial" w:cs="Arial"/>
+          <w:b/>
+        </w:rPr>
+        <w:t>Чего не делать</w:t>
+      </w:r>
+    </w:p>
+    <w:p>
+      <w:r>
+        <w:rPr>
+          <w:rFonts w:ascii="Arial" w:hAnsi="Arial" w:eastAsia="Arial" w:cs="Arial"/>
+          <w:b w:val="0"/>
+          <w:i w:val="0"/>
+        </w:rPr>
+        <w:t>Не устраивать длинный опрос, не перегружать философией, не давить и не обещать духовный или медицинский результат.</w:t>
+      </w:r>
+    </w:p>
+    <w:p>
+      <w:pPr>
+        <w:pStyle w:val="Heading4"/>
+      </w:pPr>
+      <w:r>
+        <w:t>Как внести человека в приложение</w:t>
+      </w:r>
+    </w:p>
+    <w:p>
+      <w:pPr>
+        <w:pStyle w:val="BulletText"/>
+      </w:pPr>
+      <w:r>
+        <w:rPr>
+          <w:rFonts w:ascii="Arial" w:hAnsi="Arial" w:eastAsia="Arial" w:cs="Arial"/>
+          <w:b w:val="0"/>
+          <w:i w:val="0"/>
+        </w:rPr>
+        <w:t xml:space="preserve">1. Откройте </w:t>
+      </w:r>
+      <w:hyperlink r:id="rId27">
+        <w:r>
+          <w:rPr>
+            <w:color w:val="1F5E4A"/>
+            <w:u w:val="single"/>
+            <w:rFonts w:ascii="Arial" w:hAnsi="Arial" w:eastAsia="Arial" w:cs="Arial"/>
+          </w:rPr>
+          <w:t>Ananda Prachar</w:t>
+        </w:r>
+      </w:hyperlink>
+      <w:r>
+        <w:rPr>
+          <w:rFonts w:ascii="Arial" w:hAnsi="Arial" w:eastAsia="Arial" w:cs="Arial"/>
+          <w:b w:val="0"/>
+          <w:i w:val="0"/>
+        </w:rPr>
+        <w:t>.</w:t>
+      </w:r>
+    </w:p>
+    <w:p>
+      <w:pPr>
+        <w:pStyle w:val="BulletText"/>
+      </w:pPr>
+      <w:r>
+        <w:rPr>
+          <w:rFonts w:ascii="Arial" w:hAnsi="Arial" w:eastAsia="Arial" w:cs="Arial"/>
+          <w:b w:val="0"/>
+          <w:i w:val="0"/>
+        </w:rPr>
+        <w:t>2. Добавьте имя и доступный контакт.</w:t>
+      </w:r>
+    </w:p>
+    <w:p>
+      <w:pPr>
+        <w:pStyle w:val="BulletText"/>
+      </w:pPr>
+      <w:r>
+        <w:rPr>
+          <w:rFonts w:ascii="Arial" w:hAnsi="Arial" w:eastAsia="Arial" w:cs="Arial"/>
+          <w:b w:val="0"/>
+          <w:i w:val="0"/>
+        </w:rPr>
+        <w:t>3. Укажите источник обращения.</w:t>
+      </w:r>
+    </w:p>
+    <w:p>
+      <w:pPr>
+        <w:pStyle w:val="BulletText"/>
+      </w:pPr>
+      <w:r>
+        <w:rPr>
+          <w:rFonts w:ascii="Arial" w:hAnsi="Arial" w:eastAsia="Arial" w:cs="Arial"/>
+          <w:b w:val="0"/>
+          <w:i w:val="0"/>
+        </w:rPr>
+        <w:t>4. Коротко запишите запрос без лишних личных деталей.</w:t>
+      </w:r>
+    </w:p>
+    <w:p>
+      <w:pPr>
+        <w:pStyle w:val="BulletText"/>
+      </w:pPr>
+      <w:r>
+        <w:rPr>
+          <w:rFonts w:ascii="Arial" w:hAnsi="Arial" w:eastAsia="Arial" w:cs="Arial"/>
+          <w:b w:val="0"/>
+          <w:i w:val="0"/>
+        </w:rPr>
+        <w:t>5. Проверьте рекомендуемый следующий шаг.</w:t>
+      </w:r>
+    </w:p>
+    <w:p>
+      <w:pPr>
+        <w:pStyle w:val="Heading4"/>
+      </w:pPr>
+      <w:r>
+        <w:t>Что сделать сейчас</w:t>
+      </w:r>
+    </w:p>
+    <w:p>
+      <w:r>
+        <w:rPr>
+          <w:rFonts w:ascii="Arial" w:hAnsi="Arial" w:eastAsia="Arial" w:cs="Arial"/>
+          <w:b w:val="0"/>
+          <w:i w:val="0"/>
+        </w:rPr>
+        <w:t>Ответьте человеку, предложите один конкретный следующий шаг и договоритесь, когда вы снова выйдете на связь.</w:t>
+      </w:r>
+    </w:p>
+    <w:p>
+      <w:pPr>
+        <w:pStyle w:val="Heading3"/>
+      </w:pPr>
+      <w:r>
+        <w:t>Полный маршрут заботы</w:t>
+      </w:r>
+    </w:p>
+    <w:p>
+      <w:pPr>
+        <w:spacing w:before="120" w:after="60"/>
+      </w:pPr>
+      <w:r>
+        <w:rPr>
+          <w:rFonts w:ascii="Arial" w:hAnsi="Arial" w:eastAsia="Arial" w:cs="Arial"/>
+          <w:b/>
+        </w:rPr>
+        <w:t>Открыть все этапы сопровождения</w:t>
+      </w:r>
+    </w:p>
+    <w:p>
+      <w:r>
+        <w:rPr>
+          <w:rFonts w:ascii="Arial" w:hAnsi="Arial" w:eastAsia="Arial" w:cs="Arial"/>
+          <w:b w:val="0"/>
+          <w:i w:val="0"/>
+        </w:rPr>
+        <w:t>Полная методика включает первое обращение, ситуацию «я подумаю», первый и повторный приход, самостоятельную практику, углубление, сообщество и обязательный чат.</w:t>
+      </w:r>
+    </w:p>
+    <w:p>
+      <w:hyperlink r:id="rId28">
+        <w:r>
+          <w:rPr>
+            <w:color w:val="1F5E4A"/>
+            <w:u w:val="single"/>
+            <w:rFonts w:ascii="Arial" w:hAnsi="Arial" w:eastAsia="Arial" w:cs="Arial"/>
+          </w:rPr>
+          <w:t>Перейти к полной системе заботы</w:t>
+        </w:r>
+      </w:hyperlink>
+    </w:p>
+    <w:p>
+      <w:pPr>
+        <w:pStyle w:val="BulletText"/>
+      </w:pPr>
+      <w:r>
+        <w:rPr>
+          <w:rFonts w:ascii="Arial" w:hAnsi="Arial" w:eastAsia="Arial" w:cs="Arial"/>
+          <w:b w:val="0"/>
+          <w:i w:val="0"/>
+        </w:rPr>
+        <w:t xml:space="preserve">• </w:t>
+      </w:r>
+      <w:hyperlink r:id="rId23">
+        <w:r>
+          <w:rPr>
+            <w:color w:val="1F5E4A"/>
+            <w:u w:val="single"/>
+            <w:rFonts w:ascii="Arial" w:hAnsi="Arial" w:eastAsia="Arial" w:cs="Arial"/>
+          </w:rPr>
+          <w:t>Чек-лист новичка</w:t>
+        </w:r>
+      </w:hyperlink>
+    </w:p>
+    <w:p>
+      <w:pPr>
+        <w:pStyle w:val="BulletText"/>
+      </w:pPr>
+      <w:r>
+        <w:rPr>
+          <w:rFonts w:ascii="Arial" w:hAnsi="Arial" w:eastAsia="Arial" w:cs="Arial"/>
+          <w:b w:val="0"/>
+          <w:i w:val="0"/>
+        </w:rPr>
+        <w:t xml:space="preserve">• </w:t>
+      </w:r>
+      <w:hyperlink r:id="rId29">
+        <w:r>
+          <w:rPr>
+            <w:color w:val="1F5E4A"/>
+            <w:u w:val="single"/>
+            <w:rFonts w:ascii="Arial" w:hAnsi="Arial" w:eastAsia="Arial" w:cs="Arial"/>
+          </w:rPr>
+          <w:t>Путь человека</w:t>
+        </w:r>
+      </w:hyperlink>
+    </w:p>
+    <w:p>
+      <w:pPr>
+        <w:pStyle w:val="BulletText"/>
+      </w:pPr>
+      <w:r>
+        <w:rPr>
+          <w:rFonts w:ascii="Arial" w:hAnsi="Arial" w:eastAsia="Arial" w:cs="Arial"/>
+          <w:b w:val="0"/>
+          <w:i w:val="0"/>
+        </w:rPr>
+        <w:t xml:space="preserve">• </w:t>
+      </w:r>
+      <w:hyperlink r:id="rId17">
+        <w:r>
+          <w:rPr>
+            <w:color w:val="1F5E4A"/>
+            <w:u w:val="single"/>
+            <w:rFonts w:ascii="Arial" w:hAnsi="Arial" w:eastAsia="Arial" w:cs="Arial"/>
+          </w:rPr>
+          <w:t>Каталог программ</w:t>
+        </w:r>
+      </w:hyperlink>
+    </w:p>
+    <w:p>
+      <w:hyperlink r:id="rId18">
+        <w:r>
+          <w:rPr>
+            <w:color w:val="1F5E4A"/>
+            <w:u w:val="single"/>
+            <w:rFonts w:ascii="Arial" w:hAnsi="Arial" w:eastAsia="Arial" w:cs="Arial"/>
+          </w:rPr>
+          <w:t>← Вернуться на главную</w:t>
+        </w:r>
+      </w:hyperlink>
+    </w:p>
+    <w:p>
+      <w:pPr>
+        <w:spacing w:before="120"/>
+      </w:pPr>
+      <w:hyperlink r:id="rId30">
+        <w:r>
+          <w:rPr>
+            <w:color w:val="1F5E4A"/>
+            <w:u w:val="single"/>
+            <w:rFonts w:ascii="Arial" w:hAnsi="Arial" w:eastAsia="Arial" w:cs="Arial"/>
+          </w:rPr>
+          <w:t>Версия страницы на сайте</w:t>
+        </w:r>
+      </w:hyperlink>
+    </w:p>
+    <w:p>
+      <w:pPr>
+        <w:pStyle w:val="Heading2"/>
+      </w:pPr>
+      <w:r>
+        <w:t>Секретарь Прачары</w:t>
+      </w:r>
+    </w:p>
+    <w:p>
+      <w:pPr>
+        <w:pStyle w:val="Heading3"/>
+      </w:pPr>
+      <w:r>
+        <w:t>Идея</w:t>
+      </w:r>
+    </w:p>
+    <w:p>
+      <w:r>
+        <w:rPr>
+          <w:rFonts w:ascii="Arial" w:hAnsi="Arial" w:eastAsia="Arial" w:cs="Arial"/>
+          <w:b w:val="0"/>
+          <w:i w:val="0"/>
+        </w:rPr>
+        <w:t>Секретарь отвечает не за выполнение всех задач лично, а за работу всей системы Прачары юнита.</w:t>
+      </w:r>
+    </w:p>
+    <w:p>
+      <w:pPr>
+        <w:pStyle w:val="Heading3"/>
+      </w:pPr>
+      <w:r>
+        <w:t>Конечный результат</w:t>
+      </w:r>
+    </w:p>
+    <w:p>
+      <w:r>
+        <w:rPr>
+          <w:rFonts w:ascii="Arial" w:hAnsi="Arial" w:eastAsia="Arial" w:cs="Arial"/>
+          <w:b/>
+          <w:i w:val="0"/>
+        </w:rPr>
+        <w:t>Реклама, программы и забота связаны; команда знает ближайшие действия, ответственных и ожидаемый результат.</w:t>
+      </w:r>
+    </w:p>
+    <w:p>
+      <w:pPr>
+        <w:pStyle w:val="Heading3"/>
+      </w:pPr>
+      <w:r>
+        <w:t>Карта системы</w:t>
+      </w:r>
+    </w:p>
+    <w:p>
+      <w:pPr>
+        <w:pStyle w:val="Heading3"/>
+      </w:pPr>
+      <w:r>
+        <w:t>Основные области работы</w:t>
+      </w:r>
+    </w:p>
+    <w:p>
+      <w:pPr>
+        <w:pStyle w:val="BulletText"/>
+      </w:pPr>
+      <w:r>
+        <w:rPr>
+          <w:rFonts w:ascii="Arial" w:hAnsi="Arial" w:eastAsia="Arial" w:cs="Arial"/>
+          <w:b w:val="0"/>
+          <w:i w:val="0"/>
+        </w:rPr>
+        <w:t xml:space="preserve">• </w:t>
+      </w:r>
+      <w:r>
+        <w:rPr>
+          <w:rFonts w:ascii="Arial" w:hAnsi="Arial" w:eastAsia="Arial" w:cs="Arial"/>
+          <w:b/>
+          <w:i w:val="0"/>
+        </w:rPr>
+        <w:t>Команда</w:t>
+      </w:r>
+    </w:p>
+    <w:p>
+      <w:r>
+        <w:rPr>
+          <w:rFonts w:ascii="Arial" w:hAnsi="Arial" w:eastAsia="Arial" w:cs="Arial"/>
+          <w:b w:val="0"/>
+          <w:i w:val="0"/>
+        </w:rPr>
+        <w:t>Определить ответственности, найти людей, распределить направления и развивать прачарщиков.</w:t>
+      </w:r>
+    </w:p>
+    <w:p>
+      <w:hyperlink r:id="rId31">
         <w:r>
           <w:rPr>
             <w:color w:val="1F5E4A"/>
@@ -1116,14 +2996,6 @@
           <w:t>Формирование команды</w:t>
         </w:r>
       </w:hyperlink>
-      <w:r>
-        <w:rPr>
-          <w:rFonts w:ascii="Arial" w:hAnsi="Arial" w:eastAsia="Arial" w:cs="Arial"/>
-          <w:b w:val="0"/>
-          <w:i w:val="0"/>
-        </w:rPr>
-        <w:t xml:space="preserve"> — распределение функций.</w:t>
-      </w:r>
     </w:p>
     <w:p>
       <w:pPr>
@@ -1137,24 +3009,67 @@
         </w:rPr>
         <w:t xml:space="preserve">• </w:t>
       </w:r>
-      <w:hyperlink r:id="rId23">
+      <w:r>
+        <w:rPr>
+          <w:rFonts w:ascii="Arial" w:hAnsi="Arial" w:eastAsia="Arial" w:cs="Arial"/>
+          <w:b/>
+          <w:i w:val="0"/>
+        </w:rPr>
+        <w:t>Управление направлениями</w:t>
+      </w:r>
+    </w:p>
+    <w:p>
+      <w:r>
+        <w:rPr>
+          <w:rFonts w:ascii="Arial" w:hAnsi="Arial" w:eastAsia="Arial" w:cs="Arial"/>
+          <w:b w:val="0"/>
+          <w:i w:val="0"/>
+        </w:rPr>
+        <w:t>Видеть состояние рекламы, программ и заботы, не забирая все задачи себе.</w:t>
+      </w:r>
+    </w:p>
+    <w:p>
+      <w:pPr>
+        <w:pStyle w:val="BulletText"/>
+      </w:pPr>
+      <w:r>
+        <w:rPr>
+          <w:rFonts w:ascii="Arial" w:hAnsi="Arial" w:eastAsia="Arial" w:cs="Arial"/>
+          <w:b w:val="0"/>
+          <w:i w:val="0"/>
+        </w:rPr>
+        <w:t xml:space="preserve">• </w:t>
+      </w:r>
+      <w:r>
+        <w:rPr>
+          <w:rFonts w:ascii="Arial" w:hAnsi="Arial" w:eastAsia="Arial" w:cs="Arial"/>
+          <w:b/>
+          <w:i w:val="0"/>
+        </w:rPr>
+        <w:t>Показатели</w:t>
+      </w:r>
+    </w:p>
+    <w:p>
+      <w:r>
+        <w:rPr>
+          <w:rFonts w:ascii="Arial" w:hAnsi="Arial" w:eastAsia="Arial" w:cs="Arial"/>
+          <w:b w:val="0"/>
+          <w:i w:val="0"/>
+        </w:rPr>
+        <w:t>Сколько людей обратилось, пришло, продолжает и где возникает узкое место.</w:t>
+      </w:r>
+    </w:p>
+    <w:p>
+      <w:hyperlink r:id="rId14">
         <w:r>
           <w:rPr>
             <w:color w:val="1F5E4A"/>
             <w:u w:val="single"/>
             <w:rFonts w:ascii="Arial" w:hAnsi="Arial" w:eastAsia="Arial" w:cs="Arial"/>
           </w:rPr>
-          <w:t>Три блока Прачары</w:t>
+          <w:t>Открыть систему показателей</w:t>
         </w:r>
       </w:hyperlink>
-      <w:r>
-        <w:rPr>
-          <w:rFonts w:ascii="Arial" w:hAnsi="Arial" w:eastAsia="Arial" w:cs="Arial"/>
-          <w:b w:val="0"/>
-          <w:i w:val="0"/>
-        </w:rPr>
-        <w:t xml:space="preserve"> — проверка баланса работы.</w:t>
-      </w:r>
     </w:p>
     <w:p>
       <w:pPr>
@@ -1168,32 +3083,36 @@
         </w:rPr>
         <w:t xml:space="preserve">• </w:t>
       </w:r>
-      <w:hyperlink r:id="rId24">
+      <w:r>
+        <w:rPr>
+          <w:rFonts w:ascii="Arial" w:hAnsi="Arial" w:eastAsia="Arial" w:cs="Arial"/>
+          <w:b/>
+          <w:i w:val="0"/>
+        </w:rPr>
+        <w:t>Целевые действия</w:t>
+      </w:r>
+    </w:p>
+    <w:p>
+      <w:r>
+        <w:rPr>
+          <w:rFonts w:ascii="Arial" w:hAnsi="Arial" w:eastAsia="Arial" w:cs="Arial"/>
+          <w:b w:val="0"/>
+          <w:i w:val="0"/>
+        </w:rPr>
+        <w:t>Показатели → узкое место → действие → ответственный → выполнение → разбор.</w:t>
+      </w:r>
+    </w:p>
+    <w:p>
+      <w:hyperlink r:id="rId32">
         <w:r>
           <w:rPr>
             <w:color w:val="1F5E4A"/>
             <w:u w:val="single"/>
             <w:rFonts w:ascii="Arial" w:hAnsi="Arial" w:eastAsia="Arial" w:cs="Arial"/>
           </w:rPr>
-          <w:t>Система показателей</w:t>
+          <w:t>Открыть алгоритм</w:t>
         </w:r>
       </w:hyperlink>
-      <w:r>
-        <w:rPr>
-          <w:rFonts w:ascii="Arial" w:hAnsi="Arial" w:eastAsia="Arial" w:cs="Arial"/>
-          <w:b w:val="0"/>
-          <w:i w:val="0"/>
-        </w:rPr>
-        <w:t xml:space="preserve"> — как видеть результат.</w:t>
-      </w:r>
-    </w:p>
-    <w:p>
-      <w:pPr>
-        <w:pStyle w:val="Heading3"/>
-      </w:pPr>
-      <w:r>
-        <w:t>Основные задачи</w:t>
-      </w:r>
     </w:p>
     <w:p>
       <w:pPr>
@@ -1205,125 +3124,521 @@
           <w:b w:val="0"/>
           <w:i w:val="0"/>
         </w:rPr>
-        <w:t>• Определять приоритет и следующую конкретную задачу.</w:t>
-      </w:r>
-    </w:p>
-    <w:p>
-      <w:pPr>
-        <w:pStyle w:val="BulletText"/>
-      </w:pPr>
-      <w:r>
-        <w:rPr>
-          <w:rFonts w:ascii="Arial" w:hAnsi="Arial" w:eastAsia="Arial" w:cs="Arial"/>
-          <w:b w:val="0"/>
-          <w:i w:val="0"/>
-        </w:rPr>
-        <w:t>• Приглашать людей к функциям и помогать им включаться.</w:t>
-      </w:r>
-    </w:p>
-    <w:p>
-      <w:pPr>
-        <w:pStyle w:val="BulletText"/>
-      </w:pPr>
-      <w:r>
-        <w:rPr>
-          <w:rFonts w:ascii="Arial" w:hAnsi="Arial" w:eastAsia="Arial" w:cs="Arial"/>
-          <w:b w:val="0"/>
-          <w:i w:val="0"/>
-        </w:rPr>
-        <w:t>• Поддерживать регулярные программы и работу с новыми людьми.</w:t>
-      </w:r>
-    </w:p>
-    <w:p>
-      <w:pPr>
-        <w:pStyle w:val="BulletText"/>
-      </w:pPr>
-      <w:r>
-        <w:rPr>
-          <w:rFonts w:ascii="Arial" w:hAnsi="Arial" w:eastAsia="Arial" w:cs="Arial"/>
-          <w:b w:val="0"/>
-          <w:i w:val="0"/>
-        </w:rPr>
-        <w:t>• Проверять результат и передавать обратную связь Центру.</w:t>
-      </w:r>
-    </w:p>
-    <w:p>
-      <w:pPr>
-        <w:pStyle w:val="Heading3"/>
-      </w:pPr>
-      <w:r>
-        <w:t>Куда дальше</w:t>
-      </w:r>
-    </w:p>
-    <w:p>
-      <w:r>
-        <w:rPr>
-          <w:rFonts w:ascii="Arial" w:hAnsi="Arial" w:eastAsia="Arial" w:cs="Arial"/>
-          <w:b w:val="0"/>
-          <w:i w:val="0"/>
-        </w:rPr>
-        <w:t xml:space="preserve">Когда понятен ближайший приоритет, откройте </w:t>
-      </w:r>
-      <w:hyperlink r:id="rId25">
+        <w:t xml:space="preserve">• </w:t>
+      </w:r>
+      <w:r>
+        <w:rPr>
+          <w:rFonts w:ascii="Arial" w:hAnsi="Arial" w:eastAsia="Arial" w:cs="Arial"/>
+          <w:b/>
+          <w:i w:val="0"/>
+        </w:rPr>
+        <w:t>Созвоны команды</w:t>
+      </w:r>
+    </w:p>
+    <w:p>
+      <w:r>
+        <w:rPr>
+          <w:rFonts w:ascii="Arial" w:hAnsi="Arial" w:eastAsia="Arial" w:cs="Arial"/>
+          <w:b w:val="0"/>
+          <w:i w:val="0"/>
+        </w:rPr>
+        <w:t>Короткий регулярный разбор результатов и план до следующей встречи.</w:t>
+      </w:r>
+    </w:p>
+    <w:p>
+      <w:hyperlink r:id="rId33">
         <w:r>
           <w:rPr>
             <w:color w:val="1F5E4A"/>
             <w:u w:val="single"/>
             <w:rFonts w:ascii="Arial" w:hAnsi="Arial" w:eastAsia="Arial" w:cs="Arial"/>
           </w:rPr>
-          <w:t>инфраструктуру юнита</w:t>
+          <w:t>Открыть структуру созвона</w:t>
         </w:r>
       </w:hyperlink>
-      <w:r>
-        <w:rPr>
-          <w:rFonts w:ascii="Arial" w:hAnsi="Arial" w:eastAsia="Arial" w:cs="Arial"/>
-          <w:b w:val="0"/>
-          <w:i w:val="0"/>
-        </w:rPr>
-        <w:t xml:space="preserve"> и нужную </w:t>
-      </w:r>
-      <w:hyperlink r:id="rId26">
+    </w:p>
+    <w:p>
+      <w:pPr>
+        <w:pStyle w:val="BulletText"/>
+      </w:pPr>
+      <w:r>
+        <w:rPr>
+          <w:rFonts w:ascii="Arial" w:hAnsi="Arial" w:eastAsia="Arial" w:cs="Arial"/>
+          <w:b w:val="0"/>
+          <w:i w:val="0"/>
+        </w:rPr>
+        <w:t xml:space="preserve">• </w:t>
+      </w:r>
+      <w:r>
+        <w:rPr>
+          <w:rFonts w:ascii="Arial" w:hAnsi="Arial" w:eastAsia="Arial" w:cs="Arial"/>
+          <w:b/>
+          <w:i w:val="0"/>
+        </w:rPr>
+        <w:t>Развитие команды</w:t>
+      </w:r>
+    </w:p>
+    <w:p>
+      <w:r>
+        <w:rPr>
+          <w:rFonts w:ascii="Arial" w:hAnsi="Arial" w:eastAsia="Arial" w:cs="Arial"/>
+          <w:b w:val="0"/>
+          <w:i w:val="0"/>
+        </w:rPr>
+        <w:t>Обучение, инструменты, маркетинг, ИИ, обмен опытом и культура Прачары.</w:t>
+      </w:r>
+    </w:p>
+    <w:p>
+      <w:pPr>
+        <w:pStyle w:val="BulletText"/>
+      </w:pPr>
+      <w:r>
+        <w:rPr>
+          <w:rFonts w:ascii="Arial" w:hAnsi="Arial" w:eastAsia="Arial" w:cs="Arial"/>
+          <w:b w:val="0"/>
+          <w:i w:val="0"/>
+        </w:rPr>
+        <w:t xml:space="preserve">• </w:t>
+      </w:r>
+      <w:r>
+        <w:rPr>
+          <w:rFonts w:ascii="Arial" w:hAnsi="Arial" w:eastAsia="Arial" w:cs="Arial"/>
+          <w:b/>
+          <w:i w:val="0"/>
+        </w:rPr>
+        <w:t>Развитие юнита</w:t>
+      </w:r>
+    </w:p>
+    <w:p>
+      <w:r>
+        <w:rPr>
+          <w:rFonts w:ascii="Arial" w:hAnsi="Arial" w:eastAsia="Arial" w:cs="Arial"/>
+          <w:b w:val="0"/>
+          <w:i w:val="0"/>
+        </w:rPr>
+        <w:t>Диагностика, слабые места, регулярность мероприятий и последовательное усиление системы.</w:t>
+      </w:r>
+    </w:p>
+    <w:p>
+      <w:hyperlink r:id="rId34">
         <w:r>
           <w:rPr>
             <w:color w:val="1F5E4A"/>
             <w:u w:val="single"/>
             <w:rFonts w:ascii="Arial" w:hAnsi="Arial" w:eastAsia="Arial" w:cs="Arial"/>
           </w:rPr>
-          <w:t>роль</w:t>
+          <w:t>Профиль развития юнита</w:t>
         </w:r>
       </w:hyperlink>
-      <w:r>
-        <w:rPr>
-          <w:rFonts w:ascii="Arial" w:hAnsi="Arial" w:eastAsia="Arial" w:cs="Arial"/>
-          <w:b w:val="0"/>
-          <w:i w:val="0"/>
-        </w:rPr>
-        <w:t xml:space="preserve"> или </w:t>
-      </w:r>
-      <w:hyperlink r:id="rId27">
+    </w:p>
+    <w:p>
+      <w:pPr>
+        <w:pStyle w:val="Heading3"/>
+      </w:pPr>
+      <w:r>
+        <w:t>Целевые действия</w:t>
+      </w:r>
+    </w:p>
+    <w:p>
+      <w:pPr>
+        <w:pStyle w:val="BulletText"/>
+      </w:pPr>
+      <w:r>
+        <w:rPr>
+          <w:rFonts w:ascii="Arial" w:hAnsi="Arial" w:eastAsia="Arial" w:cs="Arial"/>
+          <w:b w:val="0"/>
+          <w:i w:val="0"/>
+        </w:rPr>
+        <w:t>1. Посмотреть показатели движения людей.</w:t>
+      </w:r>
+    </w:p>
+    <w:p>
+      <w:pPr>
+        <w:pStyle w:val="BulletText"/>
+      </w:pPr>
+      <w:r>
+        <w:rPr>
+          <w:rFonts w:ascii="Arial" w:hAnsi="Arial" w:eastAsia="Arial" w:cs="Arial"/>
+          <w:b w:val="0"/>
+          <w:i w:val="0"/>
+        </w:rPr>
+        <w:t>2. Найти одно главное узкое место.</w:t>
+      </w:r>
+    </w:p>
+    <w:p>
+      <w:pPr>
+        <w:pStyle w:val="BulletText"/>
+      </w:pPr>
+      <w:r>
+        <w:rPr>
+          <w:rFonts w:ascii="Arial" w:hAnsi="Arial" w:eastAsia="Arial" w:cs="Arial"/>
+          <w:b w:val="0"/>
+          <w:i w:val="0"/>
+        </w:rPr>
+        <w:t>3. Выбрать от одного до трёх действий, которые сильнее всего влияют на него.</w:t>
+      </w:r>
+    </w:p>
+    <w:p>
+      <w:pPr>
+        <w:pStyle w:val="BulletText"/>
+      </w:pPr>
+      <w:r>
+        <w:rPr>
+          <w:rFonts w:ascii="Arial" w:hAnsi="Arial" w:eastAsia="Arial" w:cs="Arial"/>
+          <w:b w:val="0"/>
+          <w:i w:val="0"/>
+        </w:rPr>
+        <w:t>4. Для каждого действия определить ответственного, срок и ожидаемый результат.</w:t>
+      </w:r>
+    </w:p>
+    <w:p>
+      <w:pPr>
+        <w:pStyle w:val="BulletText"/>
+      </w:pPr>
+      <w:r>
+        <w:rPr>
+          <w:rFonts w:ascii="Arial" w:hAnsi="Arial" w:eastAsia="Arial" w:cs="Arial"/>
+          <w:b w:val="0"/>
+          <w:i w:val="0"/>
+        </w:rPr>
+        <w:t>5. На следующем созвоне разобрать факт и решить, что изменить.</w:t>
+      </w:r>
+    </w:p>
+    <w:p>
+      <w:pPr>
+        <w:spacing w:before="120" w:after="60"/>
+      </w:pPr>
+      <w:r>
+        <w:rPr>
+          <w:rFonts w:ascii="Arial" w:hAnsi="Arial" w:eastAsia="Arial" w:cs="Arial"/>
+          <w:b/>
+        </w:rPr>
+        <w:t>Пример</w:t>
+      </w:r>
+    </w:p>
+    <w:p>
+      <w:r>
+        <w:rPr>
+          <w:rFonts w:ascii="Arial" w:hAnsi="Arial" w:eastAsia="Arial" w:cs="Arial"/>
+          <w:b/>
+          <w:i w:val="0"/>
+        </w:rPr>
+        <w:t>Факт:</w:t>
+      </w:r>
+      <w:r>
+        <w:rPr>
+          <w:rFonts w:ascii="Arial" w:hAnsi="Arial" w:eastAsia="Arial" w:cs="Arial"/>
+          <w:b w:val="0"/>
+          <w:i w:val="0"/>
+        </w:rPr>
+        <w:t xml:space="preserve"> много обращений, мало первых посещений.</w:t>
+      </w:r>
+    </w:p>
+    <w:p>
+      <w:r>
+        <w:rPr>
+          <w:rFonts w:ascii="Arial" w:hAnsi="Arial" w:eastAsia="Arial" w:cs="Arial"/>
+          <w:b/>
+          <w:i w:val="0"/>
+        </w:rPr>
+        <w:t>Узкое место:</w:t>
+      </w:r>
+      <w:r>
+        <w:rPr>
+          <w:rFonts w:ascii="Arial" w:hAnsi="Arial" w:eastAsia="Arial" w:cs="Arial"/>
+          <w:b w:val="0"/>
+          <w:i w:val="0"/>
+        </w:rPr>
+        <w:t xml:space="preserve"> человеку непонятно, что будет на встрече.</w:t>
+      </w:r>
+    </w:p>
+    <w:p>
+      <w:r>
+        <w:rPr>
+          <w:rFonts w:ascii="Arial" w:hAnsi="Arial" w:eastAsia="Arial" w:cs="Arial"/>
+          <w:b/>
+          <w:i w:val="0"/>
+        </w:rPr>
+        <w:t>Действие:</w:t>
+      </w:r>
+      <w:r>
+        <w:rPr>
+          <w:rFonts w:ascii="Arial" w:hAnsi="Arial" w:eastAsia="Arial" w:cs="Arial"/>
+          <w:b w:val="0"/>
+          <w:i w:val="0"/>
+        </w:rPr>
+        <w:t xml:space="preserve"> добавить короткое описание формата в ответы и анонсы.</w:t>
+      </w:r>
+    </w:p>
+    <w:p>
+      <w:r>
+        <w:rPr>
+          <w:rFonts w:ascii="Arial" w:hAnsi="Arial" w:eastAsia="Arial" w:cs="Arial"/>
+          <w:b/>
+          <w:i w:val="0"/>
+        </w:rPr>
+        <w:t>Ответственные:</w:t>
+      </w:r>
+      <w:r>
+        <w:rPr>
+          <w:rFonts w:ascii="Arial" w:hAnsi="Arial" w:eastAsia="Arial" w:cs="Arial"/>
+          <w:b w:val="0"/>
+          <w:i w:val="0"/>
+        </w:rPr>
+        <w:t xml:space="preserve"> заботник и контент-мейкер.</w:t>
+      </w:r>
+    </w:p>
+    <w:p>
+      <w:r>
+        <w:rPr>
+          <w:rFonts w:ascii="Arial" w:hAnsi="Arial" w:eastAsia="Arial" w:cs="Arial"/>
+          <w:b/>
+          <w:i w:val="0"/>
+        </w:rPr>
+        <w:t>Проверка:</w:t>
+      </w:r>
+      <w:r>
+        <w:rPr>
+          <w:rFonts w:ascii="Arial" w:hAnsi="Arial" w:eastAsia="Arial" w:cs="Arial"/>
+          <w:b w:val="0"/>
+          <w:i w:val="0"/>
+        </w:rPr>
+        <w:t xml:space="preserve"> доля пришедших среди новых обращений за две недели.</w:t>
+      </w:r>
+    </w:p>
+    <w:p>
+      <w:pPr>
+        <w:pStyle w:val="Heading3"/>
+      </w:pPr>
+      <w:r>
+        <w:t>Созвон команды</w:t>
+      </w:r>
+    </w:p>
+    <w:p>
+      <w:pPr>
+        <w:spacing w:before="120" w:after="60"/>
+      </w:pPr>
+      <w:r>
+        <w:rPr>
+          <w:rFonts w:ascii="Arial" w:hAnsi="Arial" w:eastAsia="Arial" w:cs="Arial"/>
+          <w:b/>
+        </w:rPr>
+        <w:t>Структура созвона на 30–45 минут</w:t>
+      </w:r>
+    </w:p>
+    <w:p>
+      <w:pPr>
+        <w:pStyle w:val="BulletText"/>
+      </w:pPr>
+      <w:r>
+        <w:rPr>
+          <w:rFonts w:ascii="Arial" w:hAnsi="Arial" w:eastAsia="Arial" w:cs="Arial"/>
+          <w:b w:val="0"/>
+          <w:i w:val="0"/>
+        </w:rPr>
+        <w:t>1. Что сделали с прошлого созвона?</w:t>
+      </w:r>
+    </w:p>
+    <w:p>
+      <w:pPr>
+        <w:pStyle w:val="BulletText"/>
+      </w:pPr>
+      <w:r>
+        <w:rPr>
+          <w:rFonts w:ascii="Arial" w:hAnsi="Arial" w:eastAsia="Arial" w:cs="Arial"/>
+          <w:b w:val="0"/>
+          <w:i w:val="0"/>
+        </w:rPr>
+        <w:t>2. Какие появились новые обращения и люди?</w:t>
+      </w:r>
+    </w:p>
+    <w:p>
+      <w:pPr>
+        <w:pStyle w:val="BulletText"/>
+      </w:pPr>
+      <w:r>
+        <w:rPr>
+          <w:rFonts w:ascii="Arial" w:hAnsi="Arial" w:eastAsia="Arial" w:cs="Arial"/>
+          <w:b w:val="0"/>
+          <w:i w:val="0"/>
+        </w:rPr>
+        <w:t>3. Сколько человек пришло и сколько продолжает?</w:t>
+      </w:r>
+    </w:p>
+    <w:p>
+      <w:pPr>
+        <w:pStyle w:val="BulletText"/>
+      </w:pPr>
+      <w:r>
+        <w:rPr>
+          <w:rFonts w:ascii="Arial" w:hAnsi="Arial" w:eastAsia="Arial" w:cs="Arial"/>
+          <w:b w:val="0"/>
+          <w:i w:val="0"/>
+        </w:rPr>
+        <w:t>4. Где возникли сложности или узкие места?</w:t>
+      </w:r>
+    </w:p>
+    <w:p>
+      <w:pPr>
+        <w:pStyle w:val="BulletText"/>
+      </w:pPr>
+      <w:r>
+        <w:rPr>
+          <w:rFonts w:ascii="Arial" w:hAnsi="Arial" w:eastAsia="Arial" w:cs="Arial"/>
+          <w:b w:val="0"/>
+          <w:i w:val="0"/>
+        </w:rPr>
+        <w:t>5. Что делаем до следующего созвона?</w:t>
+      </w:r>
+    </w:p>
+    <w:p>
+      <w:pPr>
+        <w:pStyle w:val="BulletText"/>
+      </w:pPr>
+      <w:r>
+        <w:rPr>
+          <w:rFonts w:ascii="Arial" w:hAnsi="Arial" w:eastAsia="Arial" w:cs="Arial"/>
+          <w:b w:val="0"/>
+          <w:i w:val="0"/>
+        </w:rPr>
+        <w:t>6. Кто отвечает и какой результат ожидаем?</w:t>
+      </w:r>
+    </w:p>
+    <w:p>
+      <w:pPr>
+        <w:pStyle w:val="Heading4"/>
+      </w:pPr>
+      <w:r>
+        <w:t>Что сделать сейчас</w:t>
+      </w:r>
+    </w:p>
+    <w:p>
+      <w:r>
+        <w:rPr>
+          <w:rFonts w:ascii="Arial" w:hAnsi="Arial" w:eastAsia="Arial" w:cs="Arial"/>
+          <w:b w:val="0"/>
+          <w:i w:val="0"/>
+        </w:rPr>
+        <w:t>Выберите одно узкое место системы юнита и назначьте одно измеримое действие с ответственным и сроком проверки.</w:t>
+      </w:r>
+    </w:p>
+    <w:p>
+      <w:pPr>
+        <w:pStyle w:val="Heading3"/>
+      </w:pPr>
+      <w:r>
+        <w:t>Рабочие материалы</w:t>
+      </w:r>
+    </w:p>
+    <w:p>
+      <w:pPr>
+        <w:pStyle w:val="BulletText"/>
+      </w:pPr>
+      <w:r>
+        <w:rPr>
+          <w:rFonts w:ascii="Arial" w:hAnsi="Arial" w:eastAsia="Arial" w:cs="Arial"/>
+          <w:b w:val="0"/>
+          <w:i w:val="0"/>
+        </w:rPr>
+        <w:t xml:space="preserve">• </w:t>
+      </w:r>
+      <w:hyperlink r:id="rId35">
         <w:r>
           <w:rPr>
             <w:color w:val="1F5E4A"/>
             <w:u w:val="single"/>
             <w:rFonts w:ascii="Arial" w:hAnsi="Arial" w:eastAsia="Arial" w:cs="Arial"/>
           </w:rPr>
-          <w:t>программу</w:t>
+          <w:t>Карта задач юнита</w:t>
         </w:r>
       </w:hyperlink>
-      <w:r>
-        <w:rPr>
-          <w:rFonts w:ascii="Arial" w:hAnsi="Arial" w:eastAsia="Arial" w:cs="Arial"/>
-          <w:b w:val="0"/>
-          <w:i w:val="0"/>
-        </w:rPr>
-        <w:t>.</w:t>
-      </w:r>
+    </w:p>
+    <w:p>
+      <w:pPr>
+        <w:pStyle w:val="BulletText"/>
+      </w:pPr>
+      <w:r>
+        <w:rPr>
+          <w:rFonts w:ascii="Arial" w:hAnsi="Arial" w:eastAsia="Arial" w:cs="Arial"/>
+          <w:b w:val="0"/>
+          <w:i w:val="0"/>
+        </w:rPr>
+        <w:t xml:space="preserve">• </w:t>
+      </w:r>
+      <w:hyperlink r:id="rId36">
+        <w:r>
+          <w:rPr>
+            <w:color w:val="1F5E4A"/>
+            <w:u w:val="single"/>
+            <w:rFonts w:ascii="Arial" w:hAnsi="Arial" w:eastAsia="Arial" w:cs="Arial"/>
+          </w:rPr>
+          <w:t>Управление юнитом</w:t>
+        </w:r>
+      </w:hyperlink>
+    </w:p>
+    <w:p>
+      <w:pPr>
+        <w:pStyle w:val="BulletText"/>
+      </w:pPr>
+      <w:r>
+        <w:rPr>
+          <w:rFonts w:ascii="Arial" w:hAnsi="Arial" w:eastAsia="Arial" w:cs="Arial"/>
+          <w:b w:val="0"/>
+          <w:i w:val="0"/>
+        </w:rPr>
+        <w:t xml:space="preserve">• </w:t>
+      </w:r>
+      <w:hyperlink r:id="rId37">
+        <w:r>
+          <w:rPr>
+            <w:color w:val="1F5E4A"/>
+            <w:u w:val="single"/>
+            <w:rFonts w:ascii="Arial" w:hAnsi="Arial" w:eastAsia="Arial" w:cs="Arial"/>
+          </w:rPr>
+          <w:t>Описание роли секретаря</w:t>
+        </w:r>
+      </w:hyperlink>
+    </w:p>
+    <w:p>
+      <w:pPr>
+        <w:pStyle w:val="BulletText"/>
+      </w:pPr>
+      <w:r>
+        <w:rPr>
+          <w:rFonts w:ascii="Arial" w:hAnsi="Arial" w:eastAsia="Arial" w:cs="Arial"/>
+          <w:b w:val="0"/>
+          <w:i w:val="0"/>
+        </w:rPr>
+        <w:t xml:space="preserve">• </w:t>
+      </w:r>
+      <w:hyperlink r:id="rId38">
+        <w:r>
+          <w:rPr>
+            <w:color w:val="1F5E4A"/>
+            <w:u w:val="single"/>
+            <w:rFonts w:ascii="Arial" w:hAnsi="Arial" w:eastAsia="Arial" w:cs="Arial"/>
+          </w:rPr>
+          <w:t>Инфраструктура юнита</w:t>
+        </w:r>
+      </w:hyperlink>
+    </w:p>
+    <w:p>
+      <w:hyperlink r:id="rId18">
+        <w:r>
+          <w:rPr>
+            <w:color w:val="1F5E4A"/>
+            <w:u w:val="single"/>
+            <w:rFonts w:ascii="Arial" w:hAnsi="Arial" w:eastAsia="Arial" w:cs="Arial"/>
+          </w:rPr>
+          <w:t>← Вернуться на главную</w:t>
+        </w:r>
+      </w:hyperlink>
     </w:p>
     <w:p>
       <w:pPr>
         <w:spacing w:before="120"/>
       </w:pPr>
-      <w:hyperlink r:id="rId28">
+      <w:hyperlink r:id="rId39">
         <w:r>
           <w:rPr>
             <w:color w:val="1F5E4A"/>
@@ -1339,17 +3654,17 @@
         <w:pStyle w:val="Heading2"/>
       </w:pPr>
       <w:r>
-        <w:t>Заботник</w:t>
-      </w:r>
-    </w:p>
-    <w:p>
-      <w:r>
-        <w:rPr>
-          <w:rFonts w:ascii="Arial" w:hAnsi="Arial" w:eastAsia="Arial" w:cs="Arial"/>
-          <w:b w:val="0"/>
-          <w:i w:val="0"/>
-        </w:rPr>
-        <w:t>Забота начинается с первого обращения. Цель — услышать запрос человека, помочь ему получить полезный опыт и сохранить живой контакт.</w:t>
+        <w:t>Первые шаги</w:t>
+      </w:r>
+    </w:p>
+    <w:p>
+      <w:r>
+        <w:rPr>
+          <w:rFonts w:ascii="Arial" w:hAnsi="Arial" w:eastAsia="Arial" w:cs="Arial"/>
+          <w:b w:val="0"/>
+          <w:i w:val="0"/>
+        </w:rPr>
+        <w:t>Вам не нужно сразу знать всю базу. Сначала поймите общий путь человека, затем выберите одну посильную функцию рядом с опытной командой.</w:t>
       </w:r>
     </w:p>
     <w:p>
@@ -1372,964 +3687,7 @@
         </w:rPr>
         <w:t xml:space="preserve">1. Прочитайте </w:t>
       </w:r>
-      <w:hyperlink r:id="rId26">
-        <w:r>
-          <w:rPr>
-            <w:color w:val="1F5E4A"/>
-            <w:u w:val="single"/>
-            <w:rFonts w:ascii="Arial" w:hAnsi="Arial" w:eastAsia="Arial" w:cs="Arial"/>
-          </w:rPr>
-          <w:t>описание роли заботника</w:t>
-        </w:r>
-      </w:hyperlink>
-      <w:r>
-        <w:rPr>
-          <w:rFonts w:ascii="Arial" w:hAnsi="Arial" w:eastAsia="Arial" w:cs="Arial"/>
-          <w:b w:val="0"/>
-          <w:i w:val="0"/>
-        </w:rPr>
-        <w:t>.</w:t>
-      </w:r>
-    </w:p>
-    <w:p>
-      <w:pPr>
-        <w:pStyle w:val="BulletText"/>
-      </w:pPr>
-      <w:r>
-        <w:rPr>
-          <w:rFonts w:ascii="Arial" w:hAnsi="Arial" w:eastAsia="Arial" w:cs="Arial"/>
-          <w:b w:val="0"/>
-          <w:i w:val="0"/>
-        </w:rPr>
-        <w:t xml:space="preserve">2. Откройте </w:t>
-      </w:r>
-      <w:hyperlink r:id="rId29">
-        <w:r>
-          <w:rPr>
-            <w:color w:val="1F5E4A"/>
-            <w:u w:val="single"/>
-            <w:rFonts w:ascii="Arial" w:hAnsi="Arial" w:eastAsia="Arial" w:cs="Arial"/>
-          </w:rPr>
-          <w:t>чек-лист работы с новичком</w:t>
-        </w:r>
-      </w:hyperlink>
-      <w:r>
-        <w:rPr>
-          <w:rFonts w:ascii="Arial" w:hAnsi="Arial" w:eastAsia="Arial" w:cs="Arial"/>
-          <w:b w:val="0"/>
-          <w:i w:val="0"/>
-        </w:rPr>
-        <w:t xml:space="preserve"> перед ближайшей встречей.</w:t>
-      </w:r>
-    </w:p>
-    <w:p>
-      <w:pPr>
-        <w:pStyle w:val="BulletText"/>
-      </w:pPr>
-      <w:r>
-        <w:rPr>
-          <w:rFonts w:ascii="Arial" w:hAnsi="Arial" w:eastAsia="Arial" w:cs="Arial"/>
-          <w:b w:val="0"/>
-          <w:i w:val="0"/>
-        </w:rPr>
-        <w:t>3. Согласуйте с командой, на какую программу можно пригласить человека.</w:t>
-      </w:r>
-    </w:p>
-    <w:p>
-      <w:pPr>
-        <w:pStyle w:val="Heading3"/>
-      </w:pPr>
-      <w:r>
-        <w:t>Какие документы прочитать</w:t>
-      </w:r>
-    </w:p>
-    <w:p>
-      <w:pPr>
-        <w:pStyle w:val="BulletText"/>
-      </w:pPr>
-      <w:r>
-        <w:rPr>
-          <w:rFonts w:ascii="Arial" w:hAnsi="Arial" w:eastAsia="Arial" w:cs="Arial"/>
-          <w:b w:val="0"/>
-          <w:i w:val="0"/>
-        </w:rPr>
-        <w:t xml:space="preserve">• </w:t>
-      </w:r>
-      <w:hyperlink r:id="rId30">
-        <w:r>
-          <w:rPr>
-            <w:color w:val="1F5E4A"/>
-            <w:u w:val="single"/>
-            <w:rFonts w:ascii="Arial" w:hAnsi="Arial" w:eastAsia="Arial" w:cs="Arial"/>
-          </w:rPr>
-          <w:t>Система заботы и ведения</w:t>
-        </w:r>
-      </w:hyperlink>
-      <w:r>
-        <w:rPr>
-          <w:rFonts w:ascii="Arial" w:hAnsi="Arial" w:eastAsia="Arial" w:cs="Arial"/>
-          <w:b w:val="0"/>
-          <w:i w:val="0"/>
-        </w:rPr>
-        <w:t xml:space="preserve"> — путь от обращения до устойчивой практики.</w:t>
-      </w:r>
-    </w:p>
-    <w:p>
-      <w:pPr>
-        <w:pStyle w:val="BulletText"/>
-      </w:pPr>
-      <w:r>
-        <w:rPr>
-          <w:rFonts w:ascii="Arial" w:hAnsi="Arial" w:eastAsia="Arial" w:cs="Arial"/>
-          <w:b w:val="0"/>
-          <w:i w:val="0"/>
-        </w:rPr>
-        <w:t xml:space="preserve">• </w:t>
-      </w:r>
-      <w:hyperlink r:id="rId31">
-        <w:r>
-          <w:rPr>
-            <w:color w:val="1F5E4A"/>
-            <w:u w:val="single"/>
-            <w:rFonts w:ascii="Arial" w:hAnsi="Arial" w:eastAsia="Arial" w:cs="Arial"/>
-          </w:rPr>
-          <w:t>Система первого опыта</w:t>
-        </w:r>
-      </w:hyperlink>
-      <w:r>
-        <w:rPr>
-          <w:rFonts w:ascii="Arial" w:hAnsi="Arial" w:eastAsia="Arial" w:cs="Arial"/>
-          <w:b w:val="0"/>
-          <w:i w:val="0"/>
-        </w:rPr>
-        <w:t xml:space="preserve"> — что важно во время первого прихода.</w:t>
-      </w:r>
-    </w:p>
-    <w:p>
-      <w:pPr>
-        <w:pStyle w:val="BulletText"/>
-      </w:pPr>
-      <w:r>
-        <w:rPr>
-          <w:rFonts w:ascii="Arial" w:hAnsi="Arial" w:eastAsia="Arial" w:cs="Arial"/>
-          <w:b w:val="0"/>
-          <w:i w:val="0"/>
-        </w:rPr>
-        <w:t xml:space="preserve">• </w:t>
-      </w:r>
-      <w:hyperlink r:id="rId32">
-        <w:r>
-          <w:rPr>
-            <w:color w:val="1F5E4A"/>
-            <w:u w:val="single"/>
-            <w:rFonts w:ascii="Arial" w:hAnsi="Arial" w:eastAsia="Arial" w:cs="Arial"/>
-          </w:rPr>
-          <w:t>Путь человека</w:t>
-        </w:r>
-      </w:hyperlink>
-      <w:r>
-        <w:rPr>
-          <w:rFonts w:ascii="Arial" w:hAnsi="Arial" w:eastAsia="Arial" w:cs="Arial"/>
-          <w:b w:val="0"/>
-          <w:i w:val="0"/>
-        </w:rPr>
-        <w:t xml:space="preserve"> — как связаны этапы.</w:t>
-      </w:r>
-    </w:p>
-    <w:p>
-      <w:pPr>
-        <w:pStyle w:val="Heading3"/>
-      </w:pPr>
-      <w:r>
-        <w:t>Основные задачи</w:t>
-      </w:r>
-    </w:p>
-    <w:p>
-      <w:pPr>
-        <w:pStyle w:val="BulletText"/>
-      </w:pPr>
-      <w:r>
-        <w:rPr>
-          <w:rFonts w:ascii="Arial" w:hAnsi="Arial" w:eastAsia="Arial" w:cs="Arial"/>
-          <w:b w:val="0"/>
-          <w:i w:val="0"/>
-        </w:rPr>
-        <w:t>• Ответить на обращение и понять интерес человека.</w:t>
-      </w:r>
-    </w:p>
-    <w:p>
-      <w:pPr>
-        <w:pStyle w:val="BulletText"/>
-      </w:pPr>
-      <w:r>
-        <w:rPr>
-          <w:rFonts w:ascii="Arial" w:hAnsi="Arial" w:eastAsia="Arial" w:cs="Arial"/>
-          <w:b w:val="0"/>
-          <w:i w:val="0"/>
-        </w:rPr>
-        <w:t>• Помочь прийти, встретить и познакомить с практикой и людьми.</w:t>
-      </w:r>
-    </w:p>
-    <w:p>
-      <w:pPr>
-        <w:pStyle w:val="BulletText"/>
-      </w:pPr>
-      <w:r>
-        <w:rPr>
-          <w:rFonts w:ascii="Arial" w:hAnsi="Arial" w:eastAsia="Arial" w:cs="Arial"/>
-          <w:b w:val="0"/>
-          <w:i w:val="0"/>
-        </w:rPr>
-        <w:t>• После встречи выйти на связь и предложить подходящий следующий шаг.</w:t>
-      </w:r>
-    </w:p>
-    <w:p>
-      <w:pPr>
-        <w:pStyle w:val="BulletText"/>
-      </w:pPr>
-      <w:r>
-        <w:rPr>
-          <w:rFonts w:ascii="Arial" w:hAnsi="Arial" w:eastAsia="Arial" w:cs="Arial"/>
-          <w:b w:val="0"/>
-          <w:i w:val="0"/>
-        </w:rPr>
-        <w:t>• Поддерживать контакт без давления.</w:t>
-      </w:r>
-    </w:p>
-    <w:p>
-      <w:pPr>
-        <w:pStyle w:val="Heading3"/>
-      </w:pPr>
-      <w:r>
-        <w:t>Куда дальше</w:t>
-      </w:r>
-    </w:p>
-    <w:p>
-      <w:r>
-        <w:rPr>
-          <w:rFonts w:ascii="Arial" w:hAnsi="Arial" w:eastAsia="Arial" w:cs="Arial"/>
-          <w:b w:val="0"/>
-          <w:i w:val="0"/>
-        </w:rPr>
-        <w:t xml:space="preserve">Выберите следующий формат в </w:t>
-      </w:r>
-      <w:hyperlink r:id="rId27">
-        <w:r>
-          <w:rPr>
-            <w:color w:val="1F5E4A"/>
-            <w:u w:val="single"/>
-            <w:rFonts w:ascii="Arial" w:hAnsi="Arial" w:eastAsia="Arial" w:cs="Arial"/>
-          </w:rPr>
-          <w:t>каталоге программ</w:t>
-        </w:r>
-      </w:hyperlink>
-      <w:r>
-        <w:rPr>
-          <w:rFonts w:ascii="Arial" w:hAnsi="Arial" w:eastAsia="Arial" w:cs="Arial"/>
-          <w:b w:val="0"/>
-          <w:i w:val="0"/>
-        </w:rPr>
-        <w:t xml:space="preserve">. Если человек готов к регулярной практике, сверяйтесь с </w:t>
-      </w:r>
-      <w:hyperlink r:id="rId30">
-        <w:r>
-          <w:rPr>
-            <w:color w:val="1F5E4A"/>
-            <w:u w:val="single"/>
-            <w:rFonts w:ascii="Arial" w:hAnsi="Arial" w:eastAsia="Arial" w:cs="Arial"/>
-          </w:rPr>
-          <w:t>системой заботы</w:t>
-        </w:r>
-      </w:hyperlink>
-      <w:r>
-        <w:rPr>
-          <w:rFonts w:ascii="Arial" w:hAnsi="Arial" w:eastAsia="Arial" w:cs="Arial"/>
-          <w:b w:val="0"/>
-          <w:i w:val="0"/>
-        </w:rPr>
-        <w:t>.</w:t>
-      </w:r>
-    </w:p>
-    <w:p>
-      <w:pPr>
-        <w:spacing w:before="120"/>
-      </w:pPr>
-      <w:hyperlink r:id="rId33">
-        <w:r>
-          <w:rPr>
-            <w:color w:val="1F5E4A"/>
-            <w:u w:val="single"/>
-            <w:rFonts w:ascii="Arial" w:hAnsi="Arial" w:eastAsia="Arial" w:cs="Arial"/>
-          </w:rPr>
-          <w:t>Версия страницы на сайте</w:t>
-        </w:r>
-      </w:hyperlink>
-    </w:p>
-    <w:p>
-      <w:pPr>
-        <w:pStyle w:val="Heading2"/>
-      </w:pPr>
-      <w:r>
-        <w:t>Контент</w:t>
-      </w:r>
-    </w:p>
-    <w:p>
-      <w:r>
-        <w:rPr>
-          <w:rFonts w:ascii="Arial" w:hAnsi="Arial" w:eastAsia="Arial" w:cs="Arial"/>
-          <w:b w:val="0"/>
-          <w:i w:val="0"/>
-        </w:rPr>
-        <w:t>Контент помогает человеку понять, кто вы, что происходит в юните и как прийти на практику.</w:t>
-      </w:r>
-    </w:p>
-    <w:p>
-      <w:pPr>
-        <w:pStyle w:val="Heading3"/>
-      </w:pPr>
-      <w:r>
-        <w:t>С чего начать</w:t>
-      </w:r>
-    </w:p>
-    <w:p>
-      <w:pPr>
-        <w:pStyle w:val="BulletText"/>
-      </w:pPr>
-      <w:r>
-        <w:rPr>
-          <w:rFonts w:ascii="Arial" w:hAnsi="Arial" w:eastAsia="Arial" w:cs="Arial"/>
-          <w:b w:val="0"/>
-          <w:i w:val="0"/>
-        </w:rPr>
-        <w:t xml:space="preserve">1. Прочитайте </w:t>
-      </w:r>
-      <w:hyperlink r:id="rId34">
-        <w:r>
-          <w:rPr>
-            <w:color w:val="1F5E4A"/>
-            <w:u w:val="single"/>
-            <w:rFonts w:ascii="Arial" w:hAnsi="Arial" w:eastAsia="Arial" w:cs="Arial"/>
-          </w:rPr>
-          <w:t>описание роли контент-мейкера</w:t>
-        </w:r>
-      </w:hyperlink>
-      <w:r>
-        <w:rPr>
-          <w:rFonts w:ascii="Arial" w:hAnsi="Arial" w:eastAsia="Arial" w:cs="Arial"/>
-          <w:b w:val="0"/>
-          <w:i w:val="0"/>
-        </w:rPr>
-        <w:t>.</w:t>
-      </w:r>
-    </w:p>
-    <w:p>
-      <w:pPr>
-        <w:pStyle w:val="BulletText"/>
-      </w:pPr>
-      <w:r>
-        <w:rPr>
-          <w:rFonts w:ascii="Arial" w:hAnsi="Arial" w:eastAsia="Arial" w:cs="Arial"/>
-          <w:b w:val="0"/>
-          <w:i w:val="0"/>
-        </w:rPr>
-        <w:t>2. Проверьте, есть ли на странице юнита ясные адрес, время программы и способ связи.</w:t>
-      </w:r>
-    </w:p>
-    <w:p>
-      <w:pPr>
-        <w:pStyle w:val="BulletText"/>
-      </w:pPr>
-      <w:r>
-        <w:rPr>
-          <w:rFonts w:ascii="Arial" w:hAnsi="Arial" w:eastAsia="Arial" w:cs="Arial"/>
-          <w:b w:val="0"/>
-          <w:i w:val="0"/>
-        </w:rPr>
-        <w:t>3. Согласуйте ближайшие программы и ответственного за отклики.</w:t>
-      </w:r>
-    </w:p>
-    <w:p>
-      <w:pPr>
-        <w:pStyle w:val="Heading3"/>
-      </w:pPr>
-      <w:r>
-        <w:t>Какие документы прочитать</w:t>
-      </w:r>
-    </w:p>
-    <w:p>
-      <w:pPr>
-        <w:pStyle w:val="BulletText"/>
-      </w:pPr>
-      <w:r>
-        <w:rPr>
-          <w:rFonts w:ascii="Arial" w:hAnsi="Arial" w:eastAsia="Arial" w:cs="Arial"/>
-          <w:b w:val="0"/>
-          <w:i w:val="0"/>
-        </w:rPr>
-        <w:t xml:space="preserve">• </w:t>
-      </w:r>
-      <w:hyperlink r:id="rId35">
-        <w:r>
-          <w:rPr>
-            <w:color w:val="1F5E4A"/>
-            <w:u w:val="single"/>
-            <w:rFonts w:ascii="Arial" w:hAnsi="Arial" w:eastAsia="Arial" w:cs="Arial"/>
-          </w:rPr>
-          <w:t>Система привлечения</w:t>
-        </w:r>
-      </w:hyperlink>
-      <w:r>
-        <w:rPr>
-          <w:rFonts w:ascii="Arial" w:hAnsi="Arial" w:eastAsia="Arial" w:cs="Arial"/>
-          <w:b w:val="0"/>
-          <w:i w:val="0"/>
-        </w:rPr>
-        <w:t xml:space="preserve"> — каналы и базовый минимум.</w:t>
-      </w:r>
-    </w:p>
-    <w:p>
-      <w:pPr>
-        <w:pStyle w:val="BulletText"/>
-      </w:pPr>
-      <w:r>
-        <w:rPr>
-          <w:rFonts w:ascii="Arial" w:hAnsi="Arial" w:eastAsia="Arial" w:cs="Arial"/>
-          <w:b w:val="0"/>
-          <w:i w:val="0"/>
-        </w:rPr>
-        <w:t xml:space="preserve">• </w:t>
-      </w:r>
-      <w:hyperlink r:id="rId27">
-        <w:r>
-          <w:rPr>
-            <w:color w:val="1F5E4A"/>
-            <w:u w:val="single"/>
-            <w:rFonts w:ascii="Arial" w:hAnsi="Arial" w:eastAsia="Arial" w:cs="Arial"/>
-          </w:rPr>
-          <w:t>Каталог программ</w:t>
-        </w:r>
-      </w:hyperlink>
-      <w:r>
-        <w:rPr>
-          <w:rFonts w:ascii="Arial" w:hAnsi="Arial" w:eastAsia="Arial" w:cs="Arial"/>
-          <w:b w:val="0"/>
-          <w:i w:val="0"/>
-        </w:rPr>
-        <w:t xml:space="preserve"> — что анонсировать.</w:t>
-      </w:r>
-    </w:p>
-    <w:p>
-      <w:pPr>
-        <w:pStyle w:val="BulletText"/>
-      </w:pPr>
-      <w:r>
-        <w:rPr>
-          <w:rFonts w:ascii="Arial" w:hAnsi="Arial" w:eastAsia="Arial" w:cs="Arial"/>
-          <w:b w:val="0"/>
-          <w:i w:val="0"/>
-        </w:rPr>
-        <w:t xml:space="preserve">• </w:t>
-      </w:r>
-      <w:hyperlink r:id="rId32">
-        <w:r>
-          <w:rPr>
-            <w:color w:val="1F5E4A"/>
-            <w:u w:val="single"/>
-            <w:rFonts w:ascii="Arial" w:hAnsi="Arial" w:eastAsia="Arial" w:cs="Arial"/>
-          </w:rPr>
-          <w:t>Путь человека</w:t>
-        </w:r>
-      </w:hyperlink>
-      <w:r>
-        <w:rPr>
-          <w:rFonts w:ascii="Arial" w:hAnsi="Arial" w:eastAsia="Arial" w:cs="Arial"/>
-          <w:b w:val="0"/>
-          <w:i w:val="0"/>
-        </w:rPr>
-        <w:t xml:space="preserve"> — какой следующий шаг предложить.</w:t>
-      </w:r>
-    </w:p>
-    <w:p>
-      <w:pPr>
-        <w:pStyle w:val="Heading3"/>
-      </w:pPr>
-      <w:r>
-        <w:t>Основные задачи</w:t>
-      </w:r>
-    </w:p>
-    <w:p>
-      <w:pPr>
-        <w:pStyle w:val="BulletText"/>
-      </w:pPr>
-      <w:r>
-        <w:rPr>
-          <w:rFonts w:ascii="Arial" w:hAnsi="Arial" w:eastAsia="Arial" w:cs="Arial"/>
-          <w:b w:val="0"/>
-          <w:i w:val="0"/>
-        </w:rPr>
-        <w:t>• Показывать живую практику и жизнь юнита.</w:t>
-      </w:r>
-    </w:p>
-    <w:p>
-      <w:pPr>
-        <w:pStyle w:val="BulletText"/>
-      </w:pPr>
-      <w:r>
-        <w:rPr>
-          <w:rFonts w:ascii="Arial" w:hAnsi="Arial" w:eastAsia="Arial" w:cs="Arial"/>
-          <w:b w:val="0"/>
-          <w:i w:val="0"/>
-        </w:rPr>
-        <w:t>• Готовить понятные анонсы и поддерживать регулярность публикаций.</w:t>
-      </w:r>
-    </w:p>
-    <w:p>
-      <w:pPr>
-        <w:pStyle w:val="BulletText"/>
-      </w:pPr>
-      <w:r>
-        <w:rPr>
-          <w:rFonts w:ascii="Arial" w:hAnsi="Arial" w:eastAsia="Arial" w:cs="Arial"/>
-          <w:b w:val="0"/>
-          <w:i w:val="0"/>
-        </w:rPr>
-        <w:t>• Собирать фото, видео, истории и отзывы с согласия участников.</w:t>
-      </w:r>
-    </w:p>
-    <w:p>
-      <w:pPr>
-        <w:pStyle w:val="BulletText"/>
-      </w:pPr>
-      <w:r>
-        <w:rPr>
-          <w:rFonts w:ascii="Arial" w:hAnsi="Arial" w:eastAsia="Arial" w:cs="Arial"/>
-          <w:b w:val="0"/>
-          <w:i w:val="0"/>
-        </w:rPr>
-        <w:t>• Передавать обращения тому, кто отвечает за первый контакт.</w:t>
-      </w:r>
-    </w:p>
-    <w:p>
-      <w:pPr>
-        <w:pStyle w:val="Heading3"/>
-      </w:pPr>
-      <w:r>
-        <w:t>Куда дальше</w:t>
-      </w:r>
-    </w:p>
-    <w:p>
-      <w:r>
-        <w:rPr>
-          <w:rFonts w:ascii="Arial" w:hAnsi="Arial" w:eastAsia="Arial" w:cs="Arial"/>
-          <w:b w:val="0"/>
-          <w:i w:val="0"/>
-        </w:rPr>
-        <w:t xml:space="preserve">Сверьте публикации с </w:t>
-      </w:r>
-      <w:hyperlink r:id="rId17">
-        <w:r>
-          <w:rPr>
-            <w:color w:val="1F5E4A"/>
-            <w:u w:val="single"/>
-            <w:rFonts w:ascii="Arial" w:hAnsi="Arial" w:eastAsia="Arial" w:cs="Arial"/>
-          </w:rPr>
-          <w:t>картой задач юнита</w:t>
-        </w:r>
-      </w:hyperlink>
-      <w:r>
-        <w:rPr>
-          <w:rFonts w:ascii="Arial" w:hAnsi="Arial" w:eastAsia="Arial" w:cs="Arial"/>
-          <w:b w:val="0"/>
-          <w:i w:val="0"/>
-        </w:rPr>
-        <w:t xml:space="preserve"> и договоритесь с </w:t>
-      </w:r>
-      <w:hyperlink r:id="rId26">
-        <w:r>
-          <w:rPr>
-            <w:color w:val="1F5E4A"/>
-            <w:u w:val="single"/>
-            <w:rFonts w:ascii="Arial" w:hAnsi="Arial" w:eastAsia="Arial" w:cs="Arial"/>
-          </w:rPr>
-          <w:t>заботником</w:t>
-        </w:r>
-      </w:hyperlink>
-      <w:r>
-        <w:rPr>
-          <w:rFonts w:ascii="Arial" w:hAnsi="Arial" w:eastAsia="Arial" w:cs="Arial"/>
-          <w:b w:val="0"/>
-          <w:i w:val="0"/>
-        </w:rPr>
-        <w:t>, как человек попадёт на встречу после отклика.</w:t>
-      </w:r>
-    </w:p>
-    <w:p>
-      <w:pPr>
-        <w:spacing w:before="120"/>
-      </w:pPr>
-      <w:hyperlink r:id="rId36">
-        <w:r>
-          <w:rPr>
-            <w:color w:val="1F5E4A"/>
-            <w:u w:val="single"/>
-            <w:rFonts w:ascii="Arial" w:hAnsi="Arial" w:eastAsia="Arial" w:cs="Arial"/>
-          </w:rPr>
-          <w:t>Версия страницы на сайте</w:t>
-        </w:r>
-      </w:hyperlink>
-    </w:p>
-    <w:p>
-      <w:pPr>
-        <w:pStyle w:val="Heading2"/>
-      </w:pPr>
-      <w:r>
-        <w:t>Программы</w:t>
-      </w:r>
-    </w:p>
-    <w:p>
-      <w:r>
-        <w:rPr>
-          <w:rFonts w:ascii="Arial" w:hAnsi="Arial" w:eastAsia="Arial" w:cs="Arial"/>
-          <w:b w:val="0"/>
-          <w:i w:val="0"/>
-        </w:rPr>
-        <w:t>Программа — часть пути человека. Её важно подготовить так, чтобы участник получил хороший опыт и понимал, что делать после встречи.</w:t>
-      </w:r>
-    </w:p>
-    <w:p>
-      <w:pPr>
-        <w:pStyle w:val="Heading3"/>
-      </w:pPr>
-      <w:r>
-        <w:t>С чего начать</w:t>
-      </w:r>
-    </w:p>
-    <w:p>
-      <w:pPr>
-        <w:pStyle w:val="BulletText"/>
-      </w:pPr>
-      <w:r>
-        <w:rPr>
-          <w:rFonts w:ascii="Arial" w:hAnsi="Arial" w:eastAsia="Arial" w:cs="Arial"/>
-          <w:b w:val="0"/>
-          <w:i w:val="0"/>
-        </w:rPr>
-        <w:t xml:space="preserve">1. Выберите формат в </w:t>
-      </w:r>
-      <w:hyperlink r:id="rId27">
-        <w:r>
-          <w:rPr>
-            <w:color w:val="1F5E4A"/>
-            <w:u w:val="single"/>
-            <w:rFonts w:ascii="Arial" w:hAnsi="Arial" w:eastAsia="Arial" w:cs="Arial"/>
-          </w:rPr>
-          <w:t>каталоге программ</w:t>
-        </w:r>
-      </w:hyperlink>
-      <w:r>
-        <w:rPr>
-          <w:rFonts w:ascii="Arial" w:hAnsi="Arial" w:eastAsia="Arial" w:cs="Arial"/>
-          <w:b w:val="0"/>
-          <w:i w:val="0"/>
-        </w:rPr>
-        <w:t>.</w:t>
-      </w:r>
-    </w:p>
-    <w:p>
-      <w:pPr>
-        <w:pStyle w:val="BulletText"/>
-      </w:pPr>
-      <w:r>
-        <w:rPr>
-          <w:rFonts w:ascii="Arial" w:hAnsi="Arial" w:eastAsia="Arial" w:cs="Arial"/>
-          <w:b w:val="0"/>
-          <w:i w:val="0"/>
-        </w:rPr>
-        <w:t>2. Определите, для кого встреча и какой следующий шаг она открывает.</w:t>
-      </w:r>
-    </w:p>
-    <w:p>
-      <w:pPr>
-        <w:pStyle w:val="BulletText"/>
-      </w:pPr>
-      <w:r>
-        <w:rPr>
-          <w:rFonts w:ascii="Arial" w:hAnsi="Arial" w:eastAsia="Arial" w:cs="Arial"/>
-          <w:b w:val="0"/>
-          <w:i w:val="0"/>
-        </w:rPr>
-        <w:t>3. Согласуйте приглашение, встречу новичков и связь после программы.</w:t>
-      </w:r>
-    </w:p>
-    <w:p>
-      <w:pPr>
-        <w:pStyle w:val="Heading3"/>
-      </w:pPr>
-      <w:r>
-        <w:t>Какие документы прочитать</w:t>
-      </w:r>
-    </w:p>
-    <w:p>
-      <w:pPr>
-        <w:pStyle w:val="BulletText"/>
-      </w:pPr>
-      <w:r>
-        <w:rPr>
-          <w:rFonts w:ascii="Arial" w:hAnsi="Arial" w:eastAsia="Arial" w:cs="Arial"/>
-          <w:b w:val="0"/>
-          <w:i w:val="0"/>
-        </w:rPr>
-        <w:t xml:space="preserve">• </w:t>
-      </w:r>
-      <w:hyperlink r:id="rId31">
-        <w:r>
-          <w:rPr>
-            <w:color w:val="1F5E4A"/>
-            <w:u w:val="single"/>
-            <w:rFonts w:ascii="Arial" w:hAnsi="Arial" w:eastAsia="Arial" w:cs="Arial"/>
-          </w:rPr>
-          <w:t>Система первого опыта</w:t>
-        </w:r>
-      </w:hyperlink>
-      <w:r>
-        <w:rPr>
-          <w:rFonts w:ascii="Arial" w:hAnsi="Arial" w:eastAsia="Arial" w:cs="Arial"/>
-          <w:b w:val="0"/>
-          <w:i w:val="0"/>
-        </w:rPr>
-        <w:t xml:space="preserve"> — подготовка пространства, встречи и завершения.</w:t>
-      </w:r>
-    </w:p>
-    <w:p>
-      <w:pPr>
-        <w:pStyle w:val="BulletText"/>
-      </w:pPr>
-      <w:r>
-        <w:rPr>
-          <w:rFonts w:ascii="Arial" w:hAnsi="Arial" w:eastAsia="Arial" w:cs="Arial"/>
-          <w:b w:val="0"/>
-          <w:i w:val="0"/>
-        </w:rPr>
-        <w:t xml:space="preserve">• </w:t>
-      </w:r>
-      <w:hyperlink r:id="rId29">
-        <w:r>
-          <w:rPr>
-            <w:color w:val="1F5E4A"/>
-            <w:u w:val="single"/>
-            <w:rFonts w:ascii="Arial" w:hAnsi="Arial" w:eastAsia="Arial" w:cs="Arial"/>
-          </w:rPr>
-          <w:t>Чек-лист новичка</w:t>
-        </w:r>
-      </w:hyperlink>
-      <w:r>
-        <w:rPr>
-          <w:rFonts w:ascii="Arial" w:hAnsi="Arial" w:eastAsia="Arial" w:cs="Arial"/>
-          <w:b w:val="0"/>
-          <w:i w:val="0"/>
-        </w:rPr>
-        <w:t xml:space="preserve"> — действия до и после прихода.</w:t>
-      </w:r>
-    </w:p>
-    <w:p>
-      <w:pPr>
-        <w:pStyle w:val="BulletText"/>
-      </w:pPr>
-      <w:r>
-        <w:rPr>
-          <w:rFonts w:ascii="Arial" w:hAnsi="Arial" w:eastAsia="Arial" w:cs="Arial"/>
-          <w:b w:val="0"/>
-          <w:i w:val="0"/>
-        </w:rPr>
-        <w:t xml:space="preserve">• </w:t>
-      </w:r>
-      <w:hyperlink r:id="rId23">
-        <w:r>
-          <w:rPr>
-            <w:color w:val="1F5E4A"/>
-            <w:u w:val="single"/>
-            <w:rFonts w:ascii="Arial" w:hAnsi="Arial" w:eastAsia="Arial" w:cs="Arial"/>
-          </w:rPr>
-          <w:t>Три блока Прачары</w:t>
-        </w:r>
-      </w:hyperlink>
-      <w:r>
-        <w:rPr>
-          <w:rFonts w:ascii="Arial" w:hAnsi="Arial" w:eastAsia="Arial" w:cs="Arial"/>
-          <w:b w:val="0"/>
-          <w:i w:val="0"/>
-        </w:rPr>
-        <w:t xml:space="preserve"> — место программы в общей работе.</w:t>
-      </w:r>
-    </w:p>
-    <w:p>
-      <w:pPr>
-        <w:pStyle w:val="Heading3"/>
-      </w:pPr>
-      <w:r>
-        <w:t>Основные задачи</w:t>
-      </w:r>
-    </w:p>
-    <w:p>
-      <w:pPr>
-        <w:pStyle w:val="BulletText"/>
-      </w:pPr>
-      <w:r>
-        <w:rPr>
-          <w:rFonts w:ascii="Arial" w:hAnsi="Arial" w:eastAsia="Arial" w:cs="Arial"/>
-          <w:b w:val="0"/>
-          <w:i w:val="0"/>
-        </w:rPr>
-        <w:t>• Подготовить формат, ведущих, место и ясный анонс.</w:t>
-      </w:r>
-    </w:p>
-    <w:p>
-      <w:pPr>
-        <w:pStyle w:val="BulletText"/>
-      </w:pPr>
-      <w:r>
-        <w:rPr>
-          <w:rFonts w:ascii="Arial" w:hAnsi="Arial" w:eastAsia="Arial" w:cs="Arial"/>
-          <w:b w:val="0"/>
-          <w:i w:val="0"/>
-        </w:rPr>
-        <w:t>• Позаботиться о первом опыте человека.</w:t>
-      </w:r>
-    </w:p>
-    <w:p>
-      <w:pPr>
-        <w:pStyle w:val="BulletText"/>
-      </w:pPr>
-      <w:r>
-        <w:rPr>
-          <w:rFonts w:ascii="Arial" w:hAnsi="Arial" w:eastAsia="Arial" w:cs="Arial"/>
-          <w:b w:val="0"/>
-          <w:i w:val="0"/>
-        </w:rPr>
-        <w:t>• Дать участнику подходящее продолжение.</w:t>
-      </w:r>
-    </w:p>
-    <w:p>
-      <w:pPr>
-        <w:pStyle w:val="BulletText"/>
-      </w:pPr>
-      <w:r>
-        <w:rPr>
-          <w:rFonts w:ascii="Arial" w:hAnsi="Arial" w:eastAsia="Arial" w:cs="Arial"/>
-          <w:b w:val="0"/>
-          <w:i w:val="0"/>
-        </w:rPr>
-        <w:t>• Передать обратную связь команде.</w:t>
-      </w:r>
-    </w:p>
-    <w:p>
-      <w:pPr>
-        <w:pStyle w:val="Heading3"/>
-      </w:pPr>
-      <w:r>
-        <w:t>Куда дальше</w:t>
-      </w:r>
-    </w:p>
-    <w:p>
-      <w:r>
-        <w:rPr>
-          <w:rFonts w:ascii="Arial" w:hAnsi="Arial" w:eastAsia="Arial" w:cs="Arial"/>
-          <w:b w:val="0"/>
-          <w:i w:val="0"/>
-        </w:rPr>
-        <w:t xml:space="preserve">После встречи передайте контакты и запросы ответственному за </w:t>
-      </w:r>
-      <w:hyperlink r:id="rId30">
-        <w:r>
-          <w:rPr>
-            <w:color w:val="1F5E4A"/>
-            <w:u w:val="single"/>
-            <w:rFonts w:ascii="Arial" w:hAnsi="Arial" w:eastAsia="Arial" w:cs="Arial"/>
-          </w:rPr>
-          <w:t>заботу</w:t>
-        </w:r>
-      </w:hyperlink>
-      <w:r>
-        <w:rPr>
-          <w:rFonts w:ascii="Arial" w:hAnsi="Arial" w:eastAsia="Arial" w:cs="Arial"/>
-          <w:b w:val="0"/>
-          <w:i w:val="0"/>
-        </w:rPr>
-        <w:t xml:space="preserve">, а результаты обсудите с </w:t>
-      </w:r>
-      <w:hyperlink r:id="rId19">
-        <w:r>
-          <w:rPr>
-            <w:color w:val="1F5E4A"/>
-            <w:u w:val="single"/>
-            <w:rFonts w:ascii="Arial" w:hAnsi="Arial" w:eastAsia="Arial" w:cs="Arial"/>
-          </w:rPr>
-          <w:t>секретарём Прачары</w:t>
-        </w:r>
-      </w:hyperlink>
-      <w:r>
-        <w:rPr>
-          <w:rFonts w:ascii="Arial" w:hAnsi="Arial" w:eastAsia="Arial" w:cs="Arial"/>
-          <w:b w:val="0"/>
-          <w:i w:val="0"/>
-        </w:rPr>
-        <w:t>.</w:t>
-      </w:r>
-    </w:p>
-    <w:p>
-      <w:pPr>
-        <w:spacing w:before="120"/>
-      </w:pPr>
-      <w:hyperlink r:id="rId37">
-        <w:r>
-          <w:rPr>
-            <w:color w:val="1F5E4A"/>
-            <w:u w:val="single"/>
-            <w:rFonts w:ascii="Arial" w:hAnsi="Arial" w:eastAsia="Arial" w:cs="Arial"/>
-          </w:rPr>
-          <w:t>Версия страницы на сайте</w:t>
-        </w:r>
-      </w:hyperlink>
-    </w:p>
-    <w:p>
-      <w:pPr>
-        <w:pStyle w:val="Heading2"/>
-      </w:pPr>
-      <w:r>
-        <w:t>Первые шаги</w:t>
-      </w:r>
-    </w:p>
-    <w:p>
-      <w:r>
-        <w:rPr>
-          <w:rFonts w:ascii="Arial" w:hAnsi="Arial" w:eastAsia="Arial" w:cs="Arial"/>
-          <w:b w:val="0"/>
-          <w:i w:val="0"/>
-        </w:rPr>
-        <w:t>Вам не нужно сразу знать всю базу. Сначала поймите общий путь человека, затем выберите одну посильную функцию рядом с опытной командой.</w:t>
-      </w:r>
-    </w:p>
-    <w:p>
-      <w:pPr>
-        <w:pStyle w:val="Heading3"/>
-      </w:pPr>
-      <w:r>
-        <w:t>С чего начать</w:t>
-      </w:r>
-    </w:p>
-    <w:p>
-      <w:pPr>
-        <w:pStyle w:val="BulletText"/>
-      </w:pPr>
-      <w:r>
-        <w:rPr>
-          <w:rFonts w:ascii="Arial" w:hAnsi="Arial" w:eastAsia="Arial" w:cs="Arial"/>
-          <w:b w:val="0"/>
-          <w:i w:val="0"/>
-        </w:rPr>
-        <w:t xml:space="preserve">1. Прочитайте </w:t>
-      </w:r>
-      <w:hyperlink r:id="rId38">
+      <w:hyperlink r:id="rId40">
         <w:r>
           <w:rPr>
             <w:color w:val="1F5E4A"/>
@@ -2360,7 +3718,7 @@
         </w:rPr>
         <w:t xml:space="preserve">2. Посмотрите </w:t>
       </w:r>
-      <w:hyperlink r:id="rId23">
+      <w:hyperlink r:id="rId41">
         <w:r>
           <w:rPr>
             <w:color w:val="1F5E4A"/>
@@ -2378,7 +3736,7 @@
         </w:rPr>
         <w:t xml:space="preserve"> и </w:t>
       </w:r>
-      <w:hyperlink r:id="rId32">
+      <w:hyperlink r:id="rId29">
         <w:r>
           <w:rPr>
             <w:color w:val="1F5E4A"/>
@@ -2409,7 +3767,7 @@
         </w:rPr>
         <w:t xml:space="preserve">3. Обсудите с секретарём юнита одну конкретную задачу из </w:t>
       </w:r>
-      <w:hyperlink r:id="rId17">
+      <w:hyperlink r:id="rId35">
         <w:r>
           <w:rPr>
             <w:color w:val="1F5E4A"/>
@@ -2448,7 +3806,7 @@
         </w:rPr>
         <w:t xml:space="preserve">• </w:t>
       </w:r>
-      <w:hyperlink r:id="rId22">
+      <w:hyperlink r:id="rId31">
         <w:r>
           <w:rPr>
             <w:color w:val="1F5E4A"/>
@@ -2479,7 +3837,7 @@
         </w:rPr>
         <w:t xml:space="preserve">• </w:t>
       </w:r>
-      <w:hyperlink r:id="rId39">
+      <w:hyperlink r:id="rId42">
         <w:r>
           <w:rPr>
             <w:color w:val="1F5E4A"/>
@@ -2510,7 +3868,7 @@
         </w:rPr>
         <w:t xml:space="preserve">• </w:t>
       </w:r>
-      <w:hyperlink r:id="rId19">
+      <w:hyperlink r:id="rId37">
         <w:r>
           <w:rPr>
             <w:color w:val="1F5E4A"/>
@@ -2593,7 +3951,7 @@
         </w:rPr>
         <w:t xml:space="preserve">Когда задача станет понятнее, откройте маршрут </w:t>
       </w:r>
-      <w:hyperlink r:id="rId12">
+      <w:hyperlink r:id="rId43">
         <w:r>
           <w:rPr>
             <w:color w:val="1F5E4A"/>
@@ -2611,7 +3969,7 @@
         </w:rPr>
         <w:t xml:space="preserve">, </w:t>
       </w:r>
-      <w:hyperlink r:id="rId13">
+      <w:hyperlink r:id="rId44">
         <w:r>
           <w:rPr>
             <w:color w:val="1F5E4A"/>
@@ -2629,7 +3987,7 @@
         </w:rPr>
         <w:t xml:space="preserve"> или </w:t>
       </w:r>
-      <w:hyperlink r:id="rId14">
+      <w:hyperlink r:id="rId45">
         <w:r>
           <w:rPr>
             <w:color w:val="1F5E4A"/>
@@ -2652,7 +4010,7 @@
       <w:pPr>
         <w:spacing w:before="120"/>
       </w:pPr>
-      <w:hyperlink r:id="rId40">
+      <w:hyperlink r:id="rId46">
         <w:r>
           <w:rPr>
             <w:color w:val="1F5E4A"/>
@@ -2800,7 +4158,7 @@
             <w:pPr>
               <w:jc w:val="left"/>
             </w:pPr>
-            <w:hyperlink r:id="rId21">
+            <w:hyperlink r:id="rId47">
               <w:r>
                 <w:rPr>
                   <w:color w:val="1F5E4A"/>
@@ -2860,7 +4218,7 @@
             <w:pPr>
               <w:jc w:val="left"/>
             </w:pPr>
-            <w:hyperlink r:id="rId17">
+            <w:hyperlink r:id="rId35">
               <w:r>
                 <w:rPr>
                   <w:color w:val="1F5E4A"/>
@@ -2918,7 +4276,7 @@
             <w:pPr>
               <w:jc w:val="left"/>
             </w:pPr>
-            <w:hyperlink r:id="rId19">
+            <w:hyperlink r:id="rId37">
               <w:r>
                 <w:rPr>
                   <w:color w:val="1F5E4A"/>
@@ -2937,7 +4295,7 @@
               </w:rPr>
               <w:t xml:space="preserve">, </w:t>
             </w:r>
-            <w:hyperlink r:id="rId26">
+            <w:hyperlink r:id="rId48">
               <w:r>
                 <w:rPr>
                   <w:color w:val="1F5E4A"/>
@@ -2956,7 +4314,7 @@
               </w:rPr>
               <w:t xml:space="preserve">, </w:t>
             </w:r>
-            <w:hyperlink r:id="rId34">
+            <w:hyperlink r:id="rId49">
               <w:r>
                 <w:rPr>
                   <w:color w:val="1F5E4A"/>
@@ -3016,7 +4374,7 @@
             <w:pPr>
               <w:jc w:val="left"/>
             </w:pPr>
-            <w:hyperlink r:id="rId35">
+            <w:hyperlink r:id="rId15">
               <w:r>
                 <w:rPr>
                   <w:color w:val="1F5E4A"/>
@@ -3074,7 +4432,7 @@
             <w:pPr>
               <w:jc w:val="left"/>
             </w:pPr>
-            <w:hyperlink r:id="rId31">
+            <w:hyperlink r:id="rId21">
               <w:r>
                 <w:rPr>
                   <w:color w:val="1F5E4A"/>
@@ -3134,7 +4492,7 @@
             <w:pPr>
               <w:jc w:val="left"/>
             </w:pPr>
-            <w:hyperlink r:id="rId30">
+            <w:hyperlink r:id="rId28">
               <w:r>
                 <w:rPr>
                   <w:color w:val="1F5E4A"/>
@@ -3153,7 +4511,7 @@
               </w:rPr>
               <w:t xml:space="preserve"> и </w:t>
             </w:r>
-            <w:hyperlink r:id="rId29">
+            <w:hyperlink r:id="rId23">
               <w:r>
                 <w:rPr>
                   <w:color w:val="1F5E4A"/>
@@ -3211,7 +4569,7 @@
             <w:pPr>
               <w:jc w:val="left"/>
             </w:pPr>
-            <w:hyperlink r:id="rId27">
+            <w:hyperlink r:id="rId17">
               <w:r>
                 <w:rPr>
                   <w:color w:val="1F5E4A"/>
@@ -3271,7 +4629,7 @@
             <w:pPr>
               <w:jc w:val="left"/>
             </w:pPr>
-            <w:hyperlink r:id="rId39">
+            <w:hyperlink r:id="rId42">
               <w:r>
                 <w:rPr>
                   <w:color w:val="1F5E4A"/>
@@ -3329,7 +4687,7 @@
             <w:pPr>
               <w:jc w:val="left"/>
             </w:pPr>
-            <w:hyperlink r:id="rId24">
+            <w:hyperlink r:id="rId14">
               <w:r>
                 <w:rPr>
                   <w:color w:val="1F5E4A"/>
@@ -3389,7 +4747,7 @@
             <w:pPr>
               <w:jc w:val="left"/>
             </w:pPr>
-            <w:hyperlink r:id="rId41">
+            <w:hyperlink r:id="rId50">
               <w:r>
                 <w:rPr>
                   <w:color w:val="1F5E4A"/>
@@ -3413,7 +4771,7 @@
         </w:rPr>
         <w:t xml:space="preserve">Если материала пока нет, зафиксируйте потребность в </w:t>
       </w:r>
-      <w:hyperlink r:id="rId42">
+      <w:hyperlink r:id="rId51">
         <w:r>
           <w:rPr>
             <w:color w:val="1F5E4A"/>
@@ -3436,7 +4794,7 @@
       <w:pPr>
         <w:spacing w:before="120"/>
       </w:pPr>
-      <w:hyperlink r:id="rId43">
+      <w:hyperlink r:id="rId52">
         <w:r>
           <w:rPr>
             <w:color w:val="1F5E4A"/>
@@ -4026,7 +5384,7 @@
       <w:pPr>
         <w:spacing w:before="120"/>
       </w:pPr>
-      <w:hyperlink r:id="rId44">
+      <w:hyperlink r:id="rId53">
         <w:r>
           <w:rPr>
             <w:color w:val="1F5E4A"/>
@@ -4265,7 +5623,7 @@
         </w:rPr>
         <w:t xml:space="preserve">Подробности и готовый шаблон находятся в разделе </w:t>
       </w:r>
-      <w:hyperlink r:id="rId35">
+      <w:hyperlink r:id="rId15">
         <w:r>
           <w:rPr>
             <w:color w:val="1F5E4A"/>
@@ -4830,7 +6188,7 @@
       <w:pPr>
         <w:spacing w:before="120"/>
       </w:pPr>
-      <w:hyperlink r:id="rId45">
+      <w:hyperlink r:id="rId54">
         <w:r>
           <w:rPr>
             <w:color w:val="1F5E4A"/>
@@ -4969,7 +6327,7 @@
       <w:pPr>
         <w:spacing w:before="120"/>
       </w:pPr>
-      <w:hyperlink r:id="rId46">
+      <w:hyperlink r:id="rId55">
         <w:r>
           <w:rPr>
             <w:color w:val="1F5E4A"/>
@@ -5199,7 +6557,7 @@
       <w:pPr>
         <w:spacing w:before="120"/>
       </w:pPr>
-      <w:hyperlink r:id="rId47">
+      <w:hyperlink r:id="rId56">
         <w:r>
           <w:rPr>
             <w:color w:val="1F5E4A"/>
@@ -5372,7 +6730,7 @@
       <w:pPr>
         <w:spacing w:before="120"/>
       </w:pPr>
-      <w:hyperlink r:id="rId48">
+      <w:hyperlink r:id="rId57">
         <w:r>
           <w:rPr>
             <w:color w:val="1F5E4A"/>
@@ -9395,7 +10753,7 @@
         </w:rPr>
         <w:t xml:space="preserve">Показатели для целей описаны в </w:t>
       </w:r>
-      <w:hyperlink r:id="rId24">
+      <w:hyperlink r:id="rId14">
         <w:r>
           <w:rPr>
             <w:color w:val="1F5E4A"/>
@@ -9484,7 +10842,7 @@
       <w:pPr>
         <w:spacing w:before="120"/>
       </w:pPr>
-      <w:hyperlink r:id="rId49">
+      <w:hyperlink r:id="rId58">
         <w:r>
           <w:rPr>
             <w:color w:val="1F5E4A"/>
@@ -9741,7 +11099,7 @@
       <w:pPr>
         <w:spacing w:before="120"/>
       </w:pPr>
-      <w:hyperlink r:id="rId50">
+      <w:hyperlink r:id="rId59">
         <w:r>
           <w:rPr>
             <w:color w:val="1F5E4A"/>
@@ -9961,7 +11319,7 @@
       <w:pPr>
         <w:spacing w:before="120"/>
       </w:pPr>
-      <w:hyperlink r:id="rId51">
+      <w:hyperlink r:id="rId60">
         <w:r>
           <w:rPr>
             <w:color w:val="1F5E4A"/>
@@ -10366,7 +11724,7 @@
       <w:pPr>
         <w:spacing w:before="120"/>
       </w:pPr>
-      <w:hyperlink r:id="rId52">
+      <w:hyperlink r:id="rId61">
         <w:r>
           <w:rPr>
             <w:color w:val="1F5E4A"/>
@@ -10594,7 +11952,7 @@
       <w:pPr>
         <w:spacing w:before="120"/>
       </w:pPr>
-      <w:hyperlink r:id="rId53">
+      <w:hyperlink r:id="rId62">
         <w:r>
           <w:rPr>
             <w:color w:val="1F5E4A"/>
@@ -10758,7 +12116,7 @@
       <w:pPr>
         <w:spacing w:before="120"/>
       </w:pPr>
-      <w:hyperlink r:id="rId54">
+      <w:hyperlink r:id="rId63">
         <w:r>
           <w:rPr>
             <w:color w:val="1F5E4A"/>
@@ -10873,7 +12231,7 @@
       <w:pPr>
         <w:spacing w:before="120"/>
       </w:pPr>
-      <w:hyperlink r:id="rId55">
+      <w:hyperlink r:id="rId64">
         <w:r>
           <w:rPr>
             <w:color w:val="1F5E4A"/>
@@ -10960,7 +12318,7 @@
       <w:pPr>
         <w:spacing w:before="120"/>
       </w:pPr>
-      <w:hyperlink r:id="rId56">
+      <w:hyperlink r:id="rId65">
         <w:r>
           <w:rPr>
             <w:color w:val="1F5E4A"/>
@@ -11242,7 +12600,7 @@
       </w:r>
     </w:p>
     <w:p>
-      <w:hyperlink r:id="rId57">
+      <w:hyperlink r:id="rId66">
         <w:r>
           <w:rPr>
             <w:color w:val="1F5E4A"/>
@@ -11596,7 +12954,7 @@
       <w:pPr>
         <w:spacing w:before="120"/>
       </w:pPr>
-      <w:hyperlink r:id="rId58">
+      <w:hyperlink r:id="rId67">
         <w:r>
           <w:rPr>
             <w:color w:val="1F5E4A"/>
@@ -12335,7 +13693,7 @@
         </w:rPr>
         <w:t xml:space="preserve">• </w:t>
       </w:r>
-      <w:hyperlink r:id="rId59">
+      <w:hyperlink r:id="rId68">
         <w:r>
           <w:rPr>
             <w:color w:val="1F5E4A"/>
@@ -12367,7 +13725,7 @@
         </w:rPr>
         <w:t xml:space="preserve">• </w:t>
       </w:r>
-      <w:hyperlink r:id="rId34">
+      <w:hyperlink r:id="rId49">
         <w:r>
           <w:rPr>
             <w:color w:val="1F5E4A"/>
@@ -12399,7 +13757,7 @@
         </w:rPr>
         <w:t xml:space="preserve">• </w:t>
       </w:r>
-      <w:hyperlink r:id="rId31">
+      <w:hyperlink r:id="rId21">
         <w:r>
           <w:rPr>
             <w:color w:val="1F5E4A"/>
@@ -12431,7 +13789,7 @@
         </w:rPr>
         <w:t xml:space="preserve">• </w:t>
       </w:r>
-      <w:hyperlink r:id="rId30">
+      <w:hyperlink r:id="rId28">
         <w:r>
           <w:rPr>
             <w:color w:val="1F5E4A"/>
@@ -12501,7 +13859,7 @@
       <w:pPr>
         <w:spacing w:before="120"/>
       </w:pPr>
-      <w:hyperlink r:id="rId60">
+      <w:hyperlink r:id="rId69">
         <w:r>
           <w:rPr>
             <w:color w:val="1F5E4A"/>
@@ -12695,7 +14053,7 @@
       <w:pPr>
         <w:spacing w:before="120"/>
       </w:pPr>
-      <w:hyperlink r:id="rId61">
+      <w:hyperlink r:id="rId70">
         <w:r>
           <w:rPr>
             <w:color w:val="1F5E4A"/>
@@ -13270,7 +14628,7 @@
       <w:pPr>
         <w:spacing w:before="120"/>
       </w:pPr>
-      <w:hyperlink r:id="rId62">
+      <w:hyperlink r:id="rId71">
         <w:r>
           <w:rPr>
             <w:color w:val="1F5E4A"/>
@@ -13676,7 +15034,7 @@
       <w:pPr>
         <w:spacing w:before="120"/>
       </w:pPr>
-      <w:hyperlink r:id="rId63">
+      <w:hyperlink r:id="rId72">
         <w:r>
           <w:rPr>
             <w:color w:val="1F5E4A"/>
@@ -13933,7 +15291,7 @@
       <w:pPr>
         <w:spacing w:before="120"/>
       </w:pPr>
-      <w:hyperlink r:id="rId64">
+      <w:hyperlink r:id="rId73">
         <w:r>
           <w:rPr>
             <w:color w:val="1F5E4A"/>
@@ -15257,7 +16615,7 @@
         </w:rPr>
         <w:t xml:space="preserve">Результат разбора вносится в </w:t>
       </w:r>
-      <w:hyperlink r:id="rId24">
+      <w:hyperlink r:id="rId14">
         <w:r>
           <w:rPr>
             <w:color w:val="1F5E4A"/>
@@ -15355,7 +16713,7 @@
         </w:rPr>
         <w:t xml:space="preserve">Как вести человека дальше — в </w:t>
       </w:r>
-      <w:hyperlink r:id="rId31">
+      <w:hyperlink r:id="rId21">
         <w:r>
           <w:rPr>
             <w:color w:val="1F5E4A"/>
@@ -15373,7 +16731,7 @@
         </w:rPr>
         <w:t xml:space="preserve"> и </w:t>
       </w:r>
-      <w:hyperlink r:id="rId30">
+      <w:hyperlink r:id="rId28">
         <w:r>
           <w:rPr>
             <w:color w:val="1F5E4A"/>
@@ -15436,7 +16794,7 @@
       <w:pPr>
         <w:spacing w:before="120"/>
       </w:pPr>
-      <w:hyperlink r:id="rId65">
+      <w:hyperlink r:id="rId74">
         <w:r>
           <w:rPr>
             <w:color w:val="1F5E4A"/>
@@ -15594,7 +16952,7 @@
       <w:pPr>
         <w:spacing w:before="120"/>
       </w:pPr>
-      <w:hyperlink r:id="rId66">
+      <w:hyperlink r:id="rId75">
         <w:r>
           <w:rPr>
             <w:color w:val="1F5E4A"/>
@@ -17496,7 +18854,7 @@
         </w:rPr>
         <w:t xml:space="preserve">. Результат вносится в </w:t>
       </w:r>
-      <w:hyperlink r:id="rId42">
+      <w:hyperlink r:id="rId51">
         <w:r>
           <w:rPr>
             <w:color w:val="1F5E4A"/>
@@ -17559,7 +18917,7 @@
       <w:pPr>
         <w:spacing w:before="120"/>
       </w:pPr>
-      <w:hyperlink r:id="rId67">
+      <w:hyperlink r:id="rId76">
         <w:r>
           <w:rPr>
             <w:color w:val="1F5E4A"/>
@@ -18085,7 +19443,7 @@
       <w:pPr>
         <w:spacing w:before="120"/>
       </w:pPr>
-      <w:hyperlink r:id="rId68">
+      <w:hyperlink r:id="rId77">
         <w:r>
           <w:rPr>
             <w:color w:val="1F5E4A"/>
@@ -18282,7 +19640,7 @@
       <w:pPr>
         <w:spacing w:before="120"/>
       </w:pPr>
-      <w:hyperlink r:id="rId69">
+      <w:hyperlink r:id="rId78">
         <w:r>
           <w:rPr>
             <w:color w:val="1F5E4A"/>
@@ -18495,7 +19853,7 @@
       <w:pPr>
         <w:spacing w:before="120"/>
       </w:pPr>
-      <w:hyperlink r:id="rId70">
+      <w:hyperlink r:id="rId79">
         <w:r>
           <w:rPr>
             <w:color w:val="1F5E4A"/>
@@ -18722,7 +20080,7 @@
       <w:pPr>
         <w:spacing w:before="120"/>
       </w:pPr>
-      <w:hyperlink r:id="rId71">
+      <w:hyperlink r:id="rId80">
         <w:r>
           <w:rPr>
             <w:color w:val="1F5E4A"/>
@@ -18994,7 +20352,7 @@
       <w:pPr>
         <w:spacing w:before="120"/>
       </w:pPr>
-      <w:hyperlink r:id="rId72">
+      <w:hyperlink r:id="rId81">
         <w:r>
           <w:rPr>
             <w:color w:val="1F5E4A"/>
@@ -19510,7 +20868,7 @@
       </w:r>
     </w:p>
     <w:p>
-      <w:hyperlink r:id="rId27">
+      <w:hyperlink r:id="rId17">
         <w:r>
           <w:rPr>
             <w:color w:val="1F5E4A"/>
@@ -19697,7 +21055,7 @@
       <w:pPr>
         <w:spacing w:before="120"/>
       </w:pPr>
-      <w:hyperlink r:id="rId73">
+      <w:hyperlink r:id="rId82">
         <w:r>
           <w:rPr>
             <w:color w:val="1F5E4A"/>
@@ -20912,7 +22270,1472 @@
       <w:pPr>
         <w:spacing w:before="120"/>
       </w:pPr>
-      <w:hyperlink r:id="rId74">
+      <w:hyperlink r:id="rId83">
+        <w:r>
+          <w:rPr>
+            <w:color w:val="1F5E4A"/>
+            <w:u w:val="single"/>
+            <w:rFonts w:ascii="Arial" w:hAnsi="Arial" w:eastAsia="Arial" w:cs="Arial"/>
+          </w:rPr>
+          <w:t>Версия страницы на сайте</w:t>
+        </w:r>
+      </w:hyperlink>
+    </w:p>
+    <w:p>
+      <w:pPr>
+        <w:pStyle w:val="Heading2"/>
+      </w:pPr>
+      <w:r>
+        <w:t>Архитектура интерактивной методички</w:t>
+      </w:r>
+    </w:p>
+    <w:p>
+      <w:pPr>
+        <w:pStyle w:val="Heading3"/>
+      </w:pPr>
+      <w:r>
+        <w:t>Назначение</w:t>
+      </w:r>
+    </w:p>
+    <w:p>
+      <w:r>
+        <w:rPr>
+          <w:rFonts w:ascii="Arial" w:hAnsi="Arial" w:eastAsia="Arial" w:cs="Arial"/>
+          <w:b w:val="0"/>
+          <w:i w:val="0"/>
+        </w:rPr>
+        <w:t xml:space="preserve">Сайт ведёт человека по уровням: </w:t>
+      </w:r>
+      <w:r>
+        <w:rPr>
+          <w:rFonts w:ascii="Arial" w:hAnsi="Arial" w:eastAsia="Arial" w:cs="Arial"/>
+          <w:b/>
+          <w:i w:val="0"/>
+        </w:rPr>
+        <w:t>направление → область работы → действие → инструкция → инструмент</w:t>
+      </w:r>
+      <w:r>
+        <w:rPr>
+          <w:rFonts w:ascii="Arial" w:hAnsi="Arial" w:eastAsia="Arial" w:cs="Arial"/>
+          <w:b w:val="0"/>
+          <w:i w:val="0"/>
+        </w:rPr>
+        <w:t>. Пользователь видит только тот объём информации, который нужен для текущего решения.</w:t>
+      </w:r>
+    </w:p>
+    <w:p>
+      <w:pPr>
+        <w:pStyle w:val="Heading3"/>
+      </w:pPr>
+      <w:r>
+        <w:t>Четыре входа</w:t>
+      </w:r>
+    </w:p>
+    <w:p>
+      <w:pPr>
+        <w:pStyle w:val="BulletText"/>
+      </w:pPr>
+      <w:r>
+        <w:rPr>
+          <w:rFonts w:ascii="Arial" w:hAnsi="Arial" w:eastAsia="Arial" w:cs="Arial"/>
+          <w:b w:val="0"/>
+          <w:i w:val="0"/>
+        </w:rPr>
+        <w:t xml:space="preserve">1. </w:t>
+      </w:r>
+      <w:r>
+        <w:rPr>
+          <w:rFonts w:ascii="Arial" w:hAnsi="Arial" w:eastAsia="Arial" w:cs="Arial"/>
+          <w:b/>
+          <w:i w:val="0"/>
+        </w:rPr>
+        <w:t>Реклама</w:t>
+      </w:r>
+      <w:r>
+        <w:rPr>
+          <w:rFonts w:ascii="Arial" w:hAnsi="Arial" w:eastAsia="Arial" w:cs="Arial"/>
+          <w:b w:val="0"/>
+          <w:i w:val="0"/>
+        </w:rPr>
+        <w:t xml:space="preserve"> — новые люди узнают о практике и выходят на контакт.</w:t>
+      </w:r>
+    </w:p>
+    <w:p>
+      <w:pPr>
+        <w:pStyle w:val="BulletText"/>
+      </w:pPr>
+      <w:r>
+        <w:rPr>
+          <w:rFonts w:ascii="Arial" w:hAnsi="Arial" w:eastAsia="Arial" w:cs="Arial"/>
+          <w:b w:val="0"/>
+          <w:i w:val="0"/>
+        </w:rPr>
+        <w:t xml:space="preserve">2. </w:t>
+      </w:r>
+      <w:r>
+        <w:rPr>
+          <w:rFonts w:ascii="Arial" w:hAnsi="Arial" w:eastAsia="Arial" w:cs="Arial"/>
+          <w:b/>
+          <w:i w:val="0"/>
+        </w:rPr>
+        <w:t>Программы</w:t>
+      </w:r>
+      <w:r>
+        <w:rPr>
+          <w:rFonts w:ascii="Arial" w:hAnsi="Arial" w:eastAsia="Arial" w:cs="Arial"/>
+          <w:b w:val="0"/>
+          <w:i w:val="0"/>
+        </w:rPr>
+        <w:t xml:space="preserve"> — человек получает сильный первый опыт.</w:t>
+      </w:r>
+    </w:p>
+    <w:p>
+      <w:pPr>
+        <w:pStyle w:val="BulletText"/>
+      </w:pPr>
+      <w:r>
+        <w:rPr>
+          <w:rFonts w:ascii="Arial" w:hAnsi="Arial" w:eastAsia="Arial" w:cs="Arial"/>
+          <w:b w:val="0"/>
+          <w:i w:val="0"/>
+        </w:rPr>
+        <w:t xml:space="preserve">3. </w:t>
+      </w:r>
+      <w:r>
+        <w:rPr>
+          <w:rFonts w:ascii="Arial" w:hAnsi="Arial" w:eastAsia="Arial" w:cs="Arial"/>
+          <w:b/>
+          <w:i w:val="0"/>
+        </w:rPr>
+        <w:t>Забота</w:t>
+      </w:r>
+      <w:r>
+        <w:rPr>
+          <w:rFonts w:ascii="Arial" w:hAnsi="Arial" w:eastAsia="Arial" w:cs="Arial"/>
+          <w:b w:val="0"/>
+          <w:i w:val="0"/>
+        </w:rPr>
+        <w:t xml:space="preserve"> — человек продолжает путь и укрепляется в практике.</w:t>
+      </w:r>
+    </w:p>
+    <w:p>
+      <w:pPr>
+        <w:pStyle w:val="BulletText"/>
+      </w:pPr>
+      <w:r>
+        <w:rPr>
+          <w:rFonts w:ascii="Arial" w:hAnsi="Arial" w:eastAsia="Arial" w:cs="Arial"/>
+          <w:b w:val="0"/>
+          <w:i w:val="0"/>
+        </w:rPr>
+        <w:t xml:space="preserve">4. </w:t>
+      </w:r>
+      <w:r>
+        <w:rPr>
+          <w:rFonts w:ascii="Arial" w:hAnsi="Arial" w:eastAsia="Arial" w:cs="Arial"/>
+          <w:b/>
+          <w:i w:val="0"/>
+        </w:rPr>
+        <w:t>Секретарь Прачары</w:t>
+      </w:r>
+      <w:r>
+        <w:rPr>
+          <w:rFonts w:ascii="Arial" w:hAnsi="Arial" w:eastAsia="Arial" w:cs="Arial"/>
+          <w:b w:val="0"/>
+          <w:i w:val="0"/>
+        </w:rPr>
+        <w:t xml:space="preserve"> — соединяет направления, команду и показатели.</w:t>
+      </w:r>
+    </w:p>
+    <w:p>
+      <w:r>
+        <w:rPr>
+          <w:rFonts w:ascii="Arial" w:hAnsi="Arial" w:eastAsia="Arial" w:cs="Arial"/>
+          <w:b w:val="0"/>
+          <w:i w:val="0"/>
+        </w:rPr>
+        <w:t>Это области ответственности, а не закрытые должности. Один человек может использовать любые разделы.</w:t>
+      </w:r>
+    </w:p>
+    <w:p>
+      <w:pPr>
+        <w:pStyle w:val="Heading3"/>
+      </w:pPr>
+      <w:r>
+        <w:t>Универсальная структура материала</w:t>
+      </w:r>
+    </w:p>
+    <w:p>
+      <w:r>
+        <w:rPr>
+          <w:rFonts w:ascii="Arial" w:hAnsi="Arial" w:eastAsia="Arial" w:cs="Arial"/>
+          <w:b w:val="0"/>
+          <w:i w:val="0"/>
+        </w:rPr>
+        <w:t>Для новых материалов используйте столько уровней, сколько действительно нужно:</w:t>
+      </w:r>
+    </w:p>
+    <w:p>
+      <w:pPr>
+        <w:pStyle w:val="BulletText"/>
+      </w:pPr>
+      <w:r>
+        <w:rPr>
+          <w:rFonts w:ascii="Arial" w:hAnsi="Arial" w:eastAsia="Arial" w:cs="Arial"/>
+          <w:b w:val="0"/>
+          <w:i w:val="0"/>
+        </w:rPr>
+        <w:t xml:space="preserve">1. </w:t>
+      </w:r>
+      <w:r>
+        <w:rPr>
+          <w:rFonts w:ascii="Arial" w:hAnsi="Arial" w:eastAsia="Arial" w:cs="Arial"/>
+          <w:b/>
+          <w:i w:val="0"/>
+        </w:rPr>
+        <w:t>Идея</w:t>
+      </w:r>
+      <w:r>
+        <w:rPr>
+          <w:rFonts w:ascii="Arial" w:hAnsi="Arial" w:eastAsia="Arial" w:cs="Arial"/>
+          <w:b w:val="0"/>
+          <w:i w:val="0"/>
+        </w:rPr>
+        <w:t xml:space="preserve"> — зачем существует элемент системы.</w:t>
+      </w:r>
+    </w:p>
+    <w:p>
+      <w:pPr>
+        <w:pStyle w:val="BulletText"/>
+      </w:pPr>
+      <w:r>
+        <w:rPr>
+          <w:rFonts w:ascii="Arial" w:hAnsi="Arial" w:eastAsia="Arial" w:cs="Arial"/>
+          <w:b w:val="0"/>
+          <w:i w:val="0"/>
+        </w:rPr>
+        <w:t xml:space="preserve">2. </w:t>
+      </w:r>
+      <w:r>
+        <w:rPr>
+          <w:rFonts w:ascii="Arial" w:hAnsi="Arial" w:eastAsia="Arial" w:cs="Arial"/>
+          <w:b/>
+          <w:i w:val="0"/>
+        </w:rPr>
+        <w:t>Результат</w:t>
+      </w:r>
+      <w:r>
+        <w:rPr>
+          <w:rFonts w:ascii="Arial" w:hAnsi="Arial" w:eastAsia="Arial" w:cs="Arial"/>
+          <w:b w:val="0"/>
+          <w:i w:val="0"/>
+        </w:rPr>
+        <w:t xml:space="preserve"> — что должно измениться.</w:t>
+      </w:r>
+    </w:p>
+    <w:p>
+      <w:pPr>
+        <w:pStyle w:val="BulletText"/>
+      </w:pPr>
+      <w:r>
+        <w:rPr>
+          <w:rFonts w:ascii="Arial" w:hAnsi="Arial" w:eastAsia="Arial" w:cs="Arial"/>
+          <w:b w:val="0"/>
+          <w:i w:val="0"/>
+        </w:rPr>
+        <w:t xml:space="preserve">3. </w:t>
+      </w:r>
+      <w:r>
+        <w:rPr>
+          <w:rFonts w:ascii="Arial" w:hAnsi="Arial" w:eastAsia="Arial" w:cs="Arial"/>
+          <w:b/>
+          <w:i w:val="0"/>
+        </w:rPr>
+        <w:t>Области работы</w:t>
+      </w:r>
+      <w:r>
+        <w:rPr>
+          <w:rFonts w:ascii="Arial" w:hAnsi="Arial" w:eastAsia="Arial" w:cs="Arial"/>
+          <w:b w:val="0"/>
+          <w:i w:val="0"/>
+        </w:rPr>
+        <w:t xml:space="preserve"> — крупные интерактивные карточки.</w:t>
+      </w:r>
+    </w:p>
+    <w:p>
+      <w:pPr>
+        <w:pStyle w:val="BulletText"/>
+      </w:pPr>
+      <w:r>
+        <w:rPr>
+          <w:rFonts w:ascii="Arial" w:hAnsi="Arial" w:eastAsia="Arial" w:cs="Arial"/>
+          <w:b w:val="0"/>
+          <w:i w:val="0"/>
+        </w:rPr>
+        <w:t xml:space="preserve">4. </w:t>
+      </w:r>
+      <w:r>
+        <w:rPr>
+          <w:rFonts w:ascii="Arial" w:hAnsi="Arial" w:eastAsia="Arial" w:cs="Arial"/>
+          <w:b/>
+          <w:i w:val="0"/>
+        </w:rPr>
+        <w:t>Действия</w:t>
+      </w:r>
+      <w:r>
+        <w:rPr>
+          <w:rFonts w:ascii="Arial" w:hAnsi="Arial" w:eastAsia="Arial" w:cs="Arial"/>
+          <w:b w:val="0"/>
+          <w:i w:val="0"/>
+        </w:rPr>
+        <w:t xml:space="preserve"> — конкретный порядок работы.</w:t>
+      </w:r>
+    </w:p>
+    <w:p>
+      <w:pPr>
+        <w:pStyle w:val="BulletText"/>
+      </w:pPr>
+      <w:r>
+        <w:rPr>
+          <w:rFonts w:ascii="Arial" w:hAnsi="Arial" w:eastAsia="Arial" w:cs="Arial"/>
+          <w:b w:val="0"/>
+          <w:i w:val="0"/>
+        </w:rPr>
+        <w:t xml:space="preserve">5. </w:t>
+      </w:r>
+      <w:r>
+        <w:rPr>
+          <w:rFonts w:ascii="Arial" w:hAnsi="Arial" w:eastAsia="Arial" w:cs="Arial"/>
+          <w:b/>
+          <w:i w:val="0"/>
+        </w:rPr>
+        <w:t>Инструкция</w:t>
+      </w:r>
+      <w:r>
+        <w:rPr>
+          <w:rFonts w:ascii="Arial" w:hAnsi="Arial" w:eastAsia="Arial" w:cs="Arial"/>
+          <w:b w:val="0"/>
+          <w:i w:val="0"/>
+        </w:rPr>
+        <w:t xml:space="preserve"> — как выполнить действие.</w:t>
+      </w:r>
+    </w:p>
+    <w:p>
+      <w:pPr>
+        <w:pStyle w:val="BulletText"/>
+      </w:pPr>
+      <w:r>
+        <w:rPr>
+          <w:rFonts w:ascii="Arial" w:hAnsi="Arial" w:eastAsia="Arial" w:cs="Arial"/>
+          <w:b w:val="0"/>
+          <w:i w:val="0"/>
+        </w:rPr>
+        <w:t xml:space="preserve">6. </w:t>
+      </w:r>
+      <w:r>
+        <w:rPr>
+          <w:rFonts w:ascii="Arial" w:hAnsi="Arial" w:eastAsia="Arial" w:cs="Arial"/>
+          <w:b/>
+          <w:i w:val="0"/>
+        </w:rPr>
+        <w:t>Инструменты</w:t>
+      </w:r>
+      <w:r>
+        <w:rPr>
+          <w:rFonts w:ascii="Arial" w:hAnsi="Arial" w:eastAsia="Arial" w:cs="Arial"/>
+          <w:b w:val="0"/>
+          <w:i w:val="0"/>
+        </w:rPr>
+        <w:t xml:space="preserve"> — шаблоны, сообщения, промпты, чек-листы, ссылки и файлы.</w:t>
+      </w:r>
+    </w:p>
+    <w:p>
+      <w:pPr>
+        <w:pStyle w:val="BulletText"/>
+      </w:pPr>
+      <w:r>
+        <w:rPr>
+          <w:rFonts w:ascii="Arial" w:hAnsi="Arial" w:eastAsia="Arial" w:cs="Arial"/>
+          <w:b w:val="0"/>
+          <w:i w:val="0"/>
+        </w:rPr>
+        <w:t xml:space="preserve">7. </w:t>
+      </w:r>
+      <w:r>
+        <w:rPr>
+          <w:rFonts w:ascii="Arial" w:hAnsi="Arial" w:eastAsia="Arial" w:cs="Arial"/>
+          <w:b/>
+          <w:i w:val="0"/>
+        </w:rPr>
+        <w:t>Что сделать сейчас</w:t>
+      </w:r>
+      <w:r>
+        <w:rPr>
+          <w:rFonts w:ascii="Arial" w:hAnsi="Arial" w:eastAsia="Arial" w:cs="Arial"/>
+          <w:b w:val="0"/>
+          <w:i w:val="0"/>
+        </w:rPr>
+        <w:t xml:space="preserve"> — ближайшее эффективное действие.</w:t>
+      </w:r>
+    </w:p>
+    <w:p>
+      <w:pPr>
+        <w:pStyle w:val="Heading3"/>
+      </w:pPr>
+      <w:r>
+        <w:t>Логическая модель</w:t>
+      </w:r>
+    </w:p>
+    <w:p>
+      <w:r>
+        <w:rPr>
+          <w:rFonts w:ascii="Arial" w:hAnsi="Arial" w:eastAsia="Arial" w:cs="Arial"/>
+          <w:b w:val="0"/>
+          <w:i w:val="0"/>
+        </w:rPr>
+        <w:t>Каждый материал можно описать следующими полями:</w:t>
+      </w:r>
+    </w:p>
+    <w:tbl>
+      <w:tblPr>
+        <w:tblStyle w:val="TableGrid"/>
+        <w:tblW w:type="auto" w:w="0"/>
+        <w:jc w:val="center"/>
+        <w:tblLayout w:type="autofit"/>
+        <w:tblLook w:firstColumn="1" w:firstRow="1" w:lastColumn="0" w:lastRow="0" w:noHBand="0" w:noVBand="1" w:val="04A0"/>
+      </w:tblPr>
+      <w:tblGrid>
+        <w:gridCol w:w="4847"/>
+        <w:gridCol w:w="4847"/>
+      </w:tblGrid>
+      <w:tr>
+        <w:trPr>
+          <w:tblHeader w:val="true"/>
+          <w:cantSplit/>
+        </w:trPr>
+        <w:tc>
+          <w:tcPr>
+            <w:tcW w:type="dxa" w:w="4847"/>
+            <w:shd w:fill="2E5D50"/>
+            <w:tcMar>
+              <w:top w:w="90" w:type="dxa"/>
+              <w:start w:w="110" w:type="dxa"/>
+              <w:bottom w:w="90" w:type="dxa"/>
+              <w:end w:w="110" w:type="dxa"/>
+            </w:tcMar>
+            <w:vAlign w:val="center"/>
+          </w:tcPr>
+          <w:p>
+            <w:pPr>
+              <w:jc w:val="left"/>
+            </w:pPr>
+            <w:r>
+              <w:rPr>
+                <w:rFonts w:ascii="Arial" w:hAnsi="Arial" w:eastAsia="Arial" w:cs="Arial"/>
+                <w:b/>
+                <w:i w:val="0"/>
+                <w:color w:val="FFFFFF"/>
+                <w:sz w:val="19"/>
+              </w:rPr>
+              <w:t>Поле</w:t>
+            </w:r>
+          </w:p>
+        </w:tc>
+        <w:tc>
+          <w:tcPr>
+            <w:tcW w:type="dxa" w:w="4847"/>
+            <w:shd w:fill="2E5D50"/>
+            <w:tcMar>
+              <w:top w:w="90" w:type="dxa"/>
+              <w:start w:w="110" w:type="dxa"/>
+              <w:bottom w:w="90" w:type="dxa"/>
+              <w:end w:w="110" w:type="dxa"/>
+            </w:tcMar>
+            <w:vAlign w:val="center"/>
+          </w:tcPr>
+          <w:p>
+            <w:pPr>
+              <w:jc w:val="left"/>
+            </w:pPr>
+            <w:r>
+              <w:rPr>
+                <w:rFonts w:ascii="Arial" w:hAnsi="Arial" w:eastAsia="Arial" w:cs="Arial"/>
+                <w:b/>
+                <w:i w:val="0"/>
+                <w:color w:val="FFFFFF"/>
+                <w:sz w:val="19"/>
+              </w:rPr>
+              <w:t>Назначение</w:t>
+            </w:r>
+          </w:p>
+        </w:tc>
+      </w:tr>
+      <w:tr>
+        <w:trPr>
+          <w:cantSplit/>
+        </w:trPr>
+        <w:tc>
+          <w:tcPr>
+            <w:tcW w:type="dxa" w:w="4847"/>
+            <w:tcMar>
+              <w:top w:w="90" w:type="dxa"/>
+              <w:start w:w="110" w:type="dxa"/>
+              <w:bottom w:w="90" w:type="dxa"/>
+              <w:end w:w="110" w:type="dxa"/>
+            </w:tcMar>
+            <w:vAlign w:val="center"/>
+          </w:tcPr>
+          <w:p>
+            <w:pPr>
+              <w:jc w:val="center"/>
+            </w:pPr>
+            <w:r>
+              <w:rPr>
+                <w:rFonts w:ascii="Consolas" w:hAnsi="Consolas" w:eastAsia="Consolas" w:cs="Consolas"/>
+                <w:color w:val="333333"/>
+                <w:sz w:val="18"/>
+              </w:rPr>
+              <w:t>id</w:t>
+            </w:r>
+          </w:p>
+        </w:tc>
+        <w:tc>
+          <w:tcPr>
+            <w:tcW w:type="dxa" w:w="4847"/>
+            <w:tcMar>
+              <w:top w:w="90" w:type="dxa"/>
+              <w:start w:w="110" w:type="dxa"/>
+              <w:bottom w:w="90" w:type="dxa"/>
+              <w:end w:w="110" w:type="dxa"/>
+            </w:tcMar>
+            <w:vAlign w:val="center"/>
+          </w:tcPr>
+          <w:p>
+            <w:pPr>
+              <w:jc w:val="left"/>
+            </w:pPr>
+            <w:r>
+              <w:rPr>
+                <w:rFonts w:ascii="Arial" w:hAnsi="Arial" w:eastAsia="Arial" w:cs="Arial"/>
+                <w:b w:val="0"/>
+                <w:i w:val="0"/>
+                <w:sz w:val="18"/>
+              </w:rPr>
+              <w:t>устойчивое имя материала</w:t>
+            </w:r>
+          </w:p>
+        </w:tc>
+      </w:tr>
+      <w:tr>
+        <w:trPr>
+          <w:cantSplit/>
+        </w:trPr>
+        <w:tc>
+          <w:tcPr>
+            <w:tcW w:type="dxa" w:w="4847"/>
+            <w:tcMar>
+              <w:top w:w="90" w:type="dxa"/>
+              <w:start w:w="110" w:type="dxa"/>
+              <w:bottom w:w="90" w:type="dxa"/>
+              <w:end w:w="110" w:type="dxa"/>
+            </w:tcMar>
+            <w:vAlign w:val="center"/>
+            <w:shd w:fill="F5F5F3"/>
+          </w:tcPr>
+          <w:p>
+            <w:pPr>
+              <w:jc w:val="center"/>
+            </w:pPr>
+            <w:r>
+              <w:rPr>
+                <w:rFonts w:ascii="Consolas" w:hAnsi="Consolas" w:eastAsia="Consolas" w:cs="Consolas"/>
+                <w:color w:val="333333"/>
+                <w:sz w:val="18"/>
+              </w:rPr>
+              <w:t>title</w:t>
+            </w:r>
+          </w:p>
+        </w:tc>
+        <w:tc>
+          <w:tcPr>
+            <w:tcW w:type="dxa" w:w="4847"/>
+            <w:tcMar>
+              <w:top w:w="90" w:type="dxa"/>
+              <w:start w:w="110" w:type="dxa"/>
+              <w:bottom w:w="90" w:type="dxa"/>
+              <w:end w:w="110" w:type="dxa"/>
+            </w:tcMar>
+            <w:vAlign w:val="center"/>
+            <w:shd w:fill="F5F5F3"/>
+          </w:tcPr>
+          <w:p>
+            <w:pPr>
+              <w:jc w:val="left"/>
+            </w:pPr>
+            <w:r>
+              <w:rPr>
+                <w:rFonts w:ascii="Arial" w:hAnsi="Arial" w:eastAsia="Arial" w:cs="Arial"/>
+                <w:b w:val="0"/>
+                <w:i w:val="0"/>
+                <w:sz w:val="18"/>
+              </w:rPr>
+              <w:t>название для человека</w:t>
+            </w:r>
+          </w:p>
+        </w:tc>
+      </w:tr>
+      <w:tr>
+        <w:trPr>
+          <w:cantSplit/>
+        </w:trPr>
+        <w:tc>
+          <w:tcPr>
+            <w:tcW w:type="dxa" w:w="4847"/>
+            <w:tcMar>
+              <w:top w:w="90" w:type="dxa"/>
+              <w:start w:w="110" w:type="dxa"/>
+              <w:bottom w:w="90" w:type="dxa"/>
+              <w:end w:w="110" w:type="dxa"/>
+            </w:tcMar>
+            <w:vAlign w:val="center"/>
+          </w:tcPr>
+          <w:p>
+            <w:pPr>
+              <w:jc w:val="left"/>
+            </w:pPr>
+            <w:r>
+              <w:rPr>
+                <w:rFonts w:ascii="Consolas" w:hAnsi="Consolas" w:eastAsia="Consolas" w:cs="Consolas"/>
+                <w:color w:val="333333"/>
+                <w:sz w:val="18"/>
+              </w:rPr>
+              <w:t>shortDescription</w:t>
+            </w:r>
+          </w:p>
+        </w:tc>
+        <w:tc>
+          <w:tcPr>
+            <w:tcW w:type="dxa" w:w="4847"/>
+            <w:tcMar>
+              <w:top w:w="90" w:type="dxa"/>
+              <w:start w:w="110" w:type="dxa"/>
+              <w:bottom w:w="90" w:type="dxa"/>
+              <w:end w:w="110" w:type="dxa"/>
+            </w:tcMar>
+            <w:vAlign w:val="center"/>
+          </w:tcPr>
+          <w:p>
+            <w:pPr>
+              <w:jc w:val="left"/>
+            </w:pPr>
+            <w:r>
+              <w:rPr>
+                <w:rFonts w:ascii="Arial" w:hAnsi="Arial" w:eastAsia="Arial" w:cs="Arial"/>
+                <w:b w:val="0"/>
+                <w:i w:val="0"/>
+                <w:sz w:val="18"/>
+              </w:rPr>
+              <w:t>короткое описание на карточке</w:t>
+            </w:r>
+          </w:p>
+        </w:tc>
+      </w:tr>
+      <w:tr>
+        <w:trPr>
+          <w:cantSplit/>
+        </w:trPr>
+        <w:tc>
+          <w:tcPr>
+            <w:tcW w:type="dxa" w:w="4847"/>
+            <w:tcMar>
+              <w:top w:w="90" w:type="dxa"/>
+              <w:start w:w="110" w:type="dxa"/>
+              <w:bottom w:w="90" w:type="dxa"/>
+              <w:end w:w="110" w:type="dxa"/>
+            </w:tcMar>
+            <w:vAlign w:val="center"/>
+            <w:shd w:fill="F5F5F3"/>
+          </w:tcPr>
+          <w:p>
+            <w:pPr>
+              <w:jc w:val="center"/>
+            </w:pPr>
+            <w:r>
+              <w:rPr>
+                <w:rFonts w:ascii="Consolas" w:hAnsi="Consolas" w:eastAsia="Consolas" w:cs="Consolas"/>
+                <w:color w:val="333333"/>
+                <w:sz w:val="18"/>
+              </w:rPr>
+              <w:t>idea</w:t>
+            </w:r>
+          </w:p>
+        </w:tc>
+        <w:tc>
+          <w:tcPr>
+            <w:tcW w:type="dxa" w:w="4847"/>
+            <w:tcMar>
+              <w:top w:w="90" w:type="dxa"/>
+              <w:start w:w="110" w:type="dxa"/>
+              <w:bottom w:w="90" w:type="dxa"/>
+              <w:end w:w="110" w:type="dxa"/>
+            </w:tcMar>
+            <w:vAlign w:val="center"/>
+            <w:shd w:fill="F5F5F3"/>
+          </w:tcPr>
+          <w:p>
+            <w:pPr>
+              <w:jc w:val="left"/>
+            </w:pPr>
+            <w:r>
+              <w:rPr>
+                <w:rFonts w:ascii="Arial" w:hAnsi="Arial" w:eastAsia="Arial" w:cs="Arial"/>
+                <w:b w:val="0"/>
+                <w:i w:val="0"/>
+                <w:sz w:val="18"/>
+              </w:rPr>
+              <w:t>смысл элемента</w:t>
+            </w:r>
+          </w:p>
+        </w:tc>
+      </w:tr>
+      <w:tr>
+        <w:trPr>
+          <w:cantSplit/>
+        </w:trPr>
+        <w:tc>
+          <w:tcPr>
+            <w:tcW w:type="dxa" w:w="4847"/>
+            <w:tcMar>
+              <w:top w:w="90" w:type="dxa"/>
+              <w:start w:w="110" w:type="dxa"/>
+              <w:bottom w:w="90" w:type="dxa"/>
+              <w:end w:w="110" w:type="dxa"/>
+            </w:tcMar>
+            <w:vAlign w:val="center"/>
+          </w:tcPr>
+          <w:p>
+            <w:pPr>
+              <w:jc w:val="center"/>
+            </w:pPr>
+            <w:r>
+              <w:rPr>
+                <w:rFonts w:ascii="Consolas" w:hAnsi="Consolas" w:eastAsia="Consolas" w:cs="Consolas"/>
+                <w:color w:val="333333"/>
+                <w:sz w:val="18"/>
+              </w:rPr>
+              <w:t>result</w:t>
+            </w:r>
+          </w:p>
+        </w:tc>
+        <w:tc>
+          <w:tcPr>
+            <w:tcW w:type="dxa" w:w="4847"/>
+            <w:tcMar>
+              <w:top w:w="90" w:type="dxa"/>
+              <w:start w:w="110" w:type="dxa"/>
+              <w:bottom w:w="90" w:type="dxa"/>
+              <w:end w:w="110" w:type="dxa"/>
+            </w:tcMar>
+            <w:vAlign w:val="center"/>
+          </w:tcPr>
+          <w:p>
+            <w:pPr>
+              <w:jc w:val="left"/>
+            </w:pPr>
+            <w:r>
+              <w:rPr>
+                <w:rFonts w:ascii="Arial" w:hAnsi="Arial" w:eastAsia="Arial" w:cs="Arial"/>
+                <w:b w:val="0"/>
+                <w:i w:val="0"/>
+                <w:sz w:val="18"/>
+              </w:rPr>
+              <w:t>ожидаемое изменение</w:t>
+            </w:r>
+          </w:p>
+        </w:tc>
+      </w:tr>
+      <w:tr>
+        <w:trPr>
+          <w:cantSplit/>
+        </w:trPr>
+        <w:tc>
+          <w:tcPr>
+            <w:tcW w:type="dxa" w:w="4847"/>
+            <w:tcMar>
+              <w:top w:w="90" w:type="dxa"/>
+              <w:start w:w="110" w:type="dxa"/>
+              <w:bottom w:w="90" w:type="dxa"/>
+              <w:end w:w="110" w:type="dxa"/>
+            </w:tcMar>
+            <w:vAlign w:val="center"/>
+            <w:shd w:fill="F5F5F3"/>
+          </w:tcPr>
+          <w:p>
+            <w:pPr>
+              <w:jc w:val="center"/>
+            </w:pPr>
+            <w:r>
+              <w:rPr>
+                <w:rFonts w:ascii="Consolas" w:hAnsi="Consolas" w:eastAsia="Consolas" w:cs="Consolas"/>
+                <w:color w:val="333333"/>
+                <w:sz w:val="18"/>
+              </w:rPr>
+              <w:t>children</w:t>
+            </w:r>
+          </w:p>
+        </w:tc>
+        <w:tc>
+          <w:tcPr>
+            <w:tcW w:type="dxa" w:w="4847"/>
+            <w:tcMar>
+              <w:top w:w="90" w:type="dxa"/>
+              <w:start w:w="110" w:type="dxa"/>
+              <w:bottom w:w="90" w:type="dxa"/>
+              <w:end w:w="110" w:type="dxa"/>
+            </w:tcMar>
+            <w:vAlign w:val="center"/>
+            <w:shd w:fill="F5F5F3"/>
+          </w:tcPr>
+          <w:p>
+            <w:pPr>
+              <w:jc w:val="left"/>
+            </w:pPr>
+            <w:r>
+              <w:rPr>
+                <w:rFonts w:ascii="Arial" w:hAnsi="Arial" w:eastAsia="Arial" w:cs="Arial"/>
+                <w:b w:val="0"/>
+                <w:i w:val="0"/>
+                <w:sz w:val="18"/>
+              </w:rPr>
+              <w:t>вложенные области и действия</w:t>
+            </w:r>
+          </w:p>
+        </w:tc>
+      </w:tr>
+      <w:tr>
+        <w:trPr>
+          <w:cantSplit/>
+        </w:trPr>
+        <w:tc>
+          <w:tcPr>
+            <w:tcW w:type="dxa" w:w="4847"/>
+            <w:tcMar>
+              <w:top w:w="90" w:type="dxa"/>
+              <w:start w:w="110" w:type="dxa"/>
+              <w:bottom w:w="90" w:type="dxa"/>
+              <w:end w:w="110" w:type="dxa"/>
+            </w:tcMar>
+            <w:vAlign w:val="center"/>
+          </w:tcPr>
+          <w:p>
+            <w:pPr>
+              <w:jc w:val="center"/>
+            </w:pPr>
+            <w:r>
+              <w:rPr>
+                <w:rFonts w:ascii="Consolas" w:hAnsi="Consolas" w:eastAsia="Consolas" w:cs="Consolas"/>
+                <w:color w:val="333333"/>
+                <w:sz w:val="18"/>
+              </w:rPr>
+              <w:t>actions</w:t>
+            </w:r>
+          </w:p>
+        </w:tc>
+        <w:tc>
+          <w:tcPr>
+            <w:tcW w:type="dxa" w:w="4847"/>
+            <w:tcMar>
+              <w:top w:w="90" w:type="dxa"/>
+              <w:start w:w="110" w:type="dxa"/>
+              <w:bottom w:w="90" w:type="dxa"/>
+              <w:end w:w="110" w:type="dxa"/>
+            </w:tcMar>
+            <w:vAlign w:val="center"/>
+          </w:tcPr>
+          <w:p>
+            <w:pPr>
+              <w:jc w:val="left"/>
+            </w:pPr>
+            <w:r>
+              <w:rPr>
+                <w:rFonts w:ascii="Arial" w:hAnsi="Arial" w:eastAsia="Arial" w:cs="Arial"/>
+                <w:b w:val="0"/>
+                <w:i w:val="0"/>
+                <w:sz w:val="18"/>
+              </w:rPr>
+              <w:t>конкретные шаги</w:t>
+            </w:r>
+          </w:p>
+        </w:tc>
+      </w:tr>
+      <w:tr>
+        <w:trPr>
+          <w:cantSplit/>
+        </w:trPr>
+        <w:tc>
+          <w:tcPr>
+            <w:tcW w:type="dxa" w:w="4847"/>
+            <w:tcMar>
+              <w:top w:w="90" w:type="dxa"/>
+              <w:start w:w="110" w:type="dxa"/>
+              <w:bottom w:w="90" w:type="dxa"/>
+              <w:end w:w="110" w:type="dxa"/>
+            </w:tcMar>
+            <w:vAlign w:val="center"/>
+            <w:shd w:fill="F5F5F3"/>
+          </w:tcPr>
+          <w:p>
+            <w:pPr>
+              <w:jc w:val="left"/>
+            </w:pPr>
+            <w:r>
+              <w:rPr>
+                <w:rFonts w:ascii="Consolas" w:hAnsi="Consolas" w:eastAsia="Consolas" w:cs="Consolas"/>
+                <w:color w:val="333333"/>
+                <w:sz w:val="18"/>
+              </w:rPr>
+              <w:t>instructions</w:t>
+            </w:r>
+          </w:p>
+        </w:tc>
+        <w:tc>
+          <w:tcPr>
+            <w:tcW w:type="dxa" w:w="4847"/>
+            <w:tcMar>
+              <w:top w:w="90" w:type="dxa"/>
+              <w:start w:w="110" w:type="dxa"/>
+              <w:bottom w:w="90" w:type="dxa"/>
+              <w:end w:w="110" w:type="dxa"/>
+            </w:tcMar>
+            <w:vAlign w:val="center"/>
+            <w:shd w:fill="F5F5F3"/>
+          </w:tcPr>
+          <w:p>
+            <w:pPr>
+              <w:jc w:val="left"/>
+            </w:pPr>
+            <w:r>
+              <w:rPr>
+                <w:rFonts w:ascii="Arial" w:hAnsi="Arial" w:eastAsia="Arial" w:cs="Arial"/>
+                <w:b w:val="0"/>
+                <w:i w:val="0"/>
+                <w:sz w:val="18"/>
+              </w:rPr>
+              <w:t>подробное выполнение</w:t>
+            </w:r>
+          </w:p>
+        </w:tc>
+      </w:tr>
+      <w:tr>
+        <w:trPr>
+          <w:cantSplit/>
+        </w:trPr>
+        <w:tc>
+          <w:tcPr>
+            <w:tcW w:type="dxa" w:w="4847"/>
+            <w:tcMar>
+              <w:top w:w="90" w:type="dxa"/>
+              <w:start w:w="110" w:type="dxa"/>
+              <w:bottom w:w="90" w:type="dxa"/>
+              <w:end w:w="110" w:type="dxa"/>
+            </w:tcMar>
+            <w:vAlign w:val="center"/>
+          </w:tcPr>
+          <w:p>
+            <w:pPr>
+              <w:jc w:val="center"/>
+            </w:pPr>
+            <w:r>
+              <w:rPr>
+                <w:rFonts w:ascii="Consolas" w:hAnsi="Consolas" w:eastAsia="Consolas" w:cs="Consolas"/>
+                <w:color w:val="333333"/>
+                <w:sz w:val="18"/>
+              </w:rPr>
+              <w:t>tools</w:t>
+            </w:r>
+          </w:p>
+        </w:tc>
+        <w:tc>
+          <w:tcPr>
+            <w:tcW w:type="dxa" w:w="4847"/>
+            <w:tcMar>
+              <w:top w:w="90" w:type="dxa"/>
+              <w:start w:w="110" w:type="dxa"/>
+              <w:bottom w:w="90" w:type="dxa"/>
+              <w:end w:w="110" w:type="dxa"/>
+            </w:tcMar>
+            <w:vAlign w:val="center"/>
+          </w:tcPr>
+          <w:p>
+            <w:pPr>
+              <w:jc w:val="left"/>
+            </w:pPr>
+            <w:r>
+              <w:rPr>
+                <w:rFonts w:ascii="Arial" w:hAnsi="Arial" w:eastAsia="Arial" w:cs="Arial"/>
+                <w:b w:val="0"/>
+                <w:i w:val="0"/>
+                <w:sz w:val="18"/>
+              </w:rPr>
+              <w:t>готовые инструменты и ссылки</w:t>
+            </w:r>
+          </w:p>
+        </w:tc>
+      </w:tr>
+      <w:tr>
+        <w:trPr>
+          <w:cantSplit/>
+        </w:trPr>
+        <w:tc>
+          <w:tcPr>
+            <w:tcW w:type="dxa" w:w="4847"/>
+            <w:tcMar>
+              <w:top w:w="90" w:type="dxa"/>
+              <w:start w:w="110" w:type="dxa"/>
+              <w:bottom w:w="90" w:type="dxa"/>
+              <w:end w:w="110" w:type="dxa"/>
+            </w:tcMar>
+            <w:vAlign w:val="center"/>
+            <w:shd w:fill="F5F5F3"/>
+          </w:tcPr>
+          <w:p>
+            <w:pPr>
+              <w:jc w:val="center"/>
+            </w:pPr>
+            <w:r>
+              <w:rPr>
+                <w:rFonts w:ascii="Consolas" w:hAnsi="Consolas" w:eastAsia="Consolas" w:cs="Consolas"/>
+                <w:color w:val="333333"/>
+                <w:sz w:val="18"/>
+              </w:rPr>
+              <w:t>status</w:t>
+            </w:r>
+          </w:p>
+        </w:tc>
+        <w:tc>
+          <w:tcPr>
+            <w:tcW w:type="dxa" w:w="4847"/>
+            <w:tcMar>
+              <w:top w:w="90" w:type="dxa"/>
+              <w:start w:w="110" w:type="dxa"/>
+              <w:bottom w:w="90" w:type="dxa"/>
+              <w:end w:w="110" w:type="dxa"/>
+            </w:tcMar>
+            <w:vAlign w:val="center"/>
+            <w:shd w:fill="F5F5F3"/>
+          </w:tcPr>
+          <w:p>
+            <w:pPr>
+              <w:jc w:val="left"/>
+            </w:pPr>
+            <w:r>
+              <w:rPr>
+                <w:rFonts w:ascii="Arial" w:hAnsi="Arial" w:eastAsia="Arial" w:cs="Arial"/>
+                <w:b w:val="0"/>
+                <w:i w:val="0"/>
+                <w:sz w:val="18"/>
+              </w:rPr>
+              <w:t>рабочий материал или черновик для наполнения</w:t>
+            </w:r>
+          </w:p>
+        </w:tc>
+      </w:tr>
+    </w:tbl>
+    <w:p/>
+    <w:p>
+      <w:r>
+        <w:rPr>
+          <w:rFonts w:ascii="Arial" w:hAnsi="Arial" w:eastAsia="Arial" w:cs="Arial"/>
+          <w:b w:val="0"/>
+          <w:i w:val="0"/>
+        </w:rPr>
+        <w:t xml:space="preserve">В текущем стеке эти данные хранятся в Markdown. Заголовки задают уровни, ссылки задают связи, карточки показывают </w:t>
+      </w:r>
+      <w:r>
+        <w:rPr>
+          <w:rFonts w:ascii="Consolas" w:hAnsi="Consolas" w:eastAsia="Consolas" w:cs="Consolas"/>
+          <w:color w:val="333333"/>
+          <w:sz w:val="18"/>
+        </w:rPr>
+        <w:t>children</w:t>
+      </w:r>
+      <w:r>
+        <w:rPr>
+          <w:rFonts w:ascii="Arial" w:hAnsi="Arial" w:eastAsia="Arial" w:cs="Arial"/>
+          <w:b w:val="0"/>
+          <w:i w:val="0"/>
+        </w:rPr>
+        <w:t xml:space="preserve">, раскрывающиеся блоки содержат </w:t>
+      </w:r>
+      <w:r>
+        <w:rPr>
+          <w:rFonts w:ascii="Consolas" w:hAnsi="Consolas" w:eastAsia="Consolas" w:cs="Consolas"/>
+          <w:color w:val="333333"/>
+          <w:sz w:val="18"/>
+        </w:rPr>
+        <w:t>instructions</w:t>
+      </w:r>
+      <w:r>
+        <w:rPr>
+          <w:rFonts w:ascii="Arial" w:hAnsi="Arial" w:eastAsia="Arial" w:cs="Arial"/>
+          <w:b w:val="0"/>
+          <w:i w:val="0"/>
+        </w:rPr>
+        <w:t xml:space="preserve"> и </w:t>
+      </w:r>
+      <w:r>
+        <w:rPr>
+          <w:rFonts w:ascii="Consolas" w:hAnsi="Consolas" w:eastAsia="Consolas" w:cs="Consolas"/>
+          <w:color w:val="333333"/>
+          <w:sz w:val="18"/>
+        </w:rPr>
+        <w:t>tools</w:t>
+      </w:r>
+      <w:r>
+        <w:rPr>
+          <w:rFonts w:ascii="Arial" w:hAnsi="Arial" w:eastAsia="Arial" w:cs="Arial"/>
+          <w:b w:val="0"/>
+          <w:i w:val="0"/>
+        </w:rPr>
+        <w:t>. Это сохраняет единый источник для сайта и Word.</w:t>
+      </w:r>
+    </w:p>
+    <w:p>
+      <w:pPr>
+        <w:pStyle w:val="Heading3"/>
+      </w:pPr>
+      <w:r>
+        <w:t>Универсальные элементы интерфейса</w:t>
+      </w:r>
+    </w:p>
+    <w:p>
+      <w:pPr>
+        <w:pStyle w:val="BulletText"/>
+      </w:pPr>
+      <w:r>
+        <w:rPr>
+          <w:rFonts w:ascii="Arial" w:hAnsi="Arial" w:eastAsia="Arial" w:cs="Arial"/>
+          <w:b w:val="0"/>
+          <w:i w:val="0"/>
+        </w:rPr>
+        <w:t xml:space="preserve">• </w:t>
+      </w:r>
+      <w:r>
+        <w:rPr>
+          <w:rFonts w:ascii="Consolas" w:hAnsi="Consolas" w:eastAsia="Consolas" w:cs="Consolas"/>
+          <w:color w:val="333333"/>
+          <w:sz w:val="18"/>
+        </w:rPr>
+        <w:t>.direction-intro</w:t>
+      </w:r>
+      <w:r>
+        <w:rPr>
+          <w:rFonts w:ascii="Arial" w:hAnsi="Arial" w:eastAsia="Arial" w:cs="Arial"/>
+          <w:b w:val="0"/>
+          <w:i w:val="0"/>
+        </w:rPr>
+        <w:t xml:space="preserve"> — идея и конечный результат направления;</w:t>
+      </w:r>
+    </w:p>
+    <w:p>
+      <w:pPr>
+        <w:pStyle w:val="BulletText"/>
+      </w:pPr>
+      <w:r>
+        <w:rPr>
+          <w:rFonts w:ascii="Arial" w:hAnsi="Arial" w:eastAsia="Arial" w:cs="Arial"/>
+          <w:b w:val="0"/>
+          <w:i w:val="0"/>
+        </w:rPr>
+        <w:t xml:space="preserve">• </w:t>
+      </w:r>
+      <w:r>
+        <w:rPr>
+          <w:rFonts w:ascii="Consolas" w:hAnsi="Consolas" w:eastAsia="Consolas" w:cs="Consolas"/>
+          <w:color w:val="333333"/>
+          <w:sz w:val="18"/>
+        </w:rPr>
+        <w:t>.action-cards</w:t>
+      </w:r>
+      <w:r>
+        <w:rPr>
+          <w:rFonts w:ascii="Arial" w:hAnsi="Arial" w:eastAsia="Arial" w:cs="Arial"/>
+          <w:b w:val="0"/>
+          <w:i w:val="0"/>
+        </w:rPr>
+        <w:t xml:space="preserve"> — области работы;</w:t>
+      </w:r>
+    </w:p>
+    <w:p>
+      <w:pPr>
+        <w:pStyle w:val="BulletText"/>
+      </w:pPr>
+      <w:r>
+        <w:rPr>
+          <w:rFonts w:ascii="Arial" w:hAnsi="Arial" w:eastAsia="Arial" w:cs="Arial"/>
+          <w:b w:val="0"/>
+          <w:i w:val="0"/>
+        </w:rPr>
+        <w:t xml:space="preserve">• </w:t>
+      </w:r>
+      <w:r>
+        <w:rPr>
+          <w:rFonts w:ascii="Consolas" w:hAnsi="Consolas" w:eastAsia="Consolas" w:cs="Consolas"/>
+          <w:color w:val="333333"/>
+          <w:sz w:val="18"/>
+        </w:rPr>
+        <w:t>.material-route</w:t>
+      </w:r>
+      <w:r>
+        <w:rPr>
+          <w:rFonts w:ascii="Arial" w:hAnsi="Arial" w:eastAsia="Arial" w:cs="Arial"/>
+          <w:b w:val="0"/>
+          <w:i w:val="0"/>
+        </w:rPr>
+        <w:t xml:space="preserve"> — путь до конкретного действия;</w:t>
+      </w:r>
+    </w:p>
+    <w:p>
+      <w:pPr>
+        <w:pStyle w:val="BulletText"/>
+      </w:pPr>
+      <w:r>
+        <w:rPr>
+          <w:rFonts w:ascii="Arial" w:hAnsi="Arial" w:eastAsia="Arial" w:cs="Arial"/>
+          <w:b w:val="0"/>
+          <w:i w:val="0"/>
+        </w:rPr>
+        <w:t xml:space="preserve">• раскрывающийся блок MkDocs </w:t>
+      </w:r>
+      <w:r>
+        <w:rPr>
+          <w:rFonts w:ascii="Consolas" w:hAnsi="Consolas" w:eastAsia="Consolas" w:cs="Consolas"/>
+          <w:color w:val="333333"/>
+          <w:sz w:val="18"/>
+        </w:rPr>
+        <w:t>???</w:t>
+      </w:r>
+      <w:r>
+        <w:rPr>
+          <w:rFonts w:ascii="Arial" w:hAnsi="Arial" w:eastAsia="Arial" w:cs="Arial"/>
+          <w:b w:val="0"/>
+          <w:i w:val="0"/>
+        </w:rPr>
+        <w:t xml:space="preserve"> — инструкция или инструмент;</w:t>
+      </w:r>
+    </w:p>
+    <w:p>
+      <w:pPr>
+        <w:pStyle w:val="BulletText"/>
+      </w:pPr>
+      <w:r>
+        <w:rPr>
+          <w:rFonts w:ascii="Arial" w:hAnsi="Arial" w:eastAsia="Arial" w:cs="Arial"/>
+          <w:b w:val="0"/>
+          <w:i w:val="0"/>
+        </w:rPr>
+        <w:t xml:space="preserve">• </w:t>
+      </w:r>
+      <w:r>
+        <w:rPr>
+          <w:rFonts w:ascii="Consolas" w:hAnsi="Consolas" w:eastAsia="Consolas" w:cs="Consolas"/>
+          <w:color w:val="333333"/>
+          <w:sz w:val="18"/>
+        </w:rPr>
+        <w:t>.next-step</w:t>
+      </w:r>
+      <w:r>
+        <w:rPr>
+          <w:rFonts w:ascii="Arial" w:hAnsi="Arial" w:eastAsia="Arial" w:cs="Arial"/>
+          <w:b w:val="0"/>
+          <w:i w:val="0"/>
+        </w:rPr>
+        <w:t xml:space="preserve"> — ближайшее эффективное действие;</w:t>
+      </w:r>
+    </w:p>
+    <w:p>
+      <w:pPr>
+        <w:pStyle w:val="BulletText"/>
+      </w:pPr>
+      <w:r>
+        <w:rPr>
+          <w:rFonts w:ascii="Arial" w:hAnsi="Arial" w:eastAsia="Arial" w:cs="Arial"/>
+          <w:b w:val="0"/>
+          <w:i w:val="0"/>
+        </w:rPr>
+        <w:t xml:space="preserve">• </w:t>
+      </w:r>
+      <w:r>
+        <w:rPr>
+          <w:rFonts w:ascii="Consolas" w:hAnsi="Consolas" w:eastAsia="Consolas" w:cs="Consolas"/>
+          <w:color w:val="333333"/>
+          <w:sz w:val="18"/>
+        </w:rPr>
+        <w:t>.back-button</w:t>
+      </w:r>
+      <w:r>
+        <w:rPr>
+          <w:rFonts w:ascii="Arial" w:hAnsi="Arial" w:eastAsia="Arial" w:cs="Arial"/>
+          <w:b w:val="0"/>
+          <w:i w:val="0"/>
+        </w:rPr>
+        <w:t xml:space="preserve"> и </w:t>
+      </w:r>
+      <w:r>
+        <w:rPr>
+          <w:rFonts w:ascii="Consolas" w:hAnsi="Consolas" w:eastAsia="Consolas" w:cs="Consolas"/>
+          <w:color w:val="333333"/>
+          <w:sz w:val="18"/>
+        </w:rPr>
+        <w:t>.page-breadcrumbs</w:t>
+      </w:r>
+      <w:r>
+        <w:rPr>
+          <w:rFonts w:ascii="Arial" w:hAnsi="Arial" w:eastAsia="Arial" w:cs="Arial"/>
+          <w:b w:val="0"/>
+          <w:i w:val="0"/>
+        </w:rPr>
+        <w:t xml:space="preserve"> — возврат и контекст.</w:t>
+      </w:r>
+    </w:p>
+    <w:p>
+      <w:pPr>
+        <w:pStyle w:val="Heading3"/>
+      </w:pPr>
+      <w:r>
+        <w:t>Правило добавления</w:t>
+      </w:r>
+    </w:p>
+    <w:p>
+      <w:pPr>
+        <w:pStyle w:val="BulletText"/>
+      </w:pPr>
+      <w:r>
+        <w:rPr>
+          <w:rFonts w:ascii="Arial" w:hAnsi="Arial" w:eastAsia="Arial" w:cs="Arial"/>
+          <w:b w:val="0"/>
+          <w:i w:val="0"/>
+        </w:rPr>
+        <w:t>1. Найти существующее направление и основной Markdown-файл темы.</w:t>
+      </w:r>
+    </w:p>
+    <w:p>
+      <w:pPr>
+        <w:pStyle w:val="BulletText"/>
+      </w:pPr>
+      <w:r>
+        <w:rPr>
+          <w:rFonts w:ascii="Arial" w:hAnsi="Arial" w:eastAsia="Arial" w:cs="Arial"/>
+          <w:b w:val="0"/>
+          <w:i w:val="0"/>
+        </w:rPr>
+        <w:t>2. Добавить карточку или ссылку на новый уровень.</w:t>
+      </w:r>
+    </w:p>
+    <w:p>
+      <w:pPr>
+        <w:pStyle w:val="BulletText"/>
+      </w:pPr>
+      <w:r>
+        <w:rPr>
+          <w:rFonts w:ascii="Arial" w:hAnsi="Arial" w:eastAsia="Arial" w:cs="Arial"/>
+          <w:b w:val="0"/>
+          <w:i w:val="0"/>
+        </w:rPr>
+        <w:t>3. Создать отдельную страницу только для крупного материала.</w:t>
+      </w:r>
+    </w:p>
+    <w:p>
+      <w:pPr>
+        <w:pStyle w:val="BulletText"/>
+      </w:pPr>
+      <w:r>
+        <w:rPr>
+          <w:rFonts w:ascii="Arial" w:hAnsi="Arial" w:eastAsia="Arial" w:cs="Arial"/>
+          <w:b w:val="0"/>
+          <w:i w:val="0"/>
+        </w:rPr>
+        <w:t>4. Для короткой инструкции использовать раскрывающийся блок на текущей странице.</w:t>
+      </w:r>
+    </w:p>
+    <w:p>
+      <w:pPr>
+        <w:pStyle w:val="BulletText"/>
+      </w:pPr>
+      <w:r>
+        <w:rPr>
+          <w:rFonts w:ascii="Arial" w:hAnsi="Arial" w:eastAsia="Arial" w:cs="Arial"/>
+          <w:b w:val="0"/>
+          <w:i w:val="0"/>
+        </w:rPr>
+        <w:t xml:space="preserve">5. Добавить страницу в </w:t>
+      </w:r>
+      <w:r>
+        <w:rPr>
+          <w:rFonts w:ascii="Consolas" w:hAnsi="Consolas" w:eastAsia="Consolas" w:cs="Consolas"/>
+          <w:color w:val="333333"/>
+          <w:sz w:val="18"/>
+        </w:rPr>
+        <w:t>mkdocs.yml</w:t>
+      </w:r>
+      <w:r>
+        <w:rPr>
+          <w:rFonts w:ascii="Arial" w:hAnsi="Arial" w:eastAsia="Arial" w:cs="Arial"/>
+          <w:b w:val="0"/>
+          <w:i w:val="0"/>
+        </w:rPr>
+        <w:t>, если она должна участвовать в навигации и Word-сборке.</w:t>
+      </w:r>
+    </w:p>
+    <w:p>
+      <w:pPr>
+        <w:pStyle w:val="BulletText"/>
+      </w:pPr>
+      <w:r>
+        <w:rPr>
+          <w:rFonts w:ascii="Arial" w:hAnsi="Arial" w:eastAsia="Arial" w:cs="Arial"/>
+          <w:b w:val="0"/>
+          <w:i w:val="0"/>
+        </w:rPr>
+        <w:t>6. Проверить мобильный экран, поиск, ссылки и ближайшее действие.</w:t>
+      </w:r>
+    </w:p>
+    <w:p>
+      <w:pPr>
+        <w:pStyle w:val="BulletText"/>
+      </w:pPr>
+      <w:r>
+        <w:rPr>
+          <w:rFonts w:ascii="Arial" w:hAnsi="Arial" w:eastAsia="Arial" w:cs="Arial"/>
+          <w:b w:val="0"/>
+          <w:i w:val="0"/>
+        </w:rPr>
+        <w:t>7. Пересобрать сайт и Word-документ.</w:t>
+      </w:r>
+    </w:p>
+    <w:p>
+      <w:pPr>
+        <w:pStyle w:val="Heading3"/>
+      </w:pPr>
+      <w:r>
+        <w:t>Что не входит в текущий этап</w:t>
+      </w:r>
+    </w:p>
+    <w:p>
+      <w:r>
+        <w:rPr>
+          <w:rFonts w:ascii="Arial" w:hAnsi="Arial" w:eastAsia="Arial" w:cs="Arial"/>
+          <w:b w:val="0"/>
+          <w:i w:val="0"/>
+        </w:rPr>
+        <w:t>Авторизация, личные кабинеты, роли доступа, персональные задачи, отметки выполнения, сложная аналитика и CRM сайта не реализуются на этом этапе.</w:t>
+      </w:r>
+    </w:p>
+    <w:p>
+      <w:pPr>
+        <w:spacing w:before="120"/>
+      </w:pPr>
+      <w:hyperlink r:id="rId84">
         <w:r>
           <w:rPr>
             <w:color w:val="1F5E4A"/>

--- a/Документы_системы/Система_Прачары.docx
+++ b/Документы_системы/Система_Прачары.docx
@@ -694,7 +694,7 @@
           <w:b w:val="0"/>
           <w:i w:val="0"/>
         </w:rPr>
-        <w:t>Создавать условия, при которых новые люди узнают о практике, заинтересовываются и совершают следующий шаг: пишут, регистрируются или приходят на программу.</w:t>
+        <w:t>Создавать условия, при которых новые люди узнают о практике, понимают предложение и делают следующий шаг: пишут, регистрируются или приходят.</w:t>
       </w:r>
     </w:p>
     <w:p>
@@ -712,7 +712,7 @@
           <w:b/>
           <w:i w:val="0"/>
         </w:rPr>
-        <w:t>Человек увидел → понял предложение → заинтересовался → связался или пришёл.</w:t>
+        <w:t>Человек увидел → понял → заинтересовался → связался или пришёл.</w:t>
       </w:r>
     </w:p>
     <w:p>
@@ -720,7 +720,17 @@
         <w:pStyle w:val="Heading3"/>
       </w:pPr>
       <w:r>
-        <w:t>Основные области работы</w:t>
+        <w:t>Рабочий порядок инструментов</w:t>
+      </w:r>
+    </w:p>
+    <w:p>
+      <w:r>
+        <w:rPr>
+          <w:rFonts w:ascii="Arial" w:hAnsi="Arial" w:eastAsia="Arial" w:cs="Arial"/>
+          <w:b w:val="0"/>
+          <w:i w:val="0"/>
+        </w:rPr>
+        <w:t>Начинайте с первых пунктов и подключайте следующие, когда предыдущие уже оформлены и поддерживаются. Порядок учитывает доступность и ожидаемую пользу на старте. Реальную эффективность проверяйте по обращениям и посещениям в своём городе.</w:t>
       </w:r>
     </w:p>
     <w:p>
@@ -741,17 +751,25 @@
           <w:b/>
           <w:i w:val="0"/>
         </w:rPr>
-        <w:t>Упаковка</w:t>
-      </w:r>
-    </w:p>
-    <w:p>
-      <w:r>
-        <w:rPr>
-          <w:rFonts w:ascii="Arial" w:hAnsi="Arial" w:eastAsia="Arial" w:cs="Arial"/>
-          <w:b w:val="0"/>
-          <w:i w:val="0"/>
-        </w:rPr>
-        <w:t>Сообщество, профиль, описание, закреплённые публикации, ссылки и понятное позиционирование.</w:t>
+        <w:t>1. Avito</w:t>
+      </w:r>
+      <w:r>
+        <w:rPr>
+          <w:rFonts w:ascii="Arial" w:hAnsi="Arial" w:eastAsia="Arial" w:cs="Arial"/>
+          <w:b w:val="0"/>
+          <w:i w:val="0"/>
+        </w:rPr>
+        <w:t xml:space="preserve"> быстрый старт</w:t>
+      </w:r>
+    </w:p>
+    <w:p>
+      <w:r>
+        <w:rPr>
+          <w:rFonts w:ascii="Arial" w:hAnsi="Arial" w:eastAsia="Arial" w:cs="Arial"/>
+          <w:b w:val="0"/>
+          <w:i w:val="0"/>
+        </w:rPr>
+        <w:t>Городское объявление с понятным предложением и прямым способом написать.</w:t>
       </w:r>
     </w:p>
     <w:p>
@@ -762,7 +780,7 @@
             <w:u w:val="single"/>
             <w:rFonts w:ascii="Arial" w:hAnsi="Arial" w:eastAsia="Arial" w:cs="Arial"/>
           </w:rPr>
-          <w:t>Открыть базовый минимум</w:t>
+          <w:t>Инструкция и промпт</w:t>
         </w:r>
       </w:hyperlink>
     </w:p>
@@ -784,17 +802,17 @@
           <w:b/>
           <w:i w:val="0"/>
         </w:rPr>
-        <w:t>Контент</w:t>
-      </w:r>
-    </w:p>
-    <w:p>
-      <w:r>
-        <w:rPr>
-          <w:rFonts w:ascii="Arial" w:hAnsi="Arial" w:eastAsia="Arial" w:cs="Arial"/>
-          <w:b w:val="0"/>
-          <w:i w:val="0"/>
-        </w:rPr>
-        <w:t>Посты, видео, истории, статьи, анонсы, отзывы и материалы после мероприятий.</w:t>
+        <w:t>2. Личный бренд</w:t>
+      </w:r>
+    </w:p>
+    <w:p>
+      <w:r>
+        <w:rPr>
+          <w:rFonts w:ascii="Arial" w:hAnsi="Arial" w:eastAsia="Arial" w:cs="Arial"/>
+          <w:b w:val="0"/>
+          <w:i w:val="0"/>
+        </w:rPr>
+        <w:t>Понятный образ ведущего или организатора, который помогает человеку почувствовать доверие ещё до встречи.</w:t>
       </w:r>
     </w:p>
     <w:p>
@@ -805,7 +823,7 @@
             <w:u w:val="single"/>
             <w:rFonts w:ascii="Arial" w:hAnsi="Arial" w:eastAsia="Arial" w:cs="Arial"/>
           </w:rPr>
-          <w:t>Перейти к анонсу</w:t>
+          <w:t>Что даёт и как начать</w:t>
         </w:r>
       </w:hyperlink>
     </w:p>
@@ -827,48 +845,17 @@
           <w:b/>
           <w:i w:val="0"/>
         </w:rPr>
-        <w:t>Социальные сети</w:t>
-      </w:r>
-    </w:p>
-    <w:p>
-      <w:r>
-        <w:rPr>
-          <w:rFonts w:ascii="Arial" w:hAnsi="Arial" w:eastAsia="Arial" w:cs="Arial"/>
-          <w:b w:val="0"/>
-          <w:i w:val="0"/>
-        </w:rPr>
-        <w:t>VK, Telegram, YouTube и другие площадки. Выбирайте каналы, которые команда может поддерживать.</w:t>
-      </w:r>
-    </w:p>
-    <w:p>
-      <w:pPr>
-        <w:pStyle w:val="BulletText"/>
-      </w:pPr>
-      <w:r>
-        <w:rPr>
-          <w:rFonts w:ascii="Arial" w:hAnsi="Arial" w:eastAsia="Arial" w:cs="Arial"/>
-          <w:b w:val="0"/>
-          <w:i w:val="0"/>
-        </w:rPr>
-        <w:t xml:space="preserve">• </w:t>
-      </w:r>
-      <w:r>
-        <w:rPr>
-          <w:rFonts w:ascii="Arial" w:hAnsi="Arial" w:eastAsia="Arial" w:cs="Arial"/>
-          <w:b/>
-          <w:i w:val="0"/>
-        </w:rPr>
-        <w:t>Объявления</w:t>
-      </w:r>
-    </w:p>
-    <w:p>
-      <w:r>
-        <w:rPr>
-          <w:rFonts w:ascii="Arial" w:hAnsi="Arial" w:eastAsia="Arial" w:cs="Arial"/>
-          <w:b w:val="0"/>
-          <w:i w:val="0"/>
-        </w:rPr>
-        <w:t>Avito, городские сообщества, тематические группы и бесплатные площадки.</w:t>
+        <w:t>3. Социальные сети</w:t>
+      </w:r>
+    </w:p>
+    <w:p>
+      <w:r>
+        <w:rPr>
+          <w:rFonts w:ascii="Arial" w:hAnsi="Arial" w:eastAsia="Arial" w:cs="Arial"/>
+          <w:b w:val="0"/>
+          <w:i w:val="0"/>
+        </w:rPr>
+        <w:t>Упакованные страницы сообщества и команды: кто вы, что проводите, где и как присоединиться.</w:t>
       </w:r>
     </w:p>
     <w:p>
@@ -879,7 +866,7 @@
             <w:u w:val="single"/>
             <w:rFonts w:ascii="Arial" w:hAnsi="Arial" w:eastAsia="Arial" w:cs="Arial"/>
           </w:rPr>
-          <w:t>Готовый шаблон Avito</w:t>
+          <w:t>Чек-лист упаковки</w:t>
         </w:r>
       </w:hyperlink>
     </w:p>
@@ -901,17 +888,42 @@
           <w:b/>
           <w:i w:val="0"/>
         </w:rPr>
-        <w:t>Платная реклама</w:t>
-      </w:r>
-    </w:p>
-    <w:p>
-      <w:r>
-        <w:rPr>
-          <w:rFonts w:ascii="Arial" w:hAnsi="Arial" w:eastAsia="Arial" w:cs="Arial"/>
-          <w:b w:val="0"/>
-          <w:i w:val="0"/>
-        </w:rPr>
-        <w:t xml:space="preserve">Кампании, креативы, аудитории, тесты связок и аналитика. </w:t>
+        <w:t>4. Сайт: SEO, гео и GEO</w:t>
+      </w:r>
+    </w:p>
+    <w:p>
+      <w:r>
+        <w:rPr>
+          <w:rFonts w:ascii="Arial" w:hAnsi="Arial" w:eastAsia="Arial" w:cs="Arial"/>
+          <w:b w:val="0"/>
+          <w:i w:val="0"/>
+        </w:rPr>
+        <w:t>Страницы программ, которые можно найти по запросам города, темы и формата встречи.</w:t>
+      </w:r>
+    </w:p>
+    <w:p>
+      <w:hyperlink r:id="rId14">
+        <w:r>
+          <w:rPr>
+            <w:color w:val="1F5E4A"/>
+            <w:u w:val="single"/>
+            <w:rFonts w:ascii="Arial" w:hAnsi="Arial" w:eastAsia="Arial" w:cs="Arial"/>
+          </w:rPr>
+          <w:t>Что подготовить</w:t>
+        </w:r>
+      </w:hyperlink>
+    </w:p>
+    <w:p>
+      <w:pPr>
+        <w:pStyle w:val="BulletText"/>
+      </w:pPr>
+      <w:r>
+        <w:rPr>
+          <w:rFonts w:ascii="Arial" w:hAnsi="Arial" w:eastAsia="Arial" w:cs="Arial"/>
+          <w:b w:val="0"/>
+          <w:i w:val="0"/>
+        </w:rPr>
+        <w:t xml:space="preserve">• </w:t>
       </w:r>
       <w:r>
         <w:rPr>
@@ -919,8 +931,38 @@
           <w:b/>
           <w:i w:val="0"/>
         </w:rPr>
-        <w:t>Черновик для наполнения.</w:t>
-      </w:r>
+        <w:t>5. Визитки</w:t>
+      </w:r>
+      <w:r>
+        <w:rPr>
+          <w:rFonts w:ascii="Arial" w:hAnsi="Arial" w:eastAsia="Arial" w:cs="Arial"/>
+          <w:b w:val="0"/>
+          <w:i w:val="0"/>
+        </w:rPr>
+        <w:t xml:space="preserve"> офлайн</w:t>
+      </w:r>
+    </w:p>
+    <w:p>
+      <w:r>
+        <w:rPr>
+          <w:rFonts w:ascii="Arial" w:hAnsi="Arial" w:eastAsia="Arial" w:cs="Arial"/>
+          <w:b w:val="0"/>
+          <w:i w:val="0"/>
+        </w:rPr>
+        <w:t>Короткое личное приглашение после живого контакта. Визитка ведёт к одному понятному следующему шагу.</w:t>
+      </w:r>
+    </w:p>
+    <w:p>
+      <w:hyperlink r:id="rId15">
+        <w:r>
+          <w:rPr>
+            <w:color w:val="1F5E4A"/>
+            <w:u w:val="single"/>
+            <w:rFonts w:ascii="Arial" w:hAnsi="Arial" w:eastAsia="Arial" w:cs="Arial"/>
+          </w:rPr>
+          <w:t>Как давать и учитывать</w:t>
+        </w:r>
+      </w:hyperlink>
     </w:p>
     <w:p>
       <w:pPr>
@@ -940,114 +982,1388 @@
           <w:b/>
           <w:i w:val="0"/>
         </w:rPr>
-        <w:t>Партнёрства</w:t>
-      </w:r>
-    </w:p>
-    <w:p>
-      <w:r>
-        <w:rPr>
-          <w:rFonts w:ascii="Arial" w:hAnsi="Arial" w:eastAsia="Arial" w:cs="Arial"/>
-          <w:b w:val="0"/>
-          <w:i w:val="0"/>
-        </w:rPr>
-        <w:t>Йога-студии, пространства, преподаватели, блогеры и совместные проекты.</w:t>
-      </w:r>
-    </w:p>
-    <w:p>
-      <w:pPr>
-        <w:pStyle w:val="BulletText"/>
-      </w:pPr>
-      <w:r>
-        <w:rPr>
-          <w:rFonts w:ascii="Arial" w:hAnsi="Arial" w:eastAsia="Arial" w:cs="Arial"/>
-          <w:b w:val="0"/>
-          <w:i w:val="0"/>
-        </w:rPr>
-        <w:t xml:space="preserve">• </w:t>
-      </w:r>
+        <w:t>6. Анонсы</w:t>
+      </w:r>
+    </w:p>
+    <w:p>
+      <w:r>
+        <w:rPr>
+          <w:rFonts w:ascii="Arial" w:hAnsi="Arial" w:eastAsia="Arial" w:cs="Arial"/>
+          <w:b w:val="0"/>
+          <w:i w:val="0"/>
+        </w:rPr>
+        <w:t>Короткие материалы для конкретной встречи: публикация, сообщение и афиша.</w:t>
+      </w:r>
+    </w:p>
+    <w:p>
+      <w:hyperlink r:id="rId16">
+        <w:r>
+          <w:rPr>
+            <w:color w:val="1F5E4A"/>
+            <w:u w:val="single"/>
+            <w:rFonts w:ascii="Arial" w:hAnsi="Arial" w:eastAsia="Arial" w:cs="Arial"/>
+          </w:rPr>
+          <w:t>Инструкция и промпт</w:t>
+        </w:r>
+      </w:hyperlink>
+    </w:p>
+    <w:p>
+      <w:pPr>
+        <w:pStyle w:val="Heading3"/>
+      </w:pPr>
+      <w:r>
+        <w:t>1. Avito</w:t>
+      </w:r>
+    </w:p>
+    <w:p>
       <w:r>
         <w:rPr>
           <w:rFonts w:ascii="Arial" w:hAnsi="Arial" w:eastAsia="Arial" w:cs="Arial"/>
           <w:b/>
           <w:i w:val="0"/>
         </w:rPr>
-        <w:t>Офлайн-привлечение</w:t>
-      </w:r>
-    </w:p>
-    <w:p>
-      <w:r>
-        <w:rPr>
-          <w:rFonts w:ascii="Arial" w:hAnsi="Arial" w:eastAsia="Arial" w:cs="Arial"/>
-          <w:b w:val="0"/>
-          <w:i w:val="0"/>
-        </w:rPr>
-        <w:t>Афиши, листовки, знакомства, приглашения и локальные активности.</w:t>
-      </w:r>
-    </w:p>
-    <w:p>
-      <w:pPr>
-        <w:pStyle w:val="BulletText"/>
-      </w:pPr>
-      <w:r>
-        <w:rPr>
-          <w:rFonts w:ascii="Arial" w:hAnsi="Arial" w:eastAsia="Arial" w:cs="Arial"/>
-          <w:b w:val="0"/>
-          <w:i w:val="0"/>
-        </w:rPr>
-        <w:t xml:space="preserve">• </w:t>
-      </w:r>
+        <w:t>Что даёт:</w:t>
+      </w:r>
+      <w:r>
+        <w:rPr>
+          <w:rFonts w:ascii="Arial" w:hAnsi="Arial" w:eastAsia="Arial" w:cs="Arial"/>
+          <w:b w:val="0"/>
+          <w:i w:val="0"/>
+        </w:rPr>
+        <w:t xml:space="preserve"> быстрый выход к людям, которые уже ищут занятия и события в своём городе. Объявление нужно регулярно проверять и обновлять по правилам площадки.</w:t>
+      </w:r>
+    </w:p>
+    <w:p>
+      <w:hyperlink r:id="rId17">
+        <w:r>
+          <w:rPr>
+            <w:color w:val="1F5E4A"/>
+            <w:u w:val="single"/>
+            <w:rFonts w:ascii="Arial" w:hAnsi="Arial" w:eastAsia="Arial" w:cs="Arial"/>
+          </w:rPr>
+          <w:t>Создать объявление на Avito</w:t>
+        </w:r>
+      </w:hyperlink>
+    </w:p>
+    <w:p>
+      <w:hyperlink r:id="rId18">
+        <w:r>
+          <w:rPr>
+            <w:color w:val="1F5E4A"/>
+            <w:u w:val="single"/>
+            <w:rFonts w:ascii="Arial" w:hAnsi="Arial" w:eastAsia="Arial" w:cs="Arial"/>
+          </w:rPr>
+          <w:t>Открыть готовый шаблон</w:t>
+        </w:r>
+      </w:hyperlink>
+    </w:p>
+    <w:p>
+      <w:pPr>
+        <w:spacing w:before="120" w:after="60"/>
+      </w:pPr>
       <w:r>
         <w:rPr>
           <w:rFonts w:ascii="Arial" w:hAnsi="Arial" w:eastAsia="Arial" w:cs="Arial"/>
           <w:b/>
-          <w:i w:val="0"/>
-        </w:rPr>
-        <w:t>Рекомендации</w:t>
-      </w:r>
-    </w:p>
-    <w:p>
-      <w:r>
-        <w:rPr>
-          <w:rFonts w:ascii="Arial" w:hAnsi="Arial" w:eastAsia="Arial" w:cs="Arial"/>
-          <w:b w:val="0"/>
-          <w:i w:val="0"/>
-        </w:rPr>
-        <w:t>Приглашения друзей и рекомендации участников после мероприятий.</w:t>
-      </w:r>
-    </w:p>
-    <w:p>
-      <w:pPr>
-        <w:pStyle w:val="BulletText"/>
-      </w:pPr>
-      <w:r>
-        <w:rPr>
-          <w:rFonts w:ascii="Arial" w:hAnsi="Arial" w:eastAsia="Arial" w:cs="Arial"/>
-          <w:b w:val="0"/>
-          <w:i w:val="0"/>
-        </w:rPr>
-        <w:t xml:space="preserve">• </w:t>
-      </w:r>
+        </w:rPr>
+        <w:t>Промпт для объявления на Avito</w:t>
+      </w:r>
+    </w:p>
+    <w:p>
+      <w:r>
+        <w:rPr>
+          <w:rFonts w:ascii="Arial" w:hAnsi="Arial" w:eastAsia="Arial" w:cs="Arial"/>
+          <w:b w:val="0"/>
+          <w:i w:val="0"/>
+        </w:rPr>
+        <w:t>Подготовь объявление для Avito о программе «[НАЗВАНИЕ]» в городе [ГОРОД].</w:t>
+      </w:r>
+    </w:p>
+    <w:p>
+      <w:r>
+        <w:rPr>
+          <w:rFonts w:ascii="Arial" w:hAnsi="Arial" w:eastAsia="Arial" w:cs="Arial"/>
+          <w:b w:val="0"/>
+          <w:i w:val="0"/>
+        </w:rPr>
+        <w:t>Исходные данные:</w:t>
+      </w:r>
+    </w:p>
+    <w:p>
+      <w:pPr>
+        <w:pStyle w:val="BulletText"/>
+      </w:pPr>
+      <w:r>
+        <w:rPr>
+          <w:rFonts w:ascii="Arial" w:hAnsi="Arial" w:eastAsia="Arial" w:cs="Arial"/>
+          <w:b w:val="0"/>
+          <w:i w:val="0"/>
+        </w:rPr>
+        <w:t>• для кого: [АУДИТОРИЯ];</w:t>
+      </w:r>
+    </w:p>
+    <w:p>
+      <w:pPr>
+        <w:pStyle w:val="BulletText"/>
+      </w:pPr>
+      <w:r>
+        <w:rPr>
+          <w:rFonts w:ascii="Arial" w:hAnsi="Arial" w:eastAsia="Arial" w:cs="Arial"/>
+          <w:b w:val="0"/>
+          <w:i w:val="0"/>
+        </w:rPr>
+        <w:t>• что будет происходить: [СОДЕРЖАНИЕ];</w:t>
+      </w:r>
+    </w:p>
+    <w:p>
+      <w:pPr>
+        <w:pStyle w:val="BulletText"/>
+      </w:pPr>
+      <w:r>
+        <w:rPr>
+          <w:rFonts w:ascii="Arial" w:hAnsi="Arial" w:eastAsia="Arial" w:cs="Arial"/>
+          <w:b w:val="0"/>
+          <w:i w:val="0"/>
+        </w:rPr>
+        <w:t>• ведущий: [ИМЯ И КОРОТКО ОБ ОПЫТЕ];</w:t>
+      </w:r>
+    </w:p>
+    <w:p>
+      <w:pPr>
+        <w:pStyle w:val="BulletText"/>
+      </w:pPr>
+      <w:r>
+        <w:rPr>
+          <w:rFonts w:ascii="Arial" w:hAnsi="Arial" w:eastAsia="Arial" w:cs="Arial"/>
+          <w:b w:val="0"/>
+          <w:i w:val="0"/>
+        </w:rPr>
+        <w:t>• дата и время: [ДАТА И ВРЕМЯ];</w:t>
+      </w:r>
+    </w:p>
+    <w:p>
+      <w:pPr>
+        <w:pStyle w:val="BulletText"/>
+      </w:pPr>
+      <w:r>
+        <w:rPr>
+          <w:rFonts w:ascii="Arial" w:hAnsi="Arial" w:eastAsia="Arial" w:cs="Arial"/>
+          <w:b w:val="0"/>
+          <w:i w:val="0"/>
+        </w:rPr>
+        <w:t>• место: [АДРЕС ИЛИ РАЙОН];</w:t>
+      </w:r>
+    </w:p>
+    <w:p>
+      <w:pPr>
+        <w:pStyle w:val="BulletText"/>
+      </w:pPr>
+      <w:r>
+        <w:rPr>
+          <w:rFonts w:ascii="Arial" w:hAnsi="Arial" w:eastAsia="Arial" w:cs="Arial"/>
+          <w:b w:val="0"/>
+          <w:i w:val="0"/>
+        </w:rPr>
+        <w:t>• условия участия: [БЕСПЛАТНО / ВЗНОС / РЕГИСТРАЦИЯ];</w:t>
+      </w:r>
+    </w:p>
+    <w:p>
+      <w:pPr>
+        <w:pStyle w:val="BulletText"/>
+      </w:pPr>
+      <w:r>
+        <w:rPr>
+          <w:rFonts w:ascii="Arial" w:hAnsi="Arial" w:eastAsia="Arial" w:cs="Arial"/>
+          <w:b w:val="0"/>
+          <w:i w:val="0"/>
+        </w:rPr>
+        <w:t>• способ записи: [КОНТАКТ].</w:t>
+      </w:r>
+    </w:p>
+    <w:p>
+      <w:r>
+        <w:rPr>
+          <w:rFonts w:ascii="Arial" w:hAnsi="Arial" w:eastAsia="Arial" w:cs="Arial"/>
+          <w:b w:val="0"/>
+          <w:i w:val="0"/>
+        </w:rPr>
+        <w:t>Дай: 3 варианта заголовка, короткий текст до 500 знаков, полный текст, информационный блок и один ясный призыв написать. Пиши спокойно и конкретно. Не придумывай факты, не обещай гарантированные духовные или медицинские результаты. Если данных не хватает, сначала перечисли недостающие поля.</w:t>
+      </w:r>
+    </w:p>
+    <w:p>
+      <w:pPr>
+        <w:spacing w:before="120" w:after="60"/>
+      </w:pPr>
       <w:r>
         <w:rPr>
           <w:rFonts w:ascii="Arial" w:hAnsi="Arial" w:eastAsia="Arial" w:cs="Arial"/>
           <w:b/>
-          <w:i w:val="0"/>
-        </w:rPr>
-        <w:t>Аналитика</w:t>
-      </w:r>
-    </w:p>
-    <w:p>
-      <w:r>
-        <w:rPr>
-          <w:rFonts w:ascii="Arial" w:hAnsi="Arial" w:eastAsia="Arial" w:cs="Arial"/>
-          <w:b w:val="0"/>
-          <w:i w:val="0"/>
-        </w:rPr>
-        <w:t>Обращения, источники, стоимость привлечения и конверсия в посещение.</w:t>
-      </w:r>
-    </w:p>
-    <w:p>
-      <w:hyperlink r:id="rId14">
+        </w:rPr>
+        <w:t>Перед публикацией</w:t>
+      </w:r>
+    </w:p>
+    <w:p>
+      <w:r>
+        <w:rPr>
+          <w:rFonts w:ascii="Arial" w:hAnsi="Arial" w:eastAsia="Arial" w:cs="Arial"/>
+          <w:b w:val="0"/>
+          <w:i w:val="0"/>
+        </w:rPr>
+        <w:t>Проверьте город, дату, адрес, контакт, категорию объявления и то, как оно выглядит с телефона. Ответственный должен ежедневно видеть новые сообщения.</w:t>
+      </w:r>
+    </w:p>
+    <w:p>
+      <w:pPr>
+        <w:pStyle w:val="Heading3"/>
+      </w:pPr>
+      <w:r>
+        <w:t>2. Личный бренд</w:t>
+      </w:r>
+    </w:p>
+    <w:p>
+      <w:r>
+        <w:rPr>
+          <w:rFonts w:ascii="Arial" w:hAnsi="Arial" w:eastAsia="Arial" w:cs="Arial"/>
+          <w:b/>
+          <w:i w:val="0"/>
+        </w:rPr>
+        <w:t>Что даёт:</w:t>
+      </w:r>
+      <w:r>
+        <w:rPr>
+          <w:rFonts w:ascii="Arial" w:hAnsi="Arial" w:eastAsia="Arial" w:cs="Arial"/>
+          <w:b w:val="0"/>
+          <w:i w:val="0"/>
+        </w:rPr>
+        <w:t xml:space="preserve"> доверие к реальному человеку, узнаваемость, органические рекомендации и более лёгкий первый контакт. Личный бренд строится на последовательности и живом опыте, а не на образе идеального наставника.</w:t>
+      </w:r>
+    </w:p>
+    <w:p>
+      <w:pPr>
+        <w:spacing w:before="120" w:after="60"/>
+      </w:pPr>
+      <w:r>
+        <w:rPr>
+          <w:rFonts w:ascii="Arial" w:hAnsi="Arial" w:eastAsia="Arial" w:cs="Arial"/>
+          <w:b/>
+        </w:rPr>
+        <w:t>Минимальная инструкция</w:t>
+      </w:r>
+    </w:p>
+    <w:p>
+      <w:pPr>
+        <w:pStyle w:val="BulletText"/>
+      </w:pPr>
+      <w:r>
+        <w:rPr>
+          <w:rFonts w:ascii="Arial" w:hAnsi="Arial" w:eastAsia="Arial" w:cs="Arial"/>
+          <w:b w:val="0"/>
+          <w:i w:val="0"/>
+        </w:rPr>
+        <w:t>1. Сформулируйте, кому и с чем вы помогаете познакомиться.</w:t>
+      </w:r>
+    </w:p>
+    <w:p>
+      <w:pPr>
+        <w:pStyle w:val="BulletText"/>
+      </w:pPr>
+      <w:r>
+        <w:rPr>
+          <w:rFonts w:ascii="Arial" w:hAnsi="Arial" w:eastAsia="Arial" w:cs="Arial"/>
+          <w:b w:val="0"/>
+          <w:i w:val="0"/>
+        </w:rPr>
+        <w:t>2. Оформите имя, город, роль и понятный способ связи.</w:t>
+      </w:r>
+    </w:p>
+    <w:p>
+      <w:pPr>
+        <w:pStyle w:val="BulletText"/>
+      </w:pPr>
+      <w:r>
+        <w:rPr>
+          <w:rFonts w:ascii="Arial" w:hAnsi="Arial" w:eastAsia="Arial" w:cs="Arial"/>
+          <w:b w:val="0"/>
+          <w:i w:val="0"/>
+        </w:rPr>
+        <w:t>3. Покажите живой опыт: подготовку встреч, ответы на вопросы, наблюдения и полезные материалы.</w:t>
+      </w:r>
+    </w:p>
+    <w:p>
+      <w:pPr>
+        <w:pStyle w:val="BulletText"/>
+      </w:pPr>
+      <w:r>
+        <w:rPr>
+          <w:rFonts w:ascii="Arial" w:hAnsi="Arial" w:eastAsia="Arial" w:cs="Arial"/>
+          <w:b w:val="0"/>
+          <w:i w:val="0"/>
+        </w:rPr>
+        <w:t>4. Чередуйте личные публикации, пользу, приглашения и материалы сообщества.</w:t>
+      </w:r>
+    </w:p>
+    <w:p>
+      <w:pPr>
+        <w:pStyle w:val="BulletText"/>
+      </w:pPr>
+      <w:r>
+        <w:rPr>
+          <w:rFonts w:ascii="Arial" w:hAnsi="Arial" w:eastAsia="Arial" w:cs="Arial"/>
+          <w:b w:val="0"/>
+          <w:i w:val="0"/>
+        </w:rPr>
+        <w:t>5. Используйте реальные фотографии и единый спокойный стиль.</w:t>
+      </w:r>
+    </w:p>
+    <w:p>
+      <w:pPr>
+        <w:pStyle w:val="BulletText"/>
+      </w:pPr>
+      <w:r>
+        <w:rPr>
+          <w:rFonts w:ascii="Arial" w:hAnsi="Arial" w:eastAsia="Arial" w:cs="Arial"/>
+          <w:b w:val="0"/>
+          <w:i w:val="0"/>
+        </w:rPr>
+        <w:t>6. Не публикуйте чужие истории и фотографии без согласия.</w:t>
+      </w:r>
+    </w:p>
+    <w:p>
+      <w:pPr>
+        <w:pStyle w:val="BulletText"/>
+      </w:pPr>
+      <w:r>
+        <w:rPr>
+          <w:rFonts w:ascii="Arial" w:hAnsi="Arial" w:eastAsia="Arial" w:cs="Arial"/>
+          <w:b w:val="0"/>
+          <w:i w:val="0"/>
+        </w:rPr>
+        <w:t>7. В каждом приглашении давайте один следующий шаг: написать, зарегистрироваться или прийти.</w:t>
+      </w:r>
+    </w:p>
+    <w:p>
+      <w:pPr>
+        <w:spacing w:before="120" w:after="60"/>
+      </w:pPr>
+      <w:r>
+        <w:rPr>
+          <w:rFonts w:ascii="Arial" w:hAnsi="Arial" w:eastAsia="Arial" w:cs="Arial"/>
+          <w:b/>
+        </w:rPr>
+        <w:t>Промпт для основы личного бренда</w:t>
+      </w:r>
+    </w:p>
+    <w:p>
+      <w:r>
+        <w:rPr>
+          <w:rFonts w:ascii="Arial" w:hAnsi="Arial" w:eastAsia="Arial" w:cs="Arial"/>
+          <w:b w:val="0"/>
+          <w:i w:val="0"/>
+        </w:rPr>
+        <w:t>Помоги оформить личную страницу организатора программ йоги и медитации в [ГОРОДЕ]. Моя роль: [РОЛЬ]. Мой реальный опыт: [ОПЫТ]. Люди, которым я хочу быть полезен: [АУДИТОРИЯ]. Подготовь короткое описание профиля, 5 постоянных тем публикаций и план из 10 первых материалов. Не придумывай регалии и не используй гарантированные обещания.</w:t>
+      </w:r>
+    </w:p>
+    <w:p>
+      <w:pPr>
+        <w:pStyle w:val="Heading3"/>
+      </w:pPr>
+      <w:r>
+        <w:t>3. Социальные сети</w:t>
+      </w:r>
+    </w:p>
+    <w:p>
+      <w:r>
+        <w:rPr>
+          <w:rFonts w:ascii="Arial" w:hAnsi="Arial" w:eastAsia="Arial" w:cs="Arial"/>
+          <w:b w:val="0"/>
+          <w:i w:val="0"/>
+        </w:rPr>
+        <w:t xml:space="preserve">Страница должна за несколько секунд отвечать: </w:t>
+      </w:r>
+      <w:r>
+        <w:rPr>
+          <w:rFonts w:ascii="Arial" w:hAnsi="Arial" w:eastAsia="Arial" w:cs="Arial"/>
+          <w:b/>
+          <w:i w:val="0"/>
+        </w:rPr>
+        <w:t>кто вы, для кого ваши программы, где они проходят и как попасть на ближайшую встречу.</w:t>
+      </w:r>
+    </w:p>
+    <w:p>
+      <w:pPr>
+        <w:spacing w:before="120" w:after="60"/>
+      </w:pPr>
+      <w:r>
+        <w:rPr>
+          <w:rFonts w:ascii="Arial" w:hAnsi="Arial" w:eastAsia="Arial" w:cs="Arial"/>
+          <w:b/>
+        </w:rPr>
+        <w:t>Чек-лист упаковки</w:t>
+      </w:r>
+    </w:p>
+    <w:p>
+      <w:pPr>
+        <w:pStyle w:val="BulletText"/>
+      </w:pPr>
+      <w:r>
+        <w:rPr>
+          <w:rFonts w:ascii="Arial" w:hAnsi="Arial" w:eastAsia="Arial" w:cs="Arial"/>
+          <w:b w:val="0"/>
+          <w:i w:val="0"/>
+        </w:rPr>
+        <w:t>• понятное название и город;</w:t>
+      </w:r>
+    </w:p>
+    <w:p>
+      <w:pPr>
+        <w:pStyle w:val="BulletText"/>
+      </w:pPr>
+      <w:r>
+        <w:rPr>
+          <w:rFonts w:ascii="Arial" w:hAnsi="Arial" w:eastAsia="Arial" w:cs="Arial"/>
+          <w:b w:val="0"/>
+          <w:i w:val="0"/>
+        </w:rPr>
+        <w:t>• короткое описание без внутренних терминов;</w:t>
+      </w:r>
+    </w:p>
+    <w:p>
+      <w:pPr>
+        <w:pStyle w:val="BulletText"/>
+      </w:pPr>
+      <w:r>
+        <w:rPr>
+          <w:rFonts w:ascii="Arial" w:hAnsi="Arial" w:eastAsia="Arial" w:cs="Arial"/>
+          <w:b w:val="0"/>
+          <w:i w:val="0"/>
+        </w:rPr>
+        <w:t>• обложка и фотография профиля в едином стиле;</w:t>
+      </w:r>
+    </w:p>
+    <w:p>
+      <w:pPr>
+        <w:pStyle w:val="BulletText"/>
+      </w:pPr>
+      <w:r>
+        <w:rPr>
+          <w:rFonts w:ascii="Arial" w:hAnsi="Arial" w:eastAsia="Arial" w:cs="Arial"/>
+          <w:b w:val="0"/>
+          <w:i w:val="0"/>
+        </w:rPr>
+        <w:t>• закреплённая публикация для новичка;</w:t>
+      </w:r>
+    </w:p>
+    <w:p>
+      <w:pPr>
+        <w:pStyle w:val="BulletText"/>
+      </w:pPr>
+      <w:r>
+        <w:rPr>
+          <w:rFonts w:ascii="Arial" w:hAnsi="Arial" w:eastAsia="Arial" w:cs="Arial"/>
+          <w:b w:val="0"/>
+          <w:i w:val="0"/>
+        </w:rPr>
+        <w:t>• актуальное расписание и адрес;</w:t>
+      </w:r>
+    </w:p>
+    <w:p>
+      <w:pPr>
+        <w:pStyle w:val="BulletText"/>
+      </w:pPr>
+      <w:r>
+        <w:rPr>
+          <w:rFonts w:ascii="Arial" w:hAnsi="Arial" w:eastAsia="Arial" w:cs="Arial"/>
+          <w:b w:val="0"/>
+          <w:i w:val="0"/>
+        </w:rPr>
+        <w:t>• кнопка или ссылка для записи;</w:t>
+      </w:r>
+    </w:p>
+    <w:p>
+      <w:pPr>
+        <w:pStyle w:val="BulletText"/>
+      </w:pPr>
+      <w:r>
+        <w:rPr>
+          <w:rFonts w:ascii="Arial" w:hAnsi="Arial" w:eastAsia="Arial" w:cs="Arial"/>
+          <w:b w:val="0"/>
+          <w:i w:val="0"/>
+        </w:rPr>
+        <w:t>• реальные фотографии встреч с согласия участников;</w:t>
+      </w:r>
+    </w:p>
+    <w:p>
+      <w:pPr>
+        <w:pStyle w:val="BulletText"/>
+      </w:pPr>
+      <w:r>
+        <w:rPr>
+          <w:rFonts w:ascii="Arial" w:hAnsi="Arial" w:eastAsia="Arial" w:cs="Arial"/>
+          <w:b w:val="0"/>
+          <w:i w:val="0"/>
+        </w:rPr>
+        <w:t>• ответы на частые вопросы;</w:t>
+      </w:r>
+    </w:p>
+    <w:p>
+      <w:pPr>
+        <w:pStyle w:val="BulletText"/>
+      </w:pPr>
+      <w:r>
+        <w:rPr>
+          <w:rFonts w:ascii="Arial" w:hAnsi="Arial" w:eastAsia="Arial" w:cs="Arial"/>
+          <w:b w:val="0"/>
+          <w:i w:val="0"/>
+        </w:rPr>
+        <w:t>• контакт ответственного и срок ответа;</w:t>
+      </w:r>
+    </w:p>
+    <w:p>
+      <w:pPr>
+        <w:pStyle w:val="BulletText"/>
+      </w:pPr>
+      <w:r>
+        <w:rPr>
+          <w:rFonts w:ascii="Arial" w:hAnsi="Arial" w:eastAsia="Arial" w:cs="Arial"/>
+          <w:b w:val="0"/>
+          <w:i w:val="0"/>
+        </w:rPr>
+        <w:t>• регулярное удаление устаревших дат и ссылок.</w:t>
+      </w:r>
+    </w:p>
+    <w:p>
+      <w:pPr>
+        <w:spacing w:before="120" w:after="60"/>
+      </w:pPr>
+      <w:r>
+        <w:rPr>
+          <w:rFonts w:ascii="Arial" w:hAnsi="Arial" w:eastAsia="Arial" w:cs="Arial"/>
+          <w:b/>
+        </w:rPr>
+        <w:t>Структура закреплённой публикации</w:t>
+      </w:r>
+    </w:p>
+    <w:p>
+      <w:pPr>
+        <w:pStyle w:val="BulletText"/>
+      </w:pPr>
+      <w:r>
+        <w:rPr>
+          <w:rFonts w:ascii="Arial" w:hAnsi="Arial" w:eastAsia="Arial" w:cs="Arial"/>
+          <w:b w:val="0"/>
+          <w:i w:val="0"/>
+        </w:rPr>
+        <w:t>1. Кто вы и что проводите.</w:t>
+      </w:r>
+    </w:p>
+    <w:p>
+      <w:pPr>
+        <w:pStyle w:val="BulletText"/>
+      </w:pPr>
+      <w:r>
+        <w:rPr>
+          <w:rFonts w:ascii="Arial" w:hAnsi="Arial" w:eastAsia="Arial" w:cs="Arial"/>
+          <w:b w:val="0"/>
+          <w:i w:val="0"/>
+        </w:rPr>
+        <w:t>2. Для кого подходит формат и нужен ли опыт.</w:t>
+      </w:r>
+    </w:p>
+    <w:p>
+      <w:pPr>
+        <w:pStyle w:val="BulletText"/>
+      </w:pPr>
+      <w:r>
+        <w:rPr>
+          <w:rFonts w:ascii="Arial" w:hAnsi="Arial" w:eastAsia="Arial" w:cs="Arial"/>
+          <w:b w:val="0"/>
+          <w:i w:val="0"/>
+        </w:rPr>
+        <w:t>3. Что произойдёт на первой встрече.</w:t>
+      </w:r>
+    </w:p>
+    <w:p>
+      <w:pPr>
+        <w:pStyle w:val="BulletText"/>
+      </w:pPr>
+      <w:r>
+        <w:rPr>
+          <w:rFonts w:ascii="Arial" w:hAnsi="Arial" w:eastAsia="Arial" w:cs="Arial"/>
+          <w:b w:val="0"/>
+          <w:i w:val="0"/>
+        </w:rPr>
+        <w:t>4. Где посмотреть расписание.</w:t>
+      </w:r>
+    </w:p>
+    <w:p>
+      <w:pPr>
+        <w:pStyle w:val="BulletText"/>
+      </w:pPr>
+      <w:r>
+        <w:rPr>
+          <w:rFonts w:ascii="Arial" w:hAnsi="Arial" w:eastAsia="Arial" w:cs="Arial"/>
+          <w:b w:val="0"/>
+          <w:i w:val="0"/>
+        </w:rPr>
+        <w:t>5. Как задать вопрос или записаться.</w:t>
+      </w:r>
+    </w:p>
+    <w:p>
+      <w:pPr>
+        <w:pStyle w:val="Heading3"/>
+      </w:pPr>
+      <w:r>
+        <w:t>4. Сайт: SEO, гео и GEO</w:t>
+      </w:r>
+    </w:p>
+    <w:p>
+      <w:r>
+        <w:rPr>
+          <w:rFonts w:ascii="Arial" w:hAnsi="Arial" w:eastAsia="Arial" w:cs="Arial"/>
+          <w:b/>
+          <w:i w:val="0"/>
+        </w:rPr>
+        <w:t>SEO</w:t>
+      </w:r>
+      <w:r>
+        <w:rPr>
+          <w:rFonts w:ascii="Arial" w:hAnsi="Arial" w:eastAsia="Arial" w:cs="Arial"/>
+          <w:b w:val="0"/>
+          <w:i w:val="0"/>
+        </w:rPr>
+        <w:t xml:space="preserve"> помогает находить страницы через обычный поиск. </w:t>
+      </w:r>
+      <w:r>
+        <w:rPr>
+          <w:rFonts w:ascii="Arial" w:hAnsi="Arial" w:eastAsia="Arial" w:cs="Arial"/>
+          <w:b/>
+          <w:i w:val="0"/>
+        </w:rPr>
+        <w:t>Геопродвижение</w:t>
+      </w:r>
+      <w:r>
+        <w:rPr>
+          <w:rFonts w:ascii="Arial" w:hAnsi="Arial" w:eastAsia="Arial" w:cs="Arial"/>
+          <w:b w:val="0"/>
+          <w:i w:val="0"/>
+        </w:rPr>
+        <w:t xml:space="preserve"> связывает программу с городом, районом, адресом и картами. </w:t>
+      </w:r>
+      <w:r>
+        <w:rPr>
+          <w:rFonts w:ascii="Arial" w:hAnsi="Arial" w:eastAsia="Arial" w:cs="Arial"/>
+          <w:b/>
+          <w:i w:val="0"/>
+        </w:rPr>
+        <w:t>GEO</w:t>
+      </w:r>
+      <w:r>
+        <w:rPr>
+          <w:rFonts w:ascii="Arial" w:hAnsi="Arial" w:eastAsia="Arial" w:cs="Arial"/>
+          <w:b w:val="0"/>
+          <w:i w:val="0"/>
+        </w:rPr>
+        <w:t xml:space="preserve"> помогает материалу быть понятным генеративным поисковым и ИИ-сервисам: для этого нужны конкретные ответы, ясная структура, подтверждённые сведения и регулярные обновления.</w:t>
+      </w:r>
+    </w:p>
+    <w:p>
+      <w:pPr>
+        <w:spacing w:before="120" w:after="60"/>
+      </w:pPr>
+      <w:r>
+        <w:rPr>
+          <w:rFonts w:ascii="Arial" w:hAnsi="Arial" w:eastAsia="Arial" w:cs="Arial"/>
+          <w:b/>
+        </w:rPr>
+        <w:t>Что должно быть на странице города или программы</w:t>
+      </w:r>
+    </w:p>
+    <w:p>
+      <w:pPr>
+        <w:pStyle w:val="BulletText"/>
+      </w:pPr>
+      <w:r>
+        <w:rPr>
+          <w:rFonts w:ascii="Arial" w:hAnsi="Arial" w:eastAsia="Arial" w:cs="Arial"/>
+          <w:b w:val="0"/>
+          <w:i w:val="0"/>
+        </w:rPr>
+        <w:t>• название формата и город в заголовке;</w:t>
+      </w:r>
+    </w:p>
+    <w:p>
+      <w:pPr>
+        <w:pStyle w:val="BulletText"/>
+      </w:pPr>
+      <w:r>
+        <w:rPr>
+          <w:rFonts w:ascii="Arial" w:hAnsi="Arial" w:eastAsia="Arial" w:cs="Arial"/>
+          <w:b w:val="0"/>
+          <w:i w:val="0"/>
+        </w:rPr>
+        <w:t>• отдельное описание для новичка;</w:t>
+      </w:r>
+    </w:p>
+    <w:p>
+      <w:pPr>
+        <w:pStyle w:val="BulletText"/>
+      </w:pPr>
+      <w:r>
+        <w:rPr>
+          <w:rFonts w:ascii="Arial" w:hAnsi="Arial" w:eastAsia="Arial" w:cs="Arial"/>
+          <w:b w:val="0"/>
+          <w:i w:val="0"/>
+        </w:rPr>
+        <w:t>• ближайшая дата, время, адрес или район;</w:t>
+      </w:r>
+    </w:p>
+    <w:p>
+      <w:pPr>
+        <w:pStyle w:val="BulletText"/>
+      </w:pPr>
+      <w:r>
+        <w:rPr>
+          <w:rFonts w:ascii="Arial" w:hAnsi="Arial" w:eastAsia="Arial" w:cs="Arial"/>
+          <w:b w:val="0"/>
+          <w:i w:val="0"/>
+        </w:rPr>
+        <w:t>• программа встречи и продолжительность;</w:t>
+      </w:r>
+    </w:p>
+    <w:p>
+      <w:pPr>
+        <w:pStyle w:val="BulletText"/>
+      </w:pPr>
+      <w:r>
+        <w:rPr>
+          <w:rFonts w:ascii="Arial" w:hAnsi="Arial" w:eastAsia="Arial" w:cs="Arial"/>
+          <w:b w:val="0"/>
+          <w:i w:val="0"/>
+        </w:rPr>
+        <w:t>• ведущий и подтверждённый опыт;</w:t>
+      </w:r>
+    </w:p>
+    <w:p>
+      <w:pPr>
+        <w:pStyle w:val="BulletText"/>
+      </w:pPr>
+      <w:r>
+        <w:rPr>
+          <w:rFonts w:ascii="Arial" w:hAnsi="Arial" w:eastAsia="Arial" w:cs="Arial"/>
+          <w:b w:val="0"/>
+          <w:i w:val="0"/>
+        </w:rPr>
+        <w:t>• условия участия и способ записи;</w:t>
+      </w:r>
+    </w:p>
+    <w:p>
+      <w:pPr>
+        <w:pStyle w:val="BulletText"/>
+      </w:pPr>
+      <w:r>
+        <w:rPr>
+          <w:rFonts w:ascii="Arial" w:hAnsi="Arial" w:eastAsia="Arial" w:cs="Arial"/>
+          <w:b w:val="0"/>
+          <w:i w:val="0"/>
+        </w:rPr>
+        <w:t>• ответы на частые вопросы;</w:t>
+      </w:r>
+    </w:p>
+    <w:p>
+      <w:pPr>
+        <w:pStyle w:val="BulletText"/>
+      </w:pPr>
+      <w:r>
+        <w:rPr>
+          <w:rFonts w:ascii="Arial" w:hAnsi="Arial" w:eastAsia="Arial" w:cs="Arial"/>
+          <w:b w:val="0"/>
+          <w:i w:val="0"/>
+        </w:rPr>
+        <w:t>• актуальные фотографии;</w:t>
+      </w:r>
+    </w:p>
+    <w:p>
+      <w:pPr>
+        <w:pStyle w:val="BulletText"/>
+      </w:pPr>
+      <w:r>
+        <w:rPr>
+          <w:rFonts w:ascii="Arial" w:hAnsi="Arial" w:eastAsia="Arial" w:cs="Arial"/>
+          <w:b w:val="0"/>
+          <w:i w:val="0"/>
+        </w:rPr>
+        <w:t>• понятный заголовок страницы и краткое описание для поиска;</w:t>
+      </w:r>
+    </w:p>
+    <w:p>
+      <w:pPr>
+        <w:pStyle w:val="BulletText"/>
+      </w:pPr>
+      <w:r>
+        <w:rPr>
+          <w:rFonts w:ascii="Arial" w:hAnsi="Arial" w:eastAsia="Arial" w:cs="Arial"/>
+          <w:b w:val="0"/>
+          <w:i w:val="0"/>
+        </w:rPr>
+        <w:t>• одинаковые контакты, название и адрес на сайте, картах и в социальных сетях.</w:t>
+      </w:r>
+    </w:p>
+    <w:p>
+      <w:pPr>
+        <w:spacing w:before="120" w:after="60"/>
+      </w:pPr>
+      <w:r>
+        <w:rPr>
+          <w:rFonts w:ascii="Arial" w:hAnsi="Arial" w:eastAsia="Arial" w:cs="Arial"/>
+          <w:b/>
+        </w:rPr>
+        <w:t>Как оценивать</w:t>
+      </w:r>
+    </w:p>
+    <w:p>
+      <w:r>
+        <w:rPr>
+          <w:rFonts w:ascii="Arial" w:hAnsi="Arial" w:eastAsia="Arial" w:cs="Arial"/>
+          <w:b w:val="0"/>
+          <w:i w:val="0"/>
+        </w:rPr>
+        <w:t>Ежемесячно записывайте, сколько людей пришло с сайта, по какому запросу и на какую страницу. Сначала улучшайте страницы, которые уже получают просмотры или относятся к ближайшим программам.</w:t>
+      </w:r>
+    </w:p>
+    <w:p>
+      <w:pPr>
+        <w:pStyle w:val="Heading3"/>
+      </w:pPr>
+      <w:r>
+        <w:t>5. Визитки</w:t>
+      </w:r>
+    </w:p>
+    <w:p>
+      <w:r>
+        <w:rPr>
+          <w:rFonts w:ascii="Arial" w:hAnsi="Arial" w:eastAsia="Arial" w:cs="Arial"/>
+          <w:b w:val="0"/>
+          <w:i w:val="0"/>
+        </w:rPr>
+        <w:t>Визитка помогает продолжить уже начавшийся разговор. Она не заменяет знакомство и не должна раздаваться без контекста.</w:t>
+      </w:r>
+    </w:p>
+    <w:p>
+      <w:pPr>
+        <w:spacing w:before="120" w:after="60"/>
+      </w:pPr>
+      <w:r>
+        <w:rPr>
+          <w:rFonts w:ascii="Arial" w:hAnsi="Arial" w:eastAsia="Arial" w:cs="Arial"/>
+          <w:b/>
+        </w:rPr>
+        <w:t>Как давать визитку</w:t>
+      </w:r>
+    </w:p>
+    <w:p>
+      <w:pPr>
+        <w:pStyle w:val="BulletText"/>
+      </w:pPr>
+      <w:r>
+        <w:rPr>
+          <w:rFonts w:ascii="Arial" w:hAnsi="Arial" w:eastAsia="Arial" w:cs="Arial"/>
+          <w:b w:val="0"/>
+          <w:i w:val="0"/>
+        </w:rPr>
+        <w:t>1. Сначала коротко поговорите и поймите интерес человека.</w:t>
+      </w:r>
+    </w:p>
+    <w:p>
+      <w:pPr>
+        <w:pStyle w:val="BulletText"/>
+      </w:pPr>
+      <w:r>
+        <w:rPr>
+          <w:rFonts w:ascii="Arial" w:hAnsi="Arial" w:eastAsia="Arial" w:cs="Arial"/>
+          <w:b w:val="0"/>
+          <w:i w:val="0"/>
+        </w:rPr>
+        <w:t>2. Спросите, удобно ли дать визитку со ссылкой на расписание или контакт.</w:t>
+      </w:r>
+    </w:p>
+    <w:p>
+      <w:pPr>
+        <w:pStyle w:val="BulletText"/>
+      </w:pPr>
+      <w:r>
+        <w:rPr>
+          <w:rFonts w:ascii="Arial" w:hAnsi="Arial" w:eastAsia="Arial" w:cs="Arial"/>
+          <w:b w:val="0"/>
+          <w:i w:val="0"/>
+        </w:rPr>
+        <w:t>3. Одной фразой объясните, что человек найдёт по ссылке.</w:t>
+      </w:r>
+    </w:p>
+    <w:p>
+      <w:pPr>
+        <w:pStyle w:val="BulletText"/>
+      </w:pPr>
+      <w:r>
+        <w:rPr>
+          <w:rFonts w:ascii="Arial" w:hAnsi="Arial" w:eastAsia="Arial" w:cs="Arial"/>
+          <w:b w:val="0"/>
+          <w:i w:val="0"/>
+        </w:rPr>
+        <w:t>4. Предложите один следующий шаг и не давите.</w:t>
+      </w:r>
+    </w:p>
+    <w:p>
+      <w:pPr>
+        <w:pStyle w:val="BulletText"/>
+      </w:pPr>
+      <w:r>
+        <w:rPr>
+          <w:rFonts w:ascii="Arial" w:hAnsi="Arial" w:eastAsia="Arial" w:cs="Arial"/>
+          <w:b w:val="0"/>
+          <w:i w:val="0"/>
+        </w:rPr>
+        <w:t>5. Не оставляйте визитки массово там, где это запрещено или не согласовано.</w:t>
+      </w:r>
+    </w:p>
+    <w:p>
+      <w:pPr>
+        <w:spacing w:before="120" w:after="60"/>
+      </w:pPr>
+      <w:r>
+        <w:rPr>
+          <w:rFonts w:ascii="Arial" w:hAnsi="Arial" w:eastAsia="Arial" w:cs="Arial"/>
+          <w:b/>
+        </w:rPr>
+        <w:t>Промпт для текста визитки</w:t>
+      </w:r>
+    </w:p>
+    <w:p>
+      <w:r>
+        <w:rPr>
+          <w:rFonts w:ascii="Arial" w:hAnsi="Arial" w:eastAsia="Arial" w:cs="Arial"/>
+          <w:b w:val="0"/>
+          <w:i w:val="0"/>
+        </w:rPr>
+        <w:t>Подготовь текст двусторонней визитки для сообщества йоги и медитации в [ГОРОДЕ]. На лицевой стороне должны быть название и короткая понятная фраза. На обороте: для кого встречи, один следующий шаг, ссылка или контакт и город. Дай 3 варианта. Текст должен читаться с телефона после фотографирования, не содержать неподтверждённых обещаний и помещаться на стандартной визитке.</w:t>
+      </w:r>
+    </w:p>
+    <w:p>
+      <w:pPr>
+        <w:pStyle w:val="Heading4"/>
+      </w:pPr>
+      <w:r>
+        <w:t>Учёт визиток</w:t>
+      </w:r>
+    </w:p>
+    <w:p>
+      <w:r>
+        <w:rPr>
+          <w:rFonts w:ascii="Arial" w:hAnsi="Arial" w:eastAsia="Arial" w:cs="Arial"/>
+          <w:b w:val="0"/>
+          <w:i w:val="0"/>
+        </w:rPr>
+        <w:t xml:space="preserve">Когда человек или юнит берёт визитки, в приложении нужно зафиксировать: </w:t>
+      </w:r>
+      <w:r>
+        <w:rPr>
+          <w:rFonts w:ascii="Arial" w:hAnsi="Arial" w:eastAsia="Arial" w:cs="Arial"/>
+          <w:b/>
+          <w:i w:val="0"/>
+        </w:rPr>
+        <w:t>кто взял, сколько, дату, где планирует использовать и когда проверить результат</w:t>
+      </w:r>
+      <w:r>
+        <w:rPr>
+          <w:rFonts w:ascii="Arial" w:hAnsi="Arial" w:eastAsia="Arial" w:cs="Arial"/>
+          <w:b w:val="0"/>
+          <w:i w:val="0"/>
+        </w:rPr>
+        <w:t>.</w:t>
+      </w:r>
+    </w:p>
+    <w:p>
+      <w:hyperlink r:id="rId19">
+        <w:r>
+          <w:rPr>
+            <w:color w:val="1F5E4A"/>
+            <w:u w:val="single"/>
+            <w:rFonts w:ascii="Arial" w:hAnsi="Arial" w:eastAsia="Arial" w:cs="Arial"/>
+          </w:rPr>
+          <w:t>Берём визитки в пользование</w:t>
+        </w:r>
+      </w:hyperlink>
+    </w:p>
+    <w:p>
+      <w:pPr>
+        <w:spacing w:before="120" w:after="60"/>
+      </w:pPr>
+      <w:r>
+        <w:rPr>
+          <w:rFonts w:ascii="Arial" w:hAnsi="Arial" w:eastAsia="Arial" w:cs="Arial"/>
+          <w:b/>
+        </w:rPr>
+        <w:t>Текущий порядок учёта</w:t>
+      </w:r>
+    </w:p>
+    <w:p>
+      <w:r>
+        <w:rPr>
+          <w:rFonts w:ascii="Arial" w:hAnsi="Arial" w:eastAsia="Arial" w:cs="Arial"/>
+          <w:b w:val="0"/>
+          <w:i w:val="0"/>
+        </w:rPr>
+        <w:t>Кнопка открывает рабочее приложение. Пока отдельный модуль выдачи инструментов не создан, ответственного и договорённость нужно записать вручную в рабочей заметке или задаче. Для общего автоматического журнала потребуется отдельная функция приложения.</w:t>
+      </w:r>
+    </w:p>
+    <w:p>
+      <w:pPr>
+        <w:pStyle w:val="Heading3"/>
+      </w:pPr>
+      <w:r>
+        <w:t>6. Анонсы</w:t>
+      </w:r>
+    </w:p>
+    <w:p>
+      <w:pPr>
+        <w:pStyle w:val="Heading4"/>
+      </w:pPr>
+      <w:r>
+        <w:t>Результат</w:t>
+      </w:r>
+    </w:p>
+    <w:p>
+      <w:r>
+        <w:rPr>
+          <w:rFonts w:ascii="Arial" w:hAnsi="Arial" w:eastAsia="Arial" w:cs="Arial"/>
+          <w:b w:val="0"/>
+          <w:i w:val="0"/>
+        </w:rPr>
+        <w:t>Человек за несколько секунд понимает, что произойдёт, для кого встреча, где и когда она проходит и как записаться.</w:t>
+      </w:r>
+    </w:p>
+    <w:p>
+      <w:pPr>
+        <w:pStyle w:val="Heading4"/>
+      </w:pPr>
+      <w:r>
+        <w:t>Инструкция</w:t>
+      </w:r>
+    </w:p>
+    <w:p>
+      <w:pPr>
+        <w:pStyle w:val="BulletText"/>
+      </w:pPr>
+      <w:r>
+        <w:rPr>
+          <w:rFonts w:ascii="Arial" w:hAnsi="Arial" w:eastAsia="Arial" w:cs="Arial"/>
+          <w:b w:val="0"/>
+          <w:i w:val="0"/>
+        </w:rPr>
+        <w:t>1. Уточнить цель, аудиторию, дату, место, ведущего и способ связи.</w:t>
+      </w:r>
+    </w:p>
+    <w:p>
+      <w:pPr>
+        <w:pStyle w:val="BulletText"/>
+      </w:pPr>
+      <w:r>
+        <w:rPr>
+          <w:rFonts w:ascii="Arial" w:hAnsi="Arial" w:eastAsia="Arial" w:cs="Arial"/>
+          <w:b w:val="0"/>
+          <w:i w:val="0"/>
+        </w:rPr>
+        <w:t>2. Сформулировать один главный смысл встречи.</w:t>
+      </w:r>
+    </w:p>
+    <w:p>
+      <w:pPr>
+        <w:pStyle w:val="BulletText"/>
+      </w:pPr>
+      <w:r>
+        <w:rPr>
+          <w:rFonts w:ascii="Arial" w:hAnsi="Arial" w:eastAsia="Arial" w:cs="Arial"/>
+          <w:b w:val="0"/>
+          <w:i w:val="0"/>
+        </w:rPr>
+        <w:t>3. Подготовить короткую, полную и информационную версии.</w:t>
+      </w:r>
+    </w:p>
+    <w:p>
+      <w:pPr>
+        <w:pStyle w:val="BulletText"/>
+      </w:pPr>
+      <w:r>
+        <w:rPr>
+          <w:rFonts w:ascii="Arial" w:hAnsi="Arial" w:eastAsia="Arial" w:cs="Arial"/>
+          <w:b w:val="0"/>
+          <w:i w:val="0"/>
+        </w:rPr>
+        <w:t>4. Проверить все факты с ответственным за программу.</w:t>
+      </w:r>
+    </w:p>
+    <w:p>
+      <w:pPr>
+        <w:pStyle w:val="BulletText"/>
+      </w:pPr>
+      <w:r>
+        <w:rPr>
+          <w:rFonts w:ascii="Arial" w:hAnsi="Arial" w:eastAsia="Arial" w:cs="Arial"/>
+          <w:b w:val="0"/>
+          <w:i w:val="0"/>
+        </w:rPr>
+        <w:t>5. Опубликовать, отвечать на отклики и передать контакты заботнику.</w:t>
+      </w:r>
+    </w:p>
+    <w:p>
+      <w:pPr>
+        <w:spacing w:before="120" w:after="60"/>
+      </w:pPr>
+      <w:r>
+        <w:rPr>
+          <w:rFonts w:ascii="Arial" w:hAnsi="Arial" w:eastAsia="Arial" w:cs="Arial"/>
+          <w:b/>
+        </w:rPr>
+        <w:t>Промпт для анонса</w:t>
+      </w:r>
+    </w:p>
+    <w:p>
+      <w:r>
+        <w:rPr>
+          <w:rFonts w:ascii="Arial" w:hAnsi="Arial" w:eastAsia="Arial" w:cs="Arial"/>
+          <w:b w:val="0"/>
+          <w:i w:val="0"/>
+        </w:rPr>
+        <w:t>Подготовь анонс программы «[НАЗВАНИЕ]» в [ГОРОДЕ].</w:t>
+      </w:r>
+    </w:p>
+    <w:p>
+      <w:r>
+        <w:rPr>
+          <w:rFonts w:ascii="Arial" w:hAnsi="Arial" w:eastAsia="Arial" w:cs="Arial"/>
+          <w:b w:val="0"/>
+          <w:i w:val="0"/>
+        </w:rPr>
+        <w:t>Данные: дата и время — [ДАТА]; место — [МЕСТО]; аудитория — [ДЛЯ КОГО]; содержание — [ЧТО БУДЕТ]; ведущий — [КТО ВЕДЁТ]; участие — [УСЛОВИЯ]; запись — [КОНТАКТ].</w:t>
+      </w:r>
+    </w:p>
+    <w:p>
+      <w:r>
+        <w:rPr>
+          <w:rFonts w:ascii="Arial" w:hAnsi="Arial" w:eastAsia="Arial" w:cs="Arial"/>
+          <w:b w:val="0"/>
+          <w:i w:val="0"/>
+        </w:rPr>
+        <w:t>Сделай 3 версии: тёплую эмоциональную, практичную и с акцентом на сообщество. Для каждой дай заголовок, текст до 700 знаков и информационный блок. Затем предложи короткий текст для истории или чата до 250 знаков. Не придумывай факты и не обещай гарантированный результат.</w:t>
+      </w:r>
+    </w:p>
+    <w:p>
+      <w:pPr>
+        <w:pStyle w:val="Heading4"/>
+      </w:pPr>
+      <w:r>
+        <w:t>Афиша</w:t>
+      </w:r>
+    </w:p>
+    <w:p>
+      <w:pPr>
+        <w:spacing w:before="120" w:after="60"/>
+      </w:pPr>
+      <w:r>
+        <w:rPr>
+          <w:rFonts w:ascii="Arial" w:hAnsi="Arial" w:eastAsia="Arial" w:cs="Arial"/>
+          <w:b/>
+        </w:rPr>
+        <w:t>Как сделать афишу</w:t>
+      </w:r>
+    </w:p>
+    <w:p>
+      <w:pPr>
+        <w:pStyle w:val="BulletText"/>
+      </w:pPr>
+      <w:r>
+        <w:rPr>
+          <w:rFonts w:ascii="Arial" w:hAnsi="Arial" w:eastAsia="Arial" w:cs="Arial"/>
+          <w:b w:val="0"/>
+          <w:i w:val="0"/>
+        </w:rPr>
+        <w:t>1. Выберите один живой образ или спокойный однотонный фон.</w:t>
+      </w:r>
+    </w:p>
+    <w:p>
+      <w:pPr>
+        <w:pStyle w:val="BulletText"/>
+      </w:pPr>
+      <w:r>
+        <w:rPr>
+          <w:rFonts w:ascii="Arial" w:hAnsi="Arial" w:eastAsia="Arial" w:cs="Arial"/>
+          <w:b w:val="0"/>
+          <w:i w:val="0"/>
+        </w:rPr>
+        <w:t>2. Оставьте один главный заголовок длиной 3–7 слов.</w:t>
+      </w:r>
+    </w:p>
+    <w:p>
+      <w:pPr>
+        <w:pStyle w:val="BulletText"/>
+      </w:pPr>
+      <w:r>
+        <w:rPr>
+          <w:rFonts w:ascii="Arial" w:hAnsi="Arial" w:eastAsia="Arial" w:cs="Arial"/>
+          <w:b w:val="0"/>
+          <w:i w:val="0"/>
+        </w:rPr>
+        <w:t>3. Крупно укажите дату и время.</w:t>
+      </w:r>
+    </w:p>
+    <w:p>
+      <w:pPr>
+        <w:pStyle w:val="BulletText"/>
+      </w:pPr>
+      <w:r>
+        <w:rPr>
+          <w:rFonts w:ascii="Arial" w:hAnsi="Arial" w:eastAsia="Arial" w:cs="Arial"/>
+          <w:b w:val="0"/>
+          <w:i w:val="0"/>
+        </w:rPr>
+        <w:t>4. Добавьте город или адрес и короткий способ записи.</w:t>
+      </w:r>
+    </w:p>
+    <w:p>
+      <w:pPr>
+        <w:pStyle w:val="BulletText"/>
+      </w:pPr>
+      <w:r>
+        <w:rPr>
+          <w:rFonts w:ascii="Arial" w:hAnsi="Arial" w:eastAsia="Arial" w:cs="Arial"/>
+          <w:b w:val="0"/>
+          <w:i w:val="0"/>
+        </w:rPr>
+        <w:t>5. Проверьте читаемость на экране телефона.</w:t>
+      </w:r>
+    </w:p>
+    <w:p>
+      <w:pPr>
+        <w:pStyle w:val="BulletText"/>
+      </w:pPr>
+      <w:r>
+        <w:rPr>
+          <w:rFonts w:ascii="Arial" w:hAnsi="Arial" w:eastAsia="Arial" w:cs="Arial"/>
+          <w:b w:val="0"/>
+          <w:i w:val="0"/>
+        </w:rPr>
+        <w:t>6. Не обещайте духовных, медицинских или гарантированных результатов.</w:t>
+      </w:r>
+    </w:p>
+    <w:p>
+      <w:pPr>
+        <w:spacing w:before="120" w:after="60"/>
+      </w:pPr>
+      <w:r>
+        <w:rPr>
+          <w:rFonts w:ascii="Arial" w:hAnsi="Arial" w:eastAsia="Arial" w:cs="Arial"/>
+          <w:b/>
+        </w:rPr>
+        <w:t>Минимальный состав афиши</w:t>
+      </w:r>
+    </w:p>
+    <w:p>
+      <w:pPr>
+        <w:pStyle w:val="BulletText"/>
+      </w:pPr>
+      <w:r>
+        <w:rPr>
+          <w:rFonts w:ascii="Arial" w:hAnsi="Arial" w:eastAsia="Arial" w:cs="Arial"/>
+          <w:b w:val="0"/>
+          <w:i w:val="0"/>
+        </w:rPr>
+        <w:t>• название встречи;</w:t>
+      </w:r>
+    </w:p>
+    <w:p>
+      <w:pPr>
+        <w:pStyle w:val="BulletText"/>
+      </w:pPr>
+      <w:r>
+        <w:rPr>
+          <w:rFonts w:ascii="Arial" w:hAnsi="Arial" w:eastAsia="Arial" w:cs="Arial"/>
+          <w:b w:val="0"/>
+          <w:i w:val="0"/>
+        </w:rPr>
+        <w:t>• дата и время;</w:t>
+      </w:r>
+    </w:p>
+    <w:p>
+      <w:pPr>
+        <w:pStyle w:val="BulletText"/>
+      </w:pPr>
+      <w:r>
+        <w:rPr>
+          <w:rFonts w:ascii="Arial" w:hAnsi="Arial" w:eastAsia="Arial" w:cs="Arial"/>
+          <w:b w:val="0"/>
+          <w:i w:val="0"/>
+        </w:rPr>
+        <w:t>• город или место;</w:t>
+      </w:r>
+    </w:p>
+    <w:p>
+      <w:pPr>
+        <w:pStyle w:val="BulletText"/>
+      </w:pPr>
+      <w:r>
+        <w:rPr>
+          <w:rFonts w:ascii="Arial" w:hAnsi="Arial" w:eastAsia="Arial" w:cs="Arial"/>
+          <w:b w:val="0"/>
+          <w:i w:val="0"/>
+        </w:rPr>
+        <w:t>• формат в одной строке;</w:t>
+      </w:r>
+    </w:p>
+    <w:p>
+      <w:pPr>
+        <w:pStyle w:val="BulletText"/>
+      </w:pPr>
+      <w:r>
+        <w:rPr>
+          <w:rFonts w:ascii="Arial" w:hAnsi="Arial" w:eastAsia="Arial" w:cs="Arial"/>
+          <w:b w:val="0"/>
+          <w:i w:val="0"/>
+        </w:rPr>
+        <w:t>• способ записаться;</w:t>
+      </w:r>
+    </w:p>
+    <w:p>
+      <w:pPr>
+        <w:pStyle w:val="BulletText"/>
+      </w:pPr>
+      <w:r>
+        <w:rPr>
+          <w:rFonts w:ascii="Arial" w:hAnsi="Arial" w:eastAsia="Arial" w:cs="Arial"/>
+          <w:b w:val="0"/>
+          <w:i w:val="0"/>
+        </w:rPr>
+        <w:t>• название сообщества.</w:t>
+      </w:r>
+    </w:p>
+    <w:p>
+      <w:pPr>
+        <w:pStyle w:val="Heading3"/>
+      </w:pPr>
+      <w:r>
+        <w:t>Контроль результата</w:t>
+      </w:r>
+    </w:p>
+    <w:p>
+      <w:r>
+        <w:rPr>
+          <w:rFonts w:ascii="Arial" w:hAnsi="Arial" w:eastAsia="Arial" w:cs="Arial"/>
+          <w:b w:val="0"/>
+          <w:i w:val="0"/>
+        </w:rPr>
+        <w:t>Для каждого обращения отмечайте источник: Avito, личная страница, социальная сеть, сайт, визитка, анонс или рекомендация. Сравнивайте не только просмотры, но и обращения, регистрации, посещения и повторные приходы.</w:t>
+      </w:r>
+    </w:p>
+    <w:p>
+      <w:hyperlink r:id="rId20">
         <w:r>
           <w:rPr>
             <w:color w:val="1F5E4A"/>
@@ -1060,336 +2376,27 @@
     </w:p>
     <w:p>
       <w:pPr>
+        <w:pStyle w:val="Heading4"/>
+      </w:pPr>
+      <w:r>
+        <w:t>Что сделать сейчас</w:t>
+      </w:r>
+    </w:p>
+    <w:p>
+      <w:r>
+        <w:rPr>
+          <w:rFonts w:ascii="Arial" w:hAnsi="Arial" w:eastAsia="Arial" w:cs="Arial"/>
+          <w:b w:val="0"/>
+          <w:i w:val="0"/>
+        </w:rPr>
+        <w:t>Создайте или обновите объявление на Avito, затем проверьте упаковку основной социальной страницы. Только после этого подключайте следующий инструмент.</w:t>
+      </w:r>
+    </w:p>
+    <w:p>
+      <w:pPr>
         <w:pStyle w:val="Heading3"/>
       </w:pPr>
       <w:r>
-        <w:t>Анонс мероприятия</w:t>
-      </w:r>
-    </w:p>
-    <w:p>
-      <w:pPr>
-        <w:pStyle w:val="Heading4"/>
-      </w:pPr>
-      <w:r>
-        <w:t>Результат</w:t>
-      </w:r>
-    </w:p>
-    <w:p>
-      <w:r>
-        <w:rPr>
-          <w:rFonts w:ascii="Arial" w:hAnsi="Arial" w:eastAsia="Arial" w:cs="Arial"/>
-          <w:b w:val="0"/>
-          <w:i w:val="0"/>
-        </w:rPr>
-        <w:t>Человек за несколько секунд понимает, что произойдёт, для кого встреча, где и когда она проходит и как записаться.</w:t>
-      </w:r>
-    </w:p>
-    <w:p>
-      <w:pPr>
-        <w:pStyle w:val="Heading4"/>
-      </w:pPr>
-      <w:r>
-        <w:t>Действия</w:t>
-      </w:r>
-    </w:p>
-    <w:p>
-      <w:pPr>
-        <w:pStyle w:val="BulletText"/>
-      </w:pPr>
-      <w:r>
-        <w:rPr>
-          <w:rFonts w:ascii="Arial" w:hAnsi="Arial" w:eastAsia="Arial" w:cs="Arial"/>
-          <w:b w:val="0"/>
-          <w:i w:val="0"/>
-        </w:rPr>
-        <w:t>1. Уточнить цель, аудиторию, дату, место и способ связи.</w:t>
-      </w:r>
-    </w:p>
-    <w:p>
-      <w:pPr>
-        <w:pStyle w:val="BulletText"/>
-      </w:pPr>
-      <w:r>
-        <w:rPr>
-          <w:rFonts w:ascii="Arial" w:hAnsi="Arial" w:eastAsia="Arial" w:cs="Arial"/>
-          <w:b w:val="0"/>
-          <w:i w:val="0"/>
-        </w:rPr>
-        <w:t>2. Сформулировать один главный смысл встречи.</w:t>
-      </w:r>
-    </w:p>
-    <w:p>
-      <w:pPr>
-        <w:pStyle w:val="BulletText"/>
-      </w:pPr>
-      <w:r>
-        <w:rPr>
-          <w:rFonts w:ascii="Arial" w:hAnsi="Arial" w:eastAsia="Arial" w:cs="Arial"/>
-          <w:b w:val="0"/>
-          <w:i w:val="0"/>
-        </w:rPr>
-        <w:t>3. Подготовить текст анонса и афишу.</w:t>
-      </w:r>
-    </w:p>
-    <w:p>
-      <w:pPr>
-        <w:pStyle w:val="BulletText"/>
-      </w:pPr>
-      <w:r>
-        <w:rPr>
-          <w:rFonts w:ascii="Arial" w:hAnsi="Arial" w:eastAsia="Arial" w:cs="Arial"/>
-          <w:b w:val="0"/>
-          <w:i w:val="0"/>
-        </w:rPr>
-        <w:t>4. Проверить информацию с ответственным за программу.</w:t>
-      </w:r>
-    </w:p>
-    <w:p>
-      <w:pPr>
-        <w:pStyle w:val="BulletText"/>
-      </w:pPr>
-      <w:r>
-        <w:rPr>
-          <w:rFonts w:ascii="Arial" w:hAnsi="Arial" w:eastAsia="Arial" w:cs="Arial"/>
-          <w:b w:val="0"/>
-          <w:i w:val="0"/>
-        </w:rPr>
-        <w:t>5. Опубликовать и передать отклики заботнику.</w:t>
-      </w:r>
-    </w:p>
-    <w:p>
-      <w:pPr>
-        <w:pStyle w:val="Heading4"/>
-      </w:pPr>
-      <w:r>
-        <w:t>Афиша</w:t>
-      </w:r>
-    </w:p>
-    <w:p>
-      <w:pPr>
-        <w:spacing w:before="120" w:after="60"/>
-      </w:pPr>
-      <w:r>
-        <w:rPr>
-          <w:rFonts w:ascii="Arial" w:hAnsi="Arial" w:eastAsia="Arial" w:cs="Arial"/>
-          <w:b/>
-        </w:rPr>
-        <w:t>Как сделать афишу</w:t>
-      </w:r>
-    </w:p>
-    <w:p>
-      <w:pPr>
-        <w:pStyle w:val="BulletText"/>
-      </w:pPr>
-      <w:r>
-        <w:rPr>
-          <w:rFonts w:ascii="Arial" w:hAnsi="Arial" w:eastAsia="Arial" w:cs="Arial"/>
-          <w:b w:val="0"/>
-          <w:i w:val="0"/>
-        </w:rPr>
-        <w:t>1. Выберите один живой образ или спокойный однотонный фон.</w:t>
-      </w:r>
-    </w:p>
-    <w:p>
-      <w:pPr>
-        <w:pStyle w:val="BulletText"/>
-      </w:pPr>
-      <w:r>
-        <w:rPr>
-          <w:rFonts w:ascii="Arial" w:hAnsi="Arial" w:eastAsia="Arial" w:cs="Arial"/>
-          <w:b w:val="0"/>
-          <w:i w:val="0"/>
-        </w:rPr>
-        <w:t>2. Оставьте один главный заголовок без длинного описания.</w:t>
-      </w:r>
-    </w:p>
-    <w:p>
-      <w:pPr>
-        <w:pStyle w:val="BulletText"/>
-      </w:pPr>
-      <w:r>
-        <w:rPr>
-          <w:rFonts w:ascii="Arial" w:hAnsi="Arial" w:eastAsia="Arial" w:cs="Arial"/>
-          <w:b w:val="0"/>
-          <w:i w:val="0"/>
-        </w:rPr>
-        <w:t>3. Крупно укажите дату и время.</w:t>
-      </w:r>
-    </w:p>
-    <w:p>
-      <w:pPr>
-        <w:pStyle w:val="BulletText"/>
-      </w:pPr>
-      <w:r>
-        <w:rPr>
-          <w:rFonts w:ascii="Arial" w:hAnsi="Arial" w:eastAsia="Arial" w:cs="Arial"/>
-          <w:b w:val="0"/>
-          <w:i w:val="0"/>
-        </w:rPr>
-        <w:t>4. Добавьте город или адрес и короткий способ записи.</w:t>
-      </w:r>
-    </w:p>
-    <w:p>
-      <w:pPr>
-        <w:pStyle w:val="BulletText"/>
-      </w:pPr>
-      <w:r>
-        <w:rPr>
-          <w:rFonts w:ascii="Arial" w:hAnsi="Arial" w:eastAsia="Arial" w:cs="Arial"/>
-          <w:b w:val="0"/>
-          <w:i w:val="0"/>
-        </w:rPr>
-        <w:t>5. Проверьте читаемость на экране телефона.</w:t>
-      </w:r>
-    </w:p>
-    <w:p>
-      <w:pPr>
-        <w:pStyle w:val="BulletText"/>
-      </w:pPr>
-      <w:r>
-        <w:rPr>
-          <w:rFonts w:ascii="Arial" w:hAnsi="Arial" w:eastAsia="Arial" w:cs="Arial"/>
-          <w:b w:val="0"/>
-          <w:i w:val="0"/>
-        </w:rPr>
-        <w:t>6. Не обещайте духовных, медицинских или гарантированных результатов.</w:t>
-      </w:r>
-    </w:p>
-    <w:p>
-      <w:pPr>
-        <w:spacing w:before="120" w:after="60"/>
-      </w:pPr>
-      <w:r>
-        <w:rPr>
-          <w:rFonts w:ascii="Arial" w:hAnsi="Arial" w:eastAsia="Arial" w:cs="Arial"/>
-          <w:b/>
-        </w:rPr>
-        <w:t>Минимальный состав афиши</w:t>
-      </w:r>
-    </w:p>
-    <w:p>
-      <w:pPr>
-        <w:pStyle w:val="BulletText"/>
-      </w:pPr>
-      <w:r>
-        <w:rPr>
-          <w:rFonts w:ascii="Arial" w:hAnsi="Arial" w:eastAsia="Arial" w:cs="Arial"/>
-          <w:b w:val="0"/>
-          <w:i w:val="0"/>
-        </w:rPr>
-        <w:t>• название встречи;</w:t>
-      </w:r>
-    </w:p>
-    <w:p>
-      <w:pPr>
-        <w:pStyle w:val="BulletText"/>
-      </w:pPr>
-      <w:r>
-        <w:rPr>
-          <w:rFonts w:ascii="Arial" w:hAnsi="Arial" w:eastAsia="Arial" w:cs="Arial"/>
-          <w:b w:val="0"/>
-          <w:i w:val="0"/>
-        </w:rPr>
-        <w:t>• дата и время;</w:t>
-      </w:r>
-    </w:p>
-    <w:p>
-      <w:pPr>
-        <w:pStyle w:val="BulletText"/>
-      </w:pPr>
-      <w:r>
-        <w:rPr>
-          <w:rFonts w:ascii="Arial" w:hAnsi="Arial" w:eastAsia="Arial" w:cs="Arial"/>
-          <w:b w:val="0"/>
-          <w:i w:val="0"/>
-        </w:rPr>
-        <w:t>• город или место;</w:t>
-      </w:r>
-    </w:p>
-    <w:p>
-      <w:pPr>
-        <w:pStyle w:val="BulletText"/>
-      </w:pPr>
-      <w:r>
-        <w:rPr>
-          <w:rFonts w:ascii="Arial" w:hAnsi="Arial" w:eastAsia="Arial" w:cs="Arial"/>
-          <w:b w:val="0"/>
-          <w:i w:val="0"/>
-        </w:rPr>
-        <w:t>• формат в одной строке;</w:t>
-      </w:r>
-    </w:p>
-    <w:p>
-      <w:pPr>
-        <w:pStyle w:val="BulletText"/>
-      </w:pPr>
-      <w:r>
-        <w:rPr>
-          <w:rFonts w:ascii="Arial" w:hAnsi="Arial" w:eastAsia="Arial" w:cs="Arial"/>
-          <w:b w:val="0"/>
-          <w:i w:val="0"/>
-        </w:rPr>
-        <w:t>• способ записаться;</w:t>
-      </w:r>
-    </w:p>
-    <w:p>
-      <w:pPr>
-        <w:pStyle w:val="BulletText"/>
-      </w:pPr>
-      <w:r>
-        <w:rPr>
-          <w:rFonts w:ascii="Arial" w:hAnsi="Arial" w:eastAsia="Arial" w:cs="Arial"/>
-          <w:b w:val="0"/>
-          <w:i w:val="0"/>
-        </w:rPr>
-        <w:t>• название сообщества.</w:t>
-      </w:r>
-    </w:p>
-    <w:p>
-      <w:pPr>
-        <w:spacing w:before="120" w:after="60"/>
-      </w:pPr>
-      <w:r>
-        <w:rPr>
-          <w:rFonts w:ascii="Arial" w:hAnsi="Arial" w:eastAsia="Arial" w:cs="Arial"/>
-          <w:b/>
-        </w:rPr>
-        <w:t>Промпт для подготовки текста афиши</w:t>
-      </w:r>
-    </w:p>
-    <w:p>
-      <w:r>
-        <w:rPr>
-          <w:rFonts w:ascii="Arial" w:hAnsi="Arial" w:eastAsia="Arial" w:cs="Arial"/>
-          <w:b w:val="0"/>
-          <w:i w:val="0"/>
-        </w:rPr>
-        <w:t>Подготовь короткий текст для афиши встречи «[НАЗВАНИЕ]» в городе [ГОРОД]. Аудитория: [ДЛЯ КОГО]. Дата и время: [ДАТА]. Место: [МЕСТО]. Главная польза без обещания гарантированного результата: [ПОЛЬЗА]. Дай один заголовок до 7 слов и информационный блок до 35 слов.</w:t>
-      </w:r>
-    </w:p>
-    <w:p>
-      <w:pPr>
-        <w:pStyle w:val="Heading4"/>
-      </w:pPr>
-      <w:r>
-        <w:t>Что сделать сейчас</w:t>
-      </w:r>
-    </w:p>
-    <w:p>
-      <w:r>
-        <w:rPr>
-          <w:rFonts w:ascii="Arial" w:hAnsi="Arial" w:eastAsia="Arial" w:cs="Arial"/>
-          <w:b w:val="0"/>
-          <w:i w:val="0"/>
-        </w:rPr>
-        <w:t>Возьмите ближайшую программу, заполните шесть обязательных полей афиши и покажите черновик ответственному за программу.</w:t>
-      </w:r>
-    </w:p>
-    <w:p>
-      <w:pPr>
-        <w:pStyle w:val="Heading3"/>
-      </w:pPr>
-      <w:r>
         <w:t>Связанные материалы</w:t>
       </w:r>
     </w:p>
@@ -1405,7 +2412,7 @@
         </w:rPr>
         <w:t xml:space="preserve">• </w:t>
       </w:r>
-      <w:hyperlink r:id="rId15">
+      <w:hyperlink r:id="rId21">
         <w:r>
           <w:rPr>
             <w:color w:val="1F5E4A"/>
@@ -1428,7 +2435,7 @@
         </w:rPr>
         <w:t xml:space="preserve">• </w:t>
       </w:r>
-      <w:hyperlink r:id="rId16">
+      <w:hyperlink r:id="rId22">
         <w:r>
           <w:rPr>
             <w:color w:val="1F5E4A"/>
@@ -1451,7 +2458,7 @@
         </w:rPr>
         <w:t xml:space="preserve">• </w:t>
       </w:r>
-      <w:hyperlink r:id="rId17">
+      <w:hyperlink r:id="rId23">
         <w:r>
           <w:rPr>
             <w:color w:val="1F5E4A"/>
@@ -1463,7 +2470,7 @@
       </w:hyperlink>
     </w:p>
     <w:p>
-      <w:hyperlink r:id="rId18">
+      <w:hyperlink r:id="rId24">
         <w:r>
           <w:rPr>
             <w:color w:val="1F5E4A"/>
@@ -1478,7 +2485,7 @@
       <w:pPr>
         <w:spacing w:before="120"/>
       </w:pPr>
-      <w:hyperlink r:id="rId19">
+      <w:hyperlink r:id="rId25">
         <w:r>
           <w:rPr>
             <w:color w:val="1F5E4A"/>
@@ -1512,7 +2519,7 @@
           <w:b w:val="0"/>
           <w:i w:val="0"/>
         </w:rPr>
-        <w:t>Создать для человека сильный, понятный и живой первый опыт практики и общения, после которого ему хочется продолжить.</w:t>
+        <w:t>Создать полезную, хорошо организованную и живую встречу, на которой человек получает опыт практики, может общаться и чувствует атмосферу сообщества йоги и медитации.</w:t>
       </w:r>
     </w:p>
     <w:p>
@@ -1530,7 +2537,7 @@
           <w:b/>
           <w:i w:val="0"/>
         </w:rPr>
-        <w:t>Человек получил практический опыт, понял формат, почувствовал атмосферу и знает следующий шаг.</w:t>
+        <w:t>Человек получил пользу, был услышан, почувствовал себя желанным участником и хочет прийти ещё раз. Он знает, какой следующий шаг может сделать.</w:t>
       </w:r>
     </w:p>
     <w:p>
@@ -1538,7 +2545,7 @@
         <w:pStyle w:val="Heading3"/>
       </w:pPr>
       <w:r>
-        <w:t>Основные области работы</w:t>
+        <w:t>Что обязательно должна давать программа</w:t>
       </w:r>
     </w:p>
     <w:p>
@@ -1559,278 +2566,864 @@
           <w:b/>
           <w:i w:val="0"/>
         </w:rPr>
+        <w:t>Практическая польза</w:t>
+      </w:r>
+    </w:p>
+    <w:p>
+      <w:r>
+        <w:rPr>
+          <w:rFonts w:ascii="Arial" w:hAnsi="Arial" w:eastAsia="Arial" w:cs="Arial"/>
+          <w:b w:val="0"/>
+          <w:i w:val="0"/>
+        </w:rPr>
+        <w:t>Участник понял или попробовал что-то, что может применить после встречи.</w:t>
+      </w:r>
+    </w:p>
+    <w:p>
+      <w:pPr>
+        <w:pStyle w:val="BulletText"/>
+      </w:pPr>
+      <w:r>
+        <w:rPr>
+          <w:rFonts w:ascii="Arial" w:hAnsi="Arial" w:eastAsia="Arial" w:cs="Arial"/>
+          <w:b w:val="0"/>
+          <w:i w:val="0"/>
+        </w:rPr>
+        <w:t xml:space="preserve">• </w:t>
+      </w:r>
+      <w:r>
+        <w:rPr>
+          <w:rFonts w:ascii="Arial" w:hAnsi="Arial" w:eastAsia="Arial" w:cs="Arial"/>
+          <w:b/>
+          <w:i w:val="0"/>
+        </w:rPr>
+        <w:t>Забота во время встречи</w:t>
+      </w:r>
+    </w:p>
+    <w:p>
+      <w:r>
+        <w:rPr>
+          <w:rFonts w:ascii="Arial" w:hAnsi="Arial" w:eastAsia="Arial" w:cs="Arial"/>
+          <w:b w:val="0"/>
+          <w:i w:val="0"/>
+        </w:rPr>
+        <w:t>Человека встретили, помогли освоиться, объяснили формат и не оставили одного.</w:t>
+      </w:r>
+    </w:p>
+    <w:p>
+      <w:pPr>
+        <w:pStyle w:val="BulletText"/>
+      </w:pPr>
+      <w:r>
+        <w:rPr>
+          <w:rFonts w:ascii="Arial" w:hAnsi="Arial" w:eastAsia="Arial" w:cs="Arial"/>
+          <w:b w:val="0"/>
+          <w:i w:val="0"/>
+        </w:rPr>
+        <w:t xml:space="preserve">• </w:t>
+      </w:r>
+      <w:r>
+        <w:rPr>
+          <w:rFonts w:ascii="Arial" w:hAnsi="Arial" w:eastAsia="Arial" w:cs="Arial"/>
+          <w:b/>
+          <w:i w:val="0"/>
+        </w:rPr>
+        <w:t>Возможность высказаться</w:t>
+      </w:r>
+    </w:p>
+    <w:p>
+      <w:r>
+        <w:rPr>
+          <w:rFonts w:ascii="Arial" w:hAnsi="Arial" w:eastAsia="Arial" w:cs="Arial"/>
+          <w:b w:val="0"/>
+          <w:i w:val="0"/>
+        </w:rPr>
+        <w:t>В программе есть добровольное и безопасное пространство для вопроса, короткого рассказа или обратной связи.</w:t>
+      </w:r>
+    </w:p>
+    <w:p>
+      <w:pPr>
+        <w:pStyle w:val="BulletText"/>
+      </w:pPr>
+      <w:r>
+        <w:rPr>
+          <w:rFonts w:ascii="Arial" w:hAnsi="Arial" w:eastAsia="Arial" w:cs="Arial"/>
+          <w:b w:val="0"/>
+          <w:i w:val="0"/>
+        </w:rPr>
+        <w:t xml:space="preserve">• </w:t>
+      </w:r>
+      <w:r>
+        <w:rPr>
+          <w:rFonts w:ascii="Arial" w:hAnsi="Arial" w:eastAsia="Arial" w:cs="Arial"/>
+          <w:b/>
+          <w:i w:val="0"/>
+        </w:rPr>
+        <w:t>Живое общение</w:t>
+      </w:r>
+    </w:p>
+    <w:p>
+      <w:r>
+        <w:rPr>
+          <w:rFonts w:ascii="Arial" w:hAnsi="Arial" w:eastAsia="Arial" w:cs="Arial"/>
+          <w:b w:val="0"/>
+          <w:i w:val="0"/>
+        </w:rPr>
+        <w:t>Small talk и интерактивы помогают знакомству без давления и обязательного раскрытия личного.</w:t>
+      </w:r>
+    </w:p>
+    <w:p>
+      <w:pPr>
+        <w:pStyle w:val="BulletText"/>
+      </w:pPr>
+      <w:r>
+        <w:rPr>
+          <w:rFonts w:ascii="Arial" w:hAnsi="Arial" w:eastAsia="Arial" w:cs="Arial"/>
+          <w:b w:val="0"/>
+          <w:i w:val="0"/>
+        </w:rPr>
+        <w:t xml:space="preserve">• </w:t>
+      </w:r>
+      <w:r>
+        <w:rPr>
+          <w:rFonts w:ascii="Arial" w:hAnsi="Arial" w:eastAsia="Arial" w:cs="Arial"/>
+          <w:b/>
+          <w:i w:val="0"/>
+        </w:rPr>
+        <w:t>Атмосфера сообщества</w:t>
+      </w:r>
+    </w:p>
+    <w:p>
+      <w:r>
+        <w:rPr>
+          <w:rFonts w:ascii="Arial" w:hAnsi="Arial" w:eastAsia="Arial" w:cs="Arial"/>
+          <w:b w:val="0"/>
+          <w:i w:val="0"/>
+        </w:rPr>
+        <w:t>Участник видит уважительное, открытое и организованное сообщество йоги и медитации.</w:t>
+      </w:r>
+    </w:p>
+    <w:p>
+      <w:pPr>
+        <w:pStyle w:val="BulletText"/>
+      </w:pPr>
+      <w:r>
+        <w:rPr>
+          <w:rFonts w:ascii="Arial" w:hAnsi="Arial" w:eastAsia="Arial" w:cs="Arial"/>
+          <w:b w:val="0"/>
+          <w:i w:val="0"/>
+        </w:rPr>
+        <w:t xml:space="preserve">• </w:t>
+      </w:r>
+      <w:r>
+        <w:rPr>
+          <w:rFonts w:ascii="Arial" w:hAnsi="Arial" w:eastAsia="Arial" w:cs="Arial"/>
+          <w:b/>
+          <w:i w:val="0"/>
+        </w:rPr>
+        <w:t>Следующий шаг</w:t>
+      </w:r>
+    </w:p>
+    <w:p>
+      <w:r>
+        <w:rPr>
+          <w:rFonts w:ascii="Arial" w:hAnsi="Arial" w:eastAsia="Arial" w:cs="Arial"/>
+          <w:b w:val="0"/>
+          <w:i w:val="0"/>
+        </w:rPr>
+        <w:t>В конце понятно, как прийти снова, задать вопрос, присоединиться к чату или продолжить практику.</w:t>
+      </w:r>
+    </w:p>
+    <w:p>
+      <w:pPr>
+        <w:pStyle w:val="Heading3"/>
+      </w:pPr>
+      <w:r>
+        <w:t>Забота на самой встрече</w:t>
+      </w:r>
+    </w:p>
+    <w:p>
+      <w:r>
+        <w:rPr>
+          <w:rFonts w:ascii="Arial" w:hAnsi="Arial" w:eastAsia="Arial" w:cs="Arial"/>
+          <w:b w:val="0"/>
+          <w:i w:val="0"/>
+        </w:rPr>
+        <w:t>Забота является частью программы, а не только действием после неё. За неё назначается отдельный ответственный, даже если эту роль совмещает ведущий.</w:t>
+      </w:r>
+    </w:p>
+    <w:p>
+      <w:pPr>
+        <w:spacing w:before="120" w:after="60"/>
+      </w:pPr>
+      <w:r>
+        <w:rPr>
+          <w:rFonts w:ascii="Arial" w:hAnsi="Arial" w:eastAsia="Arial" w:cs="Arial"/>
+          <w:b/>
+        </w:rPr>
+        <w:t>До начала</w:t>
+      </w:r>
+    </w:p>
+    <w:p>
+      <w:pPr>
+        <w:pStyle w:val="BulletText"/>
+      </w:pPr>
+      <w:r>
+        <w:rPr>
+          <w:rFonts w:ascii="Arial" w:hAnsi="Arial" w:eastAsia="Arial" w:cs="Arial"/>
+          <w:b w:val="0"/>
+          <w:i w:val="0"/>
+        </w:rPr>
+        <w:t>• подготовить чистое, понятное и безопасное пространство;</w:t>
+      </w:r>
+    </w:p>
+    <w:p>
+      <w:pPr>
+        <w:pStyle w:val="BulletText"/>
+      </w:pPr>
+      <w:r>
+        <w:rPr>
+          <w:rFonts w:ascii="Arial" w:hAnsi="Arial" w:eastAsia="Arial" w:cs="Arial"/>
+          <w:b w:val="0"/>
+          <w:i w:val="0"/>
+        </w:rPr>
+        <w:t>• проверить адрес, указатели, температуру, воду, посадку и оборудование;</w:t>
+      </w:r>
+    </w:p>
+    <w:p>
+      <w:pPr>
+        <w:pStyle w:val="BulletText"/>
+      </w:pPr>
+      <w:r>
+        <w:rPr>
+          <w:rFonts w:ascii="Arial" w:hAnsi="Arial" w:eastAsia="Arial" w:cs="Arial"/>
+          <w:b w:val="0"/>
+          <w:i w:val="0"/>
+        </w:rPr>
+        <w:t>• знать имена записавшихся и отметить новичков;</w:t>
+      </w:r>
+    </w:p>
+    <w:p>
+      <w:pPr>
+        <w:pStyle w:val="BulletText"/>
+      </w:pPr>
+      <w:r>
+        <w:rPr>
+          <w:rFonts w:ascii="Arial" w:hAnsi="Arial" w:eastAsia="Arial" w:cs="Arial"/>
+          <w:b w:val="0"/>
+          <w:i w:val="0"/>
+        </w:rPr>
+        <w:t>• встретить человека у входа и объяснить, где оставить вещи;</w:t>
+      </w:r>
+    </w:p>
+    <w:p>
+      <w:pPr>
+        <w:pStyle w:val="BulletText"/>
+      </w:pPr>
+      <w:r>
+        <w:rPr>
+          <w:rFonts w:ascii="Arial" w:hAnsi="Arial" w:eastAsia="Arial" w:cs="Arial"/>
+          <w:b w:val="0"/>
+          <w:i w:val="0"/>
+        </w:rPr>
+        <w:t>• представить хотя бы одному участнику или члену команды;</w:t>
+      </w:r>
+    </w:p>
+    <w:p>
+      <w:pPr>
+        <w:pStyle w:val="BulletText"/>
+      </w:pPr>
+      <w:r>
+        <w:rPr>
+          <w:rFonts w:ascii="Arial" w:hAnsi="Arial" w:eastAsia="Arial" w:cs="Arial"/>
+          <w:b w:val="0"/>
+          <w:i w:val="0"/>
+        </w:rPr>
+        <w:t>• кратко рассказать, что будет происходить и сколько это займёт.</w:t>
+      </w:r>
+    </w:p>
+    <w:p>
+      <w:pPr>
+        <w:spacing w:before="120" w:after="60"/>
+      </w:pPr>
+      <w:r>
+        <w:rPr>
+          <w:rFonts w:ascii="Arial" w:hAnsi="Arial" w:eastAsia="Arial" w:cs="Arial"/>
+          <w:b/>
+        </w:rPr>
+        <w:t>Во время</w:t>
+      </w:r>
+    </w:p>
+    <w:p>
+      <w:pPr>
+        <w:pStyle w:val="BulletText"/>
+      </w:pPr>
+      <w:r>
+        <w:rPr>
+          <w:rFonts w:ascii="Arial" w:hAnsi="Arial" w:eastAsia="Arial" w:cs="Arial"/>
+          <w:b w:val="0"/>
+          <w:i w:val="0"/>
+        </w:rPr>
+        <w:t>• объяснять внутренние термины простыми словами;</w:t>
+      </w:r>
+    </w:p>
+    <w:p>
+      <w:pPr>
+        <w:pStyle w:val="BulletText"/>
+      </w:pPr>
+      <w:r>
+        <w:rPr>
+          <w:rFonts w:ascii="Arial" w:hAnsi="Arial" w:eastAsia="Arial" w:cs="Arial"/>
+          <w:b w:val="0"/>
+          <w:i w:val="0"/>
+        </w:rPr>
+        <w:t>• предупреждать о следующей части программы;</w:t>
+      </w:r>
+    </w:p>
+    <w:p>
+      <w:pPr>
+        <w:pStyle w:val="BulletText"/>
+      </w:pPr>
+      <w:r>
+        <w:rPr>
+          <w:rFonts w:ascii="Arial" w:hAnsi="Arial" w:eastAsia="Arial" w:cs="Arial"/>
+          <w:b w:val="0"/>
+          <w:i w:val="0"/>
+        </w:rPr>
+        <w:t>• приглашать к участию, но оставлять право отказаться;</w:t>
+      </w:r>
+    </w:p>
+    <w:p>
+      <w:pPr>
+        <w:pStyle w:val="BulletText"/>
+      </w:pPr>
+      <w:r>
+        <w:rPr>
+          <w:rFonts w:ascii="Arial" w:hAnsi="Arial" w:eastAsia="Arial" w:cs="Arial"/>
+          <w:b w:val="0"/>
+          <w:i w:val="0"/>
+        </w:rPr>
+        <w:t>• замечать тех, кто остался один или выглядит потерянным;</w:t>
+      </w:r>
+    </w:p>
+    <w:p>
+      <w:pPr>
+        <w:pStyle w:val="BulletText"/>
+      </w:pPr>
+      <w:r>
+        <w:rPr>
+          <w:rFonts w:ascii="Arial" w:hAnsi="Arial" w:eastAsia="Arial" w:cs="Arial"/>
+          <w:b w:val="0"/>
+          <w:i w:val="0"/>
+        </w:rPr>
+        <w:t>• давать время на вопросы и высказывания;</w:t>
+      </w:r>
+    </w:p>
+    <w:p>
+      <w:pPr>
+        <w:pStyle w:val="BulletText"/>
+      </w:pPr>
+      <w:r>
+        <w:rPr>
+          <w:rFonts w:ascii="Arial" w:hAnsi="Arial" w:eastAsia="Arial" w:cs="Arial"/>
+          <w:b w:val="0"/>
+          <w:i w:val="0"/>
+        </w:rPr>
+        <w:t>• соблюдать тайминг, границы и уважительный тон.</w:t>
+      </w:r>
+    </w:p>
+    <w:p>
+      <w:pPr>
+        <w:spacing w:before="120" w:after="60"/>
+      </w:pPr>
+      <w:r>
+        <w:rPr>
+          <w:rFonts w:ascii="Arial" w:hAnsi="Arial" w:eastAsia="Arial" w:cs="Arial"/>
+          <w:b/>
+        </w:rPr>
+        <w:t>В завершении</w:t>
+      </w:r>
+    </w:p>
+    <w:p>
+      <w:pPr>
+        <w:pStyle w:val="BulletText"/>
+      </w:pPr>
+      <w:r>
+        <w:rPr>
+          <w:rFonts w:ascii="Arial" w:hAnsi="Arial" w:eastAsia="Arial" w:cs="Arial"/>
+          <w:b w:val="0"/>
+          <w:i w:val="0"/>
+        </w:rPr>
+        <w:t>• спросить о впечатлении без давления на положительный ответ;</w:t>
+      </w:r>
+    </w:p>
+    <w:p>
+      <w:pPr>
+        <w:pStyle w:val="BulletText"/>
+      </w:pPr>
+      <w:r>
+        <w:rPr>
+          <w:rFonts w:ascii="Arial" w:hAnsi="Arial" w:eastAsia="Arial" w:cs="Arial"/>
+          <w:b w:val="0"/>
+          <w:i w:val="0"/>
+        </w:rPr>
+        <w:t>• ответить на вопросы или договориться, кто ответит позже;</w:t>
+      </w:r>
+    </w:p>
+    <w:p>
+      <w:pPr>
+        <w:pStyle w:val="BulletText"/>
+      </w:pPr>
+      <w:r>
+        <w:rPr>
+          <w:rFonts w:ascii="Arial" w:hAnsi="Arial" w:eastAsia="Arial" w:cs="Arial"/>
+          <w:b w:val="0"/>
+          <w:i w:val="0"/>
+        </w:rPr>
+        <w:t>• предложить один подходящий следующий шаг;</w:t>
+      </w:r>
+    </w:p>
+    <w:p>
+      <w:pPr>
+        <w:pStyle w:val="BulletText"/>
+      </w:pPr>
+      <w:r>
+        <w:rPr>
+          <w:rFonts w:ascii="Arial" w:hAnsi="Arial" w:eastAsia="Arial" w:cs="Arial"/>
+          <w:b w:val="0"/>
+          <w:i w:val="0"/>
+        </w:rPr>
+        <w:t>• с согласия добавить человека в чат и систему заботы;</w:t>
+      </w:r>
+    </w:p>
+    <w:p>
+      <w:pPr>
+        <w:pStyle w:val="BulletText"/>
+      </w:pPr>
+      <w:r>
+        <w:rPr>
+          <w:rFonts w:ascii="Arial" w:hAnsi="Arial" w:eastAsia="Arial" w:cs="Arial"/>
+          <w:b w:val="0"/>
+          <w:i w:val="0"/>
+        </w:rPr>
+        <w:t>• передать ответственному договорённость о следующем контакте.</w:t>
+      </w:r>
+    </w:p>
+    <w:p>
+      <w:pPr>
+        <w:pStyle w:val="Heading3"/>
+      </w:pPr>
+      <w:r>
+        <w:t>Small talk: как начать общение</w:t>
+      </w:r>
+    </w:p>
+    <w:p>
+      <w:r>
+        <w:rPr>
+          <w:rFonts w:ascii="Arial" w:hAnsi="Arial" w:eastAsia="Arial" w:cs="Arial"/>
+          <w:b w:val="0"/>
+          <w:i w:val="0"/>
+        </w:rPr>
+        <w:t>Короткий разговор помогает человеку переключиться, освоиться и почувствовать живой контакт. Начинайте с лёгких вопросов, связанных с дорогой, ожиданием и форматом встречи. Не расспрашивайте о личной жизни, здоровье или духовном опыте без инициативы самого человека.</w:t>
+      </w:r>
+    </w:p>
+    <w:p>
+      <w:pPr>
+        <w:spacing w:before="120" w:after="60"/>
+      </w:pPr>
+      <w:r>
+        <w:rPr>
+          <w:rFonts w:ascii="Arial" w:hAnsi="Arial" w:eastAsia="Arial" w:cs="Arial"/>
+          <w:b/>
+        </w:rPr>
+        <w:t>Вопросы до программы</w:t>
+      </w:r>
+    </w:p>
+    <w:p>
+      <w:pPr>
+        <w:pStyle w:val="BulletText"/>
+      </w:pPr>
+      <w:r>
+        <w:rPr>
+          <w:rFonts w:ascii="Arial" w:hAnsi="Arial" w:eastAsia="Arial" w:cs="Arial"/>
+          <w:b w:val="0"/>
+          <w:i w:val="0"/>
+        </w:rPr>
+        <w:t>• Как вы узнали о нашей встрече?</w:t>
+      </w:r>
+    </w:p>
+    <w:p>
+      <w:pPr>
+        <w:pStyle w:val="BulletText"/>
+      </w:pPr>
+      <w:r>
+        <w:rPr>
+          <w:rFonts w:ascii="Arial" w:hAnsi="Arial" w:eastAsia="Arial" w:cs="Arial"/>
+          <w:b w:val="0"/>
+          <w:i w:val="0"/>
+        </w:rPr>
+        <w:t>• Что помогло вам сегодня решиться прийти?</w:t>
+      </w:r>
+    </w:p>
+    <w:p>
+      <w:pPr>
+        <w:pStyle w:val="BulletText"/>
+      </w:pPr>
+      <w:r>
+        <w:rPr>
+          <w:rFonts w:ascii="Arial" w:hAnsi="Arial" w:eastAsia="Arial" w:cs="Arial"/>
+          <w:b w:val="0"/>
+          <w:i w:val="0"/>
+        </w:rPr>
+        <w:t>• Вам сейчас ближе познакомиться с практикой, немного отдохнуть или пообщаться?</w:t>
+      </w:r>
+    </w:p>
+    <w:p>
+      <w:pPr>
+        <w:pStyle w:val="BulletText"/>
+      </w:pPr>
+      <w:r>
+        <w:rPr>
+          <w:rFonts w:ascii="Arial" w:hAnsi="Arial" w:eastAsia="Arial" w:cs="Arial"/>
+          <w:b w:val="0"/>
+          <w:i w:val="0"/>
+        </w:rPr>
+        <w:t>• Был ли у вас раньше опыт групповой медитации или йоги?</w:t>
+      </w:r>
+    </w:p>
+    <w:p>
+      <w:pPr>
+        <w:pStyle w:val="BulletText"/>
+      </w:pPr>
+      <w:r>
+        <w:rPr>
+          <w:rFonts w:ascii="Arial" w:hAnsi="Arial" w:eastAsia="Arial" w:cs="Arial"/>
+          <w:b w:val="0"/>
+          <w:i w:val="0"/>
+        </w:rPr>
+        <w:t>• Всё ли получилось легко найти по адресу?</w:t>
+      </w:r>
+    </w:p>
+    <w:p>
+      <w:pPr>
+        <w:pStyle w:val="BulletText"/>
+      </w:pPr>
+      <w:r>
+        <w:rPr>
+          <w:rFonts w:ascii="Arial" w:hAnsi="Arial" w:eastAsia="Arial" w:cs="Arial"/>
+          <w:b w:val="0"/>
+          <w:i w:val="0"/>
+        </w:rPr>
+        <w:t>• Какой формат встреч вам обычно комфортнее: больше практики, объяснений или общения?</w:t>
+      </w:r>
+    </w:p>
+    <w:p>
+      <w:pPr>
+        <w:pStyle w:val="BulletText"/>
+      </w:pPr>
+      <w:r>
+        <w:rPr>
+          <w:rFonts w:ascii="Arial" w:hAnsi="Arial" w:eastAsia="Arial" w:cs="Arial"/>
+          <w:b w:val="0"/>
+          <w:i w:val="0"/>
+        </w:rPr>
+        <w:t>• Что помогает вам переключиться после насыщенного дня?</w:t>
+      </w:r>
+    </w:p>
+    <w:p>
+      <w:pPr>
+        <w:pStyle w:val="BulletText"/>
+      </w:pPr>
+      <w:r>
+        <w:rPr>
+          <w:rFonts w:ascii="Arial" w:hAnsi="Arial" w:eastAsia="Arial" w:cs="Arial"/>
+          <w:b w:val="0"/>
+          <w:i w:val="0"/>
+        </w:rPr>
+        <w:t>• Вы пришли один или уже кого-то здесь знаете?</w:t>
+      </w:r>
+    </w:p>
+    <w:p>
+      <w:pPr>
+        <w:spacing w:before="120" w:after="60"/>
+      </w:pPr>
+      <w:r>
+        <w:rPr>
+          <w:rFonts w:ascii="Arial" w:hAnsi="Arial" w:eastAsia="Arial" w:cs="Arial"/>
+          <w:b/>
+        </w:rPr>
+        <w:t>Вопросы после программы</w:t>
+      </w:r>
+    </w:p>
+    <w:p>
+      <w:pPr>
+        <w:pStyle w:val="BulletText"/>
+      </w:pPr>
+      <w:r>
+        <w:rPr>
+          <w:rFonts w:ascii="Arial" w:hAnsi="Arial" w:eastAsia="Arial" w:cs="Arial"/>
+          <w:b w:val="0"/>
+          <w:i w:val="0"/>
+        </w:rPr>
+        <w:t>• Что сегодня оказалось для вас самым понятным или полезным?</w:t>
+      </w:r>
+    </w:p>
+    <w:p>
+      <w:pPr>
+        <w:pStyle w:val="BulletText"/>
+      </w:pPr>
+      <w:r>
+        <w:rPr>
+          <w:rFonts w:ascii="Arial" w:hAnsi="Arial" w:eastAsia="Arial" w:cs="Arial"/>
+          <w:b w:val="0"/>
+          <w:i w:val="0"/>
+        </w:rPr>
+        <w:t>• Был ли момент, который удивил или вызвал вопрос?</w:t>
+      </w:r>
+    </w:p>
+    <w:p>
+      <w:pPr>
+        <w:pStyle w:val="BulletText"/>
+      </w:pPr>
+      <w:r>
+        <w:rPr>
+          <w:rFonts w:ascii="Arial" w:hAnsi="Arial" w:eastAsia="Arial" w:cs="Arial"/>
+          <w:b w:val="0"/>
+          <w:i w:val="0"/>
+        </w:rPr>
+        <w:t>• Как вам темп и продолжительность встречи?</w:t>
+      </w:r>
+    </w:p>
+    <w:p>
+      <w:pPr>
+        <w:pStyle w:val="BulletText"/>
+      </w:pPr>
+      <w:r>
+        <w:rPr>
+          <w:rFonts w:ascii="Arial" w:hAnsi="Arial" w:eastAsia="Arial" w:cs="Arial"/>
+          <w:b w:val="0"/>
+          <w:i w:val="0"/>
+        </w:rPr>
+        <w:t>• Какой формат вы хотели бы попробовать в следующий раз?</w:t>
+      </w:r>
+    </w:p>
+    <w:p>
+      <w:pPr>
+        <w:pStyle w:val="BulletText"/>
+      </w:pPr>
+      <w:r>
+        <w:rPr>
+          <w:rFonts w:ascii="Arial" w:hAnsi="Arial" w:eastAsia="Arial" w:cs="Arial"/>
+          <w:b w:val="0"/>
+          <w:i w:val="0"/>
+        </w:rPr>
+        <w:t>• Хотите, я пришлю ближайшее расписание или отвечу на вопрос позже?</w:t>
+      </w:r>
+    </w:p>
+    <w:p>
+      <w:pPr>
+        <w:pStyle w:val="Heading3"/>
+      </w:pPr>
+      <w:r>
+        <w:t>Библиотека интерактивов</w:t>
+      </w:r>
+    </w:p>
+    <w:p>
+      <w:r>
+        <w:rPr>
+          <w:rFonts w:ascii="Arial" w:hAnsi="Arial" w:eastAsia="Arial" w:cs="Arial"/>
+          <w:b w:val="0"/>
+          <w:i w:val="0"/>
+        </w:rPr>
+        <w:t>Это рабочий список. Команда выбирает один или два интерактива под цель встречи, размер группы и доступное время.</w:t>
+      </w:r>
+    </w:p>
+    <w:p>
+      <w:pPr>
+        <w:spacing w:before="120" w:after="60"/>
+      </w:pPr>
+      <w:r>
+        <w:rPr>
+          <w:rFonts w:ascii="Arial" w:hAnsi="Arial" w:eastAsia="Arial" w:cs="Arial"/>
+          <w:b/>
+        </w:rPr>
+        <w:t>Короткое знакомство в парах — 6 минут</w:t>
+      </w:r>
+    </w:p>
+    <w:p>
+      <w:r>
+        <w:rPr>
+          <w:rFonts w:ascii="Arial" w:hAnsi="Arial" w:eastAsia="Arial" w:cs="Arial"/>
+          <w:b w:val="0"/>
+          <w:i w:val="0"/>
+        </w:rPr>
+        <w:t>Участники объединяются по двое. У каждого есть две минуты на ответ: «Что привело меня на встречу и что я хотел бы сегодня получить?» Затем каждый при желании представляет партнёра одной фразой.</w:t>
+      </w:r>
+    </w:p>
+    <w:p>
+      <w:pPr>
+        <w:spacing w:before="120" w:after="60"/>
+      </w:pPr>
+      <w:r>
+        <w:rPr>
+          <w:rFonts w:ascii="Arial" w:hAnsi="Arial" w:eastAsia="Arial" w:cs="Arial"/>
+          <w:b/>
+        </w:rPr>
+        <w:t>Одно слово в начале — 3 минуты</w:t>
+      </w:r>
+    </w:p>
+    <w:p>
+      <w:r>
+        <w:rPr>
+          <w:rFonts w:ascii="Arial" w:hAnsi="Arial" w:eastAsia="Arial" w:cs="Arial"/>
+          <w:b w:val="0"/>
+          <w:i w:val="0"/>
+        </w:rPr>
+        <w:t>Каждый желающий называет одним словом своё состояние или ожидание. Ведущий видит настроение группы, а участники слышат друг друга. Можно разрешить пропустить ход.</w:t>
+      </w:r>
+    </w:p>
+    <w:p>
+      <w:pPr>
+        <w:spacing w:before="120" w:after="60"/>
+      </w:pPr>
+      <w:r>
+        <w:rPr>
+          <w:rFonts w:ascii="Arial" w:hAnsi="Arial" w:eastAsia="Arial" w:cs="Arial"/>
+          <w:b/>
+        </w:rPr>
+        <w:t>Карточки вопросов — 10 минут</w:t>
+      </w:r>
+    </w:p>
+    <w:p>
+      <w:r>
+        <w:rPr>
+          <w:rFonts w:ascii="Arial" w:hAnsi="Arial" w:eastAsia="Arial" w:cs="Arial"/>
+          <w:b w:val="0"/>
+          <w:i w:val="0"/>
+        </w:rPr>
+        <w:t>В парах или тройках участники выбирают нейтральный вопрос: «Что помогает сохранять внимание?», «Как вы восстанавливаете силы?», «Что для вас делает группу комфортной?»</w:t>
+      </w:r>
+    </w:p>
+    <w:p>
+      <w:pPr>
+        <w:spacing w:before="120" w:after="60"/>
+      </w:pPr>
+      <w:r>
+        <w:rPr>
+          <w:rFonts w:ascii="Arial" w:hAnsi="Arial" w:eastAsia="Arial" w:cs="Arial"/>
+          <w:b/>
+        </w:rPr>
+        <w:t>Анонимная корзина вопросов</w:t>
+      </w:r>
+    </w:p>
+    <w:p>
+      <w:r>
+        <w:rPr>
+          <w:rFonts w:ascii="Arial" w:hAnsi="Arial" w:eastAsia="Arial" w:cs="Arial"/>
+          <w:b w:val="0"/>
+          <w:i w:val="0"/>
+        </w:rPr>
+        <w:t>В течение встречи участники могут положить записку с вопросом. В конце ведущий отвечает на несколько вопросов, а остальные передаёт ответственному для ответа после программы.</w:t>
+      </w:r>
+    </w:p>
+    <w:p>
+      <w:pPr>
+        <w:spacing w:before="120" w:after="60"/>
+      </w:pPr>
+      <w:r>
+        <w:rPr>
+          <w:rFonts w:ascii="Arial" w:hAnsi="Arial" w:eastAsia="Arial" w:cs="Arial"/>
+          <w:b/>
+        </w:rPr>
+        <w:t>Выбор темы голосованием — 5 минут</w:t>
+      </w:r>
+    </w:p>
+    <w:p>
+      <w:r>
+        <w:rPr>
+          <w:rFonts w:ascii="Arial" w:hAnsi="Arial" w:eastAsia="Arial" w:cs="Arial"/>
+          <w:b w:val="0"/>
+          <w:i w:val="0"/>
+        </w:rPr>
+        <w:t>Команда предлагает 3–5 тем следующей встречи. Участники отмечают одну или две, которые им полезнее. Результат используется при планировании.</w:t>
+      </w:r>
+    </w:p>
+    <w:p>
+      <w:pPr>
+        <w:spacing w:before="120" w:after="60"/>
+      </w:pPr>
+      <w:r>
+        <w:rPr>
+          <w:rFonts w:ascii="Arial" w:hAnsi="Arial" w:eastAsia="Arial" w:cs="Arial"/>
+          <w:b/>
+        </w:rPr>
+        <w:t>Один полезный вывод — 5 минут</w:t>
+      </w:r>
+    </w:p>
+    <w:p>
+      <w:r>
+        <w:rPr>
+          <w:rFonts w:ascii="Arial" w:hAnsi="Arial" w:eastAsia="Arial" w:cs="Arial"/>
+          <w:b w:val="0"/>
+          <w:i w:val="0"/>
+        </w:rPr>
+        <w:t>В завершении каждый желающий отвечает: «Что я забираю с собой?» Ответ можно дать одной фразой, написать на карточке или оставить анонимно.</w:t>
+      </w:r>
+    </w:p>
+    <w:p>
+      <w:pPr>
+        <w:spacing w:before="120" w:after="60"/>
+      </w:pPr>
+      <w:r>
+        <w:rPr>
+          <w:rFonts w:ascii="Arial" w:hAnsi="Arial" w:eastAsia="Arial" w:cs="Arial"/>
+          <w:b/>
+        </w:rPr>
+        <w:t>Чай и общий вопрос — 15 минут</w:t>
+      </w:r>
+    </w:p>
+    <w:p>
+      <w:r>
+        <w:rPr>
+          <w:rFonts w:ascii="Arial" w:hAnsi="Arial" w:eastAsia="Arial" w:cs="Arial"/>
+          <w:b w:val="0"/>
+          <w:i w:val="0"/>
+        </w:rPr>
+        <w:t>После основной части группа остаётся на чай. На столе один лёгкий общий вопрос, который помогает начать разговор. Ответственный знакомит тех, кто пришёл впервые.</w:t>
+      </w:r>
+    </w:p>
+    <w:p>
+      <w:pPr>
+        <w:spacing w:before="120" w:after="60"/>
+      </w:pPr>
+      <w:r>
+        <w:rPr>
+          <w:rFonts w:ascii="Arial" w:hAnsi="Arial" w:eastAsia="Arial" w:cs="Arial"/>
+          <w:b/>
+        </w:rPr>
+        <w:t>Правила хорошего интерактива</w:t>
+      </w:r>
+    </w:p>
+    <w:p>
+      <w:r>
+        <w:rPr>
+          <w:rFonts w:ascii="Arial" w:hAnsi="Arial" w:eastAsia="Arial" w:cs="Arial"/>
+          <w:b w:val="0"/>
+          <w:i w:val="0"/>
+        </w:rPr>
+        <w:t>Участие добровольное. Вопрос сформулирован заранее. Есть понятный лимит времени. Человек может не отвечать. Ведущий не оценивает ответы и не вынуждает обсуждать чувствительные темы.</w:t>
+      </w:r>
+    </w:p>
+    <w:p>
+      <w:pPr>
+        <w:pStyle w:val="Heading3"/>
+      </w:pPr>
+      <w:r>
         <w:t>Виды программ</w:t>
       </w:r>
     </w:p>
     <w:p>
-      <w:r>
-        <w:rPr>
-          <w:rFonts w:ascii="Arial" w:hAnsi="Arial" w:eastAsia="Arial" w:cs="Arial"/>
-          <w:b w:val="0"/>
-          <w:i w:val="0"/>
-        </w:rPr>
-        <w:t>Каталог форматов, который можно дополнять без перестройки системы.</w:t>
-      </w:r>
-    </w:p>
-    <w:p>
-      <w:hyperlink r:id="rId20">
-        <w:r>
-          <w:rPr>
-            <w:color w:val="1F5E4A"/>
-            <w:u w:val="single"/>
-            <w:rFonts w:ascii="Arial" w:hAnsi="Arial" w:eastAsia="Arial" w:cs="Arial"/>
-          </w:rPr>
-          <w:t>Посмотреть форматы</w:t>
-        </w:r>
-      </w:hyperlink>
-    </w:p>
-    <w:p>
-      <w:pPr>
-        <w:pStyle w:val="BulletText"/>
-      </w:pPr>
-      <w:r>
-        <w:rPr>
-          <w:rFonts w:ascii="Arial" w:hAnsi="Arial" w:eastAsia="Arial" w:cs="Arial"/>
-          <w:b w:val="0"/>
-          <w:i w:val="0"/>
-        </w:rPr>
-        <w:t xml:space="preserve">• </w:t>
-      </w:r>
-      <w:r>
-        <w:rPr>
-          <w:rFonts w:ascii="Arial" w:hAnsi="Arial" w:eastAsia="Arial" w:cs="Arial"/>
-          <w:b/>
-          <w:i w:val="0"/>
-        </w:rPr>
-        <w:t>Подготовка программы</w:t>
-      </w:r>
-    </w:p>
-    <w:p>
-      <w:r>
-        <w:rPr>
-          <w:rFonts w:ascii="Arial" w:hAnsi="Arial" w:eastAsia="Arial" w:cs="Arial"/>
-          <w:b w:val="0"/>
-          <w:i w:val="0"/>
-        </w:rPr>
-        <w:t>Цель, аудитория, место, время, ведущие, материалы, оборудование и обязанности.</w:t>
-      </w:r>
-    </w:p>
-    <w:p>
-      <w:pPr>
-        <w:pStyle w:val="BulletText"/>
-      </w:pPr>
-      <w:r>
-        <w:rPr>
-          <w:rFonts w:ascii="Arial" w:hAnsi="Arial" w:eastAsia="Arial" w:cs="Arial"/>
-          <w:b w:val="0"/>
-          <w:i w:val="0"/>
-        </w:rPr>
-        <w:t xml:space="preserve">• </w:t>
-      </w:r>
-      <w:r>
-        <w:rPr>
-          <w:rFonts w:ascii="Arial" w:hAnsi="Arial" w:eastAsia="Arial" w:cs="Arial"/>
-          <w:b/>
-          <w:i w:val="0"/>
-        </w:rPr>
-        <w:t>До мероприятия</w:t>
-      </w:r>
-    </w:p>
-    <w:p>
-      <w:r>
-        <w:rPr>
-          <w:rFonts w:ascii="Arial" w:hAnsi="Arial" w:eastAsia="Arial" w:cs="Arial"/>
-          <w:b w:val="0"/>
-          <w:i w:val="0"/>
-        </w:rPr>
-        <w:t>Приглашения, подтверждения, пространство, связь с новичками и встреча гостей.</w:t>
-      </w:r>
-    </w:p>
-    <w:p>
-      <w:pPr>
-        <w:pStyle w:val="BulletText"/>
-      </w:pPr>
-      <w:r>
-        <w:rPr>
-          <w:rFonts w:ascii="Arial" w:hAnsi="Arial" w:eastAsia="Arial" w:cs="Arial"/>
-          <w:b w:val="0"/>
-          <w:i w:val="0"/>
-        </w:rPr>
-        <w:t xml:space="preserve">• </w:t>
-      </w:r>
-      <w:r>
-        <w:rPr>
-          <w:rFonts w:ascii="Arial" w:hAnsi="Arial" w:eastAsia="Arial" w:cs="Arial"/>
-          <w:b/>
-          <w:i w:val="0"/>
-        </w:rPr>
-        <w:t>Проведение</w:t>
-      </w:r>
-    </w:p>
-    <w:p>
-      <w:r>
-        <w:rPr>
-          <w:rFonts w:ascii="Arial" w:hAnsi="Arial" w:eastAsia="Arial" w:cs="Arial"/>
-          <w:b w:val="0"/>
-          <w:i w:val="0"/>
-        </w:rPr>
-        <w:t>Знакомство, атмосфера, объяснение, практика, вопросы, общение и завершение.</w:t>
-      </w:r>
-    </w:p>
-    <w:p>
-      <w:pPr>
-        <w:pStyle w:val="BulletText"/>
-      </w:pPr>
-      <w:r>
-        <w:rPr>
-          <w:rFonts w:ascii="Arial" w:hAnsi="Arial" w:eastAsia="Arial" w:cs="Arial"/>
-          <w:b w:val="0"/>
-          <w:i w:val="0"/>
-        </w:rPr>
-        <w:t xml:space="preserve">• </w:t>
-      </w:r>
-      <w:r>
-        <w:rPr>
-          <w:rFonts w:ascii="Arial" w:hAnsi="Arial" w:eastAsia="Arial" w:cs="Arial"/>
-          <w:b/>
-          <w:i w:val="0"/>
-        </w:rPr>
-        <w:t>Первый опыт новичка</w:t>
-      </w:r>
-    </w:p>
-    <w:p>
-      <w:r>
-        <w:rPr>
-          <w:rFonts w:ascii="Arial" w:hAnsi="Arial" w:eastAsia="Arial" w:cs="Arial"/>
-          <w:b w:val="0"/>
-          <w:i w:val="0"/>
-        </w:rPr>
-        <w:t>Пришёл → встретили → познакомились → объяснили → практика → обратная связь → следующий шаг.</w:t>
-      </w:r>
-    </w:p>
-    <w:p>
-      <w:hyperlink r:id="rId21">
-        <w:r>
-          <w:rPr>
-            <w:color w:val="1F5E4A"/>
-            <w:u w:val="single"/>
-            <w:rFonts w:ascii="Arial" w:hAnsi="Arial" w:eastAsia="Arial" w:cs="Arial"/>
-          </w:rPr>
-          <w:t>Открыть путь новичка</w:t>
-        </w:r>
-      </w:hyperlink>
-    </w:p>
-    <w:p>
-      <w:pPr>
-        <w:pStyle w:val="BulletText"/>
-      </w:pPr>
-      <w:r>
-        <w:rPr>
-          <w:rFonts w:ascii="Arial" w:hAnsi="Arial" w:eastAsia="Arial" w:cs="Arial"/>
-          <w:b w:val="0"/>
-          <w:i w:val="0"/>
-        </w:rPr>
-        <w:t xml:space="preserve">• </w:t>
-      </w:r>
-      <w:r>
-        <w:rPr>
-          <w:rFonts w:ascii="Arial" w:hAnsi="Arial" w:eastAsia="Arial" w:cs="Arial"/>
-          <w:b/>
-          <w:i w:val="0"/>
-        </w:rPr>
-        <w:t>После программы</w:t>
-      </w:r>
-    </w:p>
-    <w:p>
-      <w:r>
-        <w:rPr>
-          <w:rFonts w:ascii="Arial" w:hAnsi="Arial" w:eastAsia="Arial" w:cs="Arial"/>
-          <w:b w:val="0"/>
-          <w:i w:val="0"/>
-        </w:rPr>
-        <w:t>Передача контактов заботнику, обратная связь, материалы, фотографии и разбор команды.</w:t>
-      </w:r>
-    </w:p>
-    <w:p>
-      <w:pPr>
-        <w:pStyle w:val="BulletText"/>
-      </w:pPr>
-      <w:r>
-        <w:rPr>
-          <w:rFonts w:ascii="Arial" w:hAnsi="Arial" w:eastAsia="Arial" w:cs="Arial"/>
-          <w:b w:val="0"/>
-          <w:i w:val="0"/>
-        </w:rPr>
-        <w:t xml:space="preserve">• </w:t>
-      </w:r>
-      <w:r>
-        <w:rPr>
-          <w:rFonts w:ascii="Arial" w:hAnsi="Arial" w:eastAsia="Arial" w:cs="Arial"/>
-          <w:b/>
-          <w:i w:val="0"/>
-        </w:rPr>
-        <w:t>Организация</w:t>
-      </w:r>
-    </w:p>
-    <w:p>
-      <w:r>
-        <w:rPr>
-          <w:rFonts w:ascii="Arial" w:hAnsi="Arial" w:eastAsia="Arial" w:cs="Arial"/>
-          <w:b w:val="0"/>
-          <w:i w:val="0"/>
-        </w:rPr>
-        <w:t>Помещение, оборудование, музыка, посадка, чай, атмосфера, тайминг и роли.</w:t>
-      </w:r>
-    </w:p>
-    <w:p>
-      <w:pPr>
-        <w:pStyle w:val="BulletText"/>
-      </w:pPr>
-      <w:r>
-        <w:rPr>
-          <w:rFonts w:ascii="Arial" w:hAnsi="Arial" w:eastAsia="Arial" w:cs="Arial"/>
-          <w:b w:val="0"/>
-          <w:i w:val="0"/>
-        </w:rPr>
-        <w:t xml:space="preserve">• </w:t>
-      </w:r>
-      <w:r>
-        <w:rPr>
-          <w:rFonts w:ascii="Arial" w:hAnsi="Arial" w:eastAsia="Arial" w:cs="Arial"/>
-          <w:b/>
-          <w:i w:val="0"/>
-        </w:rPr>
-        <w:t>Готовые сценарии</w:t>
-      </w:r>
-    </w:p>
-    <w:p>
-      <w:r>
-        <w:rPr>
-          <w:rFonts w:ascii="Arial" w:hAnsi="Arial" w:eastAsia="Arial" w:cs="Arial"/>
-          <w:b w:val="0"/>
-          <w:i w:val="0"/>
-        </w:rPr>
-        <w:t xml:space="preserve">Полные сценарии проведения с таймингом и материалами. </w:t>
-      </w:r>
-      <w:r>
-        <w:rPr>
-          <w:rFonts w:ascii="Arial" w:hAnsi="Arial" w:eastAsia="Arial" w:cs="Arial"/>
-          <w:b/>
-          <w:i w:val="0"/>
-        </w:rPr>
-        <w:t>Черновик для наполнения.</w:t>
-      </w:r>
-    </w:p>
-    <w:p>
-      <w:pPr>
-        <w:pStyle w:val="Heading3"/>
-      </w:pPr>
-      <w:r>
-        <w:t>Виды программ</w:t>
-      </w:r>
-    </w:p>
-    <w:p>
-      <w:hyperlink r:id="rId17">
+      <w:hyperlink r:id="rId23">
         <w:r>
           <w:rPr>
             <w:color w:val="1F5E4A"/>
@@ -1890,7 +3483,7 @@
           <w:b w:val="0"/>
           <w:i w:val="0"/>
         </w:rPr>
-        <w:t>Выберите формат, ведущих, место, время, последовательность частей и необходимые материалы.</w:t>
+        <w:t>Выберите формат, ведущих, место, время, последовательность частей, интерактив и необходимые материалы.</w:t>
       </w:r>
     </w:p>
     <w:p>
@@ -1912,7 +3505,7 @@
           <w:b w:val="0"/>
           <w:i w:val="0"/>
         </w:rPr>
-        <w:t>Назначьте ответственных за анонс, помещение, встречу новичков, проведение, фото, обратную связь и связь после мероприятия.</w:t>
+        <w:t>Назначьте ответственных за анонс, помещение, встречу новичков, проведение, small talk, фото, обратную связь и связь после мероприятия.</w:t>
       </w:r>
     </w:p>
     <w:p>
@@ -1924,7 +3517,29 @@
           <w:rFonts w:ascii="Arial" w:hAnsi="Arial" w:eastAsia="Arial" w:cs="Arial"/>
           <w:b/>
         </w:rPr>
-        <w:t>4. Закрыть встречу</w:t>
+        <w:t>4. Провести с заботой</w:t>
+      </w:r>
+    </w:p>
+    <w:p>
+      <w:r>
+        <w:rPr>
+          <w:rFonts w:ascii="Arial" w:hAnsi="Arial" w:eastAsia="Arial" w:cs="Arial"/>
+          <w:b w:val="0"/>
+          <w:i w:val="0"/>
+        </w:rPr>
+        <w:t>Объясните формат, помогите людям познакомиться, дайте возможность высказаться и не принуждайте к участию.</w:t>
+      </w:r>
+    </w:p>
+    <w:p>
+      <w:pPr>
+        <w:spacing w:before="120" w:after="60"/>
+      </w:pPr>
+      <w:r>
+        <w:rPr>
+          <w:rFonts w:ascii="Arial" w:hAnsi="Arial" w:eastAsia="Arial" w:cs="Arial"/>
+          <w:b/>
+        </w:rPr>
+        <w:t>5. Закрыть встречу</w:t>
       </w:r>
     </w:p>
     <w:p>
@@ -1939,6 +3554,1273 @@
     </w:p>
     <w:p>
       <w:pPr>
+        <w:pStyle w:val="Heading3"/>
+      </w:pPr>
+      <w:r>
+        <w:t>Вопросы для полного наполнения раздела</w:t>
+      </w:r>
+    </w:p>
+    <w:p>
+      <w:r>
+        <w:rPr>
+          <w:rFonts w:ascii="Arial" w:hAnsi="Arial" w:eastAsia="Arial" w:cs="Arial"/>
+          <w:b w:val="0"/>
+          <w:i w:val="0"/>
+        </w:rPr>
+        <w:t>Ответы можно давать блоками. Если правило ещё не принято, пометьте его как предложение или вопрос для команды.</w:t>
+      </w:r>
+    </w:p>
+    <w:p>
+      <w:pPr>
+        <w:spacing w:before="120" w:after="60"/>
+      </w:pPr>
+      <w:r>
+        <w:rPr>
+          <w:rFonts w:ascii="Arial" w:hAnsi="Arial" w:eastAsia="Arial" w:cs="Arial"/>
+          <w:b/>
+        </w:rPr>
+        <w:t>1. Цель и результат программы</w:t>
+      </w:r>
+    </w:p>
+    <w:p>
+      <w:pPr>
+        <w:pStyle w:val="BulletText"/>
+      </w:pPr>
+      <w:r>
+        <w:rPr>
+          <w:rFonts w:ascii="Arial" w:hAnsi="Arial" w:eastAsia="Arial" w:cs="Arial"/>
+          <w:b w:val="0"/>
+          <w:i w:val="0"/>
+        </w:rPr>
+        <w:t>1. Какую главную задачу решает направление «Программы»?</w:t>
+      </w:r>
+    </w:p>
+    <w:p>
+      <w:pPr>
+        <w:pStyle w:val="BulletText"/>
+      </w:pPr>
+      <w:r>
+        <w:rPr>
+          <w:rFonts w:ascii="Arial" w:hAnsi="Arial" w:eastAsia="Arial" w:cs="Arial"/>
+          <w:b w:val="0"/>
+          <w:i w:val="0"/>
+        </w:rPr>
+        <w:t>2. Что участник должен получить на каждой встрече независимо от формата?</w:t>
+      </w:r>
+    </w:p>
+    <w:p>
+      <w:pPr>
+        <w:pStyle w:val="BulletText"/>
+      </w:pPr>
+      <w:r>
+        <w:rPr>
+          <w:rFonts w:ascii="Arial" w:hAnsi="Arial" w:eastAsia="Arial" w:cs="Arial"/>
+          <w:b w:val="0"/>
+          <w:i w:val="0"/>
+        </w:rPr>
+        <w:t>3. По каким признакам мы понимаем, что программа удалась?</w:t>
+      </w:r>
+    </w:p>
+    <w:p>
+      <w:pPr>
+        <w:pStyle w:val="BulletText"/>
+      </w:pPr>
+      <w:r>
+        <w:rPr>
+          <w:rFonts w:ascii="Arial" w:hAnsi="Arial" w:eastAsia="Arial" w:cs="Arial"/>
+          <w:b w:val="0"/>
+          <w:i w:val="0"/>
+        </w:rPr>
+        <w:t>4. Какое состояние или понимание желательно у человека в конце?</w:t>
+      </w:r>
+    </w:p>
+    <w:p>
+      <w:pPr>
+        <w:pStyle w:val="BulletText"/>
+      </w:pPr>
+      <w:r>
+        <w:rPr>
+          <w:rFonts w:ascii="Arial" w:hAnsi="Arial" w:eastAsia="Arial" w:cs="Arial"/>
+          <w:b w:val="0"/>
+          <w:i w:val="0"/>
+        </w:rPr>
+        <w:t>5. Какой следующий шаг мы считаем естественным после первой встречи?</w:t>
+      </w:r>
+    </w:p>
+    <w:p>
+      <w:pPr>
+        <w:pStyle w:val="BulletText"/>
+      </w:pPr>
+      <w:r>
+        <w:rPr>
+          <w:rFonts w:ascii="Arial" w:hAnsi="Arial" w:eastAsia="Arial" w:cs="Arial"/>
+          <w:b w:val="0"/>
+          <w:i w:val="0"/>
+        </w:rPr>
+        <w:t>6. Что мы сознательно не обещаем участникам?</w:t>
+      </w:r>
+    </w:p>
+    <w:p>
+      <w:pPr>
+        <w:spacing w:before="120" w:after="60"/>
+      </w:pPr>
+      <w:r>
+        <w:rPr>
+          <w:rFonts w:ascii="Arial" w:hAnsi="Arial" w:eastAsia="Arial" w:cs="Arial"/>
+          <w:b/>
+        </w:rPr>
+        <w:t>2. Аудитория и путь человека</w:t>
+      </w:r>
+    </w:p>
+    <w:p>
+      <w:pPr>
+        <w:pStyle w:val="BulletText"/>
+      </w:pPr>
+      <w:r>
+        <w:rPr>
+          <w:rFonts w:ascii="Arial" w:hAnsi="Arial" w:eastAsia="Arial" w:cs="Arial"/>
+          <w:b w:val="0"/>
+          <w:i w:val="0"/>
+        </w:rPr>
+        <w:t>1. Для каких основных групп людей создаются программы?</w:t>
+      </w:r>
+    </w:p>
+    <w:p>
+      <w:pPr>
+        <w:pStyle w:val="BulletText"/>
+      </w:pPr>
+      <w:r>
+        <w:rPr>
+          <w:rFonts w:ascii="Arial" w:hAnsi="Arial" w:eastAsia="Arial" w:cs="Arial"/>
+          <w:b w:val="0"/>
+          <w:i w:val="0"/>
+        </w:rPr>
+        <w:t>2. Чем программа для новичка отличается от программы для практикующего?</w:t>
+      </w:r>
+    </w:p>
+    <w:p>
+      <w:pPr>
+        <w:pStyle w:val="BulletText"/>
+      </w:pPr>
+      <w:r>
+        <w:rPr>
+          <w:rFonts w:ascii="Arial" w:hAnsi="Arial" w:eastAsia="Arial" w:cs="Arial"/>
+          <w:b w:val="0"/>
+          <w:i w:val="0"/>
+        </w:rPr>
+        <w:t>3. Какие вопросы, сомнения и страхи чаще всего есть до первого прихода?</w:t>
+      </w:r>
+    </w:p>
+    <w:p>
+      <w:pPr>
+        <w:pStyle w:val="BulletText"/>
+      </w:pPr>
+      <w:r>
+        <w:rPr>
+          <w:rFonts w:ascii="Arial" w:hAnsi="Arial" w:eastAsia="Arial" w:cs="Arial"/>
+          <w:b w:val="0"/>
+          <w:i w:val="0"/>
+        </w:rPr>
+        <w:t>4. Какие ограничения по возрасту, опыту или состоянию нужно сообщать заранее?</w:t>
+      </w:r>
+    </w:p>
+    <w:p>
+      <w:pPr>
+        <w:pStyle w:val="BulletText"/>
+      </w:pPr>
+      <w:r>
+        <w:rPr>
+          <w:rFonts w:ascii="Arial" w:hAnsi="Arial" w:eastAsia="Arial" w:cs="Arial"/>
+          <w:b w:val="0"/>
+          <w:i w:val="0"/>
+        </w:rPr>
+        <w:t>5. Может ли человек прийти без регистрации и предварительной подготовки?</w:t>
+      </w:r>
+    </w:p>
+    <w:p>
+      <w:pPr>
+        <w:pStyle w:val="BulletText"/>
+      </w:pPr>
+      <w:r>
+        <w:rPr>
+          <w:rFonts w:ascii="Arial" w:hAnsi="Arial" w:eastAsia="Arial" w:cs="Arial"/>
+          <w:b w:val="0"/>
+          <w:i w:val="0"/>
+        </w:rPr>
+        <w:t>6. Как выглядит путь от первой программы до регулярного участия?</w:t>
+      </w:r>
+    </w:p>
+    <w:p>
+      <w:pPr>
+        <w:spacing w:before="120" w:after="60"/>
+      </w:pPr>
+      <w:r>
+        <w:rPr>
+          <w:rFonts w:ascii="Arial" w:hAnsi="Arial" w:eastAsia="Arial" w:cs="Arial"/>
+          <w:b/>
+        </w:rPr>
+        <w:t>3. Форматы и каталог</w:t>
+      </w:r>
+    </w:p>
+    <w:p>
+      <w:pPr>
+        <w:pStyle w:val="BulletText"/>
+      </w:pPr>
+      <w:r>
+        <w:rPr>
+          <w:rFonts w:ascii="Arial" w:hAnsi="Arial" w:eastAsia="Arial" w:cs="Arial"/>
+          <w:b w:val="0"/>
+          <w:i w:val="0"/>
+        </w:rPr>
+        <w:t>1. Какие форматы уже реально проводятся?</w:t>
+      </w:r>
+    </w:p>
+    <w:p>
+      <w:pPr>
+        <w:pStyle w:val="BulletText"/>
+      </w:pPr>
+      <w:r>
+        <w:rPr>
+          <w:rFonts w:ascii="Arial" w:hAnsi="Arial" w:eastAsia="Arial" w:cs="Arial"/>
+          <w:b w:val="0"/>
+          <w:i w:val="0"/>
+        </w:rPr>
+        <w:t>2. Какие форматы обязательны для каждого юнита, а какие дополнительные?</w:t>
+      </w:r>
+    </w:p>
+    <w:p>
+      <w:pPr>
+        <w:pStyle w:val="BulletText"/>
+      </w:pPr>
+      <w:r>
+        <w:rPr>
+          <w:rFonts w:ascii="Arial" w:hAnsi="Arial" w:eastAsia="Arial" w:cs="Arial"/>
+          <w:b w:val="0"/>
+          <w:i w:val="0"/>
+        </w:rPr>
+        <w:t>3. Для каждого формата: цель, аудитория, длительность и оптимальный размер группы?</w:t>
+      </w:r>
+    </w:p>
+    <w:p>
+      <w:pPr>
+        <w:pStyle w:val="BulletText"/>
+      </w:pPr>
+      <w:r>
+        <w:rPr>
+          <w:rFonts w:ascii="Arial" w:hAnsi="Arial" w:eastAsia="Arial" w:cs="Arial"/>
+          <w:b w:val="0"/>
+          <w:i w:val="0"/>
+        </w:rPr>
+        <w:t>4. Какие форматы подходят для первого знакомства?</w:t>
+      </w:r>
+    </w:p>
+    <w:p>
+      <w:pPr>
+        <w:pStyle w:val="BulletText"/>
+      </w:pPr>
+      <w:r>
+        <w:rPr>
+          <w:rFonts w:ascii="Arial" w:hAnsi="Arial" w:eastAsia="Arial" w:cs="Arial"/>
+          <w:b w:val="0"/>
+          <w:i w:val="0"/>
+        </w:rPr>
+        <w:t>5. Какие форматы требуют отдельной подготовки ведущего или помещения?</w:t>
+      </w:r>
+    </w:p>
+    <w:p>
+      <w:pPr>
+        <w:pStyle w:val="BulletText"/>
+      </w:pPr>
+      <w:r>
+        <w:rPr>
+          <w:rFonts w:ascii="Arial" w:hAnsi="Arial" w:eastAsia="Arial" w:cs="Arial"/>
+          <w:b w:val="0"/>
+          <w:i w:val="0"/>
+        </w:rPr>
+        <w:t>6. Какие готовые сценарии нужно создать в первую очередь?</w:t>
+      </w:r>
+    </w:p>
+    <w:p>
+      <w:pPr>
+        <w:spacing w:before="120" w:after="60"/>
+      </w:pPr>
+      <w:r>
+        <w:rPr>
+          <w:rFonts w:ascii="Arial" w:hAnsi="Arial" w:eastAsia="Arial" w:cs="Arial"/>
+          <w:b/>
+        </w:rPr>
+        <w:t>4. Подготовка и роли</w:t>
+      </w:r>
+    </w:p>
+    <w:p>
+      <w:pPr>
+        <w:pStyle w:val="BulletText"/>
+      </w:pPr>
+      <w:r>
+        <w:rPr>
+          <w:rFonts w:ascii="Arial" w:hAnsi="Arial" w:eastAsia="Arial" w:cs="Arial"/>
+          <w:b w:val="0"/>
+          <w:i w:val="0"/>
+        </w:rPr>
+        <w:t>1. Кто утверждает цель, дату и содержание программы?</w:t>
+      </w:r>
+    </w:p>
+    <w:p>
+      <w:pPr>
+        <w:pStyle w:val="BulletText"/>
+      </w:pPr>
+      <w:r>
+        <w:rPr>
+          <w:rFonts w:ascii="Arial" w:hAnsi="Arial" w:eastAsia="Arial" w:cs="Arial"/>
+          <w:b w:val="0"/>
+          <w:i w:val="0"/>
+        </w:rPr>
+        <w:t>2. Какие роли обязательны: ведущий, организатор, заботник, встречающий, фотограф?</w:t>
+      </w:r>
+    </w:p>
+    <w:p>
+      <w:pPr>
+        <w:pStyle w:val="BulletText"/>
+      </w:pPr>
+      <w:r>
+        <w:rPr>
+          <w:rFonts w:ascii="Arial" w:hAnsi="Arial" w:eastAsia="Arial" w:cs="Arial"/>
+          <w:b w:val="0"/>
+          <w:i w:val="0"/>
+        </w:rPr>
+        <w:t>3. Какие роли можно совмещать и при каком размере группы?</w:t>
+      </w:r>
+    </w:p>
+    <w:p>
+      <w:pPr>
+        <w:pStyle w:val="BulletText"/>
+      </w:pPr>
+      <w:r>
+        <w:rPr>
+          <w:rFonts w:ascii="Arial" w:hAnsi="Arial" w:eastAsia="Arial" w:cs="Arial"/>
+          <w:b w:val="0"/>
+          <w:i w:val="0"/>
+        </w:rPr>
+        <w:t>4. За сколько дней начинается подготовка?</w:t>
+      </w:r>
+    </w:p>
+    <w:p>
+      <w:pPr>
+        <w:pStyle w:val="BulletText"/>
+      </w:pPr>
+      <w:r>
+        <w:rPr>
+          <w:rFonts w:ascii="Arial" w:hAnsi="Arial" w:eastAsia="Arial" w:cs="Arial"/>
+          <w:b w:val="0"/>
+          <w:i w:val="0"/>
+        </w:rPr>
+        <w:t>5. Где хранится план программы и кто проверяет готовность?</w:t>
+      </w:r>
+    </w:p>
+    <w:p>
+      <w:pPr>
+        <w:pStyle w:val="BulletText"/>
+      </w:pPr>
+      <w:r>
+        <w:rPr>
+          <w:rFonts w:ascii="Arial" w:hAnsi="Arial" w:eastAsia="Arial" w:cs="Arial"/>
+          <w:b w:val="0"/>
+          <w:i w:val="0"/>
+        </w:rPr>
+        <w:t>6. Как команда действует, если ведущий или ответственный не может прийти?</w:t>
+      </w:r>
+    </w:p>
+    <w:p>
+      <w:pPr>
+        <w:pStyle w:val="BulletText"/>
+      </w:pPr>
+      <w:r>
+        <w:rPr>
+          <w:rFonts w:ascii="Arial" w:hAnsi="Arial" w:eastAsia="Arial" w:cs="Arial"/>
+          <w:b w:val="0"/>
+          <w:i w:val="0"/>
+        </w:rPr>
+        <w:t>7. Какой короткий бриф команда проводит перед открытием дверей?</w:t>
+      </w:r>
+    </w:p>
+    <w:p>
+      <w:pPr>
+        <w:spacing w:before="120" w:after="60"/>
+      </w:pPr>
+      <w:r>
+        <w:rPr>
+          <w:rFonts w:ascii="Arial" w:hAnsi="Arial" w:eastAsia="Arial" w:cs="Arial"/>
+          <w:b/>
+        </w:rPr>
+        <w:t>5. Пространство и гостеприимство</w:t>
+      </w:r>
+    </w:p>
+    <w:p>
+      <w:pPr>
+        <w:pStyle w:val="BulletText"/>
+      </w:pPr>
+      <w:r>
+        <w:rPr>
+          <w:rFonts w:ascii="Arial" w:hAnsi="Arial" w:eastAsia="Arial" w:cs="Arial"/>
+          <w:b w:val="0"/>
+          <w:i w:val="0"/>
+        </w:rPr>
+        <w:t>1. Какие требования есть к помещению, чистоте, температуре, свету и тишине?</w:t>
+      </w:r>
+    </w:p>
+    <w:p>
+      <w:pPr>
+        <w:pStyle w:val="BulletText"/>
+      </w:pPr>
+      <w:r>
+        <w:rPr>
+          <w:rFonts w:ascii="Arial" w:hAnsi="Arial" w:eastAsia="Arial" w:cs="Arial"/>
+          <w:b w:val="0"/>
+          <w:i w:val="0"/>
+        </w:rPr>
+        <w:t>2. Что должно быть подготовлено для обуви, одежды, воды и личных вещей?</w:t>
+      </w:r>
+    </w:p>
+    <w:p>
+      <w:pPr>
+        <w:pStyle w:val="BulletText"/>
+      </w:pPr>
+      <w:r>
+        <w:rPr>
+          <w:rFonts w:ascii="Arial" w:hAnsi="Arial" w:eastAsia="Arial" w:cs="Arial"/>
+          <w:b w:val="0"/>
+          <w:i w:val="0"/>
+        </w:rPr>
+        <w:t>3. Какие материалы и оборудование обязательны для каждого формата?</w:t>
+      </w:r>
+    </w:p>
+    <w:p>
+      <w:pPr>
+        <w:pStyle w:val="BulletText"/>
+      </w:pPr>
+      <w:r>
+        <w:rPr>
+          <w:rFonts w:ascii="Arial" w:hAnsi="Arial" w:eastAsia="Arial" w:cs="Arial"/>
+          <w:b w:val="0"/>
+          <w:i w:val="0"/>
+        </w:rPr>
+        <w:t>4. Как человек понимает, куда идти от входа?</w:t>
+      </w:r>
+    </w:p>
+    <w:p>
+      <w:pPr>
+        <w:pStyle w:val="BulletText"/>
+      </w:pPr>
+      <w:r>
+        <w:rPr>
+          <w:rFonts w:ascii="Arial" w:hAnsi="Arial" w:eastAsia="Arial" w:cs="Arial"/>
+          <w:b w:val="0"/>
+          <w:i w:val="0"/>
+        </w:rPr>
+        <w:t>5. Кто встречает опоздавших и помогает им включиться?</w:t>
+      </w:r>
+    </w:p>
+    <w:p>
+      <w:pPr>
+        <w:pStyle w:val="BulletText"/>
+      </w:pPr>
+      <w:r>
+        <w:rPr>
+          <w:rFonts w:ascii="Arial" w:hAnsi="Arial" w:eastAsia="Arial" w:cs="Arial"/>
+          <w:b w:val="0"/>
+          <w:i w:val="0"/>
+        </w:rPr>
+        <w:t>6. Нужны ли чай, угощение и отдельное время для общения?</w:t>
+      </w:r>
+    </w:p>
+    <w:p>
+      <w:pPr>
+        <w:pStyle w:val="BulletText"/>
+      </w:pPr>
+      <w:r>
+        <w:rPr>
+          <w:rFonts w:ascii="Arial" w:hAnsi="Arial" w:eastAsia="Arial" w:cs="Arial"/>
+          <w:b w:val="0"/>
+          <w:i w:val="0"/>
+        </w:rPr>
+        <w:t>7. Как учитываются доступность пространства и особые потребности участников?</w:t>
+      </w:r>
+    </w:p>
+    <w:p>
+      <w:pPr>
+        <w:spacing w:before="120" w:after="60"/>
+      </w:pPr>
+      <w:r>
+        <w:rPr>
+          <w:rFonts w:ascii="Arial" w:hAnsi="Arial" w:eastAsia="Arial" w:cs="Arial"/>
+          <w:b/>
+        </w:rPr>
+        <w:t>6. Сценарий встречи</w:t>
+      </w:r>
+    </w:p>
+    <w:p>
+      <w:pPr>
+        <w:pStyle w:val="BulletText"/>
+      </w:pPr>
+      <w:r>
+        <w:rPr>
+          <w:rFonts w:ascii="Arial" w:hAnsi="Arial" w:eastAsia="Arial" w:cs="Arial"/>
+          <w:b w:val="0"/>
+          <w:i w:val="0"/>
+        </w:rPr>
+        <w:t>1. Из каких обязательных частей состоит программа?</w:t>
+      </w:r>
+    </w:p>
+    <w:p>
+      <w:pPr>
+        <w:pStyle w:val="BulletText"/>
+      </w:pPr>
+      <w:r>
+        <w:rPr>
+          <w:rFonts w:ascii="Arial" w:hAnsi="Arial" w:eastAsia="Arial" w:cs="Arial"/>
+          <w:b w:val="0"/>
+          <w:i w:val="0"/>
+        </w:rPr>
+        <w:t>2. Сколько времени отводится на знакомство, объяснение, практику, вопросы и завершение?</w:t>
+      </w:r>
+    </w:p>
+    <w:p>
+      <w:pPr>
+        <w:pStyle w:val="BulletText"/>
+      </w:pPr>
+      <w:r>
+        <w:rPr>
+          <w:rFonts w:ascii="Arial" w:hAnsi="Arial" w:eastAsia="Arial" w:cs="Arial"/>
+          <w:b w:val="0"/>
+          <w:i w:val="0"/>
+        </w:rPr>
+        <w:t>3. Что ведущий говорит в первые пять минут?</w:t>
+      </w:r>
+    </w:p>
+    <w:p>
+      <w:pPr>
+        <w:pStyle w:val="BulletText"/>
+      </w:pPr>
+      <w:r>
+        <w:rPr>
+          <w:rFonts w:ascii="Arial" w:hAnsi="Arial" w:eastAsia="Arial" w:cs="Arial"/>
+          <w:b w:val="0"/>
+          <w:i w:val="0"/>
+        </w:rPr>
+        <w:t>4. Какие термины нужно всегда объяснять новичкам?</w:t>
+      </w:r>
+    </w:p>
+    <w:p>
+      <w:pPr>
+        <w:pStyle w:val="BulletText"/>
+      </w:pPr>
+      <w:r>
+        <w:rPr>
+          <w:rFonts w:ascii="Arial" w:hAnsi="Arial" w:eastAsia="Arial" w:cs="Arial"/>
+          <w:b w:val="0"/>
+          <w:i w:val="0"/>
+        </w:rPr>
+        <w:t>5. Как сообщаются правила участия и возможность отказаться от упражнения?</w:t>
+      </w:r>
+    </w:p>
+    <w:p>
+      <w:pPr>
+        <w:pStyle w:val="BulletText"/>
+      </w:pPr>
+      <w:r>
+        <w:rPr>
+          <w:rFonts w:ascii="Arial" w:hAnsi="Arial" w:eastAsia="Arial" w:cs="Arial"/>
+          <w:b w:val="0"/>
+          <w:i w:val="0"/>
+        </w:rPr>
+        <w:t>6. Как команда следит за таймингом?</w:t>
+      </w:r>
+    </w:p>
+    <w:p>
+      <w:pPr>
+        <w:pStyle w:val="BulletText"/>
+      </w:pPr>
+      <w:r>
+        <w:rPr>
+          <w:rFonts w:ascii="Arial" w:hAnsi="Arial" w:eastAsia="Arial" w:cs="Arial"/>
+          <w:b w:val="0"/>
+          <w:i w:val="0"/>
+        </w:rPr>
+        <w:t>7. Что делать, если группа устала, опаздывает или задаёт много вопросов?</w:t>
+      </w:r>
+    </w:p>
+    <w:p>
+      <w:pPr>
+        <w:pStyle w:val="BulletText"/>
+      </w:pPr>
+      <w:r>
+        <w:rPr>
+          <w:rFonts w:ascii="Arial" w:hAnsi="Arial" w:eastAsia="Arial" w:cs="Arial"/>
+          <w:b w:val="0"/>
+          <w:i w:val="0"/>
+        </w:rPr>
+        <w:t>8. Каким должно быть завершение и приглашение на следующий шаг?</w:t>
+      </w:r>
+    </w:p>
+    <w:p>
+      <w:pPr>
+        <w:spacing w:before="120" w:after="60"/>
+      </w:pPr>
+      <w:r>
+        <w:rPr>
+          <w:rFonts w:ascii="Arial" w:hAnsi="Arial" w:eastAsia="Arial" w:cs="Arial"/>
+          <w:b/>
+        </w:rPr>
+        <w:t>7. Забота во время программы</w:t>
+      </w:r>
+    </w:p>
+    <w:p>
+      <w:pPr>
+        <w:pStyle w:val="BulletText"/>
+      </w:pPr>
+      <w:r>
+        <w:rPr>
+          <w:rFonts w:ascii="Arial" w:hAnsi="Arial" w:eastAsia="Arial" w:cs="Arial"/>
+          <w:b w:val="0"/>
+          <w:i w:val="0"/>
+        </w:rPr>
+        <w:t>1. Кто отвечает за новичка до, во время и после встречи?</w:t>
+      </w:r>
+    </w:p>
+    <w:p>
+      <w:pPr>
+        <w:pStyle w:val="BulletText"/>
+      </w:pPr>
+      <w:r>
+        <w:rPr>
+          <w:rFonts w:ascii="Arial" w:hAnsi="Arial" w:eastAsia="Arial" w:cs="Arial"/>
+          <w:b w:val="0"/>
+          <w:i w:val="0"/>
+        </w:rPr>
+        <w:t>2. Как встречающий узнаёт, что человек пришёл впервые?</w:t>
+      </w:r>
+    </w:p>
+    <w:p>
+      <w:pPr>
+        <w:pStyle w:val="BulletText"/>
+      </w:pPr>
+      <w:r>
+        <w:rPr>
+          <w:rFonts w:ascii="Arial" w:hAnsi="Arial" w:eastAsia="Arial" w:cs="Arial"/>
+          <w:b w:val="0"/>
+          <w:i w:val="0"/>
+        </w:rPr>
+        <w:t>3. Что обязательно объяснить человеку до начала?</w:t>
+      </w:r>
+    </w:p>
+    <w:p>
+      <w:pPr>
+        <w:pStyle w:val="BulletText"/>
+      </w:pPr>
+      <w:r>
+        <w:rPr>
+          <w:rFonts w:ascii="Arial" w:hAnsi="Arial" w:eastAsia="Arial" w:cs="Arial"/>
+          <w:b w:val="0"/>
+          <w:i w:val="0"/>
+        </w:rPr>
+        <w:t>4. Как познакомить новичка с группой без неловкости?</w:t>
+      </w:r>
+    </w:p>
+    <w:p>
+      <w:pPr>
+        <w:pStyle w:val="BulletText"/>
+      </w:pPr>
+      <w:r>
+        <w:rPr>
+          <w:rFonts w:ascii="Arial" w:hAnsi="Arial" w:eastAsia="Arial" w:cs="Arial"/>
+          <w:b w:val="0"/>
+          <w:i w:val="0"/>
+        </w:rPr>
+        <w:t>5. Как замечать человека, который остался один или чувствует себя неуверенно?</w:t>
+      </w:r>
+    </w:p>
+    <w:p>
+      <w:pPr>
+        <w:pStyle w:val="BulletText"/>
+      </w:pPr>
+      <w:r>
+        <w:rPr>
+          <w:rFonts w:ascii="Arial" w:hAnsi="Arial" w:eastAsia="Arial" w:cs="Arial"/>
+          <w:b w:val="0"/>
+          <w:i w:val="0"/>
+        </w:rPr>
+        <w:t>6. Как действовать, если участнику некомфортно или он хочет уйти?</w:t>
+      </w:r>
+    </w:p>
+    <w:p>
+      <w:pPr>
+        <w:pStyle w:val="BulletText"/>
+      </w:pPr>
+      <w:r>
+        <w:rPr>
+          <w:rFonts w:ascii="Arial" w:hAnsi="Arial" w:eastAsia="Arial" w:cs="Arial"/>
+          <w:b w:val="0"/>
+          <w:i w:val="0"/>
+        </w:rPr>
+        <w:t>7. В какой момент уместно предложить чат, следующую встречу или обучение?</w:t>
+      </w:r>
+    </w:p>
+    <w:p>
+      <w:pPr>
+        <w:pStyle w:val="BulletText"/>
+      </w:pPr>
+      <w:r>
+        <w:rPr>
+          <w:rFonts w:ascii="Arial" w:hAnsi="Arial" w:eastAsia="Arial" w:cs="Arial"/>
+          <w:b w:val="0"/>
+          <w:i w:val="0"/>
+        </w:rPr>
+        <w:t>8. Какие данные и договорённости передаются заботнику после программы?</w:t>
+      </w:r>
+    </w:p>
+    <w:p>
+      <w:pPr>
+        <w:spacing w:before="120" w:after="60"/>
+      </w:pPr>
+      <w:r>
+        <w:rPr>
+          <w:rFonts w:ascii="Arial" w:hAnsi="Arial" w:eastAsia="Arial" w:cs="Arial"/>
+          <w:b/>
+        </w:rPr>
+        <w:t>8. Small talk и интерактивы</w:t>
+      </w:r>
+    </w:p>
+    <w:p>
+      <w:pPr>
+        <w:pStyle w:val="BulletText"/>
+      </w:pPr>
+      <w:r>
+        <w:rPr>
+          <w:rFonts w:ascii="Arial" w:hAnsi="Arial" w:eastAsia="Arial" w:cs="Arial"/>
+          <w:b w:val="0"/>
+          <w:i w:val="0"/>
+        </w:rPr>
+        <w:t>1. В каких программах small talk обязателен и сколько времени на него даётся?</w:t>
+      </w:r>
+    </w:p>
+    <w:p>
+      <w:pPr>
+        <w:pStyle w:val="BulletText"/>
+      </w:pPr>
+      <w:r>
+        <w:rPr>
+          <w:rFonts w:ascii="Arial" w:hAnsi="Arial" w:eastAsia="Arial" w:cs="Arial"/>
+          <w:b w:val="0"/>
+          <w:i w:val="0"/>
+        </w:rPr>
+        <w:t>2. Какие темы подходят до встречи, а какие после неё?</w:t>
+      </w:r>
+    </w:p>
+    <w:p>
+      <w:pPr>
+        <w:pStyle w:val="BulletText"/>
+      </w:pPr>
+      <w:r>
+        <w:rPr>
+          <w:rFonts w:ascii="Arial" w:hAnsi="Arial" w:eastAsia="Arial" w:cs="Arial"/>
+          <w:b w:val="0"/>
+          <w:i w:val="0"/>
+        </w:rPr>
+        <w:t>3. Какие вопросы считаются слишком личными или неуместными?</w:t>
+      </w:r>
+    </w:p>
+    <w:p>
+      <w:pPr>
+        <w:pStyle w:val="BulletText"/>
+      </w:pPr>
+      <w:r>
+        <w:rPr>
+          <w:rFonts w:ascii="Arial" w:hAnsi="Arial" w:eastAsia="Arial" w:cs="Arial"/>
+          <w:b w:val="0"/>
+          <w:i w:val="0"/>
+        </w:rPr>
+        <w:t>4. Кто помогает начать разговор в небольшой и большой группе?</w:t>
+      </w:r>
+    </w:p>
+    <w:p>
+      <w:pPr>
+        <w:pStyle w:val="BulletText"/>
+      </w:pPr>
+      <w:r>
+        <w:rPr>
+          <w:rFonts w:ascii="Arial" w:hAnsi="Arial" w:eastAsia="Arial" w:cs="Arial"/>
+          <w:b w:val="0"/>
+          <w:i w:val="0"/>
+        </w:rPr>
+        <w:t>5. Какие интерактивы уже хорошо работают в ваших городах?</w:t>
+      </w:r>
+    </w:p>
+    <w:p>
+      <w:pPr>
+        <w:pStyle w:val="BulletText"/>
+      </w:pPr>
+      <w:r>
+        <w:rPr>
+          <w:rFonts w:ascii="Arial" w:hAnsi="Arial" w:eastAsia="Arial" w:cs="Arial"/>
+          <w:b w:val="0"/>
+          <w:i w:val="0"/>
+        </w:rPr>
+        <w:t>6. Какой интерактив подходит для 5, 15 и 50 участников?</w:t>
+      </w:r>
+    </w:p>
+    <w:p>
+      <w:pPr>
+        <w:pStyle w:val="BulletText"/>
+      </w:pPr>
+      <w:r>
+        <w:rPr>
+          <w:rFonts w:ascii="Arial" w:hAnsi="Arial" w:eastAsia="Arial" w:cs="Arial"/>
+          <w:b w:val="0"/>
+          <w:i w:val="0"/>
+        </w:rPr>
+        <w:t>7. Как дать возможность высказаться тихим людям и не ограничить активных?</w:t>
+      </w:r>
+    </w:p>
+    <w:p>
+      <w:pPr>
+        <w:pStyle w:val="BulletText"/>
+      </w:pPr>
+      <w:r>
+        <w:rPr>
+          <w:rFonts w:ascii="Arial" w:hAnsi="Arial" w:eastAsia="Arial" w:cs="Arial"/>
+          <w:b w:val="0"/>
+          <w:i w:val="0"/>
+        </w:rPr>
+        <w:t>8. Как собирать вопросы анонимно?</w:t>
+      </w:r>
+    </w:p>
+    <w:p>
+      <w:pPr>
+        <w:pStyle w:val="BulletText"/>
+      </w:pPr>
+      <w:r>
+        <w:rPr>
+          <w:rFonts w:ascii="Arial" w:hAnsi="Arial" w:eastAsia="Arial" w:cs="Arial"/>
+          <w:b w:val="0"/>
+          <w:i w:val="0"/>
+        </w:rPr>
+        <w:t>9. Как использовать ответы участников при планировании следующих программ?</w:t>
+      </w:r>
+    </w:p>
+    <w:p>
+      <w:pPr>
+        <w:spacing w:before="120" w:after="60"/>
+      </w:pPr>
+      <w:r>
+        <w:rPr>
+          <w:rFonts w:ascii="Arial" w:hAnsi="Arial" w:eastAsia="Arial" w:cs="Arial"/>
+          <w:b/>
+        </w:rPr>
+        <w:t>9. Содержание, безопасность и границы</w:t>
+      </w:r>
+    </w:p>
+    <w:p>
+      <w:pPr>
+        <w:pStyle w:val="BulletText"/>
+      </w:pPr>
+      <w:r>
+        <w:rPr>
+          <w:rFonts w:ascii="Arial" w:hAnsi="Arial" w:eastAsia="Arial" w:cs="Arial"/>
+          <w:b w:val="0"/>
+          <w:i w:val="0"/>
+        </w:rPr>
+        <w:t>1. Кто отвечает за точность содержания и квалификацию ведущего?</w:t>
+      </w:r>
+    </w:p>
+    <w:p>
+      <w:pPr>
+        <w:pStyle w:val="BulletText"/>
+      </w:pPr>
+      <w:r>
+        <w:rPr>
+          <w:rFonts w:ascii="Arial" w:hAnsi="Arial" w:eastAsia="Arial" w:cs="Arial"/>
+          <w:b w:val="0"/>
+          <w:i w:val="0"/>
+        </w:rPr>
+        <w:t>2. Какие практики требуют предупреждений или адаптации?</w:t>
+      </w:r>
+    </w:p>
+    <w:p>
+      <w:pPr>
+        <w:pStyle w:val="BulletText"/>
+      </w:pPr>
+      <w:r>
+        <w:rPr>
+          <w:rFonts w:ascii="Arial" w:hAnsi="Arial" w:eastAsia="Arial" w:cs="Arial"/>
+          <w:b w:val="0"/>
+          <w:i w:val="0"/>
+        </w:rPr>
+        <w:t>3. Как мы объясняем, что практика не заменяет медицинскую помощь?</w:t>
+      </w:r>
+    </w:p>
+    <w:p>
+      <w:pPr>
+        <w:pStyle w:val="BulletText"/>
+      </w:pPr>
+      <w:r>
+        <w:rPr>
+          <w:rFonts w:ascii="Arial" w:hAnsi="Arial" w:eastAsia="Arial" w:cs="Arial"/>
+          <w:b w:val="0"/>
+          <w:i w:val="0"/>
+        </w:rPr>
+        <w:t>4. Какие правила действуют для фото и видео?</w:t>
+      </w:r>
+    </w:p>
+    <w:p>
+      <w:pPr>
+        <w:pStyle w:val="BulletText"/>
+      </w:pPr>
+      <w:r>
+        <w:rPr>
+          <w:rFonts w:ascii="Arial" w:hAnsi="Arial" w:eastAsia="Arial" w:cs="Arial"/>
+          <w:b w:val="0"/>
+          <w:i w:val="0"/>
+        </w:rPr>
+        <w:t>5. Какие личные данные можно собирать и только с каким согласием?</w:t>
+      </w:r>
+    </w:p>
+    <w:p>
+      <w:pPr>
+        <w:pStyle w:val="BulletText"/>
+      </w:pPr>
+      <w:r>
+        <w:rPr>
+          <w:rFonts w:ascii="Arial" w:hAnsi="Arial" w:eastAsia="Arial" w:cs="Arial"/>
+          <w:b w:val="0"/>
+          <w:i w:val="0"/>
+        </w:rPr>
+        <w:t>6. Как команда реагирует на конфликт, давление или неуважительное поведение?</w:t>
+      </w:r>
+    </w:p>
+    <w:p>
+      <w:pPr>
+        <w:pStyle w:val="BulletText"/>
+      </w:pPr>
+      <w:r>
+        <w:rPr>
+          <w:rFonts w:ascii="Arial" w:hAnsi="Arial" w:eastAsia="Arial" w:cs="Arial"/>
+          <w:b w:val="0"/>
+          <w:i w:val="0"/>
+        </w:rPr>
+        <w:t>7. К кому передаётся ситуация, которую команда не может решить на месте?</w:t>
+      </w:r>
+    </w:p>
+    <w:p>
+      <w:pPr>
+        <w:spacing w:before="120" w:after="60"/>
+      </w:pPr>
+      <w:r>
+        <w:rPr>
+          <w:rFonts w:ascii="Arial" w:hAnsi="Arial" w:eastAsia="Arial" w:cs="Arial"/>
+          <w:b/>
+        </w:rPr>
+        <w:t>10. Завершение и связь после</w:t>
+      </w:r>
+    </w:p>
+    <w:p>
+      <w:pPr>
+        <w:pStyle w:val="BulletText"/>
+      </w:pPr>
+      <w:r>
+        <w:rPr>
+          <w:rFonts w:ascii="Arial" w:hAnsi="Arial" w:eastAsia="Arial" w:cs="Arial"/>
+          <w:b w:val="0"/>
+          <w:i w:val="0"/>
+        </w:rPr>
+        <w:t>1. Как собирается устная и письменная обратная связь?</w:t>
+      </w:r>
+    </w:p>
+    <w:p>
+      <w:pPr>
+        <w:pStyle w:val="BulletText"/>
+      </w:pPr>
+      <w:r>
+        <w:rPr>
+          <w:rFonts w:ascii="Arial" w:hAnsi="Arial" w:eastAsia="Arial" w:cs="Arial"/>
+          <w:b w:val="0"/>
+          <w:i w:val="0"/>
+        </w:rPr>
+        <w:t>2. Какие два или три вопроса задаются участнику после встречи?</w:t>
+      </w:r>
+    </w:p>
+    <w:p>
+      <w:pPr>
+        <w:pStyle w:val="BulletText"/>
+      </w:pPr>
+      <w:r>
+        <w:rPr>
+          <w:rFonts w:ascii="Arial" w:hAnsi="Arial" w:eastAsia="Arial" w:cs="Arial"/>
+          <w:b w:val="0"/>
+          <w:i w:val="0"/>
+        </w:rPr>
+        <w:t>3. Когда и кто пишет новичку после программы?</w:t>
+      </w:r>
+    </w:p>
+    <w:p>
+      <w:pPr>
+        <w:pStyle w:val="BulletText"/>
+      </w:pPr>
+      <w:r>
+        <w:rPr>
+          <w:rFonts w:ascii="Arial" w:hAnsi="Arial" w:eastAsia="Arial" w:cs="Arial"/>
+          <w:b w:val="0"/>
+          <w:i w:val="0"/>
+        </w:rPr>
+        <w:t>4. Как фиксируется его интерес и следующий шаг в приложении?</w:t>
+      </w:r>
+    </w:p>
+    <w:p>
+      <w:pPr>
+        <w:pStyle w:val="BulletText"/>
+      </w:pPr>
+      <w:r>
+        <w:rPr>
+          <w:rFonts w:ascii="Arial" w:hAnsi="Arial" w:eastAsia="Arial" w:cs="Arial"/>
+          <w:b w:val="0"/>
+          <w:i w:val="0"/>
+        </w:rPr>
+        <w:t>5. Когда уместно попросить отзыв и разрешение на публикацию?</w:t>
+      </w:r>
+    </w:p>
+    <w:p>
+      <w:pPr>
+        <w:pStyle w:val="BulletText"/>
+      </w:pPr>
+      <w:r>
+        <w:rPr>
+          <w:rFonts w:ascii="Arial" w:hAnsi="Arial" w:eastAsia="Arial" w:cs="Arial"/>
+          <w:b w:val="0"/>
+          <w:i w:val="0"/>
+        </w:rPr>
+        <w:t>6. Какие материалы можно отправить после встречи?</w:t>
+      </w:r>
+    </w:p>
+    <w:p>
+      <w:pPr>
+        <w:pStyle w:val="BulletText"/>
+      </w:pPr>
+      <w:r>
+        <w:rPr>
+          <w:rFonts w:ascii="Arial" w:hAnsi="Arial" w:eastAsia="Arial" w:cs="Arial"/>
+          <w:b w:val="0"/>
+          <w:i w:val="0"/>
+        </w:rPr>
+        <w:t>7. Что делать, если человек не отвечает или не хочет продолжать?</w:t>
+      </w:r>
+    </w:p>
+    <w:p>
+      <w:pPr>
+        <w:spacing w:before="120" w:after="60"/>
+      </w:pPr>
+      <w:r>
+        <w:rPr>
+          <w:rFonts w:ascii="Arial" w:hAnsi="Arial" w:eastAsia="Arial" w:cs="Arial"/>
+          <w:b/>
+        </w:rPr>
+        <w:t>11. Качество и развитие</w:t>
+      </w:r>
+    </w:p>
+    <w:p>
+      <w:pPr>
+        <w:pStyle w:val="BulletText"/>
+      </w:pPr>
+      <w:r>
+        <w:rPr>
+          <w:rFonts w:ascii="Arial" w:hAnsi="Arial" w:eastAsia="Arial" w:cs="Arial"/>
+          <w:b w:val="0"/>
+          <w:i w:val="0"/>
+        </w:rPr>
+        <w:t>1. Какие показатели важнее всего: регистрации, посещения, возвраты, отзывы, переход в практику?</w:t>
+      </w:r>
+    </w:p>
+    <w:p>
+      <w:pPr>
+        <w:pStyle w:val="BulletText"/>
+      </w:pPr>
+      <w:r>
+        <w:rPr>
+          <w:rFonts w:ascii="Arial" w:hAnsi="Arial" w:eastAsia="Arial" w:cs="Arial"/>
+          <w:b w:val="0"/>
+          <w:i w:val="0"/>
+        </w:rPr>
+        <w:t>2. Как считать повторный приход и за какой период?</w:t>
+      </w:r>
+    </w:p>
+    <w:p>
+      <w:pPr>
+        <w:pStyle w:val="BulletText"/>
+      </w:pPr>
+      <w:r>
+        <w:rPr>
+          <w:rFonts w:ascii="Arial" w:hAnsi="Arial" w:eastAsia="Arial" w:cs="Arial"/>
+          <w:b w:val="0"/>
+          <w:i w:val="0"/>
+        </w:rPr>
+        <w:t>3. Кто и как проводит разбор команды после программы?</w:t>
+      </w:r>
+    </w:p>
+    <w:p>
+      <w:pPr>
+        <w:pStyle w:val="BulletText"/>
+      </w:pPr>
+      <w:r>
+        <w:rPr>
+          <w:rFonts w:ascii="Arial" w:hAnsi="Arial" w:eastAsia="Arial" w:cs="Arial"/>
+          <w:b w:val="0"/>
+          <w:i w:val="0"/>
+        </w:rPr>
+        <w:t>4. Какие данные записываются после каждой встречи?</w:t>
+      </w:r>
+    </w:p>
+    <w:p>
+      <w:pPr>
+        <w:pStyle w:val="BulletText"/>
+      </w:pPr>
+      <w:r>
+        <w:rPr>
+          <w:rFonts w:ascii="Arial" w:hAnsi="Arial" w:eastAsia="Arial" w:cs="Arial"/>
+          <w:b w:val="0"/>
+          <w:i w:val="0"/>
+        </w:rPr>
+        <w:t>5. Как отличить единичную проблему от правила, которое нужно изменить?</w:t>
+      </w:r>
+    </w:p>
+    <w:p>
+      <w:pPr>
+        <w:pStyle w:val="BulletText"/>
+      </w:pPr>
+      <w:r>
+        <w:rPr>
+          <w:rFonts w:ascii="Arial" w:hAnsi="Arial" w:eastAsia="Arial" w:cs="Arial"/>
+          <w:b w:val="0"/>
+          <w:i w:val="0"/>
+        </w:rPr>
+        <w:t>6. Где хранятся лучшие сценарии и находки городов?</w:t>
+      </w:r>
+    </w:p>
+    <w:p>
+      <w:pPr>
+        <w:pStyle w:val="BulletText"/>
+      </w:pPr>
+      <w:r>
+        <w:rPr>
+          <w:rFonts w:ascii="Arial" w:hAnsi="Arial" w:eastAsia="Arial" w:cs="Arial"/>
+          <w:b w:val="0"/>
+          <w:i w:val="0"/>
+        </w:rPr>
+        <w:t>7. Как часто стандарт программ пересматривается?</w:t>
+      </w:r>
+    </w:p>
+    <w:p>
+      <w:pPr>
+        <w:spacing w:before="120" w:after="60"/>
+      </w:pPr>
+      <w:r>
+        <w:rPr>
+          <w:rFonts w:ascii="Arial" w:hAnsi="Arial" w:eastAsia="Arial" w:cs="Arial"/>
+          <w:b/>
+        </w:rPr>
+        <w:t>12. Готовые инструменты</w:t>
+      </w:r>
+    </w:p>
+    <w:p>
+      <w:pPr>
+        <w:pStyle w:val="BulletText"/>
+      </w:pPr>
+      <w:r>
+        <w:rPr>
+          <w:rFonts w:ascii="Arial" w:hAnsi="Arial" w:eastAsia="Arial" w:cs="Arial"/>
+          <w:b w:val="0"/>
+          <w:i w:val="0"/>
+        </w:rPr>
+        <w:t>1. Какие чек-листы нужны ведущему, организатору и заботнику?</w:t>
+      </w:r>
+    </w:p>
+    <w:p>
+      <w:pPr>
+        <w:pStyle w:val="BulletText"/>
+      </w:pPr>
+      <w:r>
+        <w:rPr>
+          <w:rFonts w:ascii="Arial" w:hAnsi="Arial" w:eastAsia="Arial" w:cs="Arial"/>
+          <w:b w:val="0"/>
+          <w:i w:val="0"/>
+        </w:rPr>
+        <w:t>2. Какие шаблоны сообщений нужны до и после программы?</w:t>
+      </w:r>
+    </w:p>
+    <w:p>
+      <w:pPr>
+        <w:pStyle w:val="BulletText"/>
+      </w:pPr>
+      <w:r>
+        <w:rPr>
+          <w:rFonts w:ascii="Arial" w:hAnsi="Arial" w:eastAsia="Arial" w:cs="Arial"/>
+          <w:b w:val="0"/>
+          <w:i w:val="0"/>
+        </w:rPr>
+        <w:t>3. Какие сценарии, презентации, аудио и раздаточные материалы уже существуют?</w:t>
+      </w:r>
+    </w:p>
+    <w:p>
+      <w:pPr>
+        <w:pStyle w:val="BulletText"/>
+      </w:pPr>
+      <w:r>
+        <w:rPr>
+          <w:rFonts w:ascii="Arial" w:hAnsi="Arial" w:eastAsia="Arial" w:cs="Arial"/>
+          <w:b w:val="0"/>
+          <w:i w:val="0"/>
+        </w:rPr>
+        <w:t>4. Нужен ли отдельный набор вопросов для small talk по каждому формату?</w:t>
+      </w:r>
+    </w:p>
+    <w:p>
+      <w:pPr>
+        <w:pStyle w:val="BulletText"/>
+      </w:pPr>
+      <w:r>
+        <w:rPr>
+          <w:rFonts w:ascii="Arial" w:hAnsi="Arial" w:eastAsia="Arial" w:cs="Arial"/>
+          <w:b w:val="0"/>
+          <w:i w:val="0"/>
+        </w:rPr>
+        <w:t>5. Какие формы регистрации и обратной связи используются?</w:t>
+      </w:r>
+    </w:p>
+    <w:p>
+      <w:pPr>
+        <w:pStyle w:val="BulletText"/>
+      </w:pPr>
+      <w:r>
+        <w:rPr>
+          <w:rFonts w:ascii="Arial" w:hAnsi="Arial" w:eastAsia="Arial" w:cs="Arial"/>
+          <w:b w:val="0"/>
+          <w:i w:val="0"/>
+        </w:rPr>
+        <w:t>6. Какие материалы участник должен получать автоматически?</w:t>
+      </w:r>
+    </w:p>
+    <w:p>
+      <w:pPr>
+        <w:pStyle w:val="BulletText"/>
+      </w:pPr>
+      <w:r>
+        <w:rPr>
+          <w:rFonts w:ascii="Arial" w:hAnsi="Arial" w:eastAsia="Arial" w:cs="Arial"/>
+          <w:b w:val="0"/>
+          <w:i w:val="0"/>
+        </w:rPr>
+        <w:t>7. Что из этого нужно сделать в первую очередь, чтобы провести ближайшую программу?</w:t>
+      </w:r>
+    </w:p>
+    <w:p>
+      <w:pPr>
         <w:pStyle w:val="Heading4"/>
       </w:pPr>
       <w:r>
@@ -1952,7 +4834,15 @@
           <w:b w:val="0"/>
           <w:i w:val="0"/>
         </w:rPr>
-        <w:t>Выберите ближайшую программу и зафиксируйте её цель, аудиторию и следующий шаг участника.</w:t>
+        <w:t>Ответьте сначала на блоки 1, 3, 6 и 7: цель, форматы, сценарий и забота. Этого хватит, чтобы собрать первую полную версию стандарта программ.</w:t>
+      </w:r>
+    </w:p>
+    <w:p>
+      <w:pPr>
+        <w:pStyle w:val="Heading3"/>
+      </w:pPr>
+      <w:r>
+        <w:t>Связанные материалы</w:t>
       </w:r>
     </w:p>
     <w:p>
@@ -1967,7 +4857,7 @@
         </w:rPr>
         <w:t xml:space="preserve">• </w:t>
       </w:r>
-      <w:hyperlink r:id="rId22">
+      <w:hyperlink r:id="rId26">
         <w:r>
           <w:rPr>
             <w:color w:val="1F5E4A"/>
@@ -1990,7 +4880,7 @@
         </w:rPr>
         <w:t xml:space="preserve">• </w:t>
       </w:r>
-      <w:hyperlink r:id="rId23">
+      <w:hyperlink r:id="rId27">
         <w:r>
           <w:rPr>
             <w:color w:val="1F5E4A"/>
@@ -2013,7 +4903,7 @@
         </w:rPr>
         <w:t xml:space="preserve">• </w:t>
       </w:r>
-      <w:hyperlink r:id="rId21">
+      <w:hyperlink r:id="rId28">
         <w:r>
           <w:rPr>
             <w:color w:val="1F5E4A"/>
@@ -2025,7 +4915,7 @@
       </w:hyperlink>
     </w:p>
     <w:p>
-      <w:hyperlink r:id="rId18">
+      <w:hyperlink r:id="rId24">
         <w:r>
           <w:rPr>
             <w:color w:val="1F5E4A"/>
@@ -2040,7 +4930,7 @@
       <w:pPr>
         <w:spacing w:before="120"/>
       </w:pPr>
-      <w:hyperlink r:id="rId24">
+      <w:hyperlink r:id="rId29">
         <w:r>
           <w:rPr>
             <w:color w:val="1F5E4A"/>
@@ -2135,7 +5025,7 @@
       </w:r>
     </w:p>
     <w:p>
-      <w:hyperlink r:id="rId25">
+      <w:hyperlink r:id="rId30">
         <w:r>
           <w:rPr>
             <w:color w:val="1F5E4A"/>
@@ -2209,7 +5099,7 @@
       </w:r>
     </w:p>
     <w:p>
-      <w:hyperlink r:id="rId21">
+      <w:hyperlink r:id="rId28">
         <w:r>
           <w:rPr>
             <w:color w:val="1F5E4A"/>
@@ -2415,7 +5305,7 @@
       </w:r>
     </w:p>
     <w:p>
-      <w:hyperlink r:id="rId26">
+      <w:hyperlink r:id="rId31">
         <w:r>
           <w:rPr>
             <w:color w:val="1F5E4A"/>
@@ -2446,26 +5336,34 @@
         </w:rPr>
         <w:t>Работа с приложением</w:t>
       </w:r>
-    </w:p>
-    <w:p>
-      <w:r>
-        <w:rPr>
-          <w:rFonts w:ascii="Arial" w:hAnsi="Arial" w:eastAsia="Arial" w:cs="Arial"/>
-          <w:b w:val="0"/>
-          <w:i w:val="0"/>
-        </w:rPr>
-        <w:t>Добавить человека, увидеть следующий шаг, оставить информацию и поддерживать базу актуальной.</w:t>
-      </w:r>
-    </w:p>
-    <w:p>
-      <w:hyperlink r:id="rId27">
+      <w:r>
+        <w:rPr>
+          <w:rFonts w:ascii="Arial" w:hAnsi="Arial" w:eastAsia="Arial" w:cs="Arial"/>
+          <w:b w:val="0"/>
+          <w:i w:val="0"/>
+        </w:rPr>
+        <w:t xml:space="preserve"> обязательно</w:t>
+      </w:r>
+    </w:p>
+    <w:p>
+      <w:r>
+        <w:rPr>
+          <w:rFonts w:ascii="Arial" w:hAnsi="Arial" w:eastAsia="Arial" w:cs="Arial"/>
+          <w:b w:val="0"/>
+          <w:i w:val="0"/>
+        </w:rPr>
+        <w:t>Видеть текущий этап человека, следующую договорённость и ответственного за контакт.</w:t>
+      </w:r>
+    </w:p>
+    <w:p>
+      <w:hyperlink r:id="rId32">
         <w:r>
           <w:rPr>
             <w:color w:val="1F5E4A"/>
             <w:u w:val="single"/>
             <w:rFonts w:ascii="Arial" w:hAnsi="Arial" w:eastAsia="Arial" w:cs="Arial"/>
           </w:rPr>
-          <w:t>Открыть приложение</w:t>
+          <w:t>Открыть порядок учёта</w:t>
         </w:r>
       </w:hyperlink>
     </w:p>
@@ -2474,6 +5372,256 @@
         <w:pStyle w:val="Heading3"/>
       </w:pPr>
       <w:r>
+        <w:t>Приложение — обязательный рабочий инструмент</w:t>
+      </w:r>
+    </w:p>
+    <w:p>
+      <w:r>
+        <w:rPr>
+          <w:rFonts w:ascii="Arial" w:hAnsi="Arial" w:eastAsia="Arial" w:cs="Arial"/>
+          <w:b w:val="0"/>
+          <w:i w:val="0"/>
+        </w:rPr>
+        <w:t>Приложение хранит общую картину пути человека. Оно помогает команде понимать, на каком этапе находится человек, что уже происходило и какой шаг согласован дальше. Запись не заменяет живого общения, но не позволяет договорённостям потеряться при передаче между людьми.</w:t>
+      </w:r>
+    </w:p>
+    <w:p>
+      <w:hyperlink r:id="rId19">
+        <w:r>
+          <w:rPr>
+            <w:color w:val="1F5E4A"/>
+            <w:u w:val="single"/>
+            <w:rFonts w:ascii="Arial" w:hAnsi="Arial" w:eastAsia="Arial" w:cs="Arial"/>
+          </w:rPr>
+          <w:t>Открыть приложение Ananda Prachar</w:t>
+        </w:r>
+      </w:hyperlink>
+    </w:p>
+    <w:p>
+      <w:pPr>
+        <w:pStyle w:val="Heading4"/>
+      </w:pPr>
+      <w:r>
+        <w:t>Что фиксировать</w:t>
+      </w:r>
+    </w:p>
+    <w:p>
+      <w:pPr>
+        <w:pStyle w:val="BulletText"/>
+      </w:pPr>
+      <w:r>
+        <w:rPr>
+          <w:rFonts w:ascii="Arial" w:hAnsi="Arial" w:eastAsia="Arial" w:cs="Arial"/>
+          <w:b w:val="0"/>
+          <w:i w:val="0"/>
+        </w:rPr>
+        <w:t>• имя и доступный контакт;</w:t>
+      </w:r>
+    </w:p>
+    <w:p>
+      <w:pPr>
+        <w:pStyle w:val="BulletText"/>
+      </w:pPr>
+      <w:r>
+        <w:rPr>
+          <w:rFonts w:ascii="Arial" w:hAnsi="Arial" w:eastAsia="Arial" w:cs="Arial"/>
+          <w:b w:val="0"/>
+          <w:i w:val="0"/>
+        </w:rPr>
+        <w:t>• источник обращения;</w:t>
+      </w:r>
+    </w:p>
+    <w:p>
+      <w:pPr>
+        <w:pStyle w:val="BulletText"/>
+      </w:pPr>
+      <w:r>
+        <w:rPr>
+          <w:rFonts w:ascii="Arial" w:hAnsi="Arial" w:eastAsia="Arial" w:cs="Arial"/>
+          <w:b w:val="0"/>
+          <w:i w:val="0"/>
+        </w:rPr>
+        <w:t>• город и первая интересующая программа;</w:t>
+      </w:r>
+    </w:p>
+    <w:p>
+      <w:pPr>
+        <w:pStyle w:val="BulletText"/>
+      </w:pPr>
+      <w:r>
+        <w:rPr>
+          <w:rFonts w:ascii="Arial" w:hAnsi="Arial" w:eastAsia="Arial" w:cs="Arial"/>
+          <w:b w:val="0"/>
+          <w:i w:val="0"/>
+        </w:rPr>
+        <w:t>• текущий этап пути;</w:t>
+      </w:r>
+    </w:p>
+    <w:p>
+      <w:pPr>
+        <w:pStyle w:val="BulletText"/>
+      </w:pPr>
+      <w:r>
+        <w:rPr>
+          <w:rFonts w:ascii="Arial" w:hAnsi="Arial" w:eastAsia="Arial" w:cs="Arial"/>
+          <w:b w:val="0"/>
+          <w:i w:val="0"/>
+        </w:rPr>
+        <w:t>• дату и краткий результат последнего контакта;</w:t>
+      </w:r>
+    </w:p>
+    <w:p>
+      <w:pPr>
+        <w:pStyle w:val="BulletText"/>
+      </w:pPr>
+      <w:r>
+        <w:rPr>
+          <w:rFonts w:ascii="Arial" w:hAnsi="Arial" w:eastAsia="Arial" w:cs="Arial"/>
+          <w:b w:val="0"/>
+          <w:i w:val="0"/>
+        </w:rPr>
+        <w:t>• следующий шаг и дату, когда к нему вернуться;</w:t>
+      </w:r>
+    </w:p>
+    <w:p>
+      <w:pPr>
+        <w:pStyle w:val="BulletText"/>
+      </w:pPr>
+      <w:r>
+        <w:rPr>
+          <w:rFonts w:ascii="Arial" w:hAnsi="Arial" w:eastAsia="Arial" w:cs="Arial"/>
+          <w:b w:val="0"/>
+          <w:i w:val="0"/>
+        </w:rPr>
+        <w:t>• ответственного за следующий контакт;</w:t>
+      </w:r>
+    </w:p>
+    <w:p>
+      <w:pPr>
+        <w:pStyle w:val="BulletText"/>
+      </w:pPr>
+      <w:r>
+        <w:rPr>
+          <w:rFonts w:ascii="Arial" w:hAnsi="Arial" w:eastAsia="Arial" w:cs="Arial"/>
+          <w:b w:val="0"/>
+          <w:i w:val="0"/>
+        </w:rPr>
+        <w:t>• посещения программ;</w:t>
+      </w:r>
+    </w:p>
+    <w:p>
+      <w:pPr>
+        <w:pStyle w:val="BulletText"/>
+      </w:pPr>
+      <w:r>
+        <w:rPr>
+          <w:rFonts w:ascii="Arial" w:hAnsi="Arial" w:eastAsia="Arial" w:cs="Arial"/>
+          <w:b w:val="0"/>
+          <w:i w:val="0"/>
+        </w:rPr>
+        <w:t>• только необходимые заметки без оценок, диагнозов и лишних личных подробностей.</w:t>
+      </w:r>
+    </w:p>
+    <w:p>
+      <w:pPr>
+        <w:pStyle w:val="Heading4"/>
+      </w:pPr>
+      <w:r>
+        <w:t>Рабочий ритм</w:t>
+      </w:r>
+    </w:p>
+    <w:p>
+      <w:pPr>
+        <w:pStyle w:val="BulletText"/>
+      </w:pPr>
+      <w:r>
+        <w:rPr>
+          <w:rFonts w:ascii="Arial" w:hAnsi="Arial" w:eastAsia="Arial" w:cs="Arial"/>
+          <w:b w:val="0"/>
+          <w:i w:val="0"/>
+        </w:rPr>
+        <w:t>1. После каждого содержательного контакта обновить запись в тот же день.</w:t>
+      </w:r>
+    </w:p>
+    <w:p>
+      <w:pPr>
+        <w:pStyle w:val="BulletText"/>
+      </w:pPr>
+      <w:r>
+        <w:rPr>
+          <w:rFonts w:ascii="Arial" w:hAnsi="Arial" w:eastAsia="Arial" w:cs="Arial"/>
+          <w:b w:val="0"/>
+          <w:i w:val="0"/>
+        </w:rPr>
+        <w:t>2. Перед встречей посмотреть новичков, их запросы и договорённости.</w:t>
+      </w:r>
+    </w:p>
+    <w:p>
+      <w:pPr>
+        <w:pStyle w:val="BulletText"/>
+      </w:pPr>
+      <w:r>
+        <w:rPr>
+          <w:rFonts w:ascii="Arial" w:hAnsi="Arial" w:eastAsia="Arial" w:cs="Arial"/>
+          <w:b w:val="0"/>
+          <w:i w:val="0"/>
+        </w:rPr>
+        <w:t>3. После программы отметить посещение, впечатление и следующий шаг.</w:t>
+      </w:r>
+    </w:p>
+    <w:p>
+      <w:pPr>
+        <w:pStyle w:val="BulletText"/>
+      </w:pPr>
+      <w:r>
+        <w:rPr>
+          <w:rFonts w:ascii="Arial" w:hAnsi="Arial" w:eastAsia="Arial" w:cs="Arial"/>
+          <w:b w:val="0"/>
+          <w:i w:val="0"/>
+        </w:rPr>
+        <w:t>4. Раз в неделю проверить людей без следующего шага или ответственного.</w:t>
+      </w:r>
+    </w:p>
+    <w:p>
+      <w:pPr>
+        <w:pStyle w:val="BulletText"/>
+      </w:pPr>
+      <w:r>
+        <w:rPr>
+          <w:rFonts w:ascii="Arial" w:hAnsi="Arial" w:eastAsia="Arial" w:cs="Arial"/>
+          <w:b w:val="0"/>
+          <w:i w:val="0"/>
+        </w:rPr>
+        <w:t>5. При передаче другому заботнику оставить понятный контекст и сообщить человеку, кто теперь с ним связывается.</w:t>
+      </w:r>
+    </w:p>
+    <w:p>
+      <w:pPr>
+        <w:spacing w:before="120" w:after="60"/>
+      </w:pPr>
+      <w:r>
+        <w:rPr>
+          <w:rFonts w:ascii="Arial" w:hAnsi="Arial" w:eastAsia="Arial" w:cs="Arial"/>
+          <w:b/>
+        </w:rPr>
+        <w:t>Правило данных</w:t>
+      </w:r>
+    </w:p>
+    <w:p>
+      <w:r>
+        <w:rPr>
+          <w:rFonts w:ascii="Arial" w:hAnsi="Arial" w:eastAsia="Arial" w:cs="Arial"/>
+          <w:b w:val="0"/>
+          <w:i w:val="0"/>
+        </w:rPr>
+        <w:t>Записывайте только то, что нужно для заботы и организации. Не храните чувствительные подробности без необходимости и согласия. Человек не должен становиться объектом скрытой оценки.</w:t>
+      </w:r>
+    </w:p>
+    <w:p>
+      <w:pPr>
+        <w:pStyle w:val="Heading3"/>
+      </w:pPr>
+      <w:r>
         <w:t>Человек написал</w:t>
       </w:r>
     </w:p>
@@ -2578,7 +5726,7 @@
           <w:b w:val="0"/>
           <w:i w:val="0"/>
         </w:rPr>
-        <w:t>6. Зафиксировать контакт в приложении учёта.</w:t>
+        <w:t>6. Зафиксировать контакт, этап и следующий шаг в приложении.</w:t>
       </w:r>
     </w:p>
     <w:p>
@@ -2667,7 +5815,7 @@
         </w:rPr>
         <w:t xml:space="preserve">1. Откройте </w:t>
       </w:r>
-      <w:hyperlink r:id="rId27">
+      <w:hyperlink r:id="rId19">
         <w:r>
           <w:rPr>
             <w:color w:val="1F5E4A"/>
@@ -2735,7 +5883,7 @@
           <w:b w:val="0"/>
           <w:i w:val="0"/>
         </w:rPr>
-        <w:t>5. Проверьте рекомендуемый следующий шаг.</w:t>
+        <w:t>5. Укажите текущий этап, ответственного и дату следующего шага.</w:t>
       </w:r>
     </w:p>
     <w:p>
@@ -2753,7 +5901,7 @@
           <w:b w:val="0"/>
           <w:i w:val="0"/>
         </w:rPr>
-        <w:t>Ответьте человеку, предложите один конкретный следующий шаг и договоритесь, когда вы снова выйдете на связь.</w:t>
+        <w:t>Ответьте человеку, предложите один конкретный следующий шаг и договоритесь, когда вы снова выйдете на связь. Сразу сохраните договорённость в приложении.</w:t>
       </w:r>
     </w:p>
     <w:p>
@@ -2783,11 +5931,11 @@
           <w:b w:val="0"/>
           <w:i w:val="0"/>
         </w:rPr>
-        <w:t>Полная методика включает первое обращение, ситуацию «я подумаю», первый и повторный приход, самостоятельную практику, углубление, сообщество и обязательный чат.</w:t>
-      </w:r>
-    </w:p>
-    <w:p>
-      <w:hyperlink r:id="rId28">
+        <w:t>Полная методика включает первое обращение, ситуацию «я подумаю», первый и повторный приход, самостоятельную практику, углубление, сообщество, обязательный чат и ведение пути в приложении.</w:t>
+      </w:r>
+    </w:p>
+    <w:p>
+      <w:hyperlink r:id="rId33">
         <w:r>
           <w:rPr>
             <w:color w:val="1F5E4A"/>
@@ -2810,7 +5958,7 @@
         </w:rPr>
         <w:t xml:space="preserve">• </w:t>
       </w:r>
-      <w:hyperlink r:id="rId23">
+      <w:hyperlink r:id="rId27">
         <w:r>
           <w:rPr>
             <w:color w:val="1F5E4A"/>
@@ -2833,7 +5981,7 @@
         </w:rPr>
         <w:t xml:space="preserve">• </w:t>
       </w:r>
-      <w:hyperlink r:id="rId29">
+      <w:hyperlink r:id="rId34">
         <w:r>
           <w:rPr>
             <w:color w:val="1F5E4A"/>
@@ -2856,7 +6004,7 @@
         </w:rPr>
         <w:t xml:space="preserve">• </w:t>
       </w:r>
-      <w:hyperlink r:id="rId17">
+      <w:hyperlink r:id="rId23">
         <w:r>
           <w:rPr>
             <w:color w:val="1F5E4A"/>
@@ -2868,7 +6016,7 @@
       </w:hyperlink>
     </w:p>
     <w:p>
-      <w:hyperlink r:id="rId18">
+      <w:hyperlink r:id="rId24">
         <w:r>
           <w:rPr>
             <w:color w:val="1F5E4A"/>
@@ -2883,7 +6031,7 @@
       <w:pPr>
         <w:spacing w:before="120"/>
       </w:pPr>
-      <w:hyperlink r:id="rId30">
+      <w:hyperlink r:id="rId35">
         <w:r>
           <w:rPr>
             <w:color w:val="1F5E4A"/>
@@ -2986,7 +6134,7 @@
       </w:r>
     </w:p>
     <w:p>
-      <w:hyperlink r:id="rId31">
+      <w:hyperlink r:id="rId36">
         <w:r>
           <w:rPr>
             <w:color w:val="1F5E4A"/>
@@ -3060,7 +6208,7 @@
       </w:r>
     </w:p>
     <w:p>
-      <w:hyperlink r:id="rId14">
+      <w:hyperlink r:id="rId20">
         <w:r>
           <w:rPr>
             <w:color w:val="1F5E4A"/>
@@ -3103,7 +6251,7 @@
       </w:r>
     </w:p>
     <w:p>
-      <w:hyperlink r:id="rId32">
+      <w:hyperlink r:id="rId37">
         <w:r>
           <w:rPr>
             <w:color w:val="1F5E4A"/>
@@ -3146,7 +6294,7 @@
       </w:r>
     </w:p>
     <w:p>
-      <w:hyperlink r:id="rId33">
+      <w:hyperlink r:id="rId38">
         <w:r>
           <w:rPr>
             <w:color w:val="1F5E4A"/>
@@ -3220,7 +6368,7 @@
       </w:r>
     </w:p>
     <w:p>
-      <w:hyperlink r:id="rId34">
+      <w:hyperlink r:id="rId39">
         <w:r>
           <w:rPr>
             <w:color w:val="1F5E4A"/>
@@ -3542,7 +6690,7 @@
         </w:rPr>
         <w:t xml:space="preserve">• </w:t>
       </w:r>
-      <w:hyperlink r:id="rId35">
+      <w:hyperlink r:id="rId40">
         <w:r>
           <w:rPr>
             <w:color w:val="1F5E4A"/>
@@ -3565,7 +6713,7 @@
         </w:rPr>
         <w:t xml:space="preserve">• </w:t>
       </w:r>
-      <w:hyperlink r:id="rId36">
+      <w:hyperlink r:id="rId41">
         <w:r>
           <w:rPr>
             <w:color w:val="1F5E4A"/>
@@ -3588,7 +6736,7 @@
         </w:rPr>
         <w:t xml:space="preserve">• </w:t>
       </w:r>
-      <w:hyperlink r:id="rId37">
+      <w:hyperlink r:id="rId42">
         <w:r>
           <w:rPr>
             <w:color w:val="1F5E4A"/>
@@ -3611,7 +6759,7 @@
         </w:rPr>
         <w:t xml:space="preserve">• </w:t>
       </w:r>
-      <w:hyperlink r:id="rId38">
+      <w:hyperlink r:id="rId43">
         <w:r>
           <w:rPr>
             <w:color w:val="1F5E4A"/>
@@ -3623,7 +6771,7 @@
       </w:hyperlink>
     </w:p>
     <w:p>
-      <w:hyperlink r:id="rId18">
+      <w:hyperlink r:id="rId24">
         <w:r>
           <w:rPr>
             <w:color w:val="1F5E4A"/>
@@ -3638,7 +6786,7 @@
       <w:pPr>
         <w:spacing w:before="120"/>
       </w:pPr>
-      <w:hyperlink r:id="rId39">
+      <w:hyperlink r:id="rId44">
         <w:r>
           <w:rPr>
             <w:color w:val="1F5E4A"/>
@@ -3687,7 +6835,7 @@
         </w:rPr>
         <w:t xml:space="preserve">1. Прочитайте </w:t>
       </w:r>
-      <w:hyperlink r:id="rId40">
+      <w:hyperlink r:id="rId45">
         <w:r>
           <w:rPr>
             <w:color w:val="1F5E4A"/>
@@ -3718,7 +6866,7 @@
         </w:rPr>
         <w:t xml:space="preserve">2. Посмотрите </w:t>
       </w:r>
-      <w:hyperlink r:id="rId41">
+      <w:hyperlink r:id="rId46">
         <w:r>
           <w:rPr>
             <w:color w:val="1F5E4A"/>
@@ -3736,7 +6884,7 @@
         </w:rPr>
         <w:t xml:space="preserve"> и </w:t>
       </w:r>
-      <w:hyperlink r:id="rId29">
+      <w:hyperlink r:id="rId34">
         <w:r>
           <w:rPr>
             <w:color w:val="1F5E4A"/>
@@ -3767,7 +6915,7 @@
         </w:rPr>
         <w:t xml:space="preserve">3. Обсудите с секретарём юнита одну конкретную задачу из </w:t>
       </w:r>
-      <w:hyperlink r:id="rId35">
+      <w:hyperlink r:id="rId40">
         <w:r>
           <w:rPr>
             <w:color w:val="1F5E4A"/>
@@ -3806,7 +6954,7 @@
         </w:rPr>
         <w:t xml:space="preserve">• </w:t>
       </w:r>
-      <w:hyperlink r:id="rId31">
+      <w:hyperlink r:id="rId36">
         <w:r>
           <w:rPr>
             <w:color w:val="1F5E4A"/>
@@ -3837,7 +6985,7 @@
         </w:rPr>
         <w:t xml:space="preserve">• </w:t>
       </w:r>
-      <w:hyperlink r:id="rId42">
+      <w:hyperlink r:id="rId47">
         <w:r>
           <w:rPr>
             <w:color w:val="1F5E4A"/>
@@ -3868,7 +7016,7 @@
         </w:rPr>
         <w:t xml:space="preserve">• </w:t>
       </w:r>
-      <w:hyperlink r:id="rId37">
+      <w:hyperlink r:id="rId42">
         <w:r>
           <w:rPr>
             <w:color w:val="1F5E4A"/>
@@ -3951,7 +7099,7 @@
         </w:rPr>
         <w:t xml:space="preserve">Когда задача станет понятнее, откройте маршрут </w:t>
       </w:r>
-      <w:hyperlink r:id="rId43">
+      <w:hyperlink r:id="rId48">
         <w:r>
           <w:rPr>
             <w:color w:val="1F5E4A"/>
@@ -3969,7 +7117,7 @@
         </w:rPr>
         <w:t xml:space="preserve">, </w:t>
       </w:r>
-      <w:hyperlink r:id="rId44">
+      <w:hyperlink r:id="rId49">
         <w:r>
           <w:rPr>
             <w:color w:val="1F5E4A"/>
@@ -3987,7 +7135,7 @@
         </w:rPr>
         <w:t xml:space="preserve"> или </w:t>
       </w:r>
-      <w:hyperlink r:id="rId45">
+      <w:hyperlink r:id="rId50">
         <w:r>
           <w:rPr>
             <w:color w:val="1F5E4A"/>
@@ -4010,7 +7158,7 @@
       <w:pPr>
         <w:spacing w:before="120"/>
       </w:pPr>
-      <w:hyperlink r:id="rId46">
+      <w:hyperlink r:id="rId51">
         <w:r>
           <w:rPr>
             <w:color w:val="1F5E4A"/>
@@ -4158,7 +7306,7 @@
             <w:pPr>
               <w:jc w:val="left"/>
             </w:pPr>
-            <w:hyperlink r:id="rId47">
+            <w:hyperlink r:id="rId52">
               <w:r>
                 <w:rPr>
                   <w:color w:val="1F5E4A"/>
@@ -4218,7 +7366,7 @@
             <w:pPr>
               <w:jc w:val="left"/>
             </w:pPr>
-            <w:hyperlink r:id="rId35">
+            <w:hyperlink r:id="rId40">
               <w:r>
                 <w:rPr>
                   <w:color w:val="1F5E4A"/>
@@ -4276,7 +7424,7 @@
             <w:pPr>
               <w:jc w:val="left"/>
             </w:pPr>
-            <w:hyperlink r:id="rId37">
+            <w:hyperlink r:id="rId42">
               <w:r>
                 <w:rPr>
                   <w:color w:val="1F5E4A"/>
@@ -4295,7 +7443,7 @@
               </w:rPr>
               <w:t xml:space="preserve">, </w:t>
             </w:r>
-            <w:hyperlink r:id="rId48">
+            <w:hyperlink r:id="rId53">
               <w:r>
                 <w:rPr>
                   <w:color w:val="1F5E4A"/>
@@ -4314,7 +7462,7 @@
               </w:rPr>
               <w:t xml:space="preserve">, </w:t>
             </w:r>
-            <w:hyperlink r:id="rId49">
+            <w:hyperlink r:id="rId54">
               <w:r>
                 <w:rPr>
                   <w:color w:val="1F5E4A"/>
@@ -4374,7 +7522,7 @@
             <w:pPr>
               <w:jc w:val="left"/>
             </w:pPr>
-            <w:hyperlink r:id="rId15">
+            <w:hyperlink r:id="rId21">
               <w:r>
                 <w:rPr>
                   <w:color w:val="1F5E4A"/>
@@ -4432,7 +7580,7 @@
             <w:pPr>
               <w:jc w:val="left"/>
             </w:pPr>
-            <w:hyperlink r:id="rId21">
+            <w:hyperlink r:id="rId28">
               <w:r>
                 <w:rPr>
                   <w:color w:val="1F5E4A"/>
@@ -4492,7 +7640,7 @@
             <w:pPr>
               <w:jc w:val="left"/>
             </w:pPr>
-            <w:hyperlink r:id="rId28">
+            <w:hyperlink r:id="rId33">
               <w:r>
                 <w:rPr>
                   <w:color w:val="1F5E4A"/>
@@ -4511,7 +7659,7 @@
               </w:rPr>
               <w:t xml:space="preserve"> и </w:t>
             </w:r>
-            <w:hyperlink r:id="rId23">
+            <w:hyperlink r:id="rId27">
               <w:r>
                 <w:rPr>
                   <w:color w:val="1F5E4A"/>
@@ -4569,7 +7717,7 @@
             <w:pPr>
               <w:jc w:val="left"/>
             </w:pPr>
-            <w:hyperlink r:id="rId17">
+            <w:hyperlink r:id="rId23">
               <w:r>
                 <w:rPr>
                   <w:color w:val="1F5E4A"/>
@@ -4629,7 +7777,7 @@
             <w:pPr>
               <w:jc w:val="left"/>
             </w:pPr>
-            <w:hyperlink r:id="rId42">
+            <w:hyperlink r:id="rId47">
               <w:r>
                 <w:rPr>
                   <w:color w:val="1F5E4A"/>
@@ -4687,7 +7835,7 @@
             <w:pPr>
               <w:jc w:val="left"/>
             </w:pPr>
-            <w:hyperlink r:id="rId14">
+            <w:hyperlink r:id="rId20">
               <w:r>
                 <w:rPr>
                   <w:color w:val="1F5E4A"/>
@@ -4747,7 +7895,7 @@
             <w:pPr>
               <w:jc w:val="left"/>
             </w:pPr>
-            <w:hyperlink r:id="rId50">
+            <w:hyperlink r:id="rId55">
               <w:r>
                 <w:rPr>
                   <w:color w:val="1F5E4A"/>
@@ -4771,7 +7919,7 @@
         </w:rPr>
         <w:t xml:space="preserve">Если материала пока нет, зафиксируйте потребность в </w:t>
       </w:r>
-      <w:hyperlink r:id="rId51">
+      <w:hyperlink r:id="rId56">
         <w:r>
           <w:rPr>
             <w:color w:val="1F5E4A"/>
@@ -4794,7 +7942,7 @@
       <w:pPr>
         <w:spacing w:before="120"/>
       </w:pPr>
-      <w:hyperlink r:id="rId52">
+      <w:hyperlink r:id="rId57">
         <w:r>
           <w:rPr>
             <w:color w:val="1F5E4A"/>
@@ -5384,7 +8532,7 @@
       <w:pPr>
         <w:spacing w:before="120"/>
       </w:pPr>
-      <w:hyperlink r:id="rId53">
+      <w:hyperlink r:id="rId58">
         <w:r>
           <w:rPr>
             <w:color w:val="1F5E4A"/>
@@ -5623,7 +8771,7 @@
         </w:rPr>
         <w:t xml:space="preserve">Подробности и готовый шаблон находятся в разделе </w:t>
       </w:r>
-      <w:hyperlink r:id="rId15">
+      <w:hyperlink r:id="rId21">
         <w:r>
           <w:rPr>
             <w:color w:val="1F5E4A"/>
@@ -6188,7 +9336,7 @@
       <w:pPr>
         <w:spacing w:before="120"/>
       </w:pPr>
-      <w:hyperlink r:id="rId54">
+      <w:hyperlink r:id="rId59">
         <w:r>
           <w:rPr>
             <w:color w:val="1F5E4A"/>
@@ -6327,7 +9475,7 @@
       <w:pPr>
         <w:spacing w:before="120"/>
       </w:pPr>
-      <w:hyperlink r:id="rId55">
+      <w:hyperlink r:id="rId60">
         <w:r>
           <w:rPr>
             <w:color w:val="1F5E4A"/>
@@ -6557,7 +9705,7 @@
       <w:pPr>
         <w:spacing w:before="120"/>
       </w:pPr>
-      <w:hyperlink r:id="rId56">
+      <w:hyperlink r:id="rId61">
         <w:r>
           <w:rPr>
             <w:color w:val="1F5E4A"/>
@@ -6730,7 +9878,7 @@
       <w:pPr>
         <w:spacing w:before="120"/>
       </w:pPr>
-      <w:hyperlink r:id="rId57">
+      <w:hyperlink r:id="rId62">
         <w:r>
           <w:rPr>
             <w:color w:val="1F5E4A"/>
@@ -10753,7 +13901,7 @@
         </w:rPr>
         <w:t xml:space="preserve">Показатели для целей описаны в </w:t>
       </w:r>
-      <w:hyperlink r:id="rId14">
+      <w:hyperlink r:id="rId20">
         <w:r>
           <w:rPr>
             <w:color w:val="1F5E4A"/>
@@ -10836,1280 +13984,6 @@
           <w:i w:val="0"/>
         </w:rPr>
         <w:t>Обязательность отдельных признаков, требования к статусам и обучению команды утверждаются отдельно. До решения профиль используется как рабочий ориентир.</w:t>
-      </w:r>
-    </w:p>
-    <w:p>
-      <w:pPr>
-        <w:spacing w:before="120"/>
-      </w:pPr>
-      <w:hyperlink r:id="rId58">
-        <w:r>
-          <w:rPr>
-            <w:color w:val="1F5E4A"/>
-            <w:u w:val="single"/>
-            <w:rFonts w:ascii="Arial" w:hAnsi="Arial" w:eastAsia="Arial" w:cs="Arial"/>
-          </w:rPr>
-          <w:t>Версия страницы на сайте</w:t>
-        </w:r>
-      </w:hyperlink>
-    </w:p>
-    <w:p>
-      <w:pPr>
-        <w:pStyle w:val="Heading2"/>
-      </w:pPr>
-      <w:r>
-        <w:t>Карта задач</w:t>
-      </w:r>
-    </w:p>
-    <w:p>
-      <w:pPr>
-        <w:pStyle w:val="Heading3"/>
-      </w:pPr>
-      <w:r>
-        <w:t>1. Привлечение</w:t>
-      </w:r>
-    </w:p>
-    <w:p>
-      <w:r>
-        <w:rPr>
-          <w:rFonts w:ascii="Arial" w:hAnsi="Arial" w:eastAsia="Arial" w:cs="Arial"/>
-          <w:b w:val="0"/>
-          <w:i w:val="0"/>
-        </w:rPr>
-        <w:t>Реклама, бесплатные каналы, Avito, соцсети, личные страницы, рекомендации, партнёрства, офлайн-продвижение.</w:t>
-      </w:r>
-    </w:p>
-    <w:p>
-      <w:pPr>
-        <w:pStyle w:val="Heading3"/>
-      </w:pPr>
-      <w:r>
-        <w:t>2. Контент и SMM</w:t>
-      </w:r>
-    </w:p>
-    <w:p>
-      <w:r>
-        <w:rPr>
-          <w:rFonts w:ascii="Arial" w:hAnsi="Arial" w:eastAsia="Arial" w:cs="Arial"/>
-          <w:b w:val="0"/>
-          <w:i w:val="0"/>
-        </w:rPr>
-        <w:t>Публикации, фото, видео, сторис, анонсы, жизнь юнита, личные истории, отзывы, контент-банк.</w:t>
-      </w:r>
-    </w:p>
-    <w:p>
-      <w:pPr>
-        <w:pStyle w:val="Heading3"/>
-      </w:pPr>
-      <w:r>
-        <w:t>3. Работа с обращениями</w:t>
-      </w:r>
-    </w:p>
-    <w:p>
-      <w:r>
-        <w:rPr>
-          <w:rFonts w:ascii="Arial" w:hAnsi="Arial" w:eastAsia="Arial" w:cs="Arial"/>
-          <w:b w:val="0"/>
-          <w:i w:val="0"/>
-        </w:rPr>
-        <w:t>Ответы, выяснение запроса, приглашение, напоминание, фиксация контакта.</w:t>
-      </w:r>
-    </w:p>
-    <w:p>
-      <w:pPr>
-        <w:pStyle w:val="Heading3"/>
-      </w:pPr>
-      <w:r>
-        <w:t>4. Забота</w:t>
-      </w:r>
-    </w:p>
-    <w:p>
-      <w:r>
-        <w:rPr>
-          <w:rFonts w:ascii="Arial" w:hAnsi="Arial" w:eastAsia="Arial" w:cs="Arial"/>
-          <w:b w:val="0"/>
-          <w:i w:val="0"/>
-        </w:rPr>
-        <w:t>Сопровождение, сообщения после встречи, повторные приглашения, поддержка практики, ответы, материалы, обучение, углубление.</w:t>
-      </w:r>
-    </w:p>
-    <w:p>
-      <w:pPr>
-        <w:pStyle w:val="Heading3"/>
-      </w:pPr>
-      <w:r>
-        <w:t>5. Программы</w:t>
-      </w:r>
-    </w:p>
-    <w:p>
-      <w:r>
-        <w:rPr>
-          <w:rFonts w:ascii="Arial" w:hAnsi="Arial" w:eastAsia="Arial" w:cs="Arial"/>
-          <w:b w:val="0"/>
-          <w:i w:val="0"/>
-        </w:rPr>
-        <w:t>Коллективная медитация, лекции, асаны, интерактивы, обучение, киртан, чаепитие, обсуждения, интенсивы, ретриты.</w:t>
-      </w:r>
-    </w:p>
-    <w:p>
-      <w:pPr>
-        <w:pStyle w:val="Heading3"/>
-      </w:pPr>
-      <w:r>
-        <w:t>6. Обучение и углубление</w:t>
-      </w:r>
-    </w:p>
-    <w:p>
-      <w:r>
-        <w:rPr>
-          <w:rFonts w:ascii="Arial" w:hAnsi="Arial" w:eastAsia="Arial" w:cs="Arial"/>
-          <w:b w:val="0"/>
-          <w:i w:val="0"/>
-        </w:rPr>
-        <w:t>Базовое обучение, курсы, личный урок, философия, литература, подготовка к инициации.</w:t>
-      </w:r>
-    </w:p>
-    <w:p>
-      <w:pPr>
-        <w:pStyle w:val="Heading3"/>
-      </w:pPr>
-      <w:r>
-        <w:t>7. Сообщество</w:t>
-      </w:r>
-    </w:p>
-    <w:p>
-      <w:r>
-        <w:rPr>
-          <w:rFonts w:ascii="Arial" w:hAnsi="Arial" w:eastAsia="Arial" w:cs="Arial"/>
-          <w:b w:val="0"/>
-          <w:i w:val="0"/>
-        </w:rPr>
-        <w:t>Знакомство людей, общение, совместные активности, походы, встречи, чувство принадлежности.</w:t>
-      </w:r>
-    </w:p>
-    <w:p>
-      <w:pPr>
-        <w:pStyle w:val="Heading3"/>
-      </w:pPr>
-      <w:r>
-        <w:t>8. Карма-йога и социальная деятельность</w:t>
-      </w:r>
-    </w:p>
-    <w:p>
-      <w:r>
-        <w:rPr>
-          <w:rFonts w:ascii="Arial" w:hAnsi="Arial" w:eastAsia="Arial" w:cs="Arial"/>
-          <w:b w:val="0"/>
-          <w:i w:val="0"/>
-        </w:rPr>
-        <w:t>Служение, благотворительность, социальные проекты, вовлечение практикующих.</w:t>
-      </w:r>
-    </w:p>
-    <w:p>
-      <w:pPr>
-        <w:pStyle w:val="Heading3"/>
-      </w:pPr>
-      <w:r>
-        <w:t>9. Учёт и аналитика</w:t>
-      </w:r>
-    </w:p>
-    <w:p>
-      <w:r>
-        <w:rPr>
-          <w:rFonts w:ascii="Arial" w:hAnsi="Arial" w:eastAsia="Arial" w:cs="Arial"/>
-          <w:b w:val="0"/>
-          <w:i w:val="0"/>
-        </w:rPr>
-        <w:t>База людей, новые обращения, новые посетители, повторные посещения, регулярные практикующие, показатели программ.</w:t>
-      </w:r>
-    </w:p>
-    <w:p>
-      <w:pPr>
-        <w:pStyle w:val="Heading3"/>
-      </w:pPr>
-      <w:r>
-        <w:t>10. Команда</w:t>
-      </w:r>
-    </w:p>
-    <w:p>
-      <w:r>
-        <w:rPr>
-          <w:rFonts w:ascii="Arial" w:hAnsi="Arial" w:eastAsia="Arial" w:cs="Arial"/>
-          <w:b w:val="0"/>
-          <w:i w:val="0"/>
-        </w:rPr>
-        <w:t>Поиск людей, распределение функций, обучение, поддержка, задачи, обратная связь.</w:t>
-      </w:r>
-    </w:p>
-    <w:p>
-      <w:pPr>
-        <w:pStyle w:val="Heading3"/>
-      </w:pPr>
-      <w:r>
-        <w:t>11. Партнёрства</w:t>
-      </w:r>
-    </w:p>
-    <w:p>
-      <w:r>
-        <w:rPr>
-          <w:rFonts w:ascii="Arial" w:hAnsi="Arial" w:eastAsia="Arial" w:cs="Arial"/>
-          <w:b w:val="0"/>
-          <w:i w:val="0"/>
-        </w:rPr>
-        <w:t>Площадки, совместные мероприятия, дружественные сообщества, локальные организации.</w:t>
-      </w:r>
-    </w:p>
-    <w:p>
-      <w:pPr>
-        <w:pStyle w:val="Heading3"/>
-      </w:pPr>
-      <w:r>
-        <w:t>12. Инфраструктура</w:t>
-      </w:r>
-    </w:p>
-    <w:p>
-      <w:r>
-        <w:rPr>
-          <w:rFonts w:ascii="Arial" w:hAnsi="Arial" w:eastAsia="Arial" w:cs="Arial"/>
-          <w:b w:val="0"/>
-          <w:i w:val="0"/>
-        </w:rPr>
-        <w:t>Помещение, материалы, оборудование, цифровые каналы, чаты, хранение контента.</w:t>
-      </w:r>
-    </w:p>
-    <w:p>
-      <w:pPr>
-        <w:pStyle w:val="Heading3"/>
-      </w:pPr>
-      <w:r>
-        <w:t>Статус</w:t>
-      </w:r>
-    </w:p>
-    <w:p>
-      <w:r>
-        <w:rPr>
-          <w:rFonts w:ascii="Arial" w:hAnsi="Arial" w:eastAsia="Arial" w:cs="Arial"/>
-          <w:b w:val="0"/>
-          <w:i w:val="0"/>
-        </w:rPr>
-        <w:t>Карта рабочая и будет дополняться. Роли должны выводиться из реальных задач этой карты.</w:t>
-      </w:r>
-    </w:p>
-    <w:p>
-      <w:pPr>
-        <w:spacing w:before="120"/>
-      </w:pPr>
-      <w:hyperlink r:id="rId59">
-        <w:r>
-          <w:rPr>
-            <w:color w:val="1F5E4A"/>
-            <w:u w:val="single"/>
-            <w:rFonts w:ascii="Arial" w:hAnsi="Arial" w:eastAsia="Arial" w:cs="Arial"/>
-          </w:rPr>
-          <w:t>Версия страницы на сайте</w:t>
-        </w:r>
-      </w:hyperlink>
-    </w:p>
-    <w:p>
-      <w:pPr>
-        <w:pStyle w:val="Heading2"/>
-      </w:pPr>
-      <w:r>
-        <w:t>Управление</w:t>
-      </w:r>
-    </w:p>
-    <w:p>
-      <w:pPr>
-        <w:pStyle w:val="Heading3"/>
-      </w:pPr>
-      <w:r>
-        <w:t>Алгоритм секретаря Прачары</w:t>
-      </w:r>
-    </w:p>
-    <w:p>
-      <w:pPr>
-        <w:pStyle w:val="BulletText"/>
-      </w:pPr>
-      <w:r>
-        <w:rPr>
-          <w:rFonts w:ascii="Arial" w:hAnsi="Arial" w:eastAsia="Arial" w:cs="Arial"/>
-          <w:b w:val="0"/>
-          <w:i w:val="0"/>
-        </w:rPr>
-        <w:t>1. Увидеть текущую ситуацию.</w:t>
-      </w:r>
-    </w:p>
-    <w:p>
-      <w:pPr>
-        <w:pStyle w:val="BulletText"/>
-      </w:pPr>
-      <w:r>
-        <w:rPr>
-          <w:rFonts w:ascii="Arial" w:hAnsi="Arial" w:eastAsia="Arial" w:cs="Arial"/>
-          <w:b w:val="0"/>
-          <w:i w:val="0"/>
-        </w:rPr>
-        <w:t>2. Увидеть все направления работы.</w:t>
-      </w:r>
-    </w:p>
-    <w:p>
-      <w:pPr>
-        <w:pStyle w:val="BulletText"/>
-      </w:pPr>
-      <w:r>
-        <w:rPr>
-          <w:rFonts w:ascii="Arial" w:hAnsi="Arial" w:eastAsia="Arial" w:cs="Arial"/>
-          <w:b w:val="0"/>
-          <w:i w:val="0"/>
-        </w:rPr>
-        <w:t>3. Увидеть доступных людей.</w:t>
-      </w:r>
-    </w:p>
-    <w:p>
-      <w:pPr>
-        <w:pStyle w:val="BulletText"/>
-      </w:pPr>
-      <w:r>
-        <w:rPr>
-          <w:rFonts w:ascii="Arial" w:hAnsi="Arial" w:eastAsia="Arial" w:cs="Arial"/>
-          <w:b w:val="0"/>
-          <w:i w:val="0"/>
-        </w:rPr>
-        <w:t>4. Определить приоритет.</w:t>
-      </w:r>
-    </w:p>
-    <w:p>
-      <w:pPr>
-        <w:pStyle w:val="BulletText"/>
-      </w:pPr>
-      <w:r>
-        <w:rPr>
-          <w:rFonts w:ascii="Arial" w:hAnsi="Arial" w:eastAsia="Arial" w:cs="Arial"/>
-          <w:b w:val="0"/>
-          <w:i w:val="0"/>
-        </w:rPr>
-        <w:t>5. Распределить функции.</w:t>
-      </w:r>
-    </w:p>
-    <w:p>
-      <w:pPr>
-        <w:pStyle w:val="BulletText"/>
-      </w:pPr>
-      <w:r>
-        <w:rPr>
-          <w:rFonts w:ascii="Arial" w:hAnsi="Arial" w:eastAsia="Arial" w:cs="Arial"/>
-          <w:b w:val="0"/>
-          <w:i w:val="0"/>
-        </w:rPr>
-        <w:t>6. Предложить и вдохновить.</w:t>
-      </w:r>
-    </w:p>
-    <w:p>
-      <w:pPr>
-        <w:pStyle w:val="BulletText"/>
-      </w:pPr>
-      <w:r>
-        <w:rPr>
-          <w:rFonts w:ascii="Arial" w:hAnsi="Arial" w:eastAsia="Arial" w:cs="Arial"/>
-          <w:b w:val="0"/>
-          <w:i w:val="0"/>
-        </w:rPr>
-        <w:t>7. Дать инструмент или обучение.</w:t>
-      </w:r>
-    </w:p>
-    <w:p>
-      <w:pPr>
-        <w:pStyle w:val="BulletText"/>
-      </w:pPr>
-      <w:r>
-        <w:rPr>
-          <w:rFonts w:ascii="Arial" w:hAnsi="Arial" w:eastAsia="Arial" w:cs="Arial"/>
-          <w:b w:val="0"/>
-          <w:i w:val="0"/>
-        </w:rPr>
-        <w:t>8. Организовать выполнение: что, кто, когда, какой результат.</w:t>
-      </w:r>
-    </w:p>
-    <w:p>
-      <w:pPr>
-        <w:pStyle w:val="BulletText"/>
-      </w:pPr>
-      <w:r>
-        <w:rPr>
-          <w:rFonts w:ascii="Arial" w:hAnsi="Arial" w:eastAsia="Arial" w:cs="Arial"/>
-          <w:b w:val="0"/>
-          <w:i w:val="0"/>
-        </w:rPr>
-        <w:t>9. Проверить результат.</w:t>
-      </w:r>
-    </w:p>
-    <w:p>
-      <w:pPr>
-        <w:pStyle w:val="BulletText"/>
-      </w:pPr>
-      <w:r>
-        <w:rPr>
-          <w:rFonts w:ascii="Arial" w:hAnsi="Arial" w:eastAsia="Arial" w:cs="Arial"/>
-          <w:b w:val="0"/>
-          <w:i w:val="0"/>
-        </w:rPr>
-        <w:t>10. Собрать обратную связь.</w:t>
-      </w:r>
-    </w:p>
-    <w:p>
-      <w:pPr>
-        <w:pStyle w:val="BulletText"/>
-      </w:pPr>
-      <w:r>
-        <w:rPr>
-          <w:rFonts w:ascii="Arial" w:hAnsi="Arial" w:eastAsia="Arial" w:cs="Arial"/>
-          <w:b w:val="0"/>
-          <w:i w:val="0"/>
-        </w:rPr>
-        <w:t>11. Повторить цикл.</w:t>
-      </w:r>
-    </w:p>
-    <w:p>
-      <w:pPr>
-        <w:pStyle w:val="Heading3"/>
-      </w:pPr>
-      <w:r>
-        <w:t>Принцип</w:t>
-      </w:r>
-    </w:p>
-    <w:p>
-      <w:r>
-        <w:rPr>
-          <w:rFonts w:ascii="Arial" w:hAnsi="Arial" w:eastAsia="Arial" w:cs="Arial"/>
-          <w:b w:val="0"/>
-          <w:i w:val="0"/>
-        </w:rPr>
-        <w:t>Секретарь не обязан делать всё сам. Его задача — видеть систему, незакрытые функции, помогать людям включаться и доводить задачи до результата.</w:t>
-      </w:r>
-    </w:p>
-    <w:p>
-      <w:pPr>
-        <w:pStyle w:val="Heading3"/>
-      </w:pPr>
-      <w:r>
-        <w:t>Еженедельный цикл</w:t>
-      </w:r>
-    </w:p>
-    <w:p>
-      <w:r>
-        <w:rPr>
-          <w:rFonts w:ascii="Arial" w:hAnsi="Arial" w:eastAsia="Arial" w:cs="Arial"/>
-          <w:b w:val="0"/>
-          <w:i w:val="0"/>
-        </w:rPr>
-        <w:t>Основной рабочий ритм — регулярный созвон секретарей. Сохраняется уже принятая система из пяти вопросов.</w:t>
-      </w:r>
-    </w:p>
-    <w:p>
-      <w:r>
-        <w:rPr>
-          <w:rFonts w:ascii="Arial" w:hAnsi="Arial" w:eastAsia="Arial" w:cs="Arial"/>
-          <w:b w:val="0"/>
-          <w:i w:val="0"/>
-        </w:rPr>
-        <w:t>Каждый созвон должен завершаться конкретной задачей, ответственным, сроком, ожидаемым результатом и проверкой на следующем созвоне.</w:t>
-      </w:r>
-    </w:p>
-    <w:p>
-      <w:pPr>
-        <w:spacing w:before="120"/>
-      </w:pPr>
-      <w:hyperlink r:id="rId60">
-        <w:r>
-          <w:rPr>
-            <w:color w:val="1F5E4A"/>
-            <w:u w:val="single"/>
-            <w:rFonts w:ascii="Arial" w:hAnsi="Arial" w:eastAsia="Arial" w:cs="Arial"/>
-          </w:rPr>
-          <w:t>Версия страницы на сайте</w:t>
-        </w:r>
-      </w:hyperlink>
-    </w:p>
-    <w:p>
-      <w:pPr>
-        <w:pStyle w:val="Heading2"/>
-      </w:pPr>
-      <w:r>
-        <w:t>Инфраструктура</w:t>
-      </w:r>
-    </w:p>
-    <w:p>
-      <w:pPr>
-        <w:pStyle w:val="Heading3"/>
-      </w:pPr>
-      <w:r>
-        <w:t>Цифровая инфраструктура</w:t>
-      </w:r>
-    </w:p>
-    <w:p>
-      <w:pPr>
-        <w:pStyle w:val="BulletText"/>
-      </w:pPr>
-      <w:r>
-        <w:rPr>
-          <w:rFonts w:ascii="Arial" w:hAnsi="Arial" w:eastAsia="Arial" w:cs="Arial"/>
-          <w:b w:val="0"/>
-          <w:i w:val="0"/>
-        </w:rPr>
-        <w:t>• хотя бы одна активная социальная площадка;</w:t>
-      </w:r>
-    </w:p>
-    <w:p>
-      <w:pPr>
-        <w:pStyle w:val="BulletText"/>
-      </w:pPr>
-      <w:r>
-        <w:rPr>
-          <w:rFonts w:ascii="Arial" w:hAnsi="Arial" w:eastAsia="Arial" w:cs="Arial"/>
-          <w:b w:val="0"/>
-          <w:i w:val="0"/>
-        </w:rPr>
-        <w:t>• VK-сообщество;</w:t>
-      </w:r>
-    </w:p>
-    <w:p>
-      <w:pPr>
-        <w:pStyle w:val="BulletText"/>
-      </w:pPr>
-      <w:r>
-        <w:rPr>
-          <w:rFonts w:ascii="Arial" w:hAnsi="Arial" w:eastAsia="Arial" w:cs="Arial"/>
-          <w:b w:val="0"/>
-          <w:i w:val="0"/>
-        </w:rPr>
-        <w:t>• Telegram-канал;</w:t>
-      </w:r>
-    </w:p>
-    <w:p>
-      <w:pPr>
-        <w:pStyle w:val="BulletText"/>
-      </w:pPr>
-      <w:r>
-        <w:rPr>
-          <w:rFonts w:ascii="Arial" w:hAnsi="Arial" w:eastAsia="Arial" w:cs="Arial"/>
-          <w:b w:val="0"/>
-          <w:i w:val="0"/>
-        </w:rPr>
-        <w:t>• Telegram-чат;</w:t>
-      </w:r>
-    </w:p>
-    <w:p>
-      <w:pPr>
-        <w:pStyle w:val="BulletText"/>
-      </w:pPr>
-      <w:r>
-        <w:rPr>
-          <w:rFonts w:ascii="Arial" w:hAnsi="Arial" w:eastAsia="Arial" w:cs="Arial"/>
-          <w:b w:val="0"/>
-          <w:i w:val="0"/>
-        </w:rPr>
-        <w:t>• чат для новичков или практикующих;</w:t>
-      </w:r>
-    </w:p>
-    <w:p>
-      <w:pPr>
-        <w:pStyle w:val="BulletText"/>
-      </w:pPr>
-      <w:r>
-        <w:rPr>
-          <w:rFonts w:ascii="Arial" w:hAnsi="Arial" w:eastAsia="Arial" w:cs="Arial"/>
-          <w:b w:val="0"/>
-          <w:i w:val="0"/>
-        </w:rPr>
-        <w:t>• личные страницы активных прачарщиков;</w:t>
-      </w:r>
-    </w:p>
-    <w:p>
-      <w:pPr>
-        <w:pStyle w:val="BulletText"/>
-      </w:pPr>
-      <w:r>
-        <w:rPr>
-          <w:rFonts w:ascii="Arial" w:hAnsi="Arial" w:eastAsia="Arial" w:cs="Arial"/>
-          <w:b w:val="0"/>
-          <w:i w:val="0"/>
-        </w:rPr>
-        <w:t>• Avito-объявление;</w:t>
-      </w:r>
-    </w:p>
-    <w:p>
-      <w:pPr>
-        <w:pStyle w:val="BulletText"/>
-      </w:pPr>
-      <w:r>
-        <w:rPr>
-          <w:rFonts w:ascii="Arial" w:hAnsi="Arial" w:eastAsia="Arial" w:cs="Arial"/>
-          <w:b w:val="0"/>
-          <w:i w:val="0"/>
-        </w:rPr>
-        <w:t>• карты и локальные сервисы;</w:t>
-      </w:r>
-    </w:p>
-    <w:p>
-      <w:pPr>
-        <w:pStyle w:val="BulletText"/>
-      </w:pPr>
-      <w:r>
-        <w:rPr>
-          <w:rFonts w:ascii="Arial" w:hAnsi="Arial" w:eastAsia="Arial" w:cs="Arial"/>
-          <w:b w:val="0"/>
-          <w:i w:val="0"/>
-        </w:rPr>
-        <w:t>• база людей;</w:t>
-      </w:r>
-    </w:p>
-    <w:p>
-      <w:pPr>
-        <w:pStyle w:val="BulletText"/>
-      </w:pPr>
-      <w:r>
-        <w:rPr>
-          <w:rFonts w:ascii="Arial" w:hAnsi="Arial" w:eastAsia="Arial" w:cs="Arial"/>
-          <w:b w:val="0"/>
-          <w:i w:val="0"/>
-        </w:rPr>
-        <w:t>• рабочий чат команды;</w:t>
-      </w:r>
-    </w:p>
-    <w:p>
-      <w:pPr>
-        <w:pStyle w:val="BulletText"/>
-      </w:pPr>
-      <w:r>
-        <w:rPr>
-          <w:rFonts w:ascii="Arial" w:hAnsi="Arial" w:eastAsia="Arial" w:cs="Arial"/>
-          <w:b w:val="0"/>
-          <w:i w:val="0"/>
-        </w:rPr>
-        <w:t>• хранилище контента.</w:t>
-      </w:r>
-    </w:p>
-    <w:p>
-      <w:pPr>
-        <w:pStyle w:val="Heading4"/>
-      </w:pPr>
-      <w:r>
-        <w:t>Обязательный минимум</w:t>
-      </w:r>
-    </w:p>
-    <w:p>
-      <w:pPr>
-        <w:pStyle w:val="BulletText"/>
-      </w:pPr>
-      <w:r>
-        <w:rPr>
-          <w:rFonts w:ascii="Arial" w:hAnsi="Arial" w:eastAsia="Arial" w:cs="Arial"/>
-          <w:b w:val="0"/>
-          <w:i w:val="0"/>
-        </w:rPr>
-        <w:t>• сообщество юнита во ВКонтакте;</w:t>
-      </w:r>
-    </w:p>
-    <w:p>
-      <w:pPr>
-        <w:pStyle w:val="BulletText"/>
-      </w:pPr>
-      <w:r>
-        <w:rPr>
-          <w:rFonts w:ascii="Arial" w:hAnsi="Arial" w:eastAsia="Arial" w:cs="Arial"/>
-          <w:b w:val="0"/>
-          <w:i w:val="0"/>
-        </w:rPr>
-        <w:t>• объявление на Avito;</w:t>
-      </w:r>
-    </w:p>
-    <w:p>
-      <w:pPr>
-        <w:pStyle w:val="BulletText"/>
-      </w:pPr>
-      <w:r>
-        <w:rPr>
-          <w:rFonts w:ascii="Arial" w:hAnsi="Arial" w:eastAsia="Arial" w:cs="Arial"/>
-          <w:b w:val="0"/>
-          <w:i w:val="0"/>
-        </w:rPr>
-        <w:t>• чат для новичков и практикующих в доступной людям социальной сети или мессенджере.</w:t>
-      </w:r>
-    </w:p>
-    <w:p>
-      <w:r>
-        <w:rPr>
-          <w:rFonts w:ascii="Arial" w:hAnsi="Arial" w:eastAsia="Arial" w:cs="Arial"/>
-          <w:b w:val="0"/>
-          <w:i w:val="0"/>
-        </w:rPr>
-        <w:t>Даже если команда пока не может вести чат активно, он должен существовать как понятный и регулярно проверяемый канал связи.</w:t>
-      </w:r>
-    </w:p>
-    <w:p>
-      <w:pPr>
-        <w:pStyle w:val="Heading3"/>
-      </w:pPr>
-      <w:r>
-        <w:t>Материальная инфраструктура</w:t>
-      </w:r>
-    </w:p>
-    <w:p>
-      <w:pPr>
-        <w:pStyle w:val="BulletText"/>
-      </w:pPr>
-      <w:r>
-        <w:rPr>
-          <w:rFonts w:ascii="Arial" w:hAnsi="Arial" w:eastAsia="Arial" w:cs="Arial"/>
-          <w:b w:val="0"/>
-          <w:i w:val="0"/>
-        </w:rPr>
-        <w:t>• помещение;</w:t>
-      </w:r>
-    </w:p>
-    <w:p>
-      <w:pPr>
-        <w:pStyle w:val="BulletText"/>
-      </w:pPr>
-      <w:r>
-        <w:rPr>
-          <w:rFonts w:ascii="Arial" w:hAnsi="Arial" w:eastAsia="Arial" w:cs="Arial"/>
-          <w:b w:val="0"/>
-          <w:i w:val="0"/>
-        </w:rPr>
-        <w:t>• коврики;</w:t>
-      </w:r>
-    </w:p>
-    <w:p>
-      <w:pPr>
-        <w:pStyle w:val="BulletText"/>
-      </w:pPr>
-      <w:r>
-        <w:rPr>
-          <w:rFonts w:ascii="Arial" w:hAnsi="Arial" w:eastAsia="Arial" w:cs="Arial"/>
-          <w:b w:val="0"/>
-          <w:i w:val="0"/>
-        </w:rPr>
-        <w:t>• подушки;</w:t>
-      </w:r>
-    </w:p>
-    <w:p>
-      <w:pPr>
-        <w:pStyle w:val="BulletText"/>
-      </w:pPr>
-      <w:r>
-        <w:rPr>
-          <w:rFonts w:ascii="Arial" w:hAnsi="Arial" w:eastAsia="Arial" w:cs="Arial"/>
-          <w:b w:val="0"/>
-          <w:i w:val="0"/>
-        </w:rPr>
-        <w:t>• литература;</w:t>
-      </w:r>
-    </w:p>
-    <w:p>
-      <w:pPr>
-        <w:pStyle w:val="BulletText"/>
-      </w:pPr>
-      <w:r>
-        <w:rPr>
-          <w:rFonts w:ascii="Arial" w:hAnsi="Arial" w:eastAsia="Arial" w:cs="Arial"/>
-          <w:b w:val="0"/>
-          <w:i w:val="0"/>
-        </w:rPr>
-        <w:t>• визитки;</w:t>
-      </w:r>
-    </w:p>
-    <w:p>
-      <w:pPr>
-        <w:pStyle w:val="BulletText"/>
-      </w:pPr>
-      <w:r>
-        <w:rPr>
-          <w:rFonts w:ascii="Arial" w:hAnsi="Arial" w:eastAsia="Arial" w:cs="Arial"/>
-          <w:b w:val="0"/>
-          <w:i w:val="0"/>
-        </w:rPr>
-        <w:t>• афиши;</w:t>
-      </w:r>
-    </w:p>
-    <w:p>
-      <w:pPr>
-        <w:pStyle w:val="BulletText"/>
-      </w:pPr>
-      <w:r>
-        <w:rPr>
-          <w:rFonts w:ascii="Arial" w:hAnsi="Arial" w:eastAsia="Arial" w:cs="Arial"/>
-          <w:b w:val="0"/>
-          <w:i w:val="0"/>
-        </w:rPr>
-        <w:t>• музыкальные инструменты;</w:t>
-      </w:r>
-    </w:p>
-    <w:p>
-      <w:pPr>
-        <w:pStyle w:val="BulletText"/>
-      </w:pPr>
-      <w:r>
-        <w:rPr>
-          <w:rFonts w:ascii="Arial" w:hAnsi="Arial" w:eastAsia="Arial" w:cs="Arial"/>
-          <w:b w:val="0"/>
-          <w:i w:val="0"/>
-        </w:rPr>
-        <w:t>• оборудование для программ;</w:t>
-      </w:r>
-    </w:p>
-    <w:p>
-      <w:pPr>
-        <w:pStyle w:val="BulletText"/>
-      </w:pPr>
-      <w:r>
-        <w:rPr>
-          <w:rFonts w:ascii="Arial" w:hAnsi="Arial" w:eastAsia="Arial" w:cs="Arial"/>
-          <w:b w:val="0"/>
-          <w:i w:val="0"/>
-        </w:rPr>
-        <w:t>• фото/видео оборудование при наличии;</w:t>
-      </w:r>
-    </w:p>
-    <w:p>
-      <w:pPr>
-        <w:pStyle w:val="BulletText"/>
-      </w:pPr>
-      <w:r>
-        <w:rPr>
-          <w:rFonts w:ascii="Arial" w:hAnsi="Arial" w:eastAsia="Arial" w:cs="Arial"/>
-          <w:b w:val="0"/>
-          <w:i w:val="0"/>
-        </w:rPr>
-        <w:t>• чай и всё для гостеприимства.</w:t>
-      </w:r>
-    </w:p>
-    <w:p>
-      <w:pPr>
-        <w:pStyle w:val="Heading3"/>
-      </w:pPr>
-      <w:r>
-        <w:t>Минимальный принцип</w:t>
-      </w:r>
-    </w:p>
-    <w:p>
-      <w:r>
-        <w:rPr>
-          <w:rFonts w:ascii="Arial" w:hAnsi="Arial" w:eastAsia="Arial" w:cs="Arial"/>
-          <w:b w:val="0"/>
-          <w:i w:val="0"/>
-        </w:rPr>
-        <w:t>У юнита должны быть понятный способ найти его, связаться, место для практики, базовые материалы и канал регулярного контакта.</w:t>
-      </w:r>
-    </w:p>
-    <w:p>
-      <w:pPr>
-        <w:pStyle w:val="Heading3"/>
-      </w:pPr>
-      <w:r>
-        <w:t>Статус</w:t>
-      </w:r>
-    </w:p>
-    <w:p>
-      <w:r>
-        <w:rPr>
-          <w:rFonts w:ascii="Arial" w:hAnsi="Arial" w:eastAsia="Arial" w:cs="Arial"/>
-          <w:b w:val="0"/>
-          <w:i w:val="0"/>
-        </w:rPr>
-        <w:t>Этот цифровой минимум принят как стартовый. Остальной обязательный минимум для разных типов юнитов ещё требует утверждения.</w:t>
-      </w:r>
-    </w:p>
-    <w:p>
-      <w:pPr>
-        <w:spacing w:before="120"/>
-      </w:pPr>
-      <w:hyperlink r:id="rId61">
-        <w:r>
-          <w:rPr>
-            <w:color w:val="1F5E4A"/>
-            <w:u w:val="single"/>
-            <w:rFonts w:ascii="Arial" w:hAnsi="Arial" w:eastAsia="Arial" w:cs="Arial"/>
-          </w:rPr>
-          <w:t>Версия страницы на сайте</w:t>
-        </w:r>
-      </w:hyperlink>
-    </w:p>
-    <w:p>
-      <w:pPr>
-        <w:pStyle w:val="Heading2"/>
-      </w:pPr>
-      <w:r>
-        <w:t>Формирование команды</w:t>
-      </w:r>
-    </w:p>
-    <w:p>
-      <w:pPr>
-        <w:pStyle w:val="Heading3"/>
-      </w:pPr>
-      <w:r>
-        <w:t>Главный принцип</w:t>
-      </w:r>
-    </w:p>
-    <w:p>
-      <w:r>
-        <w:rPr>
-          <w:rFonts w:ascii="Arial" w:hAnsi="Arial" w:eastAsia="Arial" w:cs="Arial"/>
-          <w:b/>
-          <w:i w:val="0"/>
-        </w:rPr>
-        <w:t>Функции фиксированы, люди гибки.</w:t>
-      </w:r>
-    </w:p>
-    <w:p>
-      <w:r>
-        <w:rPr>
-          <w:rFonts w:ascii="Arial" w:hAnsi="Arial" w:eastAsia="Arial" w:cs="Arial"/>
-          <w:b w:val="0"/>
-          <w:i w:val="0"/>
-        </w:rPr>
-        <w:t>В маленьком юните один человек может совмещать несколько функций.</w:t>
-      </w:r>
-    </w:p>
-    <w:p>
-      <w:pPr>
-        <w:pStyle w:val="Heading3"/>
-      </w:pPr>
-      <w:r>
-        <w:t>Алгоритм</w:t>
-      </w:r>
-    </w:p>
-    <w:p>
-      <w:r>
-        <w:rPr>
-          <w:rFonts w:ascii="Arial" w:hAnsi="Arial" w:eastAsia="Arial" w:cs="Arial"/>
-          <w:b/>
-          <w:i w:val="0"/>
-        </w:rPr>
-        <w:t>Потребность → Человек → Предложение → Вдохновение → Согласие → Объяснение функции → Инструмент / обучение → Старт → Поддержка → Ответственность за результат</w:t>
-      </w:r>
-    </w:p>
-    <w:p>
-      <w:pPr>
-        <w:pStyle w:val="Heading3"/>
-      </w:pPr>
-      <w:r>
-        <w:t>Если человека нет</w:t>
-      </w:r>
-    </w:p>
-    <w:p>
-      <w:pPr>
-        <w:pStyle w:val="BulletText"/>
-      </w:pPr>
-      <w:r>
-        <w:rPr>
-          <w:rFonts w:ascii="Arial" w:hAnsi="Arial" w:eastAsia="Arial" w:cs="Arial"/>
-          <w:b w:val="0"/>
-          <w:i w:val="0"/>
-        </w:rPr>
-        <w:t>• функция остаётся видимой;</w:t>
-      </w:r>
-    </w:p>
-    <w:p>
-      <w:pPr>
-        <w:pStyle w:val="BulletText"/>
-      </w:pPr>
-      <w:r>
-        <w:rPr>
-          <w:rFonts w:ascii="Arial" w:hAnsi="Arial" w:eastAsia="Arial" w:cs="Arial"/>
-          <w:b w:val="0"/>
-          <w:i w:val="0"/>
-        </w:rPr>
-        <w:t>• никто не назначается насильно;</w:t>
-      </w:r>
-    </w:p>
-    <w:p>
-      <w:pPr>
-        <w:pStyle w:val="BulletText"/>
-      </w:pPr>
-      <w:r>
-        <w:rPr>
-          <w:rFonts w:ascii="Arial" w:hAnsi="Arial" w:eastAsia="Arial" w:cs="Arial"/>
-          <w:b w:val="0"/>
-          <w:i w:val="0"/>
-        </w:rPr>
-        <w:t>• временно её берёт тот, кто способен;</w:t>
-      </w:r>
-    </w:p>
-    <w:p>
-      <w:pPr>
-        <w:pStyle w:val="BulletText"/>
-      </w:pPr>
-      <w:r>
-        <w:rPr>
-          <w:rFonts w:ascii="Arial" w:hAnsi="Arial" w:eastAsia="Arial" w:cs="Arial"/>
-          <w:b w:val="0"/>
-          <w:i w:val="0"/>
-        </w:rPr>
-        <w:t>• секретарь продолжает искать возможность закрыть направление.</w:t>
-      </w:r>
-    </w:p>
-    <w:p>
-      <w:pPr>
-        <w:pStyle w:val="Heading3"/>
-      </w:pPr>
-      <w:r>
-        <w:t>Формат роли</w:t>
-      </w:r>
-    </w:p>
-    <w:p>
-      <w:pPr>
-        <w:pStyle w:val="BulletText"/>
-      </w:pPr>
-      <w:r>
-        <w:rPr>
-          <w:rFonts w:ascii="Arial" w:hAnsi="Arial" w:eastAsia="Arial" w:cs="Arial"/>
-          <w:b w:val="0"/>
-          <w:i w:val="0"/>
-        </w:rPr>
-        <w:t>1. цель;</w:t>
-      </w:r>
-    </w:p>
-    <w:p>
-      <w:pPr>
-        <w:pStyle w:val="BulletText"/>
-      </w:pPr>
-      <w:r>
-        <w:rPr>
-          <w:rFonts w:ascii="Arial" w:hAnsi="Arial" w:eastAsia="Arial" w:cs="Arial"/>
-          <w:b w:val="0"/>
-          <w:i w:val="0"/>
-        </w:rPr>
-        <w:t>2. зона ответственности;</w:t>
-      </w:r>
-    </w:p>
-    <w:p>
-      <w:pPr>
-        <w:pStyle w:val="BulletText"/>
-      </w:pPr>
-      <w:r>
-        <w:rPr>
-          <w:rFonts w:ascii="Arial" w:hAnsi="Arial" w:eastAsia="Arial" w:cs="Arial"/>
-          <w:b w:val="0"/>
-          <w:i w:val="0"/>
-        </w:rPr>
-        <w:t>3. задачи;</w:t>
-      </w:r>
-    </w:p>
-    <w:p>
-      <w:pPr>
-        <w:pStyle w:val="BulletText"/>
-      </w:pPr>
-      <w:r>
-        <w:rPr>
-          <w:rFonts w:ascii="Arial" w:hAnsi="Arial" w:eastAsia="Arial" w:cs="Arial"/>
-          <w:b w:val="0"/>
-          <w:i w:val="0"/>
-        </w:rPr>
-        <w:t>4. минимальный результат;</w:t>
-      </w:r>
-    </w:p>
-    <w:p>
-      <w:pPr>
-        <w:pStyle w:val="BulletText"/>
-      </w:pPr>
-      <w:r>
-        <w:rPr>
-          <w:rFonts w:ascii="Arial" w:hAnsi="Arial" w:eastAsia="Arial" w:cs="Arial"/>
-          <w:b w:val="0"/>
-          <w:i w:val="0"/>
-        </w:rPr>
-        <w:t>5. взаимодействие;</w:t>
-      </w:r>
-    </w:p>
-    <w:p>
-      <w:pPr>
-        <w:pStyle w:val="BulletText"/>
-      </w:pPr>
-      <w:r>
-        <w:rPr>
-          <w:rFonts w:ascii="Arial" w:hAnsi="Arial" w:eastAsia="Arial" w:cs="Arial"/>
-          <w:b w:val="0"/>
-          <w:i w:val="0"/>
-        </w:rPr>
-        <w:t>6. инструменты;</w:t>
-      </w:r>
-    </w:p>
-    <w:p>
-      <w:pPr>
-        <w:pStyle w:val="BulletText"/>
-      </w:pPr>
-      <w:r>
-        <w:rPr>
-          <w:rFonts w:ascii="Arial" w:hAnsi="Arial" w:eastAsia="Arial" w:cs="Arial"/>
-          <w:b w:val="0"/>
-          <w:i w:val="0"/>
-        </w:rPr>
-        <w:t>7. отчётность.</w:t>
-      </w:r>
-    </w:p>
-    <w:p>
-      <w:pPr>
-        <w:spacing w:before="120"/>
-      </w:pPr>
-      <w:hyperlink r:id="rId62">
-        <w:r>
-          <w:rPr>
-            <w:color w:val="1F5E4A"/>
-            <w:u w:val="single"/>
-            <w:rFonts w:ascii="Arial" w:hAnsi="Arial" w:eastAsia="Arial" w:cs="Arial"/>
-          </w:rPr>
-          <w:t>Версия страницы на сайте</w:t>
-        </w:r>
-      </w:hyperlink>
-    </w:p>
-    <w:p>
-      <w:pPr>
-        <w:pStyle w:val="Heading1"/>
-        <w:pageBreakBefore/>
-      </w:pPr>
-      <w:r>
-        <w:t>Роли</w:t>
-      </w:r>
-    </w:p>
-    <w:p>
-      <w:pPr>
-        <w:pStyle w:val="Heading2"/>
-      </w:pPr>
-      <w:r>
-        <w:t>Секретарь</w:t>
-      </w:r>
-    </w:p>
-    <w:p>
-      <w:pPr>
-        <w:pStyle w:val="Heading3"/>
-      </w:pPr>
-      <w:r>
-        <w:t>Цель</w:t>
-      </w:r>
-    </w:p>
-    <w:p>
-      <w:r>
-        <w:rPr>
-          <w:rFonts w:ascii="Arial" w:hAnsi="Arial" w:eastAsia="Arial" w:cs="Arial"/>
-          <w:b w:val="0"/>
-          <w:i w:val="0"/>
-        </w:rPr>
-        <w:t>Организовать целостную работу Прачары в юните.</w:t>
-      </w:r>
-    </w:p>
-    <w:p>
-      <w:pPr>
-        <w:pStyle w:val="Heading3"/>
-      </w:pPr>
-      <w:r>
-        <w:t>Зона ответственности</w:t>
-      </w:r>
-    </w:p>
-    <w:p>
-      <w:r>
-        <w:rPr>
-          <w:rFonts w:ascii="Arial" w:hAnsi="Arial" w:eastAsia="Arial" w:cs="Arial"/>
-          <w:b w:val="0"/>
-          <w:i w:val="0"/>
-        </w:rPr>
-        <w:t>Видеть систему, определять приоритеты, видеть незакрытые направления, распределять функции, собирать команду, организовывать выполнение, использовать инструменты Центра, контролировать результат, передавать обратную связь.</w:t>
-      </w:r>
-    </w:p>
-    <w:p>
-      <w:pPr>
-        <w:pStyle w:val="Heading3"/>
-      </w:pPr>
-      <w:r>
-        <w:t>Минимальный результат</w:t>
-      </w:r>
-    </w:p>
-    <w:p>
-      <w:pPr>
-        <w:pStyle w:val="BulletText"/>
-      </w:pPr>
-      <w:r>
-        <w:rPr>
-          <w:rFonts w:ascii="Arial" w:hAnsi="Arial" w:eastAsia="Arial" w:cs="Arial"/>
-          <w:b w:val="0"/>
-          <w:i w:val="0"/>
-        </w:rPr>
-        <w:t>• понятны активные и незакрытые направления;</w:t>
-      </w:r>
-    </w:p>
-    <w:p>
-      <w:pPr>
-        <w:pStyle w:val="BulletText"/>
-      </w:pPr>
-      <w:r>
-        <w:rPr>
-          <w:rFonts w:ascii="Arial" w:hAnsi="Arial" w:eastAsia="Arial" w:cs="Arial"/>
-          <w:b w:val="0"/>
-          <w:i w:val="0"/>
-        </w:rPr>
-        <w:t>• назначены ответственные там, где это возможно;</w:t>
-      </w:r>
-    </w:p>
-    <w:p>
-      <w:pPr>
-        <w:pStyle w:val="BulletText"/>
-      </w:pPr>
-      <w:r>
-        <w:rPr>
-          <w:rFonts w:ascii="Arial" w:hAnsi="Arial" w:eastAsia="Arial" w:cs="Arial"/>
-          <w:b w:val="0"/>
-          <w:i w:val="0"/>
-        </w:rPr>
-        <w:t>• есть конкретные задачи;</w:t>
-      </w:r>
-    </w:p>
-    <w:p>
-      <w:pPr>
-        <w:pStyle w:val="BulletText"/>
-      </w:pPr>
-      <w:r>
-        <w:rPr>
-          <w:rFonts w:ascii="Arial" w:hAnsi="Arial" w:eastAsia="Arial" w:cs="Arial"/>
-          <w:b w:val="0"/>
-          <w:i w:val="0"/>
-        </w:rPr>
-        <w:t>• есть регулярные программы;</w:t>
-      </w:r>
-    </w:p>
-    <w:p>
-      <w:pPr>
-        <w:pStyle w:val="BulletText"/>
-      </w:pPr>
-      <w:r>
-        <w:rPr>
-          <w:rFonts w:ascii="Arial" w:hAnsi="Arial" w:eastAsia="Arial" w:cs="Arial"/>
-          <w:b w:val="0"/>
-          <w:i w:val="0"/>
-        </w:rPr>
-        <w:t>• ведётся работа с людьми;</w:t>
-      </w:r>
-    </w:p>
-    <w:p>
-      <w:pPr>
-        <w:pStyle w:val="BulletText"/>
-      </w:pPr>
-      <w:r>
-        <w:rPr>
-          <w:rFonts w:ascii="Arial" w:hAnsi="Arial" w:eastAsia="Arial" w:cs="Arial"/>
-          <w:b w:val="0"/>
-          <w:i w:val="0"/>
-        </w:rPr>
-        <w:t>• есть обратная связь и показатели.</w:t>
-      </w:r>
-    </w:p>
-    <w:p>
-      <w:r>
-        <w:rPr>
-          <w:rFonts w:ascii="Arial" w:hAnsi="Arial" w:eastAsia="Arial" w:cs="Arial"/>
-          <w:b w:val="0"/>
-          <w:i w:val="0"/>
-        </w:rPr>
-        <w:t>Если команда маленькая, секретарь может лично выполнять часть функций, но продолжает видеть систему целиком.</w:t>
       </w:r>
     </w:p>
     <w:p>
@@ -12132,7 +14006,7 @@
         <w:pStyle w:val="Heading2"/>
       </w:pPr>
       <w:r>
-        <w:t>Заботник</w:t>
+        <w:t>Карта задач</w:t>
       </w:r>
     </w:p>
     <w:p>
@@ -12140,17 +14014,17 @@
         <w:pStyle w:val="Heading3"/>
       </w:pPr>
       <w:r>
-        <w:t>Цель</w:t>
-      </w:r>
-    </w:p>
-    <w:p>
-      <w:r>
-        <w:rPr>
-          <w:rFonts w:ascii="Arial" w:hAnsi="Arial" w:eastAsia="Arial" w:cs="Arial"/>
-          <w:b w:val="0"/>
-          <w:i w:val="0"/>
-        </w:rPr>
-        <w:t>Сопровождать человека от первого обращения до устойчивого включения в практику и движения к инициации.</w:t>
+        <w:t>1. Привлечение</w:t>
+      </w:r>
+    </w:p>
+    <w:p>
+      <w:r>
+        <w:rPr>
+          <w:rFonts w:ascii="Arial" w:hAnsi="Arial" w:eastAsia="Arial" w:cs="Arial"/>
+          <w:b w:val="0"/>
+          <w:i w:val="0"/>
+        </w:rPr>
+        <w:t>Реклама, бесплатные каналы, Avito, соцсети, личные страницы, рекомендации, партнёрства, офлайн-продвижение.</w:t>
       </w:r>
     </w:p>
     <w:p>
@@ -12158,17 +14032,17 @@
         <w:pStyle w:val="Heading3"/>
       </w:pPr>
       <w:r>
-        <w:t>Когда начинается забота</w:t>
-      </w:r>
-    </w:p>
-    <w:p>
-      <w:r>
-        <w:rPr>
-          <w:rFonts w:ascii="Arial" w:hAnsi="Arial" w:eastAsia="Arial" w:cs="Arial"/>
-          <w:b w:val="0"/>
-          <w:i w:val="0"/>
-        </w:rPr>
-        <w:t>С первого контакта в социальных сетях или другом канале.</w:t>
+        <w:t>2. Контент и SMM</w:t>
+      </w:r>
+    </w:p>
+    <w:p>
+      <w:r>
+        <w:rPr>
+          <w:rFonts w:ascii="Arial" w:hAnsi="Arial" w:eastAsia="Arial" w:cs="Arial"/>
+          <w:b w:val="0"/>
+          <w:i w:val="0"/>
+        </w:rPr>
+        <w:t>Публикации, фото, видео, сторис, анонсы, жизнь юнита, личные истории, отзывы, контент-банк.</w:t>
       </w:r>
     </w:p>
     <w:p>
@@ -12176,17 +14050,17 @@
         <w:pStyle w:val="Heading3"/>
       </w:pPr>
       <w:r>
-        <w:t>Зона ответственности</w:t>
-      </w:r>
-    </w:p>
-    <w:p>
-      <w:r>
-        <w:rPr>
-          <w:rFonts w:ascii="Arial" w:hAnsi="Arial" w:eastAsia="Arial" w:cs="Arial"/>
-          <w:b w:val="0"/>
-          <w:i w:val="0"/>
-        </w:rPr>
-        <w:t>Первое сообщение, понимание запроса, приглашение, встреча новичка, контакт после программы, повторное приглашение, помощь в начале практики, материалы, ответы, поддержка, связь с сообществом, движение к углублению.</w:t>
+        <w:t>3. Работа с обращениями</w:t>
+      </w:r>
+    </w:p>
+    <w:p>
+      <w:r>
+        <w:rPr>
+          <w:rFonts w:ascii="Arial" w:hAnsi="Arial" w:eastAsia="Arial" w:cs="Arial"/>
+          <w:b w:val="0"/>
+          <w:i w:val="0"/>
+        </w:rPr>
+        <w:t>Ответы, выяснение запроса, приглашение, напоминание, фиксация контакта.</w:t>
       </w:r>
     </w:p>
     <w:p>
@@ -12194,37 +14068,179 @@
         <w:pStyle w:val="Heading3"/>
       </w:pPr>
       <w:r>
-        <w:t>Минимальный результат</w:t>
-      </w:r>
-    </w:p>
-    <w:p>
-      <w:r>
-        <w:rPr>
-          <w:rFonts w:ascii="Arial" w:hAnsi="Arial" w:eastAsia="Arial" w:cs="Arial"/>
-          <w:b w:val="0"/>
-          <w:i w:val="0"/>
-        </w:rPr>
-        <w:t>После первого этапа человек понимает, куда прийти, получил ответ, чувствует человеческое внимание и знает следующий шаг.</w:t>
-      </w:r>
-    </w:p>
-    <w:p>
-      <w:r>
-        <w:rPr>
-          <w:rFonts w:ascii="Arial" w:hAnsi="Arial" w:eastAsia="Arial" w:cs="Arial"/>
-          <w:b w:val="0"/>
-          <w:i w:val="0"/>
-        </w:rPr>
-        <w:t>После первого посещения его контакт сохранён, запрос понятен, ему написали и пригласили снова.</w:t>
-      </w:r>
-    </w:p>
-    <w:p>
-      <w:r>
-        <w:rPr>
-          <w:rFonts w:ascii="Arial" w:hAnsi="Arial" w:eastAsia="Arial" w:cs="Arial"/>
-          <w:b/>
-          <w:i w:val="0"/>
-        </w:rPr>
-        <w:t>Понять запрос → дать полезное → предложить следующий шаг.</w:t>
+        <w:t>4. Забота</w:t>
+      </w:r>
+    </w:p>
+    <w:p>
+      <w:r>
+        <w:rPr>
+          <w:rFonts w:ascii="Arial" w:hAnsi="Arial" w:eastAsia="Arial" w:cs="Arial"/>
+          <w:b w:val="0"/>
+          <w:i w:val="0"/>
+        </w:rPr>
+        <w:t>Сопровождение, сообщения после встречи, повторные приглашения, поддержка практики, ответы, материалы, обучение, углубление.</w:t>
+      </w:r>
+    </w:p>
+    <w:p>
+      <w:pPr>
+        <w:pStyle w:val="Heading3"/>
+      </w:pPr>
+      <w:r>
+        <w:t>5. Программы</w:t>
+      </w:r>
+    </w:p>
+    <w:p>
+      <w:r>
+        <w:rPr>
+          <w:rFonts w:ascii="Arial" w:hAnsi="Arial" w:eastAsia="Arial" w:cs="Arial"/>
+          <w:b w:val="0"/>
+          <w:i w:val="0"/>
+        </w:rPr>
+        <w:t>Коллективная медитация, лекции, асаны, интерактивы, обучение, киртан, чаепитие, обсуждения, интенсивы, ретриты.</w:t>
+      </w:r>
+    </w:p>
+    <w:p>
+      <w:pPr>
+        <w:pStyle w:val="Heading3"/>
+      </w:pPr>
+      <w:r>
+        <w:t>6. Обучение и углубление</w:t>
+      </w:r>
+    </w:p>
+    <w:p>
+      <w:r>
+        <w:rPr>
+          <w:rFonts w:ascii="Arial" w:hAnsi="Arial" w:eastAsia="Arial" w:cs="Arial"/>
+          <w:b w:val="0"/>
+          <w:i w:val="0"/>
+        </w:rPr>
+        <w:t>Базовое обучение, курсы, личный урок, философия, литература, подготовка к инициации.</w:t>
+      </w:r>
+    </w:p>
+    <w:p>
+      <w:pPr>
+        <w:pStyle w:val="Heading3"/>
+      </w:pPr>
+      <w:r>
+        <w:t>7. Сообщество</w:t>
+      </w:r>
+    </w:p>
+    <w:p>
+      <w:r>
+        <w:rPr>
+          <w:rFonts w:ascii="Arial" w:hAnsi="Arial" w:eastAsia="Arial" w:cs="Arial"/>
+          <w:b w:val="0"/>
+          <w:i w:val="0"/>
+        </w:rPr>
+        <w:t>Знакомство людей, общение, совместные активности, походы, встречи, чувство принадлежности.</w:t>
+      </w:r>
+    </w:p>
+    <w:p>
+      <w:pPr>
+        <w:pStyle w:val="Heading3"/>
+      </w:pPr>
+      <w:r>
+        <w:t>8. Карма-йога и социальная деятельность</w:t>
+      </w:r>
+    </w:p>
+    <w:p>
+      <w:r>
+        <w:rPr>
+          <w:rFonts w:ascii="Arial" w:hAnsi="Arial" w:eastAsia="Arial" w:cs="Arial"/>
+          <w:b w:val="0"/>
+          <w:i w:val="0"/>
+        </w:rPr>
+        <w:t>Служение, благотворительность, социальные проекты, вовлечение практикующих.</w:t>
+      </w:r>
+    </w:p>
+    <w:p>
+      <w:pPr>
+        <w:pStyle w:val="Heading3"/>
+      </w:pPr>
+      <w:r>
+        <w:t>9. Учёт и аналитика</w:t>
+      </w:r>
+    </w:p>
+    <w:p>
+      <w:r>
+        <w:rPr>
+          <w:rFonts w:ascii="Arial" w:hAnsi="Arial" w:eastAsia="Arial" w:cs="Arial"/>
+          <w:b w:val="0"/>
+          <w:i w:val="0"/>
+        </w:rPr>
+        <w:t>База людей, новые обращения, новые посетители, повторные посещения, регулярные практикующие, показатели программ.</w:t>
+      </w:r>
+    </w:p>
+    <w:p>
+      <w:pPr>
+        <w:pStyle w:val="Heading3"/>
+      </w:pPr>
+      <w:r>
+        <w:t>10. Команда</w:t>
+      </w:r>
+    </w:p>
+    <w:p>
+      <w:r>
+        <w:rPr>
+          <w:rFonts w:ascii="Arial" w:hAnsi="Arial" w:eastAsia="Arial" w:cs="Arial"/>
+          <w:b w:val="0"/>
+          <w:i w:val="0"/>
+        </w:rPr>
+        <w:t>Поиск людей, распределение функций, обучение, поддержка, задачи, обратная связь.</w:t>
+      </w:r>
+    </w:p>
+    <w:p>
+      <w:pPr>
+        <w:pStyle w:val="Heading3"/>
+      </w:pPr>
+      <w:r>
+        <w:t>11. Партнёрства</w:t>
+      </w:r>
+    </w:p>
+    <w:p>
+      <w:r>
+        <w:rPr>
+          <w:rFonts w:ascii="Arial" w:hAnsi="Arial" w:eastAsia="Arial" w:cs="Arial"/>
+          <w:b w:val="0"/>
+          <w:i w:val="0"/>
+        </w:rPr>
+        <w:t>Площадки, совместные мероприятия, дружественные сообщества, локальные организации.</w:t>
+      </w:r>
+    </w:p>
+    <w:p>
+      <w:pPr>
+        <w:pStyle w:val="Heading3"/>
+      </w:pPr>
+      <w:r>
+        <w:t>12. Инфраструктура</w:t>
+      </w:r>
+    </w:p>
+    <w:p>
+      <w:r>
+        <w:rPr>
+          <w:rFonts w:ascii="Arial" w:hAnsi="Arial" w:eastAsia="Arial" w:cs="Arial"/>
+          <w:b w:val="0"/>
+          <w:i w:val="0"/>
+        </w:rPr>
+        <w:t>Помещение, материалы, оборудование, цифровые каналы, чаты, хранение контента.</w:t>
+      </w:r>
+    </w:p>
+    <w:p>
+      <w:pPr>
+        <w:pStyle w:val="Heading3"/>
+      </w:pPr>
+      <w:r>
+        <w:t>Статус</w:t>
+      </w:r>
+    </w:p>
+    <w:p>
+      <w:r>
+        <w:rPr>
+          <w:rFonts w:ascii="Arial" w:hAnsi="Arial" w:eastAsia="Arial" w:cs="Arial"/>
+          <w:b w:val="0"/>
+          <w:i w:val="0"/>
+        </w:rPr>
+        <w:t>Карта рабочая и будет дополняться. Роли должны выводиться из реальных задач этой карты.</w:t>
       </w:r>
     </w:p>
     <w:p>
@@ -12247,7 +14263,7 @@
         <w:pStyle w:val="Heading2"/>
       </w:pPr>
       <w:r>
-        <w:t>Контент-мейкер</w:t>
+        <w:t>Управление</w:t>
       </w:r>
     </w:p>
     <w:p>
@@ -12255,17 +14271,150 @@
         <w:pStyle w:val="Heading3"/>
       </w:pPr>
       <w:r>
-        <w:t>Цель</w:t>
-      </w:r>
-    </w:p>
-    <w:p>
-      <w:r>
-        <w:rPr>
-          <w:rFonts w:ascii="Arial" w:hAnsi="Arial" w:eastAsia="Arial" w:cs="Arial"/>
-          <w:b w:val="0"/>
-          <w:i w:val="0"/>
-        </w:rPr>
-        <w:t>Показывать живую жизнь юнита и через контент помогать людям узнавать о практике и сообществе.</w:t>
+        <w:t>Алгоритм секретаря Прачары</w:t>
+      </w:r>
+    </w:p>
+    <w:p>
+      <w:pPr>
+        <w:pStyle w:val="BulletText"/>
+      </w:pPr>
+      <w:r>
+        <w:rPr>
+          <w:rFonts w:ascii="Arial" w:hAnsi="Arial" w:eastAsia="Arial" w:cs="Arial"/>
+          <w:b w:val="0"/>
+          <w:i w:val="0"/>
+        </w:rPr>
+        <w:t>1. Увидеть текущую ситуацию.</w:t>
+      </w:r>
+    </w:p>
+    <w:p>
+      <w:pPr>
+        <w:pStyle w:val="BulletText"/>
+      </w:pPr>
+      <w:r>
+        <w:rPr>
+          <w:rFonts w:ascii="Arial" w:hAnsi="Arial" w:eastAsia="Arial" w:cs="Arial"/>
+          <w:b w:val="0"/>
+          <w:i w:val="0"/>
+        </w:rPr>
+        <w:t>2. Увидеть все направления работы.</w:t>
+      </w:r>
+    </w:p>
+    <w:p>
+      <w:pPr>
+        <w:pStyle w:val="BulletText"/>
+      </w:pPr>
+      <w:r>
+        <w:rPr>
+          <w:rFonts w:ascii="Arial" w:hAnsi="Arial" w:eastAsia="Arial" w:cs="Arial"/>
+          <w:b w:val="0"/>
+          <w:i w:val="0"/>
+        </w:rPr>
+        <w:t>3. Увидеть доступных людей.</w:t>
+      </w:r>
+    </w:p>
+    <w:p>
+      <w:pPr>
+        <w:pStyle w:val="BulletText"/>
+      </w:pPr>
+      <w:r>
+        <w:rPr>
+          <w:rFonts w:ascii="Arial" w:hAnsi="Arial" w:eastAsia="Arial" w:cs="Arial"/>
+          <w:b w:val="0"/>
+          <w:i w:val="0"/>
+        </w:rPr>
+        <w:t>4. Определить приоритет.</w:t>
+      </w:r>
+    </w:p>
+    <w:p>
+      <w:pPr>
+        <w:pStyle w:val="BulletText"/>
+      </w:pPr>
+      <w:r>
+        <w:rPr>
+          <w:rFonts w:ascii="Arial" w:hAnsi="Arial" w:eastAsia="Arial" w:cs="Arial"/>
+          <w:b w:val="0"/>
+          <w:i w:val="0"/>
+        </w:rPr>
+        <w:t>5. Распределить функции.</w:t>
+      </w:r>
+    </w:p>
+    <w:p>
+      <w:pPr>
+        <w:pStyle w:val="BulletText"/>
+      </w:pPr>
+      <w:r>
+        <w:rPr>
+          <w:rFonts w:ascii="Arial" w:hAnsi="Arial" w:eastAsia="Arial" w:cs="Arial"/>
+          <w:b w:val="0"/>
+          <w:i w:val="0"/>
+        </w:rPr>
+        <w:t>6. Предложить и вдохновить.</w:t>
+      </w:r>
+    </w:p>
+    <w:p>
+      <w:pPr>
+        <w:pStyle w:val="BulletText"/>
+      </w:pPr>
+      <w:r>
+        <w:rPr>
+          <w:rFonts w:ascii="Arial" w:hAnsi="Arial" w:eastAsia="Arial" w:cs="Arial"/>
+          <w:b w:val="0"/>
+          <w:i w:val="0"/>
+        </w:rPr>
+        <w:t>7. Дать инструмент или обучение.</w:t>
+      </w:r>
+    </w:p>
+    <w:p>
+      <w:pPr>
+        <w:pStyle w:val="BulletText"/>
+      </w:pPr>
+      <w:r>
+        <w:rPr>
+          <w:rFonts w:ascii="Arial" w:hAnsi="Arial" w:eastAsia="Arial" w:cs="Arial"/>
+          <w:b w:val="0"/>
+          <w:i w:val="0"/>
+        </w:rPr>
+        <w:t>8. Организовать выполнение: что, кто, когда, какой результат.</w:t>
+      </w:r>
+    </w:p>
+    <w:p>
+      <w:pPr>
+        <w:pStyle w:val="BulletText"/>
+      </w:pPr>
+      <w:r>
+        <w:rPr>
+          <w:rFonts w:ascii="Arial" w:hAnsi="Arial" w:eastAsia="Arial" w:cs="Arial"/>
+          <w:b w:val="0"/>
+          <w:i w:val="0"/>
+        </w:rPr>
+        <w:t>9. Проверить результат.</w:t>
+      </w:r>
+    </w:p>
+    <w:p>
+      <w:pPr>
+        <w:pStyle w:val="BulletText"/>
+      </w:pPr>
+      <w:r>
+        <w:rPr>
+          <w:rFonts w:ascii="Arial" w:hAnsi="Arial" w:eastAsia="Arial" w:cs="Arial"/>
+          <w:b w:val="0"/>
+          <w:i w:val="0"/>
+        </w:rPr>
+        <w:t>10. Собрать обратную связь.</w:t>
+      </w:r>
+    </w:p>
+    <w:p>
+      <w:pPr>
+        <w:pStyle w:val="BulletText"/>
+      </w:pPr>
+      <w:r>
+        <w:rPr>
+          <w:rFonts w:ascii="Arial" w:hAnsi="Arial" w:eastAsia="Arial" w:cs="Arial"/>
+          <w:b w:val="0"/>
+          <w:i w:val="0"/>
+        </w:rPr>
+        <w:t>11. Повторить цикл.</w:t>
       </w:r>
     </w:p>
     <w:p>
@@ -12273,27 +14422,17 @@
         <w:pStyle w:val="Heading3"/>
       </w:pPr>
       <w:r>
-        <w:t>Зона ответственности</w:t>
-      </w:r>
-    </w:p>
-    <w:p>
-      <w:r>
-        <w:rPr>
-          <w:rFonts w:ascii="Arial" w:hAnsi="Arial" w:eastAsia="Arial" w:cs="Arial"/>
-          <w:b w:val="0"/>
-          <w:i w:val="0"/>
-        </w:rPr>
-        <w:t>Соцсети, фото, видео, публикации, анонсы, истории, отзывы, контент о жизни юнита.</w:t>
-      </w:r>
-    </w:p>
-    <w:p>
-      <w:r>
-        <w:rPr>
-          <w:rFonts w:ascii="Arial" w:hAnsi="Arial" w:eastAsia="Arial" w:cs="Arial"/>
-          <w:b w:val="0"/>
-          <w:i w:val="0"/>
-        </w:rPr>
-        <w:t>Контент-мейкер не обязан всё делать лично: он может организовывать съёмку, просить материалы, передавать монтаж и следить за регулярностью.</w:t>
+        <w:t>Принцип</w:t>
+      </w:r>
+    </w:p>
+    <w:p>
+      <w:r>
+        <w:rPr>
+          <w:rFonts w:ascii="Arial" w:hAnsi="Arial" w:eastAsia="Arial" w:cs="Arial"/>
+          <w:b w:val="0"/>
+          <w:i w:val="0"/>
+        </w:rPr>
+        <w:t>Секретарь не обязан делать всё сам. Его задача — видеть систему, незакрытые функции, помогать людям включаться и доводить задачи до результата.</w:t>
       </w:r>
     </w:p>
     <w:p>
@@ -12301,17 +14440,27 @@
         <w:pStyle w:val="Heading3"/>
       </w:pPr>
       <w:r>
-        <w:t>Минимальный результат</w:t>
-      </w:r>
-    </w:p>
-    <w:p>
-      <w:r>
-        <w:rPr>
-          <w:rFonts w:ascii="Arial" w:hAnsi="Arial" w:eastAsia="Arial" w:cs="Arial"/>
-          <w:b w:val="0"/>
-          <w:i w:val="0"/>
-        </w:rPr>
-        <w:t>Человек, открывший страницу юнита, понимает: кто вы, что здесь происходит, что можно прийти на практику, когда и куда прийти, как связаться.</w:t>
+        <w:t>Еженедельный цикл</w:t>
+      </w:r>
+    </w:p>
+    <w:p>
+      <w:r>
+        <w:rPr>
+          <w:rFonts w:ascii="Arial" w:hAnsi="Arial" w:eastAsia="Arial" w:cs="Arial"/>
+          <w:b w:val="0"/>
+          <w:i w:val="0"/>
+        </w:rPr>
+        <w:t>Основной рабочий ритм — регулярный созвон секретарей. Сохраняется уже принятая система из пяти вопросов.</w:t>
+      </w:r>
+    </w:p>
+    <w:p>
+      <w:r>
+        <w:rPr>
+          <w:rFonts w:ascii="Arial" w:hAnsi="Arial" w:eastAsia="Arial" w:cs="Arial"/>
+          <w:b w:val="0"/>
+          <w:i w:val="0"/>
+        </w:rPr>
+        <w:t>Каждый созвон должен завершаться конкретной задачей, ответственным, сроком, ожидаемым результатом и проверкой на следующем созвоне.</w:t>
       </w:r>
     </w:p>
     <w:p>
@@ -12331,10 +14480,1009 @@
     </w:p>
     <w:p>
       <w:pPr>
+        <w:pStyle w:val="Heading2"/>
+      </w:pPr>
+      <w:r>
+        <w:t>Инфраструктура</w:t>
+      </w:r>
+    </w:p>
+    <w:p>
+      <w:pPr>
+        <w:pStyle w:val="Heading3"/>
+      </w:pPr>
+      <w:r>
+        <w:t>Цифровая инфраструктура</w:t>
+      </w:r>
+    </w:p>
+    <w:p>
+      <w:pPr>
+        <w:pStyle w:val="BulletText"/>
+      </w:pPr>
+      <w:r>
+        <w:rPr>
+          <w:rFonts w:ascii="Arial" w:hAnsi="Arial" w:eastAsia="Arial" w:cs="Arial"/>
+          <w:b w:val="0"/>
+          <w:i w:val="0"/>
+        </w:rPr>
+        <w:t>• хотя бы одна активная социальная площадка;</w:t>
+      </w:r>
+    </w:p>
+    <w:p>
+      <w:pPr>
+        <w:pStyle w:val="BulletText"/>
+      </w:pPr>
+      <w:r>
+        <w:rPr>
+          <w:rFonts w:ascii="Arial" w:hAnsi="Arial" w:eastAsia="Arial" w:cs="Arial"/>
+          <w:b w:val="0"/>
+          <w:i w:val="0"/>
+        </w:rPr>
+        <w:t>• VK-сообщество;</w:t>
+      </w:r>
+    </w:p>
+    <w:p>
+      <w:pPr>
+        <w:pStyle w:val="BulletText"/>
+      </w:pPr>
+      <w:r>
+        <w:rPr>
+          <w:rFonts w:ascii="Arial" w:hAnsi="Arial" w:eastAsia="Arial" w:cs="Arial"/>
+          <w:b w:val="0"/>
+          <w:i w:val="0"/>
+        </w:rPr>
+        <w:t>• Telegram-канал;</w:t>
+      </w:r>
+    </w:p>
+    <w:p>
+      <w:pPr>
+        <w:pStyle w:val="BulletText"/>
+      </w:pPr>
+      <w:r>
+        <w:rPr>
+          <w:rFonts w:ascii="Arial" w:hAnsi="Arial" w:eastAsia="Arial" w:cs="Arial"/>
+          <w:b w:val="0"/>
+          <w:i w:val="0"/>
+        </w:rPr>
+        <w:t>• Telegram-чат;</w:t>
+      </w:r>
+    </w:p>
+    <w:p>
+      <w:pPr>
+        <w:pStyle w:val="BulletText"/>
+      </w:pPr>
+      <w:r>
+        <w:rPr>
+          <w:rFonts w:ascii="Arial" w:hAnsi="Arial" w:eastAsia="Arial" w:cs="Arial"/>
+          <w:b w:val="0"/>
+          <w:i w:val="0"/>
+        </w:rPr>
+        <w:t>• чат для новичков или практикующих;</w:t>
+      </w:r>
+    </w:p>
+    <w:p>
+      <w:pPr>
+        <w:pStyle w:val="BulletText"/>
+      </w:pPr>
+      <w:r>
+        <w:rPr>
+          <w:rFonts w:ascii="Arial" w:hAnsi="Arial" w:eastAsia="Arial" w:cs="Arial"/>
+          <w:b w:val="0"/>
+          <w:i w:val="0"/>
+        </w:rPr>
+        <w:t>• личные страницы активных прачарщиков;</w:t>
+      </w:r>
+    </w:p>
+    <w:p>
+      <w:pPr>
+        <w:pStyle w:val="BulletText"/>
+      </w:pPr>
+      <w:r>
+        <w:rPr>
+          <w:rFonts w:ascii="Arial" w:hAnsi="Arial" w:eastAsia="Arial" w:cs="Arial"/>
+          <w:b w:val="0"/>
+          <w:i w:val="0"/>
+        </w:rPr>
+        <w:t>• Avito-объявление;</w:t>
+      </w:r>
+    </w:p>
+    <w:p>
+      <w:pPr>
+        <w:pStyle w:val="BulletText"/>
+      </w:pPr>
+      <w:r>
+        <w:rPr>
+          <w:rFonts w:ascii="Arial" w:hAnsi="Arial" w:eastAsia="Arial" w:cs="Arial"/>
+          <w:b w:val="0"/>
+          <w:i w:val="0"/>
+        </w:rPr>
+        <w:t>• карты и локальные сервисы;</w:t>
+      </w:r>
+    </w:p>
+    <w:p>
+      <w:pPr>
+        <w:pStyle w:val="BulletText"/>
+      </w:pPr>
+      <w:r>
+        <w:rPr>
+          <w:rFonts w:ascii="Arial" w:hAnsi="Arial" w:eastAsia="Arial" w:cs="Arial"/>
+          <w:b w:val="0"/>
+          <w:i w:val="0"/>
+        </w:rPr>
+        <w:t>• база людей;</w:t>
+      </w:r>
+    </w:p>
+    <w:p>
+      <w:pPr>
+        <w:pStyle w:val="BulletText"/>
+      </w:pPr>
+      <w:r>
+        <w:rPr>
+          <w:rFonts w:ascii="Arial" w:hAnsi="Arial" w:eastAsia="Arial" w:cs="Arial"/>
+          <w:b w:val="0"/>
+          <w:i w:val="0"/>
+        </w:rPr>
+        <w:t>• рабочий чат команды;</w:t>
+      </w:r>
+    </w:p>
+    <w:p>
+      <w:pPr>
+        <w:pStyle w:val="BulletText"/>
+      </w:pPr>
+      <w:r>
+        <w:rPr>
+          <w:rFonts w:ascii="Arial" w:hAnsi="Arial" w:eastAsia="Arial" w:cs="Arial"/>
+          <w:b w:val="0"/>
+          <w:i w:val="0"/>
+        </w:rPr>
+        <w:t>• хранилище контента.</w:t>
+      </w:r>
+    </w:p>
+    <w:p>
+      <w:pPr>
+        <w:pStyle w:val="Heading4"/>
+      </w:pPr>
+      <w:r>
+        <w:t>Обязательный минимум</w:t>
+      </w:r>
+    </w:p>
+    <w:p>
+      <w:pPr>
+        <w:pStyle w:val="BulletText"/>
+      </w:pPr>
+      <w:r>
+        <w:rPr>
+          <w:rFonts w:ascii="Arial" w:hAnsi="Arial" w:eastAsia="Arial" w:cs="Arial"/>
+          <w:b w:val="0"/>
+          <w:i w:val="0"/>
+        </w:rPr>
+        <w:t>• сообщество юнита во ВКонтакте;</w:t>
+      </w:r>
+    </w:p>
+    <w:p>
+      <w:pPr>
+        <w:pStyle w:val="BulletText"/>
+      </w:pPr>
+      <w:r>
+        <w:rPr>
+          <w:rFonts w:ascii="Arial" w:hAnsi="Arial" w:eastAsia="Arial" w:cs="Arial"/>
+          <w:b w:val="0"/>
+          <w:i w:val="0"/>
+        </w:rPr>
+        <w:t>• объявление на Avito;</w:t>
+      </w:r>
+    </w:p>
+    <w:p>
+      <w:pPr>
+        <w:pStyle w:val="BulletText"/>
+      </w:pPr>
+      <w:r>
+        <w:rPr>
+          <w:rFonts w:ascii="Arial" w:hAnsi="Arial" w:eastAsia="Arial" w:cs="Arial"/>
+          <w:b w:val="0"/>
+          <w:i w:val="0"/>
+        </w:rPr>
+        <w:t>• чат для новичков и практикующих в доступной людям социальной сети или мессенджере.</w:t>
+      </w:r>
+    </w:p>
+    <w:p>
+      <w:r>
+        <w:rPr>
+          <w:rFonts w:ascii="Arial" w:hAnsi="Arial" w:eastAsia="Arial" w:cs="Arial"/>
+          <w:b w:val="0"/>
+          <w:i w:val="0"/>
+        </w:rPr>
+        <w:t>Даже если команда пока не может вести чат активно, он должен существовать как понятный и регулярно проверяемый канал связи.</w:t>
+      </w:r>
+    </w:p>
+    <w:p>
+      <w:pPr>
+        <w:pStyle w:val="Heading3"/>
+      </w:pPr>
+      <w:r>
+        <w:t>Материальная инфраструктура</w:t>
+      </w:r>
+    </w:p>
+    <w:p>
+      <w:pPr>
+        <w:pStyle w:val="BulletText"/>
+      </w:pPr>
+      <w:r>
+        <w:rPr>
+          <w:rFonts w:ascii="Arial" w:hAnsi="Arial" w:eastAsia="Arial" w:cs="Arial"/>
+          <w:b w:val="0"/>
+          <w:i w:val="0"/>
+        </w:rPr>
+        <w:t>• помещение;</w:t>
+      </w:r>
+    </w:p>
+    <w:p>
+      <w:pPr>
+        <w:pStyle w:val="BulletText"/>
+      </w:pPr>
+      <w:r>
+        <w:rPr>
+          <w:rFonts w:ascii="Arial" w:hAnsi="Arial" w:eastAsia="Arial" w:cs="Arial"/>
+          <w:b w:val="0"/>
+          <w:i w:val="0"/>
+        </w:rPr>
+        <w:t>• коврики;</w:t>
+      </w:r>
+    </w:p>
+    <w:p>
+      <w:pPr>
+        <w:pStyle w:val="BulletText"/>
+      </w:pPr>
+      <w:r>
+        <w:rPr>
+          <w:rFonts w:ascii="Arial" w:hAnsi="Arial" w:eastAsia="Arial" w:cs="Arial"/>
+          <w:b w:val="0"/>
+          <w:i w:val="0"/>
+        </w:rPr>
+        <w:t>• подушки;</w:t>
+      </w:r>
+    </w:p>
+    <w:p>
+      <w:pPr>
+        <w:pStyle w:val="BulletText"/>
+      </w:pPr>
+      <w:r>
+        <w:rPr>
+          <w:rFonts w:ascii="Arial" w:hAnsi="Arial" w:eastAsia="Arial" w:cs="Arial"/>
+          <w:b w:val="0"/>
+          <w:i w:val="0"/>
+        </w:rPr>
+        <w:t>• литература;</w:t>
+      </w:r>
+    </w:p>
+    <w:p>
+      <w:pPr>
+        <w:pStyle w:val="BulletText"/>
+      </w:pPr>
+      <w:r>
+        <w:rPr>
+          <w:rFonts w:ascii="Arial" w:hAnsi="Arial" w:eastAsia="Arial" w:cs="Arial"/>
+          <w:b w:val="0"/>
+          <w:i w:val="0"/>
+        </w:rPr>
+        <w:t>• визитки;</w:t>
+      </w:r>
+    </w:p>
+    <w:p>
+      <w:pPr>
+        <w:pStyle w:val="BulletText"/>
+      </w:pPr>
+      <w:r>
+        <w:rPr>
+          <w:rFonts w:ascii="Arial" w:hAnsi="Arial" w:eastAsia="Arial" w:cs="Arial"/>
+          <w:b w:val="0"/>
+          <w:i w:val="0"/>
+        </w:rPr>
+        <w:t>• афиши;</w:t>
+      </w:r>
+    </w:p>
+    <w:p>
+      <w:pPr>
+        <w:pStyle w:val="BulletText"/>
+      </w:pPr>
+      <w:r>
+        <w:rPr>
+          <w:rFonts w:ascii="Arial" w:hAnsi="Arial" w:eastAsia="Arial" w:cs="Arial"/>
+          <w:b w:val="0"/>
+          <w:i w:val="0"/>
+        </w:rPr>
+        <w:t>• музыкальные инструменты;</w:t>
+      </w:r>
+    </w:p>
+    <w:p>
+      <w:pPr>
+        <w:pStyle w:val="BulletText"/>
+      </w:pPr>
+      <w:r>
+        <w:rPr>
+          <w:rFonts w:ascii="Arial" w:hAnsi="Arial" w:eastAsia="Arial" w:cs="Arial"/>
+          <w:b w:val="0"/>
+          <w:i w:val="0"/>
+        </w:rPr>
+        <w:t>• оборудование для программ;</w:t>
+      </w:r>
+    </w:p>
+    <w:p>
+      <w:pPr>
+        <w:pStyle w:val="BulletText"/>
+      </w:pPr>
+      <w:r>
+        <w:rPr>
+          <w:rFonts w:ascii="Arial" w:hAnsi="Arial" w:eastAsia="Arial" w:cs="Arial"/>
+          <w:b w:val="0"/>
+          <w:i w:val="0"/>
+        </w:rPr>
+        <w:t>• фото/видео оборудование при наличии;</w:t>
+      </w:r>
+    </w:p>
+    <w:p>
+      <w:pPr>
+        <w:pStyle w:val="BulletText"/>
+      </w:pPr>
+      <w:r>
+        <w:rPr>
+          <w:rFonts w:ascii="Arial" w:hAnsi="Arial" w:eastAsia="Arial" w:cs="Arial"/>
+          <w:b w:val="0"/>
+          <w:i w:val="0"/>
+        </w:rPr>
+        <w:t>• чай и всё для гостеприимства.</w:t>
+      </w:r>
+    </w:p>
+    <w:p>
+      <w:pPr>
+        <w:pStyle w:val="Heading3"/>
+      </w:pPr>
+      <w:r>
+        <w:t>Минимальный принцип</w:t>
+      </w:r>
+    </w:p>
+    <w:p>
+      <w:r>
+        <w:rPr>
+          <w:rFonts w:ascii="Arial" w:hAnsi="Arial" w:eastAsia="Arial" w:cs="Arial"/>
+          <w:b w:val="0"/>
+          <w:i w:val="0"/>
+        </w:rPr>
+        <w:t>У юнита должны быть понятный способ найти его, связаться, место для практики, базовые материалы и канал регулярного контакта.</w:t>
+      </w:r>
+    </w:p>
+    <w:p>
+      <w:pPr>
+        <w:pStyle w:val="Heading3"/>
+      </w:pPr>
+      <w:r>
+        <w:t>Статус</w:t>
+      </w:r>
+    </w:p>
+    <w:p>
+      <w:r>
+        <w:rPr>
+          <w:rFonts w:ascii="Arial" w:hAnsi="Arial" w:eastAsia="Arial" w:cs="Arial"/>
+          <w:b w:val="0"/>
+          <w:i w:val="0"/>
+        </w:rPr>
+        <w:t>Этот цифровой минимум принят как стартовый. Остальной обязательный минимум для разных типов юнитов ещё требует утверждения.</w:t>
+      </w:r>
+    </w:p>
+    <w:p>
+      <w:pPr>
+        <w:spacing w:before="120"/>
+      </w:pPr>
+      <w:hyperlink r:id="rId66">
+        <w:r>
+          <w:rPr>
+            <w:color w:val="1F5E4A"/>
+            <w:u w:val="single"/>
+            <w:rFonts w:ascii="Arial" w:hAnsi="Arial" w:eastAsia="Arial" w:cs="Arial"/>
+          </w:rPr>
+          <w:t>Версия страницы на сайте</w:t>
+        </w:r>
+      </w:hyperlink>
+    </w:p>
+    <w:p>
+      <w:pPr>
+        <w:pStyle w:val="Heading2"/>
+      </w:pPr>
+      <w:r>
+        <w:t>Формирование команды</w:t>
+      </w:r>
+    </w:p>
+    <w:p>
+      <w:pPr>
+        <w:pStyle w:val="Heading3"/>
+      </w:pPr>
+      <w:r>
+        <w:t>Главный принцип</w:t>
+      </w:r>
+    </w:p>
+    <w:p>
+      <w:r>
+        <w:rPr>
+          <w:rFonts w:ascii="Arial" w:hAnsi="Arial" w:eastAsia="Arial" w:cs="Arial"/>
+          <w:b/>
+          <w:i w:val="0"/>
+        </w:rPr>
+        <w:t>Функции фиксированы, люди гибки.</w:t>
+      </w:r>
+    </w:p>
+    <w:p>
+      <w:r>
+        <w:rPr>
+          <w:rFonts w:ascii="Arial" w:hAnsi="Arial" w:eastAsia="Arial" w:cs="Arial"/>
+          <w:b w:val="0"/>
+          <w:i w:val="0"/>
+        </w:rPr>
+        <w:t>В маленьком юните один человек может совмещать несколько функций.</w:t>
+      </w:r>
+    </w:p>
+    <w:p>
+      <w:pPr>
+        <w:pStyle w:val="Heading3"/>
+      </w:pPr>
+      <w:r>
+        <w:t>Алгоритм</w:t>
+      </w:r>
+    </w:p>
+    <w:p>
+      <w:r>
+        <w:rPr>
+          <w:rFonts w:ascii="Arial" w:hAnsi="Arial" w:eastAsia="Arial" w:cs="Arial"/>
+          <w:b/>
+          <w:i w:val="0"/>
+        </w:rPr>
+        <w:t>Потребность → Человек → Предложение → Вдохновение → Согласие → Объяснение функции → Инструмент / обучение → Старт → Поддержка → Ответственность за результат</w:t>
+      </w:r>
+    </w:p>
+    <w:p>
+      <w:pPr>
+        <w:pStyle w:val="Heading3"/>
+      </w:pPr>
+      <w:r>
+        <w:t>Если человека нет</w:t>
+      </w:r>
+    </w:p>
+    <w:p>
+      <w:pPr>
+        <w:pStyle w:val="BulletText"/>
+      </w:pPr>
+      <w:r>
+        <w:rPr>
+          <w:rFonts w:ascii="Arial" w:hAnsi="Arial" w:eastAsia="Arial" w:cs="Arial"/>
+          <w:b w:val="0"/>
+          <w:i w:val="0"/>
+        </w:rPr>
+        <w:t>• функция остаётся видимой;</w:t>
+      </w:r>
+    </w:p>
+    <w:p>
+      <w:pPr>
+        <w:pStyle w:val="BulletText"/>
+      </w:pPr>
+      <w:r>
+        <w:rPr>
+          <w:rFonts w:ascii="Arial" w:hAnsi="Arial" w:eastAsia="Arial" w:cs="Arial"/>
+          <w:b w:val="0"/>
+          <w:i w:val="0"/>
+        </w:rPr>
+        <w:t>• никто не назначается насильно;</w:t>
+      </w:r>
+    </w:p>
+    <w:p>
+      <w:pPr>
+        <w:pStyle w:val="BulletText"/>
+      </w:pPr>
+      <w:r>
+        <w:rPr>
+          <w:rFonts w:ascii="Arial" w:hAnsi="Arial" w:eastAsia="Arial" w:cs="Arial"/>
+          <w:b w:val="0"/>
+          <w:i w:val="0"/>
+        </w:rPr>
+        <w:t>• временно её берёт тот, кто способен;</w:t>
+      </w:r>
+    </w:p>
+    <w:p>
+      <w:pPr>
+        <w:pStyle w:val="BulletText"/>
+      </w:pPr>
+      <w:r>
+        <w:rPr>
+          <w:rFonts w:ascii="Arial" w:hAnsi="Arial" w:eastAsia="Arial" w:cs="Arial"/>
+          <w:b w:val="0"/>
+          <w:i w:val="0"/>
+        </w:rPr>
+        <w:t>• секретарь продолжает искать возможность закрыть направление.</w:t>
+      </w:r>
+    </w:p>
+    <w:p>
+      <w:pPr>
+        <w:pStyle w:val="Heading3"/>
+      </w:pPr>
+      <w:r>
+        <w:t>Формат роли</w:t>
+      </w:r>
+    </w:p>
+    <w:p>
+      <w:pPr>
+        <w:pStyle w:val="BulletText"/>
+      </w:pPr>
+      <w:r>
+        <w:rPr>
+          <w:rFonts w:ascii="Arial" w:hAnsi="Arial" w:eastAsia="Arial" w:cs="Arial"/>
+          <w:b w:val="0"/>
+          <w:i w:val="0"/>
+        </w:rPr>
+        <w:t>1. цель;</w:t>
+      </w:r>
+    </w:p>
+    <w:p>
+      <w:pPr>
+        <w:pStyle w:val="BulletText"/>
+      </w:pPr>
+      <w:r>
+        <w:rPr>
+          <w:rFonts w:ascii="Arial" w:hAnsi="Arial" w:eastAsia="Arial" w:cs="Arial"/>
+          <w:b w:val="0"/>
+          <w:i w:val="0"/>
+        </w:rPr>
+        <w:t>2. зона ответственности;</w:t>
+      </w:r>
+    </w:p>
+    <w:p>
+      <w:pPr>
+        <w:pStyle w:val="BulletText"/>
+      </w:pPr>
+      <w:r>
+        <w:rPr>
+          <w:rFonts w:ascii="Arial" w:hAnsi="Arial" w:eastAsia="Arial" w:cs="Arial"/>
+          <w:b w:val="0"/>
+          <w:i w:val="0"/>
+        </w:rPr>
+        <w:t>3. задачи;</w:t>
+      </w:r>
+    </w:p>
+    <w:p>
+      <w:pPr>
+        <w:pStyle w:val="BulletText"/>
+      </w:pPr>
+      <w:r>
+        <w:rPr>
+          <w:rFonts w:ascii="Arial" w:hAnsi="Arial" w:eastAsia="Arial" w:cs="Arial"/>
+          <w:b w:val="0"/>
+          <w:i w:val="0"/>
+        </w:rPr>
+        <w:t>4. минимальный результат;</w:t>
+      </w:r>
+    </w:p>
+    <w:p>
+      <w:pPr>
+        <w:pStyle w:val="BulletText"/>
+      </w:pPr>
+      <w:r>
+        <w:rPr>
+          <w:rFonts w:ascii="Arial" w:hAnsi="Arial" w:eastAsia="Arial" w:cs="Arial"/>
+          <w:b w:val="0"/>
+          <w:i w:val="0"/>
+        </w:rPr>
+        <w:t>5. взаимодействие;</w:t>
+      </w:r>
+    </w:p>
+    <w:p>
+      <w:pPr>
+        <w:pStyle w:val="BulletText"/>
+      </w:pPr>
+      <w:r>
+        <w:rPr>
+          <w:rFonts w:ascii="Arial" w:hAnsi="Arial" w:eastAsia="Arial" w:cs="Arial"/>
+          <w:b w:val="0"/>
+          <w:i w:val="0"/>
+        </w:rPr>
+        <w:t>6. инструменты;</w:t>
+      </w:r>
+    </w:p>
+    <w:p>
+      <w:pPr>
+        <w:pStyle w:val="BulletText"/>
+      </w:pPr>
+      <w:r>
+        <w:rPr>
+          <w:rFonts w:ascii="Arial" w:hAnsi="Arial" w:eastAsia="Arial" w:cs="Arial"/>
+          <w:b w:val="0"/>
+          <w:i w:val="0"/>
+        </w:rPr>
+        <w:t>7. отчётность.</w:t>
+      </w:r>
+    </w:p>
+    <w:p>
+      <w:pPr>
+        <w:spacing w:before="120"/>
+      </w:pPr>
+      <w:hyperlink r:id="rId67">
+        <w:r>
+          <w:rPr>
+            <w:color w:val="1F5E4A"/>
+            <w:u w:val="single"/>
+            <w:rFonts w:ascii="Arial" w:hAnsi="Arial" w:eastAsia="Arial" w:cs="Arial"/>
+          </w:rPr>
+          <w:t>Версия страницы на сайте</w:t>
+        </w:r>
+      </w:hyperlink>
+    </w:p>
+    <w:p>
+      <w:pPr>
         <w:pStyle w:val="Heading1"/>
         <w:pageBreakBefore/>
       </w:pPr>
       <w:r>
+        <w:t>Роли</w:t>
+      </w:r>
+    </w:p>
+    <w:p>
+      <w:pPr>
+        <w:pStyle w:val="Heading2"/>
+      </w:pPr>
+      <w:r>
+        <w:t>Секретарь</w:t>
+      </w:r>
+    </w:p>
+    <w:p>
+      <w:pPr>
+        <w:pStyle w:val="Heading3"/>
+      </w:pPr>
+      <w:r>
+        <w:t>Цель</w:t>
+      </w:r>
+    </w:p>
+    <w:p>
+      <w:r>
+        <w:rPr>
+          <w:rFonts w:ascii="Arial" w:hAnsi="Arial" w:eastAsia="Arial" w:cs="Arial"/>
+          <w:b w:val="0"/>
+          <w:i w:val="0"/>
+        </w:rPr>
+        <w:t>Организовать целостную работу Прачары в юните.</w:t>
+      </w:r>
+    </w:p>
+    <w:p>
+      <w:pPr>
+        <w:pStyle w:val="Heading3"/>
+      </w:pPr>
+      <w:r>
+        <w:t>Зона ответственности</w:t>
+      </w:r>
+    </w:p>
+    <w:p>
+      <w:r>
+        <w:rPr>
+          <w:rFonts w:ascii="Arial" w:hAnsi="Arial" w:eastAsia="Arial" w:cs="Arial"/>
+          <w:b w:val="0"/>
+          <w:i w:val="0"/>
+        </w:rPr>
+        <w:t>Видеть систему, определять приоритеты, видеть незакрытые направления, распределять функции, собирать команду, организовывать выполнение, использовать инструменты Центра, контролировать результат, передавать обратную связь.</w:t>
+      </w:r>
+    </w:p>
+    <w:p>
+      <w:pPr>
+        <w:pStyle w:val="Heading3"/>
+      </w:pPr>
+      <w:r>
+        <w:t>Минимальный результат</w:t>
+      </w:r>
+    </w:p>
+    <w:p>
+      <w:pPr>
+        <w:pStyle w:val="BulletText"/>
+      </w:pPr>
+      <w:r>
+        <w:rPr>
+          <w:rFonts w:ascii="Arial" w:hAnsi="Arial" w:eastAsia="Arial" w:cs="Arial"/>
+          <w:b w:val="0"/>
+          <w:i w:val="0"/>
+        </w:rPr>
+        <w:t>• понятны активные и незакрытые направления;</w:t>
+      </w:r>
+    </w:p>
+    <w:p>
+      <w:pPr>
+        <w:pStyle w:val="BulletText"/>
+      </w:pPr>
+      <w:r>
+        <w:rPr>
+          <w:rFonts w:ascii="Arial" w:hAnsi="Arial" w:eastAsia="Arial" w:cs="Arial"/>
+          <w:b w:val="0"/>
+          <w:i w:val="0"/>
+        </w:rPr>
+        <w:t>• назначены ответственные там, где это возможно;</w:t>
+      </w:r>
+    </w:p>
+    <w:p>
+      <w:pPr>
+        <w:pStyle w:val="BulletText"/>
+      </w:pPr>
+      <w:r>
+        <w:rPr>
+          <w:rFonts w:ascii="Arial" w:hAnsi="Arial" w:eastAsia="Arial" w:cs="Arial"/>
+          <w:b w:val="0"/>
+          <w:i w:val="0"/>
+        </w:rPr>
+        <w:t>• есть конкретные задачи;</w:t>
+      </w:r>
+    </w:p>
+    <w:p>
+      <w:pPr>
+        <w:pStyle w:val="BulletText"/>
+      </w:pPr>
+      <w:r>
+        <w:rPr>
+          <w:rFonts w:ascii="Arial" w:hAnsi="Arial" w:eastAsia="Arial" w:cs="Arial"/>
+          <w:b w:val="0"/>
+          <w:i w:val="0"/>
+        </w:rPr>
+        <w:t>• есть регулярные программы;</w:t>
+      </w:r>
+    </w:p>
+    <w:p>
+      <w:pPr>
+        <w:pStyle w:val="BulletText"/>
+      </w:pPr>
+      <w:r>
+        <w:rPr>
+          <w:rFonts w:ascii="Arial" w:hAnsi="Arial" w:eastAsia="Arial" w:cs="Arial"/>
+          <w:b w:val="0"/>
+          <w:i w:val="0"/>
+        </w:rPr>
+        <w:t>• ведётся работа с людьми;</w:t>
+      </w:r>
+    </w:p>
+    <w:p>
+      <w:pPr>
+        <w:pStyle w:val="BulletText"/>
+      </w:pPr>
+      <w:r>
+        <w:rPr>
+          <w:rFonts w:ascii="Arial" w:hAnsi="Arial" w:eastAsia="Arial" w:cs="Arial"/>
+          <w:b w:val="0"/>
+          <w:i w:val="0"/>
+        </w:rPr>
+        <w:t>• есть обратная связь и показатели.</w:t>
+      </w:r>
+    </w:p>
+    <w:p>
+      <w:r>
+        <w:rPr>
+          <w:rFonts w:ascii="Arial" w:hAnsi="Arial" w:eastAsia="Arial" w:cs="Arial"/>
+          <w:b w:val="0"/>
+          <w:i w:val="0"/>
+        </w:rPr>
+        <w:t>Если команда маленькая, секретарь может лично выполнять часть функций, но продолжает видеть систему целиком.</w:t>
+      </w:r>
+    </w:p>
+    <w:p>
+      <w:pPr>
+        <w:spacing w:before="120"/>
+      </w:pPr>
+      <w:hyperlink r:id="rId68">
+        <w:r>
+          <w:rPr>
+            <w:color w:val="1F5E4A"/>
+            <w:u w:val="single"/>
+            <w:rFonts w:ascii="Arial" w:hAnsi="Arial" w:eastAsia="Arial" w:cs="Arial"/>
+          </w:rPr>
+          <w:t>Версия страницы на сайте</w:t>
+        </w:r>
+      </w:hyperlink>
+    </w:p>
+    <w:p>
+      <w:pPr>
+        <w:pStyle w:val="Heading2"/>
+      </w:pPr>
+      <w:r>
+        <w:t>Заботник</w:t>
+      </w:r>
+    </w:p>
+    <w:p>
+      <w:pPr>
+        <w:pStyle w:val="Heading3"/>
+      </w:pPr>
+      <w:r>
+        <w:t>Цель</w:t>
+      </w:r>
+    </w:p>
+    <w:p>
+      <w:r>
+        <w:rPr>
+          <w:rFonts w:ascii="Arial" w:hAnsi="Arial" w:eastAsia="Arial" w:cs="Arial"/>
+          <w:b w:val="0"/>
+          <w:i w:val="0"/>
+        </w:rPr>
+        <w:t>Сопровождать человека от первого обращения до устойчивого включения в практику и движения к инициации.</w:t>
+      </w:r>
+    </w:p>
+    <w:p>
+      <w:pPr>
+        <w:pStyle w:val="Heading3"/>
+      </w:pPr>
+      <w:r>
+        <w:t>Когда начинается забота</w:t>
+      </w:r>
+    </w:p>
+    <w:p>
+      <w:r>
+        <w:rPr>
+          <w:rFonts w:ascii="Arial" w:hAnsi="Arial" w:eastAsia="Arial" w:cs="Arial"/>
+          <w:b w:val="0"/>
+          <w:i w:val="0"/>
+        </w:rPr>
+        <w:t>С первого контакта в социальных сетях или другом канале.</w:t>
+      </w:r>
+    </w:p>
+    <w:p>
+      <w:pPr>
+        <w:pStyle w:val="Heading3"/>
+      </w:pPr>
+      <w:r>
+        <w:t>Зона ответственности</w:t>
+      </w:r>
+    </w:p>
+    <w:p>
+      <w:r>
+        <w:rPr>
+          <w:rFonts w:ascii="Arial" w:hAnsi="Arial" w:eastAsia="Arial" w:cs="Arial"/>
+          <w:b w:val="0"/>
+          <w:i w:val="0"/>
+        </w:rPr>
+        <w:t>Первое сообщение, понимание запроса, приглашение, встреча новичка, контакт после программы, повторное приглашение, помощь в начале практики, материалы, ответы, поддержка, связь с сообществом, движение к углублению.</w:t>
+      </w:r>
+    </w:p>
+    <w:p>
+      <w:pPr>
+        <w:pStyle w:val="Heading3"/>
+      </w:pPr>
+      <w:r>
+        <w:t>Минимальный результат</w:t>
+      </w:r>
+    </w:p>
+    <w:p>
+      <w:r>
+        <w:rPr>
+          <w:rFonts w:ascii="Arial" w:hAnsi="Arial" w:eastAsia="Arial" w:cs="Arial"/>
+          <w:b w:val="0"/>
+          <w:i w:val="0"/>
+        </w:rPr>
+        <w:t>После первого этапа человек понимает, куда прийти, получил ответ, чувствует человеческое внимание и знает следующий шаг.</w:t>
+      </w:r>
+    </w:p>
+    <w:p>
+      <w:r>
+        <w:rPr>
+          <w:rFonts w:ascii="Arial" w:hAnsi="Arial" w:eastAsia="Arial" w:cs="Arial"/>
+          <w:b w:val="0"/>
+          <w:i w:val="0"/>
+        </w:rPr>
+        <w:t>После первого посещения его контакт сохранён, запрос понятен, ему написали и пригласили снова.</w:t>
+      </w:r>
+    </w:p>
+    <w:p>
+      <w:r>
+        <w:rPr>
+          <w:rFonts w:ascii="Arial" w:hAnsi="Arial" w:eastAsia="Arial" w:cs="Arial"/>
+          <w:b/>
+          <w:i w:val="0"/>
+        </w:rPr>
+        <w:t>Понять запрос → дать полезное → предложить следующий шаг.</w:t>
+      </w:r>
+    </w:p>
+    <w:p>
+      <w:pPr>
+        <w:spacing w:before="120"/>
+      </w:pPr>
+      <w:hyperlink r:id="rId69">
+        <w:r>
+          <w:rPr>
+            <w:color w:val="1F5E4A"/>
+            <w:u w:val="single"/>
+            <w:rFonts w:ascii="Arial" w:hAnsi="Arial" w:eastAsia="Arial" w:cs="Arial"/>
+          </w:rPr>
+          <w:t>Версия страницы на сайте</w:t>
+        </w:r>
+      </w:hyperlink>
+    </w:p>
+    <w:p>
+      <w:pPr>
+        <w:pStyle w:val="Heading2"/>
+      </w:pPr>
+      <w:r>
+        <w:t>Контент-мейкер</w:t>
+      </w:r>
+    </w:p>
+    <w:p>
+      <w:pPr>
+        <w:pStyle w:val="Heading3"/>
+      </w:pPr>
+      <w:r>
+        <w:t>Цель</w:t>
+      </w:r>
+    </w:p>
+    <w:p>
+      <w:r>
+        <w:rPr>
+          <w:rFonts w:ascii="Arial" w:hAnsi="Arial" w:eastAsia="Arial" w:cs="Arial"/>
+          <w:b w:val="0"/>
+          <w:i w:val="0"/>
+        </w:rPr>
+        <w:t>Показывать живую жизнь юнита и через контент помогать людям узнавать о практике и сообществе.</w:t>
+      </w:r>
+    </w:p>
+    <w:p>
+      <w:pPr>
+        <w:pStyle w:val="Heading3"/>
+      </w:pPr>
+      <w:r>
+        <w:t>Зона ответственности</w:t>
+      </w:r>
+    </w:p>
+    <w:p>
+      <w:r>
+        <w:rPr>
+          <w:rFonts w:ascii="Arial" w:hAnsi="Arial" w:eastAsia="Arial" w:cs="Arial"/>
+          <w:b w:val="0"/>
+          <w:i w:val="0"/>
+        </w:rPr>
+        <w:t>Соцсети, фото, видео, публикации, анонсы, истории, отзывы, контент о жизни юнита.</w:t>
+      </w:r>
+    </w:p>
+    <w:p>
+      <w:r>
+        <w:rPr>
+          <w:rFonts w:ascii="Arial" w:hAnsi="Arial" w:eastAsia="Arial" w:cs="Arial"/>
+          <w:b w:val="0"/>
+          <w:i w:val="0"/>
+        </w:rPr>
+        <w:t>Контент-мейкер не обязан всё делать лично: он может организовывать съёмку, просить материалы, передавать монтаж и следить за регулярностью.</w:t>
+      </w:r>
+    </w:p>
+    <w:p>
+      <w:pPr>
+        <w:pStyle w:val="Heading3"/>
+      </w:pPr>
+      <w:r>
+        <w:t>Минимальный результат</w:t>
+      </w:r>
+    </w:p>
+    <w:p>
+      <w:r>
+        <w:rPr>
+          <w:rFonts w:ascii="Arial" w:hAnsi="Arial" w:eastAsia="Arial" w:cs="Arial"/>
+          <w:b w:val="0"/>
+          <w:i w:val="0"/>
+        </w:rPr>
+        <w:t>Человек, открывший страницу юнита, понимает: кто вы, что здесь происходит, что можно прийти на практику, когда и куда прийти, как связаться.</w:t>
+      </w:r>
+    </w:p>
+    <w:p>
+      <w:pPr>
+        <w:spacing w:before="120"/>
+      </w:pPr>
+      <w:hyperlink r:id="rId70">
+        <w:r>
+          <w:rPr>
+            <w:color w:val="1F5E4A"/>
+            <w:u w:val="single"/>
+            <w:rFonts w:ascii="Arial" w:hAnsi="Arial" w:eastAsia="Arial" w:cs="Arial"/>
+          </w:rPr>
+          <w:t>Версия страницы на сайте</w:t>
+        </w:r>
+      </w:hyperlink>
+    </w:p>
+    <w:p>
+      <w:pPr>
+        <w:pStyle w:val="Heading1"/>
+        <w:pageBreakBefore/>
+      </w:pPr>
+      <w:r>
         <w:t>Привлечение</w:t>
       </w:r>
     </w:p>
@@ -12449,6 +15597,226 @@
         <w:pStyle w:val="Heading3"/>
       </w:pPr>
       <w:r>
+        <w:t>Рабочий порядок инструментов</w:t>
+      </w:r>
+    </w:p>
+    <w:p>
+      <w:r>
+        <w:rPr>
+          <w:rFonts w:ascii="Arial" w:hAnsi="Arial" w:eastAsia="Arial" w:cs="Arial"/>
+          <w:b w:val="0"/>
+          <w:i w:val="0"/>
+        </w:rPr>
+        <w:t>Порядок запуска учитывает доступность и ожидаемую пользу на старте. Реальную эффективность каждый юнит проверяет по обращениям, посещениям и повторным приходам.</w:t>
+      </w:r>
+    </w:p>
+    <w:p>
+      <w:pPr>
+        <w:pStyle w:val="BulletText"/>
+      </w:pPr>
+      <w:r>
+        <w:rPr>
+          <w:rFonts w:ascii="Arial" w:hAnsi="Arial" w:eastAsia="Arial" w:cs="Arial"/>
+          <w:b w:val="0"/>
+          <w:i w:val="0"/>
+        </w:rPr>
+        <w:t xml:space="preserve">1. </w:t>
+      </w:r>
+      <w:r>
+        <w:rPr>
+          <w:rFonts w:ascii="Arial" w:hAnsi="Arial" w:eastAsia="Arial" w:cs="Arial"/>
+          <w:b/>
+          <w:i w:val="0"/>
+        </w:rPr>
+        <w:t>Avito</w:t>
+      </w:r>
+      <w:r>
+        <w:rPr>
+          <w:rFonts w:ascii="Arial" w:hAnsi="Arial" w:eastAsia="Arial" w:cs="Arial"/>
+          <w:b w:val="0"/>
+          <w:i w:val="0"/>
+        </w:rPr>
+        <w:t xml:space="preserve"> — быстрое городское объявление и прямой контакт.</w:t>
+      </w:r>
+    </w:p>
+    <w:p>
+      <w:pPr>
+        <w:pStyle w:val="BulletText"/>
+      </w:pPr>
+      <w:r>
+        <w:rPr>
+          <w:rFonts w:ascii="Arial" w:hAnsi="Arial" w:eastAsia="Arial" w:cs="Arial"/>
+          <w:b w:val="0"/>
+          <w:i w:val="0"/>
+        </w:rPr>
+        <w:t xml:space="preserve">2. </w:t>
+      </w:r>
+      <w:r>
+        <w:rPr>
+          <w:rFonts w:ascii="Arial" w:hAnsi="Arial" w:eastAsia="Arial" w:cs="Arial"/>
+          <w:b/>
+          <w:i w:val="0"/>
+        </w:rPr>
+        <w:t>Личный бренд</w:t>
+      </w:r>
+      <w:r>
+        <w:rPr>
+          <w:rFonts w:ascii="Arial" w:hAnsi="Arial" w:eastAsia="Arial" w:cs="Arial"/>
+          <w:b w:val="0"/>
+          <w:i w:val="0"/>
+        </w:rPr>
+        <w:t xml:space="preserve"> — доверие к ведущему или организатору через реальный опыт и регулярные полезные материалы.</w:t>
+      </w:r>
+    </w:p>
+    <w:p>
+      <w:pPr>
+        <w:pStyle w:val="BulletText"/>
+      </w:pPr>
+      <w:r>
+        <w:rPr>
+          <w:rFonts w:ascii="Arial" w:hAnsi="Arial" w:eastAsia="Arial" w:cs="Arial"/>
+          <w:b w:val="0"/>
+          <w:i w:val="0"/>
+        </w:rPr>
+        <w:t xml:space="preserve">3. </w:t>
+      </w:r>
+      <w:r>
+        <w:rPr>
+          <w:rFonts w:ascii="Arial" w:hAnsi="Arial" w:eastAsia="Arial" w:cs="Arial"/>
+          <w:b/>
+          <w:i w:val="0"/>
+        </w:rPr>
+        <w:t>Социальные сети</w:t>
+      </w:r>
+      <w:r>
+        <w:rPr>
+          <w:rFonts w:ascii="Arial" w:hAnsi="Arial" w:eastAsia="Arial" w:cs="Arial"/>
+          <w:b w:val="0"/>
+          <w:i w:val="0"/>
+        </w:rPr>
+        <w:t xml:space="preserve"> — понятная упаковка сообщества, расписание, живые фотографии и способ записи.</w:t>
+      </w:r>
+    </w:p>
+    <w:p>
+      <w:pPr>
+        <w:pStyle w:val="BulletText"/>
+      </w:pPr>
+      <w:r>
+        <w:rPr>
+          <w:rFonts w:ascii="Arial" w:hAnsi="Arial" w:eastAsia="Arial" w:cs="Arial"/>
+          <w:b w:val="0"/>
+          <w:i w:val="0"/>
+        </w:rPr>
+        <w:t xml:space="preserve">4. </w:t>
+      </w:r>
+      <w:r>
+        <w:rPr>
+          <w:rFonts w:ascii="Arial" w:hAnsi="Arial" w:eastAsia="Arial" w:cs="Arial"/>
+          <w:b/>
+          <w:i w:val="0"/>
+        </w:rPr>
+        <w:t>Сайт: SEO, гео и GEO</w:t>
+      </w:r>
+      <w:r>
+        <w:rPr>
+          <w:rFonts w:ascii="Arial" w:hAnsi="Arial" w:eastAsia="Arial" w:cs="Arial"/>
+          <w:b w:val="0"/>
+          <w:i w:val="0"/>
+        </w:rPr>
+        <w:t xml:space="preserve"> — видимость в обычном поиске, на картах, по запросам города и в генеративных ответах.</w:t>
+      </w:r>
+    </w:p>
+    <w:p>
+      <w:pPr>
+        <w:pStyle w:val="BulletText"/>
+      </w:pPr>
+      <w:r>
+        <w:rPr>
+          <w:rFonts w:ascii="Arial" w:hAnsi="Arial" w:eastAsia="Arial" w:cs="Arial"/>
+          <w:b w:val="0"/>
+          <w:i w:val="0"/>
+        </w:rPr>
+        <w:t xml:space="preserve">5. </w:t>
+      </w:r>
+      <w:r>
+        <w:rPr>
+          <w:rFonts w:ascii="Arial" w:hAnsi="Arial" w:eastAsia="Arial" w:cs="Arial"/>
+          <w:b/>
+          <w:i w:val="0"/>
+        </w:rPr>
+        <w:t>Визитки</w:t>
+      </w:r>
+      <w:r>
+        <w:rPr>
+          <w:rFonts w:ascii="Arial" w:hAnsi="Arial" w:eastAsia="Arial" w:cs="Arial"/>
+          <w:b w:val="0"/>
+          <w:i w:val="0"/>
+        </w:rPr>
+        <w:t xml:space="preserve"> — продолжение личного разговора с одним ясным следующим шагом; выдачу нужно закреплять за ответственным.</w:t>
+      </w:r>
+    </w:p>
+    <w:p>
+      <w:pPr>
+        <w:pStyle w:val="BulletText"/>
+      </w:pPr>
+      <w:r>
+        <w:rPr>
+          <w:rFonts w:ascii="Arial" w:hAnsi="Arial" w:eastAsia="Arial" w:cs="Arial"/>
+          <w:b w:val="0"/>
+          <w:i w:val="0"/>
+        </w:rPr>
+        <w:t xml:space="preserve">6. </w:t>
+      </w:r>
+      <w:r>
+        <w:rPr>
+          <w:rFonts w:ascii="Arial" w:hAnsi="Arial" w:eastAsia="Arial" w:cs="Arial"/>
+          <w:b/>
+          <w:i w:val="0"/>
+        </w:rPr>
+        <w:t>Анонсы</w:t>
+      </w:r>
+      <w:r>
+        <w:rPr>
+          <w:rFonts w:ascii="Arial" w:hAnsi="Arial" w:eastAsia="Arial" w:cs="Arial"/>
+          <w:b w:val="0"/>
+          <w:i w:val="0"/>
+        </w:rPr>
+        <w:t xml:space="preserve"> — материалы конкретной программы: публикация, короткое сообщение и афиша.</w:t>
+      </w:r>
+    </w:p>
+    <w:p>
+      <w:r>
+        <w:rPr>
+          <w:rFonts w:ascii="Arial" w:hAnsi="Arial" w:eastAsia="Arial" w:cs="Arial"/>
+          <w:b w:val="0"/>
+          <w:i w:val="0"/>
+        </w:rPr>
+        <w:t xml:space="preserve">Подробные инструкции, промпты и порядок учёта визиток находятся в рабочем разделе </w:t>
+      </w:r>
+      <w:hyperlink r:id="rId71">
+        <w:r>
+          <w:rPr>
+            <w:color w:val="1F5E4A"/>
+            <w:u w:val="single"/>
+            <w:rFonts w:ascii="Arial" w:hAnsi="Arial" w:eastAsia="Arial" w:cs="Arial"/>
+          </w:rPr>
+          <w:t>Реклама</w:t>
+        </w:r>
+      </w:hyperlink>
+      <w:r>
+        <w:rPr>
+          <w:rFonts w:ascii="Arial" w:hAnsi="Arial" w:eastAsia="Arial" w:cs="Arial"/>
+          <w:b w:val="0"/>
+          <w:i w:val="0"/>
+        </w:rPr>
+        <w:t>.</w:t>
+      </w:r>
+    </w:p>
+    <w:p>
+      <w:pPr>
+        <w:pStyle w:val="Heading3"/>
+      </w:pPr>
+      <w:r>
         <w:t>Базовый минимум</w:t>
       </w:r>
     </w:p>
@@ -12600,7 +15968,7 @@
       </w:r>
     </w:p>
     <w:p>
-      <w:hyperlink r:id="rId66">
+      <w:hyperlink r:id="rId17">
         <w:r>
           <w:rPr>
             <w:color w:val="1F5E4A"/>
@@ -12954,7 +16322,7 @@
       <w:pPr>
         <w:spacing w:before="120"/>
       </w:pPr>
-      <w:hyperlink r:id="rId67">
+      <w:hyperlink r:id="rId72">
         <w:r>
           <w:rPr>
             <w:color w:val="1F5E4A"/>
@@ -13693,7 +17061,7 @@
         </w:rPr>
         <w:t xml:space="preserve">• </w:t>
       </w:r>
-      <w:hyperlink r:id="rId68">
+      <w:hyperlink r:id="rId73">
         <w:r>
           <w:rPr>
             <w:color w:val="1F5E4A"/>
@@ -13725,7 +17093,7 @@
         </w:rPr>
         <w:t xml:space="preserve">• </w:t>
       </w:r>
-      <w:hyperlink r:id="rId49">
+      <w:hyperlink r:id="rId54">
         <w:r>
           <w:rPr>
             <w:color w:val="1F5E4A"/>
@@ -13757,7 +17125,7 @@
         </w:rPr>
         <w:t xml:space="preserve">• </w:t>
       </w:r>
-      <w:hyperlink r:id="rId21">
+      <w:hyperlink r:id="rId28">
         <w:r>
           <w:rPr>
             <w:color w:val="1F5E4A"/>
@@ -13789,7 +17157,7 @@
         </w:rPr>
         <w:t xml:space="preserve">• </w:t>
       </w:r>
-      <w:hyperlink r:id="rId28">
+      <w:hyperlink r:id="rId33">
         <w:r>
           <w:rPr>
             <w:color w:val="1F5E4A"/>
@@ -13859,7 +17227,7 @@
       <w:pPr>
         <w:spacing w:before="120"/>
       </w:pPr>
-      <w:hyperlink r:id="rId69">
+      <w:hyperlink r:id="rId74">
         <w:r>
           <w:rPr>
             <w:color w:val="1F5E4A"/>
@@ -14053,7 +17421,7 @@
       <w:pPr>
         <w:spacing w:before="120"/>
       </w:pPr>
-      <w:hyperlink r:id="rId70">
+      <w:hyperlink r:id="rId75">
         <w:r>
           <w:rPr>
             <w:color w:val="1F5E4A"/>
@@ -14615,10 +17983,208 @@
       </w:r>
     </w:p>
     <w:p>
+      <w:pPr>
+        <w:pStyle w:val="Heading3"/>
+      </w:pPr>
+      <w:r>
+        <w:t>10. Обязательный учёт в приложении</w:t>
+      </w:r>
+    </w:p>
+    <w:p>
+      <w:r>
+        <w:rPr>
+          <w:rFonts w:ascii="Arial" w:hAnsi="Arial" w:eastAsia="Arial" w:cs="Arial"/>
+          <w:b w:val="0"/>
+          <w:i w:val="0"/>
+        </w:rPr>
+        <w:t>Приложение Ananda Prachar — общий рабочий инструмент заботы. После содержательного контакта ответственный в тот же день обновляет запись, чтобы команда видела текущий этап человека и не теряла договорённости.</w:t>
+      </w:r>
+    </w:p>
+    <w:p>
+      <w:hyperlink r:id="rId19">
+        <w:r>
+          <w:rPr>
+            <w:color w:val="1F5E4A"/>
+            <w:u w:val="single"/>
+            <w:rFonts w:ascii="Arial" w:hAnsi="Arial" w:eastAsia="Arial" w:cs="Arial"/>
+          </w:rPr>
+          <w:t>Открыть приложение</w:t>
+        </w:r>
+      </w:hyperlink>
+    </w:p>
+    <w:p>
+      <w:pPr>
+        <w:pStyle w:val="Heading4"/>
+      </w:pPr>
+      <w:r>
+        <w:t>Что фиксировать</w:t>
+      </w:r>
+    </w:p>
+    <w:p>
+      <w:pPr>
+        <w:pStyle w:val="BulletText"/>
+      </w:pPr>
+      <w:r>
+        <w:rPr>
+          <w:rFonts w:ascii="Arial" w:hAnsi="Arial" w:eastAsia="Arial" w:cs="Arial"/>
+          <w:b w:val="0"/>
+          <w:i w:val="0"/>
+        </w:rPr>
+        <w:t>• имя, доступный контакт, город и источник обращения;</w:t>
+      </w:r>
+    </w:p>
+    <w:p>
+      <w:pPr>
+        <w:pStyle w:val="BulletText"/>
+      </w:pPr>
+      <w:r>
+        <w:rPr>
+          <w:rFonts w:ascii="Arial" w:hAnsi="Arial" w:eastAsia="Arial" w:cs="Arial"/>
+          <w:b w:val="0"/>
+          <w:i w:val="0"/>
+        </w:rPr>
+        <w:t>• текущий этап пути и посещения программ;</w:t>
+      </w:r>
+    </w:p>
+    <w:p>
+      <w:pPr>
+        <w:pStyle w:val="BulletText"/>
+      </w:pPr>
+      <w:r>
+        <w:rPr>
+          <w:rFonts w:ascii="Arial" w:hAnsi="Arial" w:eastAsia="Arial" w:cs="Arial"/>
+          <w:b w:val="0"/>
+          <w:i w:val="0"/>
+        </w:rPr>
+        <w:t>• дату и краткий результат последнего контакта;</w:t>
+      </w:r>
+    </w:p>
+    <w:p>
+      <w:pPr>
+        <w:pStyle w:val="BulletText"/>
+      </w:pPr>
+      <w:r>
+        <w:rPr>
+          <w:rFonts w:ascii="Arial" w:hAnsi="Arial" w:eastAsia="Arial" w:cs="Arial"/>
+          <w:b w:val="0"/>
+          <w:i w:val="0"/>
+        </w:rPr>
+        <w:t>• следующий шаг, его дату и ответственного;</w:t>
+      </w:r>
+    </w:p>
+    <w:p>
+      <w:pPr>
+        <w:pStyle w:val="BulletText"/>
+      </w:pPr>
+      <w:r>
+        <w:rPr>
+          <w:rFonts w:ascii="Arial" w:hAnsi="Arial" w:eastAsia="Arial" w:cs="Arial"/>
+          <w:b w:val="0"/>
+          <w:i w:val="0"/>
+        </w:rPr>
+        <w:t>• только необходимые заметки без диагнозов, оценок и лишних личных подробностей.</w:t>
+      </w:r>
+    </w:p>
+    <w:p>
+      <w:pPr>
+        <w:pStyle w:val="Heading4"/>
+      </w:pPr>
+      <w:r>
+        <w:t>Рабочий ритм</w:t>
+      </w:r>
+    </w:p>
+    <w:p>
+      <w:pPr>
+        <w:pStyle w:val="BulletText"/>
+      </w:pPr>
+      <w:r>
+        <w:rPr>
+          <w:rFonts w:ascii="Arial" w:hAnsi="Arial" w:eastAsia="Arial" w:cs="Arial"/>
+          <w:b w:val="0"/>
+          <w:i w:val="0"/>
+        </w:rPr>
+        <w:t>1. Обновлять запись после каждого содержательного контакта.</w:t>
+      </w:r>
+    </w:p>
+    <w:p>
+      <w:pPr>
+        <w:pStyle w:val="BulletText"/>
+      </w:pPr>
+      <w:r>
+        <w:rPr>
+          <w:rFonts w:ascii="Arial" w:hAnsi="Arial" w:eastAsia="Arial" w:cs="Arial"/>
+          <w:b w:val="0"/>
+          <w:i w:val="0"/>
+        </w:rPr>
+        <w:t>2. Перед программой проверять новичков и договорённости.</w:t>
+      </w:r>
+    </w:p>
+    <w:p>
+      <w:pPr>
+        <w:pStyle w:val="BulletText"/>
+      </w:pPr>
+      <w:r>
+        <w:rPr>
+          <w:rFonts w:ascii="Arial" w:hAnsi="Arial" w:eastAsia="Arial" w:cs="Arial"/>
+          <w:b w:val="0"/>
+          <w:i w:val="0"/>
+        </w:rPr>
+        <w:t>3. После программы отмечать посещение и следующий шаг.</w:t>
+      </w:r>
+    </w:p>
+    <w:p>
+      <w:pPr>
+        <w:pStyle w:val="BulletText"/>
+      </w:pPr>
+      <w:r>
+        <w:rPr>
+          <w:rFonts w:ascii="Arial" w:hAnsi="Arial" w:eastAsia="Arial" w:cs="Arial"/>
+          <w:b w:val="0"/>
+          <w:i w:val="0"/>
+        </w:rPr>
+        <w:t>4. Раз в неделю проверять людей без следующего шага или ответственного.</w:t>
+      </w:r>
+    </w:p>
+    <w:p>
+      <w:pPr>
+        <w:pStyle w:val="BulletText"/>
+      </w:pPr>
+      <w:r>
+        <w:rPr>
+          <w:rFonts w:ascii="Arial" w:hAnsi="Arial" w:eastAsia="Arial" w:cs="Arial"/>
+          <w:b w:val="0"/>
+          <w:i w:val="0"/>
+        </w:rPr>
+        <w:t>5. При передаче другому заботнику оставлять понятный контекст.</w:t>
+      </w:r>
+    </w:p>
+    <w:p>
+      <w:pPr>
+        <w:spacing w:before="120" w:after="60"/>
+      </w:pPr>
       <w:r>
         <w:rPr>
           <w:rFonts w:ascii="Arial" w:hAnsi="Arial" w:eastAsia="Arial" w:cs="Arial"/>
           <w:b/>
+        </w:rPr>
+        <w:t>Защита человека</w:t>
+      </w:r>
+    </w:p>
+    <w:p>
+      <w:r>
+        <w:rPr>
+          <w:rFonts w:ascii="Arial" w:hAnsi="Arial" w:eastAsia="Arial" w:cs="Arial"/>
+          <w:b w:val="0"/>
+          <w:i w:val="0"/>
+        </w:rPr>
+        <w:t>Приложение помогает организовать заботу, но не превращает человека в объект скрытой оценки. Храните только необходимые сведения и учитывайте согласие на связь.</w:t>
+      </w:r>
+    </w:p>
+    <w:p>
+      <w:r>
+        <w:rPr>
+          <w:rFonts w:ascii="Arial" w:hAnsi="Arial" w:eastAsia="Arial" w:cs="Arial"/>
+          <w:b/>
           <w:i w:val="0"/>
         </w:rPr>
         <w:t>Понять запрос → дать полезное → предложить следующий шаг.</w:t>
@@ -14628,7 +18194,7 @@
       <w:pPr>
         <w:spacing w:before="120"/>
       </w:pPr>
-      <w:hyperlink r:id="rId71">
+      <w:hyperlink r:id="rId76">
         <w:r>
           <w:rPr>
             <w:color w:val="1F5E4A"/>
@@ -15034,7 +18600,7 @@
       <w:pPr>
         <w:spacing w:before="120"/>
       </w:pPr>
-      <w:hyperlink r:id="rId72">
+      <w:hyperlink r:id="rId77">
         <w:r>
           <w:rPr>
             <w:color w:val="1F5E4A"/>
@@ -15291,7 +18857,7 @@
       <w:pPr>
         <w:spacing w:before="120"/>
       </w:pPr>
-      <w:hyperlink r:id="rId73">
+      <w:hyperlink r:id="rId78">
         <w:r>
           <w:rPr>
             <w:color w:val="1F5E4A"/>
@@ -16279,6 +19845,19 @@
     </w:p>
     <w:p>
       <w:pPr>
+        <w:pStyle w:val="ChecklistText"/>
+      </w:pPr>
+      <w:r>
+        <w:rPr>
+          <w:rFonts w:ascii="Arial" w:hAnsi="Arial" w:eastAsia="Arial" w:cs="Arial"/>
+          <w:b w:val="0"/>
+          <w:i w:val="0"/>
+        </w:rPr>
+        <w:t>☐ Ответственный за заботу о новичках и small talk</w:t>
+      </w:r>
+    </w:p>
+    <w:p>
+      <w:pPr>
         <w:spacing w:before="120" w:after="60"/>
       </w:pPr>
       <w:r>
@@ -16304,6 +19883,179 @@
         <w:pStyle w:val="Heading3"/>
       </w:pPr>
       <w:r>
+        <w:t>Критерий хорошей программы</w:t>
+      </w:r>
+    </w:p>
+    <w:p>
+      <w:r>
+        <w:rPr>
+          <w:rFonts w:ascii="Arial" w:hAnsi="Arial" w:eastAsia="Arial" w:cs="Arial"/>
+          <w:b w:val="0"/>
+          <w:i w:val="0"/>
+        </w:rPr>
+        <w:t>Участник получает практическую пользу, может высказаться и пообщаться, чувствует заботу и атмосферу сообщества, понимает следующий шаг и хочет прийти снова.</w:t>
+      </w:r>
+    </w:p>
+    <w:p>
+      <w:pPr>
+        <w:pStyle w:val="Heading3"/>
+      </w:pPr>
+      <w:r>
+        <w:t>Забота во время встречи</w:t>
+      </w:r>
+    </w:p>
+    <w:p>
+      <w:pPr>
+        <w:pStyle w:val="BulletText"/>
+      </w:pPr>
+      <w:r>
+        <w:rPr>
+          <w:rFonts w:ascii="Arial" w:hAnsi="Arial" w:eastAsia="Arial" w:cs="Arial"/>
+          <w:b w:val="0"/>
+          <w:i w:val="0"/>
+        </w:rPr>
+        <w:t>• встретить новичка у входа и помочь освоиться;</w:t>
+      </w:r>
+    </w:p>
+    <w:p>
+      <w:pPr>
+        <w:pStyle w:val="BulletText"/>
+      </w:pPr>
+      <w:r>
+        <w:rPr>
+          <w:rFonts w:ascii="Arial" w:hAnsi="Arial" w:eastAsia="Arial" w:cs="Arial"/>
+          <w:b w:val="0"/>
+          <w:i w:val="0"/>
+        </w:rPr>
+        <w:t>• простыми словами объяснить формат и продолжительность;</w:t>
+      </w:r>
+    </w:p>
+    <w:p>
+      <w:pPr>
+        <w:pStyle w:val="BulletText"/>
+      </w:pPr>
+      <w:r>
+        <w:rPr>
+          <w:rFonts w:ascii="Arial" w:hAnsi="Arial" w:eastAsia="Arial" w:cs="Arial"/>
+          <w:b w:val="0"/>
+          <w:i w:val="0"/>
+        </w:rPr>
+        <w:t>• познакомить хотя бы с одним участником или членом команды;</w:t>
+      </w:r>
+    </w:p>
+    <w:p>
+      <w:pPr>
+        <w:pStyle w:val="BulletText"/>
+      </w:pPr>
+      <w:r>
+        <w:rPr>
+          <w:rFonts w:ascii="Arial" w:hAnsi="Arial" w:eastAsia="Arial" w:cs="Arial"/>
+          <w:b w:val="0"/>
+          <w:i w:val="0"/>
+        </w:rPr>
+        <w:t>• приглашать к участию без давления и оставлять право отказаться;</w:t>
+      </w:r>
+    </w:p>
+    <w:p>
+      <w:pPr>
+        <w:pStyle w:val="BulletText"/>
+      </w:pPr>
+      <w:r>
+        <w:rPr>
+          <w:rFonts w:ascii="Arial" w:hAnsi="Arial" w:eastAsia="Arial" w:cs="Arial"/>
+          <w:b w:val="0"/>
+          <w:i w:val="0"/>
+        </w:rPr>
+        <w:t>• дать время на вопросы, короткое высказывание или обратную связь;</w:t>
+      </w:r>
+    </w:p>
+    <w:p>
+      <w:pPr>
+        <w:pStyle w:val="BulletText"/>
+      </w:pPr>
+      <w:r>
+        <w:rPr>
+          <w:rFonts w:ascii="Arial" w:hAnsi="Arial" w:eastAsia="Arial" w:cs="Arial"/>
+          <w:b w:val="0"/>
+          <w:i w:val="0"/>
+        </w:rPr>
+        <w:t>• в завершении предложить один подходящий следующий шаг;</w:t>
+      </w:r>
+    </w:p>
+    <w:p>
+      <w:pPr>
+        <w:pStyle w:val="BulletText"/>
+      </w:pPr>
+      <w:r>
+        <w:rPr>
+          <w:rFonts w:ascii="Arial" w:hAnsi="Arial" w:eastAsia="Arial" w:cs="Arial"/>
+          <w:b w:val="0"/>
+          <w:i w:val="0"/>
+        </w:rPr>
+        <w:t>• с согласия передать контакт и договорённость заботнику.</w:t>
+      </w:r>
+    </w:p>
+    <w:p>
+      <w:pPr>
+        <w:pStyle w:val="Heading3"/>
+      </w:pPr>
+      <w:r>
+        <w:t>Small talk и интерактивы</w:t>
+      </w:r>
+    </w:p>
+    <w:p>
+      <w:r>
+        <w:rPr>
+          <w:rFonts w:ascii="Arial" w:hAnsi="Arial" w:eastAsia="Arial" w:cs="Arial"/>
+          <w:b w:val="0"/>
+          <w:i w:val="0"/>
+        </w:rPr>
+        <w:t>В программе должно быть место для живого общения. Для начала подходят вопросы: «Как вы узнали о встрече?», «Что помогло решиться прийти?», «Какой формат вам ближе: практика, объяснение или общение?» После встречи: «Что было полезным?», «Что вызвало вопрос?», «Какой формат хотелось бы попробовать дальше?»</w:t>
+      </w:r>
+    </w:p>
+    <w:p>
+      <w:r>
+        <w:rPr>
+          <w:rFonts w:ascii="Arial" w:hAnsi="Arial" w:eastAsia="Arial" w:cs="Arial"/>
+          <w:b w:val="0"/>
+          <w:i w:val="0"/>
+        </w:rPr>
+        <w:t>Можно использовать знакомство в парах, одно слово об ожидании, анонимную корзину вопросов, голосование за тему следующей встречи и круг «один полезный вывод». Участие добровольное; человек может пропустить вопрос и не раскрывать личное.</w:t>
+      </w:r>
+    </w:p>
+    <w:p>
+      <w:r>
+        <w:rPr>
+          <w:rFonts w:ascii="Arial" w:hAnsi="Arial" w:eastAsia="Arial" w:cs="Arial"/>
+          <w:b w:val="0"/>
+          <w:i w:val="0"/>
+        </w:rPr>
+        <w:t xml:space="preserve">Полная библиотека и вопросы для развития раздела находятся на странице </w:t>
+      </w:r>
+      <w:hyperlink r:id="rId79">
+        <w:r>
+          <w:rPr>
+            <w:color w:val="1F5E4A"/>
+            <w:u w:val="single"/>
+            <w:rFonts w:ascii="Arial" w:hAnsi="Arial" w:eastAsia="Arial" w:cs="Arial"/>
+          </w:rPr>
+          <w:t>Программы</w:t>
+        </w:r>
+      </w:hyperlink>
+      <w:r>
+        <w:rPr>
+          <w:rFonts w:ascii="Arial" w:hAnsi="Arial" w:eastAsia="Arial" w:cs="Arial"/>
+          <w:b w:val="0"/>
+          <w:i w:val="0"/>
+        </w:rPr>
+        <w:t>.</w:t>
+      </w:r>
+    </w:p>
+    <w:p>
+      <w:pPr>
+        <w:pStyle w:val="Heading3"/>
+      </w:pPr>
+      <w:r>
         <w:t>Чек-лист: до программы</w:t>
       </w:r>
     </w:p>
@@ -16615,7 +20367,7 @@
         </w:rPr>
         <w:t xml:space="preserve">Результат разбора вносится в </w:t>
       </w:r>
-      <w:hyperlink r:id="rId14">
+      <w:hyperlink r:id="rId20">
         <w:r>
           <w:rPr>
             <w:color w:val="1F5E4A"/>
@@ -16713,7 +20465,7 @@
         </w:rPr>
         <w:t xml:space="preserve">Как вести человека дальше — в </w:t>
       </w:r>
-      <w:hyperlink r:id="rId21">
+      <w:hyperlink r:id="rId28">
         <w:r>
           <w:rPr>
             <w:color w:val="1F5E4A"/>
@@ -16731,7 +20483,7 @@
         </w:rPr>
         <w:t xml:space="preserve"> и </w:t>
       </w:r>
-      <w:hyperlink r:id="rId28">
+      <w:hyperlink r:id="rId33">
         <w:r>
           <w:rPr>
             <w:color w:val="1F5E4A"/>
@@ -16794,7 +20546,7 @@
       <w:pPr>
         <w:spacing w:before="120"/>
       </w:pPr>
-      <w:hyperlink r:id="rId74">
+      <w:hyperlink r:id="rId80">
         <w:r>
           <w:rPr>
             <w:color w:val="1F5E4A"/>
@@ -16952,7 +20704,7 @@
       <w:pPr>
         <w:spacing w:before="120"/>
       </w:pPr>
-      <w:hyperlink r:id="rId75">
+      <w:hyperlink r:id="rId81">
         <w:r>
           <w:rPr>
             <w:color w:val="1F5E4A"/>
@@ -18854,7 +22606,7 @@
         </w:rPr>
         <w:t xml:space="preserve">. Результат вносится в </w:t>
       </w:r>
-      <w:hyperlink r:id="rId51">
+      <w:hyperlink r:id="rId56">
         <w:r>
           <w:rPr>
             <w:color w:val="1F5E4A"/>
@@ -18917,7 +22669,7 @@
       <w:pPr>
         <w:spacing w:before="120"/>
       </w:pPr>
-      <w:hyperlink r:id="rId76">
+      <w:hyperlink r:id="rId82">
         <w:r>
           <w:rPr>
             <w:color w:val="1F5E4A"/>
@@ -19443,7 +23195,7 @@
       <w:pPr>
         <w:spacing w:before="120"/>
       </w:pPr>
-      <w:hyperlink r:id="rId77">
+      <w:hyperlink r:id="rId83">
         <w:r>
           <w:rPr>
             <w:color w:val="1F5E4A"/>
@@ -19640,7 +23392,7 @@
       <w:pPr>
         <w:spacing w:before="120"/>
       </w:pPr>
-      <w:hyperlink r:id="rId78">
+      <w:hyperlink r:id="rId84">
         <w:r>
           <w:rPr>
             <w:color w:val="1F5E4A"/>
@@ -19853,7 +23605,7 @@
       <w:pPr>
         <w:spacing w:before="120"/>
       </w:pPr>
-      <w:hyperlink r:id="rId79">
+      <w:hyperlink r:id="rId85">
         <w:r>
           <w:rPr>
             <w:color w:val="1F5E4A"/>
@@ -20080,7 +23832,7 @@
       <w:pPr>
         <w:spacing w:before="120"/>
       </w:pPr>
-      <w:hyperlink r:id="rId80">
+      <w:hyperlink r:id="rId86">
         <w:r>
           <w:rPr>
             <w:color w:val="1F5E4A"/>
@@ -20352,7 +24104,7 @@
       <w:pPr>
         <w:spacing w:before="120"/>
       </w:pPr>
-      <w:hyperlink r:id="rId81">
+      <w:hyperlink r:id="rId87">
         <w:r>
           <w:rPr>
             <w:color w:val="1F5E4A"/>
@@ -20868,7 +24620,7 @@
       </w:r>
     </w:p>
     <w:p>
-      <w:hyperlink r:id="rId17">
+      <w:hyperlink r:id="rId23">
         <w:r>
           <w:rPr>
             <w:color w:val="1F5E4A"/>
@@ -21055,7 +24807,7 @@
       <w:pPr>
         <w:spacing w:before="120"/>
       </w:pPr>
-      <w:hyperlink r:id="rId82">
+      <w:hyperlink r:id="rId88">
         <w:r>
           <w:rPr>
             <w:color w:val="1F5E4A"/>
@@ -22270,7 +26022,7 @@
       <w:pPr>
         <w:spacing w:before="120"/>
       </w:pPr>
-      <w:hyperlink r:id="rId83">
+      <w:hyperlink r:id="rId89">
         <w:r>
           <w:rPr>
             <w:color w:val="1F5E4A"/>
@@ -23735,7 +27487,7 @@
       <w:pPr>
         <w:spacing w:before="120"/>
       </w:pPr>
-      <w:hyperlink r:id="rId84">
+      <w:hyperlink r:id="rId90">
         <w:r>
           <w:rPr>
             <w:color w:val="1F5E4A"/>
@@ -23772,10 +27524,15 @@
       </w:rPr>
       <w:t xml:space="preserve">Система Прачары   •   </w:t>
     </w:r>
-    <w:fldChar w:fldCharType="begin"/>
-    <w:instrText xml:space="preserve"> PAGE </w:instrText>
-    <w:fldChar w:fldCharType="separate"/>
-    <w:fldChar w:fldCharType="end"/>
+    <w:r>
+      <w:fldChar w:fldCharType="begin"/>
+      <w:instrText xml:space="preserve"> PAGE </w:instrText>
+      <w:fldChar w:fldCharType="separate"/>
+      <w:t>1</w:t>
+    </w:r>
+    <w:r>
+      <w:fldChar w:fldCharType="end"/>
+    </w:r>
   </w:p>
 </w:ftr>
 </file>
@@ -24495,9 +28252,6 @@
     <w:qFormat/>
     <w:rsid w:val="00FC693F"/>
     <w:pPr>
-      <w:pBdr>
-        <w:bottom w:val="single" w:sz="8" w:space="4" w:color="4F81BD" w:themeColor="accent1"/>
-      </w:pBdr>
       <w:spacing w:after="240" w:line="240" w:lineRule="auto"/>
       <w:contextualSpacing/>
       <w:jc w:val="left"/>

--- a/Документы_системы/Система_Прачары.docx
+++ b/Документы_системы/Система_Прачары.docx
@@ -61,7 +61,7 @@
           <w:color w:val="666666"/>
           <w:sz w:val="20"/>
         </w:rPr>
-        <w:t>Дата сборки: 29.09.2026</w:t>
+        <w:t>Дата сборки: 30.09.2026</w:t>
       </w:r>
     </w:p>
     <w:p>
@@ -4950,6 +4950,29 @@
       </w:r>
     </w:p>
     <w:p>
+      <w:r>
+        <w:rPr>
+          <w:rFonts w:ascii="Arial" w:hAnsi="Arial" w:eastAsia="Arial" w:cs="Arial"/>
+          <w:b w:val="0"/>
+          <w:i w:val="0"/>
+        </w:rPr>
+        <w:t>hide:</w:t>
+      </w:r>
+    </w:p>
+    <w:p>
+      <w:pPr>
+        <w:pStyle w:val="BulletText"/>
+      </w:pPr>
+      <w:r>
+        <w:rPr>
+          <w:rFonts w:ascii="Arial" w:hAnsi="Arial" w:eastAsia="Arial" w:cs="Arial"/>
+          <w:b w:val="0"/>
+          <w:i w:val="0"/>
+        </w:rPr>
+        <w:t>• toc</w:t>
+      </w:r>
+    </w:p>
+    <w:p>
       <w:pPr>
         <w:pStyle w:val="Heading3"/>
       </w:pPr>
@@ -5372,6 +5395,2343 @@
         <w:pStyle w:val="Heading3"/>
       </w:pPr>
       <w:r>
+        <w:t>Подробный путь заботника</w:t>
+      </w:r>
+    </w:p>
+    <w:p>
+      <w:pPr>
+        <w:pStyle w:val="Heading4"/>
+      </w:pPr>
+      <w:r>
+        <w:t>Результат</w:t>
+      </w:r>
+    </w:p>
+    <w:p>
+      <w:r>
+        <w:rPr>
+          <w:rFonts w:ascii="Arial" w:hAnsi="Arial" w:eastAsia="Arial" w:cs="Arial"/>
+          <w:b w:val="0"/>
+          <w:i w:val="0"/>
+        </w:rPr>
+        <w:t>Человек получил живой и понятный ответ, а заботник понял его основной интерес и предложил подходящий шаг.</w:t>
+      </w:r>
+    </w:p>
+    <w:p>
+      <w:pPr>
+        <w:pStyle w:val="Heading4"/>
+      </w:pPr>
+      <w:r>
+        <w:t>Что сделать сейчас</w:t>
+      </w:r>
+    </w:p>
+    <w:p>
+      <w:pPr>
+        <w:pStyle w:val="BulletText"/>
+      </w:pPr>
+      <w:r>
+        <w:rPr>
+          <w:rFonts w:ascii="Arial" w:hAnsi="Arial" w:eastAsia="Arial" w:cs="Arial"/>
+          <w:b w:val="0"/>
+          <w:i w:val="0"/>
+        </w:rPr>
+        <w:t>1. Ответить без долгой задержки.</w:t>
+      </w:r>
+    </w:p>
+    <w:p>
+      <w:pPr>
+        <w:pStyle w:val="BulletText"/>
+      </w:pPr>
+      <w:r>
+        <w:rPr>
+          <w:rFonts w:ascii="Arial" w:hAnsi="Arial" w:eastAsia="Arial" w:cs="Arial"/>
+          <w:b w:val="0"/>
+          <w:i w:val="0"/>
+        </w:rPr>
+        <w:t>2. Представиться и узнать имя.</w:t>
+      </w:r>
+    </w:p>
+    <w:p>
+      <w:pPr>
+        <w:pStyle w:val="BulletText"/>
+      </w:pPr>
+      <w:r>
+        <w:rPr>
+          <w:rFonts w:ascii="Arial" w:hAnsi="Arial" w:eastAsia="Arial" w:cs="Arial"/>
+          <w:b w:val="0"/>
+          <w:i w:val="0"/>
+        </w:rPr>
+        <w:t>3. Уточнить, что заинтересовало человека.</w:t>
+      </w:r>
+    </w:p>
+    <w:p>
+      <w:pPr>
+        <w:pStyle w:val="BulletText"/>
+      </w:pPr>
+      <w:r>
+        <w:rPr>
+          <w:rFonts w:ascii="Arial" w:hAnsi="Arial" w:eastAsia="Arial" w:cs="Arial"/>
+          <w:b w:val="0"/>
+          <w:i w:val="0"/>
+        </w:rPr>
+        <w:t>4. Спросить об опыте йоги или медитации, если это помогает подобрать встречу.</w:t>
+      </w:r>
+    </w:p>
+    <w:p>
+      <w:pPr>
+        <w:pStyle w:val="BulletText"/>
+      </w:pPr>
+      <w:r>
+        <w:rPr>
+          <w:rFonts w:ascii="Arial" w:hAnsi="Arial" w:eastAsia="Arial" w:cs="Arial"/>
+          <w:b w:val="0"/>
+          <w:i w:val="0"/>
+        </w:rPr>
+        <w:t>5. Рассказать о ближайшем подходящем формате: где, когда и что будет.</w:t>
+      </w:r>
+    </w:p>
+    <w:p>
+      <w:pPr>
+        <w:pStyle w:val="BulletText"/>
+      </w:pPr>
+      <w:r>
+        <w:rPr>
+          <w:rFonts w:ascii="Arial" w:hAnsi="Arial" w:eastAsia="Arial" w:cs="Arial"/>
+          <w:b w:val="0"/>
+          <w:i w:val="0"/>
+        </w:rPr>
+        <w:t>6. Записать контакт, запрос, ответственного и следующий шаг в приложении.</w:t>
+      </w:r>
+    </w:p>
+    <w:p>
+      <w:r>
+        <w:rPr>
+          <w:rFonts w:ascii="Arial" w:hAnsi="Arial" w:eastAsia="Arial" w:cs="Arial"/>
+          <w:b w:val="0"/>
+          <w:i w:val="0"/>
+        </w:rPr>
+        <w:t>Не задавайте все вопросы подряд. Это разговор, а не собеседование.</w:t>
+      </w:r>
+    </w:p>
+    <w:p>
+      <w:pPr>
+        <w:spacing w:before="120" w:after="60"/>
+      </w:pPr>
+      <w:r>
+        <w:rPr>
+          <w:rFonts w:ascii="Arial" w:hAnsi="Arial" w:eastAsia="Arial" w:cs="Arial"/>
+          <w:b/>
+        </w:rPr>
+        <w:t>Первый ответ</w:t>
+      </w:r>
+    </w:p>
+    <w:p>
+      <w:pPr>
+        <w:pStyle w:val="CodeText"/>
+      </w:pPr>
+      <w:r>
+        <w:rPr>
+          <w:rFonts w:ascii="Consolas" w:hAnsi="Consolas" w:eastAsia="Consolas" w:cs="Consolas"/>
+          <w:sz w:val="17"/>
+        </w:rPr>
+        <w:t xml:space="preserve">    Здравствуйте! Да, проводим 🙂 Меня зовут [ИМЯ]. Подскажите, пожалуйста, как вас зовут?</w:t>
+      </w:r>
+    </w:p>
+    <w:p>
+      <w:pPr>
+        <w:pStyle w:val="CodeText"/>
+      </w:pPr>
+      <w:r>
+        <w:rPr>
+          <w:rFonts w:ascii="Consolas" w:hAnsi="Consolas" w:eastAsia="Consolas" w:cs="Consolas"/>
+          <w:sz w:val="17"/>
+        </w:rPr>
+      </w:r>
+    </w:p>
+    <w:p>
+      <w:pPr>
+        <w:pStyle w:val="CodeText"/>
+      </w:pPr>
+      <w:r>
+        <w:rPr>
+          <w:rFonts w:ascii="Consolas" w:hAnsi="Consolas" w:eastAsia="Consolas" w:cs="Consolas"/>
+          <w:sz w:val="17"/>
+        </w:rPr>
+        <w:t xml:space="preserve">    Ближайшая встреча будет [ДАТА И ВРЕМЯ]. Будет [КОРОТКО О ФОРМАТЕ].</w:t>
+      </w:r>
+    </w:p>
+    <w:p>
+      <w:pPr>
+        <w:pStyle w:val="CodeText"/>
+      </w:pPr>
+      <w:r>
+        <w:rPr>
+          <w:rFonts w:ascii="Consolas" w:hAnsi="Consolas" w:eastAsia="Consolas" w:cs="Consolas"/>
+          <w:sz w:val="17"/>
+        </w:rPr>
+      </w:r>
+    </w:p>
+    <w:p>
+      <w:pPr>
+        <w:pStyle w:val="CodeText"/>
+      </w:pPr>
+      <w:r>
+        <w:rPr>
+          <w:rFonts w:ascii="Consolas" w:hAnsi="Consolas" w:eastAsia="Consolas" w:cs="Consolas"/>
+          <w:sz w:val="17"/>
+        </w:rPr>
+        <w:t xml:space="preserve">    А вы раньше уже занимались медитацией или йогой или хотите попробовать впервые?</w:t>
+      </w:r>
+    </w:p>
+    <w:p>
+      <w:pPr>
+        <w:spacing w:before="120" w:after="60"/>
+      </w:pPr>
+      <w:r>
+        <w:rPr>
+          <w:rFonts w:ascii="Arial" w:hAnsi="Arial" w:eastAsia="Arial" w:cs="Arial"/>
+          <w:b/>
+        </w:rPr>
+        <w:t>Если человек никогда не пробовал</w:t>
+      </w:r>
+    </w:p>
+    <w:p>
+      <w:pPr>
+        <w:pStyle w:val="CodeText"/>
+      </w:pPr>
+      <w:r>
+        <w:rPr>
+          <w:rFonts w:ascii="Consolas" w:hAnsi="Consolas" w:eastAsia="Consolas" w:cs="Consolas"/>
+          <w:sz w:val="17"/>
+        </w:rPr>
+        <w:t xml:space="preserve">    Отлично, тогда можно спокойно приходить без подготовки. Мы всё объясняем с самого начала.</w:t>
+      </w:r>
+    </w:p>
+    <w:p>
+      <w:pPr>
+        <w:pStyle w:val="CodeText"/>
+      </w:pPr>
+      <w:r>
+        <w:rPr>
+          <w:rFonts w:ascii="Consolas" w:hAnsi="Consolas" w:eastAsia="Consolas" w:cs="Consolas"/>
+          <w:sz w:val="17"/>
+        </w:rPr>
+      </w:r>
+    </w:p>
+    <w:p>
+      <w:pPr>
+        <w:pStyle w:val="CodeText"/>
+      </w:pPr>
+      <w:r>
+        <w:rPr>
+          <w:rFonts w:ascii="Consolas" w:hAnsi="Consolas" w:eastAsia="Consolas" w:cs="Consolas"/>
+          <w:sz w:val="17"/>
+        </w:rPr>
+        <w:t xml:space="preserve">    А что вас сейчас больше заинтересовало: медитация, йога, общение или возможность немного переключиться?</w:t>
+      </w:r>
+    </w:p>
+    <w:p>
+      <w:pPr>
+        <w:spacing w:before="120" w:after="60"/>
+      </w:pPr>
+      <w:r>
+        <w:rPr>
+          <w:rFonts w:ascii="Arial" w:hAnsi="Arial" w:eastAsia="Arial" w:cs="Arial"/>
+          <w:b/>
+        </w:rPr>
+        <w:t>Если человек уже практикует</w:t>
+      </w:r>
+    </w:p>
+    <w:p>
+      <w:pPr>
+        <w:pStyle w:val="CodeText"/>
+      </w:pPr>
+      <w:r>
+        <w:rPr>
+          <w:rFonts w:ascii="Consolas" w:hAnsi="Consolas" w:eastAsia="Consolas" w:cs="Consolas"/>
+          <w:sz w:val="17"/>
+        </w:rPr>
+        <w:t xml:space="preserve">    Здорово. А что именно вы практиковали раньше и что сейчас хотелось бы углубить? Тогда я смогу лучше подсказать, какие наши занятия вам могут быть интересны.</w:t>
+      </w:r>
+    </w:p>
+    <w:p>
+      <w:pPr>
+        <w:spacing w:before="120" w:after="60"/>
+      </w:pPr>
+      <w:r>
+        <w:rPr>
+          <w:rFonts w:ascii="Arial" w:hAnsi="Arial" w:eastAsia="Arial" w:cs="Arial"/>
+          <w:b/>
+        </w:rPr>
+        <w:t>Вопросы первого контакта</w:t>
+      </w:r>
+    </w:p>
+    <w:p>
+      <w:r>
+        <w:rPr>
+          <w:rFonts w:ascii="Arial" w:hAnsi="Arial" w:eastAsia="Arial" w:cs="Arial"/>
+          <w:b w:val="0"/>
+          <w:i w:val="0"/>
+        </w:rPr>
+        <w:t>Используйте один или два подходящих вопроса:</w:t>
+      </w:r>
+    </w:p>
+    <w:p>
+      <w:pPr>
+        <w:pStyle w:val="BulletText"/>
+      </w:pPr>
+      <w:r>
+        <w:rPr>
+          <w:rFonts w:ascii="Arial" w:hAnsi="Arial" w:eastAsia="Arial" w:cs="Arial"/>
+          <w:b w:val="0"/>
+          <w:i w:val="0"/>
+        </w:rPr>
+        <w:t>• Что вас заинтересовало?</w:t>
+      </w:r>
+    </w:p>
+    <w:p>
+      <w:pPr>
+        <w:pStyle w:val="BulletText"/>
+      </w:pPr>
+      <w:r>
+        <w:rPr>
+          <w:rFonts w:ascii="Arial" w:hAnsi="Arial" w:eastAsia="Arial" w:cs="Arial"/>
+          <w:b w:val="0"/>
+          <w:i w:val="0"/>
+        </w:rPr>
+        <w:t>• Что сейчас хотелось бы получить от практики?</w:t>
+      </w:r>
+    </w:p>
+    <w:p>
+      <w:pPr>
+        <w:pStyle w:val="BulletText"/>
+      </w:pPr>
+      <w:r>
+        <w:rPr>
+          <w:rFonts w:ascii="Arial" w:hAnsi="Arial" w:eastAsia="Arial" w:cs="Arial"/>
+          <w:b w:val="0"/>
+          <w:i w:val="0"/>
+        </w:rPr>
+        <w:t>• Раньше медитировали или занимались йогой?</w:t>
+      </w:r>
+    </w:p>
+    <w:p>
+      <w:pPr>
+        <w:pStyle w:val="BulletText"/>
+      </w:pPr>
+      <w:r>
+        <w:rPr>
+          <w:rFonts w:ascii="Arial" w:hAnsi="Arial" w:eastAsia="Arial" w:cs="Arial"/>
+          <w:b w:val="0"/>
+          <w:i w:val="0"/>
+        </w:rPr>
+        <w:t>• Какие темы вам сейчас особенно интересны?</w:t>
+      </w:r>
+    </w:p>
+    <w:p>
+      <w:pPr>
+        <w:pStyle w:val="BulletText"/>
+      </w:pPr>
+      <w:r>
+        <w:rPr>
+          <w:rFonts w:ascii="Arial" w:hAnsi="Arial" w:eastAsia="Arial" w:cs="Arial"/>
+          <w:b w:val="0"/>
+          <w:i w:val="0"/>
+        </w:rPr>
+        <w:t>• Вы ищете практику, знания, общение или пока хотите познакомиться?</w:t>
+      </w:r>
+    </w:p>
+    <w:p>
+      <w:pPr>
+        <w:pStyle w:val="BulletText"/>
+      </w:pPr>
+      <w:r>
+        <w:rPr>
+          <w:rFonts w:ascii="Arial" w:hAnsi="Arial" w:eastAsia="Arial" w:cs="Arial"/>
+          <w:b w:val="0"/>
+          <w:i w:val="0"/>
+        </w:rPr>
+        <w:t>• Если будут асаны: есть ли травмы или ограничения, о которых инструктору важно знать?</w:t>
+      </w:r>
+    </w:p>
+    <w:p>
+      <w:pPr>
+        <w:spacing w:before="120" w:after="60"/>
+      </w:pPr>
+      <w:r>
+        <w:rPr>
+          <w:rFonts w:ascii="Arial" w:hAnsi="Arial" w:eastAsia="Arial" w:cs="Arial"/>
+          <w:b/>
+        </w:rPr>
+        <w:t>Что зафиксировать</w:t>
+      </w:r>
+    </w:p>
+    <w:p>
+      <w:r>
+        <w:rPr>
+          <w:rFonts w:ascii="Arial" w:hAnsi="Arial" w:eastAsia="Arial" w:cs="Arial"/>
+          <w:b w:val="0"/>
+          <w:i w:val="0"/>
+        </w:rPr>
+        <w:t>Имя, контакт, город, источник обращения, основной запрос, интересующий формат, ответственного, следующий шаг и дату новой связи.</w:t>
+      </w:r>
+    </w:p>
+    <w:p>
+      <w:pPr>
+        <w:pStyle w:val="Heading4"/>
+      </w:pPr>
+      <w:r>
+        <w:t>Что человек должен знать</w:t>
+      </w:r>
+    </w:p>
+    <w:p>
+      <w:pPr>
+        <w:pStyle w:val="BulletText"/>
+      </w:pPr>
+      <w:r>
+        <w:rPr>
+          <w:rFonts w:ascii="Arial" w:hAnsi="Arial" w:eastAsia="Arial" w:cs="Arial"/>
+          <w:b w:val="0"/>
+          <w:i w:val="0"/>
+        </w:rPr>
+        <w:t>• точный адрес и как найти вход;</w:t>
+      </w:r>
+    </w:p>
+    <w:p>
+      <w:pPr>
+        <w:pStyle w:val="BulletText"/>
+      </w:pPr>
+      <w:r>
+        <w:rPr>
+          <w:rFonts w:ascii="Arial" w:hAnsi="Arial" w:eastAsia="Arial" w:cs="Arial"/>
+          <w:b w:val="0"/>
+          <w:i w:val="0"/>
+        </w:rPr>
+        <w:t>• дату, время и продолжительность;</w:t>
+      </w:r>
+    </w:p>
+    <w:p>
+      <w:pPr>
+        <w:pStyle w:val="BulletText"/>
+      </w:pPr>
+      <w:r>
+        <w:rPr>
+          <w:rFonts w:ascii="Arial" w:hAnsi="Arial" w:eastAsia="Arial" w:cs="Arial"/>
+          <w:b w:val="0"/>
+          <w:i w:val="0"/>
+        </w:rPr>
+        <w:t>• что будет происходить;</w:t>
+      </w:r>
+    </w:p>
+    <w:p>
+      <w:pPr>
+        <w:pStyle w:val="BulletText"/>
+      </w:pPr>
+      <w:r>
+        <w:rPr>
+          <w:rFonts w:ascii="Arial" w:hAnsi="Arial" w:eastAsia="Arial" w:cs="Arial"/>
+          <w:b w:val="0"/>
+          <w:i w:val="0"/>
+        </w:rPr>
+        <w:t>• что надеть и нужна ли подготовка;</w:t>
+      </w:r>
+    </w:p>
+    <w:p>
+      <w:pPr>
+        <w:pStyle w:val="BulletText"/>
+      </w:pPr>
+      <w:r>
+        <w:rPr>
+          <w:rFonts w:ascii="Arial" w:hAnsi="Arial" w:eastAsia="Arial" w:cs="Arial"/>
+          <w:b w:val="0"/>
+          <w:i w:val="0"/>
+        </w:rPr>
+        <w:t>• можно ли прийти новичку;</w:t>
+      </w:r>
+    </w:p>
+    <w:p>
+      <w:pPr>
+        <w:pStyle w:val="BulletText"/>
+      </w:pPr>
+      <w:r>
+        <w:rPr>
+          <w:rFonts w:ascii="Arial" w:hAnsi="Arial" w:eastAsia="Arial" w:cs="Arial"/>
+          <w:b w:val="0"/>
+          <w:i w:val="0"/>
+        </w:rPr>
+        <w:t>• кому написать, если не получается найти место.</w:t>
+      </w:r>
+    </w:p>
+    <w:p>
+      <w:pPr>
+        <w:spacing w:before="120" w:after="60"/>
+      </w:pPr>
+      <w:r>
+        <w:rPr>
+          <w:rFonts w:ascii="Arial" w:hAnsi="Arial" w:eastAsia="Arial" w:cs="Arial"/>
+          <w:b/>
+        </w:rPr>
+        <w:t>Сообщение после записи</w:t>
+      </w:r>
+    </w:p>
+    <w:p>
+      <w:pPr>
+        <w:pStyle w:val="CodeText"/>
+      </w:pPr>
+      <w:r>
+        <w:rPr>
+          <w:rFonts w:ascii="Consolas" w:hAnsi="Consolas" w:eastAsia="Consolas" w:cs="Consolas"/>
+          <w:sz w:val="17"/>
+        </w:rPr>
+        <w:t xml:space="preserve">    Тогда буду рад вас видеть 🙂</w:t>
+      </w:r>
+    </w:p>
+    <w:p>
+      <w:pPr>
+        <w:pStyle w:val="CodeText"/>
+      </w:pPr>
+      <w:r>
+        <w:rPr>
+          <w:rFonts w:ascii="Consolas" w:hAnsi="Consolas" w:eastAsia="Consolas" w:cs="Consolas"/>
+          <w:sz w:val="17"/>
+        </w:rPr>
+      </w:r>
+    </w:p>
+    <w:p>
+      <w:pPr>
+        <w:pStyle w:val="CodeText"/>
+      </w:pPr>
+      <w:r>
+        <w:rPr>
+          <w:rFonts w:ascii="Consolas" w:hAnsi="Consolas" w:eastAsia="Consolas" w:cs="Consolas"/>
+          <w:sz w:val="17"/>
+        </w:rPr>
+        <w:t xml:space="preserve">    Мы встречаемся по адресу: [АДРЕС]. Начало в [ВРЕМЯ]. Лучше прийти минут за 10, чтобы спокойно познакомиться и освоиться.</w:t>
+      </w:r>
+    </w:p>
+    <w:p>
+      <w:pPr>
+        <w:pStyle w:val="CodeText"/>
+      </w:pPr>
+      <w:r>
+        <w:rPr>
+          <w:rFonts w:ascii="Consolas" w:hAnsi="Consolas" w:eastAsia="Consolas" w:cs="Consolas"/>
+          <w:sz w:val="17"/>
+        </w:rPr>
+      </w:r>
+    </w:p>
+    <w:p>
+      <w:pPr>
+        <w:pStyle w:val="CodeText"/>
+      </w:pPr>
+      <w:r>
+        <w:rPr>
+          <w:rFonts w:ascii="Consolas" w:hAnsi="Consolas" w:eastAsia="Consolas" w:cs="Consolas"/>
+          <w:sz w:val="17"/>
+        </w:rPr>
+        <w:t xml:space="preserve">    Специальная подготовка не нужна. Если возникнут вопросы или не сможете найти место — просто напишите мне.</w:t>
+      </w:r>
+    </w:p>
+    <w:p>
+      <w:pPr>
+        <w:spacing w:before="120" w:after="60"/>
+      </w:pPr>
+      <w:r>
+        <w:rPr>
+          <w:rFonts w:ascii="Arial" w:hAnsi="Arial" w:eastAsia="Arial" w:cs="Arial"/>
+          <w:b/>
+        </w:rPr>
+        <w:t>Напоминание перед встречей</w:t>
+      </w:r>
+    </w:p>
+    <w:p>
+      <w:pPr>
+        <w:pStyle w:val="CodeText"/>
+      </w:pPr>
+      <w:r>
+        <w:rPr>
+          <w:rFonts w:ascii="Consolas" w:hAnsi="Consolas" w:eastAsia="Consolas" w:cs="Consolas"/>
+          <w:sz w:val="17"/>
+        </w:rPr>
+        <w:t xml:space="preserve">    Здравствуйте, [ИМЯ]! Напоминаю, что сегодня встречаемся в [ВРЕМЯ] на [НАЗВАНИЕ ВСТРЕЧИ].</w:t>
+      </w:r>
+    </w:p>
+    <w:p>
+      <w:pPr>
+        <w:pStyle w:val="CodeText"/>
+      </w:pPr>
+      <w:r>
+        <w:rPr>
+          <w:rFonts w:ascii="Consolas" w:hAnsi="Consolas" w:eastAsia="Consolas" w:cs="Consolas"/>
+          <w:sz w:val="17"/>
+        </w:rPr>
+      </w:r>
+    </w:p>
+    <w:p>
+      <w:pPr>
+        <w:pStyle w:val="CodeText"/>
+      </w:pPr>
+      <w:r>
+        <w:rPr>
+          <w:rFonts w:ascii="Consolas" w:hAnsi="Consolas" w:eastAsia="Consolas" w:cs="Consolas"/>
+          <w:sz w:val="17"/>
+        </w:rPr>
+        <w:t xml:space="preserve">    Будем рады вас видеть 🙂 Если планы изменились — ничего страшного, просто дайте знать.</w:t>
+      </w:r>
+    </w:p>
+    <w:p>
+      <w:pPr>
+        <w:spacing w:before="120" w:after="60"/>
+      </w:pPr>
+      <w:r>
+        <w:rPr>
+          <w:rFonts w:ascii="Arial" w:hAnsi="Arial" w:eastAsia="Arial" w:cs="Arial"/>
+          <w:b/>
+        </w:rPr>
+        <w:t>Что зафиксировать</w:t>
+      </w:r>
+    </w:p>
+    <w:p>
+      <w:r>
+        <w:rPr>
+          <w:rFonts w:ascii="Arial" w:hAnsi="Arial" w:eastAsia="Arial" w:cs="Arial"/>
+          <w:b w:val="0"/>
+          <w:i w:val="0"/>
+        </w:rPr>
+        <w:t>Подтверждение участия, дату встречи, особые вопросы человека и кто встретит его на месте.</w:t>
+      </w:r>
+    </w:p>
+    <w:p>
+      <w:pPr>
+        <w:pStyle w:val="Heading4"/>
+      </w:pPr>
+      <w:r>
+        <w:t>До начала</w:t>
+      </w:r>
+    </w:p>
+    <w:p>
+      <w:pPr>
+        <w:pStyle w:val="BulletText"/>
+      </w:pPr>
+      <w:r>
+        <w:rPr>
+          <w:rFonts w:ascii="Arial" w:hAnsi="Arial" w:eastAsia="Arial" w:cs="Arial"/>
+          <w:b w:val="0"/>
+          <w:i w:val="0"/>
+        </w:rPr>
+        <w:t>• поздоровайтесь по имени;</w:t>
+      </w:r>
+    </w:p>
+    <w:p>
+      <w:pPr>
+        <w:pStyle w:val="BulletText"/>
+      </w:pPr>
+      <w:r>
+        <w:rPr>
+          <w:rFonts w:ascii="Arial" w:hAnsi="Arial" w:eastAsia="Arial" w:cs="Arial"/>
+          <w:b w:val="0"/>
+          <w:i w:val="0"/>
+        </w:rPr>
+        <w:t>• покажите, куда положить вещи;</w:t>
+      </w:r>
+    </w:p>
+    <w:p>
+      <w:pPr>
+        <w:pStyle w:val="BulletText"/>
+      </w:pPr>
+      <w:r>
+        <w:rPr>
+          <w:rFonts w:ascii="Arial" w:hAnsi="Arial" w:eastAsia="Arial" w:cs="Arial"/>
+          <w:b w:val="0"/>
+          <w:i w:val="0"/>
+        </w:rPr>
+        <w:t>• представьте нескольких людей;</w:t>
+      </w:r>
+    </w:p>
+    <w:p>
+      <w:pPr>
+        <w:pStyle w:val="BulletText"/>
+      </w:pPr>
+      <w:r>
+        <w:rPr>
+          <w:rFonts w:ascii="Arial" w:hAnsi="Arial" w:eastAsia="Arial" w:cs="Arial"/>
+          <w:b w:val="0"/>
+          <w:i w:val="0"/>
+        </w:rPr>
+        <w:t>• коротко объясните порядок и продолжительность встречи;</w:t>
+      </w:r>
+    </w:p>
+    <w:p>
+      <w:pPr>
+        <w:pStyle w:val="BulletText"/>
+      </w:pPr>
+      <w:r>
+        <w:rPr>
+          <w:rFonts w:ascii="Arial" w:hAnsi="Arial" w:eastAsia="Arial" w:cs="Arial"/>
+          <w:b w:val="0"/>
+          <w:i w:val="0"/>
+        </w:rPr>
+        <w:t>• напомните, что от упражнения можно отказаться;</w:t>
+      </w:r>
+    </w:p>
+    <w:p>
+      <w:pPr>
+        <w:pStyle w:val="BulletText"/>
+      </w:pPr>
+      <w:r>
+        <w:rPr>
+          <w:rFonts w:ascii="Arial" w:hAnsi="Arial" w:eastAsia="Arial" w:cs="Arial"/>
+          <w:b w:val="0"/>
+          <w:i w:val="0"/>
+        </w:rPr>
+        <w:t>• свяжите сегодняшнюю тему с тем, о чём человек спрашивал.</w:t>
+      </w:r>
+    </w:p>
+    <w:p>
+      <w:pPr>
+        <w:spacing w:before="120" w:after="60"/>
+      </w:pPr>
+      <w:r>
+        <w:rPr>
+          <w:rFonts w:ascii="Arial" w:hAnsi="Arial" w:eastAsia="Arial" w:cs="Arial"/>
+          <w:b/>
+        </w:rPr>
+        <w:t>Лёгкий разговор до занятия</w:t>
+      </w:r>
+    </w:p>
+    <w:p>
+      <w:pPr>
+        <w:pStyle w:val="BulletText"/>
+      </w:pPr>
+      <w:r>
+        <w:rPr>
+          <w:rFonts w:ascii="Arial" w:hAnsi="Arial" w:eastAsia="Arial" w:cs="Arial"/>
+          <w:b w:val="0"/>
+          <w:i w:val="0"/>
+        </w:rPr>
+        <w:t>• Удалось нормально добраться?</w:t>
+      </w:r>
+    </w:p>
+    <w:p>
+      <w:pPr>
+        <w:pStyle w:val="BulletText"/>
+      </w:pPr>
+      <w:r>
+        <w:rPr>
+          <w:rFonts w:ascii="Arial" w:hAnsi="Arial" w:eastAsia="Arial" w:cs="Arial"/>
+          <w:b w:val="0"/>
+          <w:i w:val="0"/>
+        </w:rPr>
+        <w:t>• Вы впервые на таких встречах?</w:t>
+      </w:r>
+    </w:p>
+    <w:p>
+      <w:pPr>
+        <w:pStyle w:val="BulletText"/>
+      </w:pPr>
+      <w:r>
+        <w:rPr>
+          <w:rFonts w:ascii="Arial" w:hAnsi="Arial" w:eastAsia="Arial" w:cs="Arial"/>
+          <w:b w:val="0"/>
+          <w:i w:val="0"/>
+        </w:rPr>
+        <w:t>• Вы говорили, что вам интересна тема концентрации. Сегодня как раз будет возможность немного это попробовать.</w:t>
+      </w:r>
+    </w:p>
+    <w:p>
+      <w:pPr>
+        <w:pStyle w:val="Heading4"/>
+      </w:pPr>
+      <w:r>
+        <w:t>После занятия</w:t>
+      </w:r>
+    </w:p>
+    <w:p>
+      <w:r>
+        <w:rPr>
+          <w:rFonts w:ascii="Arial" w:hAnsi="Arial" w:eastAsia="Arial" w:cs="Arial"/>
+          <w:b w:val="0"/>
+          <w:i w:val="0"/>
+        </w:rPr>
+        <w:t>Сначала спросите о впечатлениях. Не рассказывайте сразу обо всех курсах, книгах, ретритах и инициации.</w:t>
+      </w:r>
+    </w:p>
+    <w:p>
+      <w:pPr>
+        <w:spacing w:before="120" w:after="60"/>
+      </w:pPr>
+      <w:r>
+        <w:rPr>
+          <w:rFonts w:ascii="Arial" w:hAnsi="Arial" w:eastAsia="Arial" w:cs="Arial"/>
+          <w:b/>
+        </w:rPr>
+        <w:t>Вопросы после первой встречи</w:t>
+      </w:r>
+    </w:p>
+    <w:p>
+      <w:pPr>
+        <w:pStyle w:val="BulletText"/>
+      </w:pPr>
+      <w:r>
+        <w:rPr>
+          <w:rFonts w:ascii="Arial" w:hAnsi="Arial" w:eastAsia="Arial" w:cs="Arial"/>
+          <w:b w:val="0"/>
+          <w:i w:val="0"/>
+        </w:rPr>
+        <w:t>• Как вам занятие?</w:t>
+      </w:r>
+    </w:p>
+    <w:p>
+      <w:pPr>
+        <w:pStyle w:val="BulletText"/>
+      </w:pPr>
+      <w:r>
+        <w:rPr>
+          <w:rFonts w:ascii="Arial" w:hAnsi="Arial" w:eastAsia="Arial" w:cs="Arial"/>
+          <w:b w:val="0"/>
+          <w:i w:val="0"/>
+        </w:rPr>
+        <w:t>• Что больше всего понравилось или откликнулось?</w:t>
+      </w:r>
+    </w:p>
+    <w:p>
+      <w:pPr>
+        <w:pStyle w:val="BulletText"/>
+      </w:pPr>
+      <w:r>
+        <w:rPr>
+          <w:rFonts w:ascii="Arial" w:hAnsi="Arial" w:eastAsia="Arial" w:cs="Arial"/>
+          <w:b w:val="0"/>
+          <w:i w:val="0"/>
+        </w:rPr>
+        <w:t>• Что оказалось сложным?</w:t>
+      </w:r>
+    </w:p>
+    <w:p>
+      <w:pPr>
+        <w:pStyle w:val="BulletText"/>
+      </w:pPr>
+      <w:r>
+        <w:rPr>
+          <w:rFonts w:ascii="Arial" w:hAnsi="Arial" w:eastAsia="Arial" w:cs="Arial"/>
+          <w:b w:val="0"/>
+          <w:i w:val="0"/>
+        </w:rPr>
+        <w:t>• Остались ли вопросы?</w:t>
+      </w:r>
+    </w:p>
+    <w:p>
+      <w:pPr>
+        <w:pStyle w:val="BulletText"/>
+      </w:pPr>
+      <w:r>
+        <w:rPr>
+          <w:rFonts w:ascii="Arial" w:hAnsi="Arial" w:eastAsia="Arial" w:cs="Arial"/>
+          <w:b w:val="0"/>
+          <w:i w:val="0"/>
+        </w:rPr>
+        <w:t>• Хотелось бы продолжить?</w:t>
+      </w:r>
+    </w:p>
+    <w:p>
+      <w:pPr>
+        <w:pStyle w:val="BulletText"/>
+      </w:pPr>
+      <w:r>
+        <w:rPr>
+          <w:rFonts w:ascii="Arial" w:hAnsi="Arial" w:eastAsia="Arial" w:cs="Arial"/>
+          <w:b w:val="0"/>
+          <w:i w:val="0"/>
+        </w:rPr>
+        <w:t>• Есть ли тема, которую хотелось бы разобрать подробнее?</w:t>
+      </w:r>
+    </w:p>
+    <w:p>
+      <w:pPr>
+        <w:spacing w:before="120" w:after="60"/>
+      </w:pPr>
+      <w:r>
+        <w:rPr>
+          <w:rFonts w:ascii="Arial" w:hAnsi="Arial" w:eastAsia="Arial" w:cs="Arial"/>
+          <w:b/>
+        </w:rPr>
+        <w:t>Пример живого разговора</w:t>
+      </w:r>
+    </w:p>
+    <w:p>
+      <w:pPr>
+        <w:pStyle w:val="CodeText"/>
+      </w:pPr>
+      <w:r>
+        <w:rPr>
+          <w:rFonts w:ascii="Consolas" w:hAnsi="Consolas" w:eastAsia="Consolas" w:cs="Consolas"/>
+          <w:sz w:val="17"/>
+        </w:rPr>
+        <w:t xml:space="preserve">    — Как впечатления?</w:t>
+      </w:r>
+    </w:p>
+    <w:p>
+      <w:pPr>
+        <w:pStyle w:val="CodeText"/>
+      </w:pPr>
+      <w:r>
+        <w:rPr>
+          <w:rFonts w:ascii="Consolas" w:hAnsi="Consolas" w:eastAsia="Consolas" w:cs="Consolas"/>
+          <w:sz w:val="17"/>
+        </w:rPr>
+        <w:t xml:space="preserve">    — Медитация понравилась, но мысли очень мешали.</w:t>
+      </w:r>
+    </w:p>
+    <w:p>
+      <w:pPr>
+        <w:pStyle w:val="CodeText"/>
+      </w:pPr>
+      <w:r>
+        <w:rPr>
+          <w:rFonts w:ascii="Consolas" w:hAnsi="Consolas" w:eastAsia="Consolas" w:cs="Consolas"/>
+          <w:sz w:val="17"/>
+        </w:rPr>
+        <w:t xml:space="preserve">    — Это обычный опыт в начале. Вам хотелось бы больше разобраться именно с концентрацией?</w:t>
+      </w:r>
+    </w:p>
+    <w:p>
+      <w:pPr>
+        <w:pStyle w:val="CodeText"/>
+      </w:pPr>
+      <w:r>
+        <w:rPr>
+          <w:rFonts w:ascii="Consolas" w:hAnsi="Consolas" w:eastAsia="Consolas" w:cs="Consolas"/>
+          <w:sz w:val="17"/>
+        </w:rPr>
+        <w:t xml:space="preserve">    — Да.</w:t>
+      </w:r>
+    </w:p>
+    <w:p>
+      <w:pPr>
+        <w:pStyle w:val="CodeText"/>
+      </w:pPr>
+      <w:r>
+        <w:rPr>
+          <w:rFonts w:ascii="Consolas" w:hAnsi="Consolas" w:eastAsia="Consolas" w:cs="Consolas"/>
+          <w:sz w:val="17"/>
+        </w:rPr>
+        <w:t xml:space="preserve">    — Тогда я могу отправить небольшое видео по этой теме. И на следующей встрече мы тоже будем затрагивать концентрацию.</w:t>
+      </w:r>
+    </w:p>
+    <w:p>
+      <w:r>
+        <w:rPr>
+          <w:rFonts w:ascii="Arial" w:hAnsi="Arial" w:eastAsia="Arial" w:cs="Arial"/>
+          <w:b/>
+          <w:i w:val="0"/>
+        </w:rPr>
+        <w:t>Человек озвучил потребность → заботник помог сделать следующий шаг.</w:t>
+      </w:r>
+    </w:p>
+    <w:p>
+      <w:pPr>
+        <w:pStyle w:val="Heading4"/>
+      </w:pPr>
+      <w:r>
+        <w:t>Что сделать</w:t>
+      </w:r>
+    </w:p>
+    <w:p>
+      <w:pPr>
+        <w:pStyle w:val="BulletText"/>
+      </w:pPr>
+      <w:r>
+        <w:rPr>
+          <w:rFonts w:ascii="Arial" w:hAnsi="Arial" w:eastAsia="Arial" w:cs="Arial"/>
+          <w:b w:val="0"/>
+          <w:i w:val="0"/>
+        </w:rPr>
+        <w:t>1. Связаться примерно в течение суток.</w:t>
+      </w:r>
+    </w:p>
+    <w:p>
+      <w:pPr>
+        <w:pStyle w:val="BulletText"/>
+      </w:pPr>
+      <w:r>
+        <w:rPr>
+          <w:rFonts w:ascii="Arial" w:hAnsi="Arial" w:eastAsia="Arial" w:cs="Arial"/>
+          <w:b w:val="0"/>
+          <w:i w:val="0"/>
+        </w:rPr>
+        <w:t>2. Продолжить личный разговор, а не отправлять автоматическое «Спасибо за посещение».</w:t>
+      </w:r>
+    </w:p>
+    <w:p>
+      <w:pPr>
+        <w:pStyle w:val="BulletText"/>
+      </w:pPr>
+      <w:r>
+        <w:rPr>
+          <w:rFonts w:ascii="Arial" w:hAnsi="Arial" w:eastAsia="Arial" w:cs="Arial"/>
+          <w:b w:val="0"/>
+          <w:i w:val="0"/>
+        </w:rPr>
+        <w:t>3. Ответить на вопрос или дать один подходящий материал.</w:t>
+      </w:r>
+    </w:p>
+    <w:p>
+      <w:pPr>
+        <w:pStyle w:val="BulletText"/>
+      </w:pPr>
+      <w:r>
+        <w:rPr>
+          <w:rFonts w:ascii="Arial" w:hAnsi="Arial" w:eastAsia="Arial" w:cs="Arial"/>
+          <w:b w:val="0"/>
+          <w:i w:val="0"/>
+        </w:rPr>
+        <w:t>4. Предложить следующий шаг, связанный с запросом человека.</w:t>
+      </w:r>
+    </w:p>
+    <w:p>
+      <w:pPr>
+        <w:pStyle w:val="BulletText"/>
+      </w:pPr>
+      <w:r>
+        <w:rPr>
+          <w:rFonts w:ascii="Arial" w:hAnsi="Arial" w:eastAsia="Arial" w:cs="Arial"/>
+          <w:b w:val="0"/>
+          <w:i w:val="0"/>
+        </w:rPr>
+        <w:t>5. Обновить запись в приложении.</w:t>
+      </w:r>
+    </w:p>
+    <w:p>
+      <w:pPr>
+        <w:spacing w:before="120" w:after="60"/>
+      </w:pPr>
+      <w:r>
+        <w:rPr>
+          <w:rFonts w:ascii="Arial" w:hAnsi="Arial" w:eastAsia="Arial" w:cs="Arial"/>
+          <w:b/>
+        </w:rPr>
+        <w:t>Универсальное сообщение</w:t>
+      </w:r>
+    </w:p>
+    <w:p>
+      <w:pPr>
+        <w:pStyle w:val="CodeText"/>
+      </w:pPr>
+      <w:r>
+        <w:rPr>
+          <w:rFonts w:ascii="Consolas" w:hAnsi="Consolas" w:eastAsia="Consolas" w:cs="Consolas"/>
+          <w:sz w:val="17"/>
+        </w:rPr>
+        <w:t xml:space="preserve">    [ИМЯ], здравствуйте! Рад был вчера познакомиться 🙂</w:t>
+      </w:r>
+    </w:p>
+    <w:p>
+      <w:pPr>
+        <w:pStyle w:val="CodeText"/>
+      </w:pPr>
+      <w:r>
+        <w:rPr>
+          <w:rFonts w:ascii="Consolas" w:hAnsi="Consolas" w:eastAsia="Consolas" w:cs="Consolas"/>
+          <w:sz w:val="17"/>
+        </w:rPr>
+      </w:r>
+    </w:p>
+    <w:p>
+      <w:pPr>
+        <w:pStyle w:val="CodeText"/>
+      </w:pPr>
+      <w:r>
+        <w:rPr>
+          <w:rFonts w:ascii="Consolas" w:hAnsi="Consolas" w:eastAsia="Consolas" w:cs="Consolas"/>
+          <w:sz w:val="17"/>
+        </w:rPr>
+        <w:t xml:space="preserve">    Хотел узнать, какие впечатления остались после занятия? Что больше всего откликнулось?</w:t>
+      </w:r>
+    </w:p>
+    <w:p>
+      <w:pPr>
+        <w:spacing w:before="120" w:after="60"/>
+      </w:pPr>
+      <w:r>
+        <w:rPr>
+          <w:rFonts w:ascii="Arial" w:hAnsi="Arial" w:eastAsia="Arial" w:cs="Arial"/>
+          <w:b/>
+        </w:rPr>
+        <w:t>Если человек уже поделился впечатлениями</w:t>
+      </w:r>
+    </w:p>
+    <w:p>
+      <w:pPr>
+        <w:pStyle w:val="CodeText"/>
+      </w:pPr>
+      <w:r>
+        <w:rPr>
+          <w:rFonts w:ascii="Consolas" w:hAnsi="Consolas" w:eastAsia="Consolas" w:cs="Consolas"/>
+          <w:sz w:val="17"/>
+        </w:rPr>
+        <w:t xml:space="preserve">    [ИМЯ], рад был вчера познакомиться. Вы говорили, что вам особенно откликнулась медитация, но было сложно удерживать внимание.</w:t>
+      </w:r>
+    </w:p>
+    <w:p>
+      <w:pPr>
+        <w:pStyle w:val="CodeText"/>
+      </w:pPr>
+      <w:r>
+        <w:rPr>
+          <w:rFonts w:ascii="Consolas" w:hAnsi="Consolas" w:eastAsia="Consolas" w:cs="Consolas"/>
+          <w:sz w:val="17"/>
+        </w:rPr>
+      </w:r>
+    </w:p>
+    <w:p>
+      <w:pPr>
+        <w:pStyle w:val="CodeText"/>
+      </w:pPr>
+      <w:r>
+        <w:rPr>
+          <w:rFonts w:ascii="Consolas" w:hAnsi="Consolas" w:eastAsia="Consolas" w:cs="Consolas"/>
+          <w:sz w:val="17"/>
+        </w:rPr>
+        <w:t xml:space="preserve">    Вот небольшой материал как раз по теме концентрации: [ССЫЛКА]. Не обязательно смотреть сразу. Если появятся вопросы — пишите.</w:t>
+      </w:r>
+    </w:p>
+    <w:p>
+      <w:pPr>
+        <w:spacing w:before="120" w:after="60"/>
+      </w:pPr>
+      <w:r>
+        <w:rPr>
+          <w:rFonts w:ascii="Arial" w:hAnsi="Arial" w:eastAsia="Arial" w:cs="Arial"/>
+          <w:b/>
+        </w:rPr>
+        <w:t>Как дать пользу по запросу</w:t>
+      </w:r>
+    </w:p>
+    <w:p>
+      <w:r>
+        <w:rPr>
+          <w:rFonts w:ascii="Arial" w:hAnsi="Arial" w:eastAsia="Arial" w:cs="Arial"/>
+          <w:b w:val="0"/>
+          <w:i w:val="0"/>
+        </w:rPr>
+        <w:t>Не отправляйте всё, что есть. Обычно достаточно одного материала.</w:t>
+      </w:r>
+    </w:p>
+    <w:p>
+      <w:pPr>
+        <w:pStyle w:val="BulletText"/>
+      </w:pPr>
+      <w:r>
+        <w:rPr>
+          <w:rFonts w:ascii="Arial" w:hAnsi="Arial" w:eastAsia="Arial" w:cs="Arial"/>
+          <w:b w:val="0"/>
+          <w:i w:val="0"/>
+        </w:rPr>
+        <w:t xml:space="preserve">• </w:t>
+      </w:r>
+      <w:r>
+        <w:rPr>
+          <w:rFonts w:ascii="Arial" w:hAnsi="Arial" w:eastAsia="Arial" w:cs="Arial"/>
+          <w:b/>
+          <w:i w:val="0"/>
+        </w:rPr>
+        <w:t>Медитация:</w:t>
+      </w:r>
+      <w:r>
+        <w:rPr>
+          <w:rFonts w:ascii="Arial" w:hAnsi="Arial" w:eastAsia="Arial" w:cs="Arial"/>
+          <w:b w:val="0"/>
+          <w:i w:val="0"/>
+        </w:rPr>
+        <w:t xml:space="preserve"> предложить вводный курс и сначала спросить, нужна ли ссылка.</w:t>
+      </w:r>
+    </w:p>
+    <w:p>
+      <w:pPr>
+        <w:pStyle w:val="BulletText"/>
+      </w:pPr>
+      <w:r>
+        <w:rPr>
+          <w:rFonts w:ascii="Arial" w:hAnsi="Arial" w:eastAsia="Arial" w:cs="Arial"/>
+          <w:b w:val="0"/>
+          <w:i w:val="0"/>
+        </w:rPr>
+        <w:t xml:space="preserve">• </w:t>
+      </w:r>
+      <w:r>
+        <w:rPr>
+          <w:rFonts w:ascii="Arial" w:hAnsi="Arial" w:eastAsia="Arial" w:cs="Arial"/>
+          <w:b/>
+          <w:i w:val="0"/>
+        </w:rPr>
+        <w:t>Асаны:</w:t>
+      </w:r>
+      <w:r>
+        <w:rPr>
+          <w:rFonts w:ascii="Arial" w:hAnsi="Arial" w:eastAsia="Arial" w:cs="Arial"/>
+          <w:b w:val="0"/>
+          <w:i w:val="0"/>
+        </w:rPr>
+        <w:t xml:space="preserve"> предложить подходящий класс; при травмах или ограничениях направить к инструктору.</w:t>
+      </w:r>
+    </w:p>
+    <w:p>
+      <w:pPr>
+        <w:pStyle w:val="BulletText"/>
+      </w:pPr>
+      <w:r>
+        <w:rPr>
+          <w:rFonts w:ascii="Arial" w:hAnsi="Arial" w:eastAsia="Arial" w:cs="Arial"/>
+          <w:b w:val="0"/>
+          <w:i w:val="0"/>
+        </w:rPr>
+        <w:t xml:space="preserve">• </w:t>
+      </w:r>
+      <w:r>
+        <w:rPr>
+          <w:rFonts w:ascii="Arial" w:hAnsi="Arial" w:eastAsia="Arial" w:cs="Arial"/>
+          <w:b/>
+          <w:i w:val="0"/>
+        </w:rPr>
+        <w:t>Философия:</w:t>
+      </w:r>
+      <w:r>
+        <w:rPr>
+          <w:rFonts w:ascii="Arial" w:hAnsi="Arial" w:eastAsia="Arial" w:cs="Arial"/>
+          <w:b w:val="0"/>
+          <w:i w:val="0"/>
+        </w:rPr>
+        <w:t xml:space="preserve"> дать одну понятную лекцию без перегрузки терминами.</w:t>
+      </w:r>
+    </w:p>
+    <w:p>
+      <w:pPr>
+        <w:pStyle w:val="BulletText"/>
+      </w:pPr>
+      <w:r>
+        <w:rPr>
+          <w:rFonts w:ascii="Arial" w:hAnsi="Arial" w:eastAsia="Arial" w:cs="Arial"/>
+          <w:b w:val="0"/>
+          <w:i w:val="0"/>
+        </w:rPr>
+        <w:t xml:space="preserve">• </w:t>
+      </w:r>
+      <w:r>
+        <w:rPr>
+          <w:rFonts w:ascii="Arial" w:hAnsi="Arial" w:eastAsia="Arial" w:cs="Arial"/>
+          <w:b/>
+          <w:i w:val="0"/>
+        </w:rPr>
+        <w:t>Книги:</w:t>
+      </w:r>
+      <w:r>
+        <w:rPr>
+          <w:rFonts w:ascii="Arial" w:hAnsi="Arial" w:eastAsia="Arial" w:cs="Arial"/>
+          <w:b w:val="0"/>
+          <w:i w:val="0"/>
+        </w:rPr>
+        <w:t xml:space="preserve"> уточнить тему и подобрать одну или две книги.</w:t>
+      </w:r>
+    </w:p>
+    <w:p>
+      <w:pPr>
+        <w:spacing w:before="120" w:after="60"/>
+      </w:pPr>
+      <w:r>
+        <w:rPr>
+          <w:rFonts w:ascii="Arial" w:hAnsi="Arial" w:eastAsia="Arial" w:cs="Arial"/>
+          <w:b/>
+        </w:rPr>
+        <w:t>Персональное приглашение</w:t>
+      </w:r>
+    </w:p>
+    <w:p>
+      <w:pPr>
+        <w:pStyle w:val="CodeText"/>
+      </w:pPr>
+      <w:r>
+        <w:rPr>
+          <w:rFonts w:ascii="Consolas" w:hAnsi="Consolas" w:eastAsia="Consolas" w:cs="Consolas"/>
+          <w:sz w:val="17"/>
+        </w:rPr>
+        <w:t xml:space="preserve">    [ИМЯ], вспомнил, что вы спрашивали про [ЗАПРОС].</w:t>
+      </w:r>
+    </w:p>
+    <w:p>
+      <w:pPr>
+        <w:pStyle w:val="CodeText"/>
+      </w:pPr>
+      <w:r>
+        <w:rPr>
+          <w:rFonts w:ascii="Consolas" w:hAnsi="Consolas" w:eastAsia="Consolas" w:cs="Consolas"/>
+          <w:sz w:val="17"/>
+        </w:rPr>
+      </w:r>
+    </w:p>
+    <w:p>
+      <w:pPr>
+        <w:pStyle w:val="CodeText"/>
+      </w:pPr>
+      <w:r>
+        <w:rPr>
+          <w:rFonts w:ascii="Consolas" w:hAnsi="Consolas" w:eastAsia="Consolas" w:cs="Consolas"/>
+          <w:sz w:val="17"/>
+        </w:rPr>
+        <w:t xml:space="preserve">    В [ДЕНЬ] у нас как раз будет встреча на тему [ТЕМА]. Думаю, вам может быть интересно.</w:t>
+      </w:r>
+    </w:p>
+    <w:p>
+      <w:pPr>
+        <w:pStyle w:val="CodeText"/>
+      </w:pPr>
+      <w:r>
+        <w:rPr>
+          <w:rFonts w:ascii="Consolas" w:hAnsi="Consolas" w:eastAsia="Consolas" w:cs="Consolas"/>
+          <w:sz w:val="17"/>
+        </w:rPr>
+      </w:r>
+    </w:p>
+    <w:p>
+      <w:pPr>
+        <w:pStyle w:val="CodeText"/>
+      </w:pPr>
+      <w:r>
+        <w:rPr>
+          <w:rFonts w:ascii="Consolas" w:hAnsi="Consolas" w:eastAsia="Consolas" w:cs="Consolas"/>
+          <w:sz w:val="17"/>
+        </w:rPr>
+        <w:t xml:space="preserve">    Если будете свободны — приходите.</w:t>
+      </w:r>
+    </w:p>
+    <w:p>
+      <w:pPr>
+        <w:spacing w:before="120" w:after="60"/>
+      </w:pPr>
+      <w:r>
+        <w:rPr>
+          <w:rFonts w:ascii="Arial" w:hAnsi="Arial" w:eastAsia="Arial" w:cs="Arial"/>
+          <w:b/>
+        </w:rPr>
+        <w:t>Если конкретного запроса пока нет</w:t>
+      </w:r>
+    </w:p>
+    <w:p>
+      <w:pPr>
+        <w:pStyle w:val="CodeText"/>
+      </w:pPr>
+      <w:r>
+        <w:rPr>
+          <w:rFonts w:ascii="Consolas" w:hAnsi="Consolas" w:eastAsia="Consolas" w:cs="Consolas"/>
+          <w:sz w:val="17"/>
+        </w:rPr>
+        <w:t xml:space="preserve">    В [ДЕНЬ] снова собираемся на медитацию и общение. Если захотите продолжить — буду рад вас видеть.</w:t>
+      </w:r>
+    </w:p>
+    <w:p>
+      <w:r>
+        <w:rPr>
+          <w:rFonts w:ascii="Arial" w:hAnsi="Arial" w:eastAsia="Arial" w:cs="Arial"/>
+          <w:b w:val="0"/>
+          <w:i w:val="0"/>
+        </w:rPr>
+        <w:t>Забота не заканчивается после второго или третьего посещения. Периодически узнавайте, как меняется запрос человека и что мешает двигаться дальше.</w:t>
+      </w:r>
+    </w:p>
+    <w:p>
+      <w:pPr>
+        <w:spacing w:before="120" w:after="60"/>
+      </w:pPr>
+      <w:r>
+        <w:rPr>
+          <w:rFonts w:ascii="Arial" w:hAnsi="Arial" w:eastAsia="Arial" w:cs="Arial"/>
+          <w:b/>
+        </w:rPr>
+        <w:t>Вопросы для периодического разговора</w:t>
+      </w:r>
+    </w:p>
+    <w:p>
+      <w:pPr>
+        <w:pStyle w:val="BulletText"/>
+      </w:pPr>
+      <w:r>
+        <w:rPr>
+          <w:rFonts w:ascii="Arial" w:hAnsi="Arial" w:eastAsia="Arial" w:cs="Arial"/>
+          <w:b w:val="0"/>
+          <w:i w:val="0"/>
+        </w:rPr>
+        <w:t>• Как сейчас идёт практика?</w:t>
+      </w:r>
+    </w:p>
+    <w:p>
+      <w:pPr>
+        <w:pStyle w:val="BulletText"/>
+      </w:pPr>
+      <w:r>
+        <w:rPr>
+          <w:rFonts w:ascii="Arial" w:hAnsi="Arial" w:eastAsia="Arial" w:cs="Arial"/>
+          <w:b w:val="0"/>
+          <w:i w:val="0"/>
+        </w:rPr>
+        <w:t>• Получается ли медитировать самостоятельно?</w:t>
+      </w:r>
+    </w:p>
+    <w:p>
+      <w:pPr>
+        <w:pStyle w:val="BulletText"/>
+      </w:pPr>
+      <w:r>
+        <w:rPr>
+          <w:rFonts w:ascii="Arial" w:hAnsi="Arial" w:eastAsia="Arial" w:cs="Arial"/>
+          <w:b w:val="0"/>
+          <w:i w:val="0"/>
+        </w:rPr>
+        <w:t>• Есть ли что-то, что мешает регулярности?</w:t>
+      </w:r>
+    </w:p>
+    <w:p>
+      <w:pPr>
+        <w:pStyle w:val="BulletText"/>
+      </w:pPr>
+      <w:r>
+        <w:rPr>
+          <w:rFonts w:ascii="Arial" w:hAnsi="Arial" w:eastAsia="Arial" w:cs="Arial"/>
+          <w:b w:val="0"/>
+          <w:i w:val="0"/>
+        </w:rPr>
+        <w:t>• Какие вопросы появились за последнее время?</w:t>
+      </w:r>
+    </w:p>
+    <w:p>
+      <w:pPr>
+        <w:pStyle w:val="BulletText"/>
+      </w:pPr>
+      <w:r>
+        <w:rPr>
+          <w:rFonts w:ascii="Arial" w:hAnsi="Arial" w:eastAsia="Arial" w:cs="Arial"/>
+          <w:b w:val="0"/>
+          <w:i w:val="0"/>
+        </w:rPr>
+        <w:t>• Какие темы хотелось бы разобрать?</w:t>
+      </w:r>
+    </w:p>
+    <w:p>
+      <w:pPr>
+        <w:pStyle w:val="BulletText"/>
+      </w:pPr>
+      <w:r>
+        <w:rPr>
+          <w:rFonts w:ascii="Arial" w:hAnsi="Arial" w:eastAsia="Arial" w:cs="Arial"/>
+          <w:b w:val="0"/>
+          <w:i w:val="0"/>
+        </w:rPr>
+        <w:t>• Что сейчас для вас самое актуальное в практике?</w:t>
+      </w:r>
+    </w:p>
+    <w:p>
+      <w:pPr>
+        <w:pStyle w:val="Heading4"/>
+      </w:pPr>
+      <w:r>
+        <w:t>Возможные следующие шаги</w:t>
+      </w:r>
+    </w:p>
+    <w:p>
+      <w:pPr>
+        <w:pStyle w:val="BulletText"/>
+      </w:pPr>
+      <w:r>
+        <w:rPr>
+          <w:rFonts w:ascii="Arial" w:hAnsi="Arial" w:eastAsia="Arial" w:cs="Arial"/>
+          <w:b w:val="0"/>
+          <w:i w:val="0"/>
+        </w:rPr>
+        <w:t>• повторное посещение;</w:t>
+      </w:r>
+    </w:p>
+    <w:p>
+      <w:pPr>
+        <w:pStyle w:val="BulletText"/>
+      </w:pPr>
+      <w:r>
+        <w:rPr>
+          <w:rFonts w:ascii="Arial" w:hAnsi="Arial" w:eastAsia="Arial" w:cs="Arial"/>
+          <w:b w:val="0"/>
+          <w:i w:val="0"/>
+        </w:rPr>
+        <w:t>• базовый курс и самостоятельная практика;</w:t>
+      </w:r>
+    </w:p>
+    <w:p>
+      <w:pPr>
+        <w:pStyle w:val="BulletText"/>
+      </w:pPr>
+      <w:r>
+        <w:rPr>
+          <w:rFonts w:ascii="Arial" w:hAnsi="Arial" w:eastAsia="Arial" w:cs="Arial"/>
+          <w:b w:val="0"/>
+          <w:i w:val="0"/>
+        </w:rPr>
+        <w:t>• знакомство с практикующими;</w:t>
+      </w:r>
+    </w:p>
+    <w:p>
+      <w:pPr>
+        <w:pStyle w:val="BulletText"/>
+      </w:pPr>
+      <w:r>
+        <w:rPr>
+          <w:rFonts w:ascii="Arial" w:hAnsi="Arial" w:eastAsia="Arial" w:cs="Arial"/>
+          <w:b w:val="0"/>
+          <w:i w:val="0"/>
+        </w:rPr>
+        <w:t>• асаны, лекции или книги по запросу;</w:t>
+      </w:r>
+    </w:p>
+    <w:p>
+      <w:pPr>
+        <w:pStyle w:val="BulletText"/>
+      </w:pPr>
+      <w:r>
+        <w:rPr>
+          <w:rFonts w:ascii="Arial" w:hAnsi="Arial" w:eastAsia="Arial" w:cs="Arial"/>
+          <w:b w:val="0"/>
+          <w:i w:val="0"/>
+        </w:rPr>
+        <w:t>• личный урок, когда человек готов к более индивидуальному обучению;</w:t>
+      </w:r>
+    </w:p>
+    <w:p>
+      <w:pPr>
+        <w:pStyle w:val="BulletText"/>
+      </w:pPr>
+      <w:r>
+        <w:rPr>
+          <w:rFonts w:ascii="Arial" w:hAnsi="Arial" w:eastAsia="Arial" w:cs="Arial"/>
+          <w:b w:val="0"/>
+          <w:i w:val="0"/>
+        </w:rPr>
+        <w:t>• участие в чате и жизни сообщества.</w:t>
+      </w:r>
+    </w:p>
+    <w:p>
+      <w:pPr>
+        <w:spacing w:before="120" w:after="60"/>
+      </w:pPr>
+      <w:r>
+        <w:rPr>
+          <w:rFonts w:ascii="Arial" w:hAnsi="Arial" w:eastAsia="Arial" w:cs="Arial"/>
+          <w:b/>
+        </w:rPr>
+        <w:t>Предложение обучения медитации</w:t>
+      </w:r>
+    </w:p>
+    <w:p>
+      <w:pPr>
+        <w:pStyle w:val="CodeText"/>
+      </w:pPr>
+      <w:r>
+        <w:rPr>
+          <w:rFonts w:ascii="Consolas" w:hAnsi="Consolas" w:eastAsia="Consolas" w:cs="Consolas"/>
+          <w:sz w:val="17"/>
+        </w:rPr>
+        <w:t xml:space="preserve">    Если хочется разобраться в медитации более системно, у нас есть вводный курс для самостоятельного изучения.</w:t>
+      </w:r>
+    </w:p>
+    <w:p>
+      <w:pPr>
+        <w:pStyle w:val="CodeText"/>
+      </w:pPr>
+      <w:r>
+        <w:rPr>
+          <w:rFonts w:ascii="Consolas" w:hAnsi="Consolas" w:eastAsia="Consolas" w:cs="Consolas"/>
+          <w:sz w:val="17"/>
+        </w:rPr>
+      </w:r>
+    </w:p>
+    <w:p>
+      <w:pPr>
+        <w:pStyle w:val="CodeText"/>
+      </w:pPr>
+      <w:r>
+        <w:rPr>
+          <w:rFonts w:ascii="Consolas" w:hAnsi="Consolas" w:eastAsia="Consolas" w:cs="Consolas"/>
+          <w:sz w:val="17"/>
+        </w:rPr>
+        <w:t xml:space="preserve">    Он подходит тем, кто хочет постепенно начать практиковать самостоятельно. Если хотите, отправлю ссылку.</w:t>
+      </w:r>
+    </w:p>
+    <w:p>
+      <w:pPr>
+        <w:spacing w:before="120" w:after="60"/>
+      </w:pPr>
+      <w:r>
+        <w:rPr>
+          <w:rFonts w:ascii="Arial" w:hAnsi="Arial" w:eastAsia="Arial" w:cs="Arial"/>
+          <w:b/>
+        </w:rPr>
+        <w:t>Принцип</w:t>
+      </w:r>
+    </w:p>
+    <w:p>
+      <w:r>
+        <w:rPr>
+          <w:rFonts w:ascii="Arial" w:hAnsi="Arial" w:eastAsia="Arial" w:cs="Arial"/>
+          <w:b w:val="0"/>
+          <w:i w:val="0"/>
+        </w:rPr>
+        <w:t>Не предлагайте всё сразу. Выберите один следующий шаг, который соответствует нынешнему запросу человека.</w:t>
+      </w:r>
+    </w:p>
+    <w:p>
+      <w:r>
+        <w:rPr>
+          <w:rFonts w:ascii="Arial" w:hAnsi="Arial" w:eastAsia="Arial" w:cs="Arial"/>
+          <w:b w:val="0"/>
+          <w:i w:val="0"/>
+        </w:rPr>
+        <w:t>Не делайте вывод, что человеку больше ничего не нужно. Сначала спокойно восстановите контакт. Если человек просит не писать, прекратите сообщения.</w:t>
+      </w:r>
+    </w:p>
+    <w:p>
+      <w:pPr>
+        <w:spacing w:before="120" w:after="60"/>
+      </w:pPr>
+      <w:r>
+        <w:rPr>
+          <w:rFonts w:ascii="Arial" w:hAnsi="Arial" w:eastAsia="Arial" w:cs="Arial"/>
+          <w:b/>
+        </w:rPr>
+        <w:t>Если человек не пришёл</w:t>
+      </w:r>
+    </w:p>
+    <w:p>
+      <w:pPr>
+        <w:pStyle w:val="CodeText"/>
+      </w:pPr>
+      <w:r>
+        <w:rPr>
+          <w:rFonts w:ascii="Consolas" w:hAnsi="Consolas" w:eastAsia="Consolas" w:cs="Consolas"/>
+          <w:sz w:val="17"/>
+        </w:rPr>
+        <w:t xml:space="preserve">    Здравствуйте, [ИМЯ]! Вчера вас не увидел и решил написать. Надеюсь, всё хорошо.</w:t>
+      </w:r>
+    </w:p>
+    <w:p>
+      <w:pPr>
+        <w:pStyle w:val="CodeText"/>
+      </w:pPr>
+      <w:r>
+        <w:rPr>
+          <w:rFonts w:ascii="Consolas" w:hAnsi="Consolas" w:eastAsia="Consolas" w:cs="Consolas"/>
+          <w:sz w:val="17"/>
+        </w:rPr>
+      </w:r>
+    </w:p>
+    <w:p>
+      <w:pPr>
+        <w:pStyle w:val="CodeText"/>
+      </w:pPr>
+      <w:r>
+        <w:rPr>
+          <w:rFonts w:ascii="Consolas" w:hAnsi="Consolas" w:eastAsia="Consolas" w:cs="Consolas"/>
+          <w:sz w:val="17"/>
+        </w:rPr>
+        <w:t xml:space="preserve">    Если просто не получилось прийти — ничего страшного. Следующая встреча будет [ДАТА].</w:t>
+      </w:r>
+    </w:p>
+    <w:p>
+      <w:pPr>
+        <w:spacing w:before="120" w:after="60"/>
+      </w:pPr>
+      <w:r>
+        <w:rPr>
+          <w:rFonts w:ascii="Arial" w:hAnsi="Arial" w:eastAsia="Arial" w:cs="Arial"/>
+          <w:b/>
+        </w:rPr>
+        <w:t>Если человек очень занят</w:t>
+      </w:r>
+    </w:p>
+    <w:p>
+      <w:pPr>
+        <w:pStyle w:val="CodeText"/>
+      </w:pPr>
+      <w:r>
+        <w:rPr>
+          <w:rFonts w:ascii="Consolas" w:hAnsi="Consolas" w:eastAsia="Consolas" w:cs="Consolas"/>
+          <w:sz w:val="17"/>
+        </w:rPr>
+        <w:t xml:space="preserve">    Понимаю. Тогда не буду писать перед каждой встречей 🙂</w:t>
+      </w:r>
+    </w:p>
+    <w:p>
+      <w:pPr>
+        <w:pStyle w:val="CodeText"/>
+      </w:pPr>
+      <w:r>
+        <w:rPr>
+          <w:rFonts w:ascii="Consolas" w:hAnsi="Consolas" w:eastAsia="Consolas" w:cs="Consolas"/>
+          <w:sz w:val="17"/>
+        </w:rPr>
+      </w:r>
+    </w:p>
+    <w:p>
+      <w:pPr>
+        <w:pStyle w:val="CodeText"/>
+      </w:pPr>
+      <w:r>
+        <w:rPr>
+          <w:rFonts w:ascii="Consolas" w:hAnsi="Consolas" w:eastAsia="Consolas" w:cs="Consolas"/>
+          <w:sz w:val="17"/>
+        </w:rPr>
+        <w:t xml:space="preserve">    Когда будет возможность вернуться — будем рады видеть. А если появятся вопросы по практике, можете написать в любое время.</w:t>
+      </w:r>
+    </w:p>
+    <w:p>
+      <w:pPr>
+        <w:pStyle w:val="Heading4"/>
+      </w:pPr>
+      <w:r>
+        <w:t>Ориентир для ненавязчивых касаний</w:t>
+      </w:r>
+    </w:p>
+    <w:p>
+      <w:pPr>
+        <w:pStyle w:val="BulletText"/>
+      </w:pPr>
+      <w:r>
+        <w:rPr>
+          <w:rFonts w:ascii="Arial" w:hAnsi="Arial" w:eastAsia="Arial" w:cs="Arial"/>
+          <w:b w:val="0"/>
+          <w:i w:val="0"/>
+        </w:rPr>
+        <w:t>1. Примерно через неделю.</w:t>
+      </w:r>
+    </w:p>
+    <w:p>
+      <w:pPr>
+        <w:pStyle w:val="BulletText"/>
+      </w:pPr>
+      <w:r>
+        <w:rPr>
+          <w:rFonts w:ascii="Arial" w:hAnsi="Arial" w:eastAsia="Arial" w:cs="Arial"/>
+          <w:b w:val="0"/>
+          <w:i w:val="0"/>
+        </w:rPr>
+        <w:t>2. Ещё через 2–3 недели.</w:t>
+      </w:r>
+    </w:p>
+    <w:p>
+      <w:pPr>
+        <w:pStyle w:val="BulletText"/>
+      </w:pPr>
+      <w:r>
+        <w:rPr>
+          <w:rFonts w:ascii="Arial" w:hAnsi="Arial" w:eastAsia="Arial" w:cs="Arial"/>
+          <w:b w:val="0"/>
+          <w:i w:val="0"/>
+        </w:rPr>
+        <w:t>3. Примерно через 1–1,5 месяца.</w:t>
+      </w:r>
+    </w:p>
+    <w:p>
+      <w:pPr>
+        <w:pStyle w:val="BulletText"/>
+      </w:pPr>
+      <w:r>
+        <w:rPr>
+          <w:rFonts w:ascii="Arial" w:hAnsi="Arial" w:eastAsia="Arial" w:cs="Arial"/>
+          <w:b w:val="0"/>
+          <w:i w:val="0"/>
+        </w:rPr>
+        <w:t>4. Контрольное касание примерно через 3 месяца.</w:t>
+      </w:r>
+    </w:p>
+    <w:p>
+      <w:pPr>
+        <w:pStyle w:val="BulletText"/>
+      </w:pPr>
+      <w:r>
+        <w:rPr>
+          <w:rFonts w:ascii="Arial" w:hAnsi="Arial" w:eastAsia="Arial" w:cs="Arial"/>
+          <w:b w:val="0"/>
+          <w:i w:val="0"/>
+        </w:rPr>
+        <w:t>5. Если ответа нет, перевести контакт в пассивный режим.</w:t>
+      </w:r>
+    </w:p>
+    <w:p>
+      <w:r>
+        <w:rPr>
+          <w:rFonts w:ascii="Arial" w:hAnsi="Arial" w:eastAsia="Arial" w:cs="Arial"/>
+          <w:b w:val="0"/>
+          <w:i w:val="0"/>
+        </w:rPr>
+        <w:t>Это ориентир, а не строгий календарь. Если человек отвечает, продолжайте живой разговор. Если попросил не писать, остановитесь сразу.</w:t>
+      </w:r>
+    </w:p>
+    <w:p>
+      <w:pPr>
+        <w:spacing w:before="120" w:after="60"/>
+      </w:pPr>
+      <w:r>
+        <w:rPr>
+          <w:rFonts w:ascii="Arial" w:hAnsi="Arial" w:eastAsia="Arial" w:cs="Arial"/>
+          <w:b/>
+        </w:rPr>
+        <w:t>Через неделю</w:t>
+      </w:r>
+    </w:p>
+    <w:p>
+      <w:pPr>
+        <w:pStyle w:val="CodeText"/>
+      </w:pPr>
+      <w:r>
+        <w:rPr>
+          <w:rFonts w:ascii="Consolas" w:hAnsi="Consolas" w:eastAsia="Consolas" w:cs="Consolas"/>
+          <w:sz w:val="17"/>
+        </w:rPr>
+        <w:t xml:space="preserve">    [ИМЯ], здравствуйте! Как у вас дела?</w:t>
+      </w:r>
+    </w:p>
+    <w:p>
+      <w:pPr>
+        <w:pStyle w:val="CodeText"/>
+      </w:pPr>
+      <w:r>
+        <w:rPr>
+          <w:rFonts w:ascii="Consolas" w:hAnsi="Consolas" w:eastAsia="Consolas" w:cs="Consolas"/>
+          <w:sz w:val="17"/>
+        </w:rPr>
+      </w:r>
+    </w:p>
+    <w:p>
+      <w:pPr>
+        <w:pStyle w:val="CodeText"/>
+      </w:pPr>
+      <w:r>
+        <w:rPr>
+          <w:rFonts w:ascii="Consolas" w:hAnsi="Consolas" w:eastAsia="Consolas" w:cs="Consolas"/>
+          <w:sz w:val="17"/>
+        </w:rPr>
+        <w:t xml:space="preserve">    Удалось ли ещё попробовать медитацию после нашей встречи? Если возникли вопросы — можете написать.</w:t>
+      </w:r>
+    </w:p>
+    <w:p>
+      <w:pPr>
+        <w:spacing w:before="120" w:after="60"/>
+      </w:pPr>
+      <w:r>
+        <w:rPr>
+          <w:rFonts w:ascii="Arial" w:hAnsi="Arial" w:eastAsia="Arial" w:cs="Arial"/>
+          <w:b/>
+        </w:rPr>
+        <w:t>Через несколько недель — с полезным поводом</w:t>
+      </w:r>
+    </w:p>
+    <w:p>
+      <w:pPr>
+        <w:pStyle w:val="CodeText"/>
+      </w:pPr>
+      <w:r>
+        <w:rPr>
+          <w:rFonts w:ascii="Consolas" w:hAnsi="Consolas" w:eastAsia="Consolas" w:cs="Consolas"/>
+          <w:sz w:val="17"/>
+        </w:rPr>
+        <w:t xml:space="preserve">    [ИМЯ], здравствуйте! Вы спрашивали про [ТЕМА].</w:t>
+      </w:r>
+    </w:p>
+    <w:p>
+      <w:pPr>
+        <w:pStyle w:val="CodeText"/>
+      </w:pPr>
+      <w:r>
+        <w:rPr>
+          <w:rFonts w:ascii="Consolas" w:hAnsi="Consolas" w:eastAsia="Consolas" w:cs="Consolas"/>
+          <w:sz w:val="17"/>
+        </w:rPr>
+      </w:r>
+    </w:p>
+    <w:p>
+      <w:pPr>
+        <w:pStyle w:val="CodeText"/>
+      </w:pPr>
+      <w:r>
+        <w:rPr>
+          <w:rFonts w:ascii="Consolas" w:hAnsi="Consolas" w:eastAsia="Consolas" w:cs="Consolas"/>
+          <w:sz w:val="17"/>
+        </w:rPr>
+        <w:t xml:space="preserve">    У нас появился хороший материал по этой теме. Вспомнил про вас и решил отправить: [ССЫЛКА].</w:t>
+      </w:r>
+    </w:p>
+    <w:p>
+      <w:pPr>
+        <w:spacing w:before="120" w:after="60"/>
+      </w:pPr>
+      <w:r>
+        <w:rPr>
+          <w:rFonts w:ascii="Arial" w:hAnsi="Arial" w:eastAsia="Arial" w:cs="Arial"/>
+          <w:b/>
+        </w:rPr>
+        <w:t>Через месяц или полтора</w:t>
+      </w:r>
+    </w:p>
+    <w:p>
+      <w:pPr>
+        <w:pStyle w:val="CodeText"/>
+      </w:pPr>
+      <w:r>
+        <w:rPr>
+          <w:rFonts w:ascii="Consolas" w:hAnsi="Consolas" w:eastAsia="Consolas" w:cs="Consolas"/>
+          <w:sz w:val="17"/>
+        </w:rPr>
+        <w:t xml:space="preserve">    Здравствуйте! Давно не общались. Решил узнать, как у вас дела и остался ли сейчас интерес к практике.</w:t>
+      </w:r>
+    </w:p>
+    <w:p>
+      <w:pPr>
+        <w:pStyle w:val="CodeText"/>
+      </w:pPr>
+      <w:r>
+        <w:rPr>
+          <w:rFonts w:ascii="Consolas" w:hAnsi="Consolas" w:eastAsia="Consolas" w:cs="Consolas"/>
+          <w:sz w:val="17"/>
+        </w:rPr>
+      </w:r>
+    </w:p>
+    <w:p>
+      <w:pPr>
+        <w:pStyle w:val="CodeText"/>
+      </w:pPr>
+      <w:r>
+        <w:rPr>
+          <w:rFonts w:ascii="Consolas" w:hAnsi="Consolas" w:eastAsia="Consolas" w:cs="Consolas"/>
+          <w:sz w:val="17"/>
+        </w:rPr>
+        <w:t xml:space="preserve">    Если захотите вернуться на занятия — можно спокойно приходить даже после большого перерыва.</w:t>
+      </w:r>
+    </w:p>
+    <w:p>
+      <w:pPr>
+        <w:spacing w:before="120" w:after="60"/>
+      </w:pPr>
+      <w:r>
+        <w:rPr>
+          <w:rFonts w:ascii="Arial" w:hAnsi="Arial" w:eastAsia="Arial" w:cs="Arial"/>
+          <w:b/>
+        </w:rPr>
+        <w:t>Контрольное касание</w:t>
+      </w:r>
+    </w:p>
+    <w:p>
+      <w:pPr>
+        <w:pStyle w:val="CodeText"/>
+      </w:pPr>
+      <w:r>
+        <w:rPr>
+          <w:rFonts w:ascii="Consolas" w:hAnsi="Consolas" w:eastAsia="Consolas" w:cs="Consolas"/>
+          <w:sz w:val="17"/>
+        </w:rPr>
+        <w:t xml:space="preserve">    [ИМЯ], здравствуйте! Давно не виделись.</w:t>
+      </w:r>
+    </w:p>
+    <w:p>
+      <w:pPr>
+        <w:pStyle w:val="CodeText"/>
+      </w:pPr>
+      <w:r>
+        <w:rPr>
+          <w:rFonts w:ascii="Consolas" w:hAnsi="Consolas" w:eastAsia="Consolas" w:cs="Consolas"/>
+          <w:sz w:val="17"/>
+        </w:rPr>
+      </w:r>
+    </w:p>
+    <w:p>
+      <w:pPr>
+        <w:pStyle w:val="CodeText"/>
+      </w:pPr>
+      <w:r>
+        <w:rPr>
+          <w:rFonts w:ascii="Consolas" w:hAnsi="Consolas" w:eastAsia="Consolas" w:cs="Consolas"/>
+          <w:sz w:val="17"/>
+        </w:rPr>
+        <w:t xml:space="preserve">    У нас скоро будет встреча по теме, которой вы интересовались. Если тема ещё актуальна — буду рад вас видеть. Если сейчас уже не до практики — тоже всё хорошо 🙂</w:t>
+      </w:r>
+    </w:p>
+    <w:p>
+      <w:r>
+        <w:rPr>
+          <w:rFonts w:ascii="Arial" w:hAnsi="Arial" w:eastAsia="Arial" w:cs="Arial"/>
+          <w:b w:val="0"/>
+          <w:i w:val="0"/>
+        </w:rPr>
+        <w:t>Теперь заботник не возвращает человека на каждую встречу, а помогает видеть возможности дальнейшего развития. Предлагайте их постепенно и по запросу.</w:t>
+      </w:r>
+    </w:p>
+    <w:p>
+      <w:pPr>
+        <w:pStyle w:val="Heading4"/>
+      </w:pPr>
+      <w:r>
+        <w:t>Возможности</w:t>
+      </w:r>
+    </w:p>
+    <w:p>
+      <w:r>
+        <w:rPr>
+          <w:rFonts w:ascii="Arial" w:hAnsi="Arial" w:eastAsia="Arial" w:cs="Arial"/>
+          <w:b w:val="0"/>
+          <w:i w:val="0"/>
+        </w:rPr>
+        <w:t>Самостоятельная медитация, курс, коллективная практика, асаны, лекции, книги, общение с опытными практикующими, ретриты, служение, участие в жизни сообщества, индивидуальное обучение и инициация.</w:t>
+      </w:r>
+    </w:p>
+    <w:p>
+      <w:pPr>
+        <w:spacing w:before="120" w:after="60"/>
+      </w:pPr>
+      <w:r>
+        <w:rPr>
+          <w:rFonts w:ascii="Arial" w:hAnsi="Arial" w:eastAsia="Arial" w:cs="Arial"/>
+          <w:b/>
+        </w:rPr>
+        <w:t>Как предложить ретрит</w:t>
+      </w:r>
+    </w:p>
+    <w:p>
+      <w:pPr>
+        <w:pStyle w:val="CodeText"/>
+      </w:pPr>
+      <w:r>
+        <w:rPr>
+          <w:rFonts w:ascii="Consolas" w:hAnsi="Consolas" w:eastAsia="Consolas" w:cs="Consolas"/>
+          <w:sz w:val="17"/>
+        </w:rPr>
+        <w:t xml:space="preserve">    Вы говорили, что дома трудно выделить время на практику.</w:t>
+      </w:r>
+    </w:p>
+    <w:p>
+      <w:pPr>
+        <w:pStyle w:val="CodeText"/>
+      </w:pPr>
+      <w:r>
+        <w:rPr>
+          <w:rFonts w:ascii="Consolas" w:hAnsi="Consolas" w:eastAsia="Consolas" w:cs="Consolas"/>
+          <w:sz w:val="17"/>
+        </w:rPr>
+      </w:r>
+    </w:p>
+    <w:p>
+      <w:pPr>
+        <w:pStyle w:val="CodeText"/>
+      </w:pPr>
+      <w:r>
+        <w:rPr>
+          <w:rFonts w:ascii="Consolas" w:hAnsi="Consolas" w:eastAsia="Consolas" w:cs="Consolas"/>
+          <w:sz w:val="17"/>
+        </w:rPr>
+        <w:t xml:space="preserve">    В следующем месяце будет двухдневный ретрит. Там можно выйти из обычного ритма, больше попрактиковать и спокойно задать вопросы.</w:t>
+      </w:r>
+    </w:p>
+    <w:p>
+      <w:pPr>
+        <w:pStyle w:val="CodeText"/>
+      </w:pPr>
+      <w:r>
+        <w:rPr>
+          <w:rFonts w:ascii="Consolas" w:hAnsi="Consolas" w:eastAsia="Consolas" w:cs="Consolas"/>
+          <w:sz w:val="17"/>
+        </w:rPr>
+      </w:r>
+    </w:p>
+    <w:p>
+      <w:pPr>
+        <w:pStyle w:val="CodeText"/>
+      </w:pPr>
+      <w:r>
+        <w:rPr>
+          <w:rFonts w:ascii="Consolas" w:hAnsi="Consolas" w:eastAsia="Consolas" w:cs="Consolas"/>
+          <w:sz w:val="17"/>
+        </w:rPr>
+        <w:t xml:space="preserve">    Если хотите — расскажу подробнее.</w:t>
+      </w:r>
+    </w:p>
+    <w:p>
+      <w:pPr>
+        <w:spacing w:before="120" w:after="60"/>
+      </w:pPr>
+      <w:r>
+        <w:rPr>
+          <w:rFonts w:ascii="Arial" w:hAnsi="Arial" w:eastAsia="Arial" w:cs="Arial"/>
+          <w:b/>
+        </w:rPr>
+        <w:t>Как предложить служение</w:t>
+      </w:r>
+    </w:p>
+    <w:p>
+      <w:pPr>
+        <w:pStyle w:val="CodeText"/>
+      </w:pPr>
+      <w:r>
+        <w:rPr>
+          <w:rFonts w:ascii="Consolas" w:hAnsi="Consolas" w:eastAsia="Consolas" w:cs="Consolas"/>
+          <w:sz w:val="17"/>
+        </w:rPr>
+        <w:t xml:space="preserve">    Вы говорили, что хотелось бы больше включаться в жизнь сообщества.</w:t>
+      </w:r>
+    </w:p>
+    <w:p>
+      <w:pPr>
+        <w:pStyle w:val="CodeText"/>
+      </w:pPr>
+      <w:r>
+        <w:rPr>
+          <w:rFonts w:ascii="Consolas" w:hAnsi="Consolas" w:eastAsia="Consolas" w:cs="Consolas"/>
+          <w:sz w:val="17"/>
+        </w:rPr>
+      </w:r>
+    </w:p>
+    <w:p>
+      <w:pPr>
+        <w:pStyle w:val="CodeText"/>
+      </w:pPr>
+      <w:r>
+        <w:rPr>
+          <w:rFonts w:ascii="Consolas" w:hAnsi="Consolas" w:eastAsia="Consolas" w:cs="Consolas"/>
+          <w:sz w:val="17"/>
+        </w:rPr>
+        <w:t xml:space="preserve">    В субботу мы готовим пространство к мероприятию. Если хочется поучаствовать и познакомиться со всеми — можно присоединиться.</w:t>
+      </w:r>
+    </w:p>
+    <w:p>
+      <w:pPr>
+        <w:spacing w:before="120" w:after="60"/>
+      </w:pPr>
+      <w:r>
+        <w:rPr>
+          <w:rFonts w:ascii="Arial" w:hAnsi="Arial" w:eastAsia="Arial" w:cs="Arial"/>
+          <w:b/>
+        </w:rPr>
+        <w:t>Вопросы об углублении</w:t>
+      </w:r>
+    </w:p>
+    <w:p>
+      <w:pPr>
+        <w:pStyle w:val="BulletText"/>
+      </w:pPr>
+      <w:r>
+        <w:rPr>
+          <w:rFonts w:ascii="Arial" w:hAnsi="Arial" w:eastAsia="Arial" w:cs="Arial"/>
+          <w:b w:val="0"/>
+          <w:i w:val="0"/>
+        </w:rPr>
+        <w:t>• Чувствуете ли вы, что хочется идти в практике глубже?</w:t>
+      </w:r>
+    </w:p>
+    <w:p>
+      <w:pPr>
+        <w:pStyle w:val="BulletText"/>
+      </w:pPr>
+      <w:r>
+        <w:rPr>
+          <w:rFonts w:ascii="Arial" w:hAnsi="Arial" w:eastAsia="Arial" w:cs="Arial"/>
+          <w:b w:val="0"/>
+          <w:i w:val="0"/>
+        </w:rPr>
+        <w:t>• Есть ли вопросы, которые сложно решить только на общих занятиях?</w:t>
+      </w:r>
+    </w:p>
+    <w:p>
+      <w:pPr>
+        <w:pStyle w:val="BulletText"/>
+      </w:pPr>
+      <w:r>
+        <w:rPr>
+          <w:rFonts w:ascii="Arial" w:hAnsi="Arial" w:eastAsia="Arial" w:cs="Arial"/>
+          <w:b w:val="0"/>
+          <w:i w:val="0"/>
+        </w:rPr>
+        <w:t>• Хотелось бы получить более индивидуальное обучение практике?</w:t>
+      </w:r>
+    </w:p>
+    <w:p>
+      <w:r>
+        <w:rPr>
+          <w:rFonts w:ascii="Arial" w:hAnsi="Arial" w:eastAsia="Arial" w:cs="Arial"/>
+          <w:b w:val="0"/>
+          <w:i w:val="0"/>
+        </w:rPr>
+        <w:t>Не торопите человека. Задача заботника — показать возможность и соединить с тем, кто может обучить дальше.</w:t>
+      </w:r>
+    </w:p>
+    <w:p>
+      <w:pPr>
+        <w:pStyle w:val="Heading4"/>
+      </w:pPr>
+      <w:r>
+        <w:t>Что сделать</w:t>
+      </w:r>
+    </w:p>
+    <w:p>
+      <w:pPr>
+        <w:pStyle w:val="BulletText"/>
+      </w:pPr>
+      <w:r>
+        <w:rPr>
+          <w:rFonts w:ascii="Arial" w:hAnsi="Arial" w:eastAsia="Arial" w:cs="Arial"/>
+          <w:b w:val="0"/>
+          <w:i w:val="0"/>
+        </w:rPr>
+        <w:t>1. Уточнить, чего человек хочет и какие вопросы у него есть.</w:t>
+      </w:r>
+    </w:p>
+    <w:p>
+      <w:pPr>
+        <w:pStyle w:val="BulletText"/>
+      </w:pPr>
+      <w:r>
+        <w:rPr>
+          <w:rFonts w:ascii="Arial" w:hAnsi="Arial" w:eastAsia="Arial" w:cs="Arial"/>
+          <w:b w:val="0"/>
+          <w:i w:val="0"/>
+        </w:rPr>
+        <w:t>2. Объяснить следующий шаг без давления.</w:t>
+      </w:r>
+    </w:p>
+    <w:p>
+      <w:pPr>
+        <w:pStyle w:val="BulletText"/>
+      </w:pPr>
+      <w:r>
+        <w:rPr>
+          <w:rFonts w:ascii="Arial" w:hAnsi="Arial" w:eastAsia="Arial" w:cs="Arial"/>
+          <w:b w:val="0"/>
+          <w:i w:val="0"/>
+        </w:rPr>
+        <w:t>3. Связаться с подходящим преподавателем или ачарьей.</w:t>
+      </w:r>
+    </w:p>
+    <w:p>
+      <w:pPr>
+        <w:pStyle w:val="BulletText"/>
+      </w:pPr>
+      <w:r>
+        <w:rPr>
+          <w:rFonts w:ascii="Arial" w:hAnsi="Arial" w:eastAsia="Arial" w:cs="Arial"/>
+          <w:b w:val="0"/>
+          <w:i w:val="0"/>
+        </w:rPr>
+        <w:t>4. Познакомить людей напрямую.</w:t>
+      </w:r>
+    </w:p>
+    <w:p>
+      <w:pPr>
+        <w:pStyle w:val="BulletText"/>
+      </w:pPr>
+      <w:r>
+        <w:rPr>
+          <w:rFonts w:ascii="Arial" w:hAnsi="Arial" w:eastAsia="Arial" w:cs="Arial"/>
+          <w:b w:val="0"/>
+          <w:i w:val="0"/>
+        </w:rPr>
+        <w:t>5. Убедиться, что контакт действительно состоялся.</w:t>
+      </w:r>
+    </w:p>
+    <w:p>
+      <w:pPr>
+        <w:pStyle w:val="BulletText"/>
+      </w:pPr>
+      <w:r>
+        <w:rPr>
+          <w:rFonts w:ascii="Arial" w:hAnsi="Arial" w:eastAsia="Arial" w:cs="Arial"/>
+          <w:b w:val="0"/>
+          <w:i w:val="0"/>
+        </w:rPr>
+        <w:t>6. Зафиксировать передачу и дальнейшего ответственного в приложении.</w:t>
+      </w:r>
+    </w:p>
+    <w:p>
+      <w:pPr>
+        <w:spacing w:before="120" w:after="60"/>
+      </w:pPr>
+      <w:r>
+        <w:rPr>
+          <w:rFonts w:ascii="Arial" w:hAnsi="Arial" w:eastAsia="Arial" w:cs="Arial"/>
+          <w:b/>
+        </w:rPr>
+        <w:t>Передача другому человеку</w:t>
+      </w:r>
+    </w:p>
+    <w:p>
+      <w:pPr>
+        <w:pStyle w:val="CodeText"/>
+      </w:pPr>
+      <w:r>
+        <w:rPr>
+          <w:rFonts w:ascii="Consolas" w:hAnsi="Consolas" w:eastAsia="Consolas" w:cs="Consolas"/>
+          <w:sz w:val="17"/>
+        </w:rPr>
+        <w:t xml:space="preserve">    Я не хочу сейчас отвечать неточно. Есть человек, который лучше разбирается именно в этом вопросе.</w:t>
+      </w:r>
+    </w:p>
+    <w:p>
+      <w:pPr>
+        <w:pStyle w:val="CodeText"/>
+      </w:pPr>
+      <w:r>
+        <w:rPr>
+          <w:rFonts w:ascii="Consolas" w:hAnsi="Consolas" w:eastAsia="Consolas" w:cs="Consolas"/>
+          <w:sz w:val="17"/>
+        </w:rPr>
+      </w:r>
+    </w:p>
+    <w:p>
+      <w:pPr>
+        <w:pStyle w:val="CodeText"/>
+      </w:pPr>
+      <w:r>
+        <w:rPr>
+          <w:rFonts w:ascii="Consolas" w:hAnsi="Consolas" w:eastAsia="Consolas" w:cs="Consolas"/>
+          <w:sz w:val="17"/>
+        </w:rPr>
+        <w:t xml:space="preserve">    Если хотите, я познакомлю вас друг с другом.</w:t>
+      </w:r>
+    </w:p>
+    <w:p>
+      <w:r>
+        <w:rPr>
+          <w:rFonts w:ascii="Arial" w:hAnsi="Arial" w:eastAsia="Arial" w:cs="Arial"/>
+          <w:b w:val="0"/>
+          <w:i w:val="0"/>
+        </w:rPr>
+        <w:t>Не ограничивайтесь фразой «Вот номер, напишите ему». Передача завершена, когда люди действительно связались.</w:t>
+      </w:r>
+    </w:p>
+    <w:p>
+      <w:pPr>
+        <w:spacing w:before="120" w:after="60"/>
+      </w:pPr>
+      <w:r>
+        <w:rPr>
+          <w:rFonts w:ascii="Arial" w:hAnsi="Arial" w:eastAsia="Arial" w:cs="Arial"/>
+          <w:b/>
+        </w:rPr>
+        <w:t>После инициации</w:t>
+      </w:r>
+    </w:p>
+    <w:p>
+      <w:r>
+        <w:rPr>
+          <w:rFonts w:ascii="Arial" w:hAnsi="Arial" w:eastAsia="Arial" w:cs="Arial"/>
+          <w:b w:val="0"/>
+          <w:i w:val="0"/>
+        </w:rPr>
+        <w:t>Дальнейшее сопровождение может перейти к соответствующему департаменту. В приложении должно быть понятно, кто теперь отвечает за человека.</w:t>
+      </w:r>
+    </w:p>
+    <w:p>
+      <w:pPr>
+        <w:pStyle w:val="Heading3"/>
+      </w:pPr>
+      <w:r>
         <w:t>Приложение — обязательный рабочий инструмент</w:t>
       </w:r>
     </w:p>
@@ -5902,6 +8262,1103 @@
           <w:i w:val="0"/>
         </w:rPr>
         <w:t>Ответьте человеку, предложите один конкретный следующий шаг и договоритесь, когда вы снова выйдете на связь. Сразу сохраните договорённость в приложении.</w:t>
+      </w:r>
+    </w:p>
+    <w:p>
+      <w:pPr>
+        <w:pStyle w:val="Heading3"/>
+      </w:pPr>
+      <w:r>
+        <w:t>Постоянные правила заботы</w:t>
+      </w:r>
+    </w:p>
+    <w:p>
+      <w:r>
+        <w:rPr>
+          <w:rFonts w:ascii="Arial" w:hAnsi="Arial" w:eastAsia="Arial" w:cs="Arial"/>
+          <w:b w:val="0"/>
+          <w:i w:val="0"/>
+        </w:rPr>
+        <w:t>У каждого юнита должен быть чат для новичков и практикующих в доступной социальной сети или мессенджере. Создание и поддержание чата — одна из задач заботы.</w:t>
+      </w:r>
+    </w:p>
+    <w:p>
+      <w:pPr>
+        <w:pStyle w:val="Heading4"/>
+      </w:pPr>
+      <w:r>
+        <w:t>Для чего нужен чат</w:t>
+      </w:r>
+    </w:p>
+    <w:p>
+      <w:pPr>
+        <w:pStyle w:val="BulletText"/>
+      </w:pPr>
+      <w:r>
+        <w:rPr>
+          <w:rFonts w:ascii="Arial" w:hAnsi="Arial" w:eastAsia="Arial" w:cs="Arial"/>
+          <w:b w:val="0"/>
+          <w:i w:val="0"/>
+        </w:rPr>
+        <w:t>• сохранять связь между очными встречами;</w:t>
+      </w:r>
+    </w:p>
+    <w:p>
+      <w:pPr>
+        <w:pStyle w:val="BulletText"/>
+      </w:pPr>
+      <w:r>
+        <w:rPr>
+          <w:rFonts w:ascii="Arial" w:hAnsi="Arial" w:eastAsia="Arial" w:cs="Arial"/>
+          <w:b w:val="0"/>
+          <w:i w:val="0"/>
+        </w:rPr>
+        <w:t>• проводить опросы о времени коллективных практик и программ;</w:t>
+      </w:r>
+    </w:p>
+    <w:p>
+      <w:pPr>
+        <w:pStyle w:val="BulletText"/>
+      </w:pPr>
+      <w:r>
+        <w:rPr>
+          <w:rFonts w:ascii="Arial" w:hAnsi="Arial" w:eastAsia="Arial" w:cs="Arial"/>
+          <w:b w:val="0"/>
+          <w:i w:val="0"/>
+        </w:rPr>
+        <w:t>• напоминать о важных событиях;</w:t>
+      </w:r>
+    </w:p>
+    <w:p>
+      <w:pPr>
+        <w:pStyle w:val="BulletText"/>
+      </w:pPr>
+      <w:r>
+        <w:rPr>
+          <w:rFonts w:ascii="Arial" w:hAnsi="Arial" w:eastAsia="Arial" w:cs="Arial"/>
+          <w:b w:val="0"/>
+          <w:i w:val="0"/>
+        </w:rPr>
+        <w:t>• делиться полезными материалами и новостями сообщества;</w:t>
+      </w:r>
+    </w:p>
+    <w:p>
+      <w:pPr>
+        <w:pStyle w:val="BulletText"/>
+      </w:pPr>
+      <w:r>
+        <w:rPr>
+          <w:rFonts w:ascii="Arial" w:hAnsi="Arial" w:eastAsia="Arial" w:cs="Arial"/>
+          <w:b w:val="0"/>
+          <w:i w:val="0"/>
+        </w:rPr>
+        <w:t>• давать людям понятный способ задать вопрос.</w:t>
+      </w:r>
+    </w:p>
+    <w:p>
+      <w:pPr>
+        <w:pStyle w:val="Heading4"/>
+      </w:pPr>
+      <w:r>
+        <w:t>Правила</w:t>
+      </w:r>
+    </w:p>
+    <w:p>
+      <w:pPr>
+        <w:pStyle w:val="BulletText"/>
+      </w:pPr>
+      <w:r>
+        <w:rPr>
+          <w:rFonts w:ascii="Arial" w:hAnsi="Arial" w:eastAsia="Arial" w:cs="Arial"/>
+          <w:b w:val="0"/>
+          <w:i w:val="0"/>
+        </w:rPr>
+        <w:t>• добавлять человека только с согласия;</w:t>
+      </w:r>
+    </w:p>
+    <w:p>
+      <w:pPr>
+        <w:pStyle w:val="BulletText"/>
+      </w:pPr>
+      <w:r>
+        <w:rPr>
+          <w:rFonts w:ascii="Arial" w:hAnsi="Arial" w:eastAsia="Arial" w:cs="Arial"/>
+          <w:b w:val="0"/>
+          <w:i w:val="0"/>
+        </w:rPr>
+        <w:t>• не спамить и не публиковать сообщения только ради активности;</w:t>
+      </w:r>
+    </w:p>
+    <w:p>
+      <w:pPr>
+        <w:pStyle w:val="BulletText"/>
+      </w:pPr>
+      <w:r>
+        <w:rPr>
+          <w:rFonts w:ascii="Arial" w:hAnsi="Arial" w:eastAsia="Arial" w:cs="Arial"/>
+          <w:b w:val="0"/>
+          <w:i w:val="0"/>
+        </w:rPr>
+        <w:t>• писать кратко и проверять даты, адреса и ссылки;</w:t>
+      </w:r>
+    </w:p>
+    <w:p>
+      <w:pPr>
+        <w:pStyle w:val="BulletText"/>
+      </w:pPr>
+      <w:r>
+        <w:rPr>
+          <w:rFonts w:ascii="Arial" w:hAnsi="Arial" w:eastAsia="Arial" w:cs="Arial"/>
+          <w:b w:val="0"/>
+          <w:i w:val="0"/>
+        </w:rPr>
+        <w:t>• отвечать на вопросы или передавать их тому, кто может ответить;</w:t>
+      </w:r>
+    </w:p>
+    <w:p>
+      <w:pPr>
+        <w:pStyle w:val="BulletText"/>
+      </w:pPr>
+      <w:r>
+        <w:rPr>
+          <w:rFonts w:ascii="Arial" w:hAnsi="Arial" w:eastAsia="Arial" w:cs="Arial"/>
+          <w:b w:val="0"/>
+          <w:i w:val="0"/>
+        </w:rPr>
+        <w:t>• назначить ответственного за регулярную проверку чата.</w:t>
+      </w:r>
+    </w:p>
+    <w:p>
+      <w:pPr>
+        <w:spacing w:before="120" w:after="60"/>
+      </w:pPr>
+      <w:r>
+        <w:rPr>
+          <w:rFonts w:ascii="Arial" w:hAnsi="Arial" w:eastAsia="Arial" w:cs="Arial"/>
+          <w:b/>
+        </w:rPr>
+        <w:t>Если нет возможности вести чат активно</w:t>
+      </w:r>
+    </w:p>
+    <w:p>
+      <w:r>
+        <w:rPr>
+          <w:rFonts w:ascii="Arial" w:hAnsi="Arial" w:eastAsia="Arial" w:cs="Arial"/>
+          <w:b w:val="0"/>
+          <w:i w:val="0"/>
+        </w:rPr>
+        <w:t>Чат всё равно остаётся стабильным каналом связи. Поддерживайте актуальное описание, закреплённое сообщение и расписание, проверяйте вопросы и публикуйте только важную информацию.</w:t>
+      </w:r>
+    </w:p>
+    <w:p>
+      <w:pPr>
+        <w:spacing w:before="120" w:after="60"/>
+      </w:pPr>
+      <w:r>
+        <w:rPr>
+          <w:rFonts w:ascii="Arial" w:hAnsi="Arial" w:eastAsia="Arial" w:cs="Arial"/>
+          <w:b/>
+        </w:rPr>
+        <w:t>Что закрепить в чате</w:t>
+      </w:r>
+    </w:p>
+    <w:p>
+      <w:pPr>
+        <w:pStyle w:val="BulletText"/>
+      </w:pPr>
+      <w:r>
+        <w:rPr>
+          <w:rFonts w:ascii="Arial" w:hAnsi="Arial" w:eastAsia="Arial" w:cs="Arial"/>
+          <w:b w:val="0"/>
+          <w:i w:val="0"/>
+        </w:rPr>
+        <w:t>• кто вы и для кого создан чат;</w:t>
+      </w:r>
+    </w:p>
+    <w:p>
+      <w:pPr>
+        <w:pStyle w:val="BulletText"/>
+      </w:pPr>
+      <w:r>
+        <w:rPr>
+          <w:rFonts w:ascii="Arial" w:hAnsi="Arial" w:eastAsia="Arial" w:cs="Arial"/>
+          <w:b w:val="0"/>
+          <w:i w:val="0"/>
+        </w:rPr>
+        <w:t>• ближайшее расписание;</w:t>
+      </w:r>
+    </w:p>
+    <w:p>
+      <w:pPr>
+        <w:pStyle w:val="BulletText"/>
+      </w:pPr>
+      <w:r>
+        <w:rPr>
+          <w:rFonts w:ascii="Arial" w:hAnsi="Arial" w:eastAsia="Arial" w:cs="Arial"/>
+          <w:b w:val="0"/>
+          <w:i w:val="0"/>
+        </w:rPr>
+        <w:t>• адрес и контакт;</w:t>
+      </w:r>
+    </w:p>
+    <w:p>
+      <w:pPr>
+        <w:pStyle w:val="BulletText"/>
+      </w:pPr>
+      <w:r>
+        <w:rPr>
+          <w:rFonts w:ascii="Arial" w:hAnsi="Arial" w:eastAsia="Arial" w:cs="Arial"/>
+          <w:b w:val="0"/>
+          <w:i w:val="0"/>
+        </w:rPr>
+        <w:t>• правила уважительного общения;</w:t>
+      </w:r>
+    </w:p>
+    <w:p>
+      <w:pPr>
+        <w:pStyle w:val="BulletText"/>
+      </w:pPr>
+      <w:r>
+        <w:rPr>
+          <w:rFonts w:ascii="Arial" w:hAnsi="Arial" w:eastAsia="Arial" w:cs="Arial"/>
+          <w:b w:val="0"/>
+          <w:i w:val="0"/>
+        </w:rPr>
+        <w:t>• ссылку на основные материалы для новичка.</w:t>
+      </w:r>
+    </w:p>
+    <w:p>
+      <w:r>
+        <w:rPr>
+          <w:rFonts w:ascii="Arial" w:hAnsi="Arial" w:eastAsia="Arial" w:cs="Arial"/>
+          <w:b w:val="0"/>
+          <w:i w:val="0"/>
+        </w:rPr>
+        <w:t>Просмотрите всех людей, за которых отвечаете.</w:t>
+      </w:r>
+    </w:p>
+    <w:p>
+      <w:pPr>
+        <w:pStyle w:val="ChecklistText"/>
+      </w:pPr>
+      <w:r>
+        <w:rPr>
+          <w:rFonts w:ascii="Arial" w:hAnsi="Arial" w:eastAsia="Arial" w:cs="Arial"/>
+          <w:b w:val="0"/>
+          <w:i w:val="0"/>
+        </w:rPr>
+        <w:t>☐ Кто написал впервые?</w:t>
+      </w:r>
+    </w:p>
+    <w:p>
+      <w:pPr>
+        <w:pStyle w:val="ChecklistText"/>
+      </w:pPr>
+      <w:r>
+        <w:rPr>
+          <w:rFonts w:ascii="Arial" w:hAnsi="Arial" w:eastAsia="Arial" w:cs="Arial"/>
+          <w:b w:val="0"/>
+          <w:i w:val="0"/>
+        </w:rPr>
+        <w:t>☐ Кто собирался прийти?</w:t>
+      </w:r>
+    </w:p>
+    <w:p>
+      <w:pPr>
+        <w:pStyle w:val="ChecklistText"/>
+      </w:pPr>
+      <w:r>
+        <w:rPr>
+          <w:rFonts w:ascii="Arial" w:hAnsi="Arial" w:eastAsia="Arial" w:cs="Arial"/>
+          <w:b w:val="0"/>
+          <w:i w:val="0"/>
+        </w:rPr>
+        <w:t>☐ Кто был впервые?</w:t>
+      </w:r>
+    </w:p>
+    <w:p>
+      <w:pPr>
+        <w:pStyle w:val="ChecklistText"/>
+      </w:pPr>
+      <w:r>
+        <w:rPr>
+          <w:rFonts w:ascii="Arial" w:hAnsi="Arial" w:eastAsia="Arial" w:cs="Arial"/>
+          <w:b w:val="0"/>
+          <w:i w:val="0"/>
+        </w:rPr>
+        <w:t>☐ Кому я ещё не написал после первого занятия?</w:t>
+      </w:r>
+    </w:p>
+    <w:p>
+      <w:pPr>
+        <w:pStyle w:val="ChecklistText"/>
+      </w:pPr>
+      <w:r>
+        <w:rPr>
+          <w:rFonts w:ascii="Arial" w:hAnsi="Arial" w:eastAsia="Arial" w:cs="Arial"/>
+          <w:b w:val="0"/>
+          <w:i w:val="0"/>
+        </w:rPr>
+        <w:t>☐ Кто перестал приходить?</w:t>
+      </w:r>
+    </w:p>
+    <w:p>
+      <w:pPr>
+        <w:pStyle w:val="ChecklistText"/>
+      </w:pPr>
+      <w:r>
+        <w:rPr>
+          <w:rFonts w:ascii="Arial" w:hAnsi="Arial" w:eastAsia="Arial" w:cs="Arial"/>
+          <w:b w:val="0"/>
+          <w:i w:val="0"/>
+        </w:rPr>
+        <w:t>☐ Кому подошло время следующего касания?</w:t>
+      </w:r>
+    </w:p>
+    <w:p>
+      <w:pPr>
+        <w:pStyle w:val="ChecklistText"/>
+      </w:pPr>
+      <w:r>
+        <w:rPr>
+          <w:rFonts w:ascii="Arial" w:hAnsi="Arial" w:eastAsia="Arial" w:cs="Arial"/>
+          <w:b w:val="0"/>
+          <w:i w:val="0"/>
+        </w:rPr>
+        <w:t>☐ Кому я обещал отправить материал?</w:t>
+      </w:r>
+    </w:p>
+    <w:p>
+      <w:pPr>
+        <w:pStyle w:val="ChecklistText"/>
+      </w:pPr>
+      <w:r>
+        <w:rPr>
+          <w:rFonts w:ascii="Arial" w:hAnsi="Arial" w:eastAsia="Arial" w:cs="Arial"/>
+          <w:b w:val="0"/>
+          <w:i w:val="0"/>
+        </w:rPr>
+        <w:t>☐ Кто задал вопрос, на который ещё нет ответа?</w:t>
+      </w:r>
+    </w:p>
+    <w:p>
+      <w:pPr>
+        <w:pStyle w:val="ChecklistText"/>
+      </w:pPr>
+      <w:r>
+        <w:rPr>
+          <w:rFonts w:ascii="Arial" w:hAnsi="Arial" w:eastAsia="Arial" w:cs="Arial"/>
+          <w:b w:val="0"/>
+          <w:i w:val="0"/>
+        </w:rPr>
+        <w:t>☐ У кого изменился запрос?</w:t>
+      </w:r>
+    </w:p>
+    <w:p>
+      <w:pPr>
+        <w:pStyle w:val="ChecklistText"/>
+      </w:pPr>
+      <w:r>
+        <w:rPr>
+          <w:rFonts w:ascii="Arial" w:hAnsi="Arial" w:eastAsia="Arial" w:cs="Arial"/>
+          <w:b w:val="0"/>
+          <w:i w:val="0"/>
+        </w:rPr>
+        <w:t>☐ Кому сейчас можно предложить следующий шаг?</w:t>
+      </w:r>
+    </w:p>
+    <w:p>
+      <w:pPr>
+        <w:pStyle w:val="ChecklistText"/>
+      </w:pPr>
+      <w:r>
+        <w:rPr>
+          <w:rFonts w:ascii="Arial" w:hAnsi="Arial" w:eastAsia="Arial" w:cs="Arial"/>
+          <w:b w:val="0"/>
+          <w:i w:val="0"/>
+        </w:rPr>
+        <w:t>☐ Есть ли человек без ответственного?</w:t>
+      </w:r>
+    </w:p>
+    <w:p>
+      <w:pPr>
+        <w:pStyle w:val="Heading4"/>
+      </w:pPr>
+      <w:r>
+        <w:t>Результат проверки</w:t>
+      </w:r>
+    </w:p>
+    <w:p>
+      <w:r>
+        <w:rPr>
+          <w:rFonts w:ascii="Arial" w:hAnsi="Arial" w:eastAsia="Arial" w:cs="Arial"/>
+          <w:b w:val="0"/>
+          <w:i w:val="0"/>
+        </w:rPr>
+        <w:t>У каждого активного контакта есть ответственный, понятный следующий шаг и дата новой связи.</w:t>
+      </w:r>
+    </w:p>
+    <w:p>
+      <w:pPr>
+        <w:pStyle w:val="Heading4"/>
+      </w:pPr>
+      <w:r>
+        <w:t>Передача запроса</w:t>
+      </w:r>
+    </w:p>
+    <w:p>
+      <w:r>
+        <w:rPr>
+          <w:rFonts w:ascii="Arial" w:hAnsi="Arial" w:eastAsia="Arial" w:cs="Arial"/>
+          <w:b w:val="0"/>
+          <w:i w:val="0"/>
+        </w:rPr>
+        <w:t>Заботник не обязан быть экспертом во всём. Если нужен другой человек, познакомьте их и убедитесь, что связь состоялась.</w:t>
+      </w:r>
+    </w:p>
+    <w:p>
+      <w:pPr>
+        <w:spacing w:before="120" w:after="60"/>
+      </w:pPr>
+      <w:r>
+        <w:rPr>
+          <w:rFonts w:ascii="Arial" w:hAnsi="Arial" w:eastAsia="Arial" w:cs="Arial"/>
+          <w:b/>
+        </w:rPr>
+        <w:t>Сообщение о передаче</w:t>
+      </w:r>
+    </w:p>
+    <w:p>
+      <w:pPr>
+        <w:pStyle w:val="CodeText"/>
+      </w:pPr>
+      <w:r>
+        <w:rPr>
+          <w:rFonts w:ascii="Consolas" w:hAnsi="Consolas" w:eastAsia="Consolas" w:cs="Consolas"/>
+          <w:sz w:val="17"/>
+        </w:rPr>
+        <w:t xml:space="preserve">    Я не хочу сейчас отвечать неточно. Есть человек, который лучше разбирается именно в этом вопросе.</w:t>
+      </w:r>
+    </w:p>
+    <w:p>
+      <w:pPr>
+        <w:pStyle w:val="CodeText"/>
+      </w:pPr>
+      <w:r>
+        <w:rPr>
+          <w:rFonts w:ascii="Consolas" w:hAnsi="Consolas" w:eastAsia="Consolas" w:cs="Consolas"/>
+          <w:sz w:val="17"/>
+        </w:rPr>
+      </w:r>
+    </w:p>
+    <w:p>
+      <w:pPr>
+        <w:pStyle w:val="CodeText"/>
+      </w:pPr>
+      <w:r>
+        <w:rPr>
+          <w:rFonts w:ascii="Consolas" w:hAnsi="Consolas" w:eastAsia="Consolas" w:cs="Consolas"/>
+          <w:sz w:val="17"/>
+        </w:rPr>
+        <w:t xml:space="preserve">    Если хотите, я познакомлю вас друг с другом.</w:t>
+      </w:r>
+    </w:p>
+    <w:p>
+      <w:pPr>
+        <w:pStyle w:val="Heading4"/>
+      </w:pPr>
+      <w:r>
+        <w:t>Отзыв</w:t>
+      </w:r>
+    </w:p>
+    <w:p>
+      <w:r>
+        <w:rPr>
+          <w:rFonts w:ascii="Arial" w:hAnsi="Arial" w:eastAsia="Arial" w:cs="Arial"/>
+          <w:b w:val="0"/>
+          <w:i w:val="0"/>
+        </w:rPr>
+        <w:t>Просите отзыв, когда человек сам доволен опытом. Для публичного размещения отдельно получите согласие.</w:t>
+      </w:r>
+    </w:p>
+    <w:p>
+      <w:pPr>
+        <w:spacing w:before="120" w:after="60"/>
+      </w:pPr>
+      <w:r>
+        <w:rPr>
+          <w:rFonts w:ascii="Arial" w:hAnsi="Arial" w:eastAsia="Arial" w:cs="Arial"/>
+          <w:b/>
+        </w:rPr>
+        <w:t>Как попросить отзыв</w:t>
+      </w:r>
+    </w:p>
+    <w:p>
+      <w:pPr>
+        <w:pStyle w:val="CodeText"/>
+      </w:pPr>
+      <w:r>
+        <w:rPr>
+          <w:rFonts w:ascii="Consolas" w:hAnsi="Consolas" w:eastAsia="Consolas" w:cs="Consolas"/>
+          <w:sz w:val="17"/>
+        </w:rPr>
+        <w:t xml:space="preserve">    Очень рад, что вам понравилось.</w:t>
+      </w:r>
+    </w:p>
+    <w:p>
+      <w:pPr>
+        <w:pStyle w:val="CodeText"/>
+      </w:pPr>
+      <w:r>
+        <w:rPr>
+          <w:rFonts w:ascii="Consolas" w:hAnsi="Consolas" w:eastAsia="Consolas" w:cs="Consolas"/>
+          <w:sz w:val="17"/>
+        </w:rPr>
+      </w:r>
+    </w:p>
+    <w:p>
+      <w:pPr>
+        <w:pStyle w:val="CodeText"/>
+      </w:pPr>
+      <w:r>
+        <w:rPr>
+          <w:rFonts w:ascii="Consolas" w:hAnsi="Consolas" w:eastAsia="Consolas" w:cs="Consolas"/>
+          <w:sz w:val="17"/>
+        </w:rPr>
+        <w:t xml:space="preserve">    Если не сложно, можете написать несколько предложений: с чем пришли, какие впечатления получили и что оказалось полезным.</w:t>
+      </w:r>
+    </w:p>
+    <w:p>
+      <w:pPr>
+        <w:pStyle w:val="CodeText"/>
+      </w:pPr>
+      <w:r>
+        <w:rPr>
+          <w:rFonts w:ascii="Consolas" w:hAnsi="Consolas" w:eastAsia="Consolas" w:cs="Consolas"/>
+          <w:sz w:val="17"/>
+        </w:rPr>
+      </w:r>
+    </w:p>
+    <w:p>
+      <w:pPr>
+        <w:pStyle w:val="CodeText"/>
+      </w:pPr>
+      <w:r>
+        <w:rPr>
+          <w:rFonts w:ascii="Consolas" w:hAnsi="Consolas" w:eastAsia="Consolas" w:cs="Consolas"/>
+          <w:sz w:val="17"/>
+        </w:rPr>
+        <w:t xml:space="preserve">    Такие отзывы помогают другим людям понять, чего ожидать от занятий.</w:t>
+      </w:r>
+    </w:p>
+    <w:p>
+      <w:pPr>
+        <w:pStyle w:val="BulletText"/>
+      </w:pPr>
+      <w:r>
+        <w:rPr>
+          <w:rFonts w:ascii="Arial" w:hAnsi="Arial" w:eastAsia="Arial" w:cs="Arial"/>
+          <w:b w:val="0"/>
+          <w:i w:val="0"/>
+        </w:rPr>
+        <w:t>• Не превращать заботу в продажи. Человек не является «лидом».</w:t>
+      </w:r>
+    </w:p>
+    <w:p>
+      <w:pPr>
+        <w:pStyle w:val="BulletText"/>
+      </w:pPr>
+      <w:r>
+        <w:rPr>
+          <w:rFonts w:ascii="Arial" w:hAnsi="Arial" w:eastAsia="Arial" w:cs="Arial"/>
+          <w:b w:val="0"/>
+          <w:i w:val="0"/>
+        </w:rPr>
+        <w:t>• Не писать только ради отчёта.</w:t>
+      </w:r>
+    </w:p>
+    <w:p>
+      <w:pPr>
+        <w:pStyle w:val="BulletText"/>
+      </w:pPr>
+      <w:r>
+        <w:rPr>
+          <w:rFonts w:ascii="Arial" w:hAnsi="Arial" w:eastAsia="Arial" w:cs="Arial"/>
+          <w:b w:val="0"/>
+          <w:i w:val="0"/>
+        </w:rPr>
+        <w:t>• Не заваливать материалами: один полезный материал лучше двадцати ссылок.</w:t>
+      </w:r>
+    </w:p>
+    <w:p>
+      <w:pPr>
+        <w:pStyle w:val="BulletText"/>
+      </w:pPr>
+      <w:r>
+        <w:rPr>
+          <w:rFonts w:ascii="Arial" w:hAnsi="Arial" w:eastAsia="Arial" w:cs="Arial"/>
+          <w:b w:val="0"/>
+          <w:i w:val="0"/>
+        </w:rPr>
+        <w:t>• Не пытаться решить всё самому: соединяйте с теми, кто может помочь.</w:t>
+      </w:r>
+    </w:p>
+    <w:p>
+      <w:pPr>
+        <w:pStyle w:val="BulletText"/>
+      </w:pPr>
+      <w:r>
+        <w:rPr>
+          <w:rFonts w:ascii="Arial" w:hAnsi="Arial" w:eastAsia="Arial" w:cs="Arial"/>
+          <w:b w:val="0"/>
+          <w:i w:val="0"/>
+        </w:rPr>
+        <w:t>• Не спорить и уважать решение человека.</w:t>
+      </w:r>
+    </w:p>
+    <w:p>
+      <w:pPr>
+        <w:pStyle w:val="BulletText"/>
+      </w:pPr>
+      <w:r>
+        <w:rPr>
+          <w:rFonts w:ascii="Arial" w:hAnsi="Arial" w:eastAsia="Arial" w:cs="Arial"/>
+          <w:b w:val="0"/>
+          <w:i w:val="0"/>
+        </w:rPr>
+        <w:t>• Не вызывать чувство вины фразой «Вы давно не приходили».</w:t>
+      </w:r>
+    </w:p>
+    <w:p>
+      <w:pPr>
+        <w:pStyle w:val="BulletText"/>
+      </w:pPr>
+      <w:r>
+        <w:rPr>
+          <w:rFonts w:ascii="Arial" w:hAnsi="Arial" w:eastAsia="Arial" w:cs="Arial"/>
+          <w:b w:val="0"/>
+          <w:i w:val="0"/>
+        </w:rPr>
+        <w:t>• Не делать выводы за человека: отсутствие на встрече не всегда означает отсутствие интереса.</w:t>
+      </w:r>
+    </w:p>
+    <w:p>
+      <w:pPr>
+        <w:pStyle w:val="BulletText"/>
+      </w:pPr>
+      <w:r>
+        <w:rPr>
+          <w:rFonts w:ascii="Arial" w:hAnsi="Arial" w:eastAsia="Arial" w:cs="Arial"/>
+          <w:b w:val="0"/>
+          <w:i w:val="0"/>
+        </w:rPr>
+        <w:t>• Не быть назойливым. Если человек не хочет общения, контакт прекращается.</w:t>
+      </w:r>
+    </w:p>
+    <w:p>
+      <w:pPr>
+        <w:pStyle w:val="BulletText"/>
+      </w:pPr>
+      <w:r>
+        <w:rPr>
+          <w:rFonts w:ascii="Arial" w:hAnsi="Arial" w:eastAsia="Arial" w:cs="Arial"/>
+          <w:b w:val="0"/>
+          <w:i w:val="0"/>
+        </w:rPr>
+        <w:t>• Не забывать регулярных участников.</w:t>
+      </w:r>
+    </w:p>
+    <w:p>
+      <w:pPr>
+        <w:pStyle w:val="BulletText"/>
+      </w:pPr>
+      <w:r>
+        <w:rPr>
+          <w:rFonts w:ascii="Arial" w:hAnsi="Arial" w:eastAsia="Arial" w:cs="Arial"/>
+          <w:b w:val="0"/>
+          <w:i w:val="0"/>
+        </w:rPr>
+        <w:t>• Не обещать духовные, медицинские или гарантированные результаты.</w:t>
+      </w:r>
+    </w:p>
+    <w:p>
+      <w:pPr>
+        <w:spacing w:before="120" w:after="60"/>
+      </w:pPr>
+      <w:r>
+        <w:rPr>
+          <w:rFonts w:ascii="Arial" w:hAnsi="Arial" w:eastAsia="Arial" w:cs="Arial"/>
+          <w:b/>
+        </w:rPr>
+        <w:t>Как оставить дверь открытой</w:t>
+      </w:r>
+    </w:p>
+    <w:p>
+      <w:pPr>
+        <w:pStyle w:val="CodeText"/>
+      </w:pPr>
+      <w:r>
+        <w:rPr>
+          <w:rFonts w:ascii="Consolas" w:hAnsi="Consolas" w:eastAsia="Consolas" w:cs="Consolas"/>
+          <w:sz w:val="17"/>
+        </w:rPr>
+        <w:t xml:space="preserve">    Если захотите вернуться — будем рады. Можно прийти даже после большого перерыва.</w:t>
+      </w:r>
+    </w:p>
+    <w:p>
+      <w:pPr>
+        <w:pStyle w:val="Heading4"/>
+      </w:pPr>
+      <w:r>
+        <w:t>Золотой вопрос</w:t>
+      </w:r>
+    </w:p>
+    <w:p>
+      <w:r>
+        <w:rPr>
+          <w:rFonts w:ascii="Arial" w:hAnsi="Arial" w:eastAsia="Arial" w:cs="Arial"/>
+          <w:b/>
+          <w:i w:val="0"/>
+        </w:rPr>
+        <w:t>Почему я сейчас пишу этому человеку?</w:t>
+      </w:r>
+    </w:p>
+    <w:p>
+      <w:r>
+        <w:rPr>
+          <w:rFonts w:ascii="Arial" w:hAnsi="Arial" w:eastAsia="Arial" w:cs="Arial"/>
+          <w:b w:val="0"/>
+          <w:i w:val="0"/>
+        </w:rPr>
+        <w:t>Хороший повод: узнать, как дела; выполнить обещание; ответить на вопрос; дать материал по запросу; пригласить на подходящую программу; узнать, как развивается практика; оставить возможность легко вернуться.</w:t>
+      </w:r>
+    </w:p>
+    <w:p>
+      <w:r>
+        <w:rPr>
+          <w:rFonts w:ascii="Arial" w:hAnsi="Arial" w:eastAsia="Arial" w:cs="Arial"/>
+          <w:b w:val="0"/>
+          <w:i w:val="0"/>
+        </w:rPr>
+        <w:t>Плохой повод: «Потому что надо всем написать».</w:t>
+      </w:r>
+    </w:p>
+    <w:p>
+      <w:pPr>
+        <w:pStyle w:val="Heading4"/>
+      </w:pPr>
+      <w:r>
+        <w:t>Формула сообщения</w:t>
+      </w:r>
+    </w:p>
+    <w:p>
+      <w:r>
+        <w:rPr>
+          <w:rFonts w:ascii="Arial" w:hAnsi="Arial" w:eastAsia="Arial" w:cs="Arial"/>
+          <w:b/>
+          <w:i w:val="0"/>
+        </w:rPr>
+        <w:t>Имя → личный контекст → польза → свобода выбора.</w:t>
+      </w:r>
+    </w:p>
+    <w:p>
+      <w:pPr>
+        <w:spacing w:before="120" w:after="60"/>
+      </w:pPr>
+      <w:r>
+        <w:rPr>
+          <w:rFonts w:ascii="Arial" w:hAnsi="Arial" w:eastAsia="Arial" w:cs="Arial"/>
+          <w:b/>
+        </w:rPr>
+        <w:t>Готовая структура</w:t>
+      </w:r>
+    </w:p>
+    <w:p>
+      <w:pPr>
+        <w:pStyle w:val="CodeText"/>
+      </w:pPr>
+      <w:r>
+        <w:rPr>
+          <w:rFonts w:ascii="Consolas" w:hAnsi="Consolas" w:eastAsia="Consolas" w:cs="Consolas"/>
+          <w:sz w:val="17"/>
+        </w:rPr>
+        <w:t xml:space="preserve">    [ИМЯ], здравствуйте!</w:t>
+      </w:r>
+    </w:p>
+    <w:p>
+      <w:pPr>
+        <w:pStyle w:val="CodeText"/>
+      </w:pPr>
+      <w:r>
+        <w:rPr>
+          <w:rFonts w:ascii="Consolas" w:hAnsi="Consolas" w:eastAsia="Consolas" w:cs="Consolas"/>
+          <w:sz w:val="17"/>
+        </w:rPr>
+      </w:r>
+    </w:p>
+    <w:p>
+      <w:pPr>
+        <w:pStyle w:val="CodeText"/>
+      </w:pPr>
+      <w:r>
+        <w:rPr>
+          <w:rFonts w:ascii="Consolas" w:hAnsi="Consolas" w:eastAsia="Consolas" w:cs="Consolas"/>
+          <w:sz w:val="17"/>
+        </w:rPr>
+        <w:t xml:space="preserve">    Помню, вы спрашивали про [ЗАПРОС].</w:t>
+      </w:r>
+    </w:p>
+    <w:p>
+      <w:pPr>
+        <w:pStyle w:val="CodeText"/>
+      </w:pPr>
+      <w:r>
+        <w:rPr>
+          <w:rFonts w:ascii="Consolas" w:hAnsi="Consolas" w:eastAsia="Consolas" w:cs="Consolas"/>
+          <w:sz w:val="17"/>
+        </w:rPr>
+      </w:r>
+    </w:p>
+    <w:p>
+      <w:pPr>
+        <w:pStyle w:val="CodeText"/>
+      </w:pPr>
+      <w:r>
+        <w:rPr>
+          <w:rFonts w:ascii="Consolas" w:hAnsi="Consolas" w:eastAsia="Consolas" w:cs="Consolas"/>
+          <w:sz w:val="17"/>
+        </w:rPr>
+        <w:t xml:space="preserve">    На этой неделе у нас будет [ПОЛЕЗНЫЙ МАТЕРИАЛ ИЛИ ВСТРЕЧА] как раз на эту тему.</w:t>
+      </w:r>
+    </w:p>
+    <w:p>
+      <w:pPr>
+        <w:pStyle w:val="CodeText"/>
+      </w:pPr>
+      <w:r>
+        <w:rPr>
+          <w:rFonts w:ascii="Consolas" w:hAnsi="Consolas" w:eastAsia="Consolas" w:cs="Consolas"/>
+          <w:sz w:val="17"/>
+        </w:rPr>
+      </w:r>
+    </w:p>
+    <w:p>
+      <w:pPr>
+        <w:pStyle w:val="CodeText"/>
+      </w:pPr>
+      <w:r>
+        <w:rPr>
+          <w:rFonts w:ascii="Consolas" w:hAnsi="Consolas" w:eastAsia="Consolas" w:cs="Consolas"/>
+          <w:sz w:val="17"/>
+        </w:rPr>
+        <w:t xml:space="preserve">    Если вопрос ещё актуален — думаю, вам будет интересно. Если не получится — ничего страшного.</w:t>
+      </w:r>
+    </w:p>
+    <w:p>
+      <w:pPr>
+        <w:pStyle w:val="Heading4"/>
+      </w:pPr>
+      <w:r>
+        <w:t>Проверка</w:t>
+      </w:r>
+    </w:p>
+    <w:p>
+      <w:pPr>
+        <w:pStyle w:val="BulletText"/>
+      </w:pPr>
+      <w:r>
+        <w:rPr>
+          <w:rFonts w:ascii="Arial" w:hAnsi="Arial" w:eastAsia="Arial" w:cs="Arial"/>
+          <w:b w:val="0"/>
+          <w:i w:val="0"/>
+        </w:rPr>
+        <w:t>• Человека помнят?</w:t>
+      </w:r>
+    </w:p>
+    <w:p>
+      <w:pPr>
+        <w:pStyle w:val="BulletText"/>
+      </w:pPr>
+      <w:r>
+        <w:rPr>
+          <w:rFonts w:ascii="Arial" w:hAnsi="Arial" w:eastAsia="Arial" w:cs="Arial"/>
+          <w:b w:val="0"/>
+          <w:i w:val="0"/>
+        </w:rPr>
+        <w:t>• Его запрос услышан?</w:t>
+      </w:r>
+    </w:p>
+    <w:p>
+      <w:pPr>
+        <w:pStyle w:val="BulletText"/>
+      </w:pPr>
+      <w:r>
+        <w:rPr>
+          <w:rFonts w:ascii="Arial" w:hAnsi="Arial" w:eastAsia="Arial" w:cs="Arial"/>
+          <w:b w:val="0"/>
+          <w:i w:val="0"/>
+        </w:rPr>
+        <w:t>• Предложение соответствует запросу?</w:t>
+      </w:r>
+    </w:p>
+    <w:p>
+      <w:pPr>
+        <w:pStyle w:val="BulletText"/>
+      </w:pPr>
+      <w:r>
+        <w:rPr>
+          <w:rFonts w:ascii="Arial" w:hAnsi="Arial" w:eastAsia="Arial" w:cs="Arial"/>
+          <w:b w:val="0"/>
+          <w:i w:val="0"/>
+        </w:rPr>
+        <w:t>• Есть свобода отказаться?</w:t>
+      </w:r>
+    </w:p>
+    <w:p>
+      <w:pPr>
+        <w:pStyle w:val="BulletText"/>
+      </w:pPr>
+      <w:r>
+        <w:rPr>
+          <w:rFonts w:ascii="Arial" w:hAnsi="Arial" w:eastAsia="Arial" w:cs="Arial"/>
+          <w:b w:val="0"/>
+          <w:i w:val="0"/>
+        </w:rPr>
+        <w:t>• Понятно, что делать дальше?</w:t>
+      </w:r>
+    </w:p>
+    <w:p>
+      <w:pPr>
+        <w:pStyle w:val="Heading3"/>
+      </w:pPr>
+      <w:r>
+        <w:t>Итоговая формула</w:t>
+      </w:r>
+    </w:p>
+    <w:p>
+      <w:r>
+        <w:rPr>
+          <w:rFonts w:ascii="Arial" w:hAnsi="Arial" w:eastAsia="Arial" w:cs="Arial"/>
+          <w:b/>
+          <w:i w:val="0"/>
+        </w:rPr>
+        <w:t>Увидел</w:t>
+      </w:r>
+      <w:r>
+        <w:rPr>
+          <w:rFonts w:ascii="Arial" w:hAnsi="Arial" w:eastAsia="Arial" w:cs="Arial"/>
+          <w:b w:val="0"/>
+          <w:i w:val="0"/>
+        </w:rPr>
+        <w:t xml:space="preserve"> → человек не остался контактом в телефоне.</w:t>
+      </w:r>
+    </w:p>
+    <w:p>
+      <w:r>
+        <w:rPr>
+          <w:rFonts w:ascii="Arial" w:hAnsi="Arial" w:eastAsia="Arial" w:cs="Arial"/>
+          <w:b/>
+          <w:i w:val="0"/>
+        </w:rPr>
+        <w:t>Услышал</w:t>
+      </w:r>
+      <w:r>
+        <w:rPr>
+          <w:rFonts w:ascii="Arial" w:hAnsi="Arial" w:eastAsia="Arial" w:cs="Arial"/>
+          <w:b w:val="0"/>
+          <w:i w:val="0"/>
+        </w:rPr>
+        <w:t xml:space="preserve"> → понял его реальный запрос.</w:t>
+      </w:r>
+    </w:p>
+    <w:p>
+      <w:r>
+        <w:rPr>
+          <w:rFonts w:ascii="Arial" w:hAnsi="Arial" w:eastAsia="Arial" w:cs="Arial"/>
+          <w:b/>
+          <w:i w:val="0"/>
+        </w:rPr>
+        <w:t>Помог</w:t>
+      </w:r>
+      <w:r>
+        <w:rPr>
+          <w:rFonts w:ascii="Arial" w:hAnsi="Arial" w:eastAsia="Arial" w:cs="Arial"/>
+          <w:b w:val="0"/>
+          <w:i w:val="0"/>
+        </w:rPr>
+        <w:t xml:space="preserve"> → дал то, что полезно сейчас.</w:t>
+      </w:r>
+    </w:p>
+    <w:p>
+      <w:r>
+        <w:rPr>
+          <w:rFonts w:ascii="Arial" w:hAnsi="Arial" w:eastAsia="Arial" w:cs="Arial"/>
+          <w:b/>
+          <w:i w:val="0"/>
+        </w:rPr>
+        <w:t>Предложил</w:t>
+      </w:r>
+      <w:r>
+        <w:rPr>
+          <w:rFonts w:ascii="Arial" w:hAnsi="Arial" w:eastAsia="Arial" w:cs="Arial"/>
+          <w:b w:val="0"/>
+          <w:i w:val="0"/>
+        </w:rPr>
+        <w:t xml:space="preserve"> → показал один подходящий следующий шаг.</w:t>
+      </w:r>
+    </w:p>
+    <w:p>
+      <w:r>
+        <w:rPr>
+          <w:rFonts w:ascii="Arial" w:hAnsi="Arial" w:eastAsia="Arial" w:cs="Arial"/>
+          <w:b/>
+          <w:i w:val="0"/>
+        </w:rPr>
+        <w:t>Не потерял</w:t>
+      </w:r>
+      <w:r>
+        <w:rPr>
+          <w:rFonts w:ascii="Arial" w:hAnsi="Arial" w:eastAsia="Arial" w:cs="Arial"/>
+          <w:b w:val="0"/>
+          <w:i w:val="0"/>
+        </w:rPr>
+        <w:t xml:space="preserve"> → сохранил договорённость и остался на связи.</w:t>
+      </w:r>
+    </w:p>
+    <w:p>
+      <w:r>
+        <w:rPr>
+          <w:rFonts w:ascii="Arial" w:hAnsi="Arial" w:eastAsia="Arial" w:cs="Arial"/>
+          <w:b/>
+          <w:i w:val="0"/>
+        </w:rPr>
+        <w:t>Помог развиваться</w:t>
+      </w:r>
+      <w:r>
+        <w:rPr>
+          <w:rFonts w:ascii="Arial" w:hAnsi="Arial" w:eastAsia="Arial" w:cs="Arial"/>
+          <w:b w:val="0"/>
+          <w:i w:val="0"/>
+        </w:rPr>
+        <w:t xml:space="preserve"> → практика, знания, сообщество, ретриты и служение.</w:t>
+      </w:r>
+    </w:p>
+    <w:p>
+      <w:r>
+        <w:rPr>
+          <w:rFonts w:ascii="Arial" w:hAnsi="Arial" w:eastAsia="Arial" w:cs="Arial"/>
+          <w:b/>
+          <w:i w:val="0"/>
+        </w:rPr>
+        <w:t>Помог углубиться</w:t>
+      </w:r>
+      <w:r>
+        <w:rPr>
+          <w:rFonts w:ascii="Arial" w:hAnsi="Arial" w:eastAsia="Arial" w:cs="Arial"/>
+          <w:b w:val="0"/>
+          <w:i w:val="0"/>
+        </w:rPr>
+        <w:t xml:space="preserve"> → при готовности соединил с индивидуальным обучением и инициацией.</w:t>
       </w:r>
     </w:p>
     <w:p>
@@ -17472,6 +20929,36 @@
         <w:pStyle w:val="Heading3"/>
       </w:pPr>
       <w:r>
+        <w:t>Интерактивная инструкция заботника</w:t>
+      </w:r>
+    </w:p>
+    <w:p>
+      <w:r>
+        <w:rPr>
+          <w:rFonts w:ascii="Arial" w:hAnsi="Arial" w:eastAsia="Arial" w:cs="Arial"/>
+          <w:b w:val="0"/>
+          <w:i w:val="0"/>
+        </w:rPr>
+        <w:t>Существующая система дополнена последовательным путём из восьми этапов и постоянными правилами работы. Каждый пункт раскрывается отдельно и содержит ближайшее действие, вопросы, готовые сообщения и сведения для приложения.</w:t>
+      </w:r>
+    </w:p>
+    <w:p>
+      <w:hyperlink r:id="rId76">
+        <w:r>
+          <w:rPr>
+            <w:color w:val="1F5E4A"/>
+            <w:u w:val="single"/>
+            <w:rFonts w:ascii="Arial" w:hAnsi="Arial" w:eastAsia="Arial" w:cs="Arial"/>
+          </w:rPr>
+          <w:t>Открыть интерактивную инструкцию</w:t>
+        </w:r>
+      </w:hyperlink>
+    </w:p>
+    <w:p>
+      <w:pPr>
+        <w:pStyle w:val="Heading3"/>
+      </w:pPr>
+      <w:r>
         <w:t>1. Первое обращение</w:t>
       </w:r>
     </w:p>
@@ -18194,412 +21681,6 @@
       <w:pPr>
         <w:spacing w:before="120"/>
       </w:pPr>
-      <w:hyperlink r:id="rId76">
-        <w:r>
-          <w:rPr>
-            <w:color w:val="1F5E4A"/>
-            <w:u w:val="single"/>
-            <w:rFonts w:ascii="Arial" w:hAnsi="Arial" w:eastAsia="Arial" w:cs="Arial"/>
-          </w:rPr>
-          <w:t>Версия страницы на сайте</w:t>
-        </w:r>
-      </w:hyperlink>
-    </w:p>
-    <w:p>
-      <w:pPr>
-        <w:pStyle w:val="Heading2"/>
-      </w:pPr>
-      <w:r>
-        <w:t>Чек-лист новичка</w:t>
-      </w:r>
-    </w:p>
-    <w:p>
-      <w:pPr>
-        <w:pStyle w:val="Heading3"/>
-      </w:pPr>
-      <w:r>
-        <w:t>До прихода</w:t>
-      </w:r>
-    </w:p>
-    <w:p>
-      <w:pPr>
-        <w:pStyle w:val="ChecklistText"/>
-      </w:pPr>
-      <w:r>
-        <w:rPr>
-          <w:rFonts w:ascii="Arial" w:hAnsi="Arial" w:eastAsia="Arial" w:cs="Arial"/>
-          <w:b w:val="0"/>
-          <w:i w:val="0"/>
-        </w:rPr>
-        <w:t>☐ Ответили на сообщение</w:t>
-      </w:r>
-    </w:p>
-    <w:p>
-      <w:pPr>
-        <w:pStyle w:val="ChecklistText"/>
-      </w:pPr>
-      <w:r>
-        <w:rPr>
-          <w:rFonts w:ascii="Arial" w:hAnsi="Arial" w:eastAsia="Arial" w:cs="Arial"/>
-          <w:b w:val="0"/>
-          <w:i w:val="0"/>
-        </w:rPr>
-        <w:t>☐ Уточнили запрос при необходимости</w:t>
-      </w:r>
-    </w:p>
-    <w:p>
-      <w:pPr>
-        <w:pStyle w:val="ChecklistText"/>
-      </w:pPr>
-      <w:r>
-        <w:rPr>
-          <w:rFonts w:ascii="Arial" w:hAnsi="Arial" w:eastAsia="Arial" w:cs="Arial"/>
-          <w:b w:val="0"/>
-          <w:i w:val="0"/>
-        </w:rPr>
-        <w:t>☐ Дали адрес и время</w:t>
-      </w:r>
-    </w:p>
-    <w:p>
-      <w:pPr>
-        <w:pStyle w:val="ChecklistText"/>
-      </w:pPr>
-      <w:r>
-        <w:rPr>
-          <w:rFonts w:ascii="Arial" w:hAnsi="Arial" w:eastAsia="Arial" w:cs="Arial"/>
-          <w:b w:val="0"/>
-          <w:i w:val="0"/>
-        </w:rPr>
-        <w:t>☐ Объяснили формат</w:t>
-      </w:r>
-    </w:p>
-    <w:p>
-      <w:pPr>
-        <w:pStyle w:val="ChecklistText"/>
-      </w:pPr>
-      <w:r>
-        <w:rPr>
-          <w:rFonts w:ascii="Arial" w:hAnsi="Arial" w:eastAsia="Arial" w:cs="Arial"/>
-          <w:b w:val="0"/>
-          <w:i w:val="0"/>
-        </w:rPr>
-        <w:t>☐ Команда знает о новичке</w:t>
-      </w:r>
-    </w:p>
-    <w:p>
-      <w:pPr>
-        <w:pStyle w:val="ChecklistText"/>
-      </w:pPr>
-      <w:r>
-        <w:rPr>
-          <w:rFonts w:ascii="Arial" w:hAnsi="Arial" w:eastAsia="Arial" w:cs="Arial"/>
-          <w:b w:val="0"/>
-          <w:i w:val="0"/>
-        </w:rPr>
-        <w:t>☐ Назначен встречающий</w:t>
-      </w:r>
-    </w:p>
-    <w:p>
-      <w:pPr>
-        <w:pStyle w:val="Heading3"/>
-      </w:pPr>
-      <w:r>
-        <w:t>На встрече</w:t>
-      </w:r>
-    </w:p>
-    <w:p>
-      <w:pPr>
-        <w:pStyle w:val="ChecklistText"/>
-      </w:pPr>
-      <w:r>
-        <w:rPr>
-          <w:rFonts w:ascii="Arial" w:hAnsi="Arial" w:eastAsia="Arial" w:cs="Arial"/>
-          <w:b w:val="0"/>
-          <w:i w:val="0"/>
-        </w:rPr>
-        <w:t>☐ Познакомились</w:t>
-      </w:r>
-    </w:p>
-    <w:p>
-      <w:pPr>
-        <w:pStyle w:val="ChecklistText"/>
-      </w:pPr>
-      <w:r>
-        <w:rPr>
-          <w:rFonts w:ascii="Arial" w:hAnsi="Arial" w:eastAsia="Arial" w:cs="Arial"/>
-          <w:b w:val="0"/>
-          <w:i w:val="0"/>
-        </w:rPr>
-        <w:t>☐ Узнали источник</w:t>
-      </w:r>
-    </w:p>
-    <w:p>
-      <w:pPr>
-        <w:pStyle w:val="ChecklistText"/>
-      </w:pPr>
-      <w:r>
-        <w:rPr>
-          <w:rFonts w:ascii="Arial" w:hAnsi="Arial" w:eastAsia="Arial" w:cs="Arial"/>
-          <w:b w:val="0"/>
-          <w:i w:val="0"/>
-        </w:rPr>
-        <w:t>☐ Поняли запрос</w:t>
-      </w:r>
-    </w:p>
-    <w:p>
-      <w:pPr>
-        <w:pStyle w:val="ChecklistText"/>
-      </w:pPr>
-      <w:r>
-        <w:rPr>
-          <w:rFonts w:ascii="Arial" w:hAnsi="Arial" w:eastAsia="Arial" w:cs="Arial"/>
-          <w:b w:val="0"/>
-          <w:i w:val="0"/>
-        </w:rPr>
-        <w:t>☐ Объяснили формат</w:t>
-      </w:r>
-    </w:p>
-    <w:p>
-      <w:pPr>
-        <w:pStyle w:val="ChecklistText"/>
-      </w:pPr>
-      <w:r>
-        <w:rPr>
-          <w:rFonts w:ascii="Arial" w:hAnsi="Arial" w:eastAsia="Arial" w:cs="Arial"/>
-          <w:b w:val="0"/>
-          <w:i w:val="0"/>
-        </w:rPr>
-        <w:t>☐ Познакомили с людьми</w:t>
-      </w:r>
-    </w:p>
-    <w:p>
-      <w:pPr>
-        <w:pStyle w:val="ChecklistText"/>
-      </w:pPr>
-      <w:r>
-        <w:rPr>
-          <w:rFonts w:ascii="Arial" w:hAnsi="Arial" w:eastAsia="Arial" w:cs="Arial"/>
-          <w:b w:val="0"/>
-          <w:i w:val="0"/>
-        </w:rPr>
-        <w:t>☐ Дали понятную практику</w:t>
-      </w:r>
-    </w:p>
-    <w:p>
-      <w:pPr>
-        <w:pStyle w:val="ChecklistText"/>
-      </w:pPr>
-      <w:r>
-        <w:rPr>
-          <w:rFonts w:ascii="Arial" w:hAnsi="Arial" w:eastAsia="Arial" w:cs="Arial"/>
-          <w:b w:val="0"/>
-          <w:i w:val="0"/>
-        </w:rPr>
-        <w:t>☐ Ответили на вопросы</w:t>
-      </w:r>
-    </w:p>
-    <w:p>
-      <w:pPr>
-        <w:pStyle w:val="ChecklistText"/>
-      </w:pPr>
-      <w:r>
-        <w:rPr>
-          <w:rFonts w:ascii="Arial" w:hAnsi="Arial" w:eastAsia="Arial" w:cs="Arial"/>
-          <w:b w:val="0"/>
-          <w:i w:val="0"/>
-        </w:rPr>
-        <w:t>☐ Получили контакт</w:t>
-      </w:r>
-    </w:p>
-    <w:p>
-      <w:pPr>
-        <w:pStyle w:val="ChecklistText"/>
-      </w:pPr>
-      <w:r>
-        <w:rPr>
-          <w:rFonts w:ascii="Arial" w:hAnsi="Arial" w:eastAsia="Arial" w:cs="Arial"/>
-          <w:b w:val="0"/>
-          <w:i w:val="0"/>
-        </w:rPr>
-        <w:t>☐ Пригласили на следующий шаг</w:t>
-      </w:r>
-    </w:p>
-    <w:p>
-      <w:pPr>
-        <w:pStyle w:val="Heading3"/>
-      </w:pPr>
-      <w:r>
-        <w:t>После встречи</w:t>
-      </w:r>
-    </w:p>
-    <w:p>
-      <w:pPr>
-        <w:pStyle w:val="ChecklistText"/>
-      </w:pPr>
-      <w:r>
-        <w:rPr>
-          <w:rFonts w:ascii="Arial" w:hAnsi="Arial" w:eastAsia="Arial" w:cs="Arial"/>
-          <w:b w:val="0"/>
-          <w:i w:val="0"/>
-        </w:rPr>
-        <w:t>☐ Написали на следующий день</w:t>
-      </w:r>
-    </w:p>
-    <w:p>
-      <w:pPr>
-        <w:pStyle w:val="ChecklistText"/>
-      </w:pPr>
-      <w:r>
-        <w:rPr>
-          <w:rFonts w:ascii="Arial" w:hAnsi="Arial" w:eastAsia="Arial" w:cs="Arial"/>
-          <w:b w:val="0"/>
-          <w:i w:val="0"/>
-        </w:rPr>
-        <w:t>☐ Спросили впечатления</w:t>
-      </w:r>
-    </w:p>
-    <w:p>
-      <w:pPr>
-        <w:pStyle w:val="ChecklistText"/>
-      </w:pPr>
-      <w:r>
-        <w:rPr>
-          <w:rFonts w:ascii="Arial" w:hAnsi="Arial" w:eastAsia="Arial" w:cs="Arial"/>
-          <w:b w:val="0"/>
-          <w:i w:val="0"/>
-        </w:rPr>
-        <w:t>☐ Поняли, что понравилось / не понравилось</w:t>
-      </w:r>
-    </w:p>
-    <w:p>
-      <w:pPr>
-        <w:pStyle w:val="ChecklistText"/>
-      </w:pPr>
-      <w:r>
-        <w:rPr>
-          <w:rFonts w:ascii="Arial" w:hAnsi="Arial" w:eastAsia="Arial" w:cs="Arial"/>
-          <w:b w:val="0"/>
-          <w:i w:val="0"/>
-        </w:rPr>
-        <w:t>☐ Предложили следующий шаг</w:t>
-      </w:r>
-    </w:p>
-    <w:p>
-      <w:pPr>
-        <w:pStyle w:val="ChecklistText"/>
-      </w:pPr>
-      <w:r>
-        <w:rPr>
-          <w:rFonts w:ascii="Arial" w:hAnsi="Arial" w:eastAsia="Arial" w:cs="Arial"/>
-          <w:b w:val="0"/>
-          <w:i w:val="0"/>
-        </w:rPr>
-        <w:t>☐ При необходимости дали материал</w:t>
-      </w:r>
-    </w:p>
-    <w:p>
-      <w:pPr>
-        <w:pStyle w:val="Heading3"/>
-      </w:pPr>
-      <w:r>
-        <w:t>Дальше</w:t>
-      </w:r>
-    </w:p>
-    <w:p>
-      <w:pPr>
-        <w:pStyle w:val="ChecklistText"/>
-      </w:pPr>
-      <w:r>
-        <w:rPr>
-          <w:rFonts w:ascii="Arial" w:hAnsi="Arial" w:eastAsia="Arial" w:cs="Arial"/>
-          <w:b w:val="0"/>
-          <w:i w:val="0"/>
-        </w:rPr>
-        <w:t>☐ Повторный приход</w:t>
-      </w:r>
-    </w:p>
-    <w:p>
-      <w:pPr>
-        <w:pStyle w:val="ChecklistText"/>
-      </w:pPr>
-      <w:r>
-        <w:rPr>
-          <w:rFonts w:ascii="Arial" w:hAnsi="Arial" w:eastAsia="Arial" w:cs="Arial"/>
-          <w:b w:val="0"/>
-          <w:i w:val="0"/>
-        </w:rPr>
-        <w:t>☐ Обучение</w:t>
-      </w:r>
-    </w:p>
-    <w:p>
-      <w:pPr>
-        <w:pStyle w:val="ChecklistText"/>
-      </w:pPr>
-      <w:r>
-        <w:rPr>
-          <w:rFonts w:ascii="Arial" w:hAnsi="Arial" w:eastAsia="Arial" w:cs="Arial"/>
-          <w:b w:val="0"/>
-          <w:i w:val="0"/>
-        </w:rPr>
-        <w:t>☐ Самостоятельная практика</w:t>
-      </w:r>
-    </w:p>
-    <w:p>
-      <w:pPr>
-        <w:pStyle w:val="ChecklistText"/>
-      </w:pPr>
-      <w:r>
-        <w:rPr>
-          <w:rFonts w:ascii="Arial" w:hAnsi="Arial" w:eastAsia="Arial" w:cs="Arial"/>
-          <w:b w:val="0"/>
-          <w:i w:val="0"/>
-        </w:rPr>
-        <w:t>☐ Поддержка</w:t>
-      </w:r>
-    </w:p>
-    <w:p>
-      <w:pPr>
-        <w:pStyle w:val="ChecklistText"/>
-      </w:pPr>
-      <w:r>
-        <w:rPr>
-          <w:rFonts w:ascii="Arial" w:hAnsi="Arial" w:eastAsia="Arial" w:cs="Arial"/>
-          <w:b w:val="0"/>
-          <w:i w:val="0"/>
-        </w:rPr>
-        <w:t>☐ Личный урок</w:t>
-      </w:r>
-    </w:p>
-    <w:p>
-      <w:pPr>
-        <w:pStyle w:val="ChecklistText"/>
-      </w:pPr>
-      <w:r>
-        <w:rPr>
-          <w:rFonts w:ascii="Arial" w:hAnsi="Arial" w:eastAsia="Arial" w:cs="Arial"/>
-          <w:b w:val="0"/>
-          <w:i w:val="0"/>
-        </w:rPr>
-        <w:t>☐ Углубление</w:t>
-      </w:r>
-    </w:p>
-    <w:p>
-      <w:pPr>
-        <w:pStyle w:val="ChecklistText"/>
-      </w:pPr>
-      <w:r>
-        <w:rPr>
-          <w:rFonts w:ascii="Arial" w:hAnsi="Arial" w:eastAsia="Arial" w:cs="Arial"/>
-          <w:b w:val="0"/>
-          <w:i w:val="0"/>
-        </w:rPr>
-        <w:t>☐ Инициация</w:t>
-      </w:r>
-    </w:p>
-    <w:p>
-      <w:pPr>
-        <w:spacing w:before="120"/>
-      </w:pPr>
       <w:hyperlink r:id="rId77">
         <w:r>
           <w:rPr>
@@ -18613,6 +21694,412 @@
     </w:p>
     <w:p>
       <w:pPr>
+        <w:pStyle w:val="Heading2"/>
+      </w:pPr>
+      <w:r>
+        <w:t>Чек-лист новичка</w:t>
+      </w:r>
+    </w:p>
+    <w:p>
+      <w:pPr>
+        <w:pStyle w:val="Heading3"/>
+      </w:pPr>
+      <w:r>
+        <w:t>До прихода</w:t>
+      </w:r>
+    </w:p>
+    <w:p>
+      <w:pPr>
+        <w:pStyle w:val="ChecklistText"/>
+      </w:pPr>
+      <w:r>
+        <w:rPr>
+          <w:rFonts w:ascii="Arial" w:hAnsi="Arial" w:eastAsia="Arial" w:cs="Arial"/>
+          <w:b w:val="0"/>
+          <w:i w:val="0"/>
+        </w:rPr>
+        <w:t>☐ Ответили на сообщение</w:t>
+      </w:r>
+    </w:p>
+    <w:p>
+      <w:pPr>
+        <w:pStyle w:val="ChecklistText"/>
+      </w:pPr>
+      <w:r>
+        <w:rPr>
+          <w:rFonts w:ascii="Arial" w:hAnsi="Arial" w:eastAsia="Arial" w:cs="Arial"/>
+          <w:b w:val="0"/>
+          <w:i w:val="0"/>
+        </w:rPr>
+        <w:t>☐ Уточнили запрос при необходимости</w:t>
+      </w:r>
+    </w:p>
+    <w:p>
+      <w:pPr>
+        <w:pStyle w:val="ChecklistText"/>
+      </w:pPr>
+      <w:r>
+        <w:rPr>
+          <w:rFonts w:ascii="Arial" w:hAnsi="Arial" w:eastAsia="Arial" w:cs="Arial"/>
+          <w:b w:val="0"/>
+          <w:i w:val="0"/>
+        </w:rPr>
+        <w:t>☐ Дали адрес и время</w:t>
+      </w:r>
+    </w:p>
+    <w:p>
+      <w:pPr>
+        <w:pStyle w:val="ChecklistText"/>
+      </w:pPr>
+      <w:r>
+        <w:rPr>
+          <w:rFonts w:ascii="Arial" w:hAnsi="Arial" w:eastAsia="Arial" w:cs="Arial"/>
+          <w:b w:val="0"/>
+          <w:i w:val="0"/>
+        </w:rPr>
+        <w:t>☐ Объяснили формат</w:t>
+      </w:r>
+    </w:p>
+    <w:p>
+      <w:pPr>
+        <w:pStyle w:val="ChecklistText"/>
+      </w:pPr>
+      <w:r>
+        <w:rPr>
+          <w:rFonts w:ascii="Arial" w:hAnsi="Arial" w:eastAsia="Arial" w:cs="Arial"/>
+          <w:b w:val="0"/>
+          <w:i w:val="0"/>
+        </w:rPr>
+        <w:t>☐ Команда знает о новичке</w:t>
+      </w:r>
+    </w:p>
+    <w:p>
+      <w:pPr>
+        <w:pStyle w:val="ChecklistText"/>
+      </w:pPr>
+      <w:r>
+        <w:rPr>
+          <w:rFonts w:ascii="Arial" w:hAnsi="Arial" w:eastAsia="Arial" w:cs="Arial"/>
+          <w:b w:val="0"/>
+          <w:i w:val="0"/>
+        </w:rPr>
+        <w:t>☐ Назначен встречающий</w:t>
+      </w:r>
+    </w:p>
+    <w:p>
+      <w:pPr>
+        <w:pStyle w:val="Heading3"/>
+      </w:pPr>
+      <w:r>
+        <w:t>На встрече</w:t>
+      </w:r>
+    </w:p>
+    <w:p>
+      <w:pPr>
+        <w:pStyle w:val="ChecklistText"/>
+      </w:pPr>
+      <w:r>
+        <w:rPr>
+          <w:rFonts w:ascii="Arial" w:hAnsi="Arial" w:eastAsia="Arial" w:cs="Arial"/>
+          <w:b w:val="0"/>
+          <w:i w:val="0"/>
+        </w:rPr>
+        <w:t>☐ Познакомились</w:t>
+      </w:r>
+    </w:p>
+    <w:p>
+      <w:pPr>
+        <w:pStyle w:val="ChecklistText"/>
+      </w:pPr>
+      <w:r>
+        <w:rPr>
+          <w:rFonts w:ascii="Arial" w:hAnsi="Arial" w:eastAsia="Arial" w:cs="Arial"/>
+          <w:b w:val="0"/>
+          <w:i w:val="0"/>
+        </w:rPr>
+        <w:t>☐ Узнали источник</w:t>
+      </w:r>
+    </w:p>
+    <w:p>
+      <w:pPr>
+        <w:pStyle w:val="ChecklistText"/>
+      </w:pPr>
+      <w:r>
+        <w:rPr>
+          <w:rFonts w:ascii="Arial" w:hAnsi="Arial" w:eastAsia="Arial" w:cs="Arial"/>
+          <w:b w:val="0"/>
+          <w:i w:val="0"/>
+        </w:rPr>
+        <w:t>☐ Поняли запрос</w:t>
+      </w:r>
+    </w:p>
+    <w:p>
+      <w:pPr>
+        <w:pStyle w:val="ChecklistText"/>
+      </w:pPr>
+      <w:r>
+        <w:rPr>
+          <w:rFonts w:ascii="Arial" w:hAnsi="Arial" w:eastAsia="Arial" w:cs="Arial"/>
+          <w:b w:val="0"/>
+          <w:i w:val="0"/>
+        </w:rPr>
+        <w:t>☐ Объяснили формат</w:t>
+      </w:r>
+    </w:p>
+    <w:p>
+      <w:pPr>
+        <w:pStyle w:val="ChecklistText"/>
+      </w:pPr>
+      <w:r>
+        <w:rPr>
+          <w:rFonts w:ascii="Arial" w:hAnsi="Arial" w:eastAsia="Arial" w:cs="Arial"/>
+          <w:b w:val="0"/>
+          <w:i w:val="0"/>
+        </w:rPr>
+        <w:t>☐ Познакомили с людьми</w:t>
+      </w:r>
+    </w:p>
+    <w:p>
+      <w:pPr>
+        <w:pStyle w:val="ChecklistText"/>
+      </w:pPr>
+      <w:r>
+        <w:rPr>
+          <w:rFonts w:ascii="Arial" w:hAnsi="Arial" w:eastAsia="Arial" w:cs="Arial"/>
+          <w:b w:val="0"/>
+          <w:i w:val="0"/>
+        </w:rPr>
+        <w:t>☐ Дали понятную практику</w:t>
+      </w:r>
+    </w:p>
+    <w:p>
+      <w:pPr>
+        <w:pStyle w:val="ChecklistText"/>
+      </w:pPr>
+      <w:r>
+        <w:rPr>
+          <w:rFonts w:ascii="Arial" w:hAnsi="Arial" w:eastAsia="Arial" w:cs="Arial"/>
+          <w:b w:val="0"/>
+          <w:i w:val="0"/>
+        </w:rPr>
+        <w:t>☐ Ответили на вопросы</w:t>
+      </w:r>
+    </w:p>
+    <w:p>
+      <w:pPr>
+        <w:pStyle w:val="ChecklistText"/>
+      </w:pPr>
+      <w:r>
+        <w:rPr>
+          <w:rFonts w:ascii="Arial" w:hAnsi="Arial" w:eastAsia="Arial" w:cs="Arial"/>
+          <w:b w:val="0"/>
+          <w:i w:val="0"/>
+        </w:rPr>
+        <w:t>☐ Получили контакт</w:t>
+      </w:r>
+    </w:p>
+    <w:p>
+      <w:pPr>
+        <w:pStyle w:val="ChecklistText"/>
+      </w:pPr>
+      <w:r>
+        <w:rPr>
+          <w:rFonts w:ascii="Arial" w:hAnsi="Arial" w:eastAsia="Arial" w:cs="Arial"/>
+          <w:b w:val="0"/>
+          <w:i w:val="0"/>
+        </w:rPr>
+        <w:t>☐ Пригласили на следующий шаг</w:t>
+      </w:r>
+    </w:p>
+    <w:p>
+      <w:pPr>
+        <w:pStyle w:val="Heading3"/>
+      </w:pPr>
+      <w:r>
+        <w:t>После встречи</w:t>
+      </w:r>
+    </w:p>
+    <w:p>
+      <w:pPr>
+        <w:pStyle w:val="ChecklistText"/>
+      </w:pPr>
+      <w:r>
+        <w:rPr>
+          <w:rFonts w:ascii="Arial" w:hAnsi="Arial" w:eastAsia="Arial" w:cs="Arial"/>
+          <w:b w:val="0"/>
+          <w:i w:val="0"/>
+        </w:rPr>
+        <w:t>☐ Написали на следующий день</w:t>
+      </w:r>
+    </w:p>
+    <w:p>
+      <w:pPr>
+        <w:pStyle w:val="ChecklistText"/>
+      </w:pPr>
+      <w:r>
+        <w:rPr>
+          <w:rFonts w:ascii="Arial" w:hAnsi="Arial" w:eastAsia="Arial" w:cs="Arial"/>
+          <w:b w:val="0"/>
+          <w:i w:val="0"/>
+        </w:rPr>
+        <w:t>☐ Спросили впечатления</w:t>
+      </w:r>
+    </w:p>
+    <w:p>
+      <w:pPr>
+        <w:pStyle w:val="ChecklistText"/>
+      </w:pPr>
+      <w:r>
+        <w:rPr>
+          <w:rFonts w:ascii="Arial" w:hAnsi="Arial" w:eastAsia="Arial" w:cs="Arial"/>
+          <w:b w:val="0"/>
+          <w:i w:val="0"/>
+        </w:rPr>
+        <w:t>☐ Поняли, что понравилось / не понравилось</w:t>
+      </w:r>
+    </w:p>
+    <w:p>
+      <w:pPr>
+        <w:pStyle w:val="ChecklistText"/>
+      </w:pPr>
+      <w:r>
+        <w:rPr>
+          <w:rFonts w:ascii="Arial" w:hAnsi="Arial" w:eastAsia="Arial" w:cs="Arial"/>
+          <w:b w:val="0"/>
+          <w:i w:val="0"/>
+        </w:rPr>
+        <w:t>☐ Предложили следующий шаг</w:t>
+      </w:r>
+    </w:p>
+    <w:p>
+      <w:pPr>
+        <w:pStyle w:val="ChecklistText"/>
+      </w:pPr>
+      <w:r>
+        <w:rPr>
+          <w:rFonts w:ascii="Arial" w:hAnsi="Arial" w:eastAsia="Arial" w:cs="Arial"/>
+          <w:b w:val="0"/>
+          <w:i w:val="0"/>
+        </w:rPr>
+        <w:t>☐ При необходимости дали материал</w:t>
+      </w:r>
+    </w:p>
+    <w:p>
+      <w:pPr>
+        <w:pStyle w:val="Heading3"/>
+      </w:pPr>
+      <w:r>
+        <w:t>Дальше</w:t>
+      </w:r>
+    </w:p>
+    <w:p>
+      <w:pPr>
+        <w:pStyle w:val="ChecklistText"/>
+      </w:pPr>
+      <w:r>
+        <w:rPr>
+          <w:rFonts w:ascii="Arial" w:hAnsi="Arial" w:eastAsia="Arial" w:cs="Arial"/>
+          <w:b w:val="0"/>
+          <w:i w:val="0"/>
+        </w:rPr>
+        <w:t>☐ Повторный приход</w:t>
+      </w:r>
+    </w:p>
+    <w:p>
+      <w:pPr>
+        <w:pStyle w:val="ChecklistText"/>
+      </w:pPr>
+      <w:r>
+        <w:rPr>
+          <w:rFonts w:ascii="Arial" w:hAnsi="Arial" w:eastAsia="Arial" w:cs="Arial"/>
+          <w:b w:val="0"/>
+          <w:i w:val="0"/>
+        </w:rPr>
+        <w:t>☐ Обучение</w:t>
+      </w:r>
+    </w:p>
+    <w:p>
+      <w:pPr>
+        <w:pStyle w:val="ChecklistText"/>
+      </w:pPr>
+      <w:r>
+        <w:rPr>
+          <w:rFonts w:ascii="Arial" w:hAnsi="Arial" w:eastAsia="Arial" w:cs="Arial"/>
+          <w:b w:val="0"/>
+          <w:i w:val="0"/>
+        </w:rPr>
+        <w:t>☐ Самостоятельная практика</w:t>
+      </w:r>
+    </w:p>
+    <w:p>
+      <w:pPr>
+        <w:pStyle w:val="ChecklistText"/>
+      </w:pPr>
+      <w:r>
+        <w:rPr>
+          <w:rFonts w:ascii="Arial" w:hAnsi="Arial" w:eastAsia="Arial" w:cs="Arial"/>
+          <w:b w:val="0"/>
+          <w:i w:val="0"/>
+        </w:rPr>
+        <w:t>☐ Поддержка</w:t>
+      </w:r>
+    </w:p>
+    <w:p>
+      <w:pPr>
+        <w:pStyle w:val="ChecklistText"/>
+      </w:pPr>
+      <w:r>
+        <w:rPr>
+          <w:rFonts w:ascii="Arial" w:hAnsi="Arial" w:eastAsia="Arial" w:cs="Arial"/>
+          <w:b w:val="0"/>
+          <w:i w:val="0"/>
+        </w:rPr>
+        <w:t>☐ Личный урок</w:t>
+      </w:r>
+    </w:p>
+    <w:p>
+      <w:pPr>
+        <w:pStyle w:val="ChecklistText"/>
+      </w:pPr>
+      <w:r>
+        <w:rPr>
+          <w:rFonts w:ascii="Arial" w:hAnsi="Arial" w:eastAsia="Arial" w:cs="Arial"/>
+          <w:b w:val="0"/>
+          <w:i w:val="0"/>
+        </w:rPr>
+        <w:t>☐ Углубление</w:t>
+      </w:r>
+    </w:p>
+    <w:p>
+      <w:pPr>
+        <w:pStyle w:val="ChecklistText"/>
+      </w:pPr>
+      <w:r>
+        <w:rPr>
+          <w:rFonts w:ascii="Arial" w:hAnsi="Arial" w:eastAsia="Arial" w:cs="Arial"/>
+          <w:b w:val="0"/>
+          <w:i w:val="0"/>
+        </w:rPr>
+        <w:t>☐ Инициация</w:t>
+      </w:r>
+    </w:p>
+    <w:p>
+      <w:pPr>
+        <w:spacing w:before="120"/>
+      </w:pPr>
+      <w:hyperlink r:id="rId78">
+        <w:r>
+          <w:rPr>
+            <w:color w:val="1F5E4A"/>
+            <w:u w:val="single"/>
+            <w:rFonts w:ascii="Arial" w:hAnsi="Arial" w:eastAsia="Arial" w:cs="Arial"/>
+          </w:rPr>
+          <w:t>Версия страницы на сайте</w:t>
+        </w:r>
+      </w:hyperlink>
+    </w:p>
+    <w:p>
+      <w:pPr>
         <w:pStyle w:val="Heading1"/>
         <w:pageBreakBefore/>
       </w:pPr>
@@ -18857,7 +22344,7 @@
       <w:pPr>
         <w:spacing w:before="120"/>
       </w:pPr>
-      <w:hyperlink r:id="rId78">
+      <w:hyperlink r:id="rId79">
         <w:r>
           <w:rPr>
             <w:color w:val="1F5E4A"/>
@@ -20032,7 +23519,7 @@
         </w:rPr>
         <w:t xml:space="preserve">Полная библиотека и вопросы для развития раздела находятся на странице </w:t>
       </w:r>
-      <w:hyperlink r:id="rId79">
+      <w:hyperlink r:id="rId80">
         <w:r>
           <w:rPr>
             <w:color w:val="1F5E4A"/>
@@ -20546,7 +24033,7 @@
       <w:pPr>
         <w:spacing w:before="120"/>
       </w:pPr>
-      <w:hyperlink r:id="rId80">
+      <w:hyperlink r:id="rId81">
         <w:r>
           <w:rPr>
             <w:color w:val="1F5E4A"/>
@@ -20704,7 +24191,7 @@
       <w:pPr>
         <w:spacing w:before="120"/>
       </w:pPr>
-      <w:hyperlink r:id="rId81">
+      <w:hyperlink r:id="rId82">
         <w:r>
           <w:rPr>
             <w:color w:val="1F5E4A"/>
@@ -22669,532 +26156,6 @@
       <w:pPr>
         <w:spacing w:before="120"/>
       </w:pPr>
-      <w:hyperlink r:id="rId82">
-        <w:r>
-          <w:rPr>
-            <w:color w:val="1F5E4A"/>
-            <w:u w:val="single"/>
-            <w:rFonts w:ascii="Arial" w:hAnsi="Arial" w:eastAsia="Arial" w:cs="Arial"/>
-          </w:rPr>
-          <w:t>Версия страницы на сайте</w:t>
-        </w:r>
-      </w:hyperlink>
-    </w:p>
-    <w:p>
-      <w:pPr>
-        <w:pStyle w:val="Heading1"/>
-        <w:pageBreakBefore/>
-      </w:pPr>
-      <w:r>
-        <w:t>База знаний</w:t>
-      </w:r>
-    </w:p>
-    <w:p>
-      <w:pPr>
-        <w:pStyle w:val="Heading2"/>
-      </w:pPr>
-      <w:r>
-        <w:t>Обзор системы</w:t>
-      </w:r>
-    </w:p>
-    <w:p>
-      <w:r>
-        <w:rPr>
-          <w:rFonts w:ascii="Arial" w:hAnsi="Arial" w:eastAsia="Arial" w:cs="Arial"/>
-          <w:b w:val="0"/>
-          <w:i w:val="0"/>
-        </w:rPr>
-        <w:t>Это центральная файловая база Департамента Прачара.</w:t>
-      </w:r>
-    </w:p>
-    <w:p>
-      <w:pPr>
-        <w:pStyle w:val="Heading3"/>
-      </w:pPr>
-      <w:r>
-        <w:t>Главная идея</w:t>
-      </w:r>
-    </w:p>
-    <w:p>
-      <w:r>
-        <w:rPr>
-          <w:rFonts w:ascii="Arial" w:hAnsi="Arial" w:eastAsia="Arial" w:cs="Arial"/>
-          <w:b/>
-          <w:i w:val="0"/>
-        </w:rPr>
-        <w:t>Прачарщик не начинает с нуля — он получает готовую систему.</w:t>
-      </w:r>
-    </w:p>
-    <w:p>
-      <w:r>
-        <w:rPr>
-          <w:rFonts w:ascii="Arial" w:hAnsi="Arial" w:eastAsia="Arial" w:cs="Arial"/>
-          <w:b w:val="0"/>
-          <w:i w:val="0"/>
-        </w:rPr>
-        <w:t>Центр создаёт, систематизирует и развивает систему Прачары.</w:t>
-      </w:r>
-    </w:p>
-    <w:p>
-      <w:r>
-        <w:rPr>
-          <w:rFonts w:ascii="Arial" w:hAnsi="Arial" w:eastAsia="Arial" w:cs="Arial"/>
-          <w:b w:val="0"/>
-          <w:i w:val="0"/>
-        </w:rPr>
-        <w:t>Секретари Прачары организуют работу в юнитах.</w:t>
-      </w:r>
-    </w:p>
-    <w:p>
-      <w:r>
-        <w:rPr>
-          <w:rFonts w:ascii="Arial" w:hAnsi="Arial" w:eastAsia="Arial" w:cs="Arial"/>
-          <w:b w:val="0"/>
-          <w:i w:val="0"/>
-        </w:rPr>
-        <w:t>Команды юнитов реализуют систему на практике.</w:t>
-      </w:r>
-    </w:p>
-    <w:p>
-      <w:r>
-        <w:rPr>
-          <w:rFonts w:ascii="Arial" w:hAnsi="Arial" w:eastAsia="Arial" w:cs="Arial"/>
-          <w:b w:val="0"/>
-          <w:i w:val="0"/>
-        </w:rPr>
-        <w:t>Опыт из юнитов возвращается в Центр и помогает улучшать систему.</w:t>
-      </w:r>
-    </w:p>
-    <w:p>
-      <w:pPr>
-        <w:pStyle w:val="Heading3"/>
-      </w:pPr>
-      <w:r>
-        <w:t>Архитектура</w:t>
-      </w:r>
-    </w:p>
-    <w:p>
-      <w:r>
-        <w:rPr>
-          <w:rFonts w:ascii="Arial" w:hAnsi="Arial" w:eastAsia="Arial" w:cs="Arial"/>
-          <w:b/>
-          <w:i w:val="0"/>
-        </w:rPr>
-        <w:t>ЦЕНТР → СЕКРЕТАРИ → КОМАНДЫ → ЛЮДИ</w:t>
-      </w:r>
-    </w:p>
-    <w:p>
-      <w:r>
-        <w:rPr>
-          <w:rFonts w:ascii="Arial" w:hAnsi="Arial" w:eastAsia="Arial" w:cs="Arial"/>
-          <w:b w:val="0"/>
-          <w:i w:val="0"/>
-        </w:rPr>
-        <w:t>Обратная связь:</w:t>
-      </w:r>
-    </w:p>
-    <w:p>
-      <w:r>
-        <w:rPr>
-          <w:rFonts w:ascii="Arial" w:hAnsi="Arial" w:eastAsia="Arial" w:cs="Arial"/>
-          <w:b/>
-          <w:i w:val="0"/>
-        </w:rPr>
-        <w:t>ОПЫТ И ОБРАТНАЯ СВЯЗЬ → СЕКРЕТАРИ → ЦЕНТР</w:t>
-      </w:r>
-    </w:p>
-    <w:p>
-      <w:pPr>
-        <w:pStyle w:val="Heading3"/>
-      </w:pPr>
-      <w:r>
-        <w:t>Основные разделы</w:t>
-      </w:r>
-    </w:p>
-    <w:p>
-      <w:pPr>
-        <w:pStyle w:val="BulletText"/>
-      </w:pPr>
-      <w:r>
-        <w:rPr>
-          <w:rFonts w:ascii="Arial" w:hAnsi="Arial" w:eastAsia="Arial" w:cs="Arial"/>
-          <w:b w:val="0"/>
-          <w:i w:val="0"/>
-        </w:rPr>
-        <w:t>1. Архитектура</w:t>
-      </w:r>
-    </w:p>
-    <w:p>
-      <w:pPr>
-        <w:pStyle w:val="BulletText"/>
-      </w:pPr>
-      <w:r>
-        <w:rPr>
-          <w:rFonts w:ascii="Arial" w:hAnsi="Arial" w:eastAsia="Arial" w:cs="Arial"/>
-          <w:b w:val="0"/>
-          <w:i w:val="0"/>
-        </w:rPr>
-        <w:t>2. Центр Прачары</w:t>
-      </w:r>
-    </w:p>
-    <w:p>
-      <w:pPr>
-        <w:pStyle w:val="BulletText"/>
-      </w:pPr>
-      <w:r>
-        <w:rPr>
-          <w:rFonts w:ascii="Arial" w:hAnsi="Arial" w:eastAsia="Arial" w:cs="Arial"/>
-          <w:b w:val="0"/>
-          <w:i w:val="0"/>
-        </w:rPr>
-        <w:t>3. Юнит</w:t>
-      </w:r>
-    </w:p>
-    <w:p>
-      <w:pPr>
-        <w:pStyle w:val="BulletText"/>
-      </w:pPr>
-      <w:r>
-        <w:rPr>
-          <w:rFonts w:ascii="Arial" w:hAnsi="Arial" w:eastAsia="Arial" w:cs="Arial"/>
-          <w:b w:val="0"/>
-          <w:i w:val="0"/>
-        </w:rPr>
-        <w:t>4. Роли</w:t>
-      </w:r>
-    </w:p>
-    <w:p>
-      <w:pPr>
-        <w:pStyle w:val="BulletText"/>
-      </w:pPr>
-      <w:r>
-        <w:rPr>
-          <w:rFonts w:ascii="Arial" w:hAnsi="Arial" w:eastAsia="Arial" w:cs="Arial"/>
-          <w:b w:val="0"/>
-          <w:i w:val="0"/>
-        </w:rPr>
-        <w:t>5. Привлечение</w:t>
-      </w:r>
-    </w:p>
-    <w:p>
-      <w:pPr>
-        <w:pStyle w:val="BulletText"/>
-      </w:pPr>
-      <w:r>
-        <w:rPr>
-          <w:rFonts w:ascii="Arial" w:hAnsi="Arial" w:eastAsia="Arial" w:cs="Arial"/>
-          <w:b w:val="0"/>
-          <w:i w:val="0"/>
-        </w:rPr>
-        <w:t>6. Первый опыт</w:t>
-      </w:r>
-    </w:p>
-    <w:p>
-      <w:pPr>
-        <w:pStyle w:val="BulletText"/>
-      </w:pPr>
-      <w:r>
-        <w:rPr>
-          <w:rFonts w:ascii="Arial" w:hAnsi="Arial" w:eastAsia="Arial" w:cs="Arial"/>
-          <w:b w:val="0"/>
-          <w:i w:val="0"/>
-        </w:rPr>
-        <w:t>7. Забота</w:t>
-      </w:r>
-    </w:p>
-    <w:p>
-      <w:pPr>
-        <w:pStyle w:val="BulletText"/>
-      </w:pPr>
-      <w:r>
-        <w:rPr>
-          <w:rFonts w:ascii="Arial" w:hAnsi="Arial" w:eastAsia="Arial" w:cs="Arial"/>
-          <w:b w:val="0"/>
-          <w:i w:val="0"/>
-        </w:rPr>
-        <w:t>8. Программы</w:t>
-      </w:r>
-    </w:p>
-    <w:p>
-      <w:pPr>
-        <w:pStyle w:val="BulletText"/>
-      </w:pPr>
-      <w:r>
-        <w:rPr>
-          <w:rFonts w:ascii="Arial" w:hAnsi="Arial" w:eastAsia="Arial" w:cs="Arial"/>
-          <w:b w:val="0"/>
-          <w:i w:val="0"/>
-        </w:rPr>
-        <w:t>9. Обучение прачарщиков</w:t>
-      </w:r>
-    </w:p>
-    <w:p>
-      <w:pPr>
-        <w:pStyle w:val="BulletText"/>
-      </w:pPr>
-      <w:r>
-        <w:rPr>
-          <w:rFonts w:ascii="Arial" w:hAnsi="Arial" w:eastAsia="Arial" w:cs="Arial"/>
-          <w:b w:val="0"/>
-          <w:i w:val="0"/>
-        </w:rPr>
-        <w:t>10. Метрики</w:t>
-      </w:r>
-    </w:p>
-    <w:p>
-      <w:pPr>
-        <w:pStyle w:val="BulletText"/>
-      </w:pPr>
-      <w:r>
-        <w:rPr>
-          <w:rFonts w:ascii="Arial" w:hAnsi="Arial" w:eastAsia="Arial" w:cs="Arial"/>
-          <w:b w:val="0"/>
-          <w:i w:val="0"/>
-        </w:rPr>
-        <w:t>11. База знаний</w:t>
-      </w:r>
-    </w:p>
-    <w:p>
-      <w:pPr>
-        <w:pStyle w:val="BulletText"/>
-      </w:pPr>
-      <w:r>
-        <w:rPr>
-          <w:rFonts w:ascii="Arial" w:hAnsi="Arial" w:eastAsia="Arial" w:cs="Arial"/>
-          <w:b w:val="0"/>
-          <w:i w:val="0"/>
-        </w:rPr>
-        <w:t>12. Источники</w:t>
-      </w:r>
-    </w:p>
-    <w:p>
-      <w:pPr>
-        <w:pStyle w:val="BulletText"/>
-      </w:pPr>
-      <w:r>
-        <w:rPr>
-          <w:rFonts w:ascii="Arial" w:hAnsi="Arial" w:eastAsia="Arial" w:cs="Arial"/>
-          <w:b w:val="0"/>
-          <w:i w:val="0"/>
-        </w:rPr>
-        <w:t>13. Разработка системы</w:t>
-      </w:r>
-    </w:p>
-    <w:p>
-      <w:pPr>
-        <w:pStyle w:val="Heading3"/>
-      </w:pPr>
-      <w:r>
-        <w:t>Три блока работы юнита</w:t>
-      </w:r>
-    </w:p>
-    <w:p>
-      <w:pPr>
-        <w:pStyle w:val="Heading4"/>
-      </w:pPr>
-      <w:r>
-        <w:t>1. Привлечение</w:t>
-      </w:r>
-    </w:p>
-    <w:p>
-      <w:r>
-        <w:rPr>
-          <w:rFonts w:ascii="Arial" w:hAnsi="Arial" w:eastAsia="Arial" w:cs="Arial"/>
-          <w:b w:val="0"/>
-          <w:i w:val="0"/>
-        </w:rPr>
-        <w:t>Человек узнаёт о сообществе, заинтересовывается и выходит на контакт.</w:t>
-      </w:r>
-    </w:p>
-    <w:p>
-      <w:pPr>
-        <w:pStyle w:val="Heading4"/>
-      </w:pPr>
-      <w:r>
-        <w:t>2. Первый опыт</w:t>
-      </w:r>
-    </w:p>
-    <w:p>
-      <w:r>
-        <w:rPr>
-          <w:rFonts w:ascii="Arial" w:hAnsi="Arial" w:eastAsia="Arial" w:cs="Arial"/>
-          <w:b w:val="0"/>
-          <w:i w:val="0"/>
-        </w:rPr>
-        <w:t>Человек приходит, получает хороший опыт практики и общения, понимает, что ему могут предложить дальше.</w:t>
-      </w:r>
-    </w:p>
-    <w:p>
-      <w:pPr>
-        <w:pStyle w:val="Heading4"/>
-      </w:pPr>
-      <w:r>
-        <w:t>3. Забота и ведение</w:t>
-      </w:r>
-    </w:p>
-    <w:p>
-      <w:r>
-        <w:rPr>
-          <w:rFonts w:ascii="Arial" w:hAnsi="Arial" w:eastAsia="Arial" w:cs="Arial"/>
-          <w:b w:val="0"/>
-          <w:i w:val="0"/>
-        </w:rPr>
-        <w:t>Человек остаётся в контакте, начинает практиковать, углубляется, движется к инициации и включению в сообщество.</w:t>
-      </w:r>
-    </w:p>
-    <w:p>
-      <w:pPr>
-        <w:pStyle w:val="Heading3"/>
-      </w:pPr>
-      <w:r>
-        <w:t>Как работать с этой базой</w:t>
-      </w:r>
-    </w:p>
-    <w:p>
-      <w:pPr>
-        <w:pStyle w:val="BulletText"/>
-      </w:pPr>
-      <w:r>
-        <w:rPr>
-          <w:rFonts w:ascii="Arial" w:hAnsi="Arial" w:eastAsia="Arial" w:cs="Arial"/>
-          <w:b w:val="0"/>
-          <w:i w:val="0"/>
-        </w:rPr>
-        <w:t>• Все ключевые знания хранятся в Markdown-файлах.</w:t>
-      </w:r>
-    </w:p>
-    <w:p>
-      <w:pPr>
-        <w:pStyle w:val="BulletText"/>
-      </w:pPr>
-      <w:r>
-        <w:rPr>
-          <w:rFonts w:ascii="Arial" w:hAnsi="Arial" w:eastAsia="Arial" w:cs="Arial"/>
-          <w:b w:val="0"/>
-          <w:i w:val="0"/>
-        </w:rPr>
-        <w:t>• Не создавать дублирующие системы без необходимости.</w:t>
-      </w:r>
-    </w:p>
-    <w:p>
-      <w:pPr>
-        <w:pStyle w:val="BulletText"/>
-      </w:pPr>
-      <w:r>
-        <w:rPr>
-          <w:rFonts w:ascii="Arial" w:hAnsi="Arial" w:eastAsia="Arial" w:cs="Arial"/>
-          <w:b w:val="0"/>
-          <w:i w:val="0"/>
-        </w:rPr>
-        <w:t>• Любое новое решение сначала встраивать в существующую архитектуру.</w:t>
-      </w:r>
-    </w:p>
-    <w:p>
-      <w:pPr>
-        <w:pStyle w:val="BulletText"/>
-      </w:pPr>
-      <w:r>
-        <w:rPr>
-          <w:rFonts w:ascii="Arial" w:hAnsi="Arial" w:eastAsia="Arial" w:cs="Arial"/>
-          <w:b w:val="0"/>
-          <w:i w:val="0"/>
-        </w:rPr>
-        <w:t xml:space="preserve">• При значимых изменениях обновлять </w:t>
-      </w:r>
-      <w:r>
-        <w:rPr>
-          <w:rFonts w:ascii="Consolas" w:hAnsi="Consolas" w:eastAsia="Consolas" w:cs="Consolas"/>
-          <w:color w:val="333333"/>
-          <w:sz w:val="18"/>
-        </w:rPr>
-        <w:t>CHANGELOG.md</w:t>
-      </w:r>
-      <w:r>
-        <w:rPr>
-          <w:rFonts w:ascii="Arial" w:hAnsi="Arial" w:eastAsia="Arial" w:cs="Arial"/>
-          <w:b w:val="0"/>
-          <w:i w:val="0"/>
-        </w:rPr>
-        <w:t>.</w:t>
-      </w:r>
-    </w:p>
-    <w:p>
-      <w:pPr>
-        <w:pStyle w:val="BulletText"/>
-      </w:pPr>
-      <w:r>
-        <w:rPr>
-          <w:rFonts w:ascii="Arial" w:hAnsi="Arial" w:eastAsia="Arial" w:cs="Arial"/>
-          <w:b w:val="0"/>
-          <w:i w:val="0"/>
-        </w:rPr>
-        <w:t>• Перед массовым изменением проверять связанные документы.</w:t>
-      </w:r>
-    </w:p>
-    <w:p>
-      <w:pPr>
-        <w:pStyle w:val="BulletText"/>
-      </w:pPr>
-      <w:r>
-        <w:rPr>
-          <w:rFonts w:ascii="Arial" w:hAnsi="Arial" w:eastAsia="Arial" w:cs="Arial"/>
-          <w:b w:val="0"/>
-          <w:i w:val="0"/>
-        </w:rPr>
-        <w:t>• Если изменение затрагивает несколько разделов — обновлять их согласованно.</w:t>
-      </w:r>
-    </w:p>
-    <w:p>
-      <w:pPr>
-        <w:pStyle w:val="BulletText"/>
-      </w:pPr>
-      <w:r>
-        <w:rPr>
-          <w:rFonts w:ascii="Arial" w:hAnsi="Arial" w:eastAsia="Arial" w:cs="Arial"/>
-          <w:b w:val="0"/>
-          <w:i w:val="0"/>
-        </w:rPr>
-        <w:t xml:space="preserve">• </w:t>
-      </w:r>
-      <w:r>
-        <w:rPr>
-          <w:rFonts w:ascii="Consolas" w:hAnsi="Consolas" w:eastAsia="Consolas" w:cs="Consolas"/>
-          <w:color w:val="333333"/>
-          <w:sz w:val="18"/>
-        </w:rPr>
-        <w:t>README.md</w:t>
-      </w:r>
-      <w:r>
-        <w:rPr>
-          <w:rFonts w:ascii="Arial" w:hAnsi="Arial" w:eastAsia="Arial" w:cs="Arial"/>
-          <w:b w:val="0"/>
-          <w:i w:val="0"/>
-        </w:rPr>
-        <w:t xml:space="preserve"> должен всегда отражать актуальную общую структуру.</w:t>
-      </w:r>
-    </w:p>
-    <w:p>
-      <w:pPr>
-        <w:pStyle w:val="Heading3"/>
-      </w:pPr>
-      <w:r>
-        <w:t>Статус версии</w:t>
-      </w:r>
-    </w:p>
-    <w:p>
-      <w:r>
-        <w:rPr>
-          <w:rFonts w:ascii="Arial" w:hAnsi="Arial" w:eastAsia="Arial" w:cs="Arial"/>
-          <w:b w:val="0"/>
-          <w:i w:val="0"/>
-        </w:rPr>
-        <w:t>Версия 1.0 — первая собранная рабочая база на основе текущих наработок. Она не считается завершённой. Часть разделов описана как рабочая версия и будет уточняться по мере практики в юнитах.</w:t>
-      </w:r>
-    </w:p>
-    <w:p>
-      <w:pPr>
-        <w:spacing w:before="120"/>
-      </w:pPr>
       <w:hyperlink r:id="rId83">
         <w:r>
           <w:rPr>
@@ -23208,10 +26169,29 @@
     </w:p>
     <w:p>
       <w:pPr>
+        <w:pStyle w:val="Heading1"/>
+        <w:pageBreakBefore/>
+      </w:pPr>
+      <w:r>
+        <w:t>База знаний</w:t>
+      </w:r>
+    </w:p>
+    <w:p>
+      <w:pPr>
         <w:pStyle w:val="Heading2"/>
       </w:pPr>
       <w:r>
-        <w:t>Структура базы</w:t>
+        <w:t>Обзор системы</w:t>
+      </w:r>
+    </w:p>
+    <w:p>
+      <w:r>
+        <w:rPr>
+          <w:rFonts w:ascii="Arial" w:hAnsi="Arial" w:eastAsia="Arial" w:cs="Arial"/>
+          <w:b w:val="0"/>
+          <w:i w:val="0"/>
+        </w:rPr>
+        <w:t>Это центральная файловая база Департамента Прачара.</w:t>
       </w:r>
     </w:p>
     <w:p>
@@ -23219,173 +26199,483 @@
         <w:pStyle w:val="Heading3"/>
       </w:pPr>
       <w:r>
-        <w:t>Категории</w:t>
-      </w:r>
-    </w:p>
-    <w:p>
-      <w:pPr>
-        <w:pStyle w:val="BulletText"/>
-      </w:pPr>
-      <w:r>
-        <w:rPr>
-          <w:rFonts w:ascii="Arial" w:hAnsi="Arial" w:eastAsia="Arial" w:cs="Arial"/>
-          <w:b w:val="0"/>
-          <w:i w:val="0"/>
-        </w:rPr>
-        <w:t>• Методики</w:t>
-      </w:r>
-    </w:p>
-    <w:p>
-      <w:pPr>
-        <w:pStyle w:val="BulletText"/>
-      </w:pPr>
-      <w:r>
-        <w:rPr>
-          <w:rFonts w:ascii="Arial" w:hAnsi="Arial" w:eastAsia="Arial" w:cs="Arial"/>
-          <w:b w:val="0"/>
-          <w:i w:val="0"/>
-        </w:rPr>
-        <w:t>• Чек-листы</w:t>
-      </w:r>
-    </w:p>
-    <w:p>
-      <w:pPr>
-        <w:pStyle w:val="BulletText"/>
-      </w:pPr>
-      <w:r>
-        <w:rPr>
-          <w:rFonts w:ascii="Arial" w:hAnsi="Arial" w:eastAsia="Arial" w:cs="Arial"/>
-          <w:b w:val="0"/>
-          <w:i w:val="0"/>
-        </w:rPr>
-        <w:t>• Скрипты</w:t>
-      </w:r>
-    </w:p>
-    <w:p>
-      <w:pPr>
-        <w:pStyle w:val="BulletText"/>
-      </w:pPr>
-      <w:r>
-        <w:rPr>
-          <w:rFonts w:ascii="Arial" w:hAnsi="Arial" w:eastAsia="Arial" w:cs="Arial"/>
-          <w:b w:val="0"/>
-          <w:i w:val="0"/>
-        </w:rPr>
-        <w:t>• Шаблоны</w:t>
-      </w:r>
-    </w:p>
-    <w:p>
-      <w:pPr>
-        <w:pStyle w:val="BulletText"/>
-      </w:pPr>
-      <w:r>
-        <w:rPr>
-          <w:rFonts w:ascii="Arial" w:hAnsi="Arial" w:eastAsia="Arial" w:cs="Arial"/>
-          <w:b w:val="0"/>
-          <w:i w:val="0"/>
-        </w:rPr>
-        <w:t>• Обучение</w:t>
-      </w:r>
-    </w:p>
-    <w:p>
-      <w:pPr>
-        <w:pStyle w:val="BulletText"/>
-      </w:pPr>
-      <w:r>
-        <w:rPr>
-          <w:rFonts w:ascii="Arial" w:hAnsi="Arial" w:eastAsia="Arial" w:cs="Arial"/>
-          <w:b w:val="0"/>
-          <w:i w:val="0"/>
-        </w:rPr>
-        <w:t>• Кейсы</w:t>
-      </w:r>
-    </w:p>
-    <w:p>
-      <w:pPr>
-        <w:pStyle w:val="BulletText"/>
-      </w:pPr>
-      <w:r>
-        <w:rPr>
-          <w:rFonts w:ascii="Arial" w:hAnsi="Arial" w:eastAsia="Arial" w:cs="Arial"/>
-          <w:b w:val="0"/>
-          <w:i w:val="0"/>
-        </w:rPr>
-        <w:t>• Контент</w:t>
-      </w:r>
-    </w:p>
-    <w:p>
-      <w:pPr>
-        <w:pStyle w:val="BulletText"/>
-      </w:pPr>
-      <w:r>
-        <w:rPr>
-          <w:rFonts w:ascii="Arial" w:hAnsi="Arial" w:eastAsia="Arial" w:cs="Arial"/>
-          <w:b w:val="0"/>
-          <w:i w:val="0"/>
-        </w:rPr>
-        <w:t>• Инструменты</w:t>
-      </w:r>
-    </w:p>
-    <w:p>
-      <w:pPr>
-        <w:pStyle w:val="BulletText"/>
-      </w:pPr>
-      <w:r>
-        <w:rPr>
-          <w:rFonts w:ascii="Arial" w:hAnsi="Arial" w:eastAsia="Arial" w:cs="Arial"/>
-          <w:b w:val="0"/>
-          <w:i w:val="0"/>
-        </w:rPr>
-        <w:t>• Программы</w:t>
-      </w:r>
-    </w:p>
-    <w:p>
-      <w:pPr>
-        <w:pStyle w:val="BulletText"/>
-      </w:pPr>
-      <w:r>
-        <w:rPr>
-          <w:rFonts w:ascii="Arial" w:hAnsi="Arial" w:eastAsia="Arial" w:cs="Arial"/>
-          <w:b w:val="0"/>
-          <w:i w:val="0"/>
-        </w:rPr>
-        <w:t>• Лучшие практики</w:t>
-      </w:r>
-    </w:p>
-    <w:p>
-      <w:pPr>
-        <w:pStyle w:val="BulletText"/>
-      </w:pPr>
-      <w:r>
-        <w:rPr>
-          <w:rFonts w:ascii="Arial" w:hAnsi="Arial" w:eastAsia="Arial" w:cs="Arial"/>
-          <w:b w:val="0"/>
-          <w:i w:val="0"/>
-        </w:rPr>
-        <w:t>• FAQ</w:t>
-      </w:r>
-    </w:p>
-    <w:p>
-      <w:pPr>
-        <w:pStyle w:val="BulletText"/>
-      </w:pPr>
-      <w:r>
-        <w:rPr>
-          <w:rFonts w:ascii="Arial" w:hAnsi="Arial" w:eastAsia="Arial" w:cs="Arial"/>
-          <w:b w:val="0"/>
-          <w:i w:val="0"/>
-        </w:rPr>
-        <w:t>• Ответы на типовые вопросы</w:t>
-      </w:r>
-    </w:p>
-    <w:p>
-      <w:r>
-        <w:rPr>
-          <w:rFonts w:ascii="Arial" w:hAnsi="Arial" w:eastAsia="Arial" w:cs="Arial"/>
-          <w:b w:val="0"/>
-          <w:i w:val="0"/>
-        </w:rPr>
-        <w:t>Любой полезный материал должен находиться там, где его легко найти и применить. Если материал становится стандартом, он должен быть описан, встроен в систему, связан с задачей и доступен нужной роли.</w:t>
+        <w:t>Главная идея</w:t>
+      </w:r>
+    </w:p>
+    <w:p>
+      <w:r>
+        <w:rPr>
+          <w:rFonts w:ascii="Arial" w:hAnsi="Arial" w:eastAsia="Arial" w:cs="Arial"/>
+          <w:b/>
+          <w:i w:val="0"/>
+        </w:rPr>
+        <w:t>Прачарщик не начинает с нуля — он получает готовую систему.</w:t>
+      </w:r>
+    </w:p>
+    <w:p>
+      <w:r>
+        <w:rPr>
+          <w:rFonts w:ascii="Arial" w:hAnsi="Arial" w:eastAsia="Arial" w:cs="Arial"/>
+          <w:b w:val="0"/>
+          <w:i w:val="0"/>
+        </w:rPr>
+        <w:t>Центр создаёт, систематизирует и развивает систему Прачары.</w:t>
+      </w:r>
+    </w:p>
+    <w:p>
+      <w:r>
+        <w:rPr>
+          <w:rFonts w:ascii="Arial" w:hAnsi="Arial" w:eastAsia="Arial" w:cs="Arial"/>
+          <w:b w:val="0"/>
+          <w:i w:val="0"/>
+        </w:rPr>
+        <w:t>Секретари Прачары организуют работу в юнитах.</w:t>
+      </w:r>
+    </w:p>
+    <w:p>
+      <w:r>
+        <w:rPr>
+          <w:rFonts w:ascii="Arial" w:hAnsi="Arial" w:eastAsia="Arial" w:cs="Arial"/>
+          <w:b w:val="0"/>
+          <w:i w:val="0"/>
+        </w:rPr>
+        <w:t>Команды юнитов реализуют систему на практике.</w:t>
+      </w:r>
+    </w:p>
+    <w:p>
+      <w:r>
+        <w:rPr>
+          <w:rFonts w:ascii="Arial" w:hAnsi="Arial" w:eastAsia="Arial" w:cs="Arial"/>
+          <w:b w:val="0"/>
+          <w:i w:val="0"/>
+        </w:rPr>
+        <w:t>Опыт из юнитов возвращается в Центр и помогает улучшать систему.</w:t>
+      </w:r>
+    </w:p>
+    <w:p>
+      <w:pPr>
+        <w:pStyle w:val="Heading3"/>
+      </w:pPr>
+      <w:r>
+        <w:t>Архитектура</w:t>
+      </w:r>
+    </w:p>
+    <w:p>
+      <w:r>
+        <w:rPr>
+          <w:rFonts w:ascii="Arial" w:hAnsi="Arial" w:eastAsia="Arial" w:cs="Arial"/>
+          <w:b/>
+          <w:i w:val="0"/>
+        </w:rPr>
+        <w:t>ЦЕНТР → СЕКРЕТАРИ → КОМАНДЫ → ЛЮДИ</w:t>
+      </w:r>
+    </w:p>
+    <w:p>
+      <w:r>
+        <w:rPr>
+          <w:rFonts w:ascii="Arial" w:hAnsi="Arial" w:eastAsia="Arial" w:cs="Arial"/>
+          <w:b w:val="0"/>
+          <w:i w:val="0"/>
+        </w:rPr>
+        <w:t>Обратная связь:</w:t>
+      </w:r>
+    </w:p>
+    <w:p>
+      <w:r>
+        <w:rPr>
+          <w:rFonts w:ascii="Arial" w:hAnsi="Arial" w:eastAsia="Arial" w:cs="Arial"/>
+          <w:b/>
+          <w:i w:val="0"/>
+        </w:rPr>
+        <w:t>ОПЫТ И ОБРАТНАЯ СВЯЗЬ → СЕКРЕТАРИ → ЦЕНТР</w:t>
+      </w:r>
+    </w:p>
+    <w:p>
+      <w:pPr>
+        <w:pStyle w:val="Heading3"/>
+      </w:pPr>
+      <w:r>
+        <w:t>Основные разделы</w:t>
+      </w:r>
+    </w:p>
+    <w:p>
+      <w:pPr>
+        <w:pStyle w:val="BulletText"/>
+      </w:pPr>
+      <w:r>
+        <w:rPr>
+          <w:rFonts w:ascii="Arial" w:hAnsi="Arial" w:eastAsia="Arial" w:cs="Arial"/>
+          <w:b w:val="0"/>
+          <w:i w:val="0"/>
+        </w:rPr>
+        <w:t>1. Архитектура</w:t>
+      </w:r>
+    </w:p>
+    <w:p>
+      <w:pPr>
+        <w:pStyle w:val="BulletText"/>
+      </w:pPr>
+      <w:r>
+        <w:rPr>
+          <w:rFonts w:ascii="Arial" w:hAnsi="Arial" w:eastAsia="Arial" w:cs="Arial"/>
+          <w:b w:val="0"/>
+          <w:i w:val="0"/>
+        </w:rPr>
+        <w:t>2. Центр Прачары</w:t>
+      </w:r>
+    </w:p>
+    <w:p>
+      <w:pPr>
+        <w:pStyle w:val="BulletText"/>
+      </w:pPr>
+      <w:r>
+        <w:rPr>
+          <w:rFonts w:ascii="Arial" w:hAnsi="Arial" w:eastAsia="Arial" w:cs="Arial"/>
+          <w:b w:val="0"/>
+          <w:i w:val="0"/>
+        </w:rPr>
+        <w:t>3. Юнит</w:t>
+      </w:r>
+    </w:p>
+    <w:p>
+      <w:pPr>
+        <w:pStyle w:val="BulletText"/>
+      </w:pPr>
+      <w:r>
+        <w:rPr>
+          <w:rFonts w:ascii="Arial" w:hAnsi="Arial" w:eastAsia="Arial" w:cs="Arial"/>
+          <w:b w:val="0"/>
+          <w:i w:val="0"/>
+        </w:rPr>
+        <w:t>4. Роли</w:t>
+      </w:r>
+    </w:p>
+    <w:p>
+      <w:pPr>
+        <w:pStyle w:val="BulletText"/>
+      </w:pPr>
+      <w:r>
+        <w:rPr>
+          <w:rFonts w:ascii="Arial" w:hAnsi="Arial" w:eastAsia="Arial" w:cs="Arial"/>
+          <w:b w:val="0"/>
+          <w:i w:val="0"/>
+        </w:rPr>
+        <w:t>5. Привлечение</w:t>
+      </w:r>
+    </w:p>
+    <w:p>
+      <w:pPr>
+        <w:pStyle w:val="BulletText"/>
+      </w:pPr>
+      <w:r>
+        <w:rPr>
+          <w:rFonts w:ascii="Arial" w:hAnsi="Arial" w:eastAsia="Arial" w:cs="Arial"/>
+          <w:b w:val="0"/>
+          <w:i w:val="0"/>
+        </w:rPr>
+        <w:t>6. Первый опыт</w:t>
+      </w:r>
+    </w:p>
+    <w:p>
+      <w:pPr>
+        <w:pStyle w:val="BulletText"/>
+      </w:pPr>
+      <w:r>
+        <w:rPr>
+          <w:rFonts w:ascii="Arial" w:hAnsi="Arial" w:eastAsia="Arial" w:cs="Arial"/>
+          <w:b w:val="0"/>
+          <w:i w:val="0"/>
+        </w:rPr>
+        <w:t>7. Забота</w:t>
+      </w:r>
+    </w:p>
+    <w:p>
+      <w:pPr>
+        <w:pStyle w:val="BulletText"/>
+      </w:pPr>
+      <w:r>
+        <w:rPr>
+          <w:rFonts w:ascii="Arial" w:hAnsi="Arial" w:eastAsia="Arial" w:cs="Arial"/>
+          <w:b w:val="0"/>
+          <w:i w:val="0"/>
+        </w:rPr>
+        <w:t>8. Программы</w:t>
+      </w:r>
+    </w:p>
+    <w:p>
+      <w:pPr>
+        <w:pStyle w:val="BulletText"/>
+      </w:pPr>
+      <w:r>
+        <w:rPr>
+          <w:rFonts w:ascii="Arial" w:hAnsi="Arial" w:eastAsia="Arial" w:cs="Arial"/>
+          <w:b w:val="0"/>
+          <w:i w:val="0"/>
+        </w:rPr>
+        <w:t>9. Обучение прачарщиков</w:t>
+      </w:r>
+    </w:p>
+    <w:p>
+      <w:pPr>
+        <w:pStyle w:val="BulletText"/>
+      </w:pPr>
+      <w:r>
+        <w:rPr>
+          <w:rFonts w:ascii="Arial" w:hAnsi="Arial" w:eastAsia="Arial" w:cs="Arial"/>
+          <w:b w:val="0"/>
+          <w:i w:val="0"/>
+        </w:rPr>
+        <w:t>10. Метрики</w:t>
+      </w:r>
+    </w:p>
+    <w:p>
+      <w:pPr>
+        <w:pStyle w:val="BulletText"/>
+      </w:pPr>
+      <w:r>
+        <w:rPr>
+          <w:rFonts w:ascii="Arial" w:hAnsi="Arial" w:eastAsia="Arial" w:cs="Arial"/>
+          <w:b w:val="0"/>
+          <w:i w:val="0"/>
+        </w:rPr>
+        <w:t>11. База знаний</w:t>
+      </w:r>
+    </w:p>
+    <w:p>
+      <w:pPr>
+        <w:pStyle w:val="BulletText"/>
+      </w:pPr>
+      <w:r>
+        <w:rPr>
+          <w:rFonts w:ascii="Arial" w:hAnsi="Arial" w:eastAsia="Arial" w:cs="Arial"/>
+          <w:b w:val="0"/>
+          <w:i w:val="0"/>
+        </w:rPr>
+        <w:t>12. Источники</w:t>
+      </w:r>
+    </w:p>
+    <w:p>
+      <w:pPr>
+        <w:pStyle w:val="BulletText"/>
+      </w:pPr>
+      <w:r>
+        <w:rPr>
+          <w:rFonts w:ascii="Arial" w:hAnsi="Arial" w:eastAsia="Arial" w:cs="Arial"/>
+          <w:b w:val="0"/>
+          <w:i w:val="0"/>
+        </w:rPr>
+        <w:t>13. Разработка системы</w:t>
+      </w:r>
+    </w:p>
+    <w:p>
+      <w:pPr>
+        <w:pStyle w:val="Heading3"/>
+      </w:pPr>
+      <w:r>
+        <w:t>Три блока работы юнита</w:t>
+      </w:r>
+    </w:p>
+    <w:p>
+      <w:pPr>
+        <w:pStyle w:val="Heading4"/>
+      </w:pPr>
+      <w:r>
+        <w:t>1. Привлечение</w:t>
+      </w:r>
+    </w:p>
+    <w:p>
+      <w:r>
+        <w:rPr>
+          <w:rFonts w:ascii="Arial" w:hAnsi="Arial" w:eastAsia="Arial" w:cs="Arial"/>
+          <w:b w:val="0"/>
+          <w:i w:val="0"/>
+        </w:rPr>
+        <w:t>Человек узнаёт о сообществе, заинтересовывается и выходит на контакт.</w:t>
+      </w:r>
+    </w:p>
+    <w:p>
+      <w:pPr>
+        <w:pStyle w:val="Heading4"/>
+      </w:pPr>
+      <w:r>
+        <w:t>2. Первый опыт</w:t>
+      </w:r>
+    </w:p>
+    <w:p>
+      <w:r>
+        <w:rPr>
+          <w:rFonts w:ascii="Arial" w:hAnsi="Arial" w:eastAsia="Arial" w:cs="Arial"/>
+          <w:b w:val="0"/>
+          <w:i w:val="0"/>
+        </w:rPr>
+        <w:t>Человек приходит, получает хороший опыт практики и общения, понимает, что ему могут предложить дальше.</w:t>
+      </w:r>
+    </w:p>
+    <w:p>
+      <w:pPr>
+        <w:pStyle w:val="Heading4"/>
+      </w:pPr>
+      <w:r>
+        <w:t>3. Забота и ведение</w:t>
+      </w:r>
+    </w:p>
+    <w:p>
+      <w:r>
+        <w:rPr>
+          <w:rFonts w:ascii="Arial" w:hAnsi="Arial" w:eastAsia="Arial" w:cs="Arial"/>
+          <w:b w:val="0"/>
+          <w:i w:val="0"/>
+        </w:rPr>
+        <w:t>Человек остаётся в контакте, начинает практиковать, углубляется, движется к инициации и включению в сообщество.</w:t>
+      </w:r>
+    </w:p>
+    <w:p>
+      <w:pPr>
+        <w:pStyle w:val="Heading3"/>
+      </w:pPr>
+      <w:r>
+        <w:t>Как работать с этой базой</w:t>
+      </w:r>
+    </w:p>
+    <w:p>
+      <w:pPr>
+        <w:pStyle w:val="BulletText"/>
+      </w:pPr>
+      <w:r>
+        <w:rPr>
+          <w:rFonts w:ascii="Arial" w:hAnsi="Arial" w:eastAsia="Arial" w:cs="Arial"/>
+          <w:b w:val="0"/>
+          <w:i w:val="0"/>
+        </w:rPr>
+        <w:t>• Все ключевые знания хранятся в Markdown-файлах.</w:t>
+      </w:r>
+    </w:p>
+    <w:p>
+      <w:pPr>
+        <w:pStyle w:val="BulletText"/>
+      </w:pPr>
+      <w:r>
+        <w:rPr>
+          <w:rFonts w:ascii="Arial" w:hAnsi="Arial" w:eastAsia="Arial" w:cs="Arial"/>
+          <w:b w:val="0"/>
+          <w:i w:val="0"/>
+        </w:rPr>
+        <w:t>• Не создавать дублирующие системы без необходимости.</w:t>
+      </w:r>
+    </w:p>
+    <w:p>
+      <w:pPr>
+        <w:pStyle w:val="BulletText"/>
+      </w:pPr>
+      <w:r>
+        <w:rPr>
+          <w:rFonts w:ascii="Arial" w:hAnsi="Arial" w:eastAsia="Arial" w:cs="Arial"/>
+          <w:b w:val="0"/>
+          <w:i w:val="0"/>
+        </w:rPr>
+        <w:t>• Любое новое решение сначала встраивать в существующую архитектуру.</w:t>
+      </w:r>
+    </w:p>
+    <w:p>
+      <w:pPr>
+        <w:pStyle w:val="BulletText"/>
+      </w:pPr>
+      <w:r>
+        <w:rPr>
+          <w:rFonts w:ascii="Arial" w:hAnsi="Arial" w:eastAsia="Arial" w:cs="Arial"/>
+          <w:b w:val="0"/>
+          <w:i w:val="0"/>
+        </w:rPr>
+        <w:t xml:space="preserve">• При значимых изменениях обновлять </w:t>
+      </w:r>
+      <w:r>
+        <w:rPr>
+          <w:rFonts w:ascii="Consolas" w:hAnsi="Consolas" w:eastAsia="Consolas" w:cs="Consolas"/>
+          <w:color w:val="333333"/>
+          <w:sz w:val="18"/>
+        </w:rPr>
+        <w:t>CHANGELOG.md</w:t>
+      </w:r>
+      <w:r>
+        <w:rPr>
+          <w:rFonts w:ascii="Arial" w:hAnsi="Arial" w:eastAsia="Arial" w:cs="Arial"/>
+          <w:b w:val="0"/>
+          <w:i w:val="0"/>
+        </w:rPr>
+        <w:t>.</w:t>
+      </w:r>
+    </w:p>
+    <w:p>
+      <w:pPr>
+        <w:pStyle w:val="BulletText"/>
+      </w:pPr>
+      <w:r>
+        <w:rPr>
+          <w:rFonts w:ascii="Arial" w:hAnsi="Arial" w:eastAsia="Arial" w:cs="Arial"/>
+          <w:b w:val="0"/>
+          <w:i w:val="0"/>
+        </w:rPr>
+        <w:t>• Перед массовым изменением проверять связанные документы.</w:t>
+      </w:r>
+    </w:p>
+    <w:p>
+      <w:pPr>
+        <w:pStyle w:val="BulletText"/>
+      </w:pPr>
+      <w:r>
+        <w:rPr>
+          <w:rFonts w:ascii="Arial" w:hAnsi="Arial" w:eastAsia="Arial" w:cs="Arial"/>
+          <w:b w:val="0"/>
+          <w:i w:val="0"/>
+        </w:rPr>
+        <w:t>• Если изменение затрагивает несколько разделов — обновлять их согласованно.</w:t>
+      </w:r>
+    </w:p>
+    <w:p>
+      <w:pPr>
+        <w:pStyle w:val="BulletText"/>
+      </w:pPr>
+      <w:r>
+        <w:rPr>
+          <w:rFonts w:ascii="Arial" w:hAnsi="Arial" w:eastAsia="Arial" w:cs="Arial"/>
+          <w:b w:val="0"/>
+          <w:i w:val="0"/>
+        </w:rPr>
+        <w:t xml:space="preserve">• </w:t>
+      </w:r>
+      <w:r>
+        <w:rPr>
+          <w:rFonts w:ascii="Consolas" w:hAnsi="Consolas" w:eastAsia="Consolas" w:cs="Consolas"/>
+          <w:color w:val="333333"/>
+          <w:sz w:val="18"/>
+        </w:rPr>
+        <w:t>README.md</w:t>
+      </w:r>
+      <w:r>
+        <w:rPr>
+          <w:rFonts w:ascii="Arial" w:hAnsi="Arial" w:eastAsia="Arial" w:cs="Arial"/>
+          <w:b w:val="0"/>
+          <w:i w:val="0"/>
+        </w:rPr>
+        <w:t xml:space="preserve"> должен всегда отражать актуальную общую структуру.</w:t>
+      </w:r>
+    </w:p>
+    <w:p>
+      <w:pPr>
+        <w:pStyle w:val="Heading3"/>
+      </w:pPr>
+      <w:r>
+        <w:t>Статус версии</w:t>
+      </w:r>
+    </w:p>
+    <w:p>
+      <w:r>
+        <w:rPr>
+          <w:rFonts w:ascii="Arial" w:hAnsi="Arial" w:eastAsia="Arial" w:cs="Arial"/>
+          <w:b w:val="0"/>
+          <w:i w:val="0"/>
+        </w:rPr>
+        <w:t>Версия 1.0 — первая собранная рабочая база на основе текущих наработок. Она не считается завершённой. Часть разделов описана как рабочая версия и будет уточняться по мере практики в юнитах.</w:t>
       </w:r>
     </w:p>
     <w:p>
@@ -23408,17 +26698,7 @@
         <w:pStyle w:val="Heading2"/>
       </w:pPr>
       <w:r>
-        <w:t>Источники</w:t>
-      </w:r>
-    </w:p>
-    <w:p>
-      <w:r>
-        <w:rPr>
-          <w:rFonts w:ascii="Arial" w:hAnsi="Arial" w:eastAsia="Arial" w:cs="Arial"/>
-          <w:b w:val="0"/>
-          <w:i w:val="0"/>
-        </w:rPr>
-        <w:t>Раздел для внешних материалов, используемых при развитии системы Прачары.</w:t>
+        <w:t>Структура базы</w:t>
       </w:r>
     </w:p>
     <w:p>
@@ -23426,179 +26706,173 @@
         <w:pStyle w:val="Heading3"/>
       </w:pPr>
       <w:r>
-        <w:t>Сюда добавлять</w:t>
-      </w:r>
-    </w:p>
-    <w:p>
-      <w:r>
-        <w:rPr>
-          <w:rFonts w:ascii="Arial" w:hAnsi="Arial" w:eastAsia="Arial" w:cs="Arial"/>
-          <w:b w:val="0"/>
-          <w:i w:val="0"/>
-        </w:rPr>
-        <w:t>Выгрузки с сайтов, официальные документы, архивы, методические материалы, тексты, ссылки и конспекты, материалы учителей, примеры из других регионов.</w:t>
-      </w:r>
-    </w:p>
-    <w:p>
-      <w:pPr>
-        <w:pStyle w:val="Heading3"/>
-      </w:pPr>
-      <w:r>
-        <w:t>Правило</w:t>
-      </w:r>
-    </w:p>
-    <w:p>
-      <w:r>
-        <w:rPr>
-          <w:rFonts w:ascii="Arial" w:hAnsi="Arial" w:eastAsia="Arial" w:cs="Arial"/>
-          <w:b w:val="0"/>
-          <w:i w:val="0"/>
-        </w:rPr>
-        <w:t>Внешний источник не становится автоматически частью принятой системы.</w:t>
-      </w:r>
-    </w:p>
-    <w:p>
-      <w:r>
-        <w:rPr>
-          <w:rFonts w:ascii="Arial" w:hAnsi="Arial" w:eastAsia="Arial" w:cs="Arial"/>
-          <w:b w:val="0"/>
-          <w:i w:val="0"/>
-        </w:rPr>
-        <w:t>Сначала: сохранить → понять → сравнить → выделить полезное → решить, что интегрировать → зафиксировать изменение.</w:t>
-      </w:r>
-    </w:p>
-    <w:p>
-      <w:pPr>
-        <w:pStyle w:val="Heading3"/>
-      </w:pPr>
-      <w:r>
-        <w:t>Для будущей выгрузки сайта</w:t>
-      </w:r>
-    </w:p>
-    <w:p>
-      <w:r>
-        <w:rPr>
-          <w:rFonts w:ascii="Consolas" w:hAnsi="Consolas" w:eastAsia="Consolas" w:cs="Consolas"/>
-          <w:color w:val="333333"/>
-          <w:sz w:val="18"/>
-        </w:rPr>
-        <w:t>12_Источники/Сайт_название/</w:t>
-      </w:r>
-    </w:p>
-    <w:p>
-      <w:pPr>
-        <w:pStyle w:val="BulletText"/>
-      </w:pPr>
-      <w:r>
-        <w:rPr>
-          <w:rFonts w:ascii="Arial" w:hAnsi="Arial" w:eastAsia="Arial" w:cs="Arial"/>
-          <w:b w:val="0"/>
-          <w:i w:val="0"/>
-        </w:rPr>
-        <w:t xml:space="preserve">• </w:t>
-      </w:r>
-      <w:r>
-        <w:rPr>
-          <w:rFonts w:ascii="Consolas" w:hAnsi="Consolas" w:eastAsia="Consolas" w:cs="Consolas"/>
-          <w:color w:val="333333"/>
-          <w:sz w:val="18"/>
-        </w:rPr>
-        <w:t>raw/</w:t>
-      </w:r>
-      <w:r>
-        <w:rPr>
-          <w:rFonts w:ascii="Arial" w:hAnsi="Arial" w:eastAsia="Arial" w:cs="Arial"/>
-          <w:b w:val="0"/>
-          <w:i w:val="0"/>
-        </w:rPr>
-        <w:t xml:space="preserve"> — исходные материалы;</w:t>
-      </w:r>
-    </w:p>
-    <w:p>
-      <w:pPr>
-        <w:pStyle w:val="BulletText"/>
-      </w:pPr>
-      <w:r>
-        <w:rPr>
-          <w:rFonts w:ascii="Arial" w:hAnsi="Arial" w:eastAsia="Arial" w:cs="Arial"/>
-          <w:b w:val="0"/>
-          <w:i w:val="0"/>
-        </w:rPr>
-        <w:t xml:space="preserve">• </w:t>
-      </w:r>
-      <w:r>
-        <w:rPr>
-          <w:rFonts w:ascii="Consolas" w:hAnsi="Consolas" w:eastAsia="Consolas" w:cs="Consolas"/>
-          <w:color w:val="333333"/>
-          <w:sz w:val="18"/>
-        </w:rPr>
-        <w:t>processed/</w:t>
-      </w:r>
-      <w:r>
-        <w:rPr>
-          <w:rFonts w:ascii="Arial" w:hAnsi="Arial" w:eastAsia="Arial" w:cs="Arial"/>
-          <w:b w:val="0"/>
-          <w:i w:val="0"/>
-        </w:rPr>
-        <w:t xml:space="preserve"> — очищенные материалы;</w:t>
-      </w:r>
-    </w:p>
-    <w:p>
-      <w:pPr>
-        <w:pStyle w:val="BulletText"/>
-      </w:pPr>
-      <w:r>
-        <w:rPr>
-          <w:rFonts w:ascii="Arial" w:hAnsi="Arial" w:eastAsia="Arial" w:cs="Arial"/>
-          <w:b w:val="0"/>
-          <w:i w:val="0"/>
-        </w:rPr>
-        <w:t xml:space="preserve">• </w:t>
-      </w:r>
-      <w:r>
-        <w:rPr>
-          <w:rFonts w:ascii="Consolas" w:hAnsi="Consolas" w:eastAsia="Consolas" w:cs="Consolas"/>
-          <w:color w:val="333333"/>
-          <w:sz w:val="18"/>
-        </w:rPr>
-        <w:t>summary.md</w:t>
-      </w:r>
-      <w:r>
-        <w:rPr>
-          <w:rFonts w:ascii="Arial" w:hAnsi="Arial" w:eastAsia="Arial" w:cs="Arial"/>
-          <w:b w:val="0"/>
-          <w:i w:val="0"/>
-        </w:rPr>
-        <w:t xml:space="preserve"> — краткое содержание;</w:t>
-      </w:r>
-    </w:p>
-    <w:p>
-      <w:pPr>
-        <w:pStyle w:val="BulletText"/>
-      </w:pPr>
-      <w:r>
-        <w:rPr>
-          <w:rFonts w:ascii="Arial" w:hAnsi="Arial" w:eastAsia="Arial" w:cs="Arial"/>
-          <w:b w:val="0"/>
-          <w:i w:val="0"/>
-        </w:rPr>
-        <w:t xml:space="preserve">• </w:t>
-      </w:r>
-      <w:r>
-        <w:rPr>
-          <w:rFonts w:ascii="Consolas" w:hAnsi="Consolas" w:eastAsia="Consolas" w:cs="Consolas"/>
-          <w:color w:val="333333"/>
-          <w:sz w:val="18"/>
-        </w:rPr>
-        <w:t>integration_notes.md</w:t>
-      </w:r>
-      <w:r>
-        <w:rPr>
-          <w:rFonts w:ascii="Arial" w:hAnsi="Arial" w:eastAsia="Arial" w:cs="Arial"/>
-          <w:b w:val="0"/>
-          <w:i w:val="0"/>
-        </w:rPr>
-        <w:t xml:space="preserve"> — что стоит встроить.</w:t>
+        <w:t>Категории</w:t>
+      </w:r>
+    </w:p>
+    <w:p>
+      <w:pPr>
+        <w:pStyle w:val="BulletText"/>
+      </w:pPr>
+      <w:r>
+        <w:rPr>
+          <w:rFonts w:ascii="Arial" w:hAnsi="Arial" w:eastAsia="Arial" w:cs="Arial"/>
+          <w:b w:val="0"/>
+          <w:i w:val="0"/>
+        </w:rPr>
+        <w:t>• Методики</w:t>
+      </w:r>
+    </w:p>
+    <w:p>
+      <w:pPr>
+        <w:pStyle w:val="BulletText"/>
+      </w:pPr>
+      <w:r>
+        <w:rPr>
+          <w:rFonts w:ascii="Arial" w:hAnsi="Arial" w:eastAsia="Arial" w:cs="Arial"/>
+          <w:b w:val="0"/>
+          <w:i w:val="0"/>
+        </w:rPr>
+        <w:t>• Чек-листы</w:t>
+      </w:r>
+    </w:p>
+    <w:p>
+      <w:pPr>
+        <w:pStyle w:val="BulletText"/>
+      </w:pPr>
+      <w:r>
+        <w:rPr>
+          <w:rFonts w:ascii="Arial" w:hAnsi="Arial" w:eastAsia="Arial" w:cs="Arial"/>
+          <w:b w:val="0"/>
+          <w:i w:val="0"/>
+        </w:rPr>
+        <w:t>• Скрипты</w:t>
+      </w:r>
+    </w:p>
+    <w:p>
+      <w:pPr>
+        <w:pStyle w:val="BulletText"/>
+      </w:pPr>
+      <w:r>
+        <w:rPr>
+          <w:rFonts w:ascii="Arial" w:hAnsi="Arial" w:eastAsia="Arial" w:cs="Arial"/>
+          <w:b w:val="0"/>
+          <w:i w:val="0"/>
+        </w:rPr>
+        <w:t>• Шаблоны</w:t>
+      </w:r>
+    </w:p>
+    <w:p>
+      <w:pPr>
+        <w:pStyle w:val="BulletText"/>
+      </w:pPr>
+      <w:r>
+        <w:rPr>
+          <w:rFonts w:ascii="Arial" w:hAnsi="Arial" w:eastAsia="Arial" w:cs="Arial"/>
+          <w:b w:val="0"/>
+          <w:i w:val="0"/>
+        </w:rPr>
+        <w:t>• Обучение</w:t>
+      </w:r>
+    </w:p>
+    <w:p>
+      <w:pPr>
+        <w:pStyle w:val="BulletText"/>
+      </w:pPr>
+      <w:r>
+        <w:rPr>
+          <w:rFonts w:ascii="Arial" w:hAnsi="Arial" w:eastAsia="Arial" w:cs="Arial"/>
+          <w:b w:val="0"/>
+          <w:i w:val="0"/>
+        </w:rPr>
+        <w:t>• Кейсы</w:t>
+      </w:r>
+    </w:p>
+    <w:p>
+      <w:pPr>
+        <w:pStyle w:val="BulletText"/>
+      </w:pPr>
+      <w:r>
+        <w:rPr>
+          <w:rFonts w:ascii="Arial" w:hAnsi="Arial" w:eastAsia="Arial" w:cs="Arial"/>
+          <w:b w:val="0"/>
+          <w:i w:val="0"/>
+        </w:rPr>
+        <w:t>• Контент</w:t>
+      </w:r>
+    </w:p>
+    <w:p>
+      <w:pPr>
+        <w:pStyle w:val="BulletText"/>
+      </w:pPr>
+      <w:r>
+        <w:rPr>
+          <w:rFonts w:ascii="Arial" w:hAnsi="Arial" w:eastAsia="Arial" w:cs="Arial"/>
+          <w:b w:val="0"/>
+          <w:i w:val="0"/>
+        </w:rPr>
+        <w:t>• Инструменты</w:t>
+      </w:r>
+    </w:p>
+    <w:p>
+      <w:pPr>
+        <w:pStyle w:val="BulletText"/>
+      </w:pPr>
+      <w:r>
+        <w:rPr>
+          <w:rFonts w:ascii="Arial" w:hAnsi="Arial" w:eastAsia="Arial" w:cs="Arial"/>
+          <w:b w:val="0"/>
+          <w:i w:val="0"/>
+        </w:rPr>
+        <w:t>• Программы</w:t>
+      </w:r>
+    </w:p>
+    <w:p>
+      <w:pPr>
+        <w:pStyle w:val="BulletText"/>
+      </w:pPr>
+      <w:r>
+        <w:rPr>
+          <w:rFonts w:ascii="Arial" w:hAnsi="Arial" w:eastAsia="Arial" w:cs="Arial"/>
+          <w:b w:val="0"/>
+          <w:i w:val="0"/>
+        </w:rPr>
+        <w:t>• Лучшие практики</w:t>
+      </w:r>
+    </w:p>
+    <w:p>
+      <w:pPr>
+        <w:pStyle w:val="BulletText"/>
+      </w:pPr>
+      <w:r>
+        <w:rPr>
+          <w:rFonts w:ascii="Arial" w:hAnsi="Arial" w:eastAsia="Arial" w:cs="Arial"/>
+          <w:b w:val="0"/>
+          <w:i w:val="0"/>
+        </w:rPr>
+        <w:t>• FAQ</w:t>
+      </w:r>
+    </w:p>
+    <w:p>
+      <w:pPr>
+        <w:pStyle w:val="BulletText"/>
+      </w:pPr>
+      <w:r>
+        <w:rPr>
+          <w:rFonts w:ascii="Arial" w:hAnsi="Arial" w:eastAsia="Arial" w:cs="Arial"/>
+          <w:b w:val="0"/>
+          <w:i w:val="0"/>
+        </w:rPr>
+        <w:t>• Ответы на типовые вопросы</w:t>
+      </w:r>
+    </w:p>
+    <w:p>
+      <w:r>
+        <w:rPr>
+          <w:rFonts w:ascii="Arial" w:hAnsi="Arial" w:eastAsia="Arial" w:cs="Arial"/>
+          <w:b w:val="0"/>
+          <w:i w:val="0"/>
+        </w:rPr>
+        <w:t>Любой полезный материал должен находиться там, где его легко найти и применить. Если материал становится стандартом, он должен быть описан, встроен в систему, связан с задачей и доступен нужной роли.</w:t>
       </w:r>
     </w:p>
     <w:p>
@@ -23621,7 +26895,17 @@
         <w:pStyle w:val="Heading2"/>
       </w:pPr>
       <w:r>
-        <w:t>Бэклог</w:t>
+        <w:t>Источники</w:t>
+      </w:r>
+    </w:p>
+    <w:p>
+      <w:r>
+        <w:rPr>
+          <w:rFonts w:ascii="Arial" w:hAnsi="Arial" w:eastAsia="Arial" w:cs="Arial"/>
+          <w:b w:val="0"/>
+          <w:i w:val="0"/>
+        </w:rPr>
+        <w:t>Раздел для внешних материалов, используемых при развитии системы Прачары.</w:t>
       </w:r>
     </w:p>
     <w:p>
@@ -23629,17 +26913,17 @@
         <w:pStyle w:val="Heading3"/>
       </w:pPr>
       <w:r>
-        <w:t>Статусы</w:t>
-      </w:r>
-    </w:p>
-    <w:p>
-      <w:r>
-        <w:rPr>
-          <w:rFonts w:ascii="Arial" w:hAnsi="Arial" w:eastAsia="Arial" w:cs="Arial"/>
-          <w:b w:val="0"/>
-          <w:i w:val="0"/>
-        </w:rPr>
-        <w:t>Идея → Нужно разработать → В разработке → Готово → Внедрено → Получена обратная связь → Обновлено</w:t>
+        <w:t>Сюда добавлять</w:t>
+      </w:r>
+    </w:p>
+    <w:p>
+      <w:r>
+        <w:rPr>
+          <w:rFonts w:ascii="Arial" w:hAnsi="Arial" w:eastAsia="Arial" w:cs="Arial"/>
+          <w:b w:val="0"/>
+          <w:i w:val="0"/>
+        </w:rPr>
+        <w:t>Выгрузки с сайтов, официальные документы, архивы, методические материалы, тексты, ссылки и конспекты, материалы учителей, примеры из других регионов.</w:t>
       </w:r>
     </w:p>
     <w:p>
@@ -23647,185 +26931,161 @@
         <w:pStyle w:val="Heading3"/>
       </w:pPr>
       <w:r>
-        <w:t>Ближайшие направления</w:t>
-      </w:r>
-    </w:p>
-    <w:p>
-      <w:pPr>
-        <w:pStyle w:val="Heading4"/>
-      </w:pPr>
-      <w:r>
-        <w:t>Карта задач юнита</w:t>
-      </w:r>
-    </w:p>
-    <w:p>
-      <w:r>
-        <w:rPr>
-          <w:rFonts w:ascii="Arial" w:hAnsi="Arial" w:eastAsia="Arial" w:cs="Arial"/>
-          <w:b w:val="0"/>
-          <w:i w:val="0"/>
-        </w:rPr>
-        <w:t>Уточнить полный список, обязательный минимум, убрать лишнее и добавить недостающее.</w:t>
-      </w:r>
-    </w:p>
-    <w:p>
-      <w:pPr>
-        <w:pStyle w:val="Heading4"/>
-      </w:pPr>
-      <w:r>
-        <w:t>Роли</w:t>
-      </w:r>
-    </w:p>
-    <w:p>
-      <w:r>
-        <w:rPr>
-          <w:rFonts w:ascii="Arial" w:hAnsi="Arial" w:eastAsia="Arial" w:cs="Arial"/>
-          <w:b w:val="0"/>
-          <w:i w:val="0"/>
-        </w:rPr>
-        <w:t>Вывести роли из карты задач, описать по единому шаблону, определить минимальный результат.</w:t>
-      </w:r>
-    </w:p>
-    <w:p>
-      <w:pPr>
-        <w:pStyle w:val="Heading4"/>
-      </w:pPr>
-      <w:r>
-        <w:t>Программы</w:t>
-      </w:r>
-    </w:p>
-    <w:p>
-      <w:r>
-        <w:rPr>
-          <w:rFonts w:ascii="Arial" w:hAnsi="Arial" w:eastAsia="Arial" w:cs="Arial"/>
-          <w:b w:val="0"/>
-          <w:i w:val="0"/>
-        </w:rPr>
-        <w:t>Оформить каждую программу отдельной карточкой, определить частоту, сценарий и следующий шаг.</w:t>
-      </w:r>
-    </w:p>
-    <w:p>
-      <w:pPr>
-        <w:pStyle w:val="Heading4"/>
-      </w:pPr>
-      <w:r>
-        <w:t>Забота</w:t>
-      </w:r>
-    </w:p>
-    <w:p>
-      <w:r>
-        <w:rPr>
-          <w:rFonts w:ascii="Arial" w:hAnsi="Arial" w:eastAsia="Arial" w:cs="Arial"/>
-          <w:b w:val="0"/>
-          <w:i w:val="0"/>
-        </w:rPr>
-        <w:t>Сделать готовые скрипты, типовые сценарии, этапы до инициации.</w:t>
-      </w:r>
-    </w:p>
-    <w:p>
-      <w:pPr>
-        <w:pStyle w:val="Heading4"/>
-      </w:pPr>
-      <w:r>
-        <w:t>Инфраструктура</w:t>
-      </w:r>
-    </w:p>
-    <w:p>
-      <w:r>
-        <w:rPr>
-          <w:rFonts w:ascii="Arial" w:hAnsi="Arial" w:eastAsia="Arial" w:cs="Arial"/>
-          <w:b w:val="0"/>
-          <w:i w:val="0"/>
-        </w:rPr>
-        <w:t>Определить обязательный минимум и рекомендуемое.</w:t>
-      </w:r>
-    </w:p>
-    <w:p>
-      <w:pPr>
-        <w:pStyle w:val="Heading4"/>
-      </w:pPr>
-      <w:r>
-        <w:t>Метрики</w:t>
-      </w:r>
-    </w:p>
-    <w:p>
-      <w:r>
-        <w:rPr>
-          <w:rFonts w:ascii="Arial" w:hAnsi="Arial" w:eastAsia="Arial" w:cs="Arial"/>
-          <w:b w:val="0"/>
-          <w:i w:val="0"/>
-        </w:rPr>
-        <w:t>Утвердить минимальный набор, создать таблицу учёта, определить отчётность.</w:t>
-      </w:r>
-    </w:p>
-    <w:p>
-      <w:pPr>
-        <w:pStyle w:val="Heading4"/>
-      </w:pPr>
-      <w:r>
-        <w:t>Обучение</w:t>
-      </w:r>
-    </w:p>
-    <w:p>
-      <w:r>
-        <w:rPr>
-          <w:rFonts w:ascii="Arial" w:hAnsi="Arial" w:eastAsia="Arial" w:cs="Arial"/>
-          <w:b w:val="0"/>
-          <w:i w:val="0"/>
-        </w:rPr>
-        <w:t>Создать вводный курс, инструкции по ролям и короткие практические уроки.</w:t>
-      </w:r>
-    </w:p>
-    <w:p>
-      <w:pPr>
-        <w:pStyle w:val="Heading4"/>
-      </w:pPr>
-      <w:r>
-        <w:t>Контент</w:t>
-      </w:r>
-    </w:p>
-    <w:p>
-      <w:r>
-        <w:rPr>
-          <w:rFonts w:ascii="Arial" w:hAnsi="Arial" w:eastAsia="Arial" w:cs="Arial"/>
-          <w:b w:val="0"/>
-          <w:i w:val="0"/>
-        </w:rPr>
-        <w:t>Создать систему контента, шаблоны, стандарты упаковки, инструкцию для контент-мейкера.</w:t>
-      </w:r>
-    </w:p>
-    <w:p>
-      <w:pPr>
-        <w:pStyle w:val="Heading4"/>
-      </w:pPr>
-      <w:r>
-        <w:t>Источники</w:t>
-      </w:r>
-    </w:p>
-    <w:p>
-      <w:r>
-        <w:rPr>
-          <w:rFonts w:ascii="Arial" w:hAnsi="Arial" w:eastAsia="Arial" w:cs="Arial"/>
-          <w:b w:val="0"/>
-          <w:i w:val="0"/>
-        </w:rPr>
-        <w:t xml:space="preserve">Выгрузить структуру Прачары с внешнего сайта, сохранить в </w:t>
-      </w:r>
+        <w:t>Правило</w:t>
+      </w:r>
+    </w:p>
+    <w:p>
+      <w:r>
+        <w:rPr>
+          <w:rFonts w:ascii="Arial" w:hAnsi="Arial" w:eastAsia="Arial" w:cs="Arial"/>
+          <w:b w:val="0"/>
+          <w:i w:val="0"/>
+        </w:rPr>
+        <w:t>Внешний источник не становится автоматически частью принятой системы.</w:t>
+      </w:r>
+    </w:p>
+    <w:p>
+      <w:r>
+        <w:rPr>
+          <w:rFonts w:ascii="Arial" w:hAnsi="Arial" w:eastAsia="Arial" w:cs="Arial"/>
+          <w:b w:val="0"/>
+          <w:i w:val="0"/>
+        </w:rPr>
+        <w:t>Сначала: сохранить → понять → сравнить → выделить полезное → решить, что интегрировать → зафиксировать изменение.</w:t>
+      </w:r>
+    </w:p>
+    <w:p>
+      <w:pPr>
+        <w:pStyle w:val="Heading3"/>
+      </w:pPr>
+      <w:r>
+        <w:t>Для будущей выгрузки сайта</w:t>
+      </w:r>
+    </w:p>
+    <w:p>
       <w:r>
         <w:rPr>
           <w:rFonts w:ascii="Consolas" w:hAnsi="Consolas" w:eastAsia="Consolas" w:cs="Consolas"/>
           <w:color w:val="333333"/>
           <w:sz w:val="18"/>
         </w:rPr>
-        <w:t>12_Источники</w:t>
-      </w:r>
-      <w:r>
-        <w:rPr>
-          <w:rFonts w:ascii="Arial" w:hAnsi="Arial" w:eastAsia="Arial" w:cs="Arial"/>
-          <w:b w:val="0"/>
-          <w:i w:val="0"/>
-        </w:rPr>
-        <w:t>, сравнить и интегрировать полезное.</w:t>
+        <w:t>12_Источники/Сайт_название/</w:t>
+      </w:r>
+    </w:p>
+    <w:p>
+      <w:pPr>
+        <w:pStyle w:val="BulletText"/>
+      </w:pPr>
+      <w:r>
+        <w:rPr>
+          <w:rFonts w:ascii="Arial" w:hAnsi="Arial" w:eastAsia="Arial" w:cs="Arial"/>
+          <w:b w:val="0"/>
+          <w:i w:val="0"/>
+        </w:rPr>
+        <w:t xml:space="preserve">• </w:t>
+      </w:r>
+      <w:r>
+        <w:rPr>
+          <w:rFonts w:ascii="Consolas" w:hAnsi="Consolas" w:eastAsia="Consolas" w:cs="Consolas"/>
+          <w:color w:val="333333"/>
+          <w:sz w:val="18"/>
+        </w:rPr>
+        <w:t>raw/</w:t>
+      </w:r>
+      <w:r>
+        <w:rPr>
+          <w:rFonts w:ascii="Arial" w:hAnsi="Arial" w:eastAsia="Arial" w:cs="Arial"/>
+          <w:b w:val="0"/>
+          <w:i w:val="0"/>
+        </w:rPr>
+        <w:t xml:space="preserve"> — исходные материалы;</w:t>
+      </w:r>
+    </w:p>
+    <w:p>
+      <w:pPr>
+        <w:pStyle w:val="BulletText"/>
+      </w:pPr>
+      <w:r>
+        <w:rPr>
+          <w:rFonts w:ascii="Arial" w:hAnsi="Arial" w:eastAsia="Arial" w:cs="Arial"/>
+          <w:b w:val="0"/>
+          <w:i w:val="0"/>
+        </w:rPr>
+        <w:t xml:space="preserve">• </w:t>
+      </w:r>
+      <w:r>
+        <w:rPr>
+          <w:rFonts w:ascii="Consolas" w:hAnsi="Consolas" w:eastAsia="Consolas" w:cs="Consolas"/>
+          <w:color w:val="333333"/>
+          <w:sz w:val="18"/>
+        </w:rPr>
+        <w:t>processed/</w:t>
+      </w:r>
+      <w:r>
+        <w:rPr>
+          <w:rFonts w:ascii="Arial" w:hAnsi="Arial" w:eastAsia="Arial" w:cs="Arial"/>
+          <w:b w:val="0"/>
+          <w:i w:val="0"/>
+        </w:rPr>
+        <w:t xml:space="preserve"> — очищенные материалы;</w:t>
+      </w:r>
+    </w:p>
+    <w:p>
+      <w:pPr>
+        <w:pStyle w:val="BulletText"/>
+      </w:pPr>
+      <w:r>
+        <w:rPr>
+          <w:rFonts w:ascii="Arial" w:hAnsi="Arial" w:eastAsia="Arial" w:cs="Arial"/>
+          <w:b w:val="0"/>
+          <w:i w:val="0"/>
+        </w:rPr>
+        <w:t xml:space="preserve">• </w:t>
+      </w:r>
+      <w:r>
+        <w:rPr>
+          <w:rFonts w:ascii="Consolas" w:hAnsi="Consolas" w:eastAsia="Consolas" w:cs="Consolas"/>
+          <w:color w:val="333333"/>
+          <w:sz w:val="18"/>
+        </w:rPr>
+        <w:t>summary.md</w:t>
+      </w:r>
+      <w:r>
+        <w:rPr>
+          <w:rFonts w:ascii="Arial" w:hAnsi="Arial" w:eastAsia="Arial" w:cs="Arial"/>
+          <w:b w:val="0"/>
+          <w:i w:val="0"/>
+        </w:rPr>
+        <w:t xml:space="preserve"> — краткое содержание;</w:t>
+      </w:r>
+    </w:p>
+    <w:p>
+      <w:pPr>
+        <w:pStyle w:val="BulletText"/>
+      </w:pPr>
+      <w:r>
+        <w:rPr>
+          <w:rFonts w:ascii="Arial" w:hAnsi="Arial" w:eastAsia="Arial" w:cs="Arial"/>
+          <w:b w:val="0"/>
+          <w:i w:val="0"/>
+        </w:rPr>
+        <w:t xml:space="preserve">• </w:t>
+      </w:r>
+      <w:r>
+        <w:rPr>
+          <w:rFonts w:ascii="Consolas" w:hAnsi="Consolas" w:eastAsia="Consolas" w:cs="Consolas"/>
+          <w:color w:val="333333"/>
+          <w:sz w:val="18"/>
+        </w:rPr>
+        <w:t>integration_notes.md</w:t>
+      </w:r>
+      <w:r>
+        <w:rPr>
+          <w:rFonts w:ascii="Arial" w:hAnsi="Arial" w:eastAsia="Arial" w:cs="Arial"/>
+          <w:b w:val="0"/>
+          <w:i w:val="0"/>
+        </w:rPr>
+        <w:t xml:space="preserve"> — что стоит встроить.</w:t>
       </w:r>
     </w:p>
     <w:p>
@@ -23848,6 +27108,233 @@
         <w:pStyle w:val="Heading2"/>
       </w:pPr>
       <w:r>
+        <w:t>Бэклог</w:t>
+      </w:r>
+    </w:p>
+    <w:p>
+      <w:pPr>
+        <w:pStyle w:val="Heading3"/>
+      </w:pPr>
+      <w:r>
+        <w:t>Статусы</w:t>
+      </w:r>
+    </w:p>
+    <w:p>
+      <w:r>
+        <w:rPr>
+          <w:rFonts w:ascii="Arial" w:hAnsi="Arial" w:eastAsia="Arial" w:cs="Arial"/>
+          <w:b w:val="0"/>
+          <w:i w:val="0"/>
+        </w:rPr>
+        <w:t>Идея → Нужно разработать → В разработке → Готово → Внедрено → Получена обратная связь → Обновлено</w:t>
+      </w:r>
+    </w:p>
+    <w:p>
+      <w:pPr>
+        <w:pStyle w:val="Heading3"/>
+      </w:pPr>
+      <w:r>
+        <w:t>Ближайшие направления</w:t>
+      </w:r>
+    </w:p>
+    <w:p>
+      <w:pPr>
+        <w:pStyle w:val="Heading4"/>
+      </w:pPr>
+      <w:r>
+        <w:t>Карта задач юнита</w:t>
+      </w:r>
+    </w:p>
+    <w:p>
+      <w:r>
+        <w:rPr>
+          <w:rFonts w:ascii="Arial" w:hAnsi="Arial" w:eastAsia="Arial" w:cs="Arial"/>
+          <w:b w:val="0"/>
+          <w:i w:val="0"/>
+        </w:rPr>
+        <w:t>Уточнить полный список, обязательный минимум, убрать лишнее и добавить недостающее.</w:t>
+      </w:r>
+    </w:p>
+    <w:p>
+      <w:pPr>
+        <w:pStyle w:val="Heading4"/>
+      </w:pPr>
+      <w:r>
+        <w:t>Роли</w:t>
+      </w:r>
+    </w:p>
+    <w:p>
+      <w:r>
+        <w:rPr>
+          <w:rFonts w:ascii="Arial" w:hAnsi="Arial" w:eastAsia="Arial" w:cs="Arial"/>
+          <w:b w:val="0"/>
+          <w:i w:val="0"/>
+        </w:rPr>
+        <w:t>Вывести роли из карты задач, описать по единому шаблону, определить минимальный результат.</w:t>
+      </w:r>
+    </w:p>
+    <w:p>
+      <w:pPr>
+        <w:pStyle w:val="Heading4"/>
+      </w:pPr>
+      <w:r>
+        <w:t>Программы</w:t>
+      </w:r>
+    </w:p>
+    <w:p>
+      <w:r>
+        <w:rPr>
+          <w:rFonts w:ascii="Arial" w:hAnsi="Arial" w:eastAsia="Arial" w:cs="Arial"/>
+          <w:b w:val="0"/>
+          <w:i w:val="0"/>
+        </w:rPr>
+        <w:t>Оформить каждую программу отдельной карточкой, определить частоту, сценарий и следующий шаг.</w:t>
+      </w:r>
+    </w:p>
+    <w:p>
+      <w:pPr>
+        <w:pStyle w:val="Heading4"/>
+      </w:pPr>
+      <w:r>
+        <w:t>Забота</w:t>
+      </w:r>
+    </w:p>
+    <w:p>
+      <w:r>
+        <w:rPr>
+          <w:rFonts w:ascii="Arial" w:hAnsi="Arial" w:eastAsia="Arial" w:cs="Arial"/>
+          <w:b w:val="0"/>
+          <w:i w:val="0"/>
+        </w:rPr>
+        <w:t>Сделать готовые скрипты, типовые сценарии, этапы до инициации.</w:t>
+      </w:r>
+    </w:p>
+    <w:p>
+      <w:pPr>
+        <w:pStyle w:val="Heading4"/>
+      </w:pPr>
+      <w:r>
+        <w:t>Инфраструктура</w:t>
+      </w:r>
+    </w:p>
+    <w:p>
+      <w:r>
+        <w:rPr>
+          <w:rFonts w:ascii="Arial" w:hAnsi="Arial" w:eastAsia="Arial" w:cs="Arial"/>
+          <w:b w:val="0"/>
+          <w:i w:val="0"/>
+        </w:rPr>
+        <w:t>Определить обязательный минимум и рекомендуемое.</w:t>
+      </w:r>
+    </w:p>
+    <w:p>
+      <w:pPr>
+        <w:pStyle w:val="Heading4"/>
+      </w:pPr>
+      <w:r>
+        <w:t>Метрики</w:t>
+      </w:r>
+    </w:p>
+    <w:p>
+      <w:r>
+        <w:rPr>
+          <w:rFonts w:ascii="Arial" w:hAnsi="Arial" w:eastAsia="Arial" w:cs="Arial"/>
+          <w:b w:val="0"/>
+          <w:i w:val="0"/>
+        </w:rPr>
+        <w:t>Утвердить минимальный набор, создать таблицу учёта, определить отчётность.</w:t>
+      </w:r>
+    </w:p>
+    <w:p>
+      <w:pPr>
+        <w:pStyle w:val="Heading4"/>
+      </w:pPr>
+      <w:r>
+        <w:t>Обучение</w:t>
+      </w:r>
+    </w:p>
+    <w:p>
+      <w:r>
+        <w:rPr>
+          <w:rFonts w:ascii="Arial" w:hAnsi="Arial" w:eastAsia="Arial" w:cs="Arial"/>
+          <w:b w:val="0"/>
+          <w:i w:val="0"/>
+        </w:rPr>
+        <w:t>Создать вводный курс, инструкции по ролям и короткие практические уроки.</w:t>
+      </w:r>
+    </w:p>
+    <w:p>
+      <w:pPr>
+        <w:pStyle w:val="Heading4"/>
+      </w:pPr>
+      <w:r>
+        <w:t>Контент</w:t>
+      </w:r>
+    </w:p>
+    <w:p>
+      <w:r>
+        <w:rPr>
+          <w:rFonts w:ascii="Arial" w:hAnsi="Arial" w:eastAsia="Arial" w:cs="Arial"/>
+          <w:b w:val="0"/>
+          <w:i w:val="0"/>
+        </w:rPr>
+        <w:t>Создать систему контента, шаблоны, стандарты упаковки, инструкцию для контент-мейкера.</w:t>
+      </w:r>
+    </w:p>
+    <w:p>
+      <w:pPr>
+        <w:pStyle w:val="Heading4"/>
+      </w:pPr>
+      <w:r>
+        <w:t>Источники</w:t>
+      </w:r>
+    </w:p>
+    <w:p>
+      <w:r>
+        <w:rPr>
+          <w:rFonts w:ascii="Arial" w:hAnsi="Arial" w:eastAsia="Arial" w:cs="Arial"/>
+          <w:b w:val="0"/>
+          <w:i w:val="0"/>
+        </w:rPr>
+        <w:t xml:space="preserve">Выгрузить структуру Прачары с внешнего сайта, сохранить в </w:t>
+      </w:r>
+      <w:r>
+        <w:rPr>
+          <w:rFonts w:ascii="Consolas" w:hAnsi="Consolas" w:eastAsia="Consolas" w:cs="Consolas"/>
+          <w:color w:val="333333"/>
+          <w:sz w:val="18"/>
+        </w:rPr>
+        <w:t>12_Источники</w:t>
+      </w:r>
+      <w:r>
+        <w:rPr>
+          <w:rFonts w:ascii="Arial" w:hAnsi="Arial" w:eastAsia="Arial" w:cs="Arial"/>
+          <w:b w:val="0"/>
+          <w:i w:val="0"/>
+        </w:rPr>
+        <w:t>, сравнить и интегрировать полезное.</w:t>
+      </w:r>
+    </w:p>
+    <w:p>
+      <w:pPr>
+        <w:spacing w:before="120"/>
+      </w:pPr>
+      <w:hyperlink r:id="rId87">
+        <w:r>
+          <w:rPr>
+            <w:color w:val="1F5E4A"/>
+            <w:u w:val="single"/>
+            <w:rFonts w:ascii="Arial" w:hAnsi="Arial" w:eastAsia="Arial" w:cs="Arial"/>
+          </w:rPr>
+          <w:t>Версия страницы на сайте</w:t>
+        </w:r>
+      </w:hyperlink>
+    </w:p>
+    <w:p>
+      <w:pPr>
+        <w:pStyle w:val="Heading2"/>
+      </w:pPr>
+      <w:r>
         <w:t>Шаблон решения</w:t>
       </w:r>
     </w:p>
@@ -24104,7 +27591,7 @@
       <w:pPr>
         <w:spacing w:before="120"/>
       </w:pPr>
-      <w:hyperlink r:id="rId87">
+      <w:hyperlink r:id="rId88">
         <w:r>
           <w:rPr>
             <w:color w:val="1F5E4A"/>
@@ -24807,7 +28294,7 @@
       <w:pPr>
         <w:spacing w:before="120"/>
       </w:pPr>
-      <w:hyperlink r:id="rId88">
+      <w:hyperlink r:id="rId89">
         <w:r>
           <w:rPr>
             <w:color w:val="1F5E4A"/>
@@ -26022,7 +29509,7 @@
       <w:pPr>
         <w:spacing w:before="120"/>
       </w:pPr>
-      <w:hyperlink r:id="rId89">
+      <w:hyperlink r:id="rId90">
         <w:r>
           <w:rPr>
             <w:color w:val="1F5E4A"/>
@@ -27487,7 +30974,7 @@
       <w:pPr>
         <w:spacing w:before="120"/>
       </w:pPr>
-      <w:hyperlink r:id="rId90">
+      <w:hyperlink r:id="rId91">
         <w:r>
           <w:rPr>
             <w:color w:val="1F5E4A"/>

--- a/Документы_системы/Система_Прачары.docx
+++ b/Документы_системы/Система_Прачары.docx
@@ -61,7 +61,7 @@
           <w:color w:val="666666"/>
           <w:sz w:val="20"/>
         </w:rPr>
-        <w:t>Дата сборки: 30.09.2026</w:t>
+        <w:t>Дата сборки: 01.10.2026</w:t>
       </w:r>
     </w:p>
     <w:p>
@@ -4947,29 +4947,6 @@
       </w:pPr>
       <w:r>
         <w:t>Забота</w:t>
-      </w:r>
-    </w:p>
-    <w:p>
-      <w:r>
-        <w:rPr>
-          <w:rFonts w:ascii="Arial" w:hAnsi="Arial" w:eastAsia="Arial" w:cs="Arial"/>
-          <w:b w:val="0"/>
-          <w:i w:val="0"/>
-        </w:rPr>
-        <w:t>hide:</w:t>
-      </w:r>
-    </w:p>
-    <w:p>
-      <w:pPr>
-        <w:pStyle w:val="BulletText"/>
-      </w:pPr>
-      <w:r>
-        <w:rPr>
-          <w:rFonts w:ascii="Arial" w:hAnsi="Arial" w:eastAsia="Arial" w:cs="Arial"/>
-          <w:b w:val="0"/>
-          <w:i w:val="0"/>
-        </w:rPr>
-        <w:t>• toc</w:t>
       </w:r>
     </w:p>
     <w:p>
@@ -30835,6 +30812,54 @@
           <w:i w:val="0"/>
         </w:rPr>
         <w:t xml:space="preserve"> — возврат и контекст.</w:t>
+      </w:r>
+    </w:p>
+    <w:p>
+      <w:pPr>
+        <w:pStyle w:val="Heading3"/>
+      </w:pPr>
+      <w:r>
+        <w:t>Как пользователь находит информацию</w:t>
+      </w:r>
+    </w:p>
+    <w:p>
+      <w:r>
+        <w:rPr>
+          <w:rFonts w:ascii="Arial" w:hAnsi="Arial" w:eastAsia="Arial" w:cs="Arial"/>
+          <w:b w:val="0"/>
+          <w:i w:val="0"/>
+        </w:rPr>
+        <w:t>На каждой странице доступны главная, четыре направления и база знаний. Активный раздел выделен. Внутри материала есть путь возврата, а на телефоне дополнительно работает меню полной структуры.</w:t>
+      </w:r>
+    </w:p>
+    <w:p>
+      <w:r>
+        <w:rPr>
+          <w:rFonts w:ascii="Arial" w:hAnsi="Arial" w:eastAsia="Arial" w:cs="Arial"/>
+          <w:b w:val="0"/>
+          <w:i w:val="0"/>
+        </w:rPr>
+        <w:t>На главной и в направлениях блок «Что нужно сделать?» ведёт сразу к конкретной инструкции. Действия можно найти по словам задачи или инструмента. На длинных страницах сначала показываются названия разделов; инструкция и шаблоны раскрываются по мере необходимости. Переход по ссылке автоматически открывает нужный раздел и его родительские уровни.</w:t>
+      </w:r>
+    </w:p>
+    <w:p>
+      <w:r>
+        <w:rPr>
+          <w:rFonts w:ascii="Arial" w:hAnsi="Arial" w:eastAsia="Arial" w:cs="Arial"/>
+          <w:b w:val="0"/>
+          <w:i w:val="0"/>
+        </w:rPr>
+        <w:t>База знаний содержит полный каталог по разделам и поиск по названиям. Поиск в шапке ищет внутри содержания всей базы. Обзорные карты, прежние инструкции и ссылки сохраняются.</w:t>
+      </w:r>
+    </w:p>
+    <w:p>
+      <w:r>
+        <w:rPr>
+          <w:rFonts w:ascii="Arial" w:hAnsi="Arial" w:eastAsia="Arial" w:cs="Arial"/>
+          <w:b w:val="0"/>
+          <w:i w:val="0"/>
+        </w:rPr>
+        <w:t>Навигация работает с клавиатуры. Кнопки и ссылки рассчитаны на касание на телефоне. Сайт сохраняет обычные ссылки и исходное содержание при отключённом JavaScript.</w:t>
       </w:r>
     </w:p>
     <w:p>

--- a/Документы_системы/Система_Прачары.docx
+++ b/Документы_системы/Система_Прачары.docx
@@ -838,6 +838,14 @@
         <w:pStyle w:val="Heading4"/>
       </w:pPr>
       <w:r>
+        <w:t>Дальше — два этапа развития</w:t>
+      </w:r>
+    </w:p>
+    <w:p>
+      <w:pPr>
+        <w:pStyle w:val="Heading4"/>
+      </w:pPr>
+      <w:r>
         <w:t>2. Наладить регулярную работу</w:t>
       </w:r>
     </w:p>
@@ -2845,6 +2853,14 @@
         <w:pStyle w:val="Heading4"/>
       </w:pPr>
       <w:r>
+        <w:t>Дальше — два этапа развития</w:t>
+      </w:r>
+    </w:p>
+    <w:p>
+      <w:pPr>
+        <w:pStyle w:val="Heading4"/>
+      </w:pPr>
+      <w:r>
         <w:t>2. Наладить регулярную работу</w:t>
       </w:r>
     </w:p>
@@ -5490,6 +5506,14 @@
         <w:pStyle w:val="Heading4"/>
       </w:pPr>
       <w:r>
+        <w:t>Дальше — два этапа развития</w:t>
+      </w:r>
+    </w:p>
+    <w:p>
+      <w:pPr>
+        <w:pStyle w:val="Heading4"/>
+      </w:pPr>
+      <w:r>
         <w:t>2. Наладить регулярную работу</w:t>
       </w:r>
     </w:p>
@@ -5944,6 +5968,14 @@
         <w:pStyle w:val="Heading4"/>
       </w:pPr>
       <w:r>
+        <w:t>Человек написал</w:t>
+      </w:r>
+    </w:p>
+    <w:p>
+      <w:pPr>
+        <w:pStyle w:val="Heading4"/>
+      </w:pPr>
+      <w:r>
         <w:t>Результат</w:t>
       </w:r>
     </w:p>
@@ -6321,6 +6353,14 @@
         <w:pStyle w:val="Heading4"/>
       </w:pPr>
       <w:r>
+        <w:t>Человек собирается прийти</w:t>
+      </w:r>
+    </w:p>
+    <w:p>
+      <w:pPr>
+        <w:pStyle w:val="Heading4"/>
+      </w:pPr>
+      <w:r>
         <w:t>Что человек должен знать</w:t>
       </w:r>
     </w:p>
@@ -6546,6 +6586,14 @@
         <w:pStyle w:val="Heading4"/>
       </w:pPr>
       <w:r>
+        <w:t>Человек пришёл впервые</w:t>
+      </w:r>
+    </w:p>
+    <w:p>
+      <w:pPr>
+        <w:pStyle w:val="Heading4"/>
+      </w:pPr>
+      <w:r>
         <w:t>До начала</w:t>
       </w:r>
     </w:p>
@@ -6866,6 +6914,14 @@
           <w:i w:val="0"/>
         </w:rPr>
         <w:t>Человек озвучил потребность → заботник помог сделать следующий шаг.</w:t>
+      </w:r>
+    </w:p>
+    <w:p>
+      <w:pPr>
+        <w:pStyle w:val="Heading4"/>
+      </w:pPr>
+      <w:r>
+        <w:t>После первой встречи</w:t>
       </w:r>
     </w:p>
     <w:p>
@@ -7286,6 +7342,14 @@
       </w:r>
     </w:p>
     <w:p>
+      <w:pPr>
+        <w:pStyle w:val="Heading4"/>
+      </w:pPr>
+      <w:r>
+        <w:t>Человек продолжает приходить</w:t>
+      </w:r>
+    </w:p>
+    <w:p>
       <w:r>
         <w:rPr>
           <w:rFonts w:ascii="Arial" w:hAnsi="Arial" w:eastAsia="Arial" w:cs="Arial"/>
@@ -7541,6 +7605,14 @@
       </w:r>
     </w:p>
     <w:p>
+      <w:pPr>
+        <w:pStyle w:val="Heading4"/>
+      </w:pPr>
+      <w:r>
+        <w:t>Человек не пришёл или пропал</w:t>
+      </w:r>
+    </w:p>
+    <w:p>
       <w:r>
         <w:rPr>
           <w:rFonts w:ascii="Arial" w:hAnsi="Arial" w:eastAsia="Arial" w:cs="Arial"/>
@@ -7916,6 +7988,14 @@
       </w:r>
     </w:p>
     <w:p>
+      <w:pPr>
+        <w:pStyle w:val="Heading4"/>
+      </w:pPr>
+      <w:r>
+        <w:t>Человек стал регулярным</w:t>
+      </w:r>
+    </w:p>
+    <w:p>
       <w:r>
         <w:rPr>
           <w:rFonts w:ascii="Arial" w:hAnsi="Arial" w:eastAsia="Arial" w:cs="Arial"/>
@@ -8126,6 +8206,14 @@
         <w:pStyle w:val="Heading4"/>
       </w:pPr>
       <w:r>
+        <w:t>Человек готов к индивидуальному обучению или инициации</w:t>
+      </w:r>
+    </w:p>
+    <w:p>
+      <w:pPr>
+        <w:pStyle w:val="Heading4"/>
+      </w:pPr>
+      <w:r>
         <w:t>Что сделать</w:t>
       </w:r>
     </w:p>
@@ -8284,6 +8372,14 @@
           <w:i w:val="0"/>
         </w:rPr>
         <w:t>Дальнейшее сопровождение может перейти к соответствующему департаменту. В приложении должно быть понятно, кто теперь отвечает за человека.</w:t>
+      </w:r>
+    </w:p>
+    <w:p>
+      <w:pPr>
+        <w:pStyle w:val="Heading4"/>
+      </w:pPr>
+      <w:r>
+        <w:t>Вести путь в приложении</w:t>
       </w:r>
     </w:p>
     <w:p>
@@ -8538,6 +8634,14 @@
     </w:p>
     <w:p>
       <w:pPr>
+        <w:pStyle w:val="Heading4"/>
+      </w:pPr>
+      <w:r>
+        <w:t>Короткий сценарий первого ответа</w:t>
+      </w:r>
+    </w:p>
+    <w:p>
+      <w:pPr>
         <w:pStyle w:val="Heading3"/>
       </w:pPr>
       <w:r>
@@ -8832,6 +8936,14 @@
       </w:r>
     </w:p>
     <w:p>
+      <w:pPr>
+        <w:pStyle w:val="Heading4"/>
+      </w:pPr>
+      <w:r>
+        <w:t>Поддерживать чат сообщества</w:t>
+      </w:r>
+    </w:p>
+    <w:p>
       <w:r>
         <w:rPr>
           <w:rFonts w:ascii="Arial" w:hAnsi="Arial" w:eastAsia="Arial" w:cs="Arial"/>
@@ -9087,6 +9199,14 @@
       </w:r>
     </w:p>
     <w:p>
+      <w:pPr>
+        <w:pStyle w:val="Heading4"/>
+      </w:pPr>
+      <w:r>
+        <w:t>Провести еженедельную проверку</w:t>
+      </w:r>
+    </w:p>
+    <w:p>
       <w:r>
         <w:rPr>
           <w:rFonts w:ascii="Arial" w:hAnsi="Arial" w:eastAsia="Arial" w:cs="Arial"/>
@@ -9255,6 +9375,14 @@
           <w:i w:val="0"/>
         </w:rPr>
         <w:t>У каждого активного контакта есть ответственный, понятный следующий шаг и дата новой связи.</w:t>
+      </w:r>
+    </w:p>
+    <w:p>
+      <w:pPr>
+        <w:pStyle w:val="Heading4"/>
+      </w:pPr>
+      <w:r>
+        <w:t>Передать запрос или попросить отзыв</w:t>
       </w:r>
     </w:p>
     <w:p>
@@ -9412,6 +9540,14 @@
     </w:p>
     <w:p>
       <w:pPr>
+        <w:pStyle w:val="Heading4"/>
+      </w:pPr>
+      <w:r>
+        <w:t>Соблюдать границы заботы</w:t>
+      </w:r>
+    </w:p>
+    <w:p>
+      <w:pPr>
         <w:pStyle w:val="BulletText"/>
       </w:pPr>
       <w:r>
@@ -9569,6 +9705,14 @@
         <w:pStyle w:val="Heading4"/>
       </w:pPr>
       <w:r>
+        <w:t>Проверить сообщение перед отправкой</w:t>
+      </w:r>
+    </w:p>
+    <w:p>
+      <w:pPr>
+        <w:pStyle w:val="Heading4"/>
+      </w:pPr>
+      <w:r>
         <w:t>Золотой вопрос</w:t>
       </w:r>
     </w:p>
@@ -9952,6 +10096,14 @@
           <w:i w:val="0"/>
         </w:rPr>
         <w:t xml:space="preserve"> копирует только адрес — его можно сразу вставить в сообщение. Обычно достаточно одного подходящего материала.</w:t>
+      </w:r>
+    </w:p>
+    <w:p>
+      <w:pPr>
+        <w:pStyle w:val="Heading4"/>
+      </w:pPr>
+      <w:r>
+        <w:t>КДИ и базовый курс медитации</w:t>
       </w:r>
     </w:p>
     <w:p>
@@ -10015,6 +10167,14 @@
       </w:hyperlink>
     </w:p>
     <w:p>
+      <w:pPr>
+        <w:pStyle w:val="Heading4"/>
+      </w:pPr>
+      <w:r>
+        <w:t>Асаны</w:t>
+      </w:r>
+    </w:p>
+    <w:p>
       <w:r>
         <w:rPr>
           <w:rFonts w:ascii="Arial" w:hAnsi="Arial" w:eastAsia="Arial" w:cs="Arial"/>
@@ -10071,6 +10231,14 @@
       </w:r>
     </w:p>
     <w:p>
+      <w:pPr>
+        <w:pStyle w:val="Heading4"/>
+      </w:pPr>
+      <w:r>
+        <w:t>Питание и рецепты</w:t>
+      </w:r>
+    </w:p>
+    <w:p>
       <w:r>
         <w:rPr>
           <w:rFonts w:ascii="Arial" w:hAnsi="Arial" w:eastAsia="Arial" w:cs="Arial"/>
@@ -10127,6 +10295,14 @@
       </w:r>
     </w:p>
     <w:p>
+      <w:pPr>
+        <w:pStyle w:val="Heading4"/>
+      </w:pPr>
+      <w:r>
+        <w:t>Этические принципы йоги — Яма и Нияма</w:t>
+      </w:r>
+    </w:p>
+    <w:p>
       <w:r>
         <w:rPr>
           <w:rFonts w:ascii="Arial" w:hAnsi="Arial" w:eastAsia="Arial" w:cs="Arial"/>
@@ -10183,6 +10359,14 @@
       </w:r>
     </w:p>
     <w:p>
+      <w:pPr>
+        <w:pStyle w:val="Heading4"/>
+      </w:pPr>
+      <w:r>
+        <w:t>Чакры и биопсихология йоги</w:t>
+      </w:r>
+    </w:p>
+    <w:p>
       <w:r>
         <w:rPr>
           <w:rFonts w:ascii="Arial" w:hAnsi="Arial" w:eastAsia="Arial" w:cs="Arial"/>
@@ -10239,6 +10423,14 @@
       </w:r>
     </w:p>
     <w:p>
+      <w:pPr>
+        <w:pStyle w:val="Heading4"/>
+      </w:pPr>
+      <w:r>
+        <w:t>С чего начать медитацию</w:t>
+      </w:r>
+    </w:p>
+    <w:p>
       <w:r>
         <w:rPr>
           <w:rFonts w:ascii="Arial" w:hAnsi="Arial" w:eastAsia="Arial" w:cs="Arial"/>
@@ -10295,6 +10487,14 @@
       </w:r>
     </w:p>
     <w:p>
+      <w:pPr>
+        <w:pStyle w:val="Heading4"/>
+      </w:pPr>
+      <w:r>
+        <w:t>Другие практики йоги</w:t>
+      </w:r>
+    </w:p>
+    <w:p>
       <w:r>
         <w:rPr>
           <w:rFonts w:ascii="Arial" w:hAnsi="Arial" w:eastAsia="Arial" w:cs="Arial"/>
@@ -10351,6 +10551,14 @@
       </w:r>
     </w:p>
     <w:p>
+      <w:pPr>
+        <w:pStyle w:val="Heading4"/>
+      </w:pPr>
+      <w:r>
+        <w:t>Все плейлисты и каналы проекта</w:t>
+      </w:r>
+    </w:p>
+    <w:p>
       <w:r>
         <w:rPr>
           <w:rFonts w:ascii="Arial" w:hAnsi="Arial" w:eastAsia="Arial" w:cs="Arial"/>
@@ -10729,6 +10937,14 @@
           <w:t>Инструкция: Провести разбор</w:t>
         </w:r>
       </w:hyperlink>
+    </w:p>
+    <w:p>
+      <w:pPr>
+        <w:pStyle w:val="Heading4"/>
+      </w:pPr>
+      <w:r>
+        <w:t>Дальше — два этапа развития</w:t>
+      </w:r>
     </w:p>
     <w:p>
       <w:pPr>

--- a/Документы_системы/Система_Прачары.docx
+++ b/Документы_системы/Система_Прачары.docx
@@ -61,7 +61,7 @@
           <w:color w:val="666666"/>
           <w:sz w:val="20"/>
         </w:rPr>
-        <w:t>Дата сборки: 02.10.2026</w:t>
+        <w:t>Дата сборки: 03.10.2026</w:t>
       </w:r>
     </w:p>
     <w:p>
@@ -7106,157 +7106,7 @@
           <w:rFonts w:ascii="Consolas" w:hAnsi="Consolas" w:eastAsia="Consolas" w:cs="Consolas"/>
           <w:sz w:val="17"/>
         </w:rPr>
-        <w:t xml:space="preserve">    Вот небольшой материал как раз по теме концентрации: [ССЫЛКА]. Не обязательно смотреть сразу. Если появятся вопросы — пишите.</w:t>
-      </w:r>
-    </w:p>
-    <w:p>
-      <w:pPr>
-        <w:spacing w:before="120" w:after="60"/>
-      </w:pPr>
-      <w:r>
-        <w:rPr>
-          <w:rFonts w:ascii="Arial" w:hAnsi="Arial" w:eastAsia="Arial" w:cs="Arial"/>
-          <w:b/>
-        </w:rPr>
-        <w:t>Как дать пользу по запросу</w:t>
-      </w:r>
-    </w:p>
-    <w:p>
-      <w:r>
-        <w:rPr>
-          <w:rFonts w:ascii="Arial" w:hAnsi="Arial" w:eastAsia="Arial" w:cs="Arial"/>
-          <w:b w:val="0"/>
-          <w:i w:val="0"/>
-        </w:rPr>
-        <w:t>Не отправляйте всё, что есть. Обычно достаточно одного материала.</w:t>
-      </w:r>
-    </w:p>
-    <w:p>
-      <w:pPr>
-        <w:pStyle w:val="BulletText"/>
-      </w:pPr>
-      <w:r>
-        <w:rPr>
-          <w:rFonts w:ascii="Arial" w:hAnsi="Arial" w:eastAsia="Arial" w:cs="Arial"/>
-          <w:b w:val="0"/>
-          <w:i w:val="0"/>
-        </w:rPr>
-        <w:t xml:space="preserve">• </w:t>
-      </w:r>
-      <w:r>
-        <w:rPr>
-          <w:rFonts w:ascii="Arial" w:hAnsi="Arial" w:eastAsia="Arial" w:cs="Arial"/>
-          <w:b/>
-          <w:i w:val="0"/>
-        </w:rPr>
-        <w:t>Медитация:</w:t>
-      </w:r>
-      <w:r>
-        <w:rPr>
-          <w:rFonts w:ascii="Arial" w:hAnsi="Arial" w:eastAsia="Arial" w:cs="Arial"/>
-          <w:b w:val="0"/>
-          <w:i w:val="0"/>
-        </w:rPr>
-        <w:t xml:space="preserve"> предложить вводный курс и сначала спросить, нужна ли ссылка.</w:t>
-      </w:r>
-    </w:p>
-    <w:p>
-      <w:pPr>
-        <w:pStyle w:val="BulletText"/>
-      </w:pPr>
-      <w:r>
-        <w:rPr>
-          <w:rFonts w:ascii="Arial" w:hAnsi="Arial" w:eastAsia="Arial" w:cs="Arial"/>
-          <w:b w:val="0"/>
-          <w:i w:val="0"/>
-        </w:rPr>
-        <w:t xml:space="preserve">• </w:t>
-      </w:r>
-      <w:r>
-        <w:rPr>
-          <w:rFonts w:ascii="Arial" w:hAnsi="Arial" w:eastAsia="Arial" w:cs="Arial"/>
-          <w:b/>
-          <w:i w:val="0"/>
-        </w:rPr>
-        <w:t>Асаны:</w:t>
-      </w:r>
-      <w:r>
-        <w:rPr>
-          <w:rFonts w:ascii="Arial" w:hAnsi="Arial" w:eastAsia="Arial" w:cs="Arial"/>
-          <w:b w:val="0"/>
-          <w:i w:val="0"/>
-        </w:rPr>
-        <w:t xml:space="preserve"> предложить подходящий класс; при травмах или ограничениях направить к инструктору.</w:t>
-      </w:r>
-    </w:p>
-    <w:p>
-      <w:pPr>
-        <w:pStyle w:val="BulletText"/>
-      </w:pPr>
-      <w:r>
-        <w:rPr>
-          <w:rFonts w:ascii="Arial" w:hAnsi="Arial" w:eastAsia="Arial" w:cs="Arial"/>
-          <w:b w:val="0"/>
-          <w:i w:val="0"/>
-        </w:rPr>
-        <w:t xml:space="preserve">• </w:t>
-      </w:r>
-      <w:r>
-        <w:rPr>
-          <w:rFonts w:ascii="Arial" w:hAnsi="Arial" w:eastAsia="Arial" w:cs="Arial"/>
-          <w:b/>
-          <w:i w:val="0"/>
-        </w:rPr>
-        <w:t>Философия:</w:t>
-      </w:r>
-      <w:r>
-        <w:rPr>
-          <w:rFonts w:ascii="Arial" w:hAnsi="Arial" w:eastAsia="Arial" w:cs="Arial"/>
-          <w:b w:val="0"/>
-          <w:i w:val="0"/>
-        </w:rPr>
-        <w:t xml:space="preserve"> дать одну понятную лекцию без перегрузки терминами.</w:t>
-      </w:r>
-    </w:p>
-    <w:p>
-      <w:pPr>
-        <w:pStyle w:val="BulletText"/>
-      </w:pPr>
-      <w:r>
-        <w:rPr>
-          <w:rFonts w:ascii="Arial" w:hAnsi="Arial" w:eastAsia="Arial" w:cs="Arial"/>
-          <w:b w:val="0"/>
-          <w:i w:val="0"/>
-        </w:rPr>
-        <w:t xml:space="preserve">• </w:t>
-      </w:r>
-      <w:r>
-        <w:rPr>
-          <w:rFonts w:ascii="Arial" w:hAnsi="Arial" w:eastAsia="Arial" w:cs="Arial"/>
-          <w:b/>
-          <w:i w:val="0"/>
-        </w:rPr>
-        <w:t>Книги:</w:t>
-      </w:r>
-      <w:r>
-        <w:rPr>
-          <w:rFonts w:ascii="Arial" w:hAnsi="Arial" w:eastAsia="Arial" w:cs="Arial"/>
-          <w:b w:val="0"/>
-          <w:i w:val="0"/>
-        </w:rPr>
-        <w:t xml:space="preserve"> уточнить тему и подобрать одну или две книги.</w:t>
-      </w:r>
-    </w:p>
-    <w:p>
-      <w:pPr>
-        <w:spacing w:before="120" w:after="60"/>
-      </w:pPr>
-      <w:r>
-        <w:rPr>
-          <w:rFonts w:ascii="Arial" w:hAnsi="Arial" w:eastAsia="Arial" w:cs="Arial"/>
-          <w:b/>
-        </w:rPr>
-        <w:t>Персональное приглашение</w:t>
+        <w:t xml:space="preserve">    Вот видео «Как правильно медитировать? Тонкости идеальной практики» (19 минут), в котором есть объяснение концентрации: https://rutube.ru/video/c4f5b944907fef642dc5b30a23187025/</w:t>
       </w:r>
     </w:p>
     <w:p>
@@ -7268,7 +7118,6 @@
           <w:rFonts w:ascii="Consolas" w:hAnsi="Consolas" w:eastAsia="Consolas" w:cs="Consolas"/>
           <w:sz w:val="17"/>
         </w:rPr>
-        <w:t xml:space="preserve">    [ИМЯ], вспомнил, что вы спрашивали про [ЗАПРОС].</w:t>
       </w:r>
     </w:p>
     <w:p>
@@ -7280,6 +7129,217 @@
           <w:rFonts w:ascii="Consolas" w:hAnsi="Consolas" w:eastAsia="Consolas" w:cs="Consolas"/>
           <w:sz w:val="17"/>
         </w:rPr>
+        <w:t xml:space="preserve">    Не обязательно смотреть сразу. Если появятся вопросы — пишите.</w:t>
+      </w:r>
+    </w:p>
+    <w:p>
+      <w:pPr>
+        <w:pStyle w:val="Heading4"/>
+      </w:pPr>
+      <w:r>
+        <w:t>Как дать пользу по запросу</w:t>
+      </w:r>
+    </w:p>
+    <w:p>
+      <w:r>
+        <w:rPr>
+          <w:rFonts w:ascii="Arial" w:hAnsi="Arial" w:eastAsia="Arial" w:cs="Arial"/>
+          <w:b w:val="0"/>
+          <w:i w:val="0"/>
+        </w:rPr>
+        <w:t>Не отправляйте всё, что есть. Обычно достаточно одного материала.</w:t>
+      </w:r>
+    </w:p>
+    <w:p>
+      <w:r>
+        <w:rPr>
+          <w:rFonts w:ascii="Arial" w:hAnsi="Arial" w:eastAsia="Arial" w:cs="Arial"/>
+          <w:b w:val="0"/>
+          <w:i w:val="0"/>
+        </w:rPr>
+        <w:t>Нажмите «Копировать ссылку» или «Скопировать сообщение». Во втором случае адрес уже будет в сообщении.</w:t>
+      </w:r>
+    </w:p>
+    <w:p>
+      <w:r>
+        <w:rPr>
+          <w:rFonts w:ascii="Arial" w:hAnsi="Arial" w:eastAsia="Arial" w:cs="Arial"/>
+          <w:b/>
+          <w:i w:val="0"/>
+        </w:rPr>
+        <w:t>Концентрация:</w:t>
+      </w:r>
+      <w:r>
+        <w:rPr>
+          <w:rFonts w:ascii="Arial" w:hAnsi="Arial" w:eastAsia="Arial" w:cs="Arial"/>
+          <w:b w:val="0"/>
+          <w:i w:val="0"/>
+        </w:rPr>
+        <w:t xml:space="preserve"> видео о тонкостях медитации; объяснение концентрации начинается примерно с 09:06.</w:t>
+      </w:r>
+    </w:p>
+    <w:p>
+      <w:hyperlink r:id="rId43">
+        <w:r>
+          <w:rPr>
+            <w:color w:val="1F5E4A"/>
+            <w:u w:val="single"/>
+            <w:rFonts w:ascii="Arial" w:hAnsi="Arial" w:eastAsia="Arial" w:cs="Arial"/>
+          </w:rPr>
+          <w:t>Концентрация — видео, 19 минут</w:t>
+        </w:r>
+      </w:hyperlink>
+    </w:p>
+    <w:p>
+      <w:r>
+        <w:rPr>
+          <w:rFonts w:ascii="Arial" w:hAnsi="Arial" w:eastAsia="Arial" w:cs="Arial"/>
+          <w:b/>
+          <w:i w:val="0"/>
+        </w:rPr>
+        <w:t>Медитация:</w:t>
+      </w:r>
+      <w:r>
+        <w:rPr>
+          <w:rFonts w:ascii="Arial" w:hAnsi="Arial" w:eastAsia="Arial" w:cs="Arial"/>
+          <w:b w:val="0"/>
+          <w:i w:val="0"/>
+        </w:rPr>
+        <w:t xml:space="preserve"> предложить вводный курс и сначала спросить, нужна ли ссылка.</w:t>
+      </w:r>
+    </w:p>
+    <w:p>
+      <w:hyperlink r:id="rId44">
+        <w:r>
+          <w:rPr>
+            <w:color w:val="1F5E4A"/>
+            <w:u w:val="single"/>
+            <w:rFonts w:ascii="Arial" w:hAnsi="Arial" w:eastAsia="Arial" w:cs="Arial"/>
+          </w:rPr>
+          <w:t>Медитация — базовый курс</w:t>
+        </w:r>
+      </w:hyperlink>
+    </w:p>
+    <w:p>
+      <w:r>
+        <w:rPr>
+          <w:rFonts w:ascii="Arial" w:hAnsi="Arial" w:eastAsia="Arial" w:cs="Arial"/>
+          <w:b/>
+          <w:i w:val="0"/>
+        </w:rPr>
+        <w:t>Асаны:</w:t>
+      </w:r>
+      <w:r>
+        <w:rPr>
+          <w:rFonts w:ascii="Arial" w:hAnsi="Arial" w:eastAsia="Arial" w:cs="Arial"/>
+          <w:b w:val="0"/>
+          <w:i w:val="0"/>
+        </w:rPr>
+        <w:t xml:space="preserve"> предложить подходящий класс; при травмах или ограничениях направить к инструктору. Подборка дополняет живое занятие.</w:t>
+      </w:r>
+    </w:p>
+    <w:p>
+      <w:hyperlink r:id="rId45">
+        <w:r>
+          <w:rPr>
+            <w:color w:val="1F5E4A"/>
+            <w:u w:val="single"/>
+            <w:rFonts w:ascii="Arial" w:hAnsi="Arial" w:eastAsia="Arial" w:cs="Arial"/>
+          </w:rPr>
+          <w:t>Асаны — подборка RUTUBE</w:t>
+        </w:r>
+      </w:hyperlink>
+    </w:p>
+    <w:p>
+      <w:r>
+        <w:rPr>
+          <w:rFonts w:ascii="Arial" w:hAnsi="Arial" w:eastAsia="Arial" w:cs="Arial"/>
+          <w:b/>
+          <w:i w:val="0"/>
+        </w:rPr>
+        <w:t>Философия:</w:t>
+      </w:r>
+      <w:r>
+        <w:rPr>
+          <w:rFonts w:ascii="Arial" w:hAnsi="Arial" w:eastAsia="Arial" w:cs="Arial"/>
+          <w:b w:val="0"/>
+          <w:i w:val="0"/>
+        </w:rPr>
+        <w:t xml:space="preserve"> уточнить тему; для знакомства с этическими принципами подойдёт Яма–Нияма. Не отправлять весь цикл сразу.</w:t>
+      </w:r>
+    </w:p>
+    <w:p>
+      <w:hyperlink r:id="rId46">
+        <w:r>
+          <w:rPr>
+            <w:color w:val="1F5E4A"/>
+            <w:u w:val="single"/>
+            <w:rFonts w:ascii="Arial" w:hAnsi="Arial" w:eastAsia="Arial" w:cs="Arial"/>
+          </w:rPr>
+          <w:t>Яма–Нияма — принципы йоги</w:t>
+        </w:r>
+      </w:hyperlink>
+    </w:p>
+    <w:p>
+      <w:r>
+        <w:rPr>
+          <w:rFonts w:ascii="Arial" w:hAnsi="Arial" w:eastAsia="Arial" w:cs="Arial"/>
+          <w:b/>
+          <w:i w:val="0"/>
+        </w:rPr>
+        <w:t>Книги:</w:t>
+      </w:r>
+      <w:r>
+        <w:rPr>
+          <w:rFonts w:ascii="Arial" w:hAnsi="Arial" w:eastAsia="Arial" w:cs="Arial"/>
+          <w:b w:val="0"/>
+          <w:i w:val="0"/>
+        </w:rPr>
+        <w:t xml:space="preserve"> уточнить тему и подобрать одну или две книги. Каталог содержит электронные книги; условия указаны в магазине.</w:t>
+      </w:r>
+    </w:p>
+    <w:p>
+      <w:hyperlink r:id="rId47">
+        <w:r>
+          <w:rPr>
+            <w:color w:val="1F5E4A"/>
+            <w:u w:val="single"/>
+            <w:rFonts w:ascii="Arial" w:hAnsi="Arial" w:eastAsia="Arial" w:cs="Arial"/>
+          </w:rPr>
+          <w:t>Sattva Shop — книги</w:t>
+        </w:r>
+      </w:hyperlink>
+    </w:p>
+    <w:p>
+      <w:hyperlink r:id="rId42">
+        <w:r>
+          <w:rPr>
+            <w:color w:val="1F5E4A"/>
+            <w:u w:val="single"/>
+            <w:rFonts w:ascii="Arial" w:hAnsi="Arial" w:eastAsia="Arial" w:cs="Arial"/>
+          </w:rPr>
+          <w:t>Выбрать другую площадку или тему</w:t>
+        </w:r>
+      </w:hyperlink>
+      <w:r>
+        <w:rPr>
+          <w:rFonts w:ascii="Arial" w:hAnsi="Arial" w:eastAsia="Arial" w:cs="Arial"/>
+          <w:b w:val="0"/>
+          <w:i w:val="0"/>
+        </w:rPr>
+        <w:t>.</w:t>
+      </w:r>
+    </w:p>
+    <w:p>
+      <w:pPr>
+        <w:spacing w:before="120" w:after="60"/>
+      </w:pPr>
+      <w:r>
+        <w:rPr>
+          <w:rFonts w:ascii="Arial" w:hAnsi="Arial" w:eastAsia="Arial" w:cs="Arial"/>
+          <w:b/>
+        </w:rPr>
+        <w:t>Персональное приглашение</w:t>
       </w:r>
     </w:p>
     <w:p>
@@ -7291,7 +7351,7 @@
           <w:rFonts w:ascii="Consolas" w:hAnsi="Consolas" w:eastAsia="Consolas" w:cs="Consolas"/>
           <w:sz w:val="17"/>
         </w:rPr>
-        <w:t xml:space="preserve">    В [ДЕНЬ] у нас как раз будет встреча на тему [ТЕМА]. Думаю, вам может быть интересно.</w:t>
+        <w:t xml:space="preserve">    [ИМЯ], вспомнил, что вы спрашивали про [ЗАПРОС].</w:t>
       </w:r>
     </w:p>
     <w:p>
@@ -7314,19 +7374,7 @@
           <w:rFonts w:ascii="Consolas" w:hAnsi="Consolas" w:eastAsia="Consolas" w:cs="Consolas"/>
           <w:sz w:val="17"/>
         </w:rPr>
-        <w:t xml:space="preserve">    Если будете свободны — приходите.</w:t>
-      </w:r>
-    </w:p>
-    <w:p>
-      <w:pPr>
-        <w:spacing w:before="120" w:after="60"/>
-      </w:pPr>
-      <w:r>
-        <w:rPr>
-          <w:rFonts w:ascii="Arial" w:hAnsi="Arial" w:eastAsia="Arial" w:cs="Arial"/>
-          <w:b/>
-        </w:rPr>
-        <w:t>Если конкретного запроса пока нет</w:t>
+        <w:t xml:space="preserve">    В [ДЕНЬ] у нас как раз будет встреча на тему [ТЕМА]. Думаю, вам может быть интересно.</w:t>
       </w:r>
     </w:p>
     <w:p>
@@ -7338,213 +7386,6 @@
           <w:rFonts w:ascii="Consolas" w:hAnsi="Consolas" w:eastAsia="Consolas" w:cs="Consolas"/>
           <w:sz w:val="17"/>
         </w:rPr>
-        <w:t xml:space="preserve">    В [ДЕНЬ] снова собираемся на медитацию и общение. Если захотите продолжить — буду рад вас видеть.</w:t>
-      </w:r>
-    </w:p>
-    <w:p>
-      <w:pPr>
-        <w:pStyle w:val="Heading4"/>
-      </w:pPr>
-      <w:r>
-        <w:t>Человек продолжает приходить</w:t>
-      </w:r>
-    </w:p>
-    <w:p>
-      <w:r>
-        <w:rPr>
-          <w:rFonts w:ascii="Arial" w:hAnsi="Arial" w:eastAsia="Arial" w:cs="Arial"/>
-          <w:b w:val="0"/>
-          <w:i w:val="0"/>
-        </w:rPr>
-        <w:t>Забота не заканчивается после второго или третьего посещения. Периодически узнавайте, как меняется запрос человека и что мешает двигаться дальше.</w:t>
-      </w:r>
-    </w:p>
-    <w:p>
-      <w:pPr>
-        <w:spacing w:before="120" w:after="60"/>
-      </w:pPr>
-      <w:r>
-        <w:rPr>
-          <w:rFonts w:ascii="Arial" w:hAnsi="Arial" w:eastAsia="Arial" w:cs="Arial"/>
-          <w:b/>
-        </w:rPr>
-        <w:t>Вопросы для периодического разговора</w:t>
-      </w:r>
-    </w:p>
-    <w:p>
-      <w:pPr>
-        <w:pStyle w:val="BulletText"/>
-      </w:pPr>
-      <w:r>
-        <w:rPr>
-          <w:rFonts w:ascii="Arial" w:hAnsi="Arial" w:eastAsia="Arial" w:cs="Arial"/>
-          <w:b w:val="0"/>
-          <w:i w:val="0"/>
-        </w:rPr>
-        <w:t>• Как сейчас идёт практика?</w:t>
-      </w:r>
-    </w:p>
-    <w:p>
-      <w:pPr>
-        <w:pStyle w:val="BulletText"/>
-      </w:pPr>
-      <w:r>
-        <w:rPr>
-          <w:rFonts w:ascii="Arial" w:hAnsi="Arial" w:eastAsia="Arial" w:cs="Arial"/>
-          <w:b w:val="0"/>
-          <w:i w:val="0"/>
-        </w:rPr>
-        <w:t>• Получается ли медитировать самостоятельно?</w:t>
-      </w:r>
-    </w:p>
-    <w:p>
-      <w:pPr>
-        <w:pStyle w:val="BulletText"/>
-      </w:pPr>
-      <w:r>
-        <w:rPr>
-          <w:rFonts w:ascii="Arial" w:hAnsi="Arial" w:eastAsia="Arial" w:cs="Arial"/>
-          <w:b w:val="0"/>
-          <w:i w:val="0"/>
-        </w:rPr>
-        <w:t>• Есть ли что-то, что мешает регулярности?</w:t>
-      </w:r>
-    </w:p>
-    <w:p>
-      <w:pPr>
-        <w:pStyle w:val="BulletText"/>
-      </w:pPr>
-      <w:r>
-        <w:rPr>
-          <w:rFonts w:ascii="Arial" w:hAnsi="Arial" w:eastAsia="Arial" w:cs="Arial"/>
-          <w:b w:val="0"/>
-          <w:i w:val="0"/>
-        </w:rPr>
-        <w:t>• Какие вопросы появились за последнее время?</w:t>
-      </w:r>
-    </w:p>
-    <w:p>
-      <w:pPr>
-        <w:pStyle w:val="BulletText"/>
-      </w:pPr>
-      <w:r>
-        <w:rPr>
-          <w:rFonts w:ascii="Arial" w:hAnsi="Arial" w:eastAsia="Arial" w:cs="Arial"/>
-          <w:b w:val="0"/>
-          <w:i w:val="0"/>
-        </w:rPr>
-        <w:t>• Какие темы хотелось бы разобрать?</w:t>
-      </w:r>
-    </w:p>
-    <w:p>
-      <w:pPr>
-        <w:pStyle w:val="BulletText"/>
-      </w:pPr>
-      <w:r>
-        <w:rPr>
-          <w:rFonts w:ascii="Arial" w:hAnsi="Arial" w:eastAsia="Arial" w:cs="Arial"/>
-          <w:b w:val="0"/>
-          <w:i w:val="0"/>
-        </w:rPr>
-        <w:t>• Что сейчас для вас самое актуальное в практике?</w:t>
-      </w:r>
-    </w:p>
-    <w:p>
-      <w:pPr>
-        <w:pStyle w:val="Heading4"/>
-      </w:pPr>
-      <w:r>
-        <w:t>Возможные следующие шаги</w:t>
-      </w:r>
-    </w:p>
-    <w:p>
-      <w:pPr>
-        <w:pStyle w:val="BulletText"/>
-      </w:pPr>
-      <w:r>
-        <w:rPr>
-          <w:rFonts w:ascii="Arial" w:hAnsi="Arial" w:eastAsia="Arial" w:cs="Arial"/>
-          <w:b w:val="0"/>
-          <w:i w:val="0"/>
-        </w:rPr>
-        <w:t>• повторное посещение;</w:t>
-      </w:r>
-    </w:p>
-    <w:p>
-      <w:pPr>
-        <w:pStyle w:val="BulletText"/>
-      </w:pPr>
-      <w:r>
-        <w:rPr>
-          <w:rFonts w:ascii="Arial" w:hAnsi="Arial" w:eastAsia="Arial" w:cs="Arial"/>
-          <w:b w:val="0"/>
-          <w:i w:val="0"/>
-        </w:rPr>
-        <w:t>• базовый курс и самостоятельная практика;</w:t>
-      </w:r>
-    </w:p>
-    <w:p>
-      <w:pPr>
-        <w:pStyle w:val="BulletText"/>
-      </w:pPr>
-      <w:r>
-        <w:rPr>
-          <w:rFonts w:ascii="Arial" w:hAnsi="Arial" w:eastAsia="Arial" w:cs="Arial"/>
-          <w:b w:val="0"/>
-          <w:i w:val="0"/>
-        </w:rPr>
-        <w:t>• знакомство с практикующими;</w:t>
-      </w:r>
-    </w:p>
-    <w:p>
-      <w:pPr>
-        <w:pStyle w:val="BulletText"/>
-      </w:pPr>
-      <w:r>
-        <w:rPr>
-          <w:rFonts w:ascii="Arial" w:hAnsi="Arial" w:eastAsia="Arial" w:cs="Arial"/>
-          <w:b w:val="0"/>
-          <w:i w:val="0"/>
-        </w:rPr>
-        <w:t>• асаны, лекции или книги по запросу;</w:t>
-      </w:r>
-    </w:p>
-    <w:p>
-      <w:pPr>
-        <w:pStyle w:val="BulletText"/>
-      </w:pPr>
-      <w:r>
-        <w:rPr>
-          <w:rFonts w:ascii="Arial" w:hAnsi="Arial" w:eastAsia="Arial" w:cs="Arial"/>
-          <w:b w:val="0"/>
-          <w:i w:val="0"/>
-        </w:rPr>
-        <w:t>• личный урок, когда человек готов к более индивидуальному обучению;</w:t>
-      </w:r>
-    </w:p>
-    <w:p>
-      <w:pPr>
-        <w:pStyle w:val="BulletText"/>
-      </w:pPr>
-      <w:r>
-        <w:rPr>
-          <w:rFonts w:ascii="Arial" w:hAnsi="Arial" w:eastAsia="Arial" w:cs="Arial"/>
-          <w:b w:val="0"/>
-          <w:i w:val="0"/>
-        </w:rPr>
-        <w:t>• участие в чате и жизни сообщества.</w:t>
-      </w:r>
-    </w:p>
-    <w:p>
-      <w:pPr>
-        <w:spacing w:before="120" w:after="60"/>
-      </w:pPr>
-      <w:r>
-        <w:rPr>
-          <w:rFonts w:ascii="Arial" w:hAnsi="Arial" w:eastAsia="Arial" w:cs="Arial"/>
-          <w:b/>
-        </w:rPr>
-        <w:t>Предложение обучения медитации</w:t>
       </w:r>
     </w:p>
     <w:p>
@@ -7556,7 +7397,19 @@
           <w:rFonts w:ascii="Consolas" w:hAnsi="Consolas" w:eastAsia="Consolas" w:cs="Consolas"/>
           <w:sz w:val="17"/>
         </w:rPr>
-        <w:t xml:space="preserve">    Если хочется разобраться в медитации более системно, у нас есть вводный курс для самостоятельного изучения.</w:t>
+        <w:t xml:space="preserve">    Если будете свободны — приходите.</w:t>
+      </w:r>
+    </w:p>
+    <w:p>
+      <w:pPr>
+        <w:spacing w:before="120" w:after="60"/>
+      </w:pPr>
+      <w:r>
+        <w:rPr>
+          <w:rFonts w:ascii="Arial" w:hAnsi="Arial" w:eastAsia="Arial" w:cs="Arial"/>
+          <w:b/>
+        </w:rPr>
+        <w:t>Если конкретного запроса пока нет</w:t>
       </w:r>
     </w:p>
     <w:p>
@@ -7568,6 +7421,213 @@
           <w:rFonts w:ascii="Consolas" w:hAnsi="Consolas" w:eastAsia="Consolas" w:cs="Consolas"/>
           <w:sz w:val="17"/>
         </w:rPr>
+        <w:t xml:space="preserve">    В [ДЕНЬ] снова собираемся на медитацию и общение. Если захотите продолжить — буду рад вас видеть.</w:t>
+      </w:r>
+    </w:p>
+    <w:p>
+      <w:pPr>
+        <w:pStyle w:val="Heading4"/>
+      </w:pPr>
+      <w:r>
+        <w:t>Человек продолжает приходить</w:t>
+      </w:r>
+    </w:p>
+    <w:p>
+      <w:r>
+        <w:rPr>
+          <w:rFonts w:ascii="Arial" w:hAnsi="Arial" w:eastAsia="Arial" w:cs="Arial"/>
+          <w:b w:val="0"/>
+          <w:i w:val="0"/>
+        </w:rPr>
+        <w:t>Забота не заканчивается после второго или третьего посещения. Периодически узнавайте, как меняется запрос человека и что мешает двигаться дальше.</w:t>
+      </w:r>
+    </w:p>
+    <w:p>
+      <w:pPr>
+        <w:spacing w:before="120" w:after="60"/>
+      </w:pPr>
+      <w:r>
+        <w:rPr>
+          <w:rFonts w:ascii="Arial" w:hAnsi="Arial" w:eastAsia="Arial" w:cs="Arial"/>
+          <w:b/>
+        </w:rPr>
+        <w:t>Вопросы для периодического разговора</w:t>
+      </w:r>
+    </w:p>
+    <w:p>
+      <w:pPr>
+        <w:pStyle w:val="BulletText"/>
+      </w:pPr>
+      <w:r>
+        <w:rPr>
+          <w:rFonts w:ascii="Arial" w:hAnsi="Arial" w:eastAsia="Arial" w:cs="Arial"/>
+          <w:b w:val="0"/>
+          <w:i w:val="0"/>
+        </w:rPr>
+        <w:t>• Как сейчас идёт практика?</w:t>
+      </w:r>
+    </w:p>
+    <w:p>
+      <w:pPr>
+        <w:pStyle w:val="BulletText"/>
+      </w:pPr>
+      <w:r>
+        <w:rPr>
+          <w:rFonts w:ascii="Arial" w:hAnsi="Arial" w:eastAsia="Arial" w:cs="Arial"/>
+          <w:b w:val="0"/>
+          <w:i w:val="0"/>
+        </w:rPr>
+        <w:t>• Получается ли медитировать самостоятельно?</w:t>
+      </w:r>
+    </w:p>
+    <w:p>
+      <w:pPr>
+        <w:pStyle w:val="BulletText"/>
+      </w:pPr>
+      <w:r>
+        <w:rPr>
+          <w:rFonts w:ascii="Arial" w:hAnsi="Arial" w:eastAsia="Arial" w:cs="Arial"/>
+          <w:b w:val="0"/>
+          <w:i w:val="0"/>
+        </w:rPr>
+        <w:t>• Есть ли что-то, что мешает регулярности?</w:t>
+      </w:r>
+    </w:p>
+    <w:p>
+      <w:pPr>
+        <w:pStyle w:val="BulletText"/>
+      </w:pPr>
+      <w:r>
+        <w:rPr>
+          <w:rFonts w:ascii="Arial" w:hAnsi="Arial" w:eastAsia="Arial" w:cs="Arial"/>
+          <w:b w:val="0"/>
+          <w:i w:val="0"/>
+        </w:rPr>
+        <w:t>• Какие вопросы появились за последнее время?</w:t>
+      </w:r>
+    </w:p>
+    <w:p>
+      <w:pPr>
+        <w:pStyle w:val="BulletText"/>
+      </w:pPr>
+      <w:r>
+        <w:rPr>
+          <w:rFonts w:ascii="Arial" w:hAnsi="Arial" w:eastAsia="Arial" w:cs="Arial"/>
+          <w:b w:val="0"/>
+          <w:i w:val="0"/>
+        </w:rPr>
+        <w:t>• Какие темы хотелось бы разобрать?</w:t>
+      </w:r>
+    </w:p>
+    <w:p>
+      <w:pPr>
+        <w:pStyle w:val="BulletText"/>
+      </w:pPr>
+      <w:r>
+        <w:rPr>
+          <w:rFonts w:ascii="Arial" w:hAnsi="Arial" w:eastAsia="Arial" w:cs="Arial"/>
+          <w:b w:val="0"/>
+          <w:i w:val="0"/>
+        </w:rPr>
+        <w:t>• Что сейчас для вас самое актуальное в практике?</w:t>
+      </w:r>
+    </w:p>
+    <w:p>
+      <w:pPr>
+        <w:pStyle w:val="Heading4"/>
+      </w:pPr>
+      <w:r>
+        <w:t>Возможные следующие шаги</w:t>
+      </w:r>
+    </w:p>
+    <w:p>
+      <w:pPr>
+        <w:pStyle w:val="BulletText"/>
+      </w:pPr>
+      <w:r>
+        <w:rPr>
+          <w:rFonts w:ascii="Arial" w:hAnsi="Arial" w:eastAsia="Arial" w:cs="Arial"/>
+          <w:b w:val="0"/>
+          <w:i w:val="0"/>
+        </w:rPr>
+        <w:t>• повторное посещение;</w:t>
+      </w:r>
+    </w:p>
+    <w:p>
+      <w:pPr>
+        <w:pStyle w:val="BulletText"/>
+      </w:pPr>
+      <w:r>
+        <w:rPr>
+          <w:rFonts w:ascii="Arial" w:hAnsi="Arial" w:eastAsia="Arial" w:cs="Arial"/>
+          <w:b w:val="0"/>
+          <w:i w:val="0"/>
+        </w:rPr>
+        <w:t>• базовый курс и самостоятельная практика;</w:t>
+      </w:r>
+    </w:p>
+    <w:p>
+      <w:pPr>
+        <w:pStyle w:val="BulletText"/>
+      </w:pPr>
+      <w:r>
+        <w:rPr>
+          <w:rFonts w:ascii="Arial" w:hAnsi="Arial" w:eastAsia="Arial" w:cs="Arial"/>
+          <w:b w:val="0"/>
+          <w:i w:val="0"/>
+        </w:rPr>
+        <w:t>• знакомство с практикующими;</w:t>
+      </w:r>
+    </w:p>
+    <w:p>
+      <w:pPr>
+        <w:pStyle w:val="BulletText"/>
+      </w:pPr>
+      <w:r>
+        <w:rPr>
+          <w:rFonts w:ascii="Arial" w:hAnsi="Arial" w:eastAsia="Arial" w:cs="Arial"/>
+          <w:b w:val="0"/>
+          <w:i w:val="0"/>
+        </w:rPr>
+        <w:t>• асаны, лекции или книги по запросу;</w:t>
+      </w:r>
+    </w:p>
+    <w:p>
+      <w:pPr>
+        <w:pStyle w:val="BulletText"/>
+      </w:pPr>
+      <w:r>
+        <w:rPr>
+          <w:rFonts w:ascii="Arial" w:hAnsi="Arial" w:eastAsia="Arial" w:cs="Arial"/>
+          <w:b w:val="0"/>
+          <w:i w:val="0"/>
+        </w:rPr>
+        <w:t>• личный урок, когда человек готов к более индивидуальному обучению;</w:t>
+      </w:r>
+    </w:p>
+    <w:p>
+      <w:pPr>
+        <w:pStyle w:val="BulletText"/>
+      </w:pPr>
+      <w:r>
+        <w:rPr>
+          <w:rFonts w:ascii="Arial" w:hAnsi="Arial" w:eastAsia="Arial" w:cs="Arial"/>
+          <w:b w:val="0"/>
+          <w:i w:val="0"/>
+        </w:rPr>
+        <w:t>• участие в чате и жизни сообщества.</w:t>
+      </w:r>
+    </w:p>
+    <w:p>
+      <w:pPr>
+        <w:spacing w:before="120" w:after="60"/>
+      </w:pPr>
+      <w:r>
+        <w:rPr>
+          <w:rFonts w:ascii="Arial" w:hAnsi="Arial" w:eastAsia="Arial" w:cs="Arial"/>
+          <w:b/>
+        </w:rPr>
+        <w:t>Предложение обучения медитации</w:t>
       </w:r>
     </w:p>
     <w:p>
@@ -7579,59 +7639,7 @@
           <w:rFonts w:ascii="Consolas" w:hAnsi="Consolas" w:eastAsia="Consolas" w:cs="Consolas"/>
           <w:sz w:val="17"/>
         </w:rPr>
-        <w:t xml:space="preserve">    Он подходит тем, кто хочет постепенно начать практиковать самостоятельно. Если хотите, отправлю ссылку.</w:t>
-      </w:r>
-    </w:p>
-    <w:p>
-      <w:pPr>
-        <w:spacing w:before="120" w:after="60"/>
-      </w:pPr>
-      <w:r>
-        <w:rPr>
-          <w:rFonts w:ascii="Arial" w:hAnsi="Arial" w:eastAsia="Arial" w:cs="Arial"/>
-          <w:b/>
-        </w:rPr>
-        <w:t>Принцип</w:t>
-      </w:r>
-    </w:p>
-    <w:p>
-      <w:r>
-        <w:rPr>
-          <w:rFonts w:ascii="Arial" w:hAnsi="Arial" w:eastAsia="Arial" w:cs="Arial"/>
-          <w:b w:val="0"/>
-          <w:i w:val="0"/>
-        </w:rPr>
-        <w:t>Не предлагайте всё сразу. Выберите один следующий шаг, который соответствует нынешнему запросу человека.</w:t>
-      </w:r>
-    </w:p>
-    <w:p>
-      <w:pPr>
-        <w:pStyle w:val="Heading4"/>
-      </w:pPr>
-      <w:r>
-        <w:t>Человек не пришёл или пропал</w:t>
-      </w:r>
-    </w:p>
-    <w:p>
-      <w:r>
-        <w:rPr>
-          <w:rFonts w:ascii="Arial" w:hAnsi="Arial" w:eastAsia="Arial" w:cs="Arial"/>
-          <w:b w:val="0"/>
-          <w:i w:val="0"/>
-        </w:rPr>
-        <w:t>Не делайте вывод, что человеку больше ничего не нужно. Сначала спокойно восстановите контакт. Если человек просит не писать, прекратите сообщения.</w:t>
-      </w:r>
-    </w:p>
-    <w:p>
-      <w:pPr>
-        <w:spacing w:before="120" w:after="60"/>
-      </w:pPr>
-      <w:r>
-        <w:rPr>
-          <w:rFonts w:ascii="Arial" w:hAnsi="Arial" w:eastAsia="Arial" w:cs="Arial"/>
-          <w:b/>
-        </w:rPr>
-        <w:t>Если человек не пришёл</w:t>
+        <w:t xml:space="preserve">    Если хочется разобраться в медитации более системно, у нас есть вводный курс для самостоятельного изучения.</w:t>
       </w:r>
     </w:p>
     <w:p>
@@ -7643,7 +7651,6 @@
           <w:rFonts w:ascii="Consolas" w:hAnsi="Consolas" w:eastAsia="Consolas" w:cs="Consolas"/>
           <w:sz w:val="17"/>
         </w:rPr>
-        <w:t xml:space="preserve">    Здравствуйте, [ИМЯ]! Вчера вас не увидел и решил написать. Надеюсь, всё хорошо.</w:t>
       </w:r>
     </w:p>
     <w:p>
@@ -7655,6 +7662,59 @@
           <w:rFonts w:ascii="Consolas" w:hAnsi="Consolas" w:eastAsia="Consolas" w:cs="Consolas"/>
           <w:sz w:val="17"/>
         </w:rPr>
+        <w:t xml:space="preserve">    Он подходит тем, кто хочет постепенно начать практиковать самостоятельно. Если хотите, отправлю ссылку.</w:t>
+      </w:r>
+    </w:p>
+    <w:p>
+      <w:pPr>
+        <w:spacing w:before="120" w:after="60"/>
+      </w:pPr>
+      <w:r>
+        <w:rPr>
+          <w:rFonts w:ascii="Arial" w:hAnsi="Arial" w:eastAsia="Arial" w:cs="Arial"/>
+          <w:b/>
+        </w:rPr>
+        <w:t>Принцип</w:t>
+      </w:r>
+    </w:p>
+    <w:p>
+      <w:r>
+        <w:rPr>
+          <w:rFonts w:ascii="Arial" w:hAnsi="Arial" w:eastAsia="Arial" w:cs="Arial"/>
+          <w:b w:val="0"/>
+          <w:i w:val="0"/>
+        </w:rPr>
+        <w:t>Не предлагайте всё сразу. Выберите один следующий шаг, который соответствует нынешнему запросу человека.</w:t>
+      </w:r>
+    </w:p>
+    <w:p>
+      <w:pPr>
+        <w:pStyle w:val="Heading4"/>
+      </w:pPr>
+      <w:r>
+        <w:t>Человек не пришёл или пропал</w:t>
+      </w:r>
+    </w:p>
+    <w:p>
+      <w:r>
+        <w:rPr>
+          <w:rFonts w:ascii="Arial" w:hAnsi="Arial" w:eastAsia="Arial" w:cs="Arial"/>
+          <w:b w:val="0"/>
+          <w:i w:val="0"/>
+        </w:rPr>
+        <w:t>Не делайте вывод, что человеку больше ничего не нужно. Сначала спокойно восстановите контакт. Если человек просит не писать, прекратите сообщения.</w:t>
+      </w:r>
+    </w:p>
+    <w:p>
+      <w:pPr>
+        <w:spacing w:before="120" w:after="60"/>
+      </w:pPr>
+      <w:r>
+        <w:rPr>
+          <w:rFonts w:ascii="Arial" w:hAnsi="Arial" w:eastAsia="Arial" w:cs="Arial"/>
+          <w:b/>
+        </w:rPr>
+        <w:t>Если человек не пришёл</w:t>
       </w:r>
     </w:p>
     <w:p>
@@ -7666,19 +7726,7 @@
           <w:rFonts w:ascii="Consolas" w:hAnsi="Consolas" w:eastAsia="Consolas" w:cs="Consolas"/>
           <w:sz w:val="17"/>
         </w:rPr>
-        <w:t xml:space="preserve">    Если просто не получилось прийти — ничего страшного. Следующая встреча будет [ДАТА].</w:t>
-      </w:r>
-    </w:p>
-    <w:p>
-      <w:pPr>
-        <w:spacing w:before="120" w:after="60"/>
-      </w:pPr>
-      <w:r>
-        <w:rPr>
-          <w:rFonts w:ascii="Arial" w:hAnsi="Arial" w:eastAsia="Arial" w:cs="Arial"/>
-          <w:b/>
-        </w:rPr>
-        <w:t>Если человек очень занят</w:t>
+        <w:t xml:space="preserve">    Здравствуйте, [ИМЯ]! Вчера вас не увидел и решил написать. Надеюсь, всё хорошо.</w:t>
       </w:r>
     </w:p>
     <w:p>
@@ -7690,7 +7738,6 @@
           <w:rFonts w:ascii="Consolas" w:hAnsi="Consolas" w:eastAsia="Consolas" w:cs="Consolas"/>
           <w:sz w:val="17"/>
         </w:rPr>
-        <w:t xml:space="preserve">    Понимаю. Тогда не буду писать перед каждой встречей 🙂</w:t>
       </w:r>
     </w:p>
     <w:p>
@@ -7702,6 +7749,19 @@
           <w:rFonts w:ascii="Consolas" w:hAnsi="Consolas" w:eastAsia="Consolas" w:cs="Consolas"/>
           <w:sz w:val="17"/>
         </w:rPr>
+        <w:t xml:space="preserve">    Если просто не получилось прийти — ничего страшного. Следующая встреча будет [ДАТА].</w:t>
+      </w:r>
+    </w:p>
+    <w:p>
+      <w:pPr>
+        <w:spacing w:before="120" w:after="60"/>
+      </w:pPr>
+      <w:r>
+        <w:rPr>
+          <w:rFonts w:ascii="Arial" w:hAnsi="Arial" w:eastAsia="Arial" w:cs="Arial"/>
+          <w:b/>
+        </w:rPr>
+        <w:t>Если человек очень занят</w:t>
       </w:r>
     </w:p>
     <w:p>
@@ -7713,102 +7773,7 @@
           <w:rFonts w:ascii="Consolas" w:hAnsi="Consolas" w:eastAsia="Consolas" w:cs="Consolas"/>
           <w:sz w:val="17"/>
         </w:rPr>
-        <w:t xml:space="preserve">    Когда будет возможность вернуться — будем рады видеть. А если появятся вопросы по практике, можете написать в любое время.</w:t>
-      </w:r>
-    </w:p>
-    <w:p>
-      <w:pPr>
-        <w:pStyle w:val="Heading4"/>
-      </w:pPr>
-      <w:r>
-        <w:t>Ориентир для ненавязчивых касаний</w:t>
-      </w:r>
-    </w:p>
-    <w:p>
-      <w:pPr>
-        <w:pStyle w:val="BulletText"/>
-      </w:pPr>
-      <w:r>
-        <w:rPr>
-          <w:rFonts w:ascii="Arial" w:hAnsi="Arial" w:eastAsia="Arial" w:cs="Arial"/>
-          <w:b w:val="0"/>
-          <w:i w:val="0"/>
-        </w:rPr>
-        <w:t>1. Примерно через неделю.</w:t>
-      </w:r>
-    </w:p>
-    <w:p>
-      <w:pPr>
-        <w:pStyle w:val="BulletText"/>
-      </w:pPr>
-      <w:r>
-        <w:rPr>
-          <w:rFonts w:ascii="Arial" w:hAnsi="Arial" w:eastAsia="Arial" w:cs="Arial"/>
-          <w:b w:val="0"/>
-          <w:i w:val="0"/>
-        </w:rPr>
-        <w:t>2. Ещё через 2–3 недели.</w:t>
-      </w:r>
-    </w:p>
-    <w:p>
-      <w:pPr>
-        <w:pStyle w:val="BulletText"/>
-      </w:pPr>
-      <w:r>
-        <w:rPr>
-          <w:rFonts w:ascii="Arial" w:hAnsi="Arial" w:eastAsia="Arial" w:cs="Arial"/>
-          <w:b w:val="0"/>
-          <w:i w:val="0"/>
-        </w:rPr>
-        <w:t>3. Примерно через 1–1,5 месяца.</w:t>
-      </w:r>
-    </w:p>
-    <w:p>
-      <w:pPr>
-        <w:pStyle w:val="BulletText"/>
-      </w:pPr>
-      <w:r>
-        <w:rPr>
-          <w:rFonts w:ascii="Arial" w:hAnsi="Arial" w:eastAsia="Arial" w:cs="Arial"/>
-          <w:b w:val="0"/>
-          <w:i w:val="0"/>
-        </w:rPr>
-        <w:t>4. Контрольное касание примерно через 3 месяца.</w:t>
-      </w:r>
-    </w:p>
-    <w:p>
-      <w:pPr>
-        <w:pStyle w:val="BulletText"/>
-      </w:pPr>
-      <w:r>
-        <w:rPr>
-          <w:rFonts w:ascii="Arial" w:hAnsi="Arial" w:eastAsia="Arial" w:cs="Arial"/>
-          <w:b w:val="0"/>
-          <w:i w:val="0"/>
-        </w:rPr>
-        <w:t>5. Если ответа нет, перевести контакт в пассивный режим.</w:t>
-      </w:r>
-    </w:p>
-    <w:p>
-      <w:r>
-        <w:rPr>
-          <w:rFonts w:ascii="Arial" w:hAnsi="Arial" w:eastAsia="Arial" w:cs="Arial"/>
-          <w:b w:val="0"/>
-          <w:i w:val="0"/>
-        </w:rPr>
-        <w:t>Это ориентир, а не строгий календарь. Если человек отвечает, продолжайте живой разговор. Если попросил не писать, остановитесь сразу.</w:t>
-      </w:r>
-    </w:p>
-    <w:p>
-      <w:pPr>
-        <w:spacing w:before="120" w:after="60"/>
-      </w:pPr>
-      <w:r>
-        <w:rPr>
-          <w:rFonts w:ascii="Arial" w:hAnsi="Arial" w:eastAsia="Arial" w:cs="Arial"/>
-          <w:b/>
-        </w:rPr>
-        <w:t>Через неделю</w:t>
+        <w:t xml:space="preserve">    Понимаю. Тогда не буду писать перед каждой встречей 🙂</w:t>
       </w:r>
     </w:p>
     <w:p>
@@ -7820,7 +7785,6 @@
           <w:rFonts w:ascii="Consolas" w:hAnsi="Consolas" w:eastAsia="Consolas" w:cs="Consolas"/>
           <w:sz w:val="17"/>
         </w:rPr>
-        <w:t xml:space="preserve">    [ИМЯ], здравствуйте! Как у вас дела?</w:t>
       </w:r>
     </w:p>
     <w:p>
@@ -7832,6 +7796,102 @@
           <w:rFonts w:ascii="Consolas" w:hAnsi="Consolas" w:eastAsia="Consolas" w:cs="Consolas"/>
           <w:sz w:val="17"/>
         </w:rPr>
+        <w:t xml:space="preserve">    Когда будет возможность вернуться — будем рады видеть. А если появятся вопросы по практике, можете написать в любое время.</w:t>
+      </w:r>
+    </w:p>
+    <w:p>
+      <w:pPr>
+        <w:pStyle w:val="Heading4"/>
+      </w:pPr>
+      <w:r>
+        <w:t>Ориентир для ненавязчивых касаний</w:t>
+      </w:r>
+    </w:p>
+    <w:p>
+      <w:pPr>
+        <w:pStyle w:val="BulletText"/>
+      </w:pPr>
+      <w:r>
+        <w:rPr>
+          <w:rFonts w:ascii="Arial" w:hAnsi="Arial" w:eastAsia="Arial" w:cs="Arial"/>
+          <w:b w:val="0"/>
+          <w:i w:val="0"/>
+        </w:rPr>
+        <w:t>1. Примерно через неделю.</w:t>
+      </w:r>
+    </w:p>
+    <w:p>
+      <w:pPr>
+        <w:pStyle w:val="BulletText"/>
+      </w:pPr>
+      <w:r>
+        <w:rPr>
+          <w:rFonts w:ascii="Arial" w:hAnsi="Arial" w:eastAsia="Arial" w:cs="Arial"/>
+          <w:b w:val="0"/>
+          <w:i w:val="0"/>
+        </w:rPr>
+        <w:t>2. Ещё через 2–3 недели.</w:t>
+      </w:r>
+    </w:p>
+    <w:p>
+      <w:pPr>
+        <w:pStyle w:val="BulletText"/>
+      </w:pPr>
+      <w:r>
+        <w:rPr>
+          <w:rFonts w:ascii="Arial" w:hAnsi="Arial" w:eastAsia="Arial" w:cs="Arial"/>
+          <w:b w:val="0"/>
+          <w:i w:val="0"/>
+        </w:rPr>
+        <w:t>3. Примерно через 1–1,5 месяца.</w:t>
+      </w:r>
+    </w:p>
+    <w:p>
+      <w:pPr>
+        <w:pStyle w:val="BulletText"/>
+      </w:pPr>
+      <w:r>
+        <w:rPr>
+          <w:rFonts w:ascii="Arial" w:hAnsi="Arial" w:eastAsia="Arial" w:cs="Arial"/>
+          <w:b w:val="0"/>
+          <w:i w:val="0"/>
+        </w:rPr>
+        <w:t>4. Контрольное касание примерно через 3 месяца.</w:t>
+      </w:r>
+    </w:p>
+    <w:p>
+      <w:pPr>
+        <w:pStyle w:val="BulletText"/>
+      </w:pPr>
+      <w:r>
+        <w:rPr>
+          <w:rFonts w:ascii="Arial" w:hAnsi="Arial" w:eastAsia="Arial" w:cs="Arial"/>
+          <w:b w:val="0"/>
+          <w:i w:val="0"/>
+        </w:rPr>
+        <w:t>5. Если ответа нет, перевести контакт в пассивный режим.</w:t>
+      </w:r>
+    </w:p>
+    <w:p>
+      <w:r>
+        <w:rPr>
+          <w:rFonts w:ascii="Arial" w:hAnsi="Arial" w:eastAsia="Arial" w:cs="Arial"/>
+          <w:b w:val="0"/>
+          <w:i w:val="0"/>
+        </w:rPr>
+        <w:t>Это ориентир, а не строгий календарь. Если человек отвечает, продолжайте живой разговор. Если попросил не писать, остановитесь сразу.</w:t>
+      </w:r>
+    </w:p>
+    <w:p>
+      <w:pPr>
+        <w:spacing w:before="120" w:after="60"/>
+      </w:pPr>
+      <w:r>
+        <w:rPr>
+          <w:rFonts w:ascii="Arial" w:hAnsi="Arial" w:eastAsia="Arial" w:cs="Arial"/>
+          <w:b/>
+        </w:rPr>
+        <w:t>Через неделю</w:t>
       </w:r>
     </w:p>
     <w:p>
@@ -7843,19 +7903,7 @@
           <w:rFonts w:ascii="Consolas" w:hAnsi="Consolas" w:eastAsia="Consolas" w:cs="Consolas"/>
           <w:sz w:val="17"/>
         </w:rPr>
-        <w:t xml:space="preserve">    Удалось ли ещё попробовать медитацию после нашей встречи? Если возникли вопросы — можете написать.</w:t>
-      </w:r>
-    </w:p>
-    <w:p>
-      <w:pPr>
-        <w:spacing w:before="120" w:after="60"/>
-      </w:pPr>
-      <w:r>
-        <w:rPr>
-          <w:rFonts w:ascii="Arial" w:hAnsi="Arial" w:eastAsia="Arial" w:cs="Arial"/>
-          <w:b/>
-        </w:rPr>
-        <w:t>Через несколько недель — с полезным поводом</w:t>
+        <w:t xml:space="preserve">    [ИМЯ], здравствуйте! Как у вас дела?</w:t>
       </w:r>
     </w:p>
     <w:p>
@@ -7867,7 +7915,6 @@
           <w:rFonts w:ascii="Consolas" w:hAnsi="Consolas" w:eastAsia="Consolas" w:cs="Consolas"/>
           <w:sz w:val="17"/>
         </w:rPr>
-        <w:t xml:space="preserve">    [ИМЯ], здравствуйте! Вы спрашивали про [ТЕМА].</w:t>
       </w:r>
     </w:p>
     <w:p>
@@ -7879,6 +7926,19 @@
           <w:rFonts w:ascii="Consolas" w:hAnsi="Consolas" w:eastAsia="Consolas" w:cs="Consolas"/>
           <w:sz w:val="17"/>
         </w:rPr>
+        <w:t xml:space="preserve">    Удалось ли ещё попробовать медитацию после нашей встречи? Если возникли вопросы — можете написать.</w:t>
+      </w:r>
+    </w:p>
+    <w:p>
+      <w:pPr>
+        <w:spacing w:before="120" w:after="60"/>
+      </w:pPr>
+      <w:r>
+        <w:rPr>
+          <w:rFonts w:ascii="Arial" w:hAnsi="Arial" w:eastAsia="Arial" w:cs="Arial"/>
+          <w:b/>
+        </w:rPr>
+        <w:t>Через несколько недель — с полезным поводом</w:t>
       </w:r>
     </w:p>
     <w:p>
@@ -7890,7 +7950,53 @@
           <w:rFonts w:ascii="Consolas" w:hAnsi="Consolas" w:eastAsia="Consolas" w:cs="Consolas"/>
           <w:sz w:val="17"/>
         </w:rPr>
-        <w:t xml:space="preserve">    У нас появился хороший материал по этой теме. Вспомнил про вас и решил отправить: [ССЫЛКА].</w:t>
+        <w:t xml:space="preserve">    [ИМЯ], здравствуйте! Вы спрашивали про самостоятельную медитацию.</w:t>
+      </w:r>
+    </w:p>
+    <w:p>
+      <w:pPr>
+        <w:pStyle w:val="CodeText"/>
+      </w:pPr>
+      <w:r>
+        <w:rPr>
+          <w:rFonts w:ascii="Consolas" w:hAnsi="Consolas" w:eastAsia="Consolas" w:cs="Consolas"/>
+          <w:sz w:val="17"/>
+        </w:rPr>
+      </w:r>
+    </w:p>
+    <w:p>
+      <w:pPr>
+        <w:pStyle w:val="CodeText"/>
+      </w:pPr>
+      <w:r>
+        <w:rPr>
+          <w:rFonts w:ascii="Consolas" w:hAnsi="Consolas" w:eastAsia="Consolas" w:cs="Consolas"/>
+          <w:sz w:val="17"/>
+        </w:rPr>
+        <w:t xml:space="preserve">    Вспомнил про вас и решил отправить базовый курс: https://xn--80ahclcbajtrv5ae6c.xn--80asehdb/meditation_basic_course</w:t>
+      </w:r>
+    </w:p>
+    <w:p>
+      <w:pPr>
+        <w:pStyle w:val="CodeText"/>
+      </w:pPr>
+      <w:r>
+        <w:rPr>
+          <w:rFonts w:ascii="Consolas" w:hAnsi="Consolas" w:eastAsia="Consolas" w:cs="Consolas"/>
+          <w:sz w:val="17"/>
+        </w:rPr>
+      </w:r>
+    </w:p>
+    <w:p>
+      <w:pPr>
+        <w:pStyle w:val="CodeText"/>
+      </w:pPr>
+      <w:r>
+        <w:rPr>
+          <w:rFonts w:ascii="Consolas" w:hAnsi="Consolas" w:eastAsia="Consolas" w:cs="Consolas"/>
+          <w:sz w:val="17"/>
+        </w:rPr>
+        <w:t xml:space="preserve">    Если сейчас актуальна другая тема — напишите, подберём материал по вашему запросу.</w:t>
       </w:r>
     </w:p>
     <w:p>
@@ -10125,7 +10231,7 @@
       </w:r>
     </w:p>
     <w:p>
-      <w:hyperlink r:id="rId43">
+      <w:hyperlink r:id="rId48">
         <w:r>
           <w:rPr>
             <w:color w:val="1F5E4A"/>
@@ -10185,7 +10291,7 @@
       </w:r>
     </w:p>
     <w:p>
-      <w:hyperlink r:id="rId45">
+      <w:hyperlink r:id="rId49">
         <w:r>
           <w:rPr>
             <w:color w:val="1F5E4A"/>
@@ -10197,7 +10303,7 @@
       </w:hyperlink>
     </w:p>
     <w:p>
-      <w:hyperlink r:id="rId46">
+      <w:hyperlink r:id="rId45">
         <w:r>
           <w:rPr>
             <w:color w:val="1F5E4A"/>
@@ -10209,7 +10315,7 @@
       </w:hyperlink>
     </w:p>
     <w:p>
-      <w:hyperlink r:id="rId47">
+      <w:hyperlink r:id="rId50">
         <w:r>
           <w:rPr>
             <w:color w:val="1F5E4A"/>
@@ -10249,7 +10355,7 @@
       </w:r>
     </w:p>
     <w:p>
-      <w:hyperlink r:id="rId48">
+      <w:hyperlink r:id="rId51">
         <w:r>
           <w:rPr>
             <w:color w:val="1F5E4A"/>
@@ -10261,7 +10367,7 @@
       </w:hyperlink>
     </w:p>
     <w:p>
-      <w:hyperlink r:id="rId49">
+      <w:hyperlink r:id="rId52">
         <w:r>
           <w:rPr>
             <w:color w:val="1F5E4A"/>
@@ -10273,7 +10379,7 @@
       </w:hyperlink>
     </w:p>
     <w:p>
-      <w:hyperlink r:id="rId47">
+      <w:hyperlink r:id="rId50">
         <w:r>
           <w:rPr>
             <w:color w:val="1F5E4A"/>
@@ -10313,7 +10419,7 @@
       </w:r>
     </w:p>
     <w:p>
-      <w:hyperlink r:id="rId50">
+      <w:hyperlink r:id="rId53">
         <w:r>
           <w:rPr>
             <w:color w:val="1F5E4A"/>
@@ -10325,7 +10431,7 @@
       </w:hyperlink>
     </w:p>
     <w:p>
-      <w:hyperlink r:id="rId51">
+      <w:hyperlink r:id="rId46">
         <w:r>
           <w:rPr>
             <w:color w:val="1F5E4A"/>
@@ -10337,7 +10443,7 @@
       </w:hyperlink>
     </w:p>
     <w:p>
-      <w:hyperlink r:id="rId47">
+      <w:hyperlink r:id="rId50">
         <w:r>
           <w:rPr>
             <w:color w:val="1F5E4A"/>
@@ -10377,7 +10483,7 @@
       </w:r>
     </w:p>
     <w:p>
-      <w:hyperlink r:id="rId52">
+      <w:hyperlink r:id="rId54">
         <w:r>
           <w:rPr>
             <w:color w:val="1F5E4A"/>
@@ -10389,7 +10495,7 @@
       </w:hyperlink>
     </w:p>
     <w:p>
-      <w:hyperlink r:id="rId53">
+      <w:hyperlink r:id="rId55">
         <w:r>
           <w:rPr>
             <w:color w:val="1F5E4A"/>
@@ -10401,7 +10507,7 @@
       </w:hyperlink>
     </w:p>
     <w:p>
-      <w:hyperlink r:id="rId47">
+      <w:hyperlink r:id="rId50">
         <w:r>
           <w:rPr>
             <w:color w:val="1F5E4A"/>
@@ -10441,7 +10547,7 @@
       </w:r>
     </w:p>
     <w:p>
-      <w:hyperlink r:id="rId54">
+      <w:hyperlink r:id="rId56">
         <w:r>
           <w:rPr>
             <w:color w:val="1F5E4A"/>
@@ -10453,7 +10559,7 @@
       </w:hyperlink>
     </w:p>
     <w:p>
-      <w:hyperlink r:id="rId55">
+      <w:hyperlink r:id="rId57">
         <w:r>
           <w:rPr>
             <w:color w:val="1F5E4A"/>
@@ -10465,7 +10571,7 @@
       </w:hyperlink>
     </w:p>
     <w:p>
-      <w:hyperlink r:id="rId47">
+      <w:hyperlink r:id="rId50">
         <w:r>
           <w:rPr>
             <w:color w:val="1F5E4A"/>
@@ -10505,7 +10611,7 @@
       </w:r>
     </w:p>
     <w:p>
-      <w:hyperlink r:id="rId56">
+      <w:hyperlink r:id="rId58">
         <w:r>
           <w:rPr>
             <w:color w:val="1F5E4A"/>
@@ -10517,7 +10623,7 @@
       </w:hyperlink>
     </w:p>
     <w:p>
-      <w:hyperlink r:id="rId57">
+      <w:hyperlink r:id="rId59">
         <w:r>
           <w:rPr>
             <w:color w:val="1F5E4A"/>
@@ -10529,7 +10635,7 @@
       </w:hyperlink>
     </w:p>
     <w:p>
-      <w:hyperlink r:id="rId47">
+      <w:hyperlink r:id="rId50">
         <w:r>
           <w:rPr>
             <w:color w:val="1F5E4A"/>
@@ -10555,6 +10661,120 @@
         <w:pStyle w:val="Heading4"/>
       </w:pPr>
       <w:r>
+        <w:t>Концентрация и внимание</w:t>
+      </w:r>
+    </w:p>
+    <w:p>
+      <w:r>
+        <w:rPr>
+          <w:rFonts w:ascii="Arial" w:hAnsi="Arial" w:eastAsia="Arial" w:cs="Arial"/>
+          <w:b w:val="0"/>
+          <w:i w:val="0"/>
+        </w:rPr>
+        <w:t>Видео «Как правильно медитировать? Тонкости идеальной практики» — 19 минут. Объяснение концентрации примерно с 09:06.</w:t>
+      </w:r>
+    </w:p>
+    <w:p>
+      <w:hyperlink r:id="rId43">
+        <w:r>
+          <w:rPr>
+            <w:color w:val="1F5E4A"/>
+            <w:u w:val="single"/>
+            <w:rFonts w:ascii="Arial" w:hAnsi="Arial" w:eastAsia="Arial" w:cs="Arial"/>
+          </w:rPr>
+          <w:t>RUTUBE — тонкости медитации</w:t>
+        </w:r>
+      </w:hyperlink>
+    </w:p>
+    <w:p>
+      <w:pPr>
+        <w:pStyle w:val="Heading4"/>
+      </w:pPr>
+      <w:r>
+        <w:t>Философия йоги</w:t>
+      </w:r>
+    </w:p>
+    <w:p>
+      <w:r>
+        <w:rPr>
+          <w:rFonts w:ascii="Arial" w:hAnsi="Arial" w:eastAsia="Arial" w:cs="Arial"/>
+          <w:b w:val="0"/>
+          <w:i w:val="0"/>
+        </w:rPr>
+        <w:t>Цикл «Ананда Сутрам»; выбирайте одну лекцию под вопрос человека.</w:t>
+      </w:r>
+    </w:p>
+    <w:p>
+      <w:hyperlink r:id="rId60">
+        <w:r>
+          <w:rPr>
+            <w:color w:val="1F5E4A"/>
+            <w:u w:val="single"/>
+            <w:rFonts w:ascii="Arial" w:hAnsi="Arial" w:eastAsia="Arial" w:cs="Arial"/>
+          </w:rPr>
+          <w:t>YouTube — философия йоги</w:t>
+        </w:r>
+      </w:hyperlink>
+    </w:p>
+    <w:p>
+      <w:hyperlink r:id="rId61">
+        <w:r>
+          <w:rPr>
+            <w:color w:val="1F5E4A"/>
+            <w:u w:val="single"/>
+            <w:rFonts w:ascii="Arial" w:hAnsi="Arial" w:eastAsia="Arial" w:cs="Arial"/>
+          </w:rPr>
+          <w:t>RUTUBE — философия йоги</w:t>
+        </w:r>
+      </w:hyperlink>
+    </w:p>
+    <w:p>
+      <w:pPr>
+        <w:pStyle w:val="Heading4"/>
+      </w:pPr>
+      <w:r>
+        <w:t>Книги — Sattva Shop</w:t>
+      </w:r>
+    </w:p>
+    <w:p>
+      <w:r>
+        <w:rPr>
+          <w:rFonts w:ascii="Arial" w:hAnsi="Arial" w:eastAsia="Arial" w:cs="Arial"/>
+          <w:b w:val="0"/>
+          <w:i w:val="0"/>
+        </w:rPr>
+        <w:t>Книги по йоге, медитации и философии. Условия приобретения указаны в магазине.</w:t>
+      </w:r>
+    </w:p>
+    <w:p>
+      <w:hyperlink r:id="rId47">
+        <w:r>
+          <w:rPr>
+            <w:color w:val="1F5E4A"/>
+            <w:u w:val="single"/>
+            <w:rFonts w:ascii="Arial" w:hAnsi="Arial" w:eastAsia="Arial" w:cs="Arial"/>
+          </w:rPr>
+          <w:t>Sattva Shop — каталог книг</w:t>
+        </w:r>
+      </w:hyperlink>
+    </w:p>
+    <w:p>
+      <w:hyperlink r:id="rId62">
+        <w:r>
+          <w:rPr>
+            <w:color w:val="1F5E4A"/>
+            <w:u w:val="single"/>
+            <w:rFonts w:ascii="Arial" w:hAnsi="Arial" w:eastAsia="Arial" w:cs="Arial"/>
+          </w:rPr>
+          <w:t>Книга «Урокимедитации»</w:t>
+        </w:r>
+      </w:hyperlink>
+    </w:p>
+    <w:p>
+      <w:pPr>
+        <w:pStyle w:val="Heading4"/>
+      </w:pPr>
+      <w:r>
         <w:t>Все плейлисты и каналы проекта</w:t>
       </w:r>
     </w:p>
@@ -10569,7 +10789,7 @@
       </w:r>
     </w:p>
     <w:p>
-      <w:hyperlink r:id="rId58">
+      <w:hyperlink r:id="rId63">
         <w:r>
           <w:rPr>
             <w:color w:val="1F5E4A"/>
@@ -10581,7 +10801,7 @@
       </w:hyperlink>
     </w:p>
     <w:p>
-      <w:hyperlink r:id="rId59">
+      <w:hyperlink r:id="rId64">
         <w:r>
           <w:rPr>
             <w:color w:val="1F5E4A"/>
@@ -10593,7 +10813,7 @@
       </w:hyperlink>
     </w:p>
     <w:p>
-      <w:hyperlink r:id="rId47">
+      <w:hyperlink r:id="rId50">
         <w:r>
           <w:rPr>
             <w:color w:val="1F5E4A"/>
@@ -10625,7 +10845,30 @@
           <w:rFonts w:ascii="Consolas" w:hAnsi="Consolas" w:eastAsia="Consolas" w:cs="Consolas"/>
           <w:sz w:val="17"/>
         </w:rPr>
-        <w:t xml:space="preserve">    [ИМЯ], вы спрашивали про [ТЕМА]. Вот подборка «Уроков медитации» по этому вопросу: [ССЫЛКА]. Если захотите обсудить — напишите.</w:t>
+        <w:t xml:space="preserve">    [ИМЯ], вы спрашивали, с чего начать медитацию. Вот базовый курс «Уроков медитации»: https://xn--80ahclcbajtrv5ae6c.xn--80asehdb/meditation_basic_course</w:t>
+      </w:r>
+    </w:p>
+    <w:p>
+      <w:pPr>
+        <w:pStyle w:val="CodeText"/>
+      </w:pPr>
+      <w:r>
+        <w:rPr>
+          <w:rFonts w:ascii="Consolas" w:hAnsi="Consolas" w:eastAsia="Consolas" w:cs="Consolas"/>
+          <w:sz w:val="17"/>
+        </w:rPr>
+      </w:r>
+    </w:p>
+    <w:p>
+      <w:pPr>
+        <w:pStyle w:val="CodeText"/>
+      </w:pPr>
+      <w:r>
+        <w:rPr>
+          <w:rFonts w:ascii="Consolas" w:hAnsi="Consolas" w:eastAsia="Consolas" w:cs="Consolas"/>
+          <w:sz w:val="17"/>
+        </w:rPr>
+        <w:t xml:space="preserve">    Если захотите обсудить — напишите.</w:t>
       </w:r>
     </w:p>
     <w:p>
@@ -10669,7 +10912,7 @@
       </w:r>
     </w:p>
     <w:p>
-      <w:hyperlink r:id="rId60">
+      <w:hyperlink r:id="rId65">
         <w:r>
           <w:rPr>
             <w:color w:val="1F5E4A"/>
@@ -10715,7 +10958,7 @@
         </w:rPr>
         <w:t xml:space="preserve">• </w:t>
       </w:r>
-      <w:hyperlink r:id="rId61">
+      <w:hyperlink r:id="rId66">
         <w:r>
           <w:rPr>
             <w:color w:val="1F5E4A"/>
@@ -10765,7 +11008,7 @@
       <w:pPr>
         <w:spacing w:before="120"/>
       </w:pPr>
-      <w:hyperlink r:id="rId62">
+      <w:hyperlink r:id="rId67">
         <w:r>
           <w:rPr>
             <w:color w:val="1F5E4A"/>
@@ -10858,7 +11101,7 @@
         </w:rPr>
         <w:t xml:space="preserve">1. Назначьте ответственного за каждое направление. Один человек может совмещать роли. </w:t>
       </w:r>
-      <w:hyperlink r:id="rId63">
+      <w:hyperlink r:id="rId68">
         <w:r>
           <w:rPr>
             <w:color w:val="1F5E4A"/>
@@ -10904,7 +11147,7 @@
         </w:rPr>
         <w:t xml:space="preserve">3. Запишите по одной ближайшей задаче на направление: действие, ответственный, срок, ожидаемый результат. </w:t>
       </w:r>
-      <w:hyperlink r:id="rId64">
+      <w:hyperlink r:id="rId69">
         <w:r>
           <w:rPr>
             <w:color w:val="1F5E4A"/>
@@ -10927,7 +11170,7 @@
         </w:rPr>
         <w:t xml:space="preserve">4. Договоритесь о следующем разборе: что выполнено, сколько людей обратилось и пришло, какой следующий шаг. </w:t>
       </w:r>
-      <w:hyperlink r:id="rId65">
+      <w:hyperlink r:id="rId70">
         <w:r>
           <w:rPr>
             <w:color w:val="1F5E4A"/>
@@ -11058,7 +11301,7 @@
       </w:r>
     </w:p>
     <w:p>
-      <w:hyperlink r:id="rId66">
+      <w:hyperlink r:id="rId71">
         <w:r>
           <w:rPr>
             <w:color w:val="1F5E4A"/>
@@ -11175,7 +11418,7 @@
       </w:r>
     </w:p>
     <w:p>
-      <w:hyperlink r:id="rId64">
+      <w:hyperlink r:id="rId69">
         <w:r>
           <w:rPr>
             <w:color w:val="1F5E4A"/>
@@ -11218,7 +11461,7 @@
       </w:r>
     </w:p>
     <w:p>
-      <w:hyperlink r:id="rId65">
+      <w:hyperlink r:id="rId70">
         <w:r>
           <w:rPr>
             <w:color w:val="1F5E4A"/>
@@ -11292,7 +11535,7 @@
       </w:r>
     </w:p>
     <w:p>
-      <w:hyperlink r:id="rId67">
+      <w:hyperlink r:id="rId72">
         <w:r>
           <w:rPr>
             <w:color w:val="1F5E4A"/>
@@ -11614,7 +11857,7 @@
         </w:rPr>
         <w:t xml:space="preserve">• </w:t>
       </w:r>
-      <w:hyperlink r:id="rId68">
+      <w:hyperlink r:id="rId73">
         <w:r>
           <w:rPr>
             <w:color w:val="1F5E4A"/>
@@ -11637,7 +11880,7 @@
         </w:rPr>
         <w:t xml:space="preserve">• </w:t>
       </w:r>
-      <w:hyperlink r:id="rId69">
+      <w:hyperlink r:id="rId74">
         <w:r>
           <w:rPr>
             <w:color w:val="1F5E4A"/>
@@ -11660,7 +11903,7 @@
         </w:rPr>
         <w:t xml:space="preserve">• </w:t>
       </w:r>
-      <w:hyperlink r:id="rId70">
+      <w:hyperlink r:id="rId75">
         <w:r>
           <w:rPr>
             <w:color w:val="1F5E4A"/>
@@ -11683,7 +11926,7 @@
         </w:rPr>
         <w:t xml:space="preserve">• </w:t>
       </w:r>
-      <w:hyperlink r:id="rId71">
+      <w:hyperlink r:id="rId76">
         <w:r>
           <w:rPr>
             <w:color w:val="1F5E4A"/>
@@ -11710,7 +11953,7 @@
       <w:pPr>
         <w:spacing w:before="120"/>
       </w:pPr>
-      <w:hyperlink r:id="rId72">
+      <w:hyperlink r:id="rId77">
         <w:r>
           <w:rPr>
             <w:color w:val="1F5E4A"/>
@@ -11759,7 +12002,7 @@
         </w:rPr>
         <w:t xml:space="preserve">1. Прочитайте </w:t>
       </w:r>
-      <w:hyperlink r:id="rId73">
+      <w:hyperlink r:id="rId78">
         <w:r>
           <w:rPr>
             <w:color w:val="1F5E4A"/>
@@ -11790,7 +12033,7 @@
         </w:rPr>
         <w:t xml:space="preserve">2. Посмотрите </w:t>
       </w:r>
-      <w:hyperlink r:id="rId74">
+      <w:hyperlink r:id="rId79">
         <w:r>
           <w:rPr>
             <w:color w:val="1F5E4A"/>
@@ -11808,7 +12051,7 @@
         </w:rPr>
         <w:t xml:space="preserve"> и </w:t>
       </w:r>
-      <w:hyperlink r:id="rId61">
+      <w:hyperlink r:id="rId66">
         <w:r>
           <w:rPr>
             <w:color w:val="1F5E4A"/>
@@ -11839,7 +12082,7 @@
         </w:rPr>
         <w:t xml:space="preserve">3. Обсудите с секретарём юнита одну конкретную задачу из </w:t>
       </w:r>
-      <w:hyperlink r:id="rId68">
+      <w:hyperlink r:id="rId73">
         <w:r>
           <w:rPr>
             <w:color w:val="1F5E4A"/>
@@ -11878,7 +12121,7 @@
         </w:rPr>
         <w:t xml:space="preserve">• </w:t>
       </w:r>
-      <w:hyperlink r:id="rId66">
+      <w:hyperlink r:id="rId71">
         <w:r>
           <w:rPr>
             <w:color w:val="1F5E4A"/>
@@ -11909,7 +12152,7 @@
         </w:rPr>
         <w:t xml:space="preserve">• </w:t>
       </w:r>
-      <w:hyperlink r:id="rId75">
+      <w:hyperlink r:id="rId80">
         <w:r>
           <w:rPr>
             <w:color w:val="1F5E4A"/>
@@ -11940,7 +12183,7 @@
         </w:rPr>
         <w:t xml:space="preserve">• </w:t>
       </w:r>
-      <w:hyperlink r:id="rId70">
+      <w:hyperlink r:id="rId75">
         <w:r>
           <w:rPr>
             <w:color w:val="1F5E4A"/>
@@ -12023,7 +12266,7 @@
         </w:rPr>
         <w:t xml:space="preserve">Когда задача станет понятнее, откройте маршрут </w:t>
       </w:r>
-      <w:hyperlink r:id="rId76">
+      <w:hyperlink r:id="rId81">
         <w:r>
           <w:rPr>
             <w:color w:val="1F5E4A"/>
@@ -12041,7 +12284,7 @@
         </w:rPr>
         <w:t xml:space="preserve">, </w:t>
       </w:r>
-      <w:hyperlink r:id="rId77">
+      <w:hyperlink r:id="rId82">
         <w:r>
           <w:rPr>
             <w:color w:val="1F5E4A"/>
@@ -12059,7 +12302,7 @@
         </w:rPr>
         <w:t xml:space="preserve"> или </w:t>
       </w:r>
-      <w:hyperlink r:id="rId78">
+      <w:hyperlink r:id="rId83">
         <w:r>
           <w:rPr>
             <w:color w:val="1F5E4A"/>
@@ -12082,7 +12325,7 @@
       <w:pPr>
         <w:spacing w:before="120"/>
       </w:pPr>
-      <w:hyperlink r:id="rId79">
+      <w:hyperlink r:id="rId84">
         <w:r>
           <w:rPr>
             <w:color w:val="1F5E4A"/>
@@ -12230,7 +12473,7 @@
             <w:pPr>
               <w:jc w:val="left"/>
             </w:pPr>
-            <w:hyperlink r:id="rId80">
+            <w:hyperlink r:id="rId85">
               <w:r>
                 <w:rPr>
                   <w:color w:val="1F5E4A"/>
@@ -12290,7 +12533,7 @@
             <w:pPr>
               <w:jc w:val="left"/>
             </w:pPr>
-            <w:hyperlink r:id="rId68">
+            <w:hyperlink r:id="rId73">
               <w:r>
                 <w:rPr>
                   <w:color w:val="1F5E4A"/>
@@ -12348,7 +12591,7 @@
             <w:pPr>
               <w:jc w:val="left"/>
             </w:pPr>
-            <w:hyperlink r:id="rId70">
+            <w:hyperlink r:id="rId75">
               <w:r>
                 <w:rPr>
                   <w:color w:val="1F5E4A"/>
@@ -12367,7 +12610,7 @@
               </w:rPr>
               <w:t xml:space="preserve">, </w:t>
             </w:r>
-            <w:hyperlink r:id="rId81">
+            <w:hyperlink r:id="rId86">
               <w:r>
                 <w:rPr>
                   <w:color w:val="1F5E4A"/>
@@ -12386,7 +12629,7 @@
               </w:rPr>
               <w:t xml:space="preserve">, </w:t>
             </w:r>
-            <w:hyperlink r:id="rId82">
+            <w:hyperlink r:id="rId87">
               <w:r>
                 <w:rPr>
                   <w:color w:val="1F5E4A"/>
@@ -12564,7 +12807,7 @@
             <w:pPr>
               <w:jc w:val="left"/>
             </w:pPr>
-            <w:hyperlink r:id="rId60">
+            <w:hyperlink r:id="rId65">
               <w:r>
                 <w:rPr>
                   <w:color w:val="1F5E4A"/>
@@ -12701,7 +12944,7 @@
             <w:pPr>
               <w:jc w:val="left"/>
             </w:pPr>
-            <w:hyperlink r:id="rId75">
+            <w:hyperlink r:id="rId80">
               <w:r>
                 <w:rPr>
                   <w:color w:val="1F5E4A"/>
@@ -12819,7 +13062,7 @@
             <w:pPr>
               <w:jc w:val="left"/>
             </w:pPr>
-            <w:hyperlink r:id="rId83">
+            <w:hyperlink r:id="rId88">
               <w:r>
                 <w:rPr>
                   <w:color w:val="1F5E4A"/>
@@ -12843,7 +13086,7 @@
         </w:rPr>
         <w:t xml:space="preserve">Если материала пока нет, зафиксируйте потребность в </w:t>
       </w:r>
-      <w:hyperlink r:id="rId84">
+      <w:hyperlink r:id="rId89">
         <w:r>
           <w:rPr>
             <w:color w:val="1F5E4A"/>
@@ -12866,7 +13109,7 @@
       <w:pPr>
         <w:spacing w:before="120"/>
       </w:pPr>
-      <w:hyperlink r:id="rId85">
+      <w:hyperlink r:id="rId90">
         <w:r>
           <w:rPr>
             <w:color w:val="1F5E4A"/>
@@ -13456,7 +13699,7 @@
       <w:pPr>
         <w:spacing w:before="120"/>
       </w:pPr>
-      <w:hyperlink r:id="rId86">
+      <w:hyperlink r:id="rId91">
         <w:r>
           <w:rPr>
             <w:color w:val="1F5E4A"/>
@@ -14260,7 +14503,7 @@
       <w:pPr>
         <w:spacing w:before="120"/>
       </w:pPr>
-      <w:hyperlink r:id="rId87">
+      <w:hyperlink r:id="rId92">
         <w:r>
           <w:rPr>
             <w:color w:val="1F5E4A"/>
@@ -14399,7 +14642,7 @@
       <w:pPr>
         <w:spacing w:before="120"/>
       </w:pPr>
-      <w:hyperlink r:id="rId88">
+      <w:hyperlink r:id="rId93">
         <w:r>
           <w:rPr>
             <w:color w:val="1F5E4A"/>
@@ -14629,7 +14872,7 @@
       <w:pPr>
         <w:spacing w:before="120"/>
       </w:pPr>
-      <w:hyperlink r:id="rId89">
+      <w:hyperlink r:id="rId94">
         <w:r>
           <w:rPr>
             <w:color w:val="1F5E4A"/>
@@ -14802,7 +15045,7 @@
       <w:pPr>
         <w:spacing w:before="120"/>
       </w:pPr>
-      <w:hyperlink r:id="rId90">
+      <w:hyperlink r:id="rId95">
         <w:r>
           <w:rPr>
             <w:color w:val="1F5E4A"/>
@@ -18914,1280 +19157,6 @@
       <w:pPr>
         <w:spacing w:before="120"/>
       </w:pPr>
-      <w:hyperlink r:id="rId91">
-        <w:r>
-          <w:rPr>
-            <w:color w:val="1F5E4A"/>
-            <w:u w:val="single"/>
-            <w:rFonts w:ascii="Arial" w:hAnsi="Arial" w:eastAsia="Arial" w:cs="Arial"/>
-          </w:rPr>
-          <w:t>Версия страницы на сайте</w:t>
-        </w:r>
-      </w:hyperlink>
-    </w:p>
-    <w:p>
-      <w:pPr>
-        <w:pStyle w:val="Heading2"/>
-      </w:pPr>
-      <w:r>
-        <w:t>Карта задач</w:t>
-      </w:r>
-    </w:p>
-    <w:p>
-      <w:pPr>
-        <w:pStyle w:val="Heading3"/>
-      </w:pPr>
-      <w:r>
-        <w:t>1. Привлечение</w:t>
-      </w:r>
-    </w:p>
-    <w:p>
-      <w:r>
-        <w:rPr>
-          <w:rFonts w:ascii="Arial" w:hAnsi="Arial" w:eastAsia="Arial" w:cs="Arial"/>
-          <w:b w:val="0"/>
-          <w:i w:val="0"/>
-        </w:rPr>
-        <w:t>Реклама, бесплатные каналы, Avito, соцсети, личные страницы, рекомендации, партнёрства, офлайн-продвижение.</w:t>
-      </w:r>
-    </w:p>
-    <w:p>
-      <w:pPr>
-        <w:pStyle w:val="Heading3"/>
-      </w:pPr>
-      <w:r>
-        <w:t>2. Контент и SMM</w:t>
-      </w:r>
-    </w:p>
-    <w:p>
-      <w:r>
-        <w:rPr>
-          <w:rFonts w:ascii="Arial" w:hAnsi="Arial" w:eastAsia="Arial" w:cs="Arial"/>
-          <w:b w:val="0"/>
-          <w:i w:val="0"/>
-        </w:rPr>
-        <w:t>Публикации, фото, видео, сторис, анонсы, жизнь юнита, личные истории, отзывы, контент-банк.</w:t>
-      </w:r>
-    </w:p>
-    <w:p>
-      <w:pPr>
-        <w:pStyle w:val="Heading3"/>
-      </w:pPr>
-      <w:r>
-        <w:t>3. Работа с обращениями</w:t>
-      </w:r>
-    </w:p>
-    <w:p>
-      <w:r>
-        <w:rPr>
-          <w:rFonts w:ascii="Arial" w:hAnsi="Arial" w:eastAsia="Arial" w:cs="Arial"/>
-          <w:b w:val="0"/>
-          <w:i w:val="0"/>
-        </w:rPr>
-        <w:t>Ответы, выяснение запроса, приглашение, напоминание, фиксация контакта.</w:t>
-      </w:r>
-    </w:p>
-    <w:p>
-      <w:pPr>
-        <w:pStyle w:val="Heading3"/>
-      </w:pPr>
-      <w:r>
-        <w:t>4. Забота</w:t>
-      </w:r>
-    </w:p>
-    <w:p>
-      <w:r>
-        <w:rPr>
-          <w:rFonts w:ascii="Arial" w:hAnsi="Arial" w:eastAsia="Arial" w:cs="Arial"/>
-          <w:b w:val="0"/>
-          <w:i w:val="0"/>
-        </w:rPr>
-        <w:t>Сопровождение, сообщения после встречи, повторные приглашения, поддержка практики, ответы, материалы, обучение, углубление.</w:t>
-      </w:r>
-    </w:p>
-    <w:p>
-      <w:pPr>
-        <w:pStyle w:val="Heading3"/>
-      </w:pPr>
-      <w:r>
-        <w:t>5. Программы</w:t>
-      </w:r>
-    </w:p>
-    <w:p>
-      <w:r>
-        <w:rPr>
-          <w:rFonts w:ascii="Arial" w:hAnsi="Arial" w:eastAsia="Arial" w:cs="Arial"/>
-          <w:b w:val="0"/>
-          <w:i w:val="0"/>
-        </w:rPr>
-        <w:t>Коллективная медитация, лекции, асаны, интерактивы, обучение, киртан, чаепитие, обсуждения, интенсивы, ретриты.</w:t>
-      </w:r>
-    </w:p>
-    <w:p>
-      <w:pPr>
-        <w:pStyle w:val="Heading3"/>
-      </w:pPr>
-      <w:r>
-        <w:t>6. Обучение и углубление</w:t>
-      </w:r>
-    </w:p>
-    <w:p>
-      <w:r>
-        <w:rPr>
-          <w:rFonts w:ascii="Arial" w:hAnsi="Arial" w:eastAsia="Arial" w:cs="Arial"/>
-          <w:b w:val="0"/>
-          <w:i w:val="0"/>
-        </w:rPr>
-        <w:t>Базовое обучение, курсы, личный урок, философия, литература, подготовка к инициации.</w:t>
-      </w:r>
-    </w:p>
-    <w:p>
-      <w:pPr>
-        <w:pStyle w:val="Heading3"/>
-      </w:pPr>
-      <w:r>
-        <w:t>7. Сообщество</w:t>
-      </w:r>
-    </w:p>
-    <w:p>
-      <w:r>
-        <w:rPr>
-          <w:rFonts w:ascii="Arial" w:hAnsi="Arial" w:eastAsia="Arial" w:cs="Arial"/>
-          <w:b w:val="0"/>
-          <w:i w:val="0"/>
-        </w:rPr>
-        <w:t>Знакомство людей, общение, совместные активности, походы, встречи, чувство принадлежности.</w:t>
-      </w:r>
-    </w:p>
-    <w:p>
-      <w:pPr>
-        <w:pStyle w:val="Heading3"/>
-      </w:pPr>
-      <w:r>
-        <w:t>8. Карма-йога и социальная деятельность</w:t>
-      </w:r>
-    </w:p>
-    <w:p>
-      <w:r>
-        <w:rPr>
-          <w:rFonts w:ascii="Arial" w:hAnsi="Arial" w:eastAsia="Arial" w:cs="Arial"/>
-          <w:b w:val="0"/>
-          <w:i w:val="0"/>
-        </w:rPr>
-        <w:t>Служение, благотворительность, социальные проекты, вовлечение практикующих.</w:t>
-      </w:r>
-    </w:p>
-    <w:p>
-      <w:pPr>
-        <w:pStyle w:val="Heading3"/>
-      </w:pPr>
-      <w:r>
-        <w:t>9. Учёт и аналитика</w:t>
-      </w:r>
-    </w:p>
-    <w:p>
-      <w:r>
-        <w:rPr>
-          <w:rFonts w:ascii="Arial" w:hAnsi="Arial" w:eastAsia="Arial" w:cs="Arial"/>
-          <w:b w:val="0"/>
-          <w:i w:val="0"/>
-        </w:rPr>
-        <w:t>База людей, новые обращения, новые посетители, повторные посещения, регулярные практикующие, показатели программ.</w:t>
-      </w:r>
-    </w:p>
-    <w:p>
-      <w:pPr>
-        <w:pStyle w:val="Heading3"/>
-      </w:pPr>
-      <w:r>
-        <w:t>10. Команда</w:t>
-      </w:r>
-    </w:p>
-    <w:p>
-      <w:r>
-        <w:rPr>
-          <w:rFonts w:ascii="Arial" w:hAnsi="Arial" w:eastAsia="Arial" w:cs="Arial"/>
-          <w:b w:val="0"/>
-          <w:i w:val="0"/>
-        </w:rPr>
-        <w:t>Поиск людей, распределение функций, обучение, поддержка, задачи, обратная связь.</w:t>
-      </w:r>
-    </w:p>
-    <w:p>
-      <w:pPr>
-        <w:pStyle w:val="Heading3"/>
-      </w:pPr>
-      <w:r>
-        <w:t>11. Партнёрства</w:t>
-      </w:r>
-    </w:p>
-    <w:p>
-      <w:r>
-        <w:rPr>
-          <w:rFonts w:ascii="Arial" w:hAnsi="Arial" w:eastAsia="Arial" w:cs="Arial"/>
-          <w:b w:val="0"/>
-          <w:i w:val="0"/>
-        </w:rPr>
-        <w:t>Площадки, совместные мероприятия, дружественные сообщества, локальные организации.</w:t>
-      </w:r>
-    </w:p>
-    <w:p>
-      <w:pPr>
-        <w:pStyle w:val="Heading3"/>
-      </w:pPr>
-      <w:r>
-        <w:t>12. Инфраструктура</w:t>
-      </w:r>
-    </w:p>
-    <w:p>
-      <w:r>
-        <w:rPr>
-          <w:rFonts w:ascii="Arial" w:hAnsi="Arial" w:eastAsia="Arial" w:cs="Arial"/>
-          <w:b w:val="0"/>
-          <w:i w:val="0"/>
-        </w:rPr>
-        <w:t>Помещение, материалы, оборудование, цифровые каналы, чаты, хранение контента.</w:t>
-      </w:r>
-    </w:p>
-    <w:p>
-      <w:pPr>
-        <w:pStyle w:val="Heading3"/>
-      </w:pPr>
-      <w:r>
-        <w:t>Статус</w:t>
-      </w:r>
-    </w:p>
-    <w:p>
-      <w:r>
-        <w:rPr>
-          <w:rFonts w:ascii="Arial" w:hAnsi="Arial" w:eastAsia="Arial" w:cs="Arial"/>
-          <w:b w:val="0"/>
-          <w:i w:val="0"/>
-        </w:rPr>
-        <w:t>Карта рабочая и будет дополняться. Роли должны выводиться из реальных задач этой карты.</w:t>
-      </w:r>
-    </w:p>
-    <w:p>
-      <w:pPr>
-        <w:spacing w:before="120"/>
-      </w:pPr>
-      <w:hyperlink r:id="rId92">
-        <w:r>
-          <w:rPr>
-            <w:color w:val="1F5E4A"/>
-            <w:u w:val="single"/>
-            <w:rFonts w:ascii="Arial" w:hAnsi="Arial" w:eastAsia="Arial" w:cs="Arial"/>
-          </w:rPr>
-          <w:t>Версия страницы на сайте</w:t>
-        </w:r>
-      </w:hyperlink>
-    </w:p>
-    <w:p>
-      <w:pPr>
-        <w:pStyle w:val="Heading2"/>
-      </w:pPr>
-      <w:r>
-        <w:t>Управление</w:t>
-      </w:r>
-    </w:p>
-    <w:p>
-      <w:pPr>
-        <w:pStyle w:val="Heading3"/>
-      </w:pPr>
-      <w:r>
-        <w:t>Алгоритм секретаря Прачары</w:t>
-      </w:r>
-    </w:p>
-    <w:p>
-      <w:pPr>
-        <w:pStyle w:val="BulletText"/>
-      </w:pPr>
-      <w:r>
-        <w:rPr>
-          <w:rFonts w:ascii="Arial" w:hAnsi="Arial" w:eastAsia="Arial" w:cs="Arial"/>
-          <w:b w:val="0"/>
-          <w:i w:val="0"/>
-        </w:rPr>
-        <w:t>1. Увидеть текущую ситуацию.</w:t>
-      </w:r>
-    </w:p>
-    <w:p>
-      <w:pPr>
-        <w:pStyle w:val="BulletText"/>
-      </w:pPr>
-      <w:r>
-        <w:rPr>
-          <w:rFonts w:ascii="Arial" w:hAnsi="Arial" w:eastAsia="Arial" w:cs="Arial"/>
-          <w:b w:val="0"/>
-          <w:i w:val="0"/>
-        </w:rPr>
-        <w:t>2. Увидеть все направления работы.</w:t>
-      </w:r>
-    </w:p>
-    <w:p>
-      <w:pPr>
-        <w:pStyle w:val="BulletText"/>
-      </w:pPr>
-      <w:r>
-        <w:rPr>
-          <w:rFonts w:ascii="Arial" w:hAnsi="Arial" w:eastAsia="Arial" w:cs="Arial"/>
-          <w:b w:val="0"/>
-          <w:i w:val="0"/>
-        </w:rPr>
-        <w:t>3. Увидеть доступных людей.</w:t>
-      </w:r>
-    </w:p>
-    <w:p>
-      <w:pPr>
-        <w:pStyle w:val="BulletText"/>
-      </w:pPr>
-      <w:r>
-        <w:rPr>
-          <w:rFonts w:ascii="Arial" w:hAnsi="Arial" w:eastAsia="Arial" w:cs="Arial"/>
-          <w:b w:val="0"/>
-          <w:i w:val="0"/>
-        </w:rPr>
-        <w:t>4. Определить приоритет.</w:t>
-      </w:r>
-    </w:p>
-    <w:p>
-      <w:pPr>
-        <w:pStyle w:val="BulletText"/>
-      </w:pPr>
-      <w:r>
-        <w:rPr>
-          <w:rFonts w:ascii="Arial" w:hAnsi="Arial" w:eastAsia="Arial" w:cs="Arial"/>
-          <w:b w:val="0"/>
-          <w:i w:val="0"/>
-        </w:rPr>
-        <w:t>5. Распределить функции.</w:t>
-      </w:r>
-    </w:p>
-    <w:p>
-      <w:pPr>
-        <w:pStyle w:val="BulletText"/>
-      </w:pPr>
-      <w:r>
-        <w:rPr>
-          <w:rFonts w:ascii="Arial" w:hAnsi="Arial" w:eastAsia="Arial" w:cs="Arial"/>
-          <w:b w:val="0"/>
-          <w:i w:val="0"/>
-        </w:rPr>
-        <w:t>6. Предложить и вдохновить.</w:t>
-      </w:r>
-    </w:p>
-    <w:p>
-      <w:pPr>
-        <w:pStyle w:val="BulletText"/>
-      </w:pPr>
-      <w:r>
-        <w:rPr>
-          <w:rFonts w:ascii="Arial" w:hAnsi="Arial" w:eastAsia="Arial" w:cs="Arial"/>
-          <w:b w:val="0"/>
-          <w:i w:val="0"/>
-        </w:rPr>
-        <w:t>7. Дать инструмент или обучение.</w:t>
-      </w:r>
-    </w:p>
-    <w:p>
-      <w:pPr>
-        <w:pStyle w:val="BulletText"/>
-      </w:pPr>
-      <w:r>
-        <w:rPr>
-          <w:rFonts w:ascii="Arial" w:hAnsi="Arial" w:eastAsia="Arial" w:cs="Arial"/>
-          <w:b w:val="0"/>
-          <w:i w:val="0"/>
-        </w:rPr>
-        <w:t>8. Организовать выполнение: что, кто, когда, какой результат.</w:t>
-      </w:r>
-    </w:p>
-    <w:p>
-      <w:pPr>
-        <w:pStyle w:val="BulletText"/>
-      </w:pPr>
-      <w:r>
-        <w:rPr>
-          <w:rFonts w:ascii="Arial" w:hAnsi="Arial" w:eastAsia="Arial" w:cs="Arial"/>
-          <w:b w:val="0"/>
-          <w:i w:val="0"/>
-        </w:rPr>
-        <w:t>9. Проверить результат.</w:t>
-      </w:r>
-    </w:p>
-    <w:p>
-      <w:pPr>
-        <w:pStyle w:val="BulletText"/>
-      </w:pPr>
-      <w:r>
-        <w:rPr>
-          <w:rFonts w:ascii="Arial" w:hAnsi="Arial" w:eastAsia="Arial" w:cs="Arial"/>
-          <w:b w:val="0"/>
-          <w:i w:val="0"/>
-        </w:rPr>
-        <w:t>10. Собрать обратную связь.</w:t>
-      </w:r>
-    </w:p>
-    <w:p>
-      <w:pPr>
-        <w:pStyle w:val="BulletText"/>
-      </w:pPr>
-      <w:r>
-        <w:rPr>
-          <w:rFonts w:ascii="Arial" w:hAnsi="Arial" w:eastAsia="Arial" w:cs="Arial"/>
-          <w:b w:val="0"/>
-          <w:i w:val="0"/>
-        </w:rPr>
-        <w:t>11. Повторить цикл.</w:t>
-      </w:r>
-    </w:p>
-    <w:p>
-      <w:pPr>
-        <w:pStyle w:val="Heading3"/>
-      </w:pPr>
-      <w:r>
-        <w:t>Принцип</w:t>
-      </w:r>
-    </w:p>
-    <w:p>
-      <w:r>
-        <w:rPr>
-          <w:rFonts w:ascii="Arial" w:hAnsi="Arial" w:eastAsia="Arial" w:cs="Arial"/>
-          <w:b w:val="0"/>
-          <w:i w:val="0"/>
-        </w:rPr>
-        <w:t>Секретарь не обязан делать всё сам. Его задача — видеть систему, незакрытые функции, помогать людям включаться и доводить задачи до результата.</w:t>
-      </w:r>
-    </w:p>
-    <w:p>
-      <w:pPr>
-        <w:pStyle w:val="Heading3"/>
-      </w:pPr>
-      <w:r>
-        <w:t>Еженедельный цикл</w:t>
-      </w:r>
-    </w:p>
-    <w:p>
-      <w:r>
-        <w:rPr>
-          <w:rFonts w:ascii="Arial" w:hAnsi="Arial" w:eastAsia="Arial" w:cs="Arial"/>
-          <w:b w:val="0"/>
-          <w:i w:val="0"/>
-        </w:rPr>
-        <w:t>Основной рабочий ритм — регулярный созвон секретарей. Сохраняется уже принятая система из пяти вопросов.</w:t>
-      </w:r>
-    </w:p>
-    <w:p>
-      <w:r>
-        <w:rPr>
-          <w:rFonts w:ascii="Arial" w:hAnsi="Arial" w:eastAsia="Arial" w:cs="Arial"/>
-          <w:b w:val="0"/>
-          <w:i w:val="0"/>
-        </w:rPr>
-        <w:t>Каждый созвон должен завершаться конкретной задачей, ответственным, сроком, ожидаемым результатом и проверкой на следующем созвоне.</w:t>
-      </w:r>
-    </w:p>
-    <w:p>
-      <w:pPr>
-        <w:spacing w:before="120"/>
-      </w:pPr>
-      <w:hyperlink r:id="rId93">
-        <w:r>
-          <w:rPr>
-            <w:color w:val="1F5E4A"/>
-            <w:u w:val="single"/>
-            <w:rFonts w:ascii="Arial" w:hAnsi="Arial" w:eastAsia="Arial" w:cs="Arial"/>
-          </w:rPr>
-          <w:t>Версия страницы на сайте</w:t>
-        </w:r>
-      </w:hyperlink>
-    </w:p>
-    <w:p>
-      <w:pPr>
-        <w:pStyle w:val="Heading2"/>
-      </w:pPr>
-      <w:r>
-        <w:t>Инфраструктура</w:t>
-      </w:r>
-    </w:p>
-    <w:p>
-      <w:pPr>
-        <w:pStyle w:val="Heading3"/>
-      </w:pPr>
-      <w:r>
-        <w:t>Цифровая инфраструктура</w:t>
-      </w:r>
-    </w:p>
-    <w:p>
-      <w:pPr>
-        <w:pStyle w:val="BulletText"/>
-      </w:pPr>
-      <w:r>
-        <w:rPr>
-          <w:rFonts w:ascii="Arial" w:hAnsi="Arial" w:eastAsia="Arial" w:cs="Arial"/>
-          <w:b w:val="0"/>
-          <w:i w:val="0"/>
-        </w:rPr>
-        <w:t>• хотя бы одна активная социальная площадка;</w:t>
-      </w:r>
-    </w:p>
-    <w:p>
-      <w:pPr>
-        <w:pStyle w:val="BulletText"/>
-      </w:pPr>
-      <w:r>
-        <w:rPr>
-          <w:rFonts w:ascii="Arial" w:hAnsi="Arial" w:eastAsia="Arial" w:cs="Arial"/>
-          <w:b w:val="0"/>
-          <w:i w:val="0"/>
-        </w:rPr>
-        <w:t>• VK-сообщество;</w:t>
-      </w:r>
-    </w:p>
-    <w:p>
-      <w:pPr>
-        <w:pStyle w:val="BulletText"/>
-      </w:pPr>
-      <w:r>
-        <w:rPr>
-          <w:rFonts w:ascii="Arial" w:hAnsi="Arial" w:eastAsia="Arial" w:cs="Arial"/>
-          <w:b w:val="0"/>
-          <w:i w:val="0"/>
-        </w:rPr>
-        <w:t>• Telegram-канал;</w:t>
-      </w:r>
-    </w:p>
-    <w:p>
-      <w:pPr>
-        <w:pStyle w:val="BulletText"/>
-      </w:pPr>
-      <w:r>
-        <w:rPr>
-          <w:rFonts w:ascii="Arial" w:hAnsi="Arial" w:eastAsia="Arial" w:cs="Arial"/>
-          <w:b w:val="0"/>
-          <w:i w:val="0"/>
-        </w:rPr>
-        <w:t>• Telegram-чат;</w:t>
-      </w:r>
-    </w:p>
-    <w:p>
-      <w:pPr>
-        <w:pStyle w:val="BulletText"/>
-      </w:pPr>
-      <w:r>
-        <w:rPr>
-          <w:rFonts w:ascii="Arial" w:hAnsi="Arial" w:eastAsia="Arial" w:cs="Arial"/>
-          <w:b w:val="0"/>
-          <w:i w:val="0"/>
-        </w:rPr>
-        <w:t>• чат для новичков или практикующих;</w:t>
-      </w:r>
-    </w:p>
-    <w:p>
-      <w:pPr>
-        <w:pStyle w:val="BulletText"/>
-      </w:pPr>
-      <w:r>
-        <w:rPr>
-          <w:rFonts w:ascii="Arial" w:hAnsi="Arial" w:eastAsia="Arial" w:cs="Arial"/>
-          <w:b w:val="0"/>
-          <w:i w:val="0"/>
-        </w:rPr>
-        <w:t>• личные страницы активных прачарщиков;</w:t>
-      </w:r>
-    </w:p>
-    <w:p>
-      <w:pPr>
-        <w:pStyle w:val="BulletText"/>
-      </w:pPr>
-      <w:r>
-        <w:rPr>
-          <w:rFonts w:ascii="Arial" w:hAnsi="Arial" w:eastAsia="Arial" w:cs="Arial"/>
-          <w:b w:val="0"/>
-          <w:i w:val="0"/>
-        </w:rPr>
-        <w:t>• Avito-объявление;</w:t>
-      </w:r>
-    </w:p>
-    <w:p>
-      <w:pPr>
-        <w:pStyle w:val="BulletText"/>
-      </w:pPr>
-      <w:r>
-        <w:rPr>
-          <w:rFonts w:ascii="Arial" w:hAnsi="Arial" w:eastAsia="Arial" w:cs="Arial"/>
-          <w:b w:val="0"/>
-          <w:i w:val="0"/>
-        </w:rPr>
-        <w:t>• карты и локальные сервисы;</w:t>
-      </w:r>
-    </w:p>
-    <w:p>
-      <w:pPr>
-        <w:pStyle w:val="BulletText"/>
-      </w:pPr>
-      <w:r>
-        <w:rPr>
-          <w:rFonts w:ascii="Arial" w:hAnsi="Arial" w:eastAsia="Arial" w:cs="Arial"/>
-          <w:b w:val="0"/>
-          <w:i w:val="0"/>
-        </w:rPr>
-        <w:t>• база людей;</w:t>
-      </w:r>
-    </w:p>
-    <w:p>
-      <w:pPr>
-        <w:pStyle w:val="BulletText"/>
-      </w:pPr>
-      <w:r>
-        <w:rPr>
-          <w:rFonts w:ascii="Arial" w:hAnsi="Arial" w:eastAsia="Arial" w:cs="Arial"/>
-          <w:b w:val="0"/>
-          <w:i w:val="0"/>
-        </w:rPr>
-        <w:t>• рабочий чат команды;</w:t>
-      </w:r>
-    </w:p>
-    <w:p>
-      <w:pPr>
-        <w:pStyle w:val="BulletText"/>
-      </w:pPr>
-      <w:r>
-        <w:rPr>
-          <w:rFonts w:ascii="Arial" w:hAnsi="Arial" w:eastAsia="Arial" w:cs="Arial"/>
-          <w:b w:val="0"/>
-          <w:i w:val="0"/>
-        </w:rPr>
-        <w:t>• хранилище контента.</w:t>
-      </w:r>
-    </w:p>
-    <w:p>
-      <w:pPr>
-        <w:pStyle w:val="Heading4"/>
-      </w:pPr>
-      <w:r>
-        <w:t>Обязательный минимум</w:t>
-      </w:r>
-    </w:p>
-    <w:p>
-      <w:pPr>
-        <w:pStyle w:val="BulletText"/>
-      </w:pPr>
-      <w:r>
-        <w:rPr>
-          <w:rFonts w:ascii="Arial" w:hAnsi="Arial" w:eastAsia="Arial" w:cs="Arial"/>
-          <w:b w:val="0"/>
-          <w:i w:val="0"/>
-        </w:rPr>
-        <w:t>• сообщество юнита во ВКонтакте;</w:t>
-      </w:r>
-    </w:p>
-    <w:p>
-      <w:pPr>
-        <w:pStyle w:val="BulletText"/>
-      </w:pPr>
-      <w:r>
-        <w:rPr>
-          <w:rFonts w:ascii="Arial" w:hAnsi="Arial" w:eastAsia="Arial" w:cs="Arial"/>
-          <w:b w:val="0"/>
-          <w:i w:val="0"/>
-        </w:rPr>
-        <w:t>• объявление на Avito;</w:t>
-      </w:r>
-    </w:p>
-    <w:p>
-      <w:pPr>
-        <w:pStyle w:val="BulletText"/>
-      </w:pPr>
-      <w:r>
-        <w:rPr>
-          <w:rFonts w:ascii="Arial" w:hAnsi="Arial" w:eastAsia="Arial" w:cs="Arial"/>
-          <w:b w:val="0"/>
-          <w:i w:val="0"/>
-        </w:rPr>
-        <w:t>• чат для новичков и практикующих в доступной людям социальной сети или мессенджере.</w:t>
-      </w:r>
-    </w:p>
-    <w:p>
-      <w:r>
-        <w:rPr>
-          <w:rFonts w:ascii="Arial" w:hAnsi="Arial" w:eastAsia="Arial" w:cs="Arial"/>
-          <w:b w:val="0"/>
-          <w:i w:val="0"/>
-        </w:rPr>
-        <w:t>Даже если команда пока не может вести чат активно, он должен существовать как понятный и регулярно проверяемый канал связи.</w:t>
-      </w:r>
-    </w:p>
-    <w:p>
-      <w:pPr>
-        <w:pStyle w:val="Heading3"/>
-      </w:pPr>
-      <w:r>
-        <w:t>Материальная инфраструктура</w:t>
-      </w:r>
-    </w:p>
-    <w:p>
-      <w:pPr>
-        <w:pStyle w:val="BulletText"/>
-      </w:pPr>
-      <w:r>
-        <w:rPr>
-          <w:rFonts w:ascii="Arial" w:hAnsi="Arial" w:eastAsia="Arial" w:cs="Arial"/>
-          <w:b w:val="0"/>
-          <w:i w:val="0"/>
-        </w:rPr>
-        <w:t>• помещение;</w:t>
-      </w:r>
-    </w:p>
-    <w:p>
-      <w:pPr>
-        <w:pStyle w:val="BulletText"/>
-      </w:pPr>
-      <w:r>
-        <w:rPr>
-          <w:rFonts w:ascii="Arial" w:hAnsi="Arial" w:eastAsia="Arial" w:cs="Arial"/>
-          <w:b w:val="0"/>
-          <w:i w:val="0"/>
-        </w:rPr>
-        <w:t>• коврики;</w:t>
-      </w:r>
-    </w:p>
-    <w:p>
-      <w:pPr>
-        <w:pStyle w:val="BulletText"/>
-      </w:pPr>
-      <w:r>
-        <w:rPr>
-          <w:rFonts w:ascii="Arial" w:hAnsi="Arial" w:eastAsia="Arial" w:cs="Arial"/>
-          <w:b w:val="0"/>
-          <w:i w:val="0"/>
-        </w:rPr>
-        <w:t>• подушки;</w:t>
-      </w:r>
-    </w:p>
-    <w:p>
-      <w:pPr>
-        <w:pStyle w:val="BulletText"/>
-      </w:pPr>
-      <w:r>
-        <w:rPr>
-          <w:rFonts w:ascii="Arial" w:hAnsi="Arial" w:eastAsia="Arial" w:cs="Arial"/>
-          <w:b w:val="0"/>
-          <w:i w:val="0"/>
-        </w:rPr>
-        <w:t>• литература;</w:t>
-      </w:r>
-    </w:p>
-    <w:p>
-      <w:pPr>
-        <w:pStyle w:val="BulletText"/>
-      </w:pPr>
-      <w:r>
-        <w:rPr>
-          <w:rFonts w:ascii="Arial" w:hAnsi="Arial" w:eastAsia="Arial" w:cs="Arial"/>
-          <w:b w:val="0"/>
-          <w:i w:val="0"/>
-        </w:rPr>
-        <w:t>• визитки;</w:t>
-      </w:r>
-    </w:p>
-    <w:p>
-      <w:pPr>
-        <w:pStyle w:val="BulletText"/>
-      </w:pPr>
-      <w:r>
-        <w:rPr>
-          <w:rFonts w:ascii="Arial" w:hAnsi="Arial" w:eastAsia="Arial" w:cs="Arial"/>
-          <w:b w:val="0"/>
-          <w:i w:val="0"/>
-        </w:rPr>
-        <w:t>• афиши;</w:t>
-      </w:r>
-    </w:p>
-    <w:p>
-      <w:pPr>
-        <w:pStyle w:val="BulletText"/>
-      </w:pPr>
-      <w:r>
-        <w:rPr>
-          <w:rFonts w:ascii="Arial" w:hAnsi="Arial" w:eastAsia="Arial" w:cs="Arial"/>
-          <w:b w:val="0"/>
-          <w:i w:val="0"/>
-        </w:rPr>
-        <w:t>• музыкальные инструменты;</w:t>
-      </w:r>
-    </w:p>
-    <w:p>
-      <w:pPr>
-        <w:pStyle w:val="BulletText"/>
-      </w:pPr>
-      <w:r>
-        <w:rPr>
-          <w:rFonts w:ascii="Arial" w:hAnsi="Arial" w:eastAsia="Arial" w:cs="Arial"/>
-          <w:b w:val="0"/>
-          <w:i w:val="0"/>
-        </w:rPr>
-        <w:t>• оборудование для программ;</w:t>
-      </w:r>
-    </w:p>
-    <w:p>
-      <w:pPr>
-        <w:pStyle w:val="BulletText"/>
-      </w:pPr>
-      <w:r>
-        <w:rPr>
-          <w:rFonts w:ascii="Arial" w:hAnsi="Arial" w:eastAsia="Arial" w:cs="Arial"/>
-          <w:b w:val="0"/>
-          <w:i w:val="0"/>
-        </w:rPr>
-        <w:t>• фото/видео оборудование при наличии;</w:t>
-      </w:r>
-    </w:p>
-    <w:p>
-      <w:pPr>
-        <w:pStyle w:val="BulletText"/>
-      </w:pPr>
-      <w:r>
-        <w:rPr>
-          <w:rFonts w:ascii="Arial" w:hAnsi="Arial" w:eastAsia="Arial" w:cs="Arial"/>
-          <w:b w:val="0"/>
-          <w:i w:val="0"/>
-        </w:rPr>
-        <w:t>• чай и всё для гостеприимства.</w:t>
-      </w:r>
-    </w:p>
-    <w:p>
-      <w:pPr>
-        <w:pStyle w:val="Heading3"/>
-      </w:pPr>
-      <w:r>
-        <w:t>Минимальный принцип</w:t>
-      </w:r>
-    </w:p>
-    <w:p>
-      <w:r>
-        <w:rPr>
-          <w:rFonts w:ascii="Arial" w:hAnsi="Arial" w:eastAsia="Arial" w:cs="Arial"/>
-          <w:b w:val="0"/>
-          <w:i w:val="0"/>
-        </w:rPr>
-        <w:t>У юнита должны быть понятный способ найти его, связаться, место для практики, базовые материалы и канал регулярного контакта.</w:t>
-      </w:r>
-    </w:p>
-    <w:p>
-      <w:pPr>
-        <w:pStyle w:val="Heading3"/>
-      </w:pPr>
-      <w:r>
-        <w:t>Статус</w:t>
-      </w:r>
-    </w:p>
-    <w:p>
-      <w:r>
-        <w:rPr>
-          <w:rFonts w:ascii="Arial" w:hAnsi="Arial" w:eastAsia="Arial" w:cs="Arial"/>
-          <w:b w:val="0"/>
-          <w:i w:val="0"/>
-        </w:rPr>
-        <w:t>Этот цифровой минимум принят как стартовый. Остальной обязательный минимум для разных типов юнитов ещё требует утверждения.</w:t>
-      </w:r>
-    </w:p>
-    <w:p>
-      <w:pPr>
-        <w:spacing w:before="120"/>
-      </w:pPr>
-      <w:hyperlink r:id="rId94">
-        <w:r>
-          <w:rPr>
-            <w:color w:val="1F5E4A"/>
-            <w:u w:val="single"/>
-            <w:rFonts w:ascii="Arial" w:hAnsi="Arial" w:eastAsia="Arial" w:cs="Arial"/>
-          </w:rPr>
-          <w:t>Версия страницы на сайте</w:t>
-        </w:r>
-      </w:hyperlink>
-    </w:p>
-    <w:p>
-      <w:pPr>
-        <w:pStyle w:val="Heading2"/>
-      </w:pPr>
-      <w:r>
-        <w:t>Формирование команды</w:t>
-      </w:r>
-    </w:p>
-    <w:p>
-      <w:pPr>
-        <w:pStyle w:val="Heading3"/>
-      </w:pPr>
-      <w:r>
-        <w:t>Главный принцип</w:t>
-      </w:r>
-    </w:p>
-    <w:p>
-      <w:r>
-        <w:rPr>
-          <w:rFonts w:ascii="Arial" w:hAnsi="Arial" w:eastAsia="Arial" w:cs="Arial"/>
-          <w:b/>
-          <w:i w:val="0"/>
-        </w:rPr>
-        <w:t>Функции фиксированы, люди гибки.</w:t>
-      </w:r>
-    </w:p>
-    <w:p>
-      <w:r>
-        <w:rPr>
-          <w:rFonts w:ascii="Arial" w:hAnsi="Arial" w:eastAsia="Arial" w:cs="Arial"/>
-          <w:b w:val="0"/>
-          <w:i w:val="0"/>
-        </w:rPr>
-        <w:t>В маленьком юните один человек может совмещать несколько функций.</w:t>
-      </w:r>
-    </w:p>
-    <w:p>
-      <w:pPr>
-        <w:pStyle w:val="Heading3"/>
-      </w:pPr>
-      <w:r>
-        <w:t>Алгоритм</w:t>
-      </w:r>
-    </w:p>
-    <w:p>
-      <w:r>
-        <w:rPr>
-          <w:rFonts w:ascii="Arial" w:hAnsi="Arial" w:eastAsia="Arial" w:cs="Arial"/>
-          <w:b/>
-          <w:i w:val="0"/>
-        </w:rPr>
-        <w:t>Потребность → Человек → Предложение → Вдохновение → Согласие → Объяснение функции → Инструмент / обучение → Старт → Поддержка → Ответственность за результат</w:t>
-      </w:r>
-    </w:p>
-    <w:p>
-      <w:pPr>
-        <w:pStyle w:val="Heading3"/>
-      </w:pPr>
-      <w:r>
-        <w:t>Если человека нет</w:t>
-      </w:r>
-    </w:p>
-    <w:p>
-      <w:pPr>
-        <w:pStyle w:val="BulletText"/>
-      </w:pPr>
-      <w:r>
-        <w:rPr>
-          <w:rFonts w:ascii="Arial" w:hAnsi="Arial" w:eastAsia="Arial" w:cs="Arial"/>
-          <w:b w:val="0"/>
-          <w:i w:val="0"/>
-        </w:rPr>
-        <w:t>• функция остаётся видимой;</w:t>
-      </w:r>
-    </w:p>
-    <w:p>
-      <w:pPr>
-        <w:pStyle w:val="BulletText"/>
-      </w:pPr>
-      <w:r>
-        <w:rPr>
-          <w:rFonts w:ascii="Arial" w:hAnsi="Arial" w:eastAsia="Arial" w:cs="Arial"/>
-          <w:b w:val="0"/>
-          <w:i w:val="0"/>
-        </w:rPr>
-        <w:t>• никто не назначается насильно;</w:t>
-      </w:r>
-    </w:p>
-    <w:p>
-      <w:pPr>
-        <w:pStyle w:val="BulletText"/>
-      </w:pPr>
-      <w:r>
-        <w:rPr>
-          <w:rFonts w:ascii="Arial" w:hAnsi="Arial" w:eastAsia="Arial" w:cs="Arial"/>
-          <w:b w:val="0"/>
-          <w:i w:val="0"/>
-        </w:rPr>
-        <w:t>• временно её берёт тот, кто способен;</w:t>
-      </w:r>
-    </w:p>
-    <w:p>
-      <w:pPr>
-        <w:pStyle w:val="BulletText"/>
-      </w:pPr>
-      <w:r>
-        <w:rPr>
-          <w:rFonts w:ascii="Arial" w:hAnsi="Arial" w:eastAsia="Arial" w:cs="Arial"/>
-          <w:b w:val="0"/>
-          <w:i w:val="0"/>
-        </w:rPr>
-        <w:t>• секретарь продолжает искать возможность закрыть направление.</w:t>
-      </w:r>
-    </w:p>
-    <w:p>
-      <w:pPr>
-        <w:pStyle w:val="Heading3"/>
-      </w:pPr>
-      <w:r>
-        <w:t>Формат роли</w:t>
-      </w:r>
-    </w:p>
-    <w:p>
-      <w:pPr>
-        <w:pStyle w:val="BulletText"/>
-      </w:pPr>
-      <w:r>
-        <w:rPr>
-          <w:rFonts w:ascii="Arial" w:hAnsi="Arial" w:eastAsia="Arial" w:cs="Arial"/>
-          <w:b w:val="0"/>
-          <w:i w:val="0"/>
-        </w:rPr>
-        <w:t>1. цель;</w:t>
-      </w:r>
-    </w:p>
-    <w:p>
-      <w:pPr>
-        <w:pStyle w:val="BulletText"/>
-      </w:pPr>
-      <w:r>
-        <w:rPr>
-          <w:rFonts w:ascii="Arial" w:hAnsi="Arial" w:eastAsia="Arial" w:cs="Arial"/>
-          <w:b w:val="0"/>
-          <w:i w:val="0"/>
-        </w:rPr>
-        <w:t>2. зона ответственности;</w:t>
-      </w:r>
-    </w:p>
-    <w:p>
-      <w:pPr>
-        <w:pStyle w:val="BulletText"/>
-      </w:pPr>
-      <w:r>
-        <w:rPr>
-          <w:rFonts w:ascii="Arial" w:hAnsi="Arial" w:eastAsia="Arial" w:cs="Arial"/>
-          <w:b w:val="0"/>
-          <w:i w:val="0"/>
-        </w:rPr>
-        <w:t>3. задачи;</w:t>
-      </w:r>
-    </w:p>
-    <w:p>
-      <w:pPr>
-        <w:pStyle w:val="BulletText"/>
-      </w:pPr>
-      <w:r>
-        <w:rPr>
-          <w:rFonts w:ascii="Arial" w:hAnsi="Arial" w:eastAsia="Arial" w:cs="Arial"/>
-          <w:b w:val="0"/>
-          <w:i w:val="0"/>
-        </w:rPr>
-        <w:t>4. минимальный результат;</w:t>
-      </w:r>
-    </w:p>
-    <w:p>
-      <w:pPr>
-        <w:pStyle w:val="BulletText"/>
-      </w:pPr>
-      <w:r>
-        <w:rPr>
-          <w:rFonts w:ascii="Arial" w:hAnsi="Arial" w:eastAsia="Arial" w:cs="Arial"/>
-          <w:b w:val="0"/>
-          <w:i w:val="0"/>
-        </w:rPr>
-        <w:t>5. взаимодействие;</w:t>
-      </w:r>
-    </w:p>
-    <w:p>
-      <w:pPr>
-        <w:pStyle w:val="BulletText"/>
-      </w:pPr>
-      <w:r>
-        <w:rPr>
-          <w:rFonts w:ascii="Arial" w:hAnsi="Arial" w:eastAsia="Arial" w:cs="Arial"/>
-          <w:b w:val="0"/>
-          <w:i w:val="0"/>
-        </w:rPr>
-        <w:t>6. инструменты;</w:t>
-      </w:r>
-    </w:p>
-    <w:p>
-      <w:pPr>
-        <w:pStyle w:val="BulletText"/>
-      </w:pPr>
-      <w:r>
-        <w:rPr>
-          <w:rFonts w:ascii="Arial" w:hAnsi="Arial" w:eastAsia="Arial" w:cs="Arial"/>
-          <w:b w:val="0"/>
-          <w:i w:val="0"/>
-        </w:rPr>
-        <w:t>7. отчётность.</w:t>
-      </w:r>
-    </w:p>
-    <w:p>
-      <w:pPr>
-        <w:spacing w:before="120"/>
-      </w:pPr>
-      <w:hyperlink r:id="rId95">
-        <w:r>
-          <w:rPr>
-            <w:color w:val="1F5E4A"/>
-            <w:u w:val="single"/>
-            <w:rFonts w:ascii="Arial" w:hAnsi="Arial" w:eastAsia="Arial" w:cs="Arial"/>
-          </w:rPr>
-          <w:t>Версия страницы на сайте</w:t>
-        </w:r>
-      </w:hyperlink>
-    </w:p>
-    <w:p>
-      <w:pPr>
-        <w:pStyle w:val="Heading1"/>
-        <w:pageBreakBefore/>
-      </w:pPr>
-      <w:r>
-        <w:t>Роли</w:t>
-      </w:r>
-    </w:p>
-    <w:p>
-      <w:pPr>
-        <w:pStyle w:val="Heading2"/>
-      </w:pPr>
-      <w:r>
-        <w:t>Секретарь</w:t>
-      </w:r>
-    </w:p>
-    <w:p>
-      <w:pPr>
-        <w:pStyle w:val="Heading3"/>
-      </w:pPr>
-      <w:r>
-        <w:t>Цель</w:t>
-      </w:r>
-    </w:p>
-    <w:p>
-      <w:r>
-        <w:rPr>
-          <w:rFonts w:ascii="Arial" w:hAnsi="Arial" w:eastAsia="Arial" w:cs="Arial"/>
-          <w:b w:val="0"/>
-          <w:i w:val="0"/>
-        </w:rPr>
-        <w:t>Организовать целостную работу Прачары в юните.</w:t>
-      </w:r>
-    </w:p>
-    <w:p>
-      <w:pPr>
-        <w:pStyle w:val="Heading3"/>
-      </w:pPr>
-      <w:r>
-        <w:t>Зона ответственности</w:t>
-      </w:r>
-    </w:p>
-    <w:p>
-      <w:r>
-        <w:rPr>
-          <w:rFonts w:ascii="Arial" w:hAnsi="Arial" w:eastAsia="Arial" w:cs="Arial"/>
-          <w:b w:val="0"/>
-          <w:i w:val="0"/>
-        </w:rPr>
-        <w:t>Видеть систему, определять приоритеты, видеть незакрытые направления, распределять функции, собирать команду, организовывать выполнение, использовать инструменты Центра, контролировать результат, передавать обратную связь.</w:t>
-      </w:r>
-    </w:p>
-    <w:p>
-      <w:pPr>
-        <w:pStyle w:val="Heading3"/>
-      </w:pPr>
-      <w:r>
-        <w:t>Минимальный результат</w:t>
-      </w:r>
-    </w:p>
-    <w:p>
-      <w:pPr>
-        <w:pStyle w:val="BulletText"/>
-      </w:pPr>
-      <w:r>
-        <w:rPr>
-          <w:rFonts w:ascii="Arial" w:hAnsi="Arial" w:eastAsia="Arial" w:cs="Arial"/>
-          <w:b w:val="0"/>
-          <w:i w:val="0"/>
-        </w:rPr>
-        <w:t>• понятны активные и незакрытые направления;</w:t>
-      </w:r>
-    </w:p>
-    <w:p>
-      <w:pPr>
-        <w:pStyle w:val="BulletText"/>
-      </w:pPr>
-      <w:r>
-        <w:rPr>
-          <w:rFonts w:ascii="Arial" w:hAnsi="Arial" w:eastAsia="Arial" w:cs="Arial"/>
-          <w:b w:val="0"/>
-          <w:i w:val="0"/>
-        </w:rPr>
-        <w:t>• назначены ответственные там, где это возможно;</w:t>
-      </w:r>
-    </w:p>
-    <w:p>
-      <w:pPr>
-        <w:pStyle w:val="BulletText"/>
-      </w:pPr>
-      <w:r>
-        <w:rPr>
-          <w:rFonts w:ascii="Arial" w:hAnsi="Arial" w:eastAsia="Arial" w:cs="Arial"/>
-          <w:b w:val="0"/>
-          <w:i w:val="0"/>
-        </w:rPr>
-        <w:t>• есть конкретные задачи;</w:t>
-      </w:r>
-    </w:p>
-    <w:p>
-      <w:pPr>
-        <w:pStyle w:val="BulletText"/>
-      </w:pPr>
-      <w:r>
-        <w:rPr>
-          <w:rFonts w:ascii="Arial" w:hAnsi="Arial" w:eastAsia="Arial" w:cs="Arial"/>
-          <w:b w:val="0"/>
-          <w:i w:val="0"/>
-        </w:rPr>
-        <w:t>• есть регулярные программы;</w:t>
-      </w:r>
-    </w:p>
-    <w:p>
-      <w:pPr>
-        <w:pStyle w:val="BulletText"/>
-      </w:pPr>
-      <w:r>
-        <w:rPr>
-          <w:rFonts w:ascii="Arial" w:hAnsi="Arial" w:eastAsia="Arial" w:cs="Arial"/>
-          <w:b w:val="0"/>
-          <w:i w:val="0"/>
-        </w:rPr>
-        <w:t>• ведётся работа с людьми;</w:t>
-      </w:r>
-    </w:p>
-    <w:p>
-      <w:pPr>
-        <w:pStyle w:val="BulletText"/>
-      </w:pPr>
-      <w:r>
-        <w:rPr>
-          <w:rFonts w:ascii="Arial" w:hAnsi="Arial" w:eastAsia="Arial" w:cs="Arial"/>
-          <w:b w:val="0"/>
-          <w:i w:val="0"/>
-        </w:rPr>
-        <w:t>• есть обратная связь и показатели.</w:t>
-      </w:r>
-    </w:p>
-    <w:p>
-      <w:r>
-        <w:rPr>
-          <w:rFonts w:ascii="Arial" w:hAnsi="Arial" w:eastAsia="Arial" w:cs="Arial"/>
-          <w:b w:val="0"/>
-          <w:i w:val="0"/>
-        </w:rPr>
-        <w:t>Если команда маленькая, секретарь может лично выполнять часть функций, но продолжает видеть систему целиком.</w:t>
-      </w:r>
-    </w:p>
-    <w:p>
-      <w:pPr>
-        <w:spacing w:before="120"/>
-      </w:pPr>
       <w:hyperlink r:id="rId96">
         <w:r>
           <w:rPr>
@@ -20204,7 +19173,7 @@
         <w:pStyle w:val="Heading2"/>
       </w:pPr>
       <w:r>
-        <w:t>Заботник</w:t>
+        <w:t>Карта задач</w:t>
       </w:r>
     </w:p>
     <w:p>
@@ -20212,17 +19181,17 @@
         <w:pStyle w:val="Heading3"/>
       </w:pPr>
       <w:r>
-        <w:t>Цель</w:t>
-      </w:r>
-    </w:p>
-    <w:p>
-      <w:r>
-        <w:rPr>
-          <w:rFonts w:ascii="Arial" w:hAnsi="Arial" w:eastAsia="Arial" w:cs="Arial"/>
-          <w:b w:val="0"/>
-          <w:i w:val="0"/>
-        </w:rPr>
-        <w:t>Сопровождать человека от первого обращения до устойчивого включения в практику и движения к инициации.</w:t>
+        <w:t>1. Привлечение</w:t>
+      </w:r>
+    </w:p>
+    <w:p>
+      <w:r>
+        <w:rPr>
+          <w:rFonts w:ascii="Arial" w:hAnsi="Arial" w:eastAsia="Arial" w:cs="Arial"/>
+          <w:b w:val="0"/>
+          <w:i w:val="0"/>
+        </w:rPr>
+        <w:t>Реклама, бесплатные каналы, Avito, соцсети, личные страницы, рекомендации, партнёрства, офлайн-продвижение.</w:t>
       </w:r>
     </w:p>
     <w:p>
@@ -20230,17 +19199,17 @@
         <w:pStyle w:val="Heading3"/>
       </w:pPr>
       <w:r>
-        <w:t>Когда начинается забота</w:t>
-      </w:r>
-    </w:p>
-    <w:p>
-      <w:r>
-        <w:rPr>
-          <w:rFonts w:ascii="Arial" w:hAnsi="Arial" w:eastAsia="Arial" w:cs="Arial"/>
-          <w:b w:val="0"/>
-          <w:i w:val="0"/>
-        </w:rPr>
-        <w:t>С первого контакта в социальных сетях или другом канале.</w:t>
+        <w:t>2. Контент и SMM</w:t>
+      </w:r>
+    </w:p>
+    <w:p>
+      <w:r>
+        <w:rPr>
+          <w:rFonts w:ascii="Arial" w:hAnsi="Arial" w:eastAsia="Arial" w:cs="Arial"/>
+          <w:b w:val="0"/>
+          <w:i w:val="0"/>
+        </w:rPr>
+        <w:t>Публикации, фото, видео, сторис, анонсы, жизнь юнита, личные истории, отзывы, контент-банк.</w:t>
       </w:r>
     </w:p>
     <w:p>
@@ -20248,17 +19217,17 @@
         <w:pStyle w:val="Heading3"/>
       </w:pPr>
       <w:r>
-        <w:t>Зона ответственности</w:t>
-      </w:r>
-    </w:p>
-    <w:p>
-      <w:r>
-        <w:rPr>
-          <w:rFonts w:ascii="Arial" w:hAnsi="Arial" w:eastAsia="Arial" w:cs="Arial"/>
-          <w:b w:val="0"/>
-          <w:i w:val="0"/>
-        </w:rPr>
-        <w:t>Первое сообщение, понимание запроса, приглашение, встреча новичка, контакт после программы, повторное приглашение, помощь в начале практики, материалы, ответы, поддержка, связь с сообществом, движение к углублению.</w:t>
+        <w:t>3. Работа с обращениями</w:t>
+      </w:r>
+    </w:p>
+    <w:p>
+      <w:r>
+        <w:rPr>
+          <w:rFonts w:ascii="Arial" w:hAnsi="Arial" w:eastAsia="Arial" w:cs="Arial"/>
+          <w:b w:val="0"/>
+          <w:i w:val="0"/>
+        </w:rPr>
+        <w:t>Ответы, выяснение запроса, приглашение, напоминание, фиксация контакта.</w:t>
       </w:r>
     </w:p>
     <w:p>
@@ -20266,37 +19235,179 @@
         <w:pStyle w:val="Heading3"/>
       </w:pPr>
       <w:r>
-        <w:t>Минимальный результат</w:t>
-      </w:r>
-    </w:p>
-    <w:p>
-      <w:r>
-        <w:rPr>
-          <w:rFonts w:ascii="Arial" w:hAnsi="Arial" w:eastAsia="Arial" w:cs="Arial"/>
-          <w:b w:val="0"/>
-          <w:i w:val="0"/>
-        </w:rPr>
-        <w:t>После первого этапа человек понимает, куда прийти, получил ответ, чувствует человеческое внимание и знает следующий шаг.</w:t>
-      </w:r>
-    </w:p>
-    <w:p>
-      <w:r>
-        <w:rPr>
-          <w:rFonts w:ascii="Arial" w:hAnsi="Arial" w:eastAsia="Arial" w:cs="Arial"/>
-          <w:b w:val="0"/>
-          <w:i w:val="0"/>
-        </w:rPr>
-        <w:t>После первого посещения его контакт сохранён, запрос понятен, ему написали и пригласили снова.</w:t>
-      </w:r>
-    </w:p>
-    <w:p>
-      <w:r>
-        <w:rPr>
-          <w:rFonts w:ascii="Arial" w:hAnsi="Arial" w:eastAsia="Arial" w:cs="Arial"/>
-          <w:b/>
-          <w:i w:val="0"/>
-        </w:rPr>
-        <w:t>Понять запрос → дать полезное → предложить следующий шаг.</w:t>
+        <w:t>4. Забота</w:t>
+      </w:r>
+    </w:p>
+    <w:p>
+      <w:r>
+        <w:rPr>
+          <w:rFonts w:ascii="Arial" w:hAnsi="Arial" w:eastAsia="Arial" w:cs="Arial"/>
+          <w:b w:val="0"/>
+          <w:i w:val="0"/>
+        </w:rPr>
+        <w:t>Сопровождение, сообщения после встречи, повторные приглашения, поддержка практики, ответы, материалы, обучение, углубление.</w:t>
+      </w:r>
+    </w:p>
+    <w:p>
+      <w:pPr>
+        <w:pStyle w:val="Heading3"/>
+      </w:pPr>
+      <w:r>
+        <w:t>5. Программы</w:t>
+      </w:r>
+    </w:p>
+    <w:p>
+      <w:r>
+        <w:rPr>
+          <w:rFonts w:ascii="Arial" w:hAnsi="Arial" w:eastAsia="Arial" w:cs="Arial"/>
+          <w:b w:val="0"/>
+          <w:i w:val="0"/>
+        </w:rPr>
+        <w:t>Коллективная медитация, лекции, асаны, интерактивы, обучение, киртан, чаепитие, обсуждения, интенсивы, ретриты.</w:t>
+      </w:r>
+    </w:p>
+    <w:p>
+      <w:pPr>
+        <w:pStyle w:val="Heading3"/>
+      </w:pPr>
+      <w:r>
+        <w:t>6. Обучение и углубление</w:t>
+      </w:r>
+    </w:p>
+    <w:p>
+      <w:r>
+        <w:rPr>
+          <w:rFonts w:ascii="Arial" w:hAnsi="Arial" w:eastAsia="Arial" w:cs="Arial"/>
+          <w:b w:val="0"/>
+          <w:i w:val="0"/>
+        </w:rPr>
+        <w:t>Базовое обучение, курсы, личный урок, философия, литература, подготовка к инициации.</w:t>
+      </w:r>
+    </w:p>
+    <w:p>
+      <w:pPr>
+        <w:pStyle w:val="Heading3"/>
+      </w:pPr>
+      <w:r>
+        <w:t>7. Сообщество</w:t>
+      </w:r>
+    </w:p>
+    <w:p>
+      <w:r>
+        <w:rPr>
+          <w:rFonts w:ascii="Arial" w:hAnsi="Arial" w:eastAsia="Arial" w:cs="Arial"/>
+          <w:b w:val="0"/>
+          <w:i w:val="0"/>
+        </w:rPr>
+        <w:t>Знакомство людей, общение, совместные активности, походы, встречи, чувство принадлежности.</w:t>
+      </w:r>
+    </w:p>
+    <w:p>
+      <w:pPr>
+        <w:pStyle w:val="Heading3"/>
+      </w:pPr>
+      <w:r>
+        <w:t>8. Карма-йога и социальная деятельность</w:t>
+      </w:r>
+    </w:p>
+    <w:p>
+      <w:r>
+        <w:rPr>
+          <w:rFonts w:ascii="Arial" w:hAnsi="Arial" w:eastAsia="Arial" w:cs="Arial"/>
+          <w:b w:val="0"/>
+          <w:i w:val="0"/>
+        </w:rPr>
+        <w:t>Служение, благотворительность, социальные проекты, вовлечение практикующих.</w:t>
+      </w:r>
+    </w:p>
+    <w:p>
+      <w:pPr>
+        <w:pStyle w:val="Heading3"/>
+      </w:pPr>
+      <w:r>
+        <w:t>9. Учёт и аналитика</w:t>
+      </w:r>
+    </w:p>
+    <w:p>
+      <w:r>
+        <w:rPr>
+          <w:rFonts w:ascii="Arial" w:hAnsi="Arial" w:eastAsia="Arial" w:cs="Arial"/>
+          <w:b w:val="0"/>
+          <w:i w:val="0"/>
+        </w:rPr>
+        <w:t>База людей, новые обращения, новые посетители, повторные посещения, регулярные практикующие, показатели программ.</w:t>
+      </w:r>
+    </w:p>
+    <w:p>
+      <w:pPr>
+        <w:pStyle w:val="Heading3"/>
+      </w:pPr>
+      <w:r>
+        <w:t>10. Команда</w:t>
+      </w:r>
+    </w:p>
+    <w:p>
+      <w:r>
+        <w:rPr>
+          <w:rFonts w:ascii="Arial" w:hAnsi="Arial" w:eastAsia="Arial" w:cs="Arial"/>
+          <w:b w:val="0"/>
+          <w:i w:val="0"/>
+        </w:rPr>
+        <w:t>Поиск людей, распределение функций, обучение, поддержка, задачи, обратная связь.</w:t>
+      </w:r>
+    </w:p>
+    <w:p>
+      <w:pPr>
+        <w:pStyle w:val="Heading3"/>
+      </w:pPr>
+      <w:r>
+        <w:t>11. Партнёрства</w:t>
+      </w:r>
+    </w:p>
+    <w:p>
+      <w:r>
+        <w:rPr>
+          <w:rFonts w:ascii="Arial" w:hAnsi="Arial" w:eastAsia="Arial" w:cs="Arial"/>
+          <w:b w:val="0"/>
+          <w:i w:val="0"/>
+        </w:rPr>
+        <w:t>Площадки, совместные мероприятия, дружественные сообщества, локальные организации.</w:t>
+      </w:r>
+    </w:p>
+    <w:p>
+      <w:pPr>
+        <w:pStyle w:val="Heading3"/>
+      </w:pPr>
+      <w:r>
+        <w:t>12. Инфраструктура</w:t>
+      </w:r>
+    </w:p>
+    <w:p>
+      <w:r>
+        <w:rPr>
+          <w:rFonts w:ascii="Arial" w:hAnsi="Arial" w:eastAsia="Arial" w:cs="Arial"/>
+          <w:b w:val="0"/>
+          <w:i w:val="0"/>
+        </w:rPr>
+        <w:t>Помещение, материалы, оборудование, цифровые каналы, чаты, хранение контента.</w:t>
+      </w:r>
+    </w:p>
+    <w:p>
+      <w:pPr>
+        <w:pStyle w:val="Heading3"/>
+      </w:pPr>
+      <w:r>
+        <w:t>Статус</w:t>
+      </w:r>
+    </w:p>
+    <w:p>
+      <w:r>
+        <w:rPr>
+          <w:rFonts w:ascii="Arial" w:hAnsi="Arial" w:eastAsia="Arial" w:cs="Arial"/>
+          <w:b w:val="0"/>
+          <w:i w:val="0"/>
+        </w:rPr>
+        <w:t>Карта рабочая и будет дополняться. Роли должны выводиться из реальных задач этой карты.</w:t>
       </w:r>
     </w:p>
     <w:p>
@@ -20319,7 +19430,7 @@
         <w:pStyle w:val="Heading2"/>
       </w:pPr>
       <w:r>
-        <w:t>Контент-мейкер</w:t>
+        <w:t>Управление</w:t>
       </w:r>
     </w:p>
     <w:p>
@@ -20327,17 +19438,150 @@
         <w:pStyle w:val="Heading3"/>
       </w:pPr>
       <w:r>
-        <w:t>Цель</w:t>
-      </w:r>
-    </w:p>
-    <w:p>
-      <w:r>
-        <w:rPr>
-          <w:rFonts w:ascii="Arial" w:hAnsi="Arial" w:eastAsia="Arial" w:cs="Arial"/>
-          <w:b w:val="0"/>
-          <w:i w:val="0"/>
-        </w:rPr>
-        <w:t>Показывать живую жизнь юнита и через контент помогать людям узнавать о практике и сообществе.</w:t>
+        <w:t>Алгоритм секретаря Прачары</w:t>
+      </w:r>
+    </w:p>
+    <w:p>
+      <w:pPr>
+        <w:pStyle w:val="BulletText"/>
+      </w:pPr>
+      <w:r>
+        <w:rPr>
+          <w:rFonts w:ascii="Arial" w:hAnsi="Arial" w:eastAsia="Arial" w:cs="Arial"/>
+          <w:b w:val="0"/>
+          <w:i w:val="0"/>
+        </w:rPr>
+        <w:t>1. Увидеть текущую ситуацию.</w:t>
+      </w:r>
+    </w:p>
+    <w:p>
+      <w:pPr>
+        <w:pStyle w:val="BulletText"/>
+      </w:pPr>
+      <w:r>
+        <w:rPr>
+          <w:rFonts w:ascii="Arial" w:hAnsi="Arial" w:eastAsia="Arial" w:cs="Arial"/>
+          <w:b w:val="0"/>
+          <w:i w:val="0"/>
+        </w:rPr>
+        <w:t>2. Увидеть все направления работы.</w:t>
+      </w:r>
+    </w:p>
+    <w:p>
+      <w:pPr>
+        <w:pStyle w:val="BulletText"/>
+      </w:pPr>
+      <w:r>
+        <w:rPr>
+          <w:rFonts w:ascii="Arial" w:hAnsi="Arial" w:eastAsia="Arial" w:cs="Arial"/>
+          <w:b w:val="0"/>
+          <w:i w:val="0"/>
+        </w:rPr>
+        <w:t>3. Увидеть доступных людей.</w:t>
+      </w:r>
+    </w:p>
+    <w:p>
+      <w:pPr>
+        <w:pStyle w:val="BulletText"/>
+      </w:pPr>
+      <w:r>
+        <w:rPr>
+          <w:rFonts w:ascii="Arial" w:hAnsi="Arial" w:eastAsia="Arial" w:cs="Arial"/>
+          <w:b w:val="0"/>
+          <w:i w:val="0"/>
+        </w:rPr>
+        <w:t>4. Определить приоритет.</w:t>
+      </w:r>
+    </w:p>
+    <w:p>
+      <w:pPr>
+        <w:pStyle w:val="BulletText"/>
+      </w:pPr>
+      <w:r>
+        <w:rPr>
+          <w:rFonts w:ascii="Arial" w:hAnsi="Arial" w:eastAsia="Arial" w:cs="Arial"/>
+          <w:b w:val="0"/>
+          <w:i w:val="0"/>
+        </w:rPr>
+        <w:t>5. Распределить функции.</w:t>
+      </w:r>
+    </w:p>
+    <w:p>
+      <w:pPr>
+        <w:pStyle w:val="BulletText"/>
+      </w:pPr>
+      <w:r>
+        <w:rPr>
+          <w:rFonts w:ascii="Arial" w:hAnsi="Arial" w:eastAsia="Arial" w:cs="Arial"/>
+          <w:b w:val="0"/>
+          <w:i w:val="0"/>
+        </w:rPr>
+        <w:t>6. Предложить и вдохновить.</w:t>
+      </w:r>
+    </w:p>
+    <w:p>
+      <w:pPr>
+        <w:pStyle w:val="BulletText"/>
+      </w:pPr>
+      <w:r>
+        <w:rPr>
+          <w:rFonts w:ascii="Arial" w:hAnsi="Arial" w:eastAsia="Arial" w:cs="Arial"/>
+          <w:b w:val="0"/>
+          <w:i w:val="0"/>
+        </w:rPr>
+        <w:t>7. Дать инструмент или обучение.</w:t>
+      </w:r>
+    </w:p>
+    <w:p>
+      <w:pPr>
+        <w:pStyle w:val="BulletText"/>
+      </w:pPr>
+      <w:r>
+        <w:rPr>
+          <w:rFonts w:ascii="Arial" w:hAnsi="Arial" w:eastAsia="Arial" w:cs="Arial"/>
+          <w:b w:val="0"/>
+          <w:i w:val="0"/>
+        </w:rPr>
+        <w:t>8. Организовать выполнение: что, кто, когда, какой результат.</w:t>
+      </w:r>
+    </w:p>
+    <w:p>
+      <w:pPr>
+        <w:pStyle w:val="BulletText"/>
+      </w:pPr>
+      <w:r>
+        <w:rPr>
+          <w:rFonts w:ascii="Arial" w:hAnsi="Arial" w:eastAsia="Arial" w:cs="Arial"/>
+          <w:b w:val="0"/>
+          <w:i w:val="0"/>
+        </w:rPr>
+        <w:t>9. Проверить результат.</w:t>
+      </w:r>
+    </w:p>
+    <w:p>
+      <w:pPr>
+        <w:pStyle w:val="BulletText"/>
+      </w:pPr>
+      <w:r>
+        <w:rPr>
+          <w:rFonts w:ascii="Arial" w:hAnsi="Arial" w:eastAsia="Arial" w:cs="Arial"/>
+          <w:b w:val="0"/>
+          <w:i w:val="0"/>
+        </w:rPr>
+        <w:t>10. Собрать обратную связь.</w:t>
+      </w:r>
+    </w:p>
+    <w:p>
+      <w:pPr>
+        <w:pStyle w:val="BulletText"/>
+      </w:pPr>
+      <w:r>
+        <w:rPr>
+          <w:rFonts w:ascii="Arial" w:hAnsi="Arial" w:eastAsia="Arial" w:cs="Arial"/>
+          <w:b w:val="0"/>
+          <w:i w:val="0"/>
+        </w:rPr>
+        <w:t>11. Повторить цикл.</w:t>
       </w:r>
     </w:p>
     <w:p>
@@ -20345,27 +19589,17 @@
         <w:pStyle w:val="Heading3"/>
       </w:pPr>
       <w:r>
-        <w:t>Зона ответственности</w:t>
-      </w:r>
-    </w:p>
-    <w:p>
-      <w:r>
-        <w:rPr>
-          <w:rFonts w:ascii="Arial" w:hAnsi="Arial" w:eastAsia="Arial" w:cs="Arial"/>
-          <w:b w:val="0"/>
-          <w:i w:val="0"/>
-        </w:rPr>
-        <w:t>Соцсети, фото, видео, публикации, анонсы, истории, отзывы, контент о жизни юнита.</w:t>
-      </w:r>
-    </w:p>
-    <w:p>
-      <w:r>
-        <w:rPr>
-          <w:rFonts w:ascii="Arial" w:hAnsi="Arial" w:eastAsia="Arial" w:cs="Arial"/>
-          <w:b w:val="0"/>
-          <w:i w:val="0"/>
-        </w:rPr>
-        <w:t>Контент-мейкер не обязан всё делать лично: он может организовывать съёмку, просить материалы, передавать монтаж и следить за регулярностью.</w:t>
+        <w:t>Принцип</w:t>
+      </w:r>
+    </w:p>
+    <w:p>
+      <w:r>
+        <w:rPr>
+          <w:rFonts w:ascii="Arial" w:hAnsi="Arial" w:eastAsia="Arial" w:cs="Arial"/>
+          <w:b w:val="0"/>
+          <w:i w:val="0"/>
+        </w:rPr>
+        <w:t>Секретарь не обязан делать всё сам. Его задача — видеть систему, незакрытые функции, помогать людям включаться и доводить задачи до результата.</w:t>
       </w:r>
     </w:p>
     <w:p>
@@ -20373,17 +19607,27 @@
         <w:pStyle w:val="Heading3"/>
       </w:pPr>
       <w:r>
-        <w:t>Минимальный результат</w:t>
-      </w:r>
-    </w:p>
-    <w:p>
-      <w:r>
-        <w:rPr>
-          <w:rFonts w:ascii="Arial" w:hAnsi="Arial" w:eastAsia="Arial" w:cs="Arial"/>
-          <w:b w:val="0"/>
-          <w:i w:val="0"/>
-        </w:rPr>
-        <w:t>Человек, открывший страницу юнита, понимает: кто вы, что здесь происходит, что можно прийти на практику, когда и куда прийти, как связаться.</w:t>
+        <w:t>Еженедельный цикл</w:t>
+      </w:r>
+    </w:p>
+    <w:p>
+      <w:r>
+        <w:rPr>
+          <w:rFonts w:ascii="Arial" w:hAnsi="Arial" w:eastAsia="Arial" w:cs="Arial"/>
+          <w:b w:val="0"/>
+          <w:i w:val="0"/>
+        </w:rPr>
+        <w:t>Основной рабочий ритм — регулярный созвон секретарей. Сохраняется уже принятая система из пяти вопросов.</w:t>
+      </w:r>
+    </w:p>
+    <w:p>
+      <w:r>
+        <w:rPr>
+          <w:rFonts w:ascii="Arial" w:hAnsi="Arial" w:eastAsia="Arial" w:cs="Arial"/>
+          <w:b w:val="0"/>
+          <w:i w:val="0"/>
+        </w:rPr>
+        <w:t>Каждый созвон должен завершаться конкретной задачей, ответственным, сроком, ожидаемым результатом и проверкой на следующем созвоне.</w:t>
       </w:r>
     </w:p>
     <w:p>
@@ -20403,10 +19647,1009 @@
     </w:p>
     <w:p>
       <w:pPr>
+        <w:pStyle w:val="Heading2"/>
+      </w:pPr>
+      <w:r>
+        <w:t>Инфраструктура</w:t>
+      </w:r>
+    </w:p>
+    <w:p>
+      <w:pPr>
+        <w:pStyle w:val="Heading3"/>
+      </w:pPr>
+      <w:r>
+        <w:t>Цифровая инфраструктура</w:t>
+      </w:r>
+    </w:p>
+    <w:p>
+      <w:pPr>
+        <w:pStyle w:val="BulletText"/>
+      </w:pPr>
+      <w:r>
+        <w:rPr>
+          <w:rFonts w:ascii="Arial" w:hAnsi="Arial" w:eastAsia="Arial" w:cs="Arial"/>
+          <w:b w:val="0"/>
+          <w:i w:val="0"/>
+        </w:rPr>
+        <w:t>• хотя бы одна активная социальная площадка;</w:t>
+      </w:r>
+    </w:p>
+    <w:p>
+      <w:pPr>
+        <w:pStyle w:val="BulletText"/>
+      </w:pPr>
+      <w:r>
+        <w:rPr>
+          <w:rFonts w:ascii="Arial" w:hAnsi="Arial" w:eastAsia="Arial" w:cs="Arial"/>
+          <w:b w:val="0"/>
+          <w:i w:val="0"/>
+        </w:rPr>
+        <w:t>• VK-сообщество;</w:t>
+      </w:r>
+    </w:p>
+    <w:p>
+      <w:pPr>
+        <w:pStyle w:val="BulletText"/>
+      </w:pPr>
+      <w:r>
+        <w:rPr>
+          <w:rFonts w:ascii="Arial" w:hAnsi="Arial" w:eastAsia="Arial" w:cs="Arial"/>
+          <w:b w:val="0"/>
+          <w:i w:val="0"/>
+        </w:rPr>
+        <w:t>• Telegram-канал;</w:t>
+      </w:r>
+    </w:p>
+    <w:p>
+      <w:pPr>
+        <w:pStyle w:val="BulletText"/>
+      </w:pPr>
+      <w:r>
+        <w:rPr>
+          <w:rFonts w:ascii="Arial" w:hAnsi="Arial" w:eastAsia="Arial" w:cs="Arial"/>
+          <w:b w:val="0"/>
+          <w:i w:val="0"/>
+        </w:rPr>
+        <w:t>• Telegram-чат;</w:t>
+      </w:r>
+    </w:p>
+    <w:p>
+      <w:pPr>
+        <w:pStyle w:val="BulletText"/>
+      </w:pPr>
+      <w:r>
+        <w:rPr>
+          <w:rFonts w:ascii="Arial" w:hAnsi="Arial" w:eastAsia="Arial" w:cs="Arial"/>
+          <w:b w:val="0"/>
+          <w:i w:val="0"/>
+        </w:rPr>
+        <w:t>• чат для новичков или практикующих;</w:t>
+      </w:r>
+    </w:p>
+    <w:p>
+      <w:pPr>
+        <w:pStyle w:val="BulletText"/>
+      </w:pPr>
+      <w:r>
+        <w:rPr>
+          <w:rFonts w:ascii="Arial" w:hAnsi="Arial" w:eastAsia="Arial" w:cs="Arial"/>
+          <w:b w:val="0"/>
+          <w:i w:val="0"/>
+        </w:rPr>
+        <w:t>• личные страницы активных прачарщиков;</w:t>
+      </w:r>
+    </w:p>
+    <w:p>
+      <w:pPr>
+        <w:pStyle w:val="BulletText"/>
+      </w:pPr>
+      <w:r>
+        <w:rPr>
+          <w:rFonts w:ascii="Arial" w:hAnsi="Arial" w:eastAsia="Arial" w:cs="Arial"/>
+          <w:b w:val="0"/>
+          <w:i w:val="0"/>
+        </w:rPr>
+        <w:t>• Avito-объявление;</w:t>
+      </w:r>
+    </w:p>
+    <w:p>
+      <w:pPr>
+        <w:pStyle w:val="BulletText"/>
+      </w:pPr>
+      <w:r>
+        <w:rPr>
+          <w:rFonts w:ascii="Arial" w:hAnsi="Arial" w:eastAsia="Arial" w:cs="Arial"/>
+          <w:b w:val="0"/>
+          <w:i w:val="0"/>
+        </w:rPr>
+        <w:t>• карты и локальные сервисы;</w:t>
+      </w:r>
+    </w:p>
+    <w:p>
+      <w:pPr>
+        <w:pStyle w:val="BulletText"/>
+      </w:pPr>
+      <w:r>
+        <w:rPr>
+          <w:rFonts w:ascii="Arial" w:hAnsi="Arial" w:eastAsia="Arial" w:cs="Arial"/>
+          <w:b w:val="0"/>
+          <w:i w:val="0"/>
+        </w:rPr>
+        <w:t>• база людей;</w:t>
+      </w:r>
+    </w:p>
+    <w:p>
+      <w:pPr>
+        <w:pStyle w:val="BulletText"/>
+      </w:pPr>
+      <w:r>
+        <w:rPr>
+          <w:rFonts w:ascii="Arial" w:hAnsi="Arial" w:eastAsia="Arial" w:cs="Arial"/>
+          <w:b w:val="0"/>
+          <w:i w:val="0"/>
+        </w:rPr>
+        <w:t>• рабочий чат команды;</w:t>
+      </w:r>
+    </w:p>
+    <w:p>
+      <w:pPr>
+        <w:pStyle w:val="BulletText"/>
+      </w:pPr>
+      <w:r>
+        <w:rPr>
+          <w:rFonts w:ascii="Arial" w:hAnsi="Arial" w:eastAsia="Arial" w:cs="Arial"/>
+          <w:b w:val="0"/>
+          <w:i w:val="0"/>
+        </w:rPr>
+        <w:t>• хранилище контента.</w:t>
+      </w:r>
+    </w:p>
+    <w:p>
+      <w:pPr>
+        <w:pStyle w:val="Heading4"/>
+      </w:pPr>
+      <w:r>
+        <w:t>Обязательный минимум</w:t>
+      </w:r>
+    </w:p>
+    <w:p>
+      <w:pPr>
+        <w:pStyle w:val="BulletText"/>
+      </w:pPr>
+      <w:r>
+        <w:rPr>
+          <w:rFonts w:ascii="Arial" w:hAnsi="Arial" w:eastAsia="Arial" w:cs="Arial"/>
+          <w:b w:val="0"/>
+          <w:i w:val="0"/>
+        </w:rPr>
+        <w:t>• сообщество юнита во ВКонтакте;</w:t>
+      </w:r>
+    </w:p>
+    <w:p>
+      <w:pPr>
+        <w:pStyle w:val="BulletText"/>
+      </w:pPr>
+      <w:r>
+        <w:rPr>
+          <w:rFonts w:ascii="Arial" w:hAnsi="Arial" w:eastAsia="Arial" w:cs="Arial"/>
+          <w:b w:val="0"/>
+          <w:i w:val="0"/>
+        </w:rPr>
+        <w:t>• объявление на Avito;</w:t>
+      </w:r>
+    </w:p>
+    <w:p>
+      <w:pPr>
+        <w:pStyle w:val="BulletText"/>
+      </w:pPr>
+      <w:r>
+        <w:rPr>
+          <w:rFonts w:ascii="Arial" w:hAnsi="Arial" w:eastAsia="Arial" w:cs="Arial"/>
+          <w:b w:val="0"/>
+          <w:i w:val="0"/>
+        </w:rPr>
+        <w:t>• чат для новичков и практикующих в доступной людям социальной сети или мессенджере.</w:t>
+      </w:r>
+    </w:p>
+    <w:p>
+      <w:r>
+        <w:rPr>
+          <w:rFonts w:ascii="Arial" w:hAnsi="Arial" w:eastAsia="Arial" w:cs="Arial"/>
+          <w:b w:val="0"/>
+          <w:i w:val="0"/>
+        </w:rPr>
+        <w:t>Даже если команда пока не может вести чат активно, он должен существовать как понятный и регулярно проверяемый канал связи.</w:t>
+      </w:r>
+    </w:p>
+    <w:p>
+      <w:pPr>
+        <w:pStyle w:val="Heading3"/>
+      </w:pPr>
+      <w:r>
+        <w:t>Материальная инфраструктура</w:t>
+      </w:r>
+    </w:p>
+    <w:p>
+      <w:pPr>
+        <w:pStyle w:val="BulletText"/>
+      </w:pPr>
+      <w:r>
+        <w:rPr>
+          <w:rFonts w:ascii="Arial" w:hAnsi="Arial" w:eastAsia="Arial" w:cs="Arial"/>
+          <w:b w:val="0"/>
+          <w:i w:val="0"/>
+        </w:rPr>
+        <w:t>• помещение;</w:t>
+      </w:r>
+    </w:p>
+    <w:p>
+      <w:pPr>
+        <w:pStyle w:val="BulletText"/>
+      </w:pPr>
+      <w:r>
+        <w:rPr>
+          <w:rFonts w:ascii="Arial" w:hAnsi="Arial" w:eastAsia="Arial" w:cs="Arial"/>
+          <w:b w:val="0"/>
+          <w:i w:val="0"/>
+        </w:rPr>
+        <w:t>• коврики;</w:t>
+      </w:r>
+    </w:p>
+    <w:p>
+      <w:pPr>
+        <w:pStyle w:val="BulletText"/>
+      </w:pPr>
+      <w:r>
+        <w:rPr>
+          <w:rFonts w:ascii="Arial" w:hAnsi="Arial" w:eastAsia="Arial" w:cs="Arial"/>
+          <w:b w:val="0"/>
+          <w:i w:val="0"/>
+        </w:rPr>
+        <w:t>• подушки;</w:t>
+      </w:r>
+    </w:p>
+    <w:p>
+      <w:pPr>
+        <w:pStyle w:val="BulletText"/>
+      </w:pPr>
+      <w:r>
+        <w:rPr>
+          <w:rFonts w:ascii="Arial" w:hAnsi="Arial" w:eastAsia="Arial" w:cs="Arial"/>
+          <w:b w:val="0"/>
+          <w:i w:val="0"/>
+        </w:rPr>
+        <w:t>• литература;</w:t>
+      </w:r>
+    </w:p>
+    <w:p>
+      <w:pPr>
+        <w:pStyle w:val="BulletText"/>
+      </w:pPr>
+      <w:r>
+        <w:rPr>
+          <w:rFonts w:ascii="Arial" w:hAnsi="Arial" w:eastAsia="Arial" w:cs="Arial"/>
+          <w:b w:val="0"/>
+          <w:i w:val="0"/>
+        </w:rPr>
+        <w:t>• визитки;</w:t>
+      </w:r>
+    </w:p>
+    <w:p>
+      <w:pPr>
+        <w:pStyle w:val="BulletText"/>
+      </w:pPr>
+      <w:r>
+        <w:rPr>
+          <w:rFonts w:ascii="Arial" w:hAnsi="Arial" w:eastAsia="Arial" w:cs="Arial"/>
+          <w:b w:val="0"/>
+          <w:i w:val="0"/>
+        </w:rPr>
+        <w:t>• афиши;</w:t>
+      </w:r>
+    </w:p>
+    <w:p>
+      <w:pPr>
+        <w:pStyle w:val="BulletText"/>
+      </w:pPr>
+      <w:r>
+        <w:rPr>
+          <w:rFonts w:ascii="Arial" w:hAnsi="Arial" w:eastAsia="Arial" w:cs="Arial"/>
+          <w:b w:val="0"/>
+          <w:i w:val="0"/>
+        </w:rPr>
+        <w:t>• музыкальные инструменты;</w:t>
+      </w:r>
+    </w:p>
+    <w:p>
+      <w:pPr>
+        <w:pStyle w:val="BulletText"/>
+      </w:pPr>
+      <w:r>
+        <w:rPr>
+          <w:rFonts w:ascii="Arial" w:hAnsi="Arial" w:eastAsia="Arial" w:cs="Arial"/>
+          <w:b w:val="0"/>
+          <w:i w:val="0"/>
+        </w:rPr>
+        <w:t>• оборудование для программ;</w:t>
+      </w:r>
+    </w:p>
+    <w:p>
+      <w:pPr>
+        <w:pStyle w:val="BulletText"/>
+      </w:pPr>
+      <w:r>
+        <w:rPr>
+          <w:rFonts w:ascii="Arial" w:hAnsi="Arial" w:eastAsia="Arial" w:cs="Arial"/>
+          <w:b w:val="0"/>
+          <w:i w:val="0"/>
+        </w:rPr>
+        <w:t>• фото/видео оборудование при наличии;</w:t>
+      </w:r>
+    </w:p>
+    <w:p>
+      <w:pPr>
+        <w:pStyle w:val="BulletText"/>
+      </w:pPr>
+      <w:r>
+        <w:rPr>
+          <w:rFonts w:ascii="Arial" w:hAnsi="Arial" w:eastAsia="Arial" w:cs="Arial"/>
+          <w:b w:val="0"/>
+          <w:i w:val="0"/>
+        </w:rPr>
+        <w:t>• чай и всё для гостеприимства.</w:t>
+      </w:r>
+    </w:p>
+    <w:p>
+      <w:pPr>
+        <w:pStyle w:val="Heading3"/>
+      </w:pPr>
+      <w:r>
+        <w:t>Минимальный принцип</w:t>
+      </w:r>
+    </w:p>
+    <w:p>
+      <w:r>
+        <w:rPr>
+          <w:rFonts w:ascii="Arial" w:hAnsi="Arial" w:eastAsia="Arial" w:cs="Arial"/>
+          <w:b w:val="0"/>
+          <w:i w:val="0"/>
+        </w:rPr>
+        <w:t>У юнита должны быть понятный способ найти его, связаться, место для практики, базовые материалы и канал регулярного контакта.</w:t>
+      </w:r>
+    </w:p>
+    <w:p>
+      <w:pPr>
+        <w:pStyle w:val="Heading3"/>
+      </w:pPr>
+      <w:r>
+        <w:t>Статус</w:t>
+      </w:r>
+    </w:p>
+    <w:p>
+      <w:r>
+        <w:rPr>
+          <w:rFonts w:ascii="Arial" w:hAnsi="Arial" w:eastAsia="Arial" w:cs="Arial"/>
+          <w:b w:val="0"/>
+          <w:i w:val="0"/>
+        </w:rPr>
+        <w:t>Этот цифровой минимум принят как стартовый. Остальной обязательный минимум для разных типов юнитов ещё требует утверждения.</w:t>
+      </w:r>
+    </w:p>
+    <w:p>
+      <w:pPr>
+        <w:spacing w:before="120"/>
+      </w:pPr>
+      <w:hyperlink r:id="rId99">
+        <w:r>
+          <w:rPr>
+            <w:color w:val="1F5E4A"/>
+            <w:u w:val="single"/>
+            <w:rFonts w:ascii="Arial" w:hAnsi="Arial" w:eastAsia="Arial" w:cs="Arial"/>
+          </w:rPr>
+          <w:t>Версия страницы на сайте</w:t>
+        </w:r>
+      </w:hyperlink>
+    </w:p>
+    <w:p>
+      <w:pPr>
+        <w:pStyle w:val="Heading2"/>
+      </w:pPr>
+      <w:r>
+        <w:t>Формирование команды</w:t>
+      </w:r>
+    </w:p>
+    <w:p>
+      <w:pPr>
+        <w:pStyle w:val="Heading3"/>
+      </w:pPr>
+      <w:r>
+        <w:t>Главный принцип</w:t>
+      </w:r>
+    </w:p>
+    <w:p>
+      <w:r>
+        <w:rPr>
+          <w:rFonts w:ascii="Arial" w:hAnsi="Arial" w:eastAsia="Arial" w:cs="Arial"/>
+          <w:b/>
+          <w:i w:val="0"/>
+        </w:rPr>
+        <w:t>Функции фиксированы, люди гибки.</w:t>
+      </w:r>
+    </w:p>
+    <w:p>
+      <w:r>
+        <w:rPr>
+          <w:rFonts w:ascii="Arial" w:hAnsi="Arial" w:eastAsia="Arial" w:cs="Arial"/>
+          <w:b w:val="0"/>
+          <w:i w:val="0"/>
+        </w:rPr>
+        <w:t>В маленьком юните один человек может совмещать несколько функций.</w:t>
+      </w:r>
+    </w:p>
+    <w:p>
+      <w:pPr>
+        <w:pStyle w:val="Heading3"/>
+      </w:pPr>
+      <w:r>
+        <w:t>Алгоритм</w:t>
+      </w:r>
+    </w:p>
+    <w:p>
+      <w:r>
+        <w:rPr>
+          <w:rFonts w:ascii="Arial" w:hAnsi="Arial" w:eastAsia="Arial" w:cs="Arial"/>
+          <w:b/>
+          <w:i w:val="0"/>
+        </w:rPr>
+        <w:t>Потребность → Человек → Предложение → Вдохновение → Согласие → Объяснение функции → Инструмент / обучение → Старт → Поддержка → Ответственность за результат</w:t>
+      </w:r>
+    </w:p>
+    <w:p>
+      <w:pPr>
+        <w:pStyle w:val="Heading3"/>
+      </w:pPr>
+      <w:r>
+        <w:t>Если человека нет</w:t>
+      </w:r>
+    </w:p>
+    <w:p>
+      <w:pPr>
+        <w:pStyle w:val="BulletText"/>
+      </w:pPr>
+      <w:r>
+        <w:rPr>
+          <w:rFonts w:ascii="Arial" w:hAnsi="Arial" w:eastAsia="Arial" w:cs="Arial"/>
+          <w:b w:val="0"/>
+          <w:i w:val="0"/>
+        </w:rPr>
+        <w:t>• функция остаётся видимой;</w:t>
+      </w:r>
+    </w:p>
+    <w:p>
+      <w:pPr>
+        <w:pStyle w:val="BulletText"/>
+      </w:pPr>
+      <w:r>
+        <w:rPr>
+          <w:rFonts w:ascii="Arial" w:hAnsi="Arial" w:eastAsia="Arial" w:cs="Arial"/>
+          <w:b w:val="0"/>
+          <w:i w:val="0"/>
+        </w:rPr>
+        <w:t>• никто не назначается насильно;</w:t>
+      </w:r>
+    </w:p>
+    <w:p>
+      <w:pPr>
+        <w:pStyle w:val="BulletText"/>
+      </w:pPr>
+      <w:r>
+        <w:rPr>
+          <w:rFonts w:ascii="Arial" w:hAnsi="Arial" w:eastAsia="Arial" w:cs="Arial"/>
+          <w:b w:val="0"/>
+          <w:i w:val="0"/>
+        </w:rPr>
+        <w:t>• временно её берёт тот, кто способен;</w:t>
+      </w:r>
+    </w:p>
+    <w:p>
+      <w:pPr>
+        <w:pStyle w:val="BulletText"/>
+      </w:pPr>
+      <w:r>
+        <w:rPr>
+          <w:rFonts w:ascii="Arial" w:hAnsi="Arial" w:eastAsia="Arial" w:cs="Arial"/>
+          <w:b w:val="0"/>
+          <w:i w:val="0"/>
+        </w:rPr>
+        <w:t>• секретарь продолжает искать возможность закрыть направление.</w:t>
+      </w:r>
+    </w:p>
+    <w:p>
+      <w:pPr>
+        <w:pStyle w:val="Heading3"/>
+      </w:pPr>
+      <w:r>
+        <w:t>Формат роли</w:t>
+      </w:r>
+    </w:p>
+    <w:p>
+      <w:pPr>
+        <w:pStyle w:val="BulletText"/>
+      </w:pPr>
+      <w:r>
+        <w:rPr>
+          <w:rFonts w:ascii="Arial" w:hAnsi="Arial" w:eastAsia="Arial" w:cs="Arial"/>
+          <w:b w:val="0"/>
+          <w:i w:val="0"/>
+        </w:rPr>
+        <w:t>1. цель;</w:t>
+      </w:r>
+    </w:p>
+    <w:p>
+      <w:pPr>
+        <w:pStyle w:val="BulletText"/>
+      </w:pPr>
+      <w:r>
+        <w:rPr>
+          <w:rFonts w:ascii="Arial" w:hAnsi="Arial" w:eastAsia="Arial" w:cs="Arial"/>
+          <w:b w:val="0"/>
+          <w:i w:val="0"/>
+        </w:rPr>
+        <w:t>2. зона ответственности;</w:t>
+      </w:r>
+    </w:p>
+    <w:p>
+      <w:pPr>
+        <w:pStyle w:val="BulletText"/>
+      </w:pPr>
+      <w:r>
+        <w:rPr>
+          <w:rFonts w:ascii="Arial" w:hAnsi="Arial" w:eastAsia="Arial" w:cs="Arial"/>
+          <w:b w:val="0"/>
+          <w:i w:val="0"/>
+        </w:rPr>
+        <w:t>3. задачи;</w:t>
+      </w:r>
+    </w:p>
+    <w:p>
+      <w:pPr>
+        <w:pStyle w:val="BulletText"/>
+      </w:pPr>
+      <w:r>
+        <w:rPr>
+          <w:rFonts w:ascii="Arial" w:hAnsi="Arial" w:eastAsia="Arial" w:cs="Arial"/>
+          <w:b w:val="0"/>
+          <w:i w:val="0"/>
+        </w:rPr>
+        <w:t>4. минимальный результат;</w:t>
+      </w:r>
+    </w:p>
+    <w:p>
+      <w:pPr>
+        <w:pStyle w:val="BulletText"/>
+      </w:pPr>
+      <w:r>
+        <w:rPr>
+          <w:rFonts w:ascii="Arial" w:hAnsi="Arial" w:eastAsia="Arial" w:cs="Arial"/>
+          <w:b w:val="0"/>
+          <w:i w:val="0"/>
+        </w:rPr>
+        <w:t>5. взаимодействие;</w:t>
+      </w:r>
+    </w:p>
+    <w:p>
+      <w:pPr>
+        <w:pStyle w:val="BulletText"/>
+      </w:pPr>
+      <w:r>
+        <w:rPr>
+          <w:rFonts w:ascii="Arial" w:hAnsi="Arial" w:eastAsia="Arial" w:cs="Arial"/>
+          <w:b w:val="0"/>
+          <w:i w:val="0"/>
+        </w:rPr>
+        <w:t>6. инструменты;</w:t>
+      </w:r>
+    </w:p>
+    <w:p>
+      <w:pPr>
+        <w:pStyle w:val="BulletText"/>
+      </w:pPr>
+      <w:r>
+        <w:rPr>
+          <w:rFonts w:ascii="Arial" w:hAnsi="Arial" w:eastAsia="Arial" w:cs="Arial"/>
+          <w:b w:val="0"/>
+          <w:i w:val="0"/>
+        </w:rPr>
+        <w:t>7. отчётность.</w:t>
+      </w:r>
+    </w:p>
+    <w:p>
+      <w:pPr>
+        <w:spacing w:before="120"/>
+      </w:pPr>
+      <w:hyperlink r:id="rId100">
+        <w:r>
+          <w:rPr>
+            <w:color w:val="1F5E4A"/>
+            <w:u w:val="single"/>
+            <w:rFonts w:ascii="Arial" w:hAnsi="Arial" w:eastAsia="Arial" w:cs="Arial"/>
+          </w:rPr>
+          <w:t>Версия страницы на сайте</w:t>
+        </w:r>
+      </w:hyperlink>
+    </w:p>
+    <w:p>
+      <w:pPr>
         <w:pStyle w:val="Heading1"/>
         <w:pageBreakBefore/>
       </w:pPr>
       <w:r>
+        <w:t>Роли</w:t>
+      </w:r>
+    </w:p>
+    <w:p>
+      <w:pPr>
+        <w:pStyle w:val="Heading2"/>
+      </w:pPr>
+      <w:r>
+        <w:t>Секретарь</w:t>
+      </w:r>
+    </w:p>
+    <w:p>
+      <w:pPr>
+        <w:pStyle w:val="Heading3"/>
+      </w:pPr>
+      <w:r>
+        <w:t>Цель</w:t>
+      </w:r>
+    </w:p>
+    <w:p>
+      <w:r>
+        <w:rPr>
+          <w:rFonts w:ascii="Arial" w:hAnsi="Arial" w:eastAsia="Arial" w:cs="Arial"/>
+          <w:b w:val="0"/>
+          <w:i w:val="0"/>
+        </w:rPr>
+        <w:t>Организовать целостную работу Прачары в юните.</w:t>
+      </w:r>
+    </w:p>
+    <w:p>
+      <w:pPr>
+        <w:pStyle w:val="Heading3"/>
+      </w:pPr>
+      <w:r>
+        <w:t>Зона ответственности</w:t>
+      </w:r>
+    </w:p>
+    <w:p>
+      <w:r>
+        <w:rPr>
+          <w:rFonts w:ascii="Arial" w:hAnsi="Arial" w:eastAsia="Arial" w:cs="Arial"/>
+          <w:b w:val="0"/>
+          <w:i w:val="0"/>
+        </w:rPr>
+        <w:t>Видеть систему, определять приоритеты, видеть незакрытые направления, распределять функции, собирать команду, организовывать выполнение, использовать инструменты Центра, контролировать результат, передавать обратную связь.</w:t>
+      </w:r>
+    </w:p>
+    <w:p>
+      <w:pPr>
+        <w:pStyle w:val="Heading3"/>
+      </w:pPr>
+      <w:r>
+        <w:t>Минимальный результат</w:t>
+      </w:r>
+    </w:p>
+    <w:p>
+      <w:pPr>
+        <w:pStyle w:val="BulletText"/>
+      </w:pPr>
+      <w:r>
+        <w:rPr>
+          <w:rFonts w:ascii="Arial" w:hAnsi="Arial" w:eastAsia="Arial" w:cs="Arial"/>
+          <w:b w:val="0"/>
+          <w:i w:val="0"/>
+        </w:rPr>
+        <w:t>• понятны активные и незакрытые направления;</w:t>
+      </w:r>
+    </w:p>
+    <w:p>
+      <w:pPr>
+        <w:pStyle w:val="BulletText"/>
+      </w:pPr>
+      <w:r>
+        <w:rPr>
+          <w:rFonts w:ascii="Arial" w:hAnsi="Arial" w:eastAsia="Arial" w:cs="Arial"/>
+          <w:b w:val="0"/>
+          <w:i w:val="0"/>
+        </w:rPr>
+        <w:t>• назначены ответственные там, где это возможно;</w:t>
+      </w:r>
+    </w:p>
+    <w:p>
+      <w:pPr>
+        <w:pStyle w:val="BulletText"/>
+      </w:pPr>
+      <w:r>
+        <w:rPr>
+          <w:rFonts w:ascii="Arial" w:hAnsi="Arial" w:eastAsia="Arial" w:cs="Arial"/>
+          <w:b w:val="0"/>
+          <w:i w:val="0"/>
+        </w:rPr>
+        <w:t>• есть конкретные задачи;</w:t>
+      </w:r>
+    </w:p>
+    <w:p>
+      <w:pPr>
+        <w:pStyle w:val="BulletText"/>
+      </w:pPr>
+      <w:r>
+        <w:rPr>
+          <w:rFonts w:ascii="Arial" w:hAnsi="Arial" w:eastAsia="Arial" w:cs="Arial"/>
+          <w:b w:val="0"/>
+          <w:i w:val="0"/>
+        </w:rPr>
+        <w:t>• есть регулярные программы;</w:t>
+      </w:r>
+    </w:p>
+    <w:p>
+      <w:pPr>
+        <w:pStyle w:val="BulletText"/>
+      </w:pPr>
+      <w:r>
+        <w:rPr>
+          <w:rFonts w:ascii="Arial" w:hAnsi="Arial" w:eastAsia="Arial" w:cs="Arial"/>
+          <w:b w:val="0"/>
+          <w:i w:val="0"/>
+        </w:rPr>
+        <w:t>• ведётся работа с людьми;</w:t>
+      </w:r>
+    </w:p>
+    <w:p>
+      <w:pPr>
+        <w:pStyle w:val="BulletText"/>
+      </w:pPr>
+      <w:r>
+        <w:rPr>
+          <w:rFonts w:ascii="Arial" w:hAnsi="Arial" w:eastAsia="Arial" w:cs="Arial"/>
+          <w:b w:val="0"/>
+          <w:i w:val="0"/>
+        </w:rPr>
+        <w:t>• есть обратная связь и показатели.</w:t>
+      </w:r>
+    </w:p>
+    <w:p>
+      <w:r>
+        <w:rPr>
+          <w:rFonts w:ascii="Arial" w:hAnsi="Arial" w:eastAsia="Arial" w:cs="Arial"/>
+          <w:b w:val="0"/>
+          <w:i w:val="0"/>
+        </w:rPr>
+        <w:t>Если команда маленькая, секретарь может лично выполнять часть функций, но продолжает видеть систему целиком.</w:t>
+      </w:r>
+    </w:p>
+    <w:p>
+      <w:pPr>
+        <w:spacing w:before="120"/>
+      </w:pPr>
+      <w:hyperlink r:id="rId101">
+        <w:r>
+          <w:rPr>
+            <w:color w:val="1F5E4A"/>
+            <w:u w:val="single"/>
+            <w:rFonts w:ascii="Arial" w:hAnsi="Arial" w:eastAsia="Arial" w:cs="Arial"/>
+          </w:rPr>
+          <w:t>Версия страницы на сайте</w:t>
+        </w:r>
+      </w:hyperlink>
+    </w:p>
+    <w:p>
+      <w:pPr>
+        <w:pStyle w:val="Heading2"/>
+      </w:pPr>
+      <w:r>
+        <w:t>Заботник</w:t>
+      </w:r>
+    </w:p>
+    <w:p>
+      <w:pPr>
+        <w:pStyle w:val="Heading3"/>
+      </w:pPr>
+      <w:r>
+        <w:t>Цель</w:t>
+      </w:r>
+    </w:p>
+    <w:p>
+      <w:r>
+        <w:rPr>
+          <w:rFonts w:ascii="Arial" w:hAnsi="Arial" w:eastAsia="Arial" w:cs="Arial"/>
+          <w:b w:val="0"/>
+          <w:i w:val="0"/>
+        </w:rPr>
+        <w:t>Сопровождать человека от первого обращения до устойчивого включения в практику и движения к инициации.</w:t>
+      </w:r>
+    </w:p>
+    <w:p>
+      <w:pPr>
+        <w:pStyle w:val="Heading3"/>
+      </w:pPr>
+      <w:r>
+        <w:t>Когда начинается забота</w:t>
+      </w:r>
+    </w:p>
+    <w:p>
+      <w:r>
+        <w:rPr>
+          <w:rFonts w:ascii="Arial" w:hAnsi="Arial" w:eastAsia="Arial" w:cs="Arial"/>
+          <w:b w:val="0"/>
+          <w:i w:val="0"/>
+        </w:rPr>
+        <w:t>С первого контакта в социальных сетях или другом канале.</w:t>
+      </w:r>
+    </w:p>
+    <w:p>
+      <w:pPr>
+        <w:pStyle w:val="Heading3"/>
+      </w:pPr>
+      <w:r>
+        <w:t>Зона ответственности</w:t>
+      </w:r>
+    </w:p>
+    <w:p>
+      <w:r>
+        <w:rPr>
+          <w:rFonts w:ascii="Arial" w:hAnsi="Arial" w:eastAsia="Arial" w:cs="Arial"/>
+          <w:b w:val="0"/>
+          <w:i w:val="0"/>
+        </w:rPr>
+        <w:t>Первое сообщение, понимание запроса, приглашение, встреча новичка, контакт после программы, повторное приглашение, помощь в начале практики, материалы, ответы, поддержка, связь с сообществом, движение к углублению.</w:t>
+      </w:r>
+    </w:p>
+    <w:p>
+      <w:pPr>
+        <w:pStyle w:val="Heading3"/>
+      </w:pPr>
+      <w:r>
+        <w:t>Минимальный результат</w:t>
+      </w:r>
+    </w:p>
+    <w:p>
+      <w:r>
+        <w:rPr>
+          <w:rFonts w:ascii="Arial" w:hAnsi="Arial" w:eastAsia="Arial" w:cs="Arial"/>
+          <w:b w:val="0"/>
+          <w:i w:val="0"/>
+        </w:rPr>
+        <w:t>После первого этапа человек понимает, куда прийти, получил ответ, чувствует человеческое внимание и знает следующий шаг.</w:t>
+      </w:r>
+    </w:p>
+    <w:p>
+      <w:r>
+        <w:rPr>
+          <w:rFonts w:ascii="Arial" w:hAnsi="Arial" w:eastAsia="Arial" w:cs="Arial"/>
+          <w:b w:val="0"/>
+          <w:i w:val="0"/>
+        </w:rPr>
+        <w:t>После первого посещения его контакт сохранён, запрос понятен, ему написали и пригласили снова.</w:t>
+      </w:r>
+    </w:p>
+    <w:p>
+      <w:r>
+        <w:rPr>
+          <w:rFonts w:ascii="Arial" w:hAnsi="Arial" w:eastAsia="Arial" w:cs="Arial"/>
+          <w:b/>
+          <w:i w:val="0"/>
+        </w:rPr>
+        <w:t>Понять запрос → дать полезное → предложить следующий шаг.</w:t>
+      </w:r>
+    </w:p>
+    <w:p>
+      <w:pPr>
+        <w:spacing w:before="120"/>
+      </w:pPr>
+      <w:hyperlink r:id="rId102">
+        <w:r>
+          <w:rPr>
+            <w:color w:val="1F5E4A"/>
+            <w:u w:val="single"/>
+            <w:rFonts w:ascii="Arial" w:hAnsi="Arial" w:eastAsia="Arial" w:cs="Arial"/>
+          </w:rPr>
+          <w:t>Версия страницы на сайте</w:t>
+        </w:r>
+      </w:hyperlink>
+    </w:p>
+    <w:p>
+      <w:pPr>
+        <w:pStyle w:val="Heading2"/>
+      </w:pPr>
+      <w:r>
+        <w:t>Контент-мейкер</w:t>
+      </w:r>
+    </w:p>
+    <w:p>
+      <w:pPr>
+        <w:pStyle w:val="Heading3"/>
+      </w:pPr>
+      <w:r>
+        <w:t>Цель</w:t>
+      </w:r>
+    </w:p>
+    <w:p>
+      <w:r>
+        <w:rPr>
+          <w:rFonts w:ascii="Arial" w:hAnsi="Arial" w:eastAsia="Arial" w:cs="Arial"/>
+          <w:b w:val="0"/>
+          <w:i w:val="0"/>
+        </w:rPr>
+        <w:t>Показывать живую жизнь юнита и через контент помогать людям узнавать о практике и сообществе.</w:t>
+      </w:r>
+    </w:p>
+    <w:p>
+      <w:pPr>
+        <w:pStyle w:val="Heading3"/>
+      </w:pPr>
+      <w:r>
+        <w:t>Зона ответственности</w:t>
+      </w:r>
+    </w:p>
+    <w:p>
+      <w:r>
+        <w:rPr>
+          <w:rFonts w:ascii="Arial" w:hAnsi="Arial" w:eastAsia="Arial" w:cs="Arial"/>
+          <w:b w:val="0"/>
+          <w:i w:val="0"/>
+        </w:rPr>
+        <w:t>Соцсети, фото, видео, публикации, анонсы, истории, отзывы, контент о жизни юнита.</w:t>
+      </w:r>
+    </w:p>
+    <w:p>
+      <w:r>
+        <w:rPr>
+          <w:rFonts w:ascii="Arial" w:hAnsi="Arial" w:eastAsia="Arial" w:cs="Arial"/>
+          <w:b w:val="0"/>
+          <w:i w:val="0"/>
+        </w:rPr>
+        <w:t>Контент-мейкер не обязан всё делать лично: он может организовывать съёмку, просить материалы, передавать монтаж и следить за регулярностью.</w:t>
+      </w:r>
+    </w:p>
+    <w:p>
+      <w:pPr>
+        <w:pStyle w:val="Heading3"/>
+      </w:pPr>
+      <w:r>
+        <w:t>Минимальный результат</w:t>
+      </w:r>
+    </w:p>
+    <w:p>
+      <w:r>
+        <w:rPr>
+          <w:rFonts w:ascii="Arial" w:hAnsi="Arial" w:eastAsia="Arial" w:cs="Arial"/>
+          <w:b w:val="0"/>
+          <w:i w:val="0"/>
+        </w:rPr>
+        <w:t>Человек, открывший страницу юнита, понимает: кто вы, что здесь происходит, что можно прийти на практику, когда и куда прийти, как связаться.</w:t>
+      </w:r>
+    </w:p>
+    <w:p>
+      <w:pPr>
+        <w:spacing w:before="120"/>
+      </w:pPr>
+      <w:hyperlink r:id="rId103">
+        <w:r>
+          <w:rPr>
+            <w:color w:val="1F5E4A"/>
+            <w:u w:val="single"/>
+            <w:rFonts w:ascii="Arial" w:hAnsi="Arial" w:eastAsia="Arial" w:cs="Arial"/>
+          </w:rPr>
+          <w:t>Версия страницы на сайте</w:t>
+        </w:r>
+      </w:hyperlink>
+    </w:p>
+    <w:p>
+      <w:pPr>
+        <w:pStyle w:val="Heading1"/>
+        <w:pageBreakBefore/>
+      </w:pPr>
+      <w:r>
         <w:t>Привлечение</w:t>
       </w:r>
     </w:p>
@@ -20717,7 +20960,7 @@
         </w:rPr>
         <w:t xml:space="preserve">Подробные инструкции, промпты и порядок учёта визиток находятся в рабочем разделе </w:t>
       </w:r>
-      <w:hyperlink r:id="rId99">
+      <w:hyperlink r:id="rId104">
         <w:r>
           <w:rPr>
             <w:color w:val="1F5E4A"/>
@@ -21246,7 +21489,7 @@
       <w:pPr>
         <w:spacing w:before="120"/>
       </w:pPr>
-      <w:hyperlink r:id="rId100">
+      <w:hyperlink r:id="rId105">
         <w:r>
           <w:rPr>
             <w:color w:val="1F5E4A"/>
@@ -21985,7 +22228,7 @@
         </w:rPr>
         <w:t xml:space="preserve">• </w:t>
       </w:r>
-      <w:hyperlink r:id="rId101">
+      <w:hyperlink r:id="rId106">
         <w:r>
           <w:rPr>
             <w:color w:val="1F5E4A"/>
@@ -22017,7 +22260,7 @@
         </w:rPr>
         <w:t xml:space="preserve">• </w:t>
       </w:r>
-      <w:hyperlink r:id="rId82">
+      <w:hyperlink r:id="rId87">
         <w:r>
           <w:rPr>
             <w:color w:val="1F5E4A"/>
@@ -22081,7 +22324,7 @@
         </w:rPr>
         <w:t xml:space="preserve">• </w:t>
       </w:r>
-      <w:hyperlink r:id="rId60">
+      <w:hyperlink r:id="rId65">
         <w:r>
           <w:rPr>
             <w:color w:val="1F5E4A"/>
@@ -22151,7 +22394,7 @@
       <w:pPr>
         <w:spacing w:before="120"/>
       </w:pPr>
-      <w:hyperlink r:id="rId102">
+      <w:hyperlink r:id="rId107">
         <w:r>
           <w:rPr>
             <w:color w:val="1F5E4A"/>
@@ -22345,7 +22588,7 @@
       <w:pPr>
         <w:spacing w:before="120"/>
       </w:pPr>
-      <w:hyperlink r:id="rId103">
+      <w:hyperlink r:id="rId108">
         <w:r>
           <w:rPr>
             <w:color w:val="1F5E4A"/>
@@ -22410,7 +22653,7 @@
       </w:r>
     </w:p>
     <w:p>
-      <w:hyperlink r:id="rId104">
+      <w:hyperlink r:id="rId109">
         <w:r>
           <w:rPr>
             <w:color w:val="1F5E4A"/>
@@ -23148,7 +23391,7 @@
       <w:pPr>
         <w:spacing w:before="120"/>
       </w:pPr>
-      <w:hyperlink r:id="rId105">
+      <w:hyperlink r:id="rId110">
         <w:r>
           <w:rPr>
             <w:color w:val="1F5E4A"/>
@@ -23554,7 +23797,7 @@
       <w:pPr>
         <w:spacing w:before="120"/>
       </w:pPr>
-      <w:hyperlink r:id="rId106">
+      <w:hyperlink r:id="rId111">
         <w:r>
           <w:rPr>
             <w:color w:val="1F5E4A"/>
@@ -23811,7 +24054,7 @@
       <w:pPr>
         <w:spacing w:before="120"/>
       </w:pPr>
-      <w:hyperlink r:id="rId107">
+      <w:hyperlink r:id="rId112">
         <w:r>
           <w:rPr>
             <w:color w:val="1F5E4A"/>
@@ -24986,7 +25229,7 @@
         </w:rPr>
         <w:t xml:space="preserve">Полная библиотека и вопросы для развития раздела находятся на странице </w:t>
       </w:r>
-      <w:hyperlink r:id="rId108">
+      <w:hyperlink r:id="rId113">
         <w:r>
           <w:rPr>
             <w:color w:val="1F5E4A"/>
@@ -25437,7 +25680,7 @@
         </w:rPr>
         <w:t xml:space="preserve"> и </w:t>
       </w:r>
-      <w:hyperlink r:id="rId60">
+      <w:hyperlink r:id="rId65">
         <w:r>
           <w:rPr>
             <w:color w:val="1F5E4A"/>
@@ -25500,7 +25743,7 @@
       <w:pPr>
         <w:spacing w:before="120"/>
       </w:pPr>
-      <w:hyperlink r:id="rId109">
+      <w:hyperlink r:id="rId114">
         <w:r>
           <w:rPr>
             <w:color w:val="1F5E4A"/>
@@ -25658,7 +25901,7 @@
       <w:pPr>
         <w:spacing w:before="120"/>
       </w:pPr>
-      <w:hyperlink r:id="rId110">
+      <w:hyperlink r:id="rId115">
         <w:r>
           <w:rPr>
             <w:color w:val="1F5E4A"/>
@@ -27560,7 +27803,7 @@
         </w:rPr>
         <w:t xml:space="preserve">. Результат вносится в </w:t>
       </w:r>
-      <w:hyperlink r:id="rId84">
+      <w:hyperlink r:id="rId89">
         <w:r>
           <w:rPr>
             <w:color w:val="1F5E4A"/>
@@ -27623,7 +27866,7 @@
       <w:pPr>
         <w:spacing w:before="120"/>
       </w:pPr>
-      <w:hyperlink r:id="rId111">
+      <w:hyperlink r:id="rId116">
         <w:r>
           <w:rPr>
             <w:color w:val="1F5E4A"/>
@@ -28149,7 +28392,7 @@
       <w:pPr>
         <w:spacing w:before="120"/>
       </w:pPr>
-      <w:hyperlink r:id="rId112">
+      <w:hyperlink r:id="rId117">
         <w:r>
           <w:rPr>
             <w:color w:val="1F5E4A"/>
@@ -28346,7 +28589,7 @@
       <w:pPr>
         <w:spacing w:before="120"/>
       </w:pPr>
-      <w:hyperlink r:id="rId113">
+      <w:hyperlink r:id="rId118">
         <w:r>
           <w:rPr>
             <w:color w:val="1F5E4A"/>
@@ -28559,7 +28802,7 @@
       <w:pPr>
         <w:spacing w:before="120"/>
       </w:pPr>
-      <w:hyperlink r:id="rId114">
+      <w:hyperlink r:id="rId119">
         <w:r>
           <w:rPr>
             <w:color w:val="1F5E4A"/>
@@ -28786,7 +29029,7 @@
       <w:pPr>
         <w:spacing w:before="120"/>
       </w:pPr>
-      <w:hyperlink r:id="rId115">
+      <w:hyperlink r:id="rId120">
         <w:r>
           <w:rPr>
             <w:color w:val="1F5E4A"/>
@@ -29058,7 +29301,7 @@
       <w:pPr>
         <w:spacing w:before="120"/>
       </w:pPr>
-      <w:hyperlink r:id="rId116">
+      <w:hyperlink r:id="rId121">
         <w:r>
           <w:rPr>
             <w:color w:val="1F5E4A"/>
@@ -29761,7 +30004,7 @@
       <w:pPr>
         <w:spacing w:before="120"/>
       </w:pPr>
-      <w:hyperlink r:id="rId117">
+      <w:hyperlink r:id="rId122">
         <w:r>
           <w:rPr>
             <w:color w:val="1F5E4A"/>
@@ -30976,7 +31219,7 @@
       <w:pPr>
         <w:spacing w:before="120"/>
       </w:pPr>
-      <w:hyperlink r:id="rId118">
+      <w:hyperlink r:id="rId123">
         <w:r>
           <w:rPr>
             <w:color w:val="1F5E4A"/>
@@ -32489,7 +32732,7 @@
       <w:pPr>
         <w:spacing w:before="120"/>
       </w:pPr>
-      <w:hyperlink r:id="rId119">
+      <w:hyperlink r:id="rId124">
         <w:r>
           <w:rPr>
             <w:color w:val="1F5E4A"/>

--- a/Документы_системы/Система_Прачары.docx
+++ b/Документы_системы/Система_Прачары.docx
@@ -61,7 +61,7 @@
           <w:color w:val="666666"/>
           <w:sz w:val="20"/>
         </w:rPr>
-        <w:t>Дата сборки: 03.10.2026</w:t>
+        <w:t>Дата сборки: 06.10.2026</w:t>
       </w:r>
     </w:p>
     <w:p>
@@ -694,6 +694,24 @@
           <w:b w:val="0"/>
           <w:i w:val="0"/>
         </w:rPr>
+        <w:t>Помогайте новым людям найти практику и решиться прийти.</w:t>
+      </w:r>
+    </w:p>
+    <w:p>
+      <w:pPr>
+        <w:pStyle w:val="Heading4"/>
+      </w:pPr>
+      <w:r>
+        <w:t>Смысл направления</w:t>
+      </w:r>
+    </w:p>
+    <w:p>
+      <w:r>
+        <w:rPr>
+          <w:rFonts w:ascii="Arial" w:hAnsi="Arial" w:eastAsia="Arial" w:cs="Arial"/>
+          <w:b w:val="0"/>
+          <w:i w:val="0"/>
+        </w:rPr>
         <w:t>Создавать условия, при которых новые люди узнают о практике, понимают предложение и делают следующий шаг: пишут, регистрируются или приходят.</w:t>
       </w:r>
     </w:p>
@@ -720,6 +738,197 @@
         <w:pStyle w:val="Heading3"/>
       </w:pPr>
       <w:r>
+        <w:t>Регулярные задачи</w:t>
+      </w:r>
+    </w:p>
+    <w:p>
+      <w:pPr>
+        <w:pStyle w:val="BulletText"/>
+      </w:pPr>
+      <w:r>
+        <w:rPr>
+          <w:rFonts w:ascii="Arial" w:hAnsi="Arial" w:eastAsia="Arial" w:cs="Arial"/>
+          <w:b w:val="0"/>
+          <w:i w:val="0"/>
+        </w:rPr>
+        <w:t xml:space="preserve">• </w:t>
+      </w:r>
+      <w:hyperlink r:id="rId11">
+        <w:r>
+          <w:rPr>
+            <w:color w:val="1F5E4A"/>
+            <w:u w:val="single"/>
+            <w:rFonts w:ascii="Arial" w:hAnsi="Arial" w:eastAsia="Arial" w:cs="Arial"/>
+          </w:rPr>
+          <w:t>Ответы и анонсы</w:t>
+        </w:r>
+      </w:hyperlink>
+    </w:p>
+    <w:p>
+      <w:pPr>
+        <w:pStyle w:val="BulletText"/>
+      </w:pPr>
+      <w:r>
+        <w:rPr>
+          <w:rFonts w:ascii="Arial" w:hAnsi="Arial" w:eastAsia="Arial" w:cs="Arial"/>
+          <w:b w:val="0"/>
+          <w:i w:val="0"/>
+        </w:rPr>
+        <w:t xml:space="preserve">• </w:t>
+      </w:r>
+      <w:hyperlink r:id="rId12">
+        <w:r>
+          <w:rPr>
+            <w:color w:val="1F5E4A"/>
+            <w:u w:val="single"/>
+            <w:rFonts w:ascii="Arial" w:hAnsi="Arial" w:eastAsia="Arial" w:cs="Arial"/>
+          </w:rPr>
+          <w:t>Группы · месяц</w:t>
+        </w:r>
+      </w:hyperlink>
+    </w:p>
+    <w:p>
+      <w:pPr>
+        <w:pStyle w:val="BulletText"/>
+      </w:pPr>
+      <w:r>
+        <w:rPr>
+          <w:rFonts w:ascii="Arial" w:hAnsi="Arial" w:eastAsia="Arial" w:cs="Arial"/>
+          <w:b w:val="0"/>
+          <w:i w:val="0"/>
+        </w:rPr>
+        <w:t xml:space="preserve">• </w:t>
+      </w:r>
+      <w:hyperlink r:id="rId13">
+        <w:r>
+          <w:rPr>
+            <w:color w:val="1F5E4A"/>
+            <w:u w:val="single"/>
+            <w:rFonts w:ascii="Arial" w:hAnsi="Arial" w:eastAsia="Arial" w:cs="Arial"/>
+          </w:rPr>
+          <w:t>Тест · месяц</w:t>
+        </w:r>
+      </w:hyperlink>
+    </w:p>
+    <w:p>
+      <w:pPr>
+        <w:pStyle w:val="Heading4"/>
+      </w:pPr>
+      <w:r>
+        <w:t>Обязательный минимум</w:t>
+      </w:r>
+    </w:p>
+    <w:p>
+      <w:pPr>
+        <w:pStyle w:val="ChecklistText"/>
+      </w:pPr>
+      <w:r>
+        <w:rPr>
+          <w:rFonts w:ascii="Arial" w:hAnsi="Arial" w:eastAsia="Arial" w:cs="Arial"/>
+          <w:b w:val="0"/>
+          <w:i w:val="0"/>
+        </w:rPr>
+        <w:t xml:space="preserve">☐ Оформленная </w:t>
+      </w:r>
+      <w:hyperlink r:id="rId14">
+        <w:r>
+          <w:rPr>
+            <w:color w:val="1F5E4A"/>
+            <w:u w:val="single"/>
+            <w:rFonts w:ascii="Arial" w:hAnsi="Arial" w:eastAsia="Arial" w:cs="Arial"/>
+          </w:rPr>
+          <w:t>группа ВКонтакте</w:t>
+        </w:r>
+      </w:hyperlink>
+      <w:r>
+        <w:rPr>
+          <w:rFonts w:ascii="Arial" w:hAnsi="Arial" w:eastAsia="Arial" w:cs="Arial"/>
+          <w:b w:val="0"/>
+          <w:i w:val="0"/>
+        </w:rPr>
+        <w:t>: город, ближайшая встреча и способ написать.</w:t>
+      </w:r>
+    </w:p>
+    <w:p>
+      <w:pPr>
+        <w:pStyle w:val="ChecklistText"/>
+      </w:pPr>
+      <w:r>
+        <w:rPr>
+          <w:rFonts w:ascii="Arial" w:hAnsi="Arial" w:eastAsia="Arial" w:cs="Arial"/>
+          <w:b w:val="0"/>
+          <w:i w:val="0"/>
+        </w:rPr>
+        <w:t xml:space="preserve">☐ Актуальное </w:t>
+      </w:r>
+      <w:hyperlink r:id="rId15">
+        <w:r>
+          <w:rPr>
+            <w:color w:val="1F5E4A"/>
+            <w:u w:val="single"/>
+            <w:rFonts w:ascii="Arial" w:hAnsi="Arial" w:eastAsia="Arial" w:cs="Arial"/>
+          </w:rPr>
+          <w:t>объявление Avito</w:t>
+        </w:r>
+      </w:hyperlink>
+      <w:r>
+        <w:rPr>
+          <w:rFonts w:ascii="Arial" w:hAnsi="Arial" w:eastAsia="Arial" w:cs="Arial"/>
+          <w:b w:val="0"/>
+          <w:i w:val="0"/>
+        </w:rPr>
+        <w:t xml:space="preserve"> и ответственный за ответы.</w:t>
+      </w:r>
+    </w:p>
+    <w:p>
+      <w:pPr>
+        <w:pStyle w:val="ChecklistText"/>
+      </w:pPr>
+      <w:r>
+        <w:rPr>
+          <w:rFonts w:ascii="Arial" w:hAnsi="Arial" w:eastAsia="Arial" w:cs="Arial"/>
+          <w:b w:val="0"/>
+          <w:i w:val="0"/>
+        </w:rPr>
+        <w:t xml:space="preserve">☐ Анонсы в подходящих </w:t>
+      </w:r>
+      <w:hyperlink r:id="rId12">
+        <w:r>
+          <w:rPr>
+            <w:color w:val="1F5E4A"/>
+            <w:u w:val="single"/>
+            <w:rFonts w:ascii="Arial" w:hAnsi="Arial" w:eastAsia="Arial" w:cs="Arial"/>
+          </w:rPr>
+          <w:t>группах города</w:t>
+        </w:r>
+      </w:hyperlink>
+      <w:r>
+        <w:rPr>
+          <w:rFonts w:ascii="Arial" w:hAnsi="Arial" w:eastAsia="Arial" w:cs="Arial"/>
+          <w:b w:val="0"/>
+          <w:i w:val="0"/>
+        </w:rPr>
+        <w:t xml:space="preserve"> — не реже одного раза в месяц.</w:t>
+      </w:r>
+    </w:p>
+    <w:p>
+      <w:pPr>
+        <w:pStyle w:val="ChecklistText"/>
+      </w:pPr>
+      <w:r>
+        <w:rPr>
+          <w:rFonts w:ascii="Arial" w:hAnsi="Arial" w:eastAsia="Arial" w:cs="Arial"/>
+          <w:b w:val="0"/>
+          <w:i w:val="0"/>
+        </w:rPr>
+        <w:t>☐ Источник обращения и результат передаются заботнику.</w:t>
+      </w:r>
+    </w:p>
+    <w:p>
+      <w:pPr>
+        <w:pStyle w:val="Heading3"/>
+      </w:pPr>
+      <w:r>
         <w:t>Сделать сначала</w:t>
       </w:r>
     </w:p>
@@ -753,7 +962,7 @@
         </w:rPr>
         <w:t xml:space="preserve">1. Уточните ближайшую встречу: дата, место, формат, контакт и условия участия. </w:t>
       </w:r>
-      <w:hyperlink r:id="rId11">
+      <w:hyperlink r:id="rId16">
         <w:r>
           <w:rPr>
             <w:color w:val="1F5E4A"/>
@@ -776,7 +985,7 @@
         </w:rPr>
         <w:t xml:space="preserve">2. Оформите группу ВКонтакте: город, описание, расписание и способ написать. </w:t>
       </w:r>
-      <w:hyperlink r:id="rId12">
+      <w:hyperlink r:id="rId14">
         <w:r>
           <w:rPr>
             <w:color w:val="1F5E4A"/>
@@ -799,7 +1008,7 @@
         </w:rPr>
         <w:t xml:space="preserve">3. Создайте объявление Avito из шаблона. Проверьте дату и контакт. </w:t>
       </w:r>
-      <w:hyperlink r:id="rId13">
+      <w:hyperlink r:id="rId15">
         <w:r>
           <w:rPr>
             <w:color w:val="1F5E4A"/>
@@ -822,7 +1031,7 @@
         </w:rPr>
         <w:t xml:space="preserve">4. Назначьте того, кто отвечает на сообщения и передаёт запрос заботнику. </w:t>
       </w:r>
-      <w:hyperlink r:id="rId14">
+      <w:hyperlink r:id="rId17">
         <w:r>
           <w:rPr>
             <w:color w:val="1F5E4A"/>
@@ -856,7 +1065,7 @@
           <w:b w:val="0"/>
           <w:i w:val="0"/>
         </w:rPr>
-        <w:t>Проверяйте сообщения и актуальность приглашений. Отмечайте, откуда человек узнал о встрече и пришёл ли он. Повторяйте работающие приглашения.</w:t>
+        <w:t>Проверяйте сообщения и актуальность приглашений. Не реже раза в месяц размещайте анонс в подходящих группах города. Отмечайте, откуда человек узнал о встрече и пришёл ли он. Повторяйте работающие приглашения.</w:t>
       </w:r>
     </w:p>
     <w:p>
@@ -892,7 +1101,25 @@
           <w:b w:val="0"/>
           <w:i w:val="0"/>
         </w:rPr>
-        <w:t>Подключайте личный бренд, сайт и визитки по одному инструменту. После каждого проверяйте результат по обращениям и приходам, затем выбирайте следующий. Подробнее — в рабочем порядке инструментов.</w:t>
+        <w:t xml:space="preserve">Каждый месяц проверяйте одну новую рекламную гипотезу: инструмент, площадку или способ приглашения. Запишите ожидаемый результат, проведите тест и сравните обращения и приходы. Поддерживайте работающий минимум; по результату оставьте инструмент, доработайте или остановите. </w:t>
+      </w:r>
+      <w:hyperlink r:id="rId13">
+        <w:r>
+          <w:rPr>
+            <w:color w:val="1F5E4A"/>
+            <w:u w:val="single"/>
+            <w:rFonts w:ascii="Arial" w:hAnsi="Arial" w:eastAsia="Arial" w:cs="Arial"/>
+          </w:rPr>
+          <w:t>Открыть цикл проверки</w:t>
+        </w:r>
+      </w:hyperlink>
+      <w:r>
+        <w:rPr>
+          <w:rFonts w:ascii="Arial" w:hAnsi="Arial" w:eastAsia="Arial" w:cs="Arial"/>
+          <w:b w:val="0"/>
+          <w:i w:val="0"/>
+        </w:rPr>
+        <w:t>.</w:t>
       </w:r>
     </w:p>
     <w:p>
@@ -910,17 +1137,25 @@
         <w:pStyle w:val="Heading3"/>
       </w:pPr>
       <w:r>
-        <w:t>Рабочий порядок инструментов</w:t>
-      </w:r>
-    </w:p>
-    <w:p>
-      <w:r>
-        <w:rPr>
-          <w:rFonts w:ascii="Arial" w:hAnsi="Arial" w:eastAsia="Arial" w:cs="Arial"/>
-          <w:b w:val="0"/>
-          <w:i w:val="0"/>
-        </w:rPr>
-        <w:t>Начинайте с первых пунктов и подключайте следующие, когда предыдущие уже оформлены и поддерживаются. Порядок учитывает доступность и ожидаемую пользу на старте. Реальную эффективность проверяйте по обращениям и посещениям в своём городе.</w:t>
+        <w:t>Как устроены инструменты рекламы</w:t>
+      </w:r>
+    </w:p>
+    <w:p>
+      <w:r>
+        <w:rPr>
+          <w:rFonts w:ascii="Arial" w:hAnsi="Arial" w:eastAsia="Arial" w:cs="Arial"/>
+          <w:b w:val="0"/>
+          <w:i w:val="0"/>
+        </w:rPr>
+        <w:t>Сначала подготовьте место, куда попадёт человек. Затем выберите один способ привлечения и проверьте его по обращениям и приходам.</w:t>
+      </w:r>
+    </w:p>
+    <w:p>
+      <w:pPr>
+        <w:pStyle w:val="Heading4"/>
+      </w:pPr>
+      <w:r>
+        <w:t>Посадочные страницы — куда приводим человека</w:t>
       </w:r>
     </w:p>
     <w:p>
@@ -941,29 +1176,64 @@
           <w:b/>
           <w:i w:val="0"/>
         </w:rPr>
-        <w:t>1. Avito</w:t>
-      </w:r>
-      <w:r>
-        <w:rPr>
-          <w:rFonts w:ascii="Arial" w:hAnsi="Arial" w:eastAsia="Arial" w:cs="Arial"/>
-          <w:b w:val="0"/>
-          <w:i w:val="0"/>
-        </w:rPr>
-        <w:t xml:space="preserve"> быстрый старт</w:t>
-      </w:r>
-    </w:p>
-    <w:p>
-      <w:r>
-        <w:rPr>
-          <w:rFonts w:ascii="Arial" w:hAnsi="Arial" w:eastAsia="Arial" w:cs="Arial"/>
-          <w:b w:val="0"/>
-          <w:i w:val="0"/>
-        </w:rPr>
-        <w:t>Городское объявление с понятным предложением и прямым способом написать.</w:t>
-      </w:r>
-    </w:p>
-    <w:p>
-      <w:hyperlink r:id="rId13">
+        <w:t>Социальные сети:</w:t>
+      </w:r>
+      <w:r>
+        <w:rPr>
+          <w:rFonts w:ascii="Arial" w:hAnsi="Arial" w:eastAsia="Arial" w:cs="Arial"/>
+          <w:b w:val="0"/>
+          <w:i w:val="0"/>
+        </w:rPr>
+        <w:t xml:space="preserve"> понятная группа или страница с городом, расписанием и кнопкой записи. </w:t>
+      </w:r>
+      <w:hyperlink r:id="rId14">
+        <w:r>
+          <w:rPr>
+            <w:color w:val="1F5E4A"/>
+            <w:u w:val="single"/>
+            <w:rFonts w:ascii="Arial" w:hAnsi="Arial" w:eastAsia="Arial" w:cs="Arial"/>
+          </w:rPr>
+          <w:t>Упаковать соцсети</w:t>
+        </w:r>
+      </w:hyperlink>
+      <w:r>
+        <w:rPr>
+          <w:rFonts w:ascii="Arial" w:hAnsi="Arial" w:eastAsia="Arial" w:cs="Arial"/>
+          <w:b w:val="0"/>
+          <w:i w:val="0"/>
+        </w:rPr>
+        <w:t>.</w:t>
+      </w:r>
+    </w:p>
+    <w:p>
+      <w:pPr>
+        <w:pStyle w:val="BulletText"/>
+      </w:pPr>
+      <w:r>
+        <w:rPr>
+          <w:rFonts w:ascii="Arial" w:hAnsi="Arial" w:eastAsia="Arial" w:cs="Arial"/>
+          <w:b w:val="0"/>
+          <w:i w:val="0"/>
+        </w:rPr>
+        <w:t xml:space="preserve">• </w:t>
+      </w:r>
+      <w:r>
+        <w:rPr>
+          <w:rFonts w:ascii="Arial" w:hAnsi="Arial" w:eastAsia="Arial" w:cs="Arial"/>
+          <w:b/>
+          <w:i w:val="0"/>
+        </w:rPr>
+        <w:t>Avito:</w:t>
+      </w:r>
+      <w:r>
+        <w:rPr>
+          <w:rFonts w:ascii="Arial" w:hAnsi="Arial" w:eastAsia="Arial" w:cs="Arial"/>
+          <w:b w:val="0"/>
+          <w:i w:val="0"/>
+        </w:rPr>
+        <w:t xml:space="preserve"> готовое объявление с предложением и прямым контактом. </w:t>
+      </w:r>
+      <w:hyperlink r:id="rId15">
         <w:r>
           <w:rPr>
             <w:color w:val="1F5E4A"/>
@@ -973,6 +1243,14 @@
           <w:t>Инструкция и промпт</w:t>
         </w:r>
       </w:hyperlink>
+      <w:r>
+        <w:rPr>
+          <w:rFonts w:ascii="Arial" w:hAnsi="Arial" w:eastAsia="Arial" w:cs="Arial"/>
+          <w:b w:val="0"/>
+          <w:i w:val="0"/>
+        </w:rPr>
+        <w:t>.</w:t>
+      </w:r>
     </w:p>
     <w:p>
       <w:pPr>
@@ -992,6 +1270,1213 @@
           <w:b/>
           <w:i w:val="0"/>
         </w:rPr>
+        <w:t>Сайт коллективной медитации или программы:</w:t>
+      </w:r>
+      <w:r>
+        <w:rPr>
+          <w:rFonts w:ascii="Arial" w:hAnsi="Arial" w:eastAsia="Arial" w:cs="Arial"/>
+          <w:b w:val="0"/>
+          <w:i w:val="0"/>
+        </w:rPr>
+        <w:t xml:space="preserve"> страница города, место, время, польза, условия участия и способ записаться. </w:t>
+      </w:r>
+      <w:hyperlink r:id="rId18">
+        <w:r>
+          <w:rPr>
+            <w:color w:val="1F5E4A"/>
+            <w:u w:val="single"/>
+            <w:rFonts w:ascii="Arial" w:hAnsi="Arial" w:eastAsia="Arial" w:cs="Arial"/>
+          </w:rPr>
+          <w:t>Подготовить страницу и поиск</w:t>
+        </w:r>
+      </w:hyperlink>
+      <w:r>
+        <w:rPr>
+          <w:rFonts w:ascii="Arial" w:hAnsi="Arial" w:eastAsia="Arial" w:cs="Arial"/>
+          <w:b w:val="0"/>
+          <w:i w:val="0"/>
+        </w:rPr>
+        <w:t>.</w:t>
+      </w:r>
+    </w:p>
+    <w:p>
+      <w:r>
+        <w:rPr>
+          <w:rFonts w:ascii="Arial" w:hAnsi="Arial" w:eastAsia="Arial" w:cs="Arial"/>
+          <w:b w:val="0"/>
+          <w:i w:val="0"/>
+        </w:rPr>
+        <w:t>Проверьте с телефона: человек понимает предложение и может записаться без поиска дополнительной информации.</w:t>
+      </w:r>
+    </w:p>
+    <w:p>
+      <w:pPr>
+        <w:pStyle w:val="Heading4"/>
+      </w:pPr>
+      <w:r>
+        <w:t>Без бюджета — выбираем доступный способ</w:t>
+      </w:r>
+    </w:p>
+    <w:p>
+      <w:pPr>
+        <w:pStyle w:val="BulletText"/>
+      </w:pPr>
+      <w:r>
+        <w:rPr>
+          <w:rFonts w:ascii="Arial" w:hAnsi="Arial" w:eastAsia="Arial" w:cs="Arial"/>
+          <w:b w:val="0"/>
+          <w:i w:val="0"/>
+        </w:rPr>
+        <w:t xml:space="preserve">• </w:t>
+      </w:r>
+      <w:r>
+        <w:rPr>
+          <w:rFonts w:ascii="Arial" w:hAnsi="Arial" w:eastAsia="Arial" w:cs="Arial"/>
+          <w:b/>
+          <w:i w:val="0"/>
+        </w:rPr>
+        <w:t>Личный бренд:</w:t>
+      </w:r>
+      <w:r>
+        <w:rPr>
+          <w:rFonts w:ascii="Arial" w:hAnsi="Arial" w:eastAsia="Arial" w:cs="Arial"/>
+          <w:b w:val="0"/>
+          <w:i w:val="0"/>
+        </w:rPr>
+        <w:t xml:space="preserve"> живой опыт ведущего и организатора помогает доверию. </w:t>
+      </w:r>
+      <w:hyperlink r:id="rId19">
+        <w:r>
+          <w:rPr>
+            <w:color w:val="1F5E4A"/>
+            <w:u w:val="single"/>
+            <w:rFonts w:ascii="Arial" w:hAnsi="Arial" w:eastAsia="Arial" w:cs="Arial"/>
+          </w:rPr>
+          <w:t>Как начать</w:t>
+        </w:r>
+      </w:hyperlink>
+      <w:r>
+        <w:rPr>
+          <w:rFonts w:ascii="Arial" w:hAnsi="Arial" w:eastAsia="Arial" w:cs="Arial"/>
+          <w:b w:val="0"/>
+          <w:i w:val="0"/>
+        </w:rPr>
+        <w:t>.</w:t>
+      </w:r>
+    </w:p>
+    <w:p>
+      <w:pPr>
+        <w:pStyle w:val="BulletText"/>
+      </w:pPr>
+      <w:r>
+        <w:rPr>
+          <w:rFonts w:ascii="Arial" w:hAnsi="Arial" w:eastAsia="Arial" w:cs="Arial"/>
+          <w:b w:val="0"/>
+          <w:i w:val="0"/>
+        </w:rPr>
+        <w:t xml:space="preserve">• </w:t>
+      </w:r>
+      <w:r>
+        <w:rPr>
+          <w:rFonts w:ascii="Arial" w:hAnsi="Arial" w:eastAsia="Arial" w:cs="Arial"/>
+          <w:b/>
+          <w:i w:val="0"/>
+        </w:rPr>
+        <w:t>Бесплатные группы города:</w:t>
+      </w:r>
+      <w:r>
+        <w:rPr>
+          <w:rFonts w:ascii="Arial" w:hAnsi="Arial" w:eastAsia="Arial" w:cs="Arial"/>
+          <w:b w:val="0"/>
+          <w:i w:val="0"/>
+        </w:rPr>
+        <w:t xml:space="preserve"> согласованные анонсы в местных сообществах. </w:t>
+      </w:r>
+      <w:hyperlink r:id="rId12">
+        <w:r>
+          <w:rPr>
+            <w:color w:val="1F5E4A"/>
+            <w:u w:val="single"/>
+            <w:rFonts w:ascii="Arial" w:hAnsi="Arial" w:eastAsia="Arial" w:cs="Arial"/>
+          </w:rPr>
+          <w:t>Ежемесячный порядок</w:t>
+        </w:r>
+      </w:hyperlink>
+      <w:r>
+        <w:rPr>
+          <w:rFonts w:ascii="Arial" w:hAnsi="Arial" w:eastAsia="Arial" w:cs="Arial"/>
+          <w:b w:val="0"/>
+          <w:i w:val="0"/>
+        </w:rPr>
+        <w:t>.</w:t>
+      </w:r>
+    </w:p>
+    <w:p>
+      <w:pPr>
+        <w:pStyle w:val="BulletText"/>
+      </w:pPr>
+      <w:r>
+        <w:rPr>
+          <w:rFonts w:ascii="Arial" w:hAnsi="Arial" w:eastAsia="Arial" w:cs="Arial"/>
+          <w:b w:val="0"/>
+          <w:i w:val="0"/>
+        </w:rPr>
+        <w:t xml:space="preserve">• </w:t>
+      </w:r>
+      <w:r>
+        <w:rPr>
+          <w:rFonts w:ascii="Arial" w:hAnsi="Arial" w:eastAsia="Arial" w:cs="Arial"/>
+          <w:b/>
+          <w:i w:val="0"/>
+        </w:rPr>
+        <w:t>«Сито»:</w:t>
+      </w:r>
+      <w:r>
+        <w:rPr>
+          <w:rFonts w:ascii="Arial" w:hAnsi="Arial" w:eastAsia="Arial" w:cs="Arial"/>
+          <w:b w:val="0"/>
+          <w:i w:val="0"/>
+        </w:rPr>
+        <w:t xml:space="preserve"> инструмент добавлен в структуру. Значение и алгоритм уточняются у команды; инструкция будет дополнена.</w:t>
+      </w:r>
+    </w:p>
+    <w:p>
+      <w:pPr>
+        <w:pStyle w:val="BulletText"/>
+      </w:pPr>
+      <w:r>
+        <w:rPr>
+          <w:rFonts w:ascii="Arial" w:hAnsi="Arial" w:eastAsia="Arial" w:cs="Arial"/>
+          <w:b w:val="0"/>
+          <w:i w:val="0"/>
+        </w:rPr>
+        <w:t xml:space="preserve">• </w:t>
+      </w:r>
+      <w:r>
+        <w:rPr>
+          <w:rFonts w:ascii="Arial" w:hAnsi="Arial" w:eastAsia="Arial" w:cs="Arial"/>
+          <w:b/>
+          <w:i w:val="0"/>
+        </w:rPr>
+        <w:t>Парсинг площадок:</w:t>
+      </w:r>
+      <w:r>
+        <w:rPr>
+          <w:rFonts w:ascii="Arial" w:hAnsi="Arial" w:eastAsia="Arial" w:cs="Arial"/>
+          <w:b w:val="0"/>
+          <w:i w:val="0"/>
+        </w:rPr>
+        <w:t xml:space="preserve"> собрать и отобрать список подходящих городских сообществ. </w:t>
+      </w:r>
+      <w:hyperlink r:id="rId20">
+        <w:r>
+          <w:rPr>
+            <w:color w:val="1F5E4A"/>
+            <w:u w:val="single"/>
+            <w:rFonts w:ascii="Arial" w:hAnsi="Arial" w:eastAsia="Arial" w:cs="Arial"/>
+          </w:rPr>
+          <w:t>Черновик алгоритма и скрипта</w:t>
+        </w:r>
+      </w:hyperlink>
+      <w:r>
+        <w:rPr>
+          <w:rFonts w:ascii="Arial" w:hAnsi="Arial" w:eastAsia="Arial" w:cs="Arial"/>
+          <w:b w:val="0"/>
+          <w:i w:val="0"/>
+        </w:rPr>
+        <w:t>.</w:t>
+      </w:r>
+    </w:p>
+    <w:p>
+      <w:pPr>
+        <w:pStyle w:val="BulletText"/>
+      </w:pPr>
+      <w:r>
+        <w:rPr>
+          <w:rFonts w:ascii="Arial" w:hAnsi="Arial" w:eastAsia="Arial" w:cs="Arial"/>
+          <w:b w:val="0"/>
+          <w:i w:val="0"/>
+        </w:rPr>
+        <w:t xml:space="preserve">• </w:t>
+      </w:r>
+      <w:r>
+        <w:rPr>
+          <w:rFonts w:ascii="Arial" w:hAnsi="Arial" w:eastAsia="Arial" w:cs="Arial"/>
+          <w:b/>
+          <w:i w:val="0"/>
+        </w:rPr>
+        <w:t>Сайт КМ:</w:t>
+      </w:r>
+      <w:r>
+        <w:rPr>
+          <w:rFonts w:ascii="Arial" w:hAnsi="Arial" w:eastAsia="Arial" w:cs="Arial"/>
+          <w:b w:val="0"/>
+          <w:i w:val="0"/>
+        </w:rPr>
+        <w:t xml:space="preserve"> страница коллективной медитации с локальным поиском и понятным приглашением. </w:t>
+      </w:r>
+      <w:hyperlink r:id="rId18">
+        <w:r>
+          <w:rPr>
+            <w:color w:val="1F5E4A"/>
+            <w:u w:val="single"/>
+            <w:rFonts w:ascii="Arial" w:hAnsi="Arial" w:eastAsia="Arial" w:cs="Arial"/>
+          </w:rPr>
+          <w:t>SEO и гео</w:t>
+        </w:r>
+      </w:hyperlink>
+      <w:r>
+        <w:rPr>
+          <w:rFonts w:ascii="Arial" w:hAnsi="Arial" w:eastAsia="Arial" w:cs="Arial"/>
+          <w:b w:val="0"/>
+          <w:i w:val="0"/>
+        </w:rPr>
+        <w:t>.</w:t>
+      </w:r>
+    </w:p>
+    <w:p>
+      <w:pPr>
+        <w:pStyle w:val="BulletText"/>
+      </w:pPr>
+      <w:r>
+        <w:rPr>
+          <w:rFonts w:ascii="Arial" w:hAnsi="Arial" w:eastAsia="Arial" w:cs="Arial"/>
+          <w:b w:val="0"/>
+          <w:i w:val="0"/>
+        </w:rPr>
+        <w:t xml:space="preserve">• </w:t>
+      </w:r>
+      <w:r>
+        <w:rPr>
+          <w:rFonts w:ascii="Arial" w:hAnsi="Arial" w:eastAsia="Arial" w:cs="Arial"/>
+          <w:b/>
+          <w:i w:val="0"/>
+        </w:rPr>
+        <w:t>Личные знакомства и рекомендации:</w:t>
+      </w:r>
+      <w:r>
+        <w:rPr>
+          <w:rFonts w:ascii="Arial" w:hAnsi="Arial" w:eastAsia="Arial" w:cs="Arial"/>
+          <w:b w:val="0"/>
+          <w:i w:val="0"/>
+        </w:rPr>
+        <w:t xml:space="preserve"> приглашайте по интересу человека; визитка помогает продолжить разговор. </w:t>
+      </w:r>
+      <w:hyperlink r:id="rId21">
+        <w:r>
+          <w:rPr>
+            <w:color w:val="1F5E4A"/>
+            <w:u w:val="single"/>
+            <w:rFonts w:ascii="Arial" w:hAnsi="Arial" w:eastAsia="Arial" w:cs="Arial"/>
+          </w:rPr>
+          <w:t>Как давать визитки</w:t>
+        </w:r>
+      </w:hyperlink>
+      <w:r>
+        <w:rPr>
+          <w:rFonts w:ascii="Arial" w:hAnsi="Arial" w:eastAsia="Arial" w:cs="Arial"/>
+          <w:b w:val="0"/>
+          <w:i w:val="0"/>
+        </w:rPr>
+        <w:t>.</w:t>
+      </w:r>
+    </w:p>
+    <w:p>
+      <w:r>
+        <w:rPr>
+          <w:rFonts w:ascii="Arial" w:hAnsi="Arial" w:eastAsia="Arial" w:cs="Arial"/>
+          <w:b w:val="0"/>
+          <w:i w:val="0"/>
+        </w:rPr>
+        <w:t>«Без бюджета» означает без оплаты размещения; подготовка материалов, сайт и работа команды могут требовать ресурсов.</w:t>
+      </w:r>
+    </w:p>
+    <w:p>
+      <w:pPr>
+        <w:pStyle w:val="Heading4"/>
+      </w:pPr>
+      <w:r>
+        <w:t>С бюджетом — подключаем после подготовки страниц</w:t>
+      </w:r>
+    </w:p>
+    <w:p>
+      <w:r>
+        <w:rPr>
+          <w:rFonts w:ascii="Arial" w:hAnsi="Arial" w:eastAsia="Arial" w:cs="Arial"/>
+          <w:b/>
+          <w:i w:val="0"/>
+        </w:rPr>
+        <w:t>Онлайн:</w:t>
+      </w:r>
+      <w:r>
+        <w:rPr>
+          <w:rFonts w:ascii="Arial" w:hAnsi="Arial" w:eastAsia="Arial" w:cs="Arial"/>
+          <w:b w:val="0"/>
+          <w:i w:val="0"/>
+        </w:rPr>
+        <w:t xml:space="preserve"> таргетированная реклама, контекстная реклама, объявления в платных городских и тематических группах, платное продвижение объявлений.</w:t>
+      </w:r>
+    </w:p>
+    <w:p>
+      <w:r>
+        <w:rPr>
+          <w:rFonts w:ascii="Arial" w:hAnsi="Arial" w:eastAsia="Arial" w:cs="Arial"/>
+          <w:b/>
+          <w:i w:val="0"/>
+        </w:rPr>
+        <w:t>Офлайн:</w:t>
+      </w:r>
+      <w:r>
+        <w:rPr>
+          <w:rFonts w:ascii="Arial" w:hAnsi="Arial" w:eastAsia="Arial" w:cs="Arial"/>
+          <w:b w:val="0"/>
+          <w:i w:val="0"/>
+        </w:rPr>
+        <w:t xml:space="preserve"> платные размещения афиш и приглашений, печать визиток и материалов, участие в подходящих городских событиях.</w:t>
+      </w:r>
+    </w:p>
+    <w:p>
+      <w:r>
+        <w:rPr>
+          <w:rFonts w:ascii="Arial" w:hAnsi="Arial" w:eastAsia="Arial" w:cs="Arial"/>
+          <w:b/>
+          <w:i w:val="0"/>
+        </w:rPr>
+        <w:t>Порядок теста:</w:t>
+      </w:r>
+      <w:r>
+        <w:rPr>
+          <w:rFonts w:ascii="Arial" w:hAnsi="Arial" w:eastAsia="Arial" w:cs="Arial"/>
+          <w:b w:val="0"/>
+          <w:i w:val="0"/>
+        </w:rPr>
+        <w:t xml:space="preserve"> выберите аудиторию и предложение → согласуйте сумму и срок → проверьте посадочную страницу → запустите одно размещение → считайте обращения и реальные приходы → решите, продолжать ли. Не подключайте сразу несколько новых источников, если их результат нельзя различить.</w:t>
+      </w:r>
+    </w:p>
+    <w:p>
+      <w:pPr>
+        <w:pStyle w:val="Heading4"/>
+      </w:pPr>
+      <w:r>
+        <w:t>Группы города — действие на каждый месяц</w:t>
+      </w:r>
+    </w:p>
+    <w:p>
+      <w:pPr>
+        <w:pStyle w:val="BulletText"/>
+      </w:pPr>
+      <w:r>
+        <w:rPr>
+          <w:rFonts w:ascii="Arial" w:hAnsi="Arial" w:eastAsia="Arial" w:cs="Arial"/>
+          <w:b w:val="0"/>
+          <w:i w:val="0"/>
+        </w:rPr>
+        <w:t>1. Выберите подходящие сообщества по городу и интересам аудитории.</w:t>
+      </w:r>
+    </w:p>
+    <w:p>
+      <w:pPr>
+        <w:pStyle w:val="BulletText"/>
+      </w:pPr>
+      <w:r>
+        <w:rPr>
+          <w:rFonts w:ascii="Arial" w:hAnsi="Arial" w:eastAsia="Arial" w:cs="Arial"/>
+          <w:b w:val="0"/>
+          <w:i w:val="0"/>
+        </w:rPr>
+        <w:t>2. Проверьте правила публикации и договоритесь с администратором о бесплатном или платном анонсе.</w:t>
+      </w:r>
+    </w:p>
+    <w:p>
+      <w:pPr>
+        <w:pStyle w:val="BulletText"/>
+      </w:pPr>
+      <w:r>
+        <w:rPr>
+          <w:rFonts w:ascii="Arial" w:hAnsi="Arial" w:eastAsia="Arial" w:cs="Arial"/>
+          <w:b w:val="0"/>
+          <w:i w:val="0"/>
+        </w:rPr>
+        <w:t xml:space="preserve">3. Подготовьте приглашение на ближайшую программу. </w:t>
+      </w:r>
+      <w:hyperlink r:id="rId22">
+        <w:r>
+          <w:rPr>
+            <w:color w:val="1F5E4A"/>
+            <w:u w:val="single"/>
+            <w:rFonts w:ascii="Arial" w:hAnsi="Arial" w:eastAsia="Arial" w:cs="Arial"/>
+          </w:rPr>
+          <w:t>Инструкция и промпт анонса</w:t>
+        </w:r>
+      </w:hyperlink>
+      <w:r>
+        <w:rPr>
+          <w:rFonts w:ascii="Arial" w:hAnsi="Arial" w:eastAsia="Arial" w:cs="Arial"/>
+          <w:b w:val="0"/>
+          <w:i w:val="0"/>
+        </w:rPr>
+        <w:t>.</w:t>
+      </w:r>
+    </w:p>
+    <w:p>
+      <w:pPr>
+        <w:pStyle w:val="BulletText"/>
+      </w:pPr>
+      <w:r>
+        <w:rPr>
+          <w:rFonts w:ascii="Arial" w:hAnsi="Arial" w:eastAsia="Arial" w:cs="Arial"/>
+          <w:b w:val="0"/>
+          <w:i w:val="0"/>
+        </w:rPr>
+        <w:t>4. Разместите согласованный анонс не реже раза в месяц и отвечайте на вопросы.</w:t>
+      </w:r>
+    </w:p>
+    <w:p>
+      <w:pPr>
+        <w:pStyle w:val="BulletText"/>
+      </w:pPr>
+      <w:r>
+        <w:rPr>
+          <w:rFonts w:ascii="Arial" w:hAnsi="Arial" w:eastAsia="Arial" w:cs="Arial"/>
+          <w:b w:val="0"/>
+          <w:i w:val="0"/>
+        </w:rPr>
+        <w:t>5. Запишите площадку, дату, условия, обращения и приходы. Сохраните удачные площадки для следующего месяца.</w:t>
+      </w:r>
+    </w:p>
+    <w:p>
+      <w:pPr>
+        <w:pStyle w:val="Heading4"/>
+      </w:pPr>
+      <w:r>
+        <w:t>Гипотеза месяца — пробуем и делаем вывод</w:t>
+      </w:r>
+    </w:p>
+    <w:p>
+      <w:pPr>
+        <w:pStyle w:val="BulletText"/>
+      </w:pPr>
+      <w:r>
+        <w:rPr>
+          <w:rFonts w:ascii="Arial" w:hAnsi="Arial" w:eastAsia="Arial" w:cs="Arial"/>
+          <w:b w:val="0"/>
+          <w:i w:val="0"/>
+        </w:rPr>
+        <w:t xml:space="preserve">1. </w:t>
+      </w:r>
+      <w:r>
+        <w:rPr>
+          <w:rFonts w:ascii="Arial" w:hAnsi="Arial" w:eastAsia="Arial" w:cs="Arial"/>
+          <w:b/>
+          <w:i w:val="0"/>
+        </w:rPr>
+        <w:t>Выберите один тест:</w:t>
+      </w:r>
+      <w:r>
+        <w:rPr>
+          <w:rFonts w:ascii="Arial" w:hAnsi="Arial" w:eastAsia="Arial" w:cs="Arial"/>
+          <w:b w:val="0"/>
+          <w:i w:val="0"/>
+        </w:rPr>
+        <w:t xml:space="preserve"> новый инструмент, группу, аудиторию или вариант приглашения.</w:t>
+      </w:r>
+    </w:p>
+    <w:p>
+      <w:pPr>
+        <w:pStyle w:val="BulletText"/>
+      </w:pPr>
+      <w:r>
+        <w:rPr>
+          <w:rFonts w:ascii="Arial" w:hAnsi="Arial" w:eastAsia="Arial" w:cs="Arial"/>
+          <w:b w:val="0"/>
+          <w:i w:val="0"/>
+        </w:rPr>
+        <w:t xml:space="preserve">2. </w:t>
+      </w:r>
+      <w:r>
+        <w:rPr>
+          <w:rFonts w:ascii="Arial" w:hAnsi="Arial" w:eastAsia="Arial" w:cs="Arial"/>
+          <w:b/>
+          <w:i w:val="0"/>
+        </w:rPr>
+        <w:t>Запишите гипотезу:</w:t>
+      </w:r>
+      <w:r>
+        <w:rPr>
+          <w:rFonts w:ascii="Arial" w:hAnsi="Arial" w:eastAsia="Arial" w:cs="Arial"/>
+          <w:b w:val="0"/>
+          <w:i w:val="0"/>
+        </w:rPr>
+        <w:t xml:space="preserve"> «Если сделать [действие] для [аудитория], то получим [ожидаемые обращения и приходы]».</w:t>
+      </w:r>
+    </w:p>
+    <w:p>
+      <w:pPr>
+        <w:pStyle w:val="BulletText"/>
+      </w:pPr>
+      <w:r>
+        <w:rPr>
+          <w:rFonts w:ascii="Arial" w:hAnsi="Arial" w:eastAsia="Arial" w:cs="Arial"/>
+          <w:b w:val="0"/>
+          <w:i w:val="0"/>
+        </w:rPr>
+        <w:t xml:space="preserve">3. </w:t>
+      </w:r>
+      <w:r>
+        <w:rPr>
+          <w:rFonts w:ascii="Arial" w:hAnsi="Arial" w:eastAsia="Arial" w:cs="Arial"/>
+          <w:b/>
+          <w:i w:val="0"/>
+        </w:rPr>
+        <w:t>Определите ответственного, срок и бюджет:</w:t>
+      </w:r>
+      <w:r>
+        <w:rPr>
+          <w:rFonts w:ascii="Arial" w:hAnsi="Arial" w:eastAsia="Arial" w:cs="Arial"/>
+          <w:b w:val="0"/>
+          <w:i w:val="0"/>
+        </w:rPr>
+        <w:t xml:space="preserve"> для бесплатного размещения бюджет — 0.</w:t>
+      </w:r>
+    </w:p>
+    <w:p>
+      <w:pPr>
+        <w:pStyle w:val="BulletText"/>
+      </w:pPr>
+      <w:r>
+        <w:rPr>
+          <w:rFonts w:ascii="Arial" w:hAnsi="Arial" w:eastAsia="Arial" w:cs="Arial"/>
+          <w:b w:val="0"/>
+          <w:i w:val="0"/>
+        </w:rPr>
+        <w:t xml:space="preserve">4. </w:t>
+      </w:r>
+      <w:r>
+        <w:rPr>
+          <w:rFonts w:ascii="Arial" w:hAnsi="Arial" w:eastAsia="Arial" w:cs="Arial"/>
+          <w:b/>
+          <w:i w:val="0"/>
+        </w:rPr>
+        <w:t>Проведите тест:</w:t>
+      </w:r>
+      <w:r>
+        <w:rPr>
+          <w:rFonts w:ascii="Arial" w:hAnsi="Arial" w:eastAsia="Arial" w:cs="Arial"/>
+          <w:b w:val="0"/>
+          <w:i w:val="0"/>
+        </w:rPr>
+        <w:t xml:space="preserve"> отметьте источник каждого обращения и передайте контакт заботнику.</w:t>
+      </w:r>
+    </w:p>
+    <w:p>
+      <w:pPr>
+        <w:pStyle w:val="BulletText"/>
+      </w:pPr>
+      <w:r>
+        <w:rPr>
+          <w:rFonts w:ascii="Arial" w:hAnsi="Arial" w:eastAsia="Arial" w:cs="Arial"/>
+          <w:b w:val="0"/>
+          <w:i w:val="0"/>
+        </w:rPr>
+        <w:t xml:space="preserve">5. </w:t>
+      </w:r>
+      <w:r>
+        <w:rPr>
+          <w:rFonts w:ascii="Arial" w:hAnsi="Arial" w:eastAsia="Arial" w:cs="Arial"/>
+          <w:b/>
+          <w:i w:val="0"/>
+        </w:rPr>
+        <w:t>Разберите результат:</w:t>
+      </w:r>
+      <w:r>
+        <w:rPr>
+          <w:rFonts w:ascii="Arial" w:hAnsi="Arial" w:eastAsia="Arial" w:cs="Arial"/>
+          <w:b w:val="0"/>
+          <w:i w:val="0"/>
+        </w:rPr>
+        <w:t xml:space="preserve"> сколько людей написало, пришло и что помогло. Решение — повторить, изменить или остановить.</w:t>
+      </w:r>
+    </w:p>
+    <w:p>
+      <w:pPr>
+        <w:pStyle w:val="BulletText"/>
+      </w:pPr>
+      <w:r>
+        <w:rPr>
+          <w:rFonts w:ascii="Arial" w:hAnsi="Arial" w:eastAsia="Arial" w:cs="Arial"/>
+          <w:b w:val="0"/>
+          <w:i w:val="0"/>
+        </w:rPr>
+        <w:t xml:space="preserve">6. </w:t>
+      </w:r>
+      <w:r>
+        <w:rPr>
+          <w:rFonts w:ascii="Arial" w:hAnsi="Arial" w:eastAsia="Arial" w:cs="Arial"/>
+          <w:b/>
+          <w:i w:val="0"/>
+        </w:rPr>
+        <w:t>Сохраните вывод:</w:t>
+      </w:r>
+      <w:r>
+        <w:rPr>
+          <w:rFonts w:ascii="Arial" w:hAnsi="Arial" w:eastAsia="Arial" w:cs="Arial"/>
+          <w:b w:val="0"/>
+          <w:i w:val="0"/>
+        </w:rPr>
+        <w:t xml:space="preserve"> рабочий инструмент продолжайте поддерживать; на следующий месяц выберите новый тест.</w:t>
+      </w:r>
+    </w:p>
+    <w:p>
+      <w:r>
+        <w:rPr>
+          <w:rFonts w:ascii="Arial" w:hAnsi="Arial" w:eastAsia="Arial" w:cs="Arial"/>
+          <w:b w:val="0"/>
+          <w:i w:val="0"/>
+        </w:rPr>
+        <w:t xml:space="preserve">Шаблон записи: </w:t>
+      </w:r>
+      <w:r>
+        <w:rPr>
+          <w:rFonts w:ascii="Arial" w:hAnsi="Arial" w:eastAsia="Arial" w:cs="Arial"/>
+          <w:b/>
+          <w:i w:val="0"/>
+        </w:rPr>
+        <w:t>месяц → гипотеза → действие → ответственный → бюджет → обращения → приходы → вывод → следующий шаг</w:t>
+      </w:r>
+      <w:r>
+        <w:rPr>
+          <w:rFonts w:ascii="Arial" w:hAnsi="Arial" w:eastAsia="Arial" w:cs="Arial"/>
+          <w:b w:val="0"/>
+          <w:i w:val="0"/>
+        </w:rPr>
+        <w:t>. Плановые числа команда выбирает по ситуации города.</w:t>
+      </w:r>
+    </w:p>
+    <w:p>
+      <w:pPr>
+        <w:pStyle w:val="Heading4"/>
+      </w:pPr>
+      <w:r>
+        <w:t>Парсинг площадок — черновик алгоритма и скрипта</w:t>
+      </w:r>
+    </w:p>
+    <w:p>
+      <w:r>
+        <w:rPr>
+          <w:rFonts w:ascii="Arial" w:hAnsi="Arial" w:eastAsia="Arial" w:cs="Arial"/>
+          <w:b/>
+          <w:i w:val="0"/>
+        </w:rPr>
+        <w:t>Задача:</w:t>
+      </w:r>
+      <w:r>
+        <w:rPr>
+          <w:rFonts w:ascii="Arial" w:hAnsi="Arial" w:eastAsia="Arial" w:cs="Arial"/>
+          <w:b w:val="0"/>
+          <w:i w:val="0"/>
+        </w:rPr>
+        <w:t xml:space="preserve"> быстро подготовить список городских площадок для выбора размещений. Это рабочая заготовка, которую уточним под выбранную площадку.</w:t>
+      </w:r>
+    </w:p>
+    <w:p>
+      <w:pPr>
+        <w:pStyle w:val="BulletText"/>
+      </w:pPr>
+      <w:r>
+        <w:rPr>
+          <w:rFonts w:ascii="Arial" w:hAnsi="Arial" w:eastAsia="Arial" w:cs="Arial"/>
+          <w:b w:val="0"/>
+          <w:i w:val="0"/>
+        </w:rPr>
+        <w:t>1. Определите город, темы и тип сообществ.</w:t>
+      </w:r>
+    </w:p>
+    <w:p>
+      <w:pPr>
+        <w:pStyle w:val="BulletText"/>
+      </w:pPr>
+      <w:r>
+        <w:rPr>
+          <w:rFonts w:ascii="Arial" w:hAnsi="Arial" w:eastAsia="Arial" w:cs="Arial"/>
+          <w:b w:val="0"/>
+          <w:i w:val="0"/>
+        </w:rPr>
+        <w:t xml:space="preserve">2. Получите доступный каталог или выгрузку площадок: название, город, описание, ссылка. Сохраните CSV с полями </w:t>
+      </w:r>
+      <w:r>
+        <w:rPr>
+          <w:rFonts w:ascii="Consolas" w:hAnsi="Consolas" w:eastAsia="Consolas" w:cs="Consolas"/>
+          <w:color w:val="333333"/>
+          <w:sz w:val="18"/>
+        </w:rPr>
+        <w:t>name,city,description,url</w:t>
+      </w:r>
+      <w:r>
+        <w:rPr>
+          <w:rFonts w:ascii="Arial" w:hAnsi="Arial" w:eastAsia="Arial" w:cs="Arial"/>
+          <w:b w:val="0"/>
+          <w:i w:val="0"/>
+        </w:rPr>
+        <w:t>.</w:t>
+      </w:r>
+    </w:p>
+    <w:p>
+      <w:pPr>
+        <w:pStyle w:val="BulletText"/>
+      </w:pPr>
+      <w:r>
+        <w:rPr>
+          <w:rFonts w:ascii="Arial" w:hAnsi="Arial" w:eastAsia="Arial" w:cs="Arial"/>
+          <w:b w:val="0"/>
+          <w:i w:val="0"/>
+        </w:rPr>
+        <w:t>3. Отберите город и темы скриптом ниже; уберите повторы по ссылке.</w:t>
+      </w:r>
+    </w:p>
+    <w:p>
+      <w:pPr>
+        <w:pStyle w:val="BulletText"/>
+      </w:pPr>
+      <w:r>
+        <w:rPr>
+          <w:rFonts w:ascii="Arial" w:hAnsi="Arial" w:eastAsia="Arial" w:cs="Arial"/>
+          <w:b w:val="0"/>
+          <w:i w:val="0"/>
+        </w:rPr>
+        <w:t>4. Вручную проверьте актуальность группы, аудиторию и условия анонса.</w:t>
+      </w:r>
+    </w:p>
+    <w:p>
+      <w:pPr>
+        <w:pStyle w:val="BulletText"/>
+      </w:pPr>
+      <w:r>
+        <w:rPr>
+          <w:rFonts w:ascii="Arial" w:hAnsi="Arial" w:eastAsia="Arial" w:cs="Arial"/>
+          <w:b w:val="0"/>
+          <w:i w:val="0"/>
+        </w:rPr>
+        <w:t>5. Согласуйте размещение с администратором и внесите площадку в тест месяца.</w:t>
+      </w:r>
+    </w:p>
+    <w:p>
+      <w:pPr>
+        <w:pStyle w:val="Heading4"/>
+      </w:pPr>
+      <w:r>
+        <w:t>Скрипт отбора готовой выгрузки</w:t>
+      </w:r>
+    </w:p>
+    <w:p>
+      <w:r>
+        <w:rPr>
+          <w:rFonts w:ascii="Arial" w:hAnsi="Arial" w:eastAsia="Arial" w:cs="Arial"/>
+          <w:b w:val="0"/>
+          <w:i w:val="0"/>
+        </w:rPr>
+        <w:t>Скрипт разбирает CSV, фильтрует по городу и теме, сохраняет список площадок. Получение данных с конкретной платформы добавим после выбора источника.</w:t>
+      </w:r>
+    </w:p>
+    <w:p>
+      <w:pPr>
+        <w:pStyle w:val="CodeText"/>
+      </w:pPr>
+      <w:r>
+        <w:rPr>
+          <w:rFonts w:ascii="Consolas" w:hAnsi="Consolas" w:eastAsia="Consolas" w:cs="Consolas"/>
+          <w:sz w:val="17"/>
+        </w:rPr>
+        <w:t>import csv</w:t>
+      </w:r>
+    </w:p>
+    <w:p>
+      <w:pPr>
+        <w:pStyle w:val="CodeText"/>
+      </w:pPr>
+      <w:r>
+        <w:rPr>
+          <w:rFonts w:ascii="Consolas" w:hAnsi="Consolas" w:eastAsia="Consolas" w:cs="Consolas"/>
+          <w:sz w:val="17"/>
+        </w:rPr>
+      </w:r>
+    </w:p>
+    <w:p>
+      <w:pPr>
+        <w:pStyle w:val="CodeText"/>
+      </w:pPr>
+      <w:r>
+        <w:rPr>
+          <w:rFonts w:ascii="Consolas" w:hAnsi="Consolas" w:eastAsia="Consolas" w:cs="Consolas"/>
+          <w:sz w:val="17"/>
+        </w:rPr>
+        <w:t>CITY = "Екатеринбург"  # замените на свой город</w:t>
+      </w:r>
+    </w:p>
+    <w:p>
+      <w:pPr>
+        <w:pStyle w:val="CodeText"/>
+      </w:pPr>
+      <w:r>
+        <w:rPr>
+          <w:rFonts w:ascii="Consolas" w:hAnsi="Consolas" w:eastAsia="Consolas" w:cs="Consolas"/>
+          <w:sz w:val="17"/>
+        </w:rPr>
+        <w:t>TOPICS = ("йога", "медитация", "афиша", "события")</w:t>
+      </w:r>
+    </w:p>
+    <w:p>
+      <w:pPr>
+        <w:pStyle w:val="CodeText"/>
+      </w:pPr>
+      <w:r>
+        <w:rPr>
+          <w:rFonts w:ascii="Consolas" w:hAnsi="Consolas" w:eastAsia="Consolas" w:cs="Consolas"/>
+          <w:sz w:val="17"/>
+        </w:rPr>
+        <w:t>seen = set()</w:t>
+      </w:r>
+    </w:p>
+    <w:p>
+      <w:pPr>
+        <w:pStyle w:val="CodeText"/>
+      </w:pPr>
+      <w:r>
+        <w:rPr>
+          <w:rFonts w:ascii="Consolas" w:hAnsi="Consolas" w:eastAsia="Consolas" w:cs="Consolas"/>
+          <w:sz w:val="17"/>
+        </w:rPr>
+        <w:t>with open("groups.csv", encoding="utf-8-sig", newline="") as source:</w:t>
+      </w:r>
+    </w:p>
+    <w:p>
+      <w:pPr>
+        <w:pStyle w:val="CodeText"/>
+      </w:pPr>
+      <w:r>
+        <w:rPr>
+          <w:rFonts w:ascii="Consolas" w:hAnsi="Consolas" w:eastAsia="Consolas" w:cs="Consolas"/>
+          <w:sz w:val="17"/>
+        </w:rPr>
+        <w:t xml:space="preserve">    rows = csv.DictReader(source)</w:t>
+      </w:r>
+    </w:p>
+    <w:p>
+      <w:pPr>
+        <w:pStyle w:val="CodeText"/>
+      </w:pPr>
+      <w:r>
+        <w:rPr>
+          <w:rFonts w:ascii="Consolas" w:hAnsi="Consolas" w:eastAsia="Consolas" w:cs="Consolas"/>
+          <w:sz w:val="17"/>
+        </w:rPr>
+        <w:t xml:space="preserve">    with open("groups_shortlist.csv", "w", encoding="utf-8-sig", newline="") as target:</w:t>
+      </w:r>
+    </w:p>
+    <w:p>
+      <w:pPr>
+        <w:pStyle w:val="CodeText"/>
+      </w:pPr>
+      <w:r>
+        <w:rPr>
+          <w:rFonts w:ascii="Consolas" w:hAnsi="Consolas" w:eastAsia="Consolas" w:cs="Consolas"/>
+          <w:sz w:val="17"/>
+        </w:rPr>
+        <w:t xml:space="preserve">        fields = ["name", "city", "description", "url"]</w:t>
+      </w:r>
+    </w:p>
+    <w:p>
+      <w:pPr>
+        <w:pStyle w:val="CodeText"/>
+      </w:pPr>
+      <w:r>
+        <w:rPr>
+          <w:rFonts w:ascii="Consolas" w:hAnsi="Consolas" w:eastAsia="Consolas" w:cs="Consolas"/>
+          <w:sz w:val="17"/>
+        </w:rPr>
+        <w:t xml:space="preserve">        writer = csv.DictWriter(target, fieldnames=fields)</w:t>
+      </w:r>
+    </w:p>
+    <w:p>
+      <w:pPr>
+        <w:pStyle w:val="CodeText"/>
+      </w:pPr>
+      <w:r>
+        <w:rPr>
+          <w:rFonts w:ascii="Consolas" w:hAnsi="Consolas" w:eastAsia="Consolas" w:cs="Consolas"/>
+          <w:sz w:val="17"/>
+        </w:rPr>
+        <w:t xml:space="preserve">        writer.writeheader()</w:t>
+      </w:r>
+    </w:p>
+    <w:p>
+      <w:pPr>
+        <w:pStyle w:val="CodeText"/>
+      </w:pPr>
+      <w:r>
+        <w:rPr>
+          <w:rFonts w:ascii="Consolas" w:hAnsi="Consolas" w:eastAsia="Consolas" w:cs="Consolas"/>
+          <w:sz w:val="17"/>
+        </w:rPr>
+        <w:t xml:space="preserve">        for row in rows:</w:t>
+      </w:r>
+    </w:p>
+    <w:p>
+      <w:pPr>
+        <w:pStyle w:val="CodeText"/>
+      </w:pPr>
+      <w:r>
+        <w:rPr>
+          <w:rFonts w:ascii="Consolas" w:hAnsi="Consolas" w:eastAsia="Consolas" w:cs="Consolas"/>
+          <w:sz w:val="17"/>
+        </w:rPr>
+        <w:t xml:space="preserve">            url = row.get("url", "").strip().rstrip("/")</w:t>
+      </w:r>
+    </w:p>
+    <w:p>
+      <w:pPr>
+        <w:pStyle w:val="CodeText"/>
+      </w:pPr>
+      <w:r>
+        <w:rPr>
+          <w:rFonts w:ascii="Consolas" w:hAnsi="Consolas" w:eastAsia="Consolas" w:cs="Consolas"/>
+          <w:sz w:val="17"/>
+        </w:rPr>
+        <w:t xml:space="preserve">            text = (row.get("name", "") + " " + row.get("description", "")).lower()</w:t>
+      </w:r>
+    </w:p>
+    <w:p>
+      <w:pPr>
+        <w:pStyle w:val="CodeText"/>
+      </w:pPr>
+      <w:r>
+        <w:rPr>
+          <w:rFonts w:ascii="Consolas" w:hAnsi="Consolas" w:eastAsia="Consolas" w:cs="Consolas"/>
+          <w:sz w:val="17"/>
+        </w:rPr>
+        <w:t xml:space="preserve">            if row.get("city", "").strip().casefold() != CITY.casefold():</w:t>
+      </w:r>
+    </w:p>
+    <w:p>
+      <w:pPr>
+        <w:pStyle w:val="CodeText"/>
+      </w:pPr>
+      <w:r>
+        <w:rPr>
+          <w:rFonts w:ascii="Consolas" w:hAnsi="Consolas" w:eastAsia="Consolas" w:cs="Consolas"/>
+          <w:sz w:val="17"/>
+        </w:rPr>
+        <w:t xml:space="preserve">                continue</w:t>
+      </w:r>
+    </w:p>
+    <w:p>
+      <w:pPr>
+        <w:pStyle w:val="CodeText"/>
+      </w:pPr>
+      <w:r>
+        <w:rPr>
+          <w:rFonts w:ascii="Consolas" w:hAnsi="Consolas" w:eastAsia="Consolas" w:cs="Consolas"/>
+          <w:sz w:val="17"/>
+        </w:rPr>
+        <w:t xml:space="preserve">            if not url or url in seen or not any(word in text for word in TOPICS):</w:t>
+      </w:r>
+    </w:p>
+    <w:p>
+      <w:pPr>
+        <w:pStyle w:val="CodeText"/>
+      </w:pPr>
+      <w:r>
+        <w:rPr>
+          <w:rFonts w:ascii="Consolas" w:hAnsi="Consolas" w:eastAsia="Consolas" w:cs="Consolas"/>
+          <w:sz w:val="17"/>
+        </w:rPr>
+        <w:t xml:space="preserve">                continue</w:t>
+      </w:r>
+    </w:p>
+    <w:p>
+      <w:pPr>
+        <w:pStyle w:val="CodeText"/>
+      </w:pPr>
+      <w:r>
+        <w:rPr>
+          <w:rFonts w:ascii="Consolas" w:hAnsi="Consolas" w:eastAsia="Consolas" w:cs="Consolas"/>
+          <w:sz w:val="17"/>
+        </w:rPr>
+        <w:t xml:space="preserve">            seen.add(url)</w:t>
+      </w:r>
+    </w:p>
+    <w:p>
+      <w:pPr>
+        <w:pStyle w:val="CodeText"/>
+      </w:pPr>
+      <w:r>
+        <w:rPr>
+          <w:rFonts w:ascii="Consolas" w:hAnsi="Consolas" w:eastAsia="Consolas" w:cs="Consolas"/>
+          <w:sz w:val="17"/>
+        </w:rPr>
+        <w:t xml:space="preserve">            writer.writerow({key: row.get(key, "") for key in fields})</w:t>
+      </w:r>
+    </w:p>
+    <w:p>
+      <w:r>
+        <w:rPr>
+          <w:rFonts w:ascii="Arial" w:hAnsi="Arial" w:eastAsia="Arial" w:cs="Arial"/>
+          <w:b w:val="0"/>
+          <w:i w:val="0"/>
+        </w:rPr>
+        <w:t xml:space="preserve">Сохраните код как </w:t>
+      </w:r>
+      <w:r>
+        <w:rPr>
+          <w:rFonts w:ascii="Consolas" w:hAnsi="Consolas" w:eastAsia="Consolas" w:cs="Consolas"/>
+          <w:color w:val="333333"/>
+          <w:sz w:val="18"/>
+        </w:rPr>
+        <w:t>select_groups.py</w:t>
+      </w:r>
+      <w:r>
+        <w:rPr>
+          <w:rFonts w:ascii="Arial" w:hAnsi="Arial" w:eastAsia="Arial" w:cs="Arial"/>
+          <w:b w:val="0"/>
+          <w:i w:val="0"/>
+        </w:rPr>
+        <w:t xml:space="preserve">, положите рядом </w:t>
+      </w:r>
+      <w:r>
+        <w:rPr>
+          <w:rFonts w:ascii="Consolas" w:hAnsi="Consolas" w:eastAsia="Consolas" w:cs="Consolas"/>
+          <w:color w:val="333333"/>
+          <w:sz w:val="18"/>
+        </w:rPr>
+        <w:t>groups.csv</w:t>
+      </w:r>
+      <w:r>
+        <w:rPr>
+          <w:rFonts w:ascii="Arial" w:hAnsi="Arial" w:eastAsia="Arial" w:cs="Arial"/>
+          <w:b w:val="0"/>
+          <w:i w:val="0"/>
+        </w:rPr>
+        <w:t xml:space="preserve"> и запустите </w:t>
+      </w:r>
+      <w:r>
+        <w:rPr>
+          <w:rFonts w:ascii="Consolas" w:hAnsi="Consolas" w:eastAsia="Consolas" w:cs="Consolas"/>
+          <w:color w:val="333333"/>
+          <w:sz w:val="18"/>
+        </w:rPr>
+        <w:t>python select_groups.py</w:t>
+      </w:r>
+      <w:r>
+        <w:rPr>
+          <w:rFonts w:ascii="Arial" w:hAnsi="Arial" w:eastAsia="Arial" w:cs="Arial"/>
+          <w:b w:val="0"/>
+          <w:i w:val="0"/>
+        </w:rPr>
+        <w:t xml:space="preserve">. Результат — </w:t>
+      </w:r>
+      <w:r>
+        <w:rPr>
+          <w:rFonts w:ascii="Consolas" w:hAnsi="Consolas" w:eastAsia="Consolas" w:cs="Consolas"/>
+          <w:color w:val="333333"/>
+          <w:sz w:val="18"/>
+        </w:rPr>
+        <w:t>groups_shortlist.csv</w:t>
+      </w:r>
+      <w:r>
+        <w:rPr>
+          <w:rFonts w:ascii="Arial" w:hAnsi="Arial" w:eastAsia="Arial" w:cs="Arial"/>
+          <w:b w:val="0"/>
+          <w:i w:val="0"/>
+        </w:rPr>
+        <w:t>.</w:t>
+      </w:r>
+    </w:p>
+    <w:p>
+      <w:pPr>
+        <w:pStyle w:val="Heading3"/>
+      </w:pPr>
+      <w:r>
+        <w:t>Рабочий порядок инструментов</w:t>
+      </w:r>
+    </w:p>
+    <w:p>
+      <w:r>
+        <w:rPr>
+          <w:rFonts w:ascii="Arial" w:hAnsi="Arial" w:eastAsia="Arial" w:cs="Arial"/>
+          <w:b w:val="0"/>
+          <w:i w:val="0"/>
+        </w:rPr>
+        <w:t>Начинайте с первых пунктов и подключайте следующие, когда предыдущие уже оформлены и поддерживаются. Порядок учитывает доступность и ожидаемую пользу на старте. Реальную эффективность проверяйте по обращениям и посещениям в своём городе.</w:t>
+      </w:r>
+    </w:p>
+    <w:p>
+      <w:pPr>
+        <w:pStyle w:val="BulletText"/>
+      </w:pPr>
+      <w:r>
+        <w:rPr>
+          <w:rFonts w:ascii="Arial" w:hAnsi="Arial" w:eastAsia="Arial" w:cs="Arial"/>
+          <w:b w:val="0"/>
+          <w:i w:val="0"/>
+        </w:rPr>
+        <w:t xml:space="preserve">• </w:t>
+      </w:r>
+      <w:r>
+        <w:rPr>
+          <w:rFonts w:ascii="Arial" w:hAnsi="Arial" w:eastAsia="Arial" w:cs="Arial"/>
+          <w:b/>
+          <w:i w:val="0"/>
+        </w:rPr>
+        <w:t>1. Avito</w:t>
+      </w:r>
+      <w:r>
+        <w:rPr>
+          <w:rFonts w:ascii="Arial" w:hAnsi="Arial" w:eastAsia="Arial" w:cs="Arial"/>
+          <w:b w:val="0"/>
+          <w:i w:val="0"/>
+        </w:rPr>
+        <w:t xml:space="preserve"> быстрый старт</w:t>
+      </w:r>
+    </w:p>
+    <w:p>
+      <w:r>
+        <w:rPr>
+          <w:rFonts w:ascii="Arial" w:hAnsi="Arial" w:eastAsia="Arial" w:cs="Arial"/>
+          <w:b w:val="0"/>
+          <w:i w:val="0"/>
+        </w:rPr>
+        <w:t>Городское объявление с понятным предложением и прямым способом написать.</w:t>
+      </w:r>
+    </w:p>
+    <w:p>
+      <w:hyperlink r:id="rId15">
+        <w:r>
+          <w:rPr>
+            <w:color w:val="1F5E4A"/>
+            <w:u w:val="single"/>
+            <w:rFonts w:ascii="Arial" w:hAnsi="Arial" w:eastAsia="Arial" w:cs="Arial"/>
+          </w:rPr>
+          <w:t>Инструкция и промпт</w:t>
+        </w:r>
+      </w:hyperlink>
+    </w:p>
+    <w:p>
+      <w:pPr>
+        <w:pStyle w:val="BulletText"/>
+      </w:pPr>
+      <w:r>
+        <w:rPr>
+          <w:rFonts w:ascii="Arial" w:hAnsi="Arial" w:eastAsia="Arial" w:cs="Arial"/>
+          <w:b w:val="0"/>
+          <w:i w:val="0"/>
+        </w:rPr>
+        <w:t xml:space="preserve">• </w:t>
+      </w:r>
+      <w:r>
+        <w:rPr>
+          <w:rFonts w:ascii="Arial" w:hAnsi="Arial" w:eastAsia="Arial" w:cs="Arial"/>
+          <w:b/>
+          <w:i w:val="0"/>
+        </w:rPr>
         <w:t>2. Личный бренд</w:t>
       </w:r>
     </w:p>
@@ -1006,7 +2491,7 @@
       </w:r>
     </w:p>
     <w:p>
-      <w:hyperlink r:id="rId15">
+      <w:hyperlink r:id="rId19">
         <w:r>
           <w:rPr>
             <w:color w:val="1F5E4A"/>
@@ -1049,7 +2534,7 @@
       </w:r>
     </w:p>
     <w:p>
-      <w:hyperlink r:id="rId12">
+      <w:hyperlink r:id="rId14">
         <w:r>
           <w:rPr>
             <w:color w:val="1F5E4A"/>
@@ -1092,7 +2577,7 @@
       </w:r>
     </w:p>
     <w:p>
-      <w:hyperlink r:id="rId16">
+      <w:hyperlink r:id="rId18">
         <w:r>
           <w:rPr>
             <w:color w:val="1F5E4A"/>
@@ -1143,7 +2628,7 @@
       </w:r>
     </w:p>
     <w:p>
-      <w:hyperlink r:id="rId17">
+      <w:hyperlink r:id="rId21">
         <w:r>
           <w:rPr>
             <w:color w:val="1F5E4A"/>
@@ -1186,7 +2671,7 @@
       </w:r>
     </w:p>
     <w:p>
-      <w:hyperlink r:id="rId18">
+      <w:hyperlink r:id="rId22">
         <w:r>
           <w:rPr>
             <w:color w:val="1F5E4A"/>
@@ -1224,7 +2709,7 @@
       </w:r>
     </w:p>
     <w:p>
-      <w:hyperlink r:id="rId19">
+      <w:hyperlink r:id="rId23">
         <w:r>
           <w:rPr>
             <w:color w:val="1F5E4A"/>
@@ -1236,7 +2721,7 @@
       </w:hyperlink>
     </w:p>
     <w:p>
-      <w:hyperlink r:id="rId20">
+      <w:hyperlink r:id="rId24">
         <w:r>
           <w:rPr>
             <w:color w:val="1F5E4A"/>
@@ -2172,7 +3657,7 @@
       </w:r>
     </w:p>
     <w:p>
-      <w:hyperlink r:id="rId21">
+      <w:hyperlink r:id="rId25">
         <w:r>
           <w:rPr>
             <w:color w:val="1F5E4A"/>
@@ -2553,7 +4038,7 @@
       </w:r>
     </w:p>
     <w:p>
-      <w:hyperlink r:id="rId22">
+      <w:hyperlink r:id="rId26">
         <w:r>
           <w:rPr>
             <w:color w:val="1F5E4A"/>
@@ -2602,7 +4087,7 @@
         </w:rPr>
         <w:t xml:space="preserve">• </w:t>
       </w:r>
-      <w:hyperlink r:id="rId23">
+      <w:hyperlink r:id="rId27">
         <w:r>
           <w:rPr>
             <w:color w:val="1F5E4A"/>
@@ -2625,7 +4110,7 @@
         </w:rPr>
         <w:t xml:space="preserve">• </w:t>
       </w:r>
-      <w:hyperlink r:id="rId24">
+      <w:hyperlink r:id="rId28">
         <w:r>
           <w:rPr>
             <w:color w:val="1F5E4A"/>
@@ -2648,7 +4133,7 @@
         </w:rPr>
         <w:t xml:space="preserve">• </w:t>
       </w:r>
-      <w:hyperlink r:id="rId25">
+      <w:hyperlink r:id="rId29">
         <w:r>
           <w:rPr>
             <w:color w:val="1F5E4A"/>
@@ -2660,7 +4145,7 @@
       </w:hyperlink>
     </w:p>
     <w:p>
-      <w:hyperlink r:id="rId26">
+      <w:hyperlink r:id="rId30">
         <w:r>
           <w:rPr>
             <w:color w:val="1F5E4A"/>
@@ -2675,7 +4160,7 @@
       <w:pPr>
         <w:spacing w:before="120"/>
       </w:pPr>
-      <w:hyperlink r:id="rId27">
+      <w:hyperlink r:id="rId31">
         <w:r>
           <w:rPr>
             <w:color w:val="1F5E4A"/>
@@ -2709,6 +4194,24 @@
           <w:b w:val="0"/>
           <w:i w:val="0"/>
         </w:rPr>
+        <w:t>Создавайте встречи, после которых хочется практиковать и вернуться.</w:t>
+      </w:r>
+    </w:p>
+    <w:p>
+      <w:pPr>
+        <w:pStyle w:val="Heading4"/>
+      </w:pPr>
+      <w:r>
+        <w:t>Смысл направления</w:t>
+      </w:r>
+    </w:p>
+    <w:p>
+      <w:r>
+        <w:rPr>
+          <w:rFonts w:ascii="Arial" w:hAnsi="Arial" w:eastAsia="Arial" w:cs="Arial"/>
+          <w:b w:val="0"/>
+          <w:i w:val="0"/>
+        </w:rPr>
         <w:t>Создать полезную, хорошо организованную и живую встречу, на которой человек получает опыт практики, может общаться и чувствует атмосферу сообщества йоги и медитации.</w:t>
       </w:r>
     </w:p>
@@ -2735,6 +4238,156 @@
         <w:pStyle w:val="Heading3"/>
       </w:pPr>
       <w:r>
+        <w:t>Регулярные задачи</w:t>
+      </w:r>
+    </w:p>
+    <w:p>
+      <w:pPr>
+        <w:pStyle w:val="BulletText"/>
+      </w:pPr>
+      <w:r>
+        <w:rPr>
+          <w:rFonts w:ascii="Arial" w:hAnsi="Arial" w:eastAsia="Arial" w:cs="Arial"/>
+          <w:b w:val="0"/>
+          <w:i w:val="0"/>
+        </w:rPr>
+        <w:t xml:space="preserve">• </w:t>
+      </w:r>
+      <w:hyperlink r:id="rId32">
+        <w:r>
+          <w:rPr>
+            <w:color w:val="1F5E4A"/>
+            <w:u w:val="single"/>
+            <w:rFonts w:ascii="Arial" w:hAnsi="Arial" w:eastAsia="Arial" w:cs="Arial"/>
+          </w:rPr>
+          <w:t>КМ · неделя</w:t>
+        </w:r>
+      </w:hyperlink>
+    </w:p>
+    <w:p>
+      <w:pPr>
+        <w:pStyle w:val="BulletText"/>
+      </w:pPr>
+      <w:r>
+        <w:rPr>
+          <w:rFonts w:ascii="Arial" w:hAnsi="Arial" w:eastAsia="Arial" w:cs="Arial"/>
+          <w:b w:val="0"/>
+          <w:i w:val="0"/>
+        </w:rPr>
+        <w:t xml:space="preserve">• </w:t>
+      </w:r>
+      <w:hyperlink r:id="rId33">
+        <w:r>
+          <w:rPr>
+            <w:color w:val="1F5E4A"/>
+            <w:u w:val="single"/>
+            <w:rFonts w:ascii="Arial" w:hAnsi="Arial" w:eastAsia="Arial" w:cs="Arial"/>
+          </w:rPr>
+          <w:t>Забота на встрече</w:t>
+        </w:r>
+      </w:hyperlink>
+    </w:p>
+    <w:p>
+      <w:pPr>
+        <w:pStyle w:val="BulletText"/>
+      </w:pPr>
+      <w:r>
+        <w:rPr>
+          <w:rFonts w:ascii="Arial" w:hAnsi="Arial" w:eastAsia="Arial" w:cs="Arial"/>
+          <w:b w:val="0"/>
+          <w:i w:val="0"/>
+        </w:rPr>
+        <w:t xml:space="preserve">• </w:t>
+      </w:r>
+      <w:hyperlink r:id="rId34">
+        <w:r>
+          <w:rPr>
+            <w:color w:val="1F5E4A"/>
+            <w:u w:val="single"/>
+            <w:rFonts w:ascii="Arial" w:hAnsi="Arial" w:eastAsia="Arial" w:cs="Arial"/>
+          </w:rPr>
+          <w:t>Формат · месяц</w:t>
+        </w:r>
+      </w:hyperlink>
+    </w:p>
+    <w:p>
+      <w:pPr>
+        <w:pStyle w:val="Heading4"/>
+      </w:pPr>
+      <w:r>
+        <w:t>Обязательный минимум</w:t>
+      </w:r>
+    </w:p>
+    <w:p>
+      <w:pPr>
+        <w:pStyle w:val="ChecklistText"/>
+      </w:pPr>
+      <w:r>
+        <w:rPr>
+          <w:rFonts w:ascii="Arial" w:hAnsi="Arial" w:eastAsia="Arial" w:cs="Arial"/>
+          <w:b w:val="0"/>
+          <w:i w:val="0"/>
+        </w:rPr>
+        <w:t>☐ Еженедельная коллективная медитация (КМ): понятные место, время и ведущий.</w:t>
+      </w:r>
+    </w:p>
+    <w:p>
+      <w:pPr>
+        <w:pStyle w:val="ChecklistText"/>
+      </w:pPr>
+      <w:r>
+        <w:rPr>
+          <w:rFonts w:ascii="Arial" w:hAnsi="Arial" w:eastAsia="Arial" w:cs="Arial"/>
+          <w:b w:val="0"/>
+          <w:i w:val="0"/>
+        </w:rPr>
+        <w:t>☐ Сценарий встречи, подготовленное пространство и распределённые роли.</w:t>
+      </w:r>
+    </w:p>
+    <w:p>
+      <w:pPr>
+        <w:pStyle w:val="ChecklistText"/>
+      </w:pPr>
+      <w:r>
+        <w:rPr>
+          <w:rFonts w:ascii="Arial" w:hAnsi="Arial" w:eastAsia="Arial" w:cs="Arial"/>
+          <w:b w:val="0"/>
+          <w:i w:val="0"/>
+        </w:rPr>
+        <w:t>☐ Забота о новичках, возможность высказаться и пообщаться.</w:t>
+      </w:r>
+    </w:p>
+    <w:p>
+      <w:pPr>
+        <w:pStyle w:val="ChecklistText"/>
+      </w:pPr>
+      <w:r>
+        <w:rPr>
+          <w:rFonts w:ascii="Arial" w:hAnsi="Arial" w:eastAsia="Arial" w:cs="Arial"/>
+          <w:b w:val="0"/>
+          <w:i w:val="0"/>
+        </w:rPr>
+        <w:t>☐ Понятное продолжение и передача договорённостей заботнику.</w:t>
+      </w:r>
+    </w:p>
+    <w:p>
+      <w:pPr>
+        <w:pStyle w:val="ChecklistText"/>
+      </w:pPr>
+      <w:r>
+        <w:rPr>
+          <w:rFonts w:ascii="Arial" w:hAnsi="Arial" w:eastAsia="Arial" w:cs="Arial"/>
+          <w:b w:val="0"/>
+          <w:i w:val="0"/>
+        </w:rPr>
+        <w:t>☐ Одна дополнительная программа в месяц: например, кино с обсуждением или поход.</w:t>
+      </w:r>
+    </w:p>
+    <w:p>
+      <w:pPr>
+        <w:pStyle w:val="Heading3"/>
+      </w:pPr>
+      <w:r>
         <w:t>Сделать сначала</w:t>
       </w:r>
     </w:p>
@@ -2768,7 +4421,7 @@
         </w:rPr>
         <w:t xml:space="preserve">1. Выберите один формат и сформулируйте пользу для новичка. </w:t>
       </w:r>
-      <w:hyperlink r:id="rId28">
+      <w:hyperlink r:id="rId35">
         <w:r>
           <w:rPr>
             <w:color w:val="1F5E4A"/>
@@ -2791,7 +4444,7 @@
         </w:rPr>
         <w:t xml:space="preserve">2. Определите ведущего, место, дату, длительность и условия участия. </w:t>
       </w:r>
-      <w:hyperlink r:id="rId29">
+      <w:hyperlink r:id="rId36">
         <w:r>
           <w:rPr>
             <w:color w:val="1F5E4A"/>
@@ -2814,7 +4467,7 @@
         </w:rPr>
         <w:t xml:space="preserve">3. Запишите сценарий: встреча гостей → объяснение → практика → вопросы и общение → следующий шаг. Назначьте ответственных. </w:t>
       </w:r>
-      <w:hyperlink r:id="rId30">
+      <w:hyperlink r:id="rId33">
         <w:r>
           <w:rPr>
             <w:color w:val="1F5E4A"/>
@@ -2837,7 +4490,7 @@
         </w:rPr>
         <w:t xml:space="preserve">4. Проведите встречу, соберите впечатления и передайте договорённости заботнику. </w:t>
       </w:r>
-      <w:hyperlink r:id="rId31">
+      <w:hyperlink r:id="rId37">
         <w:r>
           <w:rPr>
             <w:color w:val="1F5E4A"/>
@@ -2871,7 +4524,7 @@
           <w:b w:val="0"/>
           <w:i w:val="0"/>
         </w:rPr>
-        <w:t>Повторяйте выбранный формат в понятном ритме. Перед каждой встречей проверяйте сценарий и пространство; после — разбирайте, что помогло участникам и что затруднило участие.</w:t>
+        <w:t>Проводите коллективную медитацию каждую неделю. Перед каждой встречей проверяйте сценарий и пространство; после — разбирайте, что помогло участникам и что затруднило участие.</w:t>
       </w:r>
     </w:p>
     <w:p>
@@ -2907,7 +4560,25 @@
           <w:b w:val="0"/>
           <w:i w:val="0"/>
         </w:rPr>
-        <w:t>Улучшайте одну часть за раз: встречу новичков, практическую пользу, общение или завершение. Добавляйте новый формат, когда текущий можно уверенно повторить. Детальные стандарты наполним по ответам команды.</w:t>
+        <w:t xml:space="preserve">Каждый месяц добавляйте одну программу помимо еженедельной коллективной медитации: например, кино с обсуждением, поход или тематическую встречу. Выбирайте формат по интересам людей и возможностям команды. </w:t>
+      </w:r>
+      <w:hyperlink r:id="rId34">
+        <w:r>
+          <w:rPr>
+            <w:color w:val="1F5E4A"/>
+            <w:u w:val="single"/>
+            <w:rFonts w:ascii="Arial" w:hAnsi="Arial" w:eastAsia="Arial" w:cs="Arial"/>
+          </w:rPr>
+          <w:t>Открыть план программы месяца</w:t>
+        </w:r>
+      </w:hyperlink>
+      <w:r>
+        <w:rPr>
+          <w:rFonts w:ascii="Arial" w:hAnsi="Arial" w:eastAsia="Arial" w:cs="Arial"/>
+          <w:b w:val="0"/>
+          <w:i w:val="0"/>
+        </w:rPr>
+        <w:t>. Детальные стандарты наполним по ответам команды.</w:t>
       </w:r>
     </w:p>
     <w:p>
@@ -2925,6 +4596,339 @@
         <w:pStyle w:val="Heading3"/>
       </w:pPr>
       <w:r>
+        <w:t>Ритм программ и развитие месяца</w:t>
+      </w:r>
+    </w:p>
+    <w:p>
+      <w:r>
+        <w:rPr>
+          <w:rFonts w:ascii="Arial" w:hAnsi="Arial" w:eastAsia="Arial" w:cs="Arial"/>
+          <w:b/>
+          <w:i w:val="0"/>
+        </w:rPr>
+        <w:t>Каждую неделю — коллективная медитация (КМ).</w:t>
+      </w:r>
+      <w:r>
+        <w:rPr>
+          <w:rFonts w:ascii="Arial" w:hAnsi="Arial" w:eastAsia="Arial" w:cs="Arial"/>
+          <w:b w:val="0"/>
+          <w:i w:val="0"/>
+        </w:rPr>
+        <w:t xml:space="preserve"> Участники знают постоянный ритм, а команда поддерживает качество встречи, заботу и следующий шаг. </w:t>
+      </w:r>
+      <w:hyperlink r:id="rId38">
+        <w:r>
+          <w:rPr>
+            <w:color w:val="1F5E4A"/>
+            <w:u w:val="single"/>
+            <w:rFonts w:ascii="Arial" w:hAnsi="Arial" w:eastAsia="Arial" w:cs="Arial"/>
+          </w:rPr>
+          <w:t>Стандарт коллективной практики</w:t>
+        </w:r>
+      </w:hyperlink>
+      <w:r>
+        <w:rPr>
+          <w:rFonts w:ascii="Arial" w:hAnsi="Arial" w:eastAsia="Arial" w:cs="Arial"/>
+          <w:b w:val="0"/>
+          <w:i w:val="0"/>
+        </w:rPr>
+        <w:t>.</w:t>
+      </w:r>
+    </w:p>
+    <w:p>
+      <w:pPr>
+        <w:pStyle w:val="Heading4"/>
+      </w:pPr>
+      <w:r>
+        <w:t>Каждый месяц — дополнительная программа</w:t>
+      </w:r>
+    </w:p>
+    <w:p>
+      <w:r>
+        <w:rPr>
+          <w:rFonts w:ascii="Arial" w:hAnsi="Arial" w:eastAsia="Arial" w:cs="Arial"/>
+          <w:b/>
+          <w:i w:val="0"/>
+        </w:rPr>
+        <w:t>Задача:</w:t>
+      </w:r>
+      <w:r>
+        <w:rPr>
+          <w:rFonts w:ascii="Arial" w:hAnsi="Arial" w:eastAsia="Arial" w:cs="Arial"/>
+          <w:b w:val="0"/>
+          <w:i w:val="0"/>
+        </w:rPr>
+        <w:t xml:space="preserve"> дать людям новый полезный опыт, укрепить общение и желание возвращаться. Ежемесячная программа дополняет регулярную КМ.</w:t>
+      </w:r>
+    </w:p>
+    <w:p>
+      <w:pPr>
+        <w:pStyle w:val="BulletText"/>
+      </w:pPr>
+      <w:r>
+        <w:rPr>
+          <w:rFonts w:ascii="Arial" w:hAnsi="Arial" w:eastAsia="Arial" w:cs="Arial"/>
+          <w:b w:val="0"/>
+          <w:i w:val="0"/>
+        </w:rPr>
+        <w:t>1. Спросите участников, что им интересно; используйте опрос в общем чате.</w:t>
+      </w:r>
+    </w:p>
+    <w:p>
+      <w:pPr>
+        <w:pStyle w:val="BulletText"/>
+      </w:pPr>
+      <w:r>
+        <w:rPr>
+          <w:rFonts w:ascii="Arial" w:hAnsi="Arial" w:eastAsia="Arial" w:cs="Arial"/>
+          <w:b w:val="0"/>
+          <w:i w:val="0"/>
+        </w:rPr>
+        <w:t>2. Выберите один формат и пользу для человека. Например, просмотр фильма с обсуждением, поход или тематическую встречу.</w:t>
+      </w:r>
+    </w:p>
+    <w:p>
+      <w:pPr>
+        <w:pStyle w:val="BulletText"/>
+      </w:pPr>
+      <w:r>
+        <w:rPr>
+          <w:rFonts w:ascii="Arial" w:hAnsi="Arial" w:eastAsia="Arial" w:cs="Arial"/>
+          <w:b w:val="0"/>
+          <w:i w:val="0"/>
+        </w:rPr>
+        <w:t>3. Согласуйте дату, ведущего или организатора, место, условия и ответственных.</w:t>
+      </w:r>
+    </w:p>
+    <w:p>
+      <w:pPr>
+        <w:pStyle w:val="BulletText"/>
+      </w:pPr>
+      <w:r>
+        <w:rPr>
+          <w:rFonts w:ascii="Arial" w:hAnsi="Arial" w:eastAsia="Arial" w:cs="Arial"/>
+          <w:b w:val="0"/>
+          <w:i w:val="0"/>
+        </w:rPr>
+        <w:t xml:space="preserve">4. Подготовьте </w:t>
+      </w:r>
+      <w:hyperlink r:id="rId36">
+        <w:r>
+          <w:rPr>
+            <w:color w:val="1F5E4A"/>
+            <w:u w:val="single"/>
+            <w:rFonts w:ascii="Arial" w:hAnsi="Arial" w:eastAsia="Arial" w:cs="Arial"/>
+          </w:rPr>
+          <w:t>сценарий</w:t>
+        </w:r>
+      </w:hyperlink>
+      <w:r>
+        <w:rPr>
+          <w:rFonts w:ascii="Arial" w:hAnsi="Arial" w:eastAsia="Arial" w:cs="Arial"/>
+          <w:b w:val="0"/>
+          <w:i w:val="0"/>
+        </w:rPr>
+        <w:t xml:space="preserve">, </w:t>
+      </w:r>
+      <w:hyperlink r:id="rId39">
+        <w:r>
+          <w:rPr>
+            <w:color w:val="1F5E4A"/>
+            <w:u w:val="single"/>
+            <w:rFonts w:ascii="Arial" w:hAnsi="Arial" w:eastAsia="Arial" w:cs="Arial"/>
+          </w:rPr>
+          <w:t>анонс</w:t>
+        </w:r>
+      </w:hyperlink>
+      <w:r>
+        <w:rPr>
+          <w:rFonts w:ascii="Arial" w:hAnsi="Arial" w:eastAsia="Arial" w:cs="Arial"/>
+          <w:b w:val="0"/>
+          <w:i w:val="0"/>
+        </w:rPr>
+        <w:t xml:space="preserve"> и </w:t>
+      </w:r>
+      <w:hyperlink r:id="rId33">
+        <w:r>
+          <w:rPr>
+            <w:color w:val="1F5E4A"/>
+            <w:u w:val="single"/>
+            <w:rFonts w:ascii="Arial" w:hAnsi="Arial" w:eastAsia="Arial" w:cs="Arial"/>
+          </w:rPr>
+          <w:t>заботу на встрече</w:t>
+        </w:r>
+      </w:hyperlink>
+      <w:r>
+        <w:rPr>
+          <w:rFonts w:ascii="Arial" w:hAnsi="Arial" w:eastAsia="Arial" w:cs="Arial"/>
+          <w:b w:val="0"/>
+          <w:i w:val="0"/>
+        </w:rPr>
+        <w:t>.</w:t>
+      </w:r>
+    </w:p>
+    <w:p>
+      <w:pPr>
+        <w:pStyle w:val="BulletText"/>
+      </w:pPr>
+      <w:r>
+        <w:rPr>
+          <w:rFonts w:ascii="Arial" w:hAnsi="Arial" w:eastAsia="Arial" w:cs="Arial"/>
+          <w:b w:val="0"/>
+          <w:i w:val="0"/>
+        </w:rPr>
+        <w:t>5. Проведите программу, дайте возможность общаться и предложите понятное продолжение.</w:t>
+      </w:r>
+    </w:p>
+    <w:p>
+      <w:pPr>
+        <w:pStyle w:val="BulletText"/>
+      </w:pPr>
+      <w:r>
+        <w:rPr>
+          <w:rFonts w:ascii="Arial" w:hAnsi="Arial" w:eastAsia="Arial" w:cs="Arial"/>
+          <w:b w:val="0"/>
+          <w:i w:val="0"/>
+        </w:rPr>
+        <w:t>6. Соберите впечатления и решите, что сохранить или улучшить в следующем месяце.</w:t>
+      </w:r>
+    </w:p>
+    <w:p>
+      <w:pPr>
+        <w:pStyle w:val="Heading4"/>
+      </w:pPr>
+      <w:r>
+        <w:t>Примеры форматов — заготовки для команды</w:t>
+      </w:r>
+    </w:p>
+    <w:p>
+      <w:pPr>
+        <w:pStyle w:val="BulletText"/>
+      </w:pPr>
+      <w:r>
+        <w:rPr>
+          <w:rFonts w:ascii="Arial" w:hAnsi="Arial" w:eastAsia="Arial" w:cs="Arial"/>
+          <w:b w:val="0"/>
+          <w:i w:val="0"/>
+        </w:rPr>
+        <w:t xml:space="preserve">• </w:t>
+      </w:r>
+      <w:r>
+        <w:rPr>
+          <w:rFonts w:ascii="Arial" w:hAnsi="Arial" w:eastAsia="Arial" w:cs="Arial"/>
+          <w:b/>
+          <w:i w:val="0"/>
+        </w:rPr>
+        <w:t>Кино с обсуждением:</w:t>
+      </w:r>
+      <w:r>
+        <w:rPr>
+          <w:rFonts w:ascii="Arial" w:hAnsi="Arial" w:eastAsia="Arial" w:cs="Arial"/>
+          <w:b w:val="0"/>
+          <w:i w:val="0"/>
+        </w:rPr>
+        <w:t xml:space="preserve"> выбрать подходящий фильм и тему; проверить условия показа; после просмотра дать каждому возможность высказаться.</w:t>
+      </w:r>
+    </w:p>
+    <w:p>
+      <w:pPr>
+        <w:pStyle w:val="BulletText"/>
+      </w:pPr>
+      <w:r>
+        <w:rPr>
+          <w:rFonts w:ascii="Arial" w:hAnsi="Arial" w:eastAsia="Arial" w:cs="Arial"/>
+          <w:b w:val="0"/>
+          <w:i w:val="0"/>
+        </w:rPr>
+        <w:t xml:space="preserve">• </w:t>
+      </w:r>
+      <w:r>
+        <w:rPr>
+          <w:rFonts w:ascii="Arial" w:hAnsi="Arial" w:eastAsia="Arial" w:cs="Arial"/>
+          <w:b/>
+          <w:i w:val="0"/>
+        </w:rPr>
+        <w:t>Поход или прогулка:</w:t>
+      </w:r>
+      <w:r>
+        <w:rPr>
+          <w:rFonts w:ascii="Arial" w:hAnsi="Arial" w:eastAsia="Arial" w:cs="Arial"/>
+          <w:b w:val="0"/>
+          <w:i w:val="0"/>
+        </w:rPr>
+        <w:t xml:space="preserve"> выбрать маршрут и сложность, объяснить подготовку, назначить организатора и оставить время для общения.</w:t>
+      </w:r>
+    </w:p>
+    <w:p>
+      <w:pPr>
+        <w:pStyle w:val="BulletText"/>
+      </w:pPr>
+      <w:r>
+        <w:rPr>
+          <w:rFonts w:ascii="Arial" w:hAnsi="Arial" w:eastAsia="Arial" w:cs="Arial"/>
+          <w:b w:val="0"/>
+          <w:i w:val="0"/>
+        </w:rPr>
+        <w:t xml:space="preserve">• </w:t>
+      </w:r>
+      <w:r>
+        <w:rPr>
+          <w:rFonts w:ascii="Arial" w:hAnsi="Arial" w:eastAsia="Arial" w:cs="Arial"/>
+          <w:b/>
+          <w:i w:val="0"/>
+        </w:rPr>
+        <w:t>Тематическая встреча:</w:t>
+      </w:r>
+      <w:r>
+        <w:rPr>
+          <w:rFonts w:ascii="Arial" w:hAnsi="Arial" w:eastAsia="Arial" w:cs="Arial"/>
+          <w:b w:val="0"/>
+          <w:i w:val="0"/>
+        </w:rPr>
+        <w:t xml:space="preserve"> взять живой вопрос участников, добавить практическую часть, вопросы и общение.</w:t>
+      </w:r>
+    </w:p>
+    <w:p>
+      <w:r>
+        <w:rPr>
+          <w:rFonts w:ascii="Arial" w:hAnsi="Arial" w:eastAsia="Arial" w:cs="Arial"/>
+          <w:b w:val="0"/>
+          <w:i w:val="0"/>
+        </w:rPr>
+        <w:t>Это примеры, а не утверждённые сценарии. Выбирайте формат по интересам людей и возможностям юнита.</w:t>
+      </w:r>
+    </w:p>
+    <w:p>
+      <w:r>
+        <w:rPr>
+          <w:rFonts w:ascii="Arial" w:hAnsi="Arial" w:eastAsia="Arial" w:cs="Arial"/>
+          <w:b w:val="0"/>
+          <w:i w:val="0"/>
+        </w:rPr>
+        <w:t xml:space="preserve">Короткий план месяца: </w:t>
+      </w:r>
+      <w:r>
+        <w:rPr>
+          <w:rFonts w:ascii="Arial" w:hAnsi="Arial" w:eastAsia="Arial" w:cs="Arial"/>
+          <w:b/>
+          <w:i w:val="0"/>
+        </w:rPr>
+        <w:t>формат → польза → дата → ответственный → анонс → сценарий → забота → впечатления → улучшение</w:t>
+      </w:r>
+      <w:r>
+        <w:rPr>
+          <w:rFonts w:ascii="Arial" w:hAnsi="Arial" w:eastAsia="Arial" w:cs="Arial"/>
+          <w:b w:val="0"/>
+          <w:i w:val="0"/>
+        </w:rPr>
+        <w:t>.</w:t>
+      </w:r>
+    </w:p>
+    <w:p>
+      <w:pPr>
+        <w:pStyle w:val="Heading3"/>
+      </w:pPr>
+      <w:r>
         <w:t>Что обязательно должна давать программа</w:t>
       </w:r>
     </w:p>
@@ -3803,7 +5807,7 @@
       </w:r>
     </w:p>
     <w:p>
-      <w:hyperlink r:id="rId25">
+      <w:hyperlink r:id="rId29">
         <w:r>
           <w:rPr>
             <w:color w:val="1F5E4A"/>
@@ -5237,7 +7241,7 @@
         </w:rPr>
         <w:t xml:space="preserve">• </w:t>
       </w:r>
-      <w:hyperlink r:id="rId32">
+      <w:hyperlink r:id="rId38">
         <w:r>
           <w:rPr>
             <w:color w:val="1F5E4A"/>
@@ -5260,7 +7264,7 @@
         </w:rPr>
         <w:t xml:space="preserve">• </w:t>
       </w:r>
-      <w:hyperlink r:id="rId33">
+      <w:hyperlink r:id="rId40">
         <w:r>
           <w:rPr>
             <w:color w:val="1F5E4A"/>
@@ -5283,7 +7287,7 @@
         </w:rPr>
         <w:t xml:space="preserve">• </w:t>
       </w:r>
-      <w:hyperlink r:id="rId34">
+      <w:hyperlink r:id="rId41">
         <w:r>
           <w:rPr>
             <w:color w:val="1F5E4A"/>
@@ -5295,7 +7299,7 @@
       </w:hyperlink>
     </w:p>
     <w:p>
-      <w:hyperlink r:id="rId26">
+      <w:hyperlink r:id="rId30">
         <w:r>
           <w:rPr>
             <w:color w:val="1F5E4A"/>
@@ -5310,7 +7314,7 @@
       <w:pPr>
         <w:spacing w:before="120"/>
       </w:pPr>
-      <w:hyperlink r:id="rId35">
+      <w:hyperlink r:id="rId42">
         <w:r>
           <w:rPr>
             <w:color w:val="1F5E4A"/>
@@ -5344,6 +7348,24 @@
           <w:b w:val="0"/>
           <w:i w:val="0"/>
         </w:rPr>
+        <w:t>Помогайте человеку чувствовать поддержку и двигаться к самостоятельной практике.</w:t>
+      </w:r>
+    </w:p>
+    <w:p>
+      <w:pPr>
+        <w:pStyle w:val="Heading4"/>
+      </w:pPr>
+      <w:r>
+        <w:t>Смысл направления</w:t>
+      </w:r>
+    </w:p>
+    <w:p>
+      <w:r>
+        <w:rPr>
+          <w:rFonts w:ascii="Arial" w:hAnsi="Arial" w:eastAsia="Arial" w:cs="Arial"/>
+          <w:b w:val="0"/>
+          <w:i w:val="0"/>
+        </w:rPr>
         <w:t>Помочь человеку пройти путь от первого контакта до регулярной самостоятельной практики, обучения и дальнейшего включения в сообщество.</w:t>
       </w:r>
     </w:p>
@@ -5370,6 +7392,210 @@
         <w:pStyle w:val="Heading3"/>
       </w:pPr>
       <w:r>
+        <w:t>Регулярные задачи</w:t>
+      </w:r>
+    </w:p>
+    <w:p>
+      <w:pPr>
+        <w:pStyle w:val="BulletText"/>
+      </w:pPr>
+      <w:r>
+        <w:rPr>
+          <w:rFonts w:ascii="Arial" w:hAnsi="Arial" w:eastAsia="Arial" w:cs="Arial"/>
+          <w:b w:val="0"/>
+          <w:i w:val="0"/>
+        </w:rPr>
+        <w:t xml:space="preserve">• </w:t>
+      </w:r>
+      <w:hyperlink r:id="rId43">
+        <w:r>
+          <w:rPr>
+            <w:color w:val="1F5E4A"/>
+            <w:u w:val="single"/>
+            <w:rFonts w:ascii="Arial" w:hAnsi="Arial" w:eastAsia="Arial" w:cs="Arial"/>
+          </w:rPr>
+          <w:t>Связь и учёт</w:t>
+        </w:r>
+      </w:hyperlink>
+    </w:p>
+    <w:p>
+      <w:pPr>
+        <w:pStyle w:val="BulletText"/>
+      </w:pPr>
+      <w:r>
+        <w:rPr>
+          <w:rFonts w:ascii="Arial" w:hAnsi="Arial" w:eastAsia="Arial" w:cs="Arial"/>
+          <w:b w:val="0"/>
+          <w:i w:val="0"/>
+        </w:rPr>
+        <w:t xml:space="preserve">• </w:t>
+      </w:r>
+      <w:hyperlink r:id="rId44">
+        <w:r>
+          <w:rPr>
+            <w:color w:val="1F5E4A"/>
+            <w:u w:val="single"/>
+            <w:rFonts w:ascii="Arial" w:hAnsi="Arial" w:eastAsia="Arial" w:cs="Arial"/>
+          </w:rPr>
+          <w:t>Живой чат</w:t>
+        </w:r>
+      </w:hyperlink>
+    </w:p>
+    <w:p>
+      <w:pPr>
+        <w:pStyle w:val="BulletText"/>
+      </w:pPr>
+      <w:r>
+        <w:rPr>
+          <w:rFonts w:ascii="Arial" w:hAnsi="Arial" w:eastAsia="Arial" w:cs="Arial"/>
+          <w:b w:val="0"/>
+          <w:i w:val="0"/>
+        </w:rPr>
+        <w:t xml:space="preserve">• </w:t>
+      </w:r>
+      <w:hyperlink r:id="rId45">
+        <w:r>
+          <w:rPr>
+            <w:color w:val="1F5E4A"/>
+            <w:u w:val="single"/>
+            <w:rFonts w:ascii="Arial" w:hAnsi="Arial" w:eastAsia="Arial" w:cs="Arial"/>
+          </w:rPr>
+          <w:t>Улучшение · месяц</w:t>
+        </w:r>
+      </w:hyperlink>
+    </w:p>
+    <w:p>
+      <w:pPr>
+        <w:pStyle w:val="Heading4"/>
+      </w:pPr>
+      <w:r>
+        <w:t>Обязательный минимум</w:t>
+      </w:r>
+    </w:p>
+    <w:p>
+      <w:pPr>
+        <w:pStyle w:val="ChecklistText"/>
+      </w:pPr>
+      <w:r>
+        <w:rPr>
+          <w:rFonts w:ascii="Arial" w:hAnsi="Arial" w:eastAsia="Arial" w:cs="Arial"/>
+          <w:b w:val="0"/>
+          <w:i w:val="0"/>
+        </w:rPr>
+        <w:t xml:space="preserve">☐ Назначенный заботник и </w:t>
+      </w:r>
+      <w:hyperlink r:id="rId43">
+        <w:r>
+          <w:rPr>
+            <w:color w:val="1F5E4A"/>
+            <w:u w:val="single"/>
+            <w:rFonts w:ascii="Arial" w:hAnsi="Arial" w:eastAsia="Arial" w:cs="Arial"/>
+          </w:rPr>
+          <w:t>приложение для учёта</w:t>
+        </w:r>
+      </w:hyperlink>
+      <w:r>
+        <w:rPr>
+          <w:rFonts w:ascii="Arial" w:hAnsi="Arial" w:eastAsia="Arial" w:cs="Arial"/>
+          <w:b w:val="0"/>
+          <w:i w:val="0"/>
+        </w:rPr>
+        <w:t>.</w:t>
+      </w:r>
+    </w:p>
+    <w:p>
+      <w:pPr>
+        <w:pStyle w:val="ChecklistText"/>
+      </w:pPr>
+      <w:r>
+        <w:rPr>
+          <w:rFonts w:ascii="Arial" w:hAnsi="Arial" w:eastAsia="Arial" w:cs="Arial"/>
+          <w:b w:val="0"/>
+          <w:i w:val="0"/>
+        </w:rPr>
+        <w:t xml:space="preserve">☐ Общий </w:t>
+      </w:r>
+      <w:hyperlink r:id="rId44">
+        <w:r>
+          <w:rPr>
+            <w:color w:val="1F5E4A"/>
+            <w:u w:val="single"/>
+            <w:rFonts w:ascii="Arial" w:hAnsi="Arial" w:eastAsia="Arial" w:cs="Arial"/>
+          </w:rPr>
+          <w:t>чат сообщества</w:t>
+        </w:r>
+      </w:hyperlink>
+      <w:r>
+        <w:rPr>
+          <w:rFonts w:ascii="Arial" w:hAnsi="Arial" w:eastAsia="Arial" w:cs="Arial"/>
+          <w:b w:val="0"/>
+          <w:i w:val="0"/>
+        </w:rPr>
+        <w:t>, даже если пока нет возможности активно его вести.</w:t>
+      </w:r>
+    </w:p>
+    <w:p>
+      <w:pPr>
+        <w:pStyle w:val="ChecklistText"/>
+      </w:pPr>
+      <w:r>
+        <w:rPr>
+          <w:rFonts w:ascii="Arial" w:hAnsi="Arial" w:eastAsia="Arial" w:cs="Arial"/>
+          <w:b w:val="0"/>
+          <w:i w:val="0"/>
+        </w:rPr>
+        <w:t>☐ У каждого человека записаны запрос, следующий шаг и дата связи.</w:t>
+      </w:r>
+    </w:p>
+    <w:p>
+      <w:pPr>
+        <w:pStyle w:val="ChecklistText"/>
+      </w:pPr>
+      <w:r>
+        <w:rPr>
+          <w:rFonts w:ascii="Arial" w:hAnsi="Arial" w:eastAsia="Arial" w:cs="Arial"/>
+          <w:b w:val="0"/>
+          <w:i w:val="0"/>
+        </w:rPr>
+        <w:t xml:space="preserve">☐ Под рукой </w:t>
+      </w:r>
+      <w:hyperlink r:id="rId46">
+        <w:r>
+          <w:rPr>
+            <w:color w:val="1F5E4A"/>
+            <w:u w:val="single"/>
+            <w:rFonts w:ascii="Arial" w:hAnsi="Arial" w:eastAsia="Arial" w:cs="Arial"/>
+          </w:rPr>
+          <w:t>материалы и сообщения</w:t>
+        </w:r>
+      </w:hyperlink>
+      <w:r>
+        <w:rPr>
+          <w:rFonts w:ascii="Arial" w:hAnsi="Arial" w:eastAsia="Arial" w:cs="Arial"/>
+          <w:b w:val="0"/>
+          <w:i w:val="0"/>
+        </w:rPr>
+        <w:t>, которые можно скопировать.</w:t>
+      </w:r>
+    </w:p>
+    <w:p>
+      <w:pPr>
+        <w:pStyle w:val="ChecklistText"/>
+      </w:pPr>
+      <w:r>
+        <w:rPr>
+          <w:rFonts w:ascii="Arial" w:hAnsi="Arial" w:eastAsia="Arial" w:cs="Arial"/>
+          <w:b w:val="0"/>
+          <w:i w:val="0"/>
+        </w:rPr>
+        <w:t>☐ Регулярная проверка договорённостей и одно улучшение заботы в месяц.</w:t>
+      </w:r>
+    </w:p>
+    <w:p>
+      <w:pPr>
+        <w:pStyle w:val="Heading3"/>
+      </w:pPr>
+      <w:r>
         <w:t>Сделать сначала</w:t>
       </w:r>
     </w:p>
@@ -5403,7 +7629,7 @@
         </w:rPr>
         <w:t xml:space="preserve">1. Назначьте заботника, подготовьте приложение для учёта и общий чат. </w:t>
       </w:r>
-      <w:hyperlink r:id="rId36">
+      <w:hyperlink r:id="rId43">
         <w:r>
           <w:rPr>
             <w:color w:val="1F5E4A"/>
@@ -5421,7 +7647,7 @@
         </w:rPr>
         <w:t xml:space="preserve"> · </w:t>
       </w:r>
-      <w:hyperlink r:id="rId37">
+      <w:hyperlink r:id="rId44">
         <w:r>
           <w:rPr>
             <w:color w:val="1F5E4A"/>
@@ -5444,7 +7670,7 @@
         </w:rPr>
         <w:t xml:space="preserve">2. Ответьте на запрос человека и договоритесь о ближайшем шаге. </w:t>
       </w:r>
-      <w:hyperlink r:id="rId38">
+      <w:hyperlink r:id="rId47">
         <w:r>
           <w:rPr>
             <w:color w:val="1F5E4A"/>
@@ -5467,7 +7693,7 @@
         </w:rPr>
         <w:t xml:space="preserve">3. Перед встречей объясните дорогу и формат; на встрече помогите освоиться. </w:t>
       </w:r>
-      <w:hyperlink r:id="rId39">
+      <w:hyperlink r:id="rId48">
         <w:r>
           <w:rPr>
             <w:color w:val="1F5E4A"/>
@@ -5490,7 +7716,7 @@
         </w:rPr>
         <w:t xml:space="preserve">4. После встречи спросите впечатления, отправьте один нужный материал и запишите следующую договорённость. </w:t>
       </w:r>
-      <w:hyperlink r:id="rId40">
+      <w:hyperlink r:id="rId49">
         <w:r>
           <w:rPr>
             <w:color w:val="1F5E4A"/>
@@ -5560,7 +7786,7 @@
           <w:b w:val="0"/>
           <w:i w:val="0"/>
         </w:rPr>
-        <w:t>Помогайте двигаться к самостоятельной практике, базовому курсу, сообществу и индивидуальному обучению по готовности человека. Путь не жёсткий: следующий шаг выбирается вместе с человеком.</w:t>
+        <w:t>Каждый месяц выберите одно улучшение по запросам людей: удобство приложения, качество чата, нужный шаблон сообщения или передачу между ролями. На следующем разборе проверьте, стало ли проще человеку и заботнику. Помогайте двигаться к самостоятельной практике, базовому курсу, сообществу и индивидуальному обучению по готовности человека. Путь не жёсткий: следующий шаг выбирается вместе с человеком.</w:t>
       </w:r>
     </w:p>
     <w:p>
@@ -5613,7 +7839,7 @@
       </w:r>
     </w:p>
     <w:p>
-      <w:hyperlink r:id="rId38">
+      <w:hyperlink r:id="rId47">
         <w:r>
           <w:rPr>
             <w:color w:val="1F5E4A"/>
@@ -5687,7 +7913,7 @@
       </w:r>
     </w:p>
     <w:p>
-      <w:hyperlink r:id="rId34">
+      <w:hyperlink r:id="rId41">
         <w:r>
           <w:rPr>
             <w:color w:val="1F5E4A"/>
@@ -5893,7 +8119,7 @@
       </w:r>
     </w:p>
     <w:p>
-      <w:hyperlink r:id="rId41">
+      <w:hyperlink r:id="rId50">
         <w:r>
           <w:rPr>
             <w:color w:val="1F5E4A"/>
@@ -5944,7 +8170,7 @@
       </w:r>
     </w:p>
     <w:p>
-      <w:hyperlink r:id="rId36">
+      <w:hyperlink r:id="rId43">
         <w:r>
           <w:rPr>
             <w:color w:val="1F5E4A"/>
@@ -6970,7 +9196,7 @@
         </w:rPr>
         <w:t xml:space="preserve">3. Ответить на вопрос или дать один подходящий материал: </w:t>
       </w:r>
-      <w:hyperlink r:id="rId42">
+      <w:hyperlink r:id="rId46">
         <w:r>
           <w:rPr>
             <w:color w:val="1F5E4A"/>
@@ -7179,7 +9405,7 @@
       </w:r>
     </w:p>
     <w:p>
-      <w:hyperlink r:id="rId43">
+      <w:hyperlink r:id="rId51">
         <w:r>
           <w:rPr>
             <w:color w:val="1F5E4A"/>
@@ -7209,7 +9435,7 @@
       </w:r>
     </w:p>
     <w:p>
-      <w:hyperlink r:id="rId44">
+      <w:hyperlink r:id="rId52">
         <w:r>
           <w:rPr>
             <w:color w:val="1F5E4A"/>
@@ -7239,7 +9465,7 @@
       </w:r>
     </w:p>
     <w:p>
-      <w:hyperlink r:id="rId45">
+      <w:hyperlink r:id="rId53">
         <w:r>
           <w:rPr>
             <w:color w:val="1F5E4A"/>
@@ -7269,7 +9495,7 @@
       </w:r>
     </w:p>
     <w:p>
-      <w:hyperlink r:id="rId46">
+      <w:hyperlink r:id="rId54">
         <w:r>
           <w:rPr>
             <w:color w:val="1F5E4A"/>
@@ -7299,7 +9525,7 @@
       </w:r>
     </w:p>
     <w:p>
-      <w:hyperlink r:id="rId47">
+      <w:hyperlink r:id="rId55">
         <w:r>
           <w:rPr>
             <w:color w:val="1F5E4A"/>
@@ -7311,7 +9537,7 @@
       </w:hyperlink>
     </w:p>
     <w:p>
-      <w:hyperlink r:id="rId42">
+      <w:hyperlink r:id="rId46">
         <w:r>
           <w:rPr>
             <w:color w:val="1F5E4A"/>
@@ -8507,7 +10733,7 @@
       </w:r>
     </w:p>
     <w:p>
-      <w:hyperlink r:id="rId21">
+      <w:hyperlink r:id="rId25">
         <w:r>
           <w:rPr>
             <w:color w:val="1F5E4A"/>
@@ -8944,7 +11170,7 @@
         </w:rPr>
         <w:t xml:space="preserve">1. Откройте </w:t>
       </w:r>
-      <w:hyperlink r:id="rId21">
+      <w:hyperlink r:id="rId25">
         <w:r>
           <w:rPr>
             <w:color w:val="1F5E4A"/>
@@ -10231,7 +12457,7 @@
       </w:r>
     </w:p>
     <w:p>
-      <w:hyperlink r:id="rId48">
+      <w:hyperlink r:id="rId56">
         <w:r>
           <w:rPr>
             <w:color w:val="1F5E4A"/>
@@ -10261,7 +12487,7 @@
       </w:r>
     </w:p>
     <w:p>
-      <w:hyperlink r:id="rId44">
+      <w:hyperlink r:id="rId52">
         <w:r>
           <w:rPr>
             <w:color w:val="1F5E4A"/>
@@ -10291,7 +12517,7 @@
       </w:r>
     </w:p>
     <w:p>
-      <w:hyperlink r:id="rId49">
+      <w:hyperlink r:id="rId57">
         <w:r>
           <w:rPr>
             <w:color w:val="1F5E4A"/>
@@ -10303,7 +12529,7 @@
       </w:hyperlink>
     </w:p>
     <w:p>
-      <w:hyperlink r:id="rId45">
+      <w:hyperlink r:id="rId53">
         <w:r>
           <w:rPr>
             <w:color w:val="1F5E4A"/>
@@ -10315,7 +12541,7 @@
       </w:hyperlink>
     </w:p>
     <w:p>
-      <w:hyperlink r:id="rId50">
+      <w:hyperlink r:id="rId58">
         <w:r>
           <w:rPr>
             <w:color w:val="1F5E4A"/>
@@ -10355,7 +12581,7 @@
       </w:r>
     </w:p>
     <w:p>
-      <w:hyperlink r:id="rId51">
+      <w:hyperlink r:id="rId59">
         <w:r>
           <w:rPr>
             <w:color w:val="1F5E4A"/>
@@ -10367,7 +12593,7 @@
       </w:hyperlink>
     </w:p>
     <w:p>
-      <w:hyperlink r:id="rId52">
+      <w:hyperlink r:id="rId60">
         <w:r>
           <w:rPr>
             <w:color w:val="1F5E4A"/>
@@ -10379,7 +12605,7 @@
       </w:hyperlink>
     </w:p>
     <w:p>
-      <w:hyperlink r:id="rId50">
+      <w:hyperlink r:id="rId58">
         <w:r>
           <w:rPr>
             <w:color w:val="1F5E4A"/>
@@ -10419,7 +12645,7 @@
       </w:r>
     </w:p>
     <w:p>
-      <w:hyperlink r:id="rId53">
+      <w:hyperlink r:id="rId61">
         <w:r>
           <w:rPr>
             <w:color w:val="1F5E4A"/>
@@ -10431,7 +12657,7 @@
       </w:hyperlink>
     </w:p>
     <w:p>
-      <w:hyperlink r:id="rId46">
+      <w:hyperlink r:id="rId54">
         <w:r>
           <w:rPr>
             <w:color w:val="1F5E4A"/>
@@ -10443,7 +12669,7 @@
       </w:hyperlink>
     </w:p>
     <w:p>
-      <w:hyperlink r:id="rId50">
+      <w:hyperlink r:id="rId58">
         <w:r>
           <w:rPr>
             <w:color w:val="1F5E4A"/>
@@ -10483,7 +12709,7 @@
       </w:r>
     </w:p>
     <w:p>
-      <w:hyperlink r:id="rId54">
+      <w:hyperlink r:id="rId62">
         <w:r>
           <w:rPr>
             <w:color w:val="1F5E4A"/>
@@ -10495,7 +12721,7 @@
       </w:hyperlink>
     </w:p>
     <w:p>
-      <w:hyperlink r:id="rId55">
+      <w:hyperlink r:id="rId63">
         <w:r>
           <w:rPr>
             <w:color w:val="1F5E4A"/>
@@ -10507,7 +12733,7 @@
       </w:hyperlink>
     </w:p>
     <w:p>
-      <w:hyperlink r:id="rId50">
+      <w:hyperlink r:id="rId58">
         <w:r>
           <w:rPr>
             <w:color w:val="1F5E4A"/>
@@ -10547,7 +12773,7 @@
       </w:r>
     </w:p>
     <w:p>
-      <w:hyperlink r:id="rId56">
+      <w:hyperlink r:id="rId64">
         <w:r>
           <w:rPr>
             <w:color w:val="1F5E4A"/>
@@ -10559,7 +12785,7 @@
       </w:hyperlink>
     </w:p>
     <w:p>
-      <w:hyperlink r:id="rId57">
+      <w:hyperlink r:id="rId65">
         <w:r>
           <w:rPr>
             <w:color w:val="1F5E4A"/>
@@ -10571,7 +12797,7 @@
       </w:hyperlink>
     </w:p>
     <w:p>
-      <w:hyperlink r:id="rId50">
+      <w:hyperlink r:id="rId58">
         <w:r>
           <w:rPr>
             <w:color w:val="1F5E4A"/>
@@ -10611,7 +12837,7 @@
       </w:r>
     </w:p>
     <w:p>
-      <w:hyperlink r:id="rId58">
+      <w:hyperlink r:id="rId66">
         <w:r>
           <w:rPr>
             <w:color w:val="1F5E4A"/>
@@ -10623,7 +12849,7 @@
       </w:hyperlink>
     </w:p>
     <w:p>
-      <w:hyperlink r:id="rId59">
+      <w:hyperlink r:id="rId67">
         <w:r>
           <w:rPr>
             <w:color w:val="1F5E4A"/>
@@ -10635,7 +12861,7 @@
       </w:hyperlink>
     </w:p>
     <w:p>
-      <w:hyperlink r:id="rId50">
+      <w:hyperlink r:id="rId58">
         <w:r>
           <w:rPr>
             <w:color w:val="1F5E4A"/>
@@ -10675,7 +12901,7 @@
       </w:r>
     </w:p>
     <w:p>
-      <w:hyperlink r:id="rId43">
+      <w:hyperlink r:id="rId51">
         <w:r>
           <w:rPr>
             <w:color w:val="1F5E4A"/>
@@ -10705,7 +12931,7 @@
       </w:r>
     </w:p>
     <w:p>
-      <w:hyperlink r:id="rId60">
+      <w:hyperlink r:id="rId68">
         <w:r>
           <w:rPr>
             <w:color w:val="1F5E4A"/>
@@ -10717,7 +12943,7 @@
       </w:hyperlink>
     </w:p>
     <w:p>
-      <w:hyperlink r:id="rId61">
+      <w:hyperlink r:id="rId69">
         <w:r>
           <w:rPr>
             <w:color w:val="1F5E4A"/>
@@ -10747,7 +12973,7 @@
       </w:r>
     </w:p>
     <w:p>
-      <w:hyperlink r:id="rId47">
+      <w:hyperlink r:id="rId55">
         <w:r>
           <w:rPr>
             <w:color w:val="1F5E4A"/>
@@ -10759,7 +12985,7 @@
       </w:hyperlink>
     </w:p>
     <w:p>
-      <w:hyperlink r:id="rId62">
+      <w:hyperlink r:id="rId70">
         <w:r>
           <w:rPr>
             <w:color w:val="1F5E4A"/>
@@ -10789,7 +13015,7 @@
       </w:r>
     </w:p>
     <w:p>
-      <w:hyperlink r:id="rId63">
+      <w:hyperlink r:id="rId71">
         <w:r>
           <w:rPr>
             <w:color w:val="1F5E4A"/>
@@ -10801,7 +13027,7 @@
       </w:hyperlink>
     </w:p>
     <w:p>
-      <w:hyperlink r:id="rId64">
+      <w:hyperlink r:id="rId72">
         <w:r>
           <w:rPr>
             <w:color w:val="1F5E4A"/>
@@ -10813,7 +13039,7 @@
       </w:hyperlink>
     </w:p>
     <w:p>
-      <w:hyperlink r:id="rId50">
+      <w:hyperlink r:id="rId58">
         <w:r>
           <w:rPr>
             <w:color w:val="1F5E4A"/>
@@ -10912,7 +13138,7 @@
       </w:r>
     </w:p>
     <w:p>
-      <w:hyperlink r:id="rId65">
+      <w:hyperlink r:id="rId73">
         <w:r>
           <w:rPr>
             <w:color w:val="1F5E4A"/>
@@ -10935,7 +13161,7 @@
         </w:rPr>
         <w:t xml:space="preserve">• </w:t>
       </w:r>
-      <w:hyperlink r:id="rId33">
+      <w:hyperlink r:id="rId40">
         <w:r>
           <w:rPr>
             <w:color w:val="1F5E4A"/>
@@ -10958,7 +13184,7 @@
         </w:rPr>
         <w:t xml:space="preserve">• </w:t>
       </w:r>
-      <w:hyperlink r:id="rId66">
+      <w:hyperlink r:id="rId74">
         <w:r>
           <w:rPr>
             <w:color w:val="1F5E4A"/>
@@ -10981,7 +13207,7 @@
         </w:rPr>
         <w:t xml:space="preserve">• </w:t>
       </w:r>
-      <w:hyperlink r:id="rId25">
+      <w:hyperlink r:id="rId29">
         <w:r>
           <w:rPr>
             <w:color w:val="1F5E4A"/>
@@ -10993,7 +13219,7 @@
       </w:hyperlink>
     </w:p>
     <w:p>
-      <w:hyperlink r:id="rId26">
+      <w:hyperlink r:id="rId30">
         <w:r>
           <w:rPr>
             <w:color w:val="1F5E4A"/>
@@ -11008,7 +13234,7 @@
       <w:pPr>
         <w:spacing w:before="120"/>
       </w:pPr>
-      <w:hyperlink r:id="rId67">
+      <w:hyperlink r:id="rId75">
         <w:r>
           <w:rPr>
             <w:color w:val="1F5E4A"/>
@@ -11042,6 +13268,24 @@
           <w:b w:val="0"/>
           <w:i w:val="0"/>
         </w:rPr>
+        <w:t>Помогайте команде действовать согласованно, чтобы Прачара росла.</w:t>
+      </w:r>
+    </w:p>
+    <w:p>
+      <w:pPr>
+        <w:pStyle w:val="Heading4"/>
+      </w:pPr>
+      <w:r>
+        <w:t>Смысл направления</w:t>
+      </w:r>
+    </w:p>
+    <w:p>
+      <w:r>
+        <w:rPr>
+          <w:rFonts w:ascii="Arial" w:hAnsi="Arial" w:eastAsia="Arial" w:cs="Arial"/>
+          <w:b w:val="0"/>
+          <w:i w:val="0"/>
+        </w:rPr>
         <w:t>Секретарь отвечает не за выполнение всех задач лично, а за работу всей системы Прачары юнита.</w:t>
       </w:r>
     </w:p>
@@ -11068,6 +13312,156 @@
         <w:pStyle w:val="Heading3"/>
       </w:pPr>
       <w:r>
+        <w:t>Регулярные задачи</w:t>
+      </w:r>
+    </w:p>
+    <w:p>
+      <w:pPr>
+        <w:pStyle w:val="BulletText"/>
+      </w:pPr>
+      <w:r>
+        <w:rPr>
+          <w:rFonts w:ascii="Arial" w:hAnsi="Arial" w:eastAsia="Arial" w:cs="Arial"/>
+          <w:b w:val="0"/>
+          <w:i w:val="0"/>
+        </w:rPr>
+        <w:t xml:space="preserve">• </w:t>
+      </w:r>
+      <w:hyperlink r:id="rId76">
+        <w:r>
+          <w:rPr>
+            <w:color w:val="1F5E4A"/>
+            <w:u w:val="single"/>
+            <w:rFonts w:ascii="Arial" w:hAnsi="Arial" w:eastAsia="Arial" w:cs="Arial"/>
+          </w:rPr>
+          <w:t>Задачи команды</w:t>
+        </w:r>
+      </w:hyperlink>
+    </w:p>
+    <w:p>
+      <w:pPr>
+        <w:pStyle w:val="BulletText"/>
+      </w:pPr>
+      <w:r>
+        <w:rPr>
+          <w:rFonts w:ascii="Arial" w:hAnsi="Arial" w:eastAsia="Arial" w:cs="Arial"/>
+          <w:b w:val="0"/>
+          <w:i w:val="0"/>
+        </w:rPr>
+        <w:t xml:space="preserve">• </w:t>
+      </w:r>
+      <w:hyperlink r:id="rId77">
+        <w:r>
+          <w:rPr>
+            <w:color w:val="1F5E4A"/>
+            <w:u w:val="single"/>
+            <w:rFonts w:ascii="Arial" w:hAnsi="Arial" w:eastAsia="Arial" w:cs="Arial"/>
+          </w:rPr>
+          <w:t>Разбор команды</w:t>
+        </w:r>
+      </w:hyperlink>
+    </w:p>
+    <w:p>
+      <w:pPr>
+        <w:pStyle w:val="BulletText"/>
+      </w:pPr>
+      <w:r>
+        <w:rPr>
+          <w:rFonts w:ascii="Arial" w:hAnsi="Arial" w:eastAsia="Arial" w:cs="Arial"/>
+          <w:b w:val="0"/>
+          <w:i w:val="0"/>
+        </w:rPr>
+        <w:t xml:space="preserve">• </w:t>
+      </w:r>
+      <w:hyperlink r:id="rId78">
+        <w:r>
+          <w:rPr>
+            <w:color w:val="1F5E4A"/>
+            <w:u w:val="single"/>
+            <w:rFonts w:ascii="Arial" w:hAnsi="Arial" w:eastAsia="Arial" w:cs="Arial"/>
+          </w:rPr>
+          <w:t>Рост · месяц</w:t>
+        </w:r>
+      </w:hyperlink>
+    </w:p>
+    <w:p>
+      <w:pPr>
+        <w:pStyle w:val="Heading4"/>
+      </w:pPr>
+      <w:r>
+        <w:t>Обязательный минимум</w:t>
+      </w:r>
+    </w:p>
+    <w:p>
+      <w:pPr>
+        <w:pStyle w:val="ChecklistText"/>
+      </w:pPr>
+      <w:r>
+        <w:rPr>
+          <w:rFonts w:ascii="Arial" w:hAnsi="Arial" w:eastAsia="Arial" w:cs="Arial"/>
+          <w:b w:val="0"/>
+          <w:i w:val="0"/>
+        </w:rPr>
+        <w:t>☐ Назначены ответственные за рекламу, программы и заботу.</w:t>
+      </w:r>
+    </w:p>
+    <w:p>
+      <w:pPr>
+        <w:pStyle w:val="ChecklistText"/>
+      </w:pPr>
+      <w:r>
+        <w:rPr>
+          <w:rFonts w:ascii="Arial" w:hAnsi="Arial" w:eastAsia="Arial" w:cs="Arial"/>
+          <w:b w:val="0"/>
+          <w:i w:val="0"/>
+        </w:rPr>
+        <w:t>☐ Есть календарь встреч и общий список ближайших задач со сроками.</w:t>
+      </w:r>
+    </w:p>
+    <w:p>
+      <w:pPr>
+        <w:pStyle w:val="ChecklistText"/>
+      </w:pPr>
+      <w:r>
+        <w:rPr>
+          <w:rFonts w:ascii="Arial" w:hAnsi="Arial" w:eastAsia="Arial" w:cs="Arial"/>
+          <w:b w:val="0"/>
+          <w:i w:val="0"/>
+        </w:rPr>
+        <w:t>☐ Согласованы передачи между направлениями: обращение, встреча, сопровождение.</w:t>
+      </w:r>
+    </w:p>
+    <w:p>
+      <w:pPr>
+        <w:pStyle w:val="ChecklistText"/>
+      </w:pPr>
+      <w:r>
+        <w:rPr>
+          <w:rFonts w:ascii="Arial" w:hAnsi="Arial" w:eastAsia="Arial" w:cs="Arial"/>
+          <w:b w:val="0"/>
+          <w:i w:val="0"/>
+        </w:rPr>
+        <w:t>☐ Команда регулярно разбирает результаты.</w:t>
+      </w:r>
+    </w:p>
+    <w:p>
+      <w:pPr>
+        <w:pStyle w:val="ChecklistText"/>
+      </w:pPr>
+      <w:r>
+        <w:rPr>
+          <w:rFonts w:ascii="Arial" w:hAnsi="Arial" w:eastAsia="Arial" w:cs="Arial"/>
+          <w:b w:val="0"/>
+          <w:i w:val="0"/>
+        </w:rPr>
+        <w:t>☐ У каждого направления есть одно понятное усиление на текущий месяц.</w:t>
+      </w:r>
+    </w:p>
+    <w:p>
+      <w:pPr>
+        <w:pStyle w:val="Heading3"/>
+      </w:pPr>
+      <w:r>
         <w:t>Сделать сначала</w:t>
       </w:r>
     </w:p>
@@ -11101,7 +13495,7 @@
         </w:rPr>
         <w:t xml:space="preserve">1. Назначьте ответственного за каждое направление. Один человек может совмещать роли. </w:t>
       </w:r>
-      <w:hyperlink r:id="rId68">
+      <w:hyperlink r:id="rId79">
         <w:r>
           <w:rPr>
             <w:color w:val="1F5E4A"/>
@@ -11124,7 +13518,7 @@
         </w:rPr>
         <w:t xml:space="preserve">2. Согласуйте ближайшую программу: кто проводит, кого приглашаем и кто сопровождает. </w:t>
       </w:r>
-      <w:hyperlink r:id="rId11">
+      <w:hyperlink r:id="rId16">
         <w:r>
           <w:rPr>
             <w:color w:val="1F5E4A"/>
@@ -11147,7 +13541,7 @@
         </w:rPr>
         <w:t xml:space="preserve">3. Запишите по одной ближайшей задаче на направление: действие, ответственный, срок, ожидаемый результат. </w:t>
       </w:r>
-      <w:hyperlink r:id="rId69">
+      <w:hyperlink r:id="rId76">
         <w:r>
           <w:rPr>
             <w:color w:val="1F5E4A"/>
@@ -11170,7 +13564,7 @@
         </w:rPr>
         <w:t xml:space="preserve">4. Договоритесь о следующем разборе: что выполнено, сколько людей обратилось и пришло, какой следующий шаг. </w:t>
       </w:r>
-      <w:hyperlink r:id="rId70">
+      <w:hyperlink r:id="rId77">
         <w:r>
           <w:rPr>
             <w:color w:val="1F5E4A"/>
@@ -11240,7 +13634,7 @@
           <w:b w:val="0"/>
           <w:i w:val="0"/>
         </w:rPr>
-        <w:t>Обучайте команду и усиливайте слабое направление. Подключайте новые инструменты и форматы по готовности людей, фиксируйте удачные решения и передавайте опыт другим юнитам.</w:t>
+        <w:t>В начале месяца согласуйте по одному усилению каждого блока: рекламная гипотеза, дополнительная программа, улучшение заботы. В конце месяца вместе разберите результат и выберите следующий шаг. Обучайте команду и усиливайте слабое направление. Подключайте новые инструменты и форматы по готовности людей, фиксируйте удачные решения и передавайте опыт другим юнитам.</w:t>
       </w:r>
     </w:p>
     <w:p>
@@ -11301,7 +13695,7 @@
       </w:r>
     </w:p>
     <w:p>
-      <w:hyperlink r:id="rId71">
+      <w:hyperlink r:id="rId80">
         <w:r>
           <w:rPr>
             <w:color w:val="1F5E4A"/>
@@ -11375,7 +13769,7 @@
       </w:r>
     </w:p>
     <w:p>
-      <w:hyperlink r:id="rId22">
+      <w:hyperlink r:id="rId26">
         <w:r>
           <w:rPr>
             <w:color w:val="1F5E4A"/>
@@ -11418,7 +13812,7 @@
       </w:r>
     </w:p>
     <w:p>
-      <w:hyperlink r:id="rId69">
+      <w:hyperlink r:id="rId76">
         <w:r>
           <w:rPr>
             <w:color w:val="1F5E4A"/>
@@ -11461,7 +13855,7 @@
       </w:r>
     </w:p>
     <w:p>
-      <w:hyperlink r:id="rId70">
+      <w:hyperlink r:id="rId77">
         <w:r>
           <w:rPr>
             <w:color w:val="1F5E4A"/>
@@ -11535,7 +13929,7 @@
       </w:r>
     </w:p>
     <w:p>
-      <w:hyperlink r:id="rId72">
+      <w:hyperlink r:id="rId81">
         <w:r>
           <w:rPr>
             <w:color w:val="1F5E4A"/>
@@ -11857,7 +14251,7 @@
         </w:rPr>
         <w:t xml:space="preserve">• </w:t>
       </w:r>
-      <w:hyperlink r:id="rId73">
+      <w:hyperlink r:id="rId82">
         <w:r>
           <w:rPr>
             <w:color w:val="1F5E4A"/>
@@ -11880,7 +14274,7 @@
         </w:rPr>
         <w:t xml:space="preserve">• </w:t>
       </w:r>
-      <w:hyperlink r:id="rId74">
+      <w:hyperlink r:id="rId83">
         <w:r>
           <w:rPr>
             <w:color w:val="1F5E4A"/>
@@ -11903,7 +14297,7 @@
         </w:rPr>
         <w:t xml:space="preserve">• </w:t>
       </w:r>
-      <w:hyperlink r:id="rId75">
+      <w:hyperlink r:id="rId84">
         <w:r>
           <w:rPr>
             <w:color w:val="1F5E4A"/>
@@ -11926,7 +14320,7 @@
         </w:rPr>
         <w:t xml:space="preserve">• </w:t>
       </w:r>
-      <w:hyperlink r:id="rId76">
+      <w:hyperlink r:id="rId85">
         <w:r>
           <w:rPr>
             <w:color w:val="1F5E4A"/>
@@ -11938,7 +14332,7 @@
       </w:hyperlink>
     </w:p>
     <w:p>
-      <w:hyperlink r:id="rId26">
+      <w:hyperlink r:id="rId30">
         <w:r>
           <w:rPr>
             <w:color w:val="1F5E4A"/>
@@ -11953,7 +14347,7 @@
       <w:pPr>
         <w:spacing w:before="120"/>
       </w:pPr>
-      <w:hyperlink r:id="rId77">
+      <w:hyperlink r:id="rId86">
         <w:r>
           <w:rPr>
             <w:color w:val="1F5E4A"/>
@@ -12002,7 +14396,7 @@
         </w:rPr>
         <w:t xml:space="preserve">1. Прочитайте </w:t>
       </w:r>
-      <w:hyperlink r:id="rId78">
+      <w:hyperlink r:id="rId87">
         <w:r>
           <w:rPr>
             <w:color w:val="1F5E4A"/>
@@ -12033,7 +14427,7 @@
         </w:rPr>
         <w:t xml:space="preserve">2. Посмотрите </w:t>
       </w:r>
-      <w:hyperlink r:id="rId79">
+      <w:hyperlink r:id="rId88">
         <w:r>
           <w:rPr>
             <w:color w:val="1F5E4A"/>
@@ -12051,7 +14445,7 @@
         </w:rPr>
         <w:t xml:space="preserve"> и </w:t>
       </w:r>
-      <w:hyperlink r:id="rId66">
+      <w:hyperlink r:id="rId74">
         <w:r>
           <w:rPr>
             <w:color w:val="1F5E4A"/>
@@ -12082,7 +14476,7 @@
         </w:rPr>
         <w:t xml:space="preserve">3. Обсудите с секретарём юнита одну конкретную задачу из </w:t>
       </w:r>
-      <w:hyperlink r:id="rId73">
+      <w:hyperlink r:id="rId82">
         <w:r>
           <w:rPr>
             <w:color w:val="1F5E4A"/>
@@ -12121,7 +14515,7 @@
         </w:rPr>
         <w:t xml:space="preserve">• </w:t>
       </w:r>
-      <w:hyperlink r:id="rId71">
+      <w:hyperlink r:id="rId80">
         <w:r>
           <w:rPr>
             <w:color w:val="1F5E4A"/>
@@ -12152,7 +14546,7 @@
         </w:rPr>
         <w:t xml:space="preserve">• </w:t>
       </w:r>
-      <w:hyperlink r:id="rId80">
+      <w:hyperlink r:id="rId89">
         <w:r>
           <w:rPr>
             <w:color w:val="1F5E4A"/>
@@ -12183,7 +14577,7 @@
         </w:rPr>
         <w:t xml:space="preserve">• </w:t>
       </w:r>
-      <w:hyperlink r:id="rId75">
+      <w:hyperlink r:id="rId84">
         <w:r>
           <w:rPr>
             <w:color w:val="1F5E4A"/>
@@ -12266,7 +14660,7 @@
         </w:rPr>
         <w:t xml:space="preserve">Когда задача станет понятнее, откройте маршрут </w:t>
       </w:r>
-      <w:hyperlink r:id="rId81">
+      <w:hyperlink r:id="rId90">
         <w:r>
           <w:rPr>
             <w:color w:val="1F5E4A"/>
@@ -12284,7 +14678,7 @@
         </w:rPr>
         <w:t xml:space="preserve">, </w:t>
       </w:r>
-      <w:hyperlink r:id="rId82">
+      <w:hyperlink r:id="rId91">
         <w:r>
           <w:rPr>
             <w:color w:val="1F5E4A"/>
@@ -12302,7 +14696,7 @@
         </w:rPr>
         <w:t xml:space="preserve"> или </w:t>
       </w:r>
-      <w:hyperlink r:id="rId83">
+      <w:hyperlink r:id="rId92">
         <w:r>
           <w:rPr>
             <w:color w:val="1F5E4A"/>
@@ -12325,7 +14719,7 @@
       <w:pPr>
         <w:spacing w:before="120"/>
       </w:pPr>
-      <w:hyperlink r:id="rId84">
+      <w:hyperlink r:id="rId93">
         <w:r>
           <w:rPr>
             <w:color w:val="1F5E4A"/>
@@ -12473,7 +14867,7 @@
             <w:pPr>
               <w:jc w:val="left"/>
             </w:pPr>
-            <w:hyperlink r:id="rId85">
+            <w:hyperlink r:id="rId94">
               <w:r>
                 <w:rPr>
                   <w:color w:val="1F5E4A"/>
@@ -12533,7 +14927,7 @@
             <w:pPr>
               <w:jc w:val="left"/>
             </w:pPr>
-            <w:hyperlink r:id="rId73">
+            <w:hyperlink r:id="rId82">
               <w:r>
                 <w:rPr>
                   <w:color w:val="1F5E4A"/>
@@ -12591,7 +14985,7 @@
             <w:pPr>
               <w:jc w:val="left"/>
             </w:pPr>
-            <w:hyperlink r:id="rId75">
+            <w:hyperlink r:id="rId84">
               <w:r>
                 <w:rPr>
                   <w:color w:val="1F5E4A"/>
@@ -12610,7 +15004,7 @@
               </w:rPr>
               <w:t xml:space="preserve">, </w:t>
             </w:r>
-            <w:hyperlink r:id="rId86">
+            <w:hyperlink r:id="rId95">
               <w:r>
                 <w:rPr>
                   <w:color w:val="1F5E4A"/>
@@ -12629,7 +15023,7 @@
               </w:rPr>
               <w:t xml:space="preserve">, </w:t>
             </w:r>
-            <w:hyperlink r:id="rId87">
+            <w:hyperlink r:id="rId96">
               <w:r>
                 <w:rPr>
                   <w:color w:val="1F5E4A"/>
@@ -12689,7 +15083,7 @@
             <w:pPr>
               <w:jc w:val="left"/>
             </w:pPr>
-            <w:hyperlink r:id="rId23">
+            <w:hyperlink r:id="rId27">
               <w:r>
                 <w:rPr>
                   <w:color w:val="1F5E4A"/>
@@ -12747,7 +15141,7 @@
             <w:pPr>
               <w:jc w:val="left"/>
             </w:pPr>
-            <w:hyperlink r:id="rId34">
+            <w:hyperlink r:id="rId41">
               <w:r>
                 <w:rPr>
                   <w:color w:val="1F5E4A"/>
@@ -12807,7 +15201,7 @@
             <w:pPr>
               <w:jc w:val="left"/>
             </w:pPr>
-            <w:hyperlink r:id="rId65">
+            <w:hyperlink r:id="rId73">
               <w:r>
                 <w:rPr>
                   <w:color w:val="1F5E4A"/>
@@ -12826,7 +15220,7 @@
               </w:rPr>
               <w:t xml:space="preserve"> и </w:t>
             </w:r>
-            <w:hyperlink r:id="rId33">
+            <w:hyperlink r:id="rId40">
               <w:r>
                 <w:rPr>
                   <w:color w:val="1F5E4A"/>
@@ -12884,7 +15278,7 @@
             <w:pPr>
               <w:jc w:val="left"/>
             </w:pPr>
-            <w:hyperlink r:id="rId25">
+            <w:hyperlink r:id="rId29">
               <w:r>
                 <w:rPr>
                   <w:color w:val="1F5E4A"/>
@@ -12944,7 +15338,7 @@
             <w:pPr>
               <w:jc w:val="left"/>
             </w:pPr>
-            <w:hyperlink r:id="rId80">
+            <w:hyperlink r:id="rId89">
               <w:r>
                 <w:rPr>
                   <w:color w:val="1F5E4A"/>
@@ -13002,7 +15396,7 @@
             <w:pPr>
               <w:jc w:val="left"/>
             </w:pPr>
-            <w:hyperlink r:id="rId22">
+            <w:hyperlink r:id="rId26">
               <w:r>
                 <w:rPr>
                   <w:color w:val="1F5E4A"/>
@@ -13062,7 +15456,7 @@
             <w:pPr>
               <w:jc w:val="left"/>
             </w:pPr>
-            <w:hyperlink r:id="rId88">
+            <w:hyperlink r:id="rId97">
               <w:r>
                 <w:rPr>
                   <w:color w:val="1F5E4A"/>
@@ -13086,7 +15480,7 @@
         </w:rPr>
         <w:t xml:space="preserve">Если материала пока нет, зафиксируйте потребность в </w:t>
       </w:r>
-      <w:hyperlink r:id="rId89">
+      <w:hyperlink r:id="rId98">
         <w:r>
           <w:rPr>
             <w:color w:val="1F5E4A"/>
@@ -13109,7 +15503,7 @@
       <w:pPr>
         <w:spacing w:before="120"/>
       </w:pPr>
-      <w:hyperlink r:id="rId90">
+      <w:hyperlink r:id="rId99">
         <w:r>
           <w:rPr>
             <w:color w:val="1F5E4A"/>
@@ -13699,7 +16093,7 @@
       <w:pPr>
         <w:spacing w:before="120"/>
       </w:pPr>
-      <w:hyperlink r:id="rId91">
+      <w:hyperlink r:id="rId100">
         <w:r>
           <w:rPr>
             <w:color w:val="1F5E4A"/>
@@ -13719,6 +16113,16 @@
       </w:r>
     </w:p>
     <w:p>
+      <w:r>
+        <w:rPr>
+          <w:rFonts w:ascii="Arial" w:hAnsi="Arial" w:eastAsia="Arial" w:cs="Arial"/>
+          <w:b w:val="0"/>
+          <w:i w:val="0"/>
+        </w:rPr>
+        <w:t>Ответственный в первую очередь поддерживает и развивает свой блок. Между направлениями согласуются передача контакта, проведение встречи и сопровождение человека. Каждый месяц у блока есть одно понятное усиление; секретарь помогает команде согласовать и разобрать результат.</w:t>
+      </w:r>
+    </w:p>
+    <w:p>
       <w:pPr>
         <w:pStyle w:val="Heading3"/>
       </w:pPr>
@@ -13926,7 +16330,30 @@
           <w:b w:val="0"/>
           <w:i w:val="0"/>
         </w:rPr>
-        <w:t>• действующее объявление на Avito с приглашением на практику или ближайшую программу.</w:t>
+        <w:t>• действующее объявление на Avito с приглашением на практику или ближайшую программу;</w:t>
+      </w:r>
+    </w:p>
+    <w:p>
+      <w:pPr>
+        <w:pStyle w:val="BulletText"/>
+      </w:pPr>
+      <w:r>
+        <w:rPr>
+          <w:rFonts w:ascii="Arial" w:hAnsi="Arial" w:eastAsia="Arial" w:cs="Arial"/>
+          <w:b w:val="0"/>
+          <w:i w:val="0"/>
+        </w:rPr>
+        <w:t>• приглашения в подходящих группах города не реже раза в месяц.</w:t>
+      </w:r>
+    </w:p>
+    <w:p>
+      <w:r>
+        <w:rPr>
+          <w:rFonts w:ascii="Arial" w:hAnsi="Arial" w:eastAsia="Arial" w:cs="Arial"/>
+          <w:b w:val="0"/>
+          <w:i w:val="0"/>
+        </w:rPr>
+        <w:t>Каждый месяц проверяется один новый инструмент или рекламная гипотеза по обращениям и реальным приходам.</w:t>
       </w:r>
     </w:p>
     <w:p>
@@ -13938,7 +16365,7 @@
         </w:rPr>
         <w:t xml:space="preserve">Подробности и готовый шаблон находятся в разделе </w:t>
       </w:r>
-      <w:hyperlink r:id="rId23">
+      <w:hyperlink r:id="rId27">
         <w:r>
           <w:rPr>
             <w:color w:val="1F5E4A"/>
@@ -14167,7 +16594,7 @@
           <w:b w:val="0"/>
           <w:i w:val="0"/>
         </w:rPr>
-        <w:t>Не менее одной коллективной медитации в неделю как базовой точки присутствия юнита.</w:t>
+        <w:t>Не менее одной коллективной медитации в неделю как базовой точки присутствия юнита. Каждый месяц — дополнительная программа по интересам участников: например, кино с обсуждением, поход или тематическая встреча.</w:t>
       </w:r>
     </w:p>
     <w:p>
@@ -14419,7 +16846,17 @@
           <w:b w:val="0"/>
           <w:i w:val="0"/>
         </w:rPr>
-        <w:t>У юнита должен быть чат для новичков и практикующих в доступной людям социальной сети или мессенджере.</w:t>
+        <w:t>У юнита должны быть приложение для учёта пути человека и чат для новичков и практикующих в доступной людям социальной сети или мессенджере. В приложении фиксируются запрос, ответственный, следующий шаг и дата связи.</w:t>
+      </w:r>
+    </w:p>
+    <w:p>
+      <w:r>
+        <w:rPr>
+          <w:rFonts w:ascii="Arial" w:hAnsi="Arial" w:eastAsia="Arial" w:cs="Arial"/>
+          <w:b w:val="0"/>
+          <w:i w:val="0"/>
+        </w:rPr>
+        <w:t>Каждый месяц выбирается одно улучшение заботы: чат, учёт, материалы или передача между ролями.</w:t>
       </w:r>
     </w:p>
     <w:p>
@@ -14503,7 +16940,7 @@
       <w:pPr>
         <w:spacing w:before="120"/>
       </w:pPr>
-      <w:hyperlink r:id="rId92">
+      <w:hyperlink r:id="rId101">
         <w:r>
           <w:rPr>
             <w:color w:val="1F5E4A"/>
@@ -14642,7 +17079,7 @@
       <w:pPr>
         <w:spacing w:before="120"/>
       </w:pPr>
-      <w:hyperlink r:id="rId93">
+      <w:hyperlink r:id="rId102">
         <w:r>
           <w:rPr>
             <w:color w:val="1F5E4A"/>
@@ -14872,7 +17309,7 @@
       <w:pPr>
         <w:spacing w:before="120"/>
       </w:pPr>
-      <w:hyperlink r:id="rId94">
+      <w:hyperlink r:id="rId103">
         <w:r>
           <w:rPr>
             <w:color w:val="1F5E4A"/>
@@ -15045,7 +17482,7 @@
       <w:pPr>
         <w:spacing w:before="120"/>
       </w:pPr>
-      <w:hyperlink r:id="rId95">
+      <w:hyperlink r:id="rId104">
         <w:r>
           <w:rPr>
             <w:color w:val="1F5E4A"/>
@@ -19068,7 +21505,7 @@
         </w:rPr>
         <w:t xml:space="preserve">Показатели для целей описаны в </w:t>
       </w:r>
-      <w:hyperlink r:id="rId22">
+      <w:hyperlink r:id="rId26">
         <w:r>
           <w:rPr>
             <w:color w:val="1F5E4A"/>
@@ -19157,7 +21594,7 @@
       <w:pPr>
         <w:spacing w:before="120"/>
       </w:pPr>
-      <w:hyperlink r:id="rId96">
+      <w:hyperlink r:id="rId105">
         <w:r>
           <w:rPr>
             <w:color w:val="1F5E4A"/>
@@ -19414,7 +21851,7 @@
       <w:pPr>
         <w:spacing w:before="120"/>
       </w:pPr>
-      <w:hyperlink r:id="rId97">
+      <w:hyperlink r:id="rId106">
         <w:r>
           <w:rPr>
             <w:color w:val="1F5E4A"/>
@@ -19634,7 +22071,7 @@
       <w:pPr>
         <w:spacing w:before="120"/>
       </w:pPr>
-      <w:hyperlink r:id="rId98">
+      <w:hyperlink r:id="rId107">
         <w:r>
           <w:rPr>
             <w:color w:val="1F5E4A"/>
@@ -20039,7 +22476,7 @@
       <w:pPr>
         <w:spacing w:before="120"/>
       </w:pPr>
-      <w:hyperlink r:id="rId99">
+      <w:hyperlink r:id="rId108">
         <w:r>
           <w:rPr>
             <w:color w:val="1F5E4A"/>
@@ -20267,7 +22704,7 @@
       <w:pPr>
         <w:spacing w:before="120"/>
       </w:pPr>
-      <w:hyperlink r:id="rId100">
+      <w:hyperlink r:id="rId109">
         <w:r>
           <w:rPr>
             <w:color w:val="1F5E4A"/>
@@ -20431,7 +22868,7 @@
       <w:pPr>
         <w:spacing w:before="120"/>
       </w:pPr>
-      <w:hyperlink r:id="rId101">
+      <w:hyperlink r:id="rId110">
         <w:r>
           <w:rPr>
             <w:color w:val="1F5E4A"/>
@@ -20546,7 +22983,7 @@
       <w:pPr>
         <w:spacing w:before="120"/>
       </w:pPr>
-      <w:hyperlink r:id="rId102">
+      <w:hyperlink r:id="rId111">
         <w:r>
           <w:rPr>
             <w:color w:val="1F5E4A"/>
@@ -20633,7 +23070,7 @@
       <w:pPr>
         <w:spacing w:before="120"/>
       </w:pPr>
-      <w:hyperlink r:id="rId103">
+      <w:hyperlink r:id="rId112">
         <w:r>
           <w:rPr>
             <w:color w:val="1F5E4A"/>
@@ -20764,6 +23201,52 @@
         <w:pStyle w:val="Heading3"/>
       </w:pPr>
       <w:r>
+        <w:t>Организация рекламы</w:t>
+      </w:r>
+    </w:p>
+    <w:p>
+      <w:r>
+        <w:rPr>
+          <w:rFonts w:ascii="Arial" w:hAnsi="Arial" w:eastAsia="Arial" w:cs="Arial"/>
+          <w:b w:val="0"/>
+          <w:i w:val="0"/>
+        </w:rPr>
+        <w:t>Сначала подготовьте посадочные страницы: соцсети, Avito, страницу города или коллективной медитации. Затем выберите способ привлечения. Без бюджета: личный бренд, бесплатные группы, сайт КМ, отбор площадок. С бюджетом: таргет, контекст, платные группы и онлайн- или офлайн-размещения.</w:t>
+      </w:r>
+    </w:p>
+    <w:p>
+      <w:r>
+        <w:rPr>
+          <w:rFonts w:ascii="Arial" w:hAnsi="Arial" w:eastAsia="Arial" w:cs="Arial"/>
+          <w:b w:val="0"/>
+          <w:i w:val="0"/>
+        </w:rPr>
+        <w:t xml:space="preserve">Каждый месяц проверяйте один новый инструмент или рекламную гипотезу: цель, действие, ответственный, срок, бюджет, обращения, приходы и вывод. Работающий минимум продолжайте поддерживать. </w:t>
+      </w:r>
+      <w:hyperlink r:id="rId113">
+        <w:r>
+          <w:rPr>
+            <w:color w:val="1F5E4A"/>
+            <w:u w:val="single"/>
+            <w:rFonts w:ascii="Arial" w:hAnsi="Arial" w:eastAsia="Arial" w:cs="Arial"/>
+          </w:rPr>
+          <w:t>Группы города, цикл теста и черновик парсинга</w:t>
+        </w:r>
+      </w:hyperlink>
+      <w:r>
+        <w:rPr>
+          <w:rFonts w:ascii="Arial" w:hAnsi="Arial" w:eastAsia="Arial" w:cs="Arial"/>
+          <w:b w:val="0"/>
+          <w:i w:val="0"/>
+        </w:rPr>
+        <w:t>.</w:t>
+      </w:r>
+    </w:p>
+    <w:p>
+      <w:pPr>
+        <w:pStyle w:val="Heading3"/>
+      </w:pPr>
+      <w:r>
         <w:t>Рабочий порядок инструментов</w:t>
       </w:r>
     </w:p>
@@ -20960,7 +23443,7 @@
         </w:rPr>
         <w:t xml:space="preserve">Подробные инструкции, промпты и порядок учёта визиток находятся в рабочем разделе </w:t>
       </w:r>
-      <w:hyperlink r:id="rId104">
+      <w:hyperlink r:id="rId114">
         <w:r>
           <w:rPr>
             <w:color w:val="1F5E4A"/>
@@ -21020,7 +23503,20 @@
           <w:b w:val="0"/>
           <w:i w:val="0"/>
         </w:rPr>
-        <w:t>☐ объявление на Avito.</w:t>
+        <w:t>☐ объявление на Avito;</w:t>
+      </w:r>
+    </w:p>
+    <w:p>
+      <w:pPr>
+        <w:pStyle w:val="ChecklistText"/>
+      </w:pPr>
+      <w:r>
+        <w:rPr>
+          <w:rFonts w:ascii="Arial" w:hAnsi="Arial" w:eastAsia="Arial" w:cs="Arial"/>
+          <w:b w:val="0"/>
+          <w:i w:val="0"/>
+        </w:rPr>
+        <w:t>☐ размещение приглашений в подходящих группах города не реже раза в месяц.</w:t>
       </w:r>
     </w:p>
     <w:p>
@@ -21135,7 +23631,7 @@
       </w:r>
     </w:p>
     <w:p>
-      <w:hyperlink r:id="rId19">
+      <w:hyperlink r:id="rId23">
         <w:r>
           <w:rPr>
             <w:color w:val="1F5E4A"/>
@@ -21489,7 +23985,7 @@
       <w:pPr>
         <w:spacing w:before="120"/>
       </w:pPr>
-      <w:hyperlink r:id="rId105">
+      <w:hyperlink r:id="rId115">
         <w:r>
           <w:rPr>
             <w:color w:val="1F5E4A"/>
@@ -22228,7 +24724,7 @@
         </w:rPr>
         <w:t xml:space="preserve">• </w:t>
       </w:r>
-      <w:hyperlink r:id="rId106">
+      <w:hyperlink r:id="rId116">
         <w:r>
           <w:rPr>
             <w:color w:val="1F5E4A"/>
@@ -22260,7 +24756,7 @@
         </w:rPr>
         <w:t xml:space="preserve">• </w:t>
       </w:r>
-      <w:hyperlink r:id="rId87">
+      <w:hyperlink r:id="rId96">
         <w:r>
           <w:rPr>
             <w:color w:val="1F5E4A"/>
@@ -22292,7 +24788,7 @@
         </w:rPr>
         <w:t xml:space="preserve">• </w:t>
       </w:r>
-      <w:hyperlink r:id="rId34">
+      <w:hyperlink r:id="rId41">
         <w:r>
           <w:rPr>
             <w:color w:val="1F5E4A"/>
@@ -22324,7 +24820,7 @@
         </w:rPr>
         <w:t xml:space="preserve">• </w:t>
       </w:r>
-      <w:hyperlink r:id="rId65">
+      <w:hyperlink r:id="rId73">
         <w:r>
           <w:rPr>
             <w:color w:val="1F5E4A"/>
@@ -22394,7 +24890,7 @@
       <w:pPr>
         <w:spacing w:before="120"/>
       </w:pPr>
-      <w:hyperlink r:id="rId107">
+      <w:hyperlink r:id="rId117">
         <w:r>
           <w:rPr>
             <w:color w:val="1F5E4A"/>
@@ -22588,7 +25084,7 @@
       <w:pPr>
         <w:spacing w:before="120"/>
       </w:pPr>
-      <w:hyperlink r:id="rId108">
+      <w:hyperlink r:id="rId118">
         <w:r>
           <w:rPr>
             <w:color w:val="1F5E4A"/>
@@ -22653,7 +25149,7 @@
       </w:r>
     </w:p>
     <w:p>
-      <w:hyperlink r:id="rId109">
+      <w:hyperlink r:id="rId119">
         <w:r>
           <w:rPr>
             <w:color w:val="1F5E4A"/>
@@ -23198,7 +25694,7 @@
       </w:r>
     </w:p>
     <w:p>
-      <w:hyperlink r:id="rId21">
+      <w:hyperlink r:id="rId25">
         <w:r>
           <w:rPr>
             <w:color w:val="1F5E4A"/>
@@ -23391,7 +25887,7 @@
       <w:pPr>
         <w:spacing w:before="120"/>
       </w:pPr>
-      <w:hyperlink r:id="rId110">
+      <w:hyperlink r:id="rId120">
         <w:r>
           <w:rPr>
             <w:color w:val="1F5E4A"/>
@@ -23797,7 +26293,7 @@
       <w:pPr>
         <w:spacing w:before="120"/>
       </w:pPr>
-      <w:hyperlink r:id="rId111">
+      <w:hyperlink r:id="rId121">
         <w:r>
           <w:rPr>
             <w:color w:val="1F5E4A"/>
@@ -24054,7 +26550,7 @@
       <w:pPr>
         <w:spacing w:before="120"/>
       </w:pPr>
-      <w:hyperlink r:id="rId112">
+      <w:hyperlink r:id="rId122">
         <w:r>
           <w:rPr>
             <w:color w:val="1F5E4A"/>
@@ -24091,6 +26587,42 @@
           <w:i w:val="0"/>
         </w:rPr>
         <w:t>Стандарт относится к любой регулярной программе юнита: коллективной медитации, открытой встрече, лекции с практикой.</w:t>
+      </w:r>
+    </w:p>
+    <w:p>
+      <w:pPr>
+        <w:pStyle w:val="Heading3"/>
+      </w:pPr>
+      <w:r>
+        <w:t>Ритм и развитие программ</w:t>
+      </w:r>
+    </w:p>
+    <w:p>
+      <w:r>
+        <w:rPr>
+          <w:rFonts w:ascii="Arial" w:hAnsi="Arial" w:eastAsia="Arial" w:cs="Arial"/>
+          <w:b w:val="0"/>
+          <w:i w:val="0"/>
+        </w:rPr>
+        <w:t xml:space="preserve">Проводите коллективную медитацию каждую неделю. Каждый месяц организуйте одну дополнительную программу: например, кино с обсуждением, поход или тематическую встречу. Выберите формат по интересам участников, назначьте ответственного, подготовьте приглашение, сценарий и заботу. После встречи соберите впечатления и выберите улучшение на следующий месяц. </w:t>
+      </w:r>
+      <w:hyperlink r:id="rId123">
+        <w:r>
+          <w:rPr>
+            <w:color w:val="1F5E4A"/>
+            <w:u w:val="single"/>
+            <w:rFonts w:ascii="Arial" w:hAnsi="Arial" w:eastAsia="Arial" w:cs="Arial"/>
+          </w:rPr>
+          <w:t>План дополнительной программы</w:t>
+        </w:r>
+      </w:hyperlink>
+      <w:r>
+        <w:rPr>
+          <w:rFonts w:ascii="Arial" w:hAnsi="Arial" w:eastAsia="Arial" w:cs="Arial"/>
+          <w:b w:val="0"/>
+          <w:i w:val="0"/>
+        </w:rPr>
+        <w:t>.</w:t>
       </w:r>
     </w:p>
     <w:p>
@@ -25229,7 +27761,7 @@
         </w:rPr>
         <w:t xml:space="preserve">Полная библиотека и вопросы для развития раздела находятся на странице </w:t>
       </w:r>
-      <w:hyperlink r:id="rId113">
+      <w:hyperlink r:id="rId124">
         <w:r>
           <w:rPr>
             <w:color w:val="1F5E4A"/>
@@ -25564,7 +28096,7 @@
         </w:rPr>
         <w:t xml:space="preserve">Результат разбора вносится в </w:t>
       </w:r>
-      <w:hyperlink r:id="rId22">
+      <w:hyperlink r:id="rId26">
         <w:r>
           <w:rPr>
             <w:color w:val="1F5E4A"/>
@@ -25662,7 +28194,7 @@
         </w:rPr>
         <w:t xml:space="preserve">Как вести человека дальше — в </w:t>
       </w:r>
-      <w:hyperlink r:id="rId34">
+      <w:hyperlink r:id="rId41">
         <w:r>
           <w:rPr>
             <w:color w:val="1F5E4A"/>
@@ -25680,7 +28212,7 @@
         </w:rPr>
         <w:t xml:space="preserve"> и </w:t>
       </w:r>
-      <w:hyperlink r:id="rId65">
+      <w:hyperlink r:id="rId73">
         <w:r>
           <w:rPr>
             <w:color w:val="1F5E4A"/>
@@ -25743,7 +28275,7 @@
       <w:pPr>
         <w:spacing w:before="120"/>
       </w:pPr>
-      <w:hyperlink r:id="rId114">
+      <w:hyperlink r:id="rId125">
         <w:r>
           <w:rPr>
             <w:color w:val="1F5E4A"/>
@@ -25901,7 +28433,7 @@
       <w:pPr>
         <w:spacing w:before="120"/>
       </w:pPr>
-      <w:hyperlink r:id="rId115">
+      <w:hyperlink r:id="rId126">
         <w:r>
           <w:rPr>
             <w:color w:val="1F5E4A"/>
@@ -27803,7 +30335,7 @@
         </w:rPr>
         <w:t xml:space="preserve">. Результат вносится в </w:t>
       </w:r>
-      <w:hyperlink r:id="rId89">
+      <w:hyperlink r:id="rId98">
         <w:r>
           <w:rPr>
             <w:color w:val="1F5E4A"/>
@@ -27866,7 +30398,7 @@
       <w:pPr>
         <w:spacing w:before="120"/>
       </w:pPr>
-      <w:hyperlink r:id="rId116">
+      <w:hyperlink r:id="rId127">
         <w:r>
           <w:rPr>
             <w:color w:val="1F5E4A"/>
@@ -28392,7 +30924,7 @@
       <w:pPr>
         <w:spacing w:before="120"/>
       </w:pPr>
-      <w:hyperlink r:id="rId117">
+      <w:hyperlink r:id="rId128">
         <w:r>
           <w:rPr>
             <w:color w:val="1F5E4A"/>
@@ -28589,7 +31121,7 @@
       <w:pPr>
         <w:spacing w:before="120"/>
       </w:pPr>
-      <w:hyperlink r:id="rId118">
+      <w:hyperlink r:id="rId129">
         <w:r>
           <w:rPr>
             <w:color w:val="1F5E4A"/>
@@ -28802,7 +31334,7 @@
       <w:pPr>
         <w:spacing w:before="120"/>
       </w:pPr>
-      <w:hyperlink r:id="rId119">
+      <w:hyperlink r:id="rId130">
         <w:r>
           <w:rPr>
             <w:color w:val="1F5E4A"/>
@@ -29029,7 +31561,7 @@
       <w:pPr>
         <w:spacing w:before="120"/>
       </w:pPr>
-      <w:hyperlink r:id="rId120">
+      <w:hyperlink r:id="rId131">
         <w:r>
           <w:rPr>
             <w:color w:val="1F5E4A"/>
@@ -29301,7 +31833,7 @@
       <w:pPr>
         <w:spacing w:before="120"/>
       </w:pPr>
-      <w:hyperlink r:id="rId121">
+      <w:hyperlink r:id="rId132">
         <w:r>
           <w:rPr>
             <w:color w:val="1F5E4A"/>
@@ -29817,7 +32349,7 @@
       </w:r>
     </w:p>
     <w:p>
-      <w:hyperlink r:id="rId25">
+      <w:hyperlink r:id="rId29">
         <w:r>
           <w:rPr>
             <w:color w:val="1F5E4A"/>
@@ -30004,7 +32536,7 @@
       <w:pPr>
         <w:spacing w:before="120"/>
       </w:pPr>
-      <w:hyperlink r:id="rId122">
+      <w:hyperlink r:id="rId133">
         <w:r>
           <w:rPr>
             <w:color w:val="1F5E4A"/>
@@ -31219,7 +33751,7 @@
       <w:pPr>
         <w:spacing w:before="120"/>
       </w:pPr>
-      <w:hyperlink r:id="rId123">
+      <w:hyperlink r:id="rId134">
         <w:r>
           <w:rPr>
             <w:color w:val="1F5E4A"/>
@@ -32732,7 +35264,7 @@
       <w:pPr>
         <w:spacing w:before="120"/>
       </w:pPr>
-      <w:hyperlink r:id="rId124">
+      <w:hyperlink r:id="rId135">
         <w:r>
           <w:rPr>
             <w:color w:val="1F5E4A"/>
